--- a/Master Folder/Master BA Timlak Konsultan/05. BA Reviu Dokumen Seleksi.docx
+++ b/Master Folder/Master BA Timlak Konsultan/05. BA Reviu Dokumen Seleksi.docx
@@ -1,6 +1,6 @@
 
 <file path=word/document.xml><?xml version="1.0" encoding="utf-8"?>
-<w:document xmlns:wpc="http://schemas.microsoft.com/office/word/2010/wordprocessingCanvas" xmlns:cx="http://schemas.microsoft.com/office/drawing/2014/chartex" xmlns:cx1="http://schemas.microsoft.com/office/drawing/2015/9/8/chartex" xmlns:cx2="http://schemas.microsoft.com/office/drawing/2015/10/21/chartex" xmlns:cx3="http://schemas.microsoft.com/office/drawing/2016/5/9/chartex" xmlns:cx4="http://schemas.microsoft.com/office/drawing/2016/5/10/chartex" xmlns:cx5="http://schemas.microsoft.com/office/drawing/2016/5/11/chartex" xmlns:cx6="http://schemas.microsoft.com/office/drawing/2016/5/12/chartex" xmlns:cx7="http://schemas.microsoft.com/office/drawing/2016/5/13/chartex" xmlns:cx8="http://schemas.microsoft.com/office/drawing/2016/5/14/chartex" xmlns:mc="http://schemas.openxmlformats.org/markup-compatibility/2006" xmlns:aink="http://schemas.microsoft.com/office/drawing/2016/ink" xmlns:am3d="http://schemas.microsoft.com/office/drawing/2017/model3d" xmlns:o="urn:schemas-microsoft-com:office:office" xmlns:oel="http://schemas.microsoft.com/office/2019/extlst" xmlns:r="http://schemas.openxmlformats.org/officeDocument/2006/relationships" xmlns:m="http://schemas.openxmlformats.org/officeDocument/2006/math" xmlns:v="urn:schemas-microsoft-com:vml" xmlns:wp14="http://schemas.microsoft.com/office/word/2010/wordprocessingDrawing" xmlns:wp="http://schemas.openxmlformats.org/drawingml/2006/wordprocessingDrawing" xmlns:w10="urn:schemas-microsoft-com:office:word" xmlns:w="http://schemas.openxmlformats.org/wordprocessingml/2006/main" xmlns:w14="http://schemas.microsoft.com/office/word/2010/wordml" xmlns:w15="http://schemas.microsoft.com/office/word/2012/wordml" xmlns:w16cex="http://schemas.microsoft.com/office/word/2018/wordml/cex" xmlns:w16cid="http://schemas.microsoft.com/office/word/2016/wordml/cid" xmlns:w16="http://schemas.microsoft.com/office/word/2018/wordml" xmlns:w16du="http://schemas.microsoft.com/office/word/2023/wordml/word16du" xmlns:w16sdtdh="http://schemas.microsoft.com/office/word/2020/wordml/sdtdatahash" xmlns:w16se="http://schemas.microsoft.com/office/word/2015/wordml/symex" xmlns:wpg="http://schemas.microsoft.com/office/word/2010/wordprocessingGroup" xmlns:wpi="http://schemas.microsoft.com/office/word/2010/wordprocessingInk" xmlns:wne="http://schemas.microsoft.com/office/word/2006/wordml" xmlns:wps="http://schemas.microsoft.com/office/word/2010/wordprocessingShape" mc:Ignorable="w14 w15 w16se w16cid w16 w16cex w16sdtdh wp14">
+<w:document xmlns:wpc="http://schemas.microsoft.com/office/word/2010/wordprocessingCanvas" xmlns:cx="http://schemas.microsoft.com/office/drawing/2014/chartex" xmlns:cx1="http://schemas.microsoft.com/office/drawing/2015/9/8/chartex" xmlns:cx2="http://schemas.microsoft.com/office/drawing/2015/10/21/chartex" xmlns:cx3="http://schemas.microsoft.com/office/drawing/2016/5/9/chartex" xmlns:cx4="http://schemas.microsoft.com/office/drawing/2016/5/10/chartex" xmlns:cx5="http://schemas.microsoft.com/office/drawing/2016/5/11/chartex" xmlns:cx6="http://schemas.microsoft.com/office/drawing/2016/5/12/chartex" xmlns:cx7="http://schemas.microsoft.com/office/drawing/2016/5/13/chartex" xmlns:cx8="http://schemas.microsoft.com/office/drawing/2016/5/14/chartex" xmlns:mc="http://schemas.openxmlformats.org/markup-compatibility/2006" xmlns:aink="http://schemas.microsoft.com/office/drawing/2016/ink" xmlns:am3d="http://schemas.microsoft.com/office/drawing/2017/model3d" xmlns:o="urn:schemas-microsoft-com:office:office" xmlns:r="http://schemas.openxmlformats.org/officeDocument/2006/relationships" xmlns:m="http://schemas.openxmlformats.org/officeDocument/2006/math" xmlns:v="urn:schemas-microsoft-com:vml" xmlns:wp14="http://schemas.microsoft.com/office/word/2010/wordprocessingDrawing" xmlns:wp="http://schemas.openxmlformats.org/drawingml/2006/wordprocessingDrawing" xmlns:w10="urn:schemas-microsoft-com:office:word" xmlns:w="http://schemas.openxmlformats.org/wordprocessingml/2006/main" xmlns:w14="http://schemas.microsoft.com/office/word/2010/wordml" xmlns:w15="http://schemas.microsoft.com/office/word/2012/wordml" xmlns:w16cex="http://schemas.microsoft.com/office/word/2018/wordml/cex" xmlns:w16cid="http://schemas.microsoft.com/office/word/2016/wordml/cid" xmlns:w16="http://schemas.microsoft.com/office/word/2018/wordml" xmlns:w16sdtdh="http://schemas.microsoft.com/office/word/2020/wordml/sdtdatahash" xmlns:w16se="http://schemas.microsoft.com/office/word/2015/wordml/symex" xmlns:wpg="http://schemas.microsoft.com/office/word/2010/wordprocessingGroup" xmlns:wpi="http://schemas.microsoft.com/office/word/2010/wordprocessingInk" xmlns:wne="http://schemas.microsoft.com/office/word/2006/wordml" xmlns:wps="http://schemas.microsoft.com/office/word/2010/wordprocessingShape" mc:Ignorable="w14 w15 w16se w16cid w16 w16cex w16sdtdh wp14">
   <w:body>
     <w:p>
       <w:pPr>
@@ -2057,6 +2057,7 @@
         </w:rPr>
         <w:t xml:space="preserve"> </w:t>
       </w:r>
+      <w:proofErr w:type="spellStart"/>
       <w:r>
         <w:rPr>
           <w:rFonts w:ascii="Arial" w:eastAsia="Arial" w:hAnsi="Arial" w:cs="Arial"/>
@@ -2069,6 +2070,7 @@
         </w:rPr>
         <w:t>Pemilihan</w:t>
       </w:r>
+      <w:proofErr w:type="spellEnd"/>
     </w:p>
     <w:p>
       <w:pPr>
@@ -2545,7 +2547,27 @@
           <w:szCs w:val="22"/>
           <w:lang w:val="en-US"/>
         </w:rPr>
-        <w:t>{nomor_sk_pokja}</w:t>
+        <w:t>{</w:t>
+      </w:r>
+      <w:proofErr w:type="spellStart"/>
+      <w:r>
+        <w:rPr>
+          <w:rFonts w:ascii="Arial" w:eastAsia="Arial" w:hAnsi="Arial" w:cs="Arial"/>
+          <w:sz w:val="22"/>
+          <w:szCs w:val="22"/>
+          <w:lang w:val="en-US"/>
+        </w:rPr>
+        <w:t>nomor_sk_pokja</w:t>
+      </w:r>
+      <w:proofErr w:type="spellEnd"/>
+      <w:r>
+        <w:rPr>
+          <w:rFonts w:ascii="Arial" w:eastAsia="Arial" w:hAnsi="Arial" w:cs="Arial"/>
+          <w:sz w:val="22"/>
+          <w:szCs w:val="22"/>
+          <w:lang w:val="en-US"/>
+        </w:rPr>
+        <w:t>}</w:t>
       </w:r>
       <w:r>
         <w:rPr>
@@ -2616,7 +2638,29 @@
           <w:szCs w:val="22"/>
           <w:lang w:val="en-US"/>
         </w:rPr>
-        <w:t>{tanggal_sk_pokja}</w:t>
+        <w:t>{</w:t>
+      </w:r>
+      <w:proofErr w:type="spellStart"/>
+      <w:r>
+        <w:rPr>
+          <w:rFonts w:ascii="Arial" w:eastAsia="Arial" w:hAnsi="Arial" w:cs="Arial"/>
+          <w:spacing w:val="4"/>
+          <w:sz w:val="22"/>
+          <w:szCs w:val="22"/>
+          <w:lang w:val="en-US"/>
+        </w:rPr>
+        <w:t>tanggal_sk_pokja</w:t>
+      </w:r>
+      <w:proofErr w:type="spellEnd"/>
+      <w:r>
+        <w:rPr>
+          <w:rFonts w:ascii="Arial" w:eastAsia="Arial" w:hAnsi="Arial" w:cs="Arial"/>
+          <w:spacing w:val="4"/>
+          <w:sz w:val="22"/>
+          <w:szCs w:val="22"/>
+          <w:lang w:val="en-US"/>
+        </w:rPr>
+        <w:t>}</w:t>
       </w:r>
       <w:r>
         <w:rPr>
@@ -4586,6 +4630,7 @@
               </w:rPr>
               <w:t>U</w:t>
             </w:r>
+            <w:proofErr w:type="spellStart"/>
             <w:r>
               <w:rPr>
                 <w:rFonts w:ascii="Bookman Old Style" w:hAnsi="Bookman Old Style" w:cs="Arial"/>
@@ -4596,6 +4641,7 @@
               </w:rPr>
               <w:t>ndangan</w:t>
             </w:r>
+            <w:proofErr w:type="spellEnd"/>
           </w:p>
         </w:tc>
         <w:tc>
@@ -5028,6 +5074,7 @@
               </w:rPr>
               <w:t xml:space="preserve">Lembar Data </w:t>
             </w:r>
+            <w:proofErr w:type="spellStart"/>
             <w:r>
               <w:rPr>
                 <w:rFonts w:ascii="Bookman Old Style" w:hAnsi="Bookman Old Style" w:cs="Arial"/>
@@ -5038,6 +5085,7 @@
               </w:rPr>
               <w:t>Pemilihan</w:t>
             </w:r>
+            <w:proofErr w:type="spellEnd"/>
             <w:r>
               <w:rPr>
                 <w:rFonts w:ascii="Bookman Old Style" w:hAnsi="Bookman Old Style" w:cs="Arial"/>
@@ -7630,16 +7678,62 @@
                 <w:highlight w:val="yellow"/>
               </w:rPr>
             </w:pPr>
-            <w:r>
-              <w:rPr>
-                <w:rFonts w:ascii="Bookman Old Style" w:hAnsi="Bookman Old Style" w:cs="Arial"/>
-                <w:b/>
-                <w:bCs/>
-                <w:highlight w:val="yellow"/>
-                <w:lang w:val="en-US"/>
-              </w:rPr>
-              <w:t>Kerangka Acuan Kerja</w:t>
-            </w:r>
+            <w:proofErr w:type="spellStart"/>
+            <w:r>
+              <w:rPr>
+                <w:rFonts w:ascii="Bookman Old Style" w:hAnsi="Bookman Old Style" w:cs="Arial"/>
+                <w:b/>
+                <w:bCs/>
+                <w:highlight w:val="yellow"/>
+                <w:lang w:val="en-US"/>
+              </w:rPr>
+              <w:t>Kerangka</w:t>
+            </w:r>
+            <w:proofErr w:type="spellEnd"/>
+            <w:r>
+              <w:rPr>
+                <w:rFonts w:ascii="Bookman Old Style" w:hAnsi="Bookman Old Style" w:cs="Arial"/>
+                <w:b/>
+                <w:bCs/>
+                <w:highlight w:val="yellow"/>
+                <w:lang w:val="en-US"/>
+              </w:rPr>
+              <w:t xml:space="preserve"> </w:t>
+            </w:r>
+            <w:proofErr w:type="spellStart"/>
+            <w:r>
+              <w:rPr>
+                <w:rFonts w:ascii="Bookman Old Style" w:hAnsi="Bookman Old Style" w:cs="Arial"/>
+                <w:b/>
+                <w:bCs/>
+                <w:highlight w:val="yellow"/>
+                <w:lang w:val="en-US"/>
+              </w:rPr>
+              <w:t>Acuan</w:t>
+            </w:r>
+            <w:proofErr w:type="spellEnd"/>
+            <w:r>
+              <w:rPr>
+                <w:rFonts w:ascii="Bookman Old Style" w:hAnsi="Bookman Old Style" w:cs="Arial"/>
+                <w:b/>
+                <w:bCs/>
+                <w:highlight w:val="yellow"/>
+                <w:lang w:val="en-US"/>
+              </w:rPr>
+              <w:t xml:space="preserve"> </w:t>
+            </w:r>
+            <w:proofErr w:type="spellStart"/>
+            <w:r>
+              <w:rPr>
+                <w:rFonts w:ascii="Bookman Old Style" w:hAnsi="Bookman Old Style" w:cs="Arial"/>
+                <w:b/>
+                <w:bCs/>
+                <w:highlight w:val="yellow"/>
+                <w:lang w:val="en-US"/>
+              </w:rPr>
+              <w:t>Kerja</w:t>
+            </w:r>
+            <w:proofErr w:type="spellEnd"/>
             <w:r>
               <w:rPr>
                 <w:rFonts w:ascii="Bookman Old Style" w:hAnsi="Bookman Old Style" w:cs="Arial"/>
@@ -7817,8 +7911,42 @@
                 <w:highlight w:val="yellow"/>
                 <w:lang w:val="en-US"/>
               </w:rPr>
-              <w:t>Lembar Kriteria Evaluasi</w:t>
-            </w:r>
+              <w:t xml:space="preserve">Lembar </w:t>
+            </w:r>
+            <w:proofErr w:type="spellStart"/>
+            <w:r>
+              <w:rPr>
+                <w:rFonts w:ascii="Bookman Old Style" w:hAnsi="Bookman Old Style" w:cs="Arial"/>
+                <w:b/>
+                <w:bCs/>
+                <w:highlight w:val="yellow"/>
+                <w:lang w:val="en-US"/>
+              </w:rPr>
+              <w:t>Kriteria</w:t>
+            </w:r>
+            <w:proofErr w:type="spellEnd"/>
+            <w:r>
+              <w:rPr>
+                <w:rFonts w:ascii="Bookman Old Style" w:hAnsi="Bookman Old Style" w:cs="Arial"/>
+                <w:b/>
+                <w:bCs/>
+                <w:highlight w:val="yellow"/>
+                <w:lang w:val="en-US"/>
+              </w:rPr>
+              <w:t xml:space="preserve"> </w:t>
+            </w:r>
+            <w:proofErr w:type="spellStart"/>
+            <w:r>
+              <w:rPr>
+                <w:rFonts w:ascii="Bookman Old Style" w:hAnsi="Bookman Old Style" w:cs="Arial"/>
+                <w:b/>
+                <w:bCs/>
+                <w:highlight w:val="yellow"/>
+                <w:lang w:val="en-US"/>
+              </w:rPr>
+              <w:t>Evaluasi</w:t>
+            </w:r>
+            <w:proofErr w:type="spellEnd"/>
           </w:p>
           <w:p>
             <w:pPr>
@@ -7836,16 +7964,40 @@
                 <w:lang w:val="en-US"/>
               </w:rPr>
             </w:pPr>
-            <w:r>
-              <w:rPr>
-                <w:rFonts w:ascii="Bookman Old Style" w:hAnsi="Bookman Old Style" w:cs="Arial"/>
-                <w:b/>
-                <w:bCs/>
-                <w:highlight w:val="yellow"/>
-                <w:lang w:val="en-US"/>
-              </w:rPr>
-              <w:t>Evaluasi Administrasi</w:t>
-            </w:r>
+            <w:proofErr w:type="spellStart"/>
+            <w:r>
+              <w:rPr>
+                <w:rFonts w:ascii="Bookman Old Style" w:hAnsi="Bookman Old Style" w:cs="Arial"/>
+                <w:b/>
+                <w:bCs/>
+                <w:highlight w:val="yellow"/>
+                <w:lang w:val="en-US"/>
+              </w:rPr>
+              <w:t>Evaluasi</w:t>
+            </w:r>
+            <w:proofErr w:type="spellEnd"/>
+            <w:r>
+              <w:rPr>
+                <w:rFonts w:ascii="Bookman Old Style" w:hAnsi="Bookman Old Style" w:cs="Arial"/>
+                <w:b/>
+                <w:bCs/>
+                <w:highlight w:val="yellow"/>
+                <w:lang w:val="en-US"/>
+              </w:rPr>
+              <w:t xml:space="preserve"> </w:t>
+            </w:r>
+            <w:proofErr w:type="spellStart"/>
+            <w:r>
+              <w:rPr>
+                <w:rFonts w:ascii="Bookman Old Style" w:hAnsi="Bookman Old Style" w:cs="Arial"/>
+                <w:b/>
+                <w:bCs/>
+                <w:highlight w:val="yellow"/>
+                <w:lang w:val="en-US"/>
+              </w:rPr>
+              <w:t>Administrasi</w:t>
+            </w:r>
+            <w:proofErr w:type="spellEnd"/>
           </w:p>
           <w:p>
             <w:pPr>
@@ -7863,15 +8015,27 @@
                 <w:lang w:val="en-US"/>
               </w:rPr>
             </w:pPr>
-            <w:r>
-              <w:rPr>
-                <w:rFonts w:ascii="Bookman Old Style" w:hAnsi="Bookman Old Style" w:cs="Arial"/>
-                <w:b/>
-                <w:bCs/>
-                <w:highlight w:val="yellow"/>
-                <w:lang w:val="en-US"/>
-              </w:rPr>
-              <w:t>Evaluasi Teknis</w:t>
+            <w:proofErr w:type="spellStart"/>
+            <w:r>
+              <w:rPr>
+                <w:rFonts w:ascii="Bookman Old Style" w:hAnsi="Bookman Old Style" w:cs="Arial"/>
+                <w:b/>
+                <w:bCs/>
+                <w:highlight w:val="yellow"/>
+                <w:lang w:val="en-US"/>
+              </w:rPr>
+              <w:t>Evaluasi</w:t>
+            </w:r>
+            <w:proofErr w:type="spellEnd"/>
+            <w:r>
+              <w:rPr>
+                <w:rFonts w:ascii="Bookman Old Style" w:hAnsi="Bookman Old Style" w:cs="Arial"/>
+                <w:b/>
+                <w:bCs/>
+                <w:highlight w:val="yellow"/>
+                <w:lang w:val="en-US"/>
+              </w:rPr>
+              <w:t xml:space="preserve"> Teknis</w:t>
             </w:r>
           </w:p>
         </w:tc>
@@ -7972,15 +8136,37 @@
                 <w:lang w:val="en-US"/>
               </w:rPr>
             </w:pPr>
-            <w:r>
-              <w:rPr>
-                <w:rFonts w:ascii="Bookman Old Style" w:hAnsi="Bookman Old Style" w:cs="Arial"/>
-                <w:b/>
-                <w:highlight w:val="yellow"/>
-                <w:lang w:val="en-US"/>
-              </w:rPr>
-              <w:t>Uraian Evaluasi</w:t>
-            </w:r>
+            <w:proofErr w:type="spellStart"/>
+            <w:r>
+              <w:rPr>
+                <w:rFonts w:ascii="Bookman Old Style" w:hAnsi="Bookman Old Style" w:cs="Arial"/>
+                <w:b/>
+                <w:highlight w:val="yellow"/>
+                <w:lang w:val="en-US"/>
+              </w:rPr>
+              <w:t>Uraian</w:t>
+            </w:r>
+            <w:proofErr w:type="spellEnd"/>
+            <w:r>
+              <w:rPr>
+                <w:rFonts w:ascii="Bookman Old Style" w:hAnsi="Bookman Old Style" w:cs="Arial"/>
+                <w:b/>
+                <w:highlight w:val="yellow"/>
+                <w:lang w:val="en-US"/>
+              </w:rPr>
+              <w:t xml:space="preserve"> </w:t>
+            </w:r>
+            <w:proofErr w:type="spellStart"/>
+            <w:r>
+              <w:rPr>
+                <w:rFonts w:ascii="Bookman Old Style" w:hAnsi="Bookman Old Style" w:cs="Arial"/>
+                <w:b/>
+                <w:highlight w:val="yellow"/>
+                <w:lang w:val="en-US"/>
+              </w:rPr>
+              <w:t>Evaluasi</w:t>
+            </w:r>
+            <w:proofErr w:type="spellEnd"/>
           </w:p>
         </w:tc>
         <w:tc>
@@ -8001,6 +8187,7 @@
                 <w:lang w:val="en-US"/>
               </w:rPr>
             </w:pPr>
+            <w:proofErr w:type="spellStart"/>
             <w:r>
               <w:rPr>
                 <w:rFonts w:ascii="Bookman Old Style" w:hAnsi="Bookman Old Style" w:cs="Arial"/>
@@ -8010,6 +8197,7 @@
               </w:rPr>
               <w:t>Bobot</w:t>
             </w:r>
+            <w:proofErr w:type="spellEnd"/>
           </w:p>
         </w:tc>
         <w:tc>
@@ -8575,8 +8763,1109 @@
                 <w:highlight w:val="yellow"/>
                 <w:lang w:val="en-US"/>
               </w:rPr>
-              <w:t xml:space="preserve">Jasa asistensi teknis dan Nasihat selama fase pelaksanaan konstruksi infrastruktur sipil transportasi   seperti   jalan raya dan jembatan untuk memastikan pekerjaan konstruksi yang sedang dilaksanakan sudah sesuai dengan final desain. Meliputi jasa yang diberikan di kantor maupun di lapangan seperti pengkajian shop drawings, kunjungan secara periodik kelapangan untuk mengukur progress dan kualitas pekerjaan, memberikan panduan kepada klient dan kontraktor dalam menginterpretasikan dokumen kontrak dan nasihat lain </w:t>
-            </w:r>
+              <w:t xml:space="preserve">Jasa </w:t>
+            </w:r>
+            <w:proofErr w:type="spellStart"/>
+            <w:r>
+              <w:rPr>
+                <w:rFonts w:ascii="Bookman Old Style" w:eastAsia="Gentium Basic" w:hAnsi="Bookman Old Style" w:cs="Gentium Basic"/>
+                <w:b/>
+                <w:bCs/>
+                <w:highlight w:val="yellow"/>
+                <w:lang w:val="en-US"/>
+              </w:rPr>
+              <w:t>asistensi</w:t>
+            </w:r>
+            <w:proofErr w:type="spellEnd"/>
+            <w:r>
+              <w:rPr>
+                <w:rFonts w:ascii="Bookman Old Style" w:eastAsia="Gentium Basic" w:hAnsi="Bookman Old Style" w:cs="Gentium Basic"/>
+                <w:b/>
+                <w:bCs/>
+                <w:highlight w:val="yellow"/>
+                <w:lang w:val="en-US"/>
+              </w:rPr>
+              <w:t xml:space="preserve"> </w:t>
+            </w:r>
+            <w:proofErr w:type="spellStart"/>
+            <w:r>
+              <w:rPr>
+                <w:rFonts w:ascii="Bookman Old Style" w:eastAsia="Gentium Basic" w:hAnsi="Bookman Old Style" w:cs="Gentium Basic"/>
+                <w:b/>
+                <w:bCs/>
+                <w:highlight w:val="yellow"/>
+                <w:lang w:val="en-US"/>
+              </w:rPr>
+              <w:t>teknis</w:t>
+            </w:r>
+            <w:proofErr w:type="spellEnd"/>
+            <w:r>
+              <w:rPr>
+                <w:rFonts w:ascii="Bookman Old Style" w:eastAsia="Gentium Basic" w:hAnsi="Bookman Old Style" w:cs="Gentium Basic"/>
+                <w:b/>
+                <w:bCs/>
+                <w:highlight w:val="yellow"/>
+                <w:lang w:val="en-US"/>
+              </w:rPr>
+              <w:t xml:space="preserve"> dan </w:t>
+            </w:r>
+            <w:proofErr w:type="spellStart"/>
+            <w:r>
+              <w:rPr>
+                <w:rFonts w:ascii="Bookman Old Style" w:eastAsia="Gentium Basic" w:hAnsi="Bookman Old Style" w:cs="Gentium Basic"/>
+                <w:b/>
+                <w:bCs/>
+                <w:highlight w:val="yellow"/>
+                <w:lang w:val="en-US"/>
+              </w:rPr>
+              <w:t>Nasihat</w:t>
+            </w:r>
+            <w:proofErr w:type="spellEnd"/>
+            <w:r>
+              <w:rPr>
+                <w:rFonts w:ascii="Bookman Old Style" w:eastAsia="Gentium Basic" w:hAnsi="Bookman Old Style" w:cs="Gentium Basic"/>
+                <w:b/>
+                <w:bCs/>
+                <w:highlight w:val="yellow"/>
+                <w:lang w:val="en-US"/>
+              </w:rPr>
+              <w:t xml:space="preserve"> </w:t>
+            </w:r>
+            <w:proofErr w:type="spellStart"/>
+            <w:r>
+              <w:rPr>
+                <w:rFonts w:ascii="Bookman Old Style" w:eastAsia="Gentium Basic" w:hAnsi="Bookman Old Style" w:cs="Gentium Basic"/>
+                <w:b/>
+                <w:bCs/>
+                <w:highlight w:val="yellow"/>
+                <w:lang w:val="en-US"/>
+              </w:rPr>
+              <w:t>selama</w:t>
+            </w:r>
+            <w:proofErr w:type="spellEnd"/>
+            <w:r>
+              <w:rPr>
+                <w:rFonts w:ascii="Bookman Old Style" w:eastAsia="Gentium Basic" w:hAnsi="Bookman Old Style" w:cs="Gentium Basic"/>
+                <w:b/>
+                <w:bCs/>
+                <w:highlight w:val="yellow"/>
+                <w:lang w:val="en-US"/>
+              </w:rPr>
+              <w:t xml:space="preserve"> </w:t>
+            </w:r>
+            <w:proofErr w:type="spellStart"/>
+            <w:r>
+              <w:rPr>
+                <w:rFonts w:ascii="Bookman Old Style" w:eastAsia="Gentium Basic" w:hAnsi="Bookman Old Style" w:cs="Gentium Basic"/>
+                <w:b/>
+                <w:bCs/>
+                <w:highlight w:val="yellow"/>
+                <w:lang w:val="en-US"/>
+              </w:rPr>
+              <w:t>fase</w:t>
+            </w:r>
+            <w:proofErr w:type="spellEnd"/>
+            <w:r>
+              <w:rPr>
+                <w:rFonts w:ascii="Bookman Old Style" w:eastAsia="Gentium Basic" w:hAnsi="Bookman Old Style" w:cs="Gentium Basic"/>
+                <w:b/>
+                <w:bCs/>
+                <w:highlight w:val="yellow"/>
+                <w:lang w:val="en-US"/>
+              </w:rPr>
+              <w:t xml:space="preserve"> </w:t>
+            </w:r>
+            <w:proofErr w:type="spellStart"/>
+            <w:r>
+              <w:rPr>
+                <w:rFonts w:ascii="Bookman Old Style" w:eastAsia="Gentium Basic" w:hAnsi="Bookman Old Style" w:cs="Gentium Basic"/>
+                <w:b/>
+                <w:bCs/>
+                <w:highlight w:val="yellow"/>
+                <w:lang w:val="en-US"/>
+              </w:rPr>
+              <w:t>pelaksanaan</w:t>
+            </w:r>
+            <w:proofErr w:type="spellEnd"/>
+            <w:r>
+              <w:rPr>
+                <w:rFonts w:ascii="Bookman Old Style" w:eastAsia="Gentium Basic" w:hAnsi="Bookman Old Style" w:cs="Gentium Basic"/>
+                <w:b/>
+                <w:bCs/>
+                <w:highlight w:val="yellow"/>
+                <w:lang w:val="en-US"/>
+              </w:rPr>
+              <w:t xml:space="preserve"> </w:t>
+            </w:r>
+            <w:proofErr w:type="spellStart"/>
+            <w:r>
+              <w:rPr>
+                <w:rFonts w:ascii="Bookman Old Style" w:eastAsia="Gentium Basic" w:hAnsi="Bookman Old Style" w:cs="Gentium Basic"/>
+                <w:b/>
+                <w:bCs/>
+                <w:highlight w:val="yellow"/>
+                <w:lang w:val="en-US"/>
+              </w:rPr>
+              <w:t>konstruksi</w:t>
+            </w:r>
+            <w:proofErr w:type="spellEnd"/>
+            <w:r>
+              <w:rPr>
+                <w:rFonts w:ascii="Bookman Old Style" w:eastAsia="Gentium Basic" w:hAnsi="Bookman Old Style" w:cs="Gentium Basic"/>
+                <w:b/>
+                <w:bCs/>
+                <w:highlight w:val="yellow"/>
+                <w:lang w:val="en-US"/>
+              </w:rPr>
+              <w:t xml:space="preserve"> </w:t>
+            </w:r>
+            <w:proofErr w:type="spellStart"/>
+            <w:r>
+              <w:rPr>
+                <w:rFonts w:ascii="Bookman Old Style" w:eastAsia="Gentium Basic" w:hAnsi="Bookman Old Style" w:cs="Gentium Basic"/>
+                <w:b/>
+                <w:bCs/>
+                <w:highlight w:val="yellow"/>
+                <w:lang w:val="en-US"/>
+              </w:rPr>
+              <w:t>infrastruktur</w:t>
+            </w:r>
+            <w:proofErr w:type="spellEnd"/>
+            <w:r>
+              <w:rPr>
+                <w:rFonts w:ascii="Bookman Old Style" w:eastAsia="Gentium Basic" w:hAnsi="Bookman Old Style" w:cs="Gentium Basic"/>
+                <w:b/>
+                <w:bCs/>
+                <w:highlight w:val="yellow"/>
+                <w:lang w:val="en-US"/>
+              </w:rPr>
+              <w:t xml:space="preserve"> </w:t>
+            </w:r>
+            <w:proofErr w:type="spellStart"/>
+            <w:r>
+              <w:rPr>
+                <w:rFonts w:ascii="Bookman Old Style" w:eastAsia="Gentium Basic" w:hAnsi="Bookman Old Style" w:cs="Gentium Basic"/>
+                <w:b/>
+                <w:bCs/>
+                <w:highlight w:val="yellow"/>
+                <w:lang w:val="en-US"/>
+              </w:rPr>
+              <w:t>sipil</w:t>
+            </w:r>
+            <w:proofErr w:type="spellEnd"/>
+            <w:r>
+              <w:rPr>
+                <w:rFonts w:ascii="Bookman Old Style" w:eastAsia="Gentium Basic" w:hAnsi="Bookman Old Style" w:cs="Gentium Basic"/>
+                <w:b/>
+                <w:bCs/>
+                <w:highlight w:val="yellow"/>
+                <w:lang w:val="en-US"/>
+              </w:rPr>
+              <w:t xml:space="preserve"> </w:t>
+            </w:r>
+            <w:proofErr w:type="spellStart"/>
+            <w:r>
+              <w:rPr>
+                <w:rFonts w:ascii="Bookman Old Style" w:eastAsia="Gentium Basic" w:hAnsi="Bookman Old Style" w:cs="Gentium Basic"/>
+                <w:b/>
+                <w:bCs/>
+                <w:highlight w:val="yellow"/>
+                <w:lang w:val="en-US"/>
+              </w:rPr>
+              <w:t>transportasi</w:t>
+            </w:r>
+            <w:proofErr w:type="spellEnd"/>
+            <w:r>
+              <w:rPr>
+                <w:rFonts w:ascii="Bookman Old Style" w:eastAsia="Gentium Basic" w:hAnsi="Bookman Old Style" w:cs="Gentium Basic"/>
+                <w:b/>
+                <w:bCs/>
+                <w:highlight w:val="yellow"/>
+                <w:lang w:val="en-US"/>
+              </w:rPr>
+              <w:t xml:space="preserve">   </w:t>
+            </w:r>
+            <w:proofErr w:type="spellStart"/>
+            <w:r>
+              <w:rPr>
+                <w:rFonts w:ascii="Bookman Old Style" w:eastAsia="Gentium Basic" w:hAnsi="Bookman Old Style" w:cs="Gentium Basic"/>
+                <w:b/>
+                <w:bCs/>
+                <w:highlight w:val="yellow"/>
+                <w:lang w:val="en-US"/>
+              </w:rPr>
+              <w:t>seperti</w:t>
+            </w:r>
+            <w:proofErr w:type="spellEnd"/>
+            <w:r>
+              <w:rPr>
+                <w:rFonts w:ascii="Bookman Old Style" w:eastAsia="Gentium Basic" w:hAnsi="Bookman Old Style" w:cs="Gentium Basic"/>
+                <w:b/>
+                <w:bCs/>
+                <w:highlight w:val="yellow"/>
+                <w:lang w:val="en-US"/>
+              </w:rPr>
+              <w:t xml:space="preserve">   </w:t>
+            </w:r>
+            <w:proofErr w:type="spellStart"/>
+            <w:r>
+              <w:rPr>
+                <w:rFonts w:ascii="Bookman Old Style" w:eastAsia="Gentium Basic" w:hAnsi="Bookman Old Style" w:cs="Gentium Basic"/>
+                <w:b/>
+                <w:bCs/>
+                <w:highlight w:val="yellow"/>
+                <w:lang w:val="en-US"/>
+              </w:rPr>
+              <w:t>jalan</w:t>
+            </w:r>
+            <w:proofErr w:type="spellEnd"/>
+            <w:r>
+              <w:rPr>
+                <w:rFonts w:ascii="Bookman Old Style" w:eastAsia="Gentium Basic" w:hAnsi="Bookman Old Style" w:cs="Gentium Basic"/>
+                <w:b/>
+                <w:bCs/>
+                <w:highlight w:val="yellow"/>
+                <w:lang w:val="en-US"/>
+              </w:rPr>
+              <w:t xml:space="preserve"> </w:t>
+            </w:r>
+            <w:proofErr w:type="spellStart"/>
+            <w:r>
+              <w:rPr>
+                <w:rFonts w:ascii="Bookman Old Style" w:eastAsia="Gentium Basic" w:hAnsi="Bookman Old Style" w:cs="Gentium Basic"/>
+                <w:b/>
+                <w:bCs/>
+                <w:highlight w:val="yellow"/>
+                <w:lang w:val="en-US"/>
+              </w:rPr>
+              <w:t>raya</w:t>
+            </w:r>
+            <w:proofErr w:type="spellEnd"/>
+            <w:r>
+              <w:rPr>
+                <w:rFonts w:ascii="Bookman Old Style" w:eastAsia="Gentium Basic" w:hAnsi="Bookman Old Style" w:cs="Gentium Basic"/>
+                <w:b/>
+                <w:bCs/>
+                <w:highlight w:val="yellow"/>
+                <w:lang w:val="en-US"/>
+              </w:rPr>
+              <w:t xml:space="preserve"> dan </w:t>
+            </w:r>
+            <w:proofErr w:type="spellStart"/>
+            <w:r>
+              <w:rPr>
+                <w:rFonts w:ascii="Bookman Old Style" w:eastAsia="Gentium Basic" w:hAnsi="Bookman Old Style" w:cs="Gentium Basic"/>
+                <w:b/>
+                <w:bCs/>
+                <w:highlight w:val="yellow"/>
+                <w:lang w:val="en-US"/>
+              </w:rPr>
+              <w:t>jembatan</w:t>
+            </w:r>
+            <w:proofErr w:type="spellEnd"/>
+            <w:r>
+              <w:rPr>
+                <w:rFonts w:ascii="Bookman Old Style" w:eastAsia="Gentium Basic" w:hAnsi="Bookman Old Style" w:cs="Gentium Basic"/>
+                <w:b/>
+                <w:bCs/>
+                <w:highlight w:val="yellow"/>
+                <w:lang w:val="en-US"/>
+              </w:rPr>
+              <w:t xml:space="preserve"> </w:t>
+            </w:r>
+            <w:proofErr w:type="spellStart"/>
+            <w:r>
+              <w:rPr>
+                <w:rFonts w:ascii="Bookman Old Style" w:eastAsia="Gentium Basic" w:hAnsi="Bookman Old Style" w:cs="Gentium Basic"/>
+                <w:b/>
+                <w:bCs/>
+                <w:highlight w:val="yellow"/>
+                <w:lang w:val="en-US"/>
+              </w:rPr>
+              <w:t>untuk</w:t>
+            </w:r>
+            <w:proofErr w:type="spellEnd"/>
+            <w:r>
+              <w:rPr>
+                <w:rFonts w:ascii="Bookman Old Style" w:eastAsia="Gentium Basic" w:hAnsi="Bookman Old Style" w:cs="Gentium Basic"/>
+                <w:b/>
+                <w:bCs/>
+                <w:highlight w:val="yellow"/>
+                <w:lang w:val="en-US"/>
+              </w:rPr>
+              <w:t xml:space="preserve"> </w:t>
+            </w:r>
+            <w:proofErr w:type="spellStart"/>
+            <w:r>
+              <w:rPr>
+                <w:rFonts w:ascii="Bookman Old Style" w:eastAsia="Gentium Basic" w:hAnsi="Bookman Old Style" w:cs="Gentium Basic"/>
+                <w:b/>
+                <w:bCs/>
+                <w:highlight w:val="yellow"/>
+                <w:lang w:val="en-US"/>
+              </w:rPr>
+              <w:t>memastikan</w:t>
+            </w:r>
+            <w:proofErr w:type="spellEnd"/>
+            <w:r>
+              <w:rPr>
+                <w:rFonts w:ascii="Bookman Old Style" w:eastAsia="Gentium Basic" w:hAnsi="Bookman Old Style" w:cs="Gentium Basic"/>
+                <w:b/>
+                <w:bCs/>
+                <w:highlight w:val="yellow"/>
+                <w:lang w:val="en-US"/>
+              </w:rPr>
+              <w:t xml:space="preserve"> </w:t>
+            </w:r>
+            <w:proofErr w:type="spellStart"/>
+            <w:r>
+              <w:rPr>
+                <w:rFonts w:ascii="Bookman Old Style" w:eastAsia="Gentium Basic" w:hAnsi="Bookman Old Style" w:cs="Gentium Basic"/>
+                <w:b/>
+                <w:bCs/>
+                <w:highlight w:val="yellow"/>
+                <w:lang w:val="en-US"/>
+              </w:rPr>
+              <w:t>pekerjaan</w:t>
+            </w:r>
+            <w:proofErr w:type="spellEnd"/>
+            <w:r>
+              <w:rPr>
+                <w:rFonts w:ascii="Bookman Old Style" w:eastAsia="Gentium Basic" w:hAnsi="Bookman Old Style" w:cs="Gentium Basic"/>
+                <w:b/>
+                <w:bCs/>
+                <w:highlight w:val="yellow"/>
+                <w:lang w:val="en-US"/>
+              </w:rPr>
+              <w:t xml:space="preserve"> </w:t>
+            </w:r>
+            <w:proofErr w:type="spellStart"/>
+            <w:r>
+              <w:rPr>
+                <w:rFonts w:ascii="Bookman Old Style" w:eastAsia="Gentium Basic" w:hAnsi="Bookman Old Style" w:cs="Gentium Basic"/>
+                <w:b/>
+                <w:bCs/>
+                <w:highlight w:val="yellow"/>
+                <w:lang w:val="en-US"/>
+              </w:rPr>
+              <w:t>konstruksi</w:t>
+            </w:r>
+            <w:proofErr w:type="spellEnd"/>
+            <w:r>
+              <w:rPr>
+                <w:rFonts w:ascii="Bookman Old Style" w:eastAsia="Gentium Basic" w:hAnsi="Bookman Old Style" w:cs="Gentium Basic"/>
+                <w:b/>
+                <w:bCs/>
+                <w:highlight w:val="yellow"/>
+                <w:lang w:val="en-US"/>
+              </w:rPr>
+              <w:t xml:space="preserve"> yang </w:t>
+            </w:r>
+            <w:proofErr w:type="spellStart"/>
+            <w:r>
+              <w:rPr>
+                <w:rFonts w:ascii="Bookman Old Style" w:eastAsia="Gentium Basic" w:hAnsi="Bookman Old Style" w:cs="Gentium Basic"/>
+                <w:b/>
+                <w:bCs/>
+                <w:highlight w:val="yellow"/>
+                <w:lang w:val="en-US"/>
+              </w:rPr>
+              <w:t>sedang</w:t>
+            </w:r>
+            <w:proofErr w:type="spellEnd"/>
+            <w:r>
+              <w:rPr>
+                <w:rFonts w:ascii="Bookman Old Style" w:eastAsia="Gentium Basic" w:hAnsi="Bookman Old Style" w:cs="Gentium Basic"/>
+                <w:b/>
+                <w:bCs/>
+                <w:highlight w:val="yellow"/>
+                <w:lang w:val="en-US"/>
+              </w:rPr>
+              <w:t xml:space="preserve"> </w:t>
+            </w:r>
+            <w:proofErr w:type="spellStart"/>
+            <w:r>
+              <w:rPr>
+                <w:rFonts w:ascii="Bookman Old Style" w:eastAsia="Gentium Basic" w:hAnsi="Bookman Old Style" w:cs="Gentium Basic"/>
+                <w:b/>
+                <w:bCs/>
+                <w:highlight w:val="yellow"/>
+                <w:lang w:val="en-US"/>
+              </w:rPr>
+              <w:t>dilaksanakan</w:t>
+            </w:r>
+            <w:proofErr w:type="spellEnd"/>
+            <w:r>
+              <w:rPr>
+                <w:rFonts w:ascii="Bookman Old Style" w:eastAsia="Gentium Basic" w:hAnsi="Bookman Old Style" w:cs="Gentium Basic"/>
+                <w:b/>
+                <w:bCs/>
+                <w:highlight w:val="yellow"/>
+                <w:lang w:val="en-US"/>
+              </w:rPr>
+              <w:t xml:space="preserve"> </w:t>
+            </w:r>
+            <w:proofErr w:type="spellStart"/>
+            <w:r>
+              <w:rPr>
+                <w:rFonts w:ascii="Bookman Old Style" w:eastAsia="Gentium Basic" w:hAnsi="Bookman Old Style" w:cs="Gentium Basic"/>
+                <w:b/>
+                <w:bCs/>
+                <w:highlight w:val="yellow"/>
+                <w:lang w:val="en-US"/>
+              </w:rPr>
+              <w:t>sudah</w:t>
+            </w:r>
+            <w:proofErr w:type="spellEnd"/>
+            <w:r>
+              <w:rPr>
+                <w:rFonts w:ascii="Bookman Old Style" w:eastAsia="Gentium Basic" w:hAnsi="Bookman Old Style" w:cs="Gentium Basic"/>
+                <w:b/>
+                <w:bCs/>
+                <w:highlight w:val="yellow"/>
+                <w:lang w:val="en-US"/>
+              </w:rPr>
+              <w:t xml:space="preserve"> </w:t>
+            </w:r>
+            <w:proofErr w:type="spellStart"/>
+            <w:r>
+              <w:rPr>
+                <w:rFonts w:ascii="Bookman Old Style" w:eastAsia="Gentium Basic" w:hAnsi="Bookman Old Style" w:cs="Gentium Basic"/>
+                <w:b/>
+                <w:bCs/>
+                <w:highlight w:val="yellow"/>
+                <w:lang w:val="en-US"/>
+              </w:rPr>
+              <w:t>sesuai</w:t>
+            </w:r>
+            <w:proofErr w:type="spellEnd"/>
+            <w:r>
+              <w:rPr>
+                <w:rFonts w:ascii="Bookman Old Style" w:eastAsia="Gentium Basic" w:hAnsi="Bookman Old Style" w:cs="Gentium Basic"/>
+                <w:b/>
+                <w:bCs/>
+                <w:highlight w:val="yellow"/>
+                <w:lang w:val="en-US"/>
+              </w:rPr>
+              <w:t xml:space="preserve"> </w:t>
+            </w:r>
+            <w:proofErr w:type="spellStart"/>
+            <w:r>
+              <w:rPr>
+                <w:rFonts w:ascii="Bookman Old Style" w:eastAsia="Gentium Basic" w:hAnsi="Bookman Old Style" w:cs="Gentium Basic"/>
+                <w:b/>
+                <w:bCs/>
+                <w:highlight w:val="yellow"/>
+                <w:lang w:val="en-US"/>
+              </w:rPr>
+              <w:t>dengan</w:t>
+            </w:r>
+            <w:proofErr w:type="spellEnd"/>
+            <w:r>
+              <w:rPr>
+                <w:rFonts w:ascii="Bookman Old Style" w:eastAsia="Gentium Basic" w:hAnsi="Bookman Old Style" w:cs="Gentium Basic"/>
+                <w:b/>
+                <w:bCs/>
+                <w:highlight w:val="yellow"/>
+                <w:lang w:val="en-US"/>
+              </w:rPr>
+              <w:t xml:space="preserve"> final </w:t>
+            </w:r>
+            <w:proofErr w:type="spellStart"/>
+            <w:r>
+              <w:rPr>
+                <w:rFonts w:ascii="Bookman Old Style" w:eastAsia="Gentium Basic" w:hAnsi="Bookman Old Style" w:cs="Gentium Basic"/>
+                <w:b/>
+                <w:bCs/>
+                <w:highlight w:val="yellow"/>
+                <w:lang w:val="en-US"/>
+              </w:rPr>
+              <w:t>desain</w:t>
+            </w:r>
+            <w:proofErr w:type="spellEnd"/>
+            <w:r>
+              <w:rPr>
+                <w:rFonts w:ascii="Bookman Old Style" w:eastAsia="Gentium Basic" w:hAnsi="Bookman Old Style" w:cs="Gentium Basic"/>
+                <w:b/>
+                <w:bCs/>
+                <w:highlight w:val="yellow"/>
+                <w:lang w:val="en-US"/>
+              </w:rPr>
+              <w:t xml:space="preserve">. </w:t>
+            </w:r>
+            <w:proofErr w:type="spellStart"/>
+            <w:r>
+              <w:rPr>
+                <w:rFonts w:ascii="Bookman Old Style" w:eastAsia="Gentium Basic" w:hAnsi="Bookman Old Style" w:cs="Gentium Basic"/>
+                <w:b/>
+                <w:bCs/>
+                <w:highlight w:val="yellow"/>
+                <w:lang w:val="en-US"/>
+              </w:rPr>
+              <w:t>Meliputi</w:t>
+            </w:r>
+            <w:proofErr w:type="spellEnd"/>
+            <w:r>
+              <w:rPr>
+                <w:rFonts w:ascii="Bookman Old Style" w:eastAsia="Gentium Basic" w:hAnsi="Bookman Old Style" w:cs="Gentium Basic"/>
+                <w:b/>
+                <w:bCs/>
+                <w:highlight w:val="yellow"/>
+                <w:lang w:val="en-US"/>
+              </w:rPr>
+              <w:t xml:space="preserve"> </w:t>
+            </w:r>
+            <w:proofErr w:type="spellStart"/>
+            <w:r>
+              <w:rPr>
+                <w:rFonts w:ascii="Bookman Old Style" w:eastAsia="Gentium Basic" w:hAnsi="Bookman Old Style" w:cs="Gentium Basic"/>
+                <w:b/>
+                <w:bCs/>
+                <w:highlight w:val="yellow"/>
+                <w:lang w:val="en-US"/>
+              </w:rPr>
+              <w:t>jasa</w:t>
+            </w:r>
+            <w:proofErr w:type="spellEnd"/>
+            <w:r>
+              <w:rPr>
+                <w:rFonts w:ascii="Bookman Old Style" w:eastAsia="Gentium Basic" w:hAnsi="Bookman Old Style" w:cs="Gentium Basic"/>
+                <w:b/>
+                <w:bCs/>
+                <w:highlight w:val="yellow"/>
+                <w:lang w:val="en-US"/>
+              </w:rPr>
+              <w:t xml:space="preserve"> yang </w:t>
+            </w:r>
+            <w:proofErr w:type="spellStart"/>
+            <w:r>
+              <w:rPr>
+                <w:rFonts w:ascii="Bookman Old Style" w:eastAsia="Gentium Basic" w:hAnsi="Bookman Old Style" w:cs="Gentium Basic"/>
+                <w:b/>
+                <w:bCs/>
+                <w:highlight w:val="yellow"/>
+                <w:lang w:val="en-US"/>
+              </w:rPr>
+              <w:t>diberikan</w:t>
+            </w:r>
+            <w:proofErr w:type="spellEnd"/>
+            <w:r>
+              <w:rPr>
+                <w:rFonts w:ascii="Bookman Old Style" w:eastAsia="Gentium Basic" w:hAnsi="Bookman Old Style" w:cs="Gentium Basic"/>
+                <w:b/>
+                <w:bCs/>
+                <w:highlight w:val="yellow"/>
+                <w:lang w:val="en-US"/>
+              </w:rPr>
+              <w:t xml:space="preserve"> di </w:t>
+            </w:r>
+            <w:proofErr w:type="spellStart"/>
+            <w:r>
+              <w:rPr>
+                <w:rFonts w:ascii="Bookman Old Style" w:eastAsia="Gentium Basic" w:hAnsi="Bookman Old Style" w:cs="Gentium Basic"/>
+                <w:b/>
+                <w:bCs/>
+                <w:highlight w:val="yellow"/>
+                <w:lang w:val="en-US"/>
+              </w:rPr>
+              <w:t>kantor</w:t>
+            </w:r>
+            <w:proofErr w:type="spellEnd"/>
+            <w:r>
+              <w:rPr>
+                <w:rFonts w:ascii="Bookman Old Style" w:eastAsia="Gentium Basic" w:hAnsi="Bookman Old Style" w:cs="Gentium Basic"/>
+                <w:b/>
+                <w:bCs/>
+                <w:highlight w:val="yellow"/>
+                <w:lang w:val="en-US"/>
+              </w:rPr>
+              <w:t xml:space="preserve"> </w:t>
+            </w:r>
+            <w:proofErr w:type="spellStart"/>
+            <w:r>
+              <w:rPr>
+                <w:rFonts w:ascii="Bookman Old Style" w:eastAsia="Gentium Basic" w:hAnsi="Bookman Old Style" w:cs="Gentium Basic"/>
+                <w:b/>
+                <w:bCs/>
+                <w:highlight w:val="yellow"/>
+                <w:lang w:val="en-US"/>
+              </w:rPr>
+              <w:t>maupun</w:t>
+            </w:r>
+            <w:proofErr w:type="spellEnd"/>
+            <w:r>
+              <w:rPr>
+                <w:rFonts w:ascii="Bookman Old Style" w:eastAsia="Gentium Basic" w:hAnsi="Bookman Old Style" w:cs="Gentium Basic"/>
+                <w:b/>
+                <w:bCs/>
+                <w:highlight w:val="yellow"/>
+                <w:lang w:val="en-US"/>
+              </w:rPr>
+              <w:t xml:space="preserve"> di </w:t>
+            </w:r>
+            <w:proofErr w:type="spellStart"/>
+            <w:r>
+              <w:rPr>
+                <w:rFonts w:ascii="Bookman Old Style" w:eastAsia="Gentium Basic" w:hAnsi="Bookman Old Style" w:cs="Gentium Basic"/>
+                <w:b/>
+                <w:bCs/>
+                <w:highlight w:val="yellow"/>
+                <w:lang w:val="en-US"/>
+              </w:rPr>
+              <w:t>lapangan</w:t>
+            </w:r>
+            <w:proofErr w:type="spellEnd"/>
+            <w:r>
+              <w:rPr>
+                <w:rFonts w:ascii="Bookman Old Style" w:eastAsia="Gentium Basic" w:hAnsi="Bookman Old Style" w:cs="Gentium Basic"/>
+                <w:b/>
+                <w:bCs/>
+                <w:highlight w:val="yellow"/>
+                <w:lang w:val="en-US"/>
+              </w:rPr>
+              <w:t xml:space="preserve"> </w:t>
+            </w:r>
+            <w:proofErr w:type="spellStart"/>
+            <w:r>
+              <w:rPr>
+                <w:rFonts w:ascii="Bookman Old Style" w:eastAsia="Gentium Basic" w:hAnsi="Bookman Old Style" w:cs="Gentium Basic"/>
+                <w:b/>
+                <w:bCs/>
+                <w:highlight w:val="yellow"/>
+                <w:lang w:val="en-US"/>
+              </w:rPr>
+              <w:t>seperti</w:t>
+            </w:r>
+            <w:proofErr w:type="spellEnd"/>
+            <w:r>
+              <w:rPr>
+                <w:rFonts w:ascii="Bookman Old Style" w:eastAsia="Gentium Basic" w:hAnsi="Bookman Old Style" w:cs="Gentium Basic"/>
+                <w:b/>
+                <w:bCs/>
+                <w:highlight w:val="yellow"/>
+                <w:lang w:val="en-US"/>
+              </w:rPr>
+              <w:t xml:space="preserve"> </w:t>
+            </w:r>
+            <w:proofErr w:type="spellStart"/>
+            <w:r>
+              <w:rPr>
+                <w:rFonts w:ascii="Bookman Old Style" w:eastAsia="Gentium Basic" w:hAnsi="Bookman Old Style" w:cs="Gentium Basic"/>
+                <w:b/>
+                <w:bCs/>
+                <w:highlight w:val="yellow"/>
+                <w:lang w:val="en-US"/>
+              </w:rPr>
+              <w:t>pengkajian</w:t>
+            </w:r>
+            <w:proofErr w:type="spellEnd"/>
+            <w:r>
+              <w:rPr>
+                <w:rFonts w:ascii="Bookman Old Style" w:eastAsia="Gentium Basic" w:hAnsi="Bookman Old Style" w:cs="Gentium Basic"/>
+                <w:b/>
+                <w:bCs/>
+                <w:highlight w:val="yellow"/>
+                <w:lang w:val="en-US"/>
+              </w:rPr>
+              <w:t xml:space="preserve"> shop drawings, </w:t>
+            </w:r>
+            <w:proofErr w:type="spellStart"/>
+            <w:r>
+              <w:rPr>
+                <w:rFonts w:ascii="Bookman Old Style" w:eastAsia="Gentium Basic" w:hAnsi="Bookman Old Style" w:cs="Gentium Basic"/>
+                <w:b/>
+                <w:bCs/>
+                <w:highlight w:val="yellow"/>
+                <w:lang w:val="en-US"/>
+              </w:rPr>
+              <w:t>kunjungan</w:t>
+            </w:r>
+            <w:proofErr w:type="spellEnd"/>
+            <w:r>
+              <w:rPr>
+                <w:rFonts w:ascii="Bookman Old Style" w:eastAsia="Gentium Basic" w:hAnsi="Bookman Old Style" w:cs="Gentium Basic"/>
+                <w:b/>
+                <w:bCs/>
+                <w:highlight w:val="yellow"/>
+                <w:lang w:val="en-US"/>
+              </w:rPr>
+              <w:t xml:space="preserve"> </w:t>
+            </w:r>
+            <w:proofErr w:type="spellStart"/>
+            <w:r>
+              <w:rPr>
+                <w:rFonts w:ascii="Bookman Old Style" w:eastAsia="Gentium Basic" w:hAnsi="Bookman Old Style" w:cs="Gentium Basic"/>
+                <w:b/>
+                <w:bCs/>
+                <w:highlight w:val="yellow"/>
+                <w:lang w:val="en-US"/>
+              </w:rPr>
+              <w:t>secara</w:t>
+            </w:r>
+            <w:proofErr w:type="spellEnd"/>
+            <w:r>
+              <w:rPr>
+                <w:rFonts w:ascii="Bookman Old Style" w:eastAsia="Gentium Basic" w:hAnsi="Bookman Old Style" w:cs="Gentium Basic"/>
+                <w:b/>
+                <w:bCs/>
+                <w:highlight w:val="yellow"/>
+                <w:lang w:val="en-US"/>
+              </w:rPr>
+              <w:t xml:space="preserve"> </w:t>
+            </w:r>
+            <w:proofErr w:type="spellStart"/>
+            <w:r>
+              <w:rPr>
+                <w:rFonts w:ascii="Bookman Old Style" w:eastAsia="Gentium Basic" w:hAnsi="Bookman Old Style" w:cs="Gentium Basic"/>
+                <w:b/>
+                <w:bCs/>
+                <w:highlight w:val="yellow"/>
+                <w:lang w:val="en-US"/>
+              </w:rPr>
+              <w:t>periodik</w:t>
+            </w:r>
+            <w:proofErr w:type="spellEnd"/>
+            <w:r>
+              <w:rPr>
+                <w:rFonts w:ascii="Bookman Old Style" w:eastAsia="Gentium Basic" w:hAnsi="Bookman Old Style" w:cs="Gentium Basic"/>
+                <w:b/>
+                <w:bCs/>
+                <w:highlight w:val="yellow"/>
+                <w:lang w:val="en-US"/>
+              </w:rPr>
+              <w:t xml:space="preserve"> </w:t>
+            </w:r>
+            <w:proofErr w:type="spellStart"/>
+            <w:r>
+              <w:rPr>
+                <w:rFonts w:ascii="Bookman Old Style" w:eastAsia="Gentium Basic" w:hAnsi="Bookman Old Style" w:cs="Gentium Basic"/>
+                <w:b/>
+                <w:bCs/>
+                <w:highlight w:val="yellow"/>
+                <w:lang w:val="en-US"/>
+              </w:rPr>
+              <w:t>kelapangan</w:t>
+            </w:r>
+            <w:proofErr w:type="spellEnd"/>
+            <w:r>
+              <w:rPr>
+                <w:rFonts w:ascii="Bookman Old Style" w:eastAsia="Gentium Basic" w:hAnsi="Bookman Old Style" w:cs="Gentium Basic"/>
+                <w:b/>
+                <w:bCs/>
+                <w:highlight w:val="yellow"/>
+                <w:lang w:val="en-US"/>
+              </w:rPr>
+              <w:t xml:space="preserve"> </w:t>
+            </w:r>
+            <w:proofErr w:type="spellStart"/>
+            <w:r>
+              <w:rPr>
+                <w:rFonts w:ascii="Bookman Old Style" w:eastAsia="Gentium Basic" w:hAnsi="Bookman Old Style" w:cs="Gentium Basic"/>
+                <w:b/>
+                <w:bCs/>
+                <w:highlight w:val="yellow"/>
+                <w:lang w:val="en-US"/>
+              </w:rPr>
+              <w:t>untuk</w:t>
+            </w:r>
+            <w:proofErr w:type="spellEnd"/>
+            <w:r>
+              <w:rPr>
+                <w:rFonts w:ascii="Bookman Old Style" w:eastAsia="Gentium Basic" w:hAnsi="Bookman Old Style" w:cs="Gentium Basic"/>
+                <w:b/>
+                <w:bCs/>
+                <w:highlight w:val="yellow"/>
+                <w:lang w:val="en-US"/>
+              </w:rPr>
+              <w:t xml:space="preserve"> </w:t>
+            </w:r>
+            <w:proofErr w:type="spellStart"/>
+            <w:r>
+              <w:rPr>
+                <w:rFonts w:ascii="Bookman Old Style" w:eastAsia="Gentium Basic" w:hAnsi="Bookman Old Style" w:cs="Gentium Basic"/>
+                <w:b/>
+                <w:bCs/>
+                <w:highlight w:val="yellow"/>
+                <w:lang w:val="en-US"/>
+              </w:rPr>
+              <w:t>mengukur</w:t>
+            </w:r>
+            <w:proofErr w:type="spellEnd"/>
+            <w:r>
+              <w:rPr>
+                <w:rFonts w:ascii="Bookman Old Style" w:eastAsia="Gentium Basic" w:hAnsi="Bookman Old Style" w:cs="Gentium Basic"/>
+                <w:b/>
+                <w:bCs/>
+                <w:highlight w:val="yellow"/>
+                <w:lang w:val="en-US"/>
+              </w:rPr>
+              <w:t xml:space="preserve"> progress dan </w:t>
+            </w:r>
+            <w:proofErr w:type="spellStart"/>
+            <w:r>
+              <w:rPr>
+                <w:rFonts w:ascii="Bookman Old Style" w:eastAsia="Gentium Basic" w:hAnsi="Bookman Old Style" w:cs="Gentium Basic"/>
+                <w:b/>
+                <w:bCs/>
+                <w:highlight w:val="yellow"/>
+                <w:lang w:val="en-US"/>
+              </w:rPr>
+              <w:t>kualitas</w:t>
+            </w:r>
+            <w:proofErr w:type="spellEnd"/>
+            <w:r>
+              <w:rPr>
+                <w:rFonts w:ascii="Bookman Old Style" w:eastAsia="Gentium Basic" w:hAnsi="Bookman Old Style" w:cs="Gentium Basic"/>
+                <w:b/>
+                <w:bCs/>
+                <w:highlight w:val="yellow"/>
+                <w:lang w:val="en-US"/>
+              </w:rPr>
+              <w:t xml:space="preserve"> </w:t>
+            </w:r>
+            <w:proofErr w:type="spellStart"/>
+            <w:r>
+              <w:rPr>
+                <w:rFonts w:ascii="Bookman Old Style" w:eastAsia="Gentium Basic" w:hAnsi="Bookman Old Style" w:cs="Gentium Basic"/>
+                <w:b/>
+                <w:bCs/>
+                <w:highlight w:val="yellow"/>
+                <w:lang w:val="en-US"/>
+              </w:rPr>
+              <w:t>pekerjaan</w:t>
+            </w:r>
+            <w:proofErr w:type="spellEnd"/>
+            <w:r>
+              <w:rPr>
+                <w:rFonts w:ascii="Bookman Old Style" w:eastAsia="Gentium Basic" w:hAnsi="Bookman Old Style" w:cs="Gentium Basic"/>
+                <w:b/>
+                <w:bCs/>
+                <w:highlight w:val="yellow"/>
+                <w:lang w:val="en-US"/>
+              </w:rPr>
+              <w:t xml:space="preserve">, </w:t>
+            </w:r>
+            <w:proofErr w:type="spellStart"/>
+            <w:r>
+              <w:rPr>
+                <w:rFonts w:ascii="Bookman Old Style" w:eastAsia="Gentium Basic" w:hAnsi="Bookman Old Style" w:cs="Gentium Basic"/>
+                <w:b/>
+                <w:bCs/>
+                <w:highlight w:val="yellow"/>
+                <w:lang w:val="en-US"/>
+              </w:rPr>
+              <w:t>memberikan</w:t>
+            </w:r>
+            <w:proofErr w:type="spellEnd"/>
+            <w:r>
+              <w:rPr>
+                <w:rFonts w:ascii="Bookman Old Style" w:eastAsia="Gentium Basic" w:hAnsi="Bookman Old Style" w:cs="Gentium Basic"/>
+                <w:b/>
+                <w:bCs/>
+                <w:highlight w:val="yellow"/>
+                <w:lang w:val="en-US"/>
+              </w:rPr>
+              <w:t xml:space="preserve"> </w:t>
+            </w:r>
+            <w:proofErr w:type="spellStart"/>
+            <w:r>
+              <w:rPr>
+                <w:rFonts w:ascii="Bookman Old Style" w:eastAsia="Gentium Basic" w:hAnsi="Bookman Old Style" w:cs="Gentium Basic"/>
+                <w:b/>
+                <w:bCs/>
+                <w:highlight w:val="yellow"/>
+                <w:lang w:val="en-US"/>
+              </w:rPr>
+              <w:t>panduan</w:t>
+            </w:r>
+            <w:proofErr w:type="spellEnd"/>
+            <w:r>
+              <w:rPr>
+                <w:rFonts w:ascii="Bookman Old Style" w:eastAsia="Gentium Basic" w:hAnsi="Bookman Old Style" w:cs="Gentium Basic"/>
+                <w:b/>
+                <w:bCs/>
+                <w:highlight w:val="yellow"/>
+                <w:lang w:val="en-US"/>
+              </w:rPr>
+              <w:t xml:space="preserve"> </w:t>
+            </w:r>
+            <w:proofErr w:type="spellStart"/>
+            <w:r>
+              <w:rPr>
+                <w:rFonts w:ascii="Bookman Old Style" w:eastAsia="Gentium Basic" w:hAnsi="Bookman Old Style" w:cs="Gentium Basic"/>
+                <w:b/>
+                <w:bCs/>
+                <w:highlight w:val="yellow"/>
+                <w:lang w:val="en-US"/>
+              </w:rPr>
+              <w:t>kepada</w:t>
+            </w:r>
+            <w:proofErr w:type="spellEnd"/>
+            <w:r>
+              <w:rPr>
+                <w:rFonts w:ascii="Bookman Old Style" w:eastAsia="Gentium Basic" w:hAnsi="Bookman Old Style" w:cs="Gentium Basic"/>
+                <w:b/>
+                <w:bCs/>
+                <w:highlight w:val="yellow"/>
+                <w:lang w:val="en-US"/>
+              </w:rPr>
+              <w:t xml:space="preserve"> </w:t>
+            </w:r>
+            <w:proofErr w:type="spellStart"/>
+            <w:r>
+              <w:rPr>
+                <w:rFonts w:ascii="Bookman Old Style" w:eastAsia="Gentium Basic" w:hAnsi="Bookman Old Style" w:cs="Gentium Basic"/>
+                <w:b/>
+                <w:bCs/>
+                <w:highlight w:val="yellow"/>
+                <w:lang w:val="en-US"/>
+              </w:rPr>
+              <w:t>klient</w:t>
+            </w:r>
+            <w:proofErr w:type="spellEnd"/>
+            <w:r>
+              <w:rPr>
+                <w:rFonts w:ascii="Bookman Old Style" w:eastAsia="Gentium Basic" w:hAnsi="Bookman Old Style" w:cs="Gentium Basic"/>
+                <w:b/>
+                <w:bCs/>
+                <w:highlight w:val="yellow"/>
+                <w:lang w:val="en-US"/>
+              </w:rPr>
+              <w:t xml:space="preserve"> dan </w:t>
+            </w:r>
+            <w:proofErr w:type="spellStart"/>
+            <w:r>
+              <w:rPr>
+                <w:rFonts w:ascii="Bookman Old Style" w:eastAsia="Gentium Basic" w:hAnsi="Bookman Old Style" w:cs="Gentium Basic"/>
+                <w:b/>
+                <w:bCs/>
+                <w:highlight w:val="yellow"/>
+                <w:lang w:val="en-US"/>
+              </w:rPr>
+              <w:t>kontraktor</w:t>
+            </w:r>
+            <w:proofErr w:type="spellEnd"/>
+            <w:r>
+              <w:rPr>
+                <w:rFonts w:ascii="Bookman Old Style" w:eastAsia="Gentium Basic" w:hAnsi="Bookman Old Style" w:cs="Gentium Basic"/>
+                <w:b/>
+                <w:bCs/>
+                <w:highlight w:val="yellow"/>
+                <w:lang w:val="en-US"/>
+              </w:rPr>
+              <w:t xml:space="preserve"> </w:t>
+            </w:r>
+            <w:proofErr w:type="spellStart"/>
+            <w:r>
+              <w:rPr>
+                <w:rFonts w:ascii="Bookman Old Style" w:eastAsia="Gentium Basic" w:hAnsi="Bookman Old Style" w:cs="Gentium Basic"/>
+                <w:b/>
+                <w:bCs/>
+                <w:highlight w:val="yellow"/>
+                <w:lang w:val="en-US"/>
+              </w:rPr>
+              <w:t>dalam</w:t>
+            </w:r>
+            <w:proofErr w:type="spellEnd"/>
+            <w:r>
+              <w:rPr>
+                <w:rFonts w:ascii="Bookman Old Style" w:eastAsia="Gentium Basic" w:hAnsi="Bookman Old Style" w:cs="Gentium Basic"/>
+                <w:b/>
+                <w:bCs/>
+                <w:highlight w:val="yellow"/>
+                <w:lang w:val="en-US"/>
+              </w:rPr>
+              <w:t xml:space="preserve"> </w:t>
+            </w:r>
+            <w:proofErr w:type="spellStart"/>
+            <w:r>
+              <w:rPr>
+                <w:rFonts w:ascii="Bookman Old Style" w:eastAsia="Gentium Basic" w:hAnsi="Bookman Old Style" w:cs="Gentium Basic"/>
+                <w:b/>
+                <w:bCs/>
+                <w:highlight w:val="yellow"/>
+                <w:lang w:val="en-US"/>
+              </w:rPr>
+              <w:t>menginterpretasikan</w:t>
+            </w:r>
+            <w:proofErr w:type="spellEnd"/>
+            <w:r>
+              <w:rPr>
+                <w:rFonts w:ascii="Bookman Old Style" w:eastAsia="Gentium Basic" w:hAnsi="Bookman Old Style" w:cs="Gentium Basic"/>
+                <w:b/>
+                <w:bCs/>
+                <w:highlight w:val="yellow"/>
+                <w:lang w:val="en-US"/>
+              </w:rPr>
+              <w:t xml:space="preserve"> </w:t>
+            </w:r>
+            <w:proofErr w:type="spellStart"/>
+            <w:r>
+              <w:rPr>
+                <w:rFonts w:ascii="Bookman Old Style" w:eastAsia="Gentium Basic" w:hAnsi="Bookman Old Style" w:cs="Gentium Basic"/>
+                <w:b/>
+                <w:bCs/>
+                <w:highlight w:val="yellow"/>
+                <w:lang w:val="en-US"/>
+              </w:rPr>
+              <w:t>dokumen</w:t>
+            </w:r>
+            <w:proofErr w:type="spellEnd"/>
+            <w:r>
+              <w:rPr>
+                <w:rFonts w:ascii="Bookman Old Style" w:eastAsia="Gentium Basic" w:hAnsi="Bookman Old Style" w:cs="Gentium Basic"/>
+                <w:b/>
+                <w:bCs/>
+                <w:highlight w:val="yellow"/>
+                <w:lang w:val="en-US"/>
+              </w:rPr>
+              <w:t xml:space="preserve"> </w:t>
+            </w:r>
+            <w:proofErr w:type="spellStart"/>
+            <w:r>
+              <w:rPr>
+                <w:rFonts w:ascii="Bookman Old Style" w:eastAsia="Gentium Basic" w:hAnsi="Bookman Old Style" w:cs="Gentium Basic"/>
+                <w:b/>
+                <w:bCs/>
+                <w:highlight w:val="yellow"/>
+                <w:lang w:val="en-US"/>
+              </w:rPr>
+              <w:t>kontrak</w:t>
+            </w:r>
+            <w:proofErr w:type="spellEnd"/>
+            <w:r>
+              <w:rPr>
+                <w:rFonts w:ascii="Bookman Old Style" w:eastAsia="Gentium Basic" w:hAnsi="Bookman Old Style" w:cs="Gentium Basic"/>
+                <w:b/>
+                <w:bCs/>
+                <w:highlight w:val="yellow"/>
+                <w:lang w:val="en-US"/>
+              </w:rPr>
+              <w:t xml:space="preserve"> dan </w:t>
+            </w:r>
+            <w:proofErr w:type="spellStart"/>
+            <w:r>
+              <w:rPr>
+                <w:rFonts w:ascii="Bookman Old Style" w:eastAsia="Gentium Basic" w:hAnsi="Bookman Old Style" w:cs="Gentium Basic"/>
+                <w:b/>
+                <w:bCs/>
+                <w:highlight w:val="yellow"/>
+                <w:lang w:val="en-US"/>
+              </w:rPr>
+              <w:t>nasihat</w:t>
+            </w:r>
+            <w:proofErr w:type="spellEnd"/>
+            <w:r>
+              <w:rPr>
+                <w:rFonts w:ascii="Bookman Old Style" w:eastAsia="Gentium Basic" w:hAnsi="Bookman Old Style" w:cs="Gentium Basic"/>
+                <w:b/>
+                <w:bCs/>
+                <w:highlight w:val="yellow"/>
+                <w:lang w:val="en-US"/>
+              </w:rPr>
+              <w:t xml:space="preserve"> lain </w:t>
+            </w:r>
+            <w:proofErr w:type="spellStart"/>
             <w:r>
               <w:rPr>
                 <w:rFonts w:ascii="Bookman Old Style" w:eastAsia="Gentium Basic" w:hAnsi="Bookman Old Style" w:cs="Gentium Basic"/>
@@ -8586,7 +9875,172 @@
                 <w:lang w:val="en-US"/>
               </w:rPr>
               <w:lastRenderedPageBreak/>
-              <w:t>dalam hal teknikal selama proses kontruksi infrastruktur sipil transportasi.</w:t>
+              <w:t>dalam</w:t>
+            </w:r>
+            <w:proofErr w:type="spellEnd"/>
+            <w:r>
+              <w:rPr>
+                <w:rFonts w:ascii="Bookman Old Style" w:eastAsia="Gentium Basic" w:hAnsi="Bookman Old Style" w:cs="Gentium Basic"/>
+                <w:b/>
+                <w:bCs/>
+                <w:highlight w:val="yellow"/>
+                <w:lang w:val="en-US"/>
+              </w:rPr>
+              <w:t xml:space="preserve"> </w:t>
+            </w:r>
+            <w:proofErr w:type="spellStart"/>
+            <w:r>
+              <w:rPr>
+                <w:rFonts w:ascii="Bookman Old Style" w:eastAsia="Gentium Basic" w:hAnsi="Bookman Old Style" w:cs="Gentium Basic"/>
+                <w:b/>
+                <w:bCs/>
+                <w:highlight w:val="yellow"/>
+                <w:lang w:val="en-US"/>
+              </w:rPr>
+              <w:t>hal</w:t>
+            </w:r>
+            <w:proofErr w:type="spellEnd"/>
+            <w:r>
+              <w:rPr>
+                <w:rFonts w:ascii="Bookman Old Style" w:eastAsia="Gentium Basic" w:hAnsi="Bookman Old Style" w:cs="Gentium Basic"/>
+                <w:b/>
+                <w:bCs/>
+                <w:highlight w:val="yellow"/>
+                <w:lang w:val="en-US"/>
+              </w:rPr>
+              <w:t xml:space="preserve"> </w:t>
+            </w:r>
+            <w:proofErr w:type="spellStart"/>
+            <w:r>
+              <w:rPr>
+                <w:rFonts w:ascii="Bookman Old Style" w:eastAsia="Gentium Basic" w:hAnsi="Bookman Old Style" w:cs="Gentium Basic"/>
+                <w:b/>
+                <w:bCs/>
+                <w:highlight w:val="yellow"/>
+                <w:lang w:val="en-US"/>
+              </w:rPr>
+              <w:t>teknikal</w:t>
+            </w:r>
+            <w:proofErr w:type="spellEnd"/>
+            <w:r>
+              <w:rPr>
+                <w:rFonts w:ascii="Bookman Old Style" w:eastAsia="Gentium Basic" w:hAnsi="Bookman Old Style" w:cs="Gentium Basic"/>
+                <w:b/>
+                <w:bCs/>
+                <w:highlight w:val="yellow"/>
+                <w:lang w:val="en-US"/>
+              </w:rPr>
+              <w:t xml:space="preserve"> </w:t>
+            </w:r>
+            <w:proofErr w:type="spellStart"/>
+            <w:r>
+              <w:rPr>
+                <w:rFonts w:ascii="Bookman Old Style" w:eastAsia="Gentium Basic" w:hAnsi="Bookman Old Style" w:cs="Gentium Basic"/>
+                <w:b/>
+                <w:bCs/>
+                <w:highlight w:val="yellow"/>
+                <w:lang w:val="en-US"/>
+              </w:rPr>
+              <w:t>selama</w:t>
+            </w:r>
+            <w:proofErr w:type="spellEnd"/>
+            <w:r>
+              <w:rPr>
+                <w:rFonts w:ascii="Bookman Old Style" w:eastAsia="Gentium Basic" w:hAnsi="Bookman Old Style" w:cs="Gentium Basic"/>
+                <w:b/>
+                <w:bCs/>
+                <w:highlight w:val="yellow"/>
+                <w:lang w:val="en-US"/>
+              </w:rPr>
+              <w:t xml:space="preserve"> proses </w:t>
+            </w:r>
+            <w:proofErr w:type="spellStart"/>
+            <w:r>
+              <w:rPr>
+                <w:rFonts w:ascii="Bookman Old Style" w:eastAsia="Gentium Basic" w:hAnsi="Bookman Old Style" w:cs="Gentium Basic"/>
+                <w:b/>
+                <w:bCs/>
+                <w:highlight w:val="yellow"/>
+                <w:lang w:val="en-US"/>
+              </w:rPr>
+              <w:t>kontruksi</w:t>
+            </w:r>
+            <w:proofErr w:type="spellEnd"/>
+            <w:r>
+              <w:rPr>
+                <w:rFonts w:ascii="Bookman Old Style" w:eastAsia="Gentium Basic" w:hAnsi="Bookman Old Style" w:cs="Gentium Basic"/>
+                <w:b/>
+                <w:bCs/>
+                <w:highlight w:val="yellow"/>
+                <w:lang w:val="en-US"/>
+              </w:rPr>
+              <w:t xml:space="preserve"> </w:t>
+            </w:r>
+            <w:proofErr w:type="spellStart"/>
+            <w:r>
+              <w:rPr>
+                <w:rFonts w:ascii="Bookman Old Style" w:eastAsia="Gentium Basic" w:hAnsi="Bookman Old Style" w:cs="Gentium Basic"/>
+                <w:b/>
+                <w:bCs/>
+                <w:highlight w:val="yellow"/>
+                <w:lang w:val="en-US"/>
+              </w:rPr>
+              <w:t>infrastruktur</w:t>
+            </w:r>
+            <w:proofErr w:type="spellEnd"/>
+            <w:r>
+              <w:rPr>
+                <w:rFonts w:ascii="Bookman Old Style" w:eastAsia="Gentium Basic" w:hAnsi="Bookman Old Style" w:cs="Gentium Basic"/>
+                <w:b/>
+                <w:bCs/>
+                <w:highlight w:val="yellow"/>
+                <w:lang w:val="en-US"/>
+              </w:rPr>
+              <w:t xml:space="preserve"> </w:t>
+            </w:r>
+            <w:proofErr w:type="spellStart"/>
+            <w:r>
+              <w:rPr>
+                <w:rFonts w:ascii="Bookman Old Style" w:eastAsia="Gentium Basic" w:hAnsi="Bookman Old Style" w:cs="Gentium Basic"/>
+                <w:b/>
+                <w:bCs/>
+                <w:highlight w:val="yellow"/>
+                <w:lang w:val="en-US"/>
+              </w:rPr>
+              <w:t>sipil</w:t>
+            </w:r>
+            <w:proofErr w:type="spellEnd"/>
+            <w:r>
+              <w:rPr>
+                <w:rFonts w:ascii="Bookman Old Style" w:eastAsia="Gentium Basic" w:hAnsi="Bookman Old Style" w:cs="Gentium Basic"/>
+                <w:b/>
+                <w:bCs/>
+                <w:highlight w:val="yellow"/>
+                <w:lang w:val="en-US"/>
+              </w:rPr>
+              <w:t xml:space="preserve"> </w:t>
+            </w:r>
+            <w:proofErr w:type="spellStart"/>
+            <w:r>
+              <w:rPr>
+                <w:rFonts w:ascii="Bookman Old Style" w:eastAsia="Gentium Basic" w:hAnsi="Bookman Old Style" w:cs="Gentium Basic"/>
+                <w:b/>
+                <w:bCs/>
+                <w:highlight w:val="yellow"/>
+                <w:lang w:val="en-US"/>
+              </w:rPr>
+              <w:t>transportasi</w:t>
+            </w:r>
+            <w:proofErr w:type="spellEnd"/>
+            <w:r>
+              <w:rPr>
+                <w:rFonts w:ascii="Bookman Old Style" w:eastAsia="Gentium Basic" w:hAnsi="Bookman Old Style" w:cs="Gentium Basic"/>
+                <w:b/>
+                <w:bCs/>
+                <w:highlight w:val="yellow"/>
+                <w:lang w:val="en-US"/>
+              </w:rPr>
+              <w:t>.</w:t>
             </w:r>
           </w:p>
           <w:p>
@@ -9545,7 +10999,7 @@
             <m:oMathPara>
               <m:oMath>
                 <m:r>
-                  <w:ins w:id="11" w:author="Angga Pratama" w:date="2021-11-08T09:53:00Z">
+                  <w:ins w:id="7" w:author="Angga Pratama" w:date="2021-11-08T09:53:00Z">
                     <m:rPr>
                       <m:sty m:val="p"/>
                     </m:rPr>
@@ -9559,7 +11013,7 @@
                 <m:f>
                   <m:fPr>
                     <m:ctrlPr>
-                      <w:ins w:id="12" w:author="Angga Pratama" w:date="2021-11-08T09:53:00Z">
+                      <w:ins w:id="8" w:author="Angga Pratama" w:date="2021-11-08T09:53:00Z">
                         <w:rPr>
                           <w:rFonts w:ascii="Cambria Math" w:eastAsia="Gentium Basic" w:hAnsi="Cambria Math" w:cs="Gentium Basic"/>
                           <w:iCs/>
@@ -9570,7 +11024,7 @@
                   </m:fPr>
                   <m:num>
                     <m:r>
-                      <w:ins w:id="13" w:author="Angga Pratama" w:date="2021-11-08T09:53:00Z">
+                      <w:ins w:id="9" w:author="Angga Pratama" w:date="2021-11-08T09:53:00Z">
                         <m:rPr>
                           <m:sty m:val="p"/>
                         </m:rPr>
@@ -9584,7 +11038,7 @@
                   </m:num>
                   <m:den>
                     <m:r>
-                      <w:ins w:id="14" w:author="Angga Pratama" w:date="2021-11-08T09:53:00Z">
+                      <w:ins w:id="10" w:author="Angga Pratama" w:date="2021-11-08T09:53:00Z">
                         <m:rPr>
                           <m:sty m:val="p"/>
                         </m:rPr>
@@ -9598,7 +11052,7 @@
                   </m:den>
                 </m:f>
                 <m:r>
-                  <w:ins w:id="15" w:author="Angga Pratama" w:date="2021-11-08T09:53:00Z">
+                  <w:ins w:id="11" w:author="Angga Pratama" w:date="2021-11-08T09:53:00Z">
                     <m:rPr>
                       <m:sty m:val="p"/>
                     </m:rPr>
@@ -9716,7 +11170,187 @@
                 <w:highlight w:val="yellow"/>
                 <w:lang w:val="en-US"/>
               </w:rPr>
-              <w:t>Nilai paket tertinggi diatara peserta, dijadikan pembanding untuk mendapatkan nilai peserta X</w:t>
+              <w:t xml:space="preserve">Nilai </w:t>
+            </w:r>
+            <w:proofErr w:type="spellStart"/>
+            <w:r>
+              <w:rPr>
+                <w:rFonts w:ascii="Bookman Old Style" w:eastAsia="Gentium Basic" w:hAnsi="Bookman Old Style" w:cs="Gentium Basic"/>
+                <w:highlight w:val="yellow"/>
+                <w:lang w:val="en-US"/>
+              </w:rPr>
+              <w:t>paket</w:t>
+            </w:r>
+            <w:proofErr w:type="spellEnd"/>
+            <w:r>
+              <w:rPr>
+                <w:rFonts w:ascii="Bookman Old Style" w:eastAsia="Gentium Basic" w:hAnsi="Bookman Old Style" w:cs="Gentium Basic"/>
+                <w:highlight w:val="yellow"/>
+                <w:lang w:val="en-US"/>
+              </w:rPr>
+              <w:t xml:space="preserve"> </w:t>
+            </w:r>
+            <w:proofErr w:type="spellStart"/>
+            <w:r>
+              <w:rPr>
+                <w:rFonts w:ascii="Bookman Old Style" w:eastAsia="Gentium Basic" w:hAnsi="Bookman Old Style" w:cs="Gentium Basic"/>
+                <w:highlight w:val="yellow"/>
+                <w:lang w:val="en-US"/>
+              </w:rPr>
+              <w:t>tertinggi</w:t>
+            </w:r>
+            <w:proofErr w:type="spellEnd"/>
+            <w:r>
+              <w:rPr>
+                <w:rFonts w:ascii="Bookman Old Style" w:eastAsia="Gentium Basic" w:hAnsi="Bookman Old Style" w:cs="Gentium Basic"/>
+                <w:highlight w:val="yellow"/>
+                <w:lang w:val="en-US"/>
+              </w:rPr>
+              <w:t xml:space="preserve"> </w:t>
+            </w:r>
+            <w:proofErr w:type="spellStart"/>
+            <w:r>
+              <w:rPr>
+                <w:rFonts w:ascii="Bookman Old Style" w:eastAsia="Gentium Basic" w:hAnsi="Bookman Old Style" w:cs="Gentium Basic"/>
+                <w:highlight w:val="yellow"/>
+                <w:lang w:val="en-US"/>
+              </w:rPr>
+              <w:t>diatara</w:t>
+            </w:r>
+            <w:proofErr w:type="spellEnd"/>
+            <w:r>
+              <w:rPr>
+                <w:rFonts w:ascii="Bookman Old Style" w:eastAsia="Gentium Basic" w:hAnsi="Bookman Old Style" w:cs="Gentium Basic"/>
+                <w:highlight w:val="yellow"/>
+                <w:lang w:val="en-US"/>
+              </w:rPr>
+              <w:t xml:space="preserve"> </w:t>
+            </w:r>
+            <w:proofErr w:type="spellStart"/>
+            <w:r>
+              <w:rPr>
+                <w:rFonts w:ascii="Bookman Old Style" w:eastAsia="Gentium Basic" w:hAnsi="Bookman Old Style" w:cs="Gentium Basic"/>
+                <w:highlight w:val="yellow"/>
+                <w:lang w:val="en-US"/>
+              </w:rPr>
+              <w:t>peserta</w:t>
+            </w:r>
+            <w:proofErr w:type="spellEnd"/>
+            <w:r>
+              <w:rPr>
+                <w:rFonts w:ascii="Bookman Old Style" w:eastAsia="Gentium Basic" w:hAnsi="Bookman Old Style" w:cs="Gentium Basic"/>
+                <w:highlight w:val="yellow"/>
+                <w:lang w:val="en-US"/>
+              </w:rPr>
+              <w:t xml:space="preserve">, </w:t>
+            </w:r>
+            <w:proofErr w:type="spellStart"/>
+            <w:r>
+              <w:rPr>
+                <w:rFonts w:ascii="Bookman Old Style" w:eastAsia="Gentium Basic" w:hAnsi="Bookman Old Style" w:cs="Gentium Basic"/>
+                <w:highlight w:val="yellow"/>
+                <w:lang w:val="en-US"/>
+              </w:rPr>
+              <w:t>dijadikan</w:t>
+            </w:r>
+            <w:proofErr w:type="spellEnd"/>
+            <w:r>
+              <w:rPr>
+                <w:rFonts w:ascii="Bookman Old Style" w:eastAsia="Gentium Basic" w:hAnsi="Bookman Old Style" w:cs="Gentium Basic"/>
+                <w:highlight w:val="yellow"/>
+                <w:lang w:val="en-US"/>
+              </w:rPr>
+              <w:t xml:space="preserve"> </w:t>
+            </w:r>
+            <w:proofErr w:type="spellStart"/>
+            <w:r>
+              <w:rPr>
+                <w:rFonts w:ascii="Bookman Old Style" w:eastAsia="Gentium Basic" w:hAnsi="Bookman Old Style" w:cs="Gentium Basic"/>
+                <w:highlight w:val="yellow"/>
+                <w:lang w:val="en-US"/>
+              </w:rPr>
+              <w:t>pembanding</w:t>
+            </w:r>
+            <w:proofErr w:type="spellEnd"/>
+            <w:r>
+              <w:rPr>
+                <w:rFonts w:ascii="Bookman Old Style" w:eastAsia="Gentium Basic" w:hAnsi="Bookman Old Style" w:cs="Gentium Basic"/>
+                <w:highlight w:val="yellow"/>
+                <w:lang w:val="en-US"/>
+              </w:rPr>
+              <w:t xml:space="preserve"> </w:t>
+            </w:r>
+            <w:proofErr w:type="spellStart"/>
+            <w:r>
+              <w:rPr>
+                <w:rFonts w:ascii="Bookman Old Style" w:eastAsia="Gentium Basic" w:hAnsi="Bookman Old Style" w:cs="Gentium Basic"/>
+                <w:highlight w:val="yellow"/>
+                <w:lang w:val="en-US"/>
+              </w:rPr>
+              <w:t>untuk</w:t>
+            </w:r>
+            <w:proofErr w:type="spellEnd"/>
+            <w:r>
+              <w:rPr>
+                <w:rFonts w:ascii="Bookman Old Style" w:eastAsia="Gentium Basic" w:hAnsi="Bookman Old Style" w:cs="Gentium Basic"/>
+                <w:highlight w:val="yellow"/>
+                <w:lang w:val="en-US"/>
+              </w:rPr>
+              <w:t xml:space="preserve"> </w:t>
+            </w:r>
+            <w:proofErr w:type="spellStart"/>
+            <w:r>
+              <w:rPr>
+                <w:rFonts w:ascii="Bookman Old Style" w:eastAsia="Gentium Basic" w:hAnsi="Bookman Old Style" w:cs="Gentium Basic"/>
+                <w:highlight w:val="yellow"/>
+                <w:lang w:val="en-US"/>
+              </w:rPr>
+              <w:t>mendapatkan</w:t>
+            </w:r>
+            <w:proofErr w:type="spellEnd"/>
+            <w:r>
+              <w:rPr>
+                <w:rFonts w:ascii="Bookman Old Style" w:eastAsia="Gentium Basic" w:hAnsi="Bookman Old Style" w:cs="Gentium Basic"/>
+                <w:highlight w:val="yellow"/>
+                <w:lang w:val="en-US"/>
+              </w:rPr>
+              <w:t xml:space="preserve"> </w:t>
+            </w:r>
+            <w:proofErr w:type="spellStart"/>
+            <w:r>
+              <w:rPr>
+                <w:rFonts w:ascii="Bookman Old Style" w:eastAsia="Gentium Basic" w:hAnsi="Bookman Old Style" w:cs="Gentium Basic"/>
+                <w:highlight w:val="yellow"/>
+                <w:lang w:val="en-US"/>
+              </w:rPr>
+              <w:t>nilai</w:t>
+            </w:r>
+            <w:proofErr w:type="spellEnd"/>
+            <w:r>
+              <w:rPr>
+                <w:rFonts w:ascii="Bookman Old Style" w:eastAsia="Gentium Basic" w:hAnsi="Bookman Old Style" w:cs="Gentium Basic"/>
+                <w:highlight w:val="yellow"/>
+                <w:lang w:val="en-US"/>
+              </w:rPr>
+              <w:t xml:space="preserve"> </w:t>
+            </w:r>
+            <w:proofErr w:type="spellStart"/>
+            <w:r>
+              <w:rPr>
+                <w:rFonts w:ascii="Bookman Old Style" w:eastAsia="Gentium Basic" w:hAnsi="Bookman Old Style" w:cs="Gentium Basic"/>
+                <w:highlight w:val="yellow"/>
+                <w:lang w:val="en-US"/>
+              </w:rPr>
+              <w:t>peserta</w:t>
+            </w:r>
+            <w:proofErr w:type="spellEnd"/>
+            <w:r>
+              <w:rPr>
+                <w:rFonts w:ascii="Bookman Old Style" w:eastAsia="Gentium Basic" w:hAnsi="Bookman Old Style" w:cs="Gentium Basic"/>
+                <w:highlight w:val="yellow"/>
+                <w:lang w:val="en-US"/>
+              </w:rPr>
+              <w:t xml:space="preserve"> X</w:t>
             </w:r>
           </w:p>
           <w:p>
@@ -10545,6 +12179,7 @@
                 <w:lang w:val="en-US"/>
               </w:rPr>
             </w:pPr>
+            <w:proofErr w:type="spellStart"/>
             <w:r>
               <w:rPr>
                 <w:rFonts w:ascii="Bookman Old Style" w:eastAsia="Gentium Basic" w:hAnsi="Bookman Old Style"/>
@@ -10554,7 +12189,43 @@
                 <w:highlight w:val="yellow"/>
                 <w:lang w:val="en-US"/>
               </w:rPr>
-              <w:t>Dukungan Teknis dan Manajemen;</w:t>
+              <w:t>Dukungan</w:t>
+            </w:r>
+            <w:proofErr w:type="spellEnd"/>
+            <w:r>
+              <w:rPr>
+                <w:rFonts w:ascii="Bookman Old Style" w:eastAsia="Gentium Basic" w:hAnsi="Bookman Old Style"/>
+                <w:b/>
+                <w:bCs/>
+                <w:i/>
+                <w:highlight w:val="yellow"/>
+                <w:lang w:val="en-US"/>
+              </w:rPr>
+              <w:t xml:space="preserve"> Teknis dan </w:t>
+            </w:r>
+            <w:proofErr w:type="spellStart"/>
+            <w:r>
+              <w:rPr>
+                <w:rFonts w:ascii="Bookman Old Style" w:eastAsia="Gentium Basic" w:hAnsi="Bookman Old Style"/>
+                <w:b/>
+                <w:bCs/>
+                <w:i/>
+                <w:highlight w:val="yellow"/>
+                <w:lang w:val="en-US"/>
+              </w:rPr>
+              <w:t>Manajemen</w:t>
+            </w:r>
+            <w:proofErr w:type="spellEnd"/>
+            <w:r>
+              <w:rPr>
+                <w:rFonts w:ascii="Bookman Old Style" w:eastAsia="Gentium Basic" w:hAnsi="Bookman Old Style"/>
+                <w:b/>
+                <w:bCs/>
+                <w:i/>
+                <w:highlight w:val="yellow"/>
+                <w:lang w:val="en-US"/>
+              </w:rPr>
+              <w:t>;</w:t>
             </w:r>
           </w:p>
           <w:p>
@@ -10578,6 +12249,7 @@
                 <w:lang w:val="en-US"/>
               </w:rPr>
             </w:pPr>
+            <w:proofErr w:type="spellStart"/>
             <w:r>
               <w:rPr>
                 <w:rFonts w:ascii="Bookman Old Style" w:eastAsia="Gentium Basic" w:hAnsi="Bookman Old Style"/>
@@ -10587,7 +12259,43 @@
                 <w:highlight w:val="yellow"/>
                 <w:lang w:val="en-US"/>
               </w:rPr>
-              <w:t>Pelaporan dan Dokumentasi;</w:t>
+              <w:t>Pelaporan</w:t>
+            </w:r>
+            <w:proofErr w:type="spellEnd"/>
+            <w:r>
+              <w:rPr>
+                <w:rFonts w:ascii="Bookman Old Style" w:eastAsia="Gentium Basic" w:hAnsi="Bookman Old Style"/>
+                <w:b/>
+                <w:bCs/>
+                <w:i/>
+                <w:highlight w:val="yellow"/>
+                <w:lang w:val="en-US"/>
+              </w:rPr>
+              <w:t xml:space="preserve"> dan </w:t>
+            </w:r>
+            <w:proofErr w:type="spellStart"/>
+            <w:r>
+              <w:rPr>
+                <w:rFonts w:ascii="Bookman Old Style" w:eastAsia="Gentium Basic" w:hAnsi="Bookman Old Style"/>
+                <w:b/>
+                <w:bCs/>
+                <w:i/>
+                <w:highlight w:val="yellow"/>
+                <w:lang w:val="en-US"/>
+              </w:rPr>
+              <w:t>Dokumentasi</w:t>
+            </w:r>
+            <w:proofErr w:type="spellEnd"/>
+            <w:r>
+              <w:rPr>
+                <w:rFonts w:ascii="Bookman Old Style" w:eastAsia="Gentium Basic" w:hAnsi="Bookman Old Style"/>
+                <w:b/>
+                <w:bCs/>
+                <w:i/>
+                <w:highlight w:val="yellow"/>
+                <w:lang w:val="en-US"/>
+              </w:rPr>
+              <w:t>;</w:t>
             </w:r>
           </w:p>
           <w:p>
@@ -10611,6 +12319,7 @@
                 <w:lang w:val="en-US"/>
               </w:rPr>
             </w:pPr>
+            <w:proofErr w:type="spellStart"/>
             <w:r>
               <w:rPr>
                 <w:rFonts w:ascii="Bookman Old Style" w:eastAsia="Gentium Basic" w:hAnsi="Bookman Old Style"/>
@@ -10620,8 +12329,33 @@
                 <w:highlight w:val="yellow"/>
                 <w:lang w:val="en-US"/>
               </w:rPr>
-              <w:t>Personel/Ketenagaan</w:t>
-            </w:r>
+              <w:t>Personel</w:t>
+            </w:r>
+            <w:proofErr w:type="spellEnd"/>
+            <w:r>
+              <w:rPr>
+                <w:rFonts w:ascii="Bookman Old Style" w:eastAsia="Gentium Basic" w:hAnsi="Bookman Old Style"/>
+                <w:b/>
+                <w:bCs/>
+                <w:i/>
+                <w:highlight w:val="yellow"/>
+                <w:lang w:val="en-US"/>
+              </w:rPr>
+              <w:t>/</w:t>
+            </w:r>
+            <w:proofErr w:type="spellStart"/>
+            <w:r>
+              <w:rPr>
+                <w:rFonts w:ascii="Bookman Old Style" w:eastAsia="Gentium Basic" w:hAnsi="Bookman Old Style"/>
+                <w:b/>
+                <w:bCs/>
+                <w:i/>
+                <w:highlight w:val="yellow"/>
+                <w:lang w:val="en-US"/>
+              </w:rPr>
+              <w:t>Ketenagaan</w:t>
+            </w:r>
+            <w:proofErr w:type="spellEnd"/>
           </w:p>
           <w:p>
             <w:pPr>
@@ -10679,15 +12413,27 @@
               </w:rPr>
               <w:t>0 (</w:t>
             </w:r>
-            <w:r>
-              <w:rPr>
-                <w:rFonts w:ascii="Bookman Old Style" w:eastAsia="Gentium Basic" w:hAnsi="Bookman Old Style" w:cs="Gentium Basic"/>
-                <w:b/>
-                <w:bCs/>
-                <w:highlight w:val="yellow"/>
-                <w:lang w:val="en-US"/>
-              </w:rPr>
-              <w:t xml:space="preserve">enam </w:t>
+            <w:proofErr w:type="spellStart"/>
+            <w:r>
+              <w:rPr>
+                <w:rFonts w:ascii="Bookman Old Style" w:eastAsia="Gentium Basic" w:hAnsi="Bookman Old Style" w:cs="Gentium Basic"/>
+                <w:b/>
+                <w:bCs/>
+                <w:highlight w:val="yellow"/>
+                <w:lang w:val="en-US"/>
+              </w:rPr>
+              <w:t>enam</w:t>
+            </w:r>
+            <w:proofErr w:type="spellEnd"/>
+            <w:r>
+              <w:rPr>
+                <w:rFonts w:ascii="Bookman Old Style" w:eastAsia="Gentium Basic" w:hAnsi="Bookman Old Style" w:cs="Gentium Basic"/>
+                <w:b/>
+                <w:bCs/>
+                <w:highlight w:val="yellow"/>
+                <w:lang w:val="en-US"/>
+              </w:rPr>
+              <w:t xml:space="preserve"> </w:t>
             </w:r>
             <w:r>
               <w:rPr>
@@ -16926,6 +18672,7 @@
               </w:rPr>
               <w:t xml:space="preserve">memiliki ≥ </w:t>
             </w:r>
+            <w:proofErr w:type="spellStart"/>
             <w:r>
               <w:rPr>
                 <w:rFonts w:ascii="Bookman Old Style" w:eastAsia="Nova Mono" w:hAnsi="Bookman Old Style" w:cs="Nova Mono"/>
@@ -16934,7 +18681,40 @@
                 <w:highlight w:val="yellow"/>
                 <w:lang w:val="en-US"/>
               </w:rPr>
-              <w:t>dari syarat KAK</w:t>
+              <w:t>dari</w:t>
+            </w:r>
+            <w:proofErr w:type="spellEnd"/>
+            <w:r>
+              <w:rPr>
+                <w:rFonts w:ascii="Bookman Old Style" w:eastAsia="Nova Mono" w:hAnsi="Bookman Old Style" w:cs="Nova Mono"/>
+                <w:b/>
+                <w:bCs/>
+                <w:highlight w:val="yellow"/>
+                <w:lang w:val="en-US"/>
+              </w:rPr>
+              <w:t xml:space="preserve"> </w:t>
+            </w:r>
+            <w:proofErr w:type="spellStart"/>
+            <w:r>
+              <w:rPr>
+                <w:rFonts w:ascii="Bookman Old Style" w:eastAsia="Nova Mono" w:hAnsi="Bookman Old Style" w:cs="Nova Mono"/>
+                <w:b/>
+                <w:bCs/>
+                <w:highlight w:val="yellow"/>
+                <w:lang w:val="en-US"/>
+              </w:rPr>
+              <w:t>syarat</w:t>
+            </w:r>
+            <w:proofErr w:type="spellEnd"/>
+            <w:r>
+              <w:rPr>
+                <w:rFonts w:ascii="Bookman Old Style" w:eastAsia="Nova Mono" w:hAnsi="Bookman Old Style" w:cs="Nova Mono"/>
+                <w:b/>
+                <w:bCs/>
+                <w:highlight w:val="yellow"/>
+                <w:lang w:val="en-US"/>
+              </w:rPr>
+              <w:t xml:space="preserve"> KAK</w:t>
             </w:r>
             <w:r>
               <w:rPr>
@@ -17017,7 +18797,7 @@
             <m:oMathPara>
               <m:oMath>
                 <m:r>
-                  <w:ins w:id="16" w:author="Angga Pratama" w:date="2021-11-11T02:42:00Z">
+                  <w:ins w:id="12" w:author="Angga Pratama" w:date="2021-11-11T02:42:00Z">
                     <w:rPr>
                       <w:rFonts w:ascii="Cambria Math" w:eastAsia="Gentium Basic" w:hAnsi="Cambria Math" w:cs="Gentium Basic"/>
                       <w:color w:val="000000"/>
@@ -17029,7 +18809,7 @@
                 <m:f>
                   <m:fPr>
                     <m:ctrlPr>
-                      <w:ins w:id="17" w:author="Angga Pratama" w:date="2021-11-11T02:42:00Z">
+                      <w:ins w:id="13" w:author="Angga Pratama" w:date="2021-11-11T02:42:00Z">
                         <w:rPr>
                           <w:rFonts w:ascii="Cambria Math" w:eastAsia="Gentium Basic" w:hAnsi="Cambria Math" w:cs="Gentium Basic"/>
                           <w:i/>
@@ -17041,7 +18821,7 @@
                   </m:fPr>
                   <m:num>
                     <m:r>
-                      <w:ins w:id="18" w:author="Angga Pratama" w:date="2021-11-11T02:42:00Z">
+                      <w:ins w:id="14" w:author="Angga Pratama" w:date="2021-11-11T02:42:00Z">
                         <w:rPr>
                           <w:rFonts w:ascii="Cambria Math" w:eastAsia="Gentium Basic" w:hAnsi="Cambria Math" w:cs="Gentium Basic"/>
                           <w:color w:val="000000"/>
@@ -17053,7 +18833,7 @@
                   </m:num>
                   <m:den>
                     <m:r>
-                      <w:ins w:id="19" w:author="Angga Pratama" w:date="2021-11-11T02:42:00Z">
+                      <w:ins w:id="15" w:author="Angga Pratama" w:date="2021-11-11T02:42:00Z">
                         <w:rPr>
                           <w:rFonts w:ascii="Cambria Math" w:eastAsia="Gentium Basic" w:hAnsi="Cambria Math" w:cs="Gentium Basic"/>
                           <w:color w:val="000000"/>
@@ -17065,7 +18845,7 @@
                   </m:den>
                 </m:f>
                 <m:r>
-                  <w:ins w:id="20" w:author="Angga Pratama" w:date="2021-11-11T02:42:00Z">
+                  <w:ins w:id="16" w:author="Angga Pratama" w:date="2021-11-11T02:42:00Z">
                     <w:rPr>
                       <w:rFonts w:ascii="Cambria Math" w:eastAsia="Gentium Basic" w:hAnsi="Cambria Math" w:cs="Gentium Basic"/>
                       <w:color w:val="000000"/>
@@ -18772,8 +20552,54 @@
                 <w:highlight w:val="yellow"/>
                 <w:lang w:val="en-US"/>
               </w:rPr>
-              <w:t xml:space="preserve"> atau sama dengan</w:t>
-            </w:r>
+              <w:t xml:space="preserve"> </w:t>
+            </w:r>
+            <w:proofErr w:type="spellStart"/>
+            <w:r>
+              <w:rPr>
+                <w:rFonts w:ascii="Bookman Old Style" w:eastAsia="Gentium Basic" w:hAnsi="Bookman Old Style" w:cs="Gentium Basic"/>
+                <w:highlight w:val="yellow"/>
+                <w:lang w:val="en-US"/>
+              </w:rPr>
+              <w:t>atau</w:t>
+            </w:r>
+            <w:proofErr w:type="spellEnd"/>
+            <w:r>
+              <w:rPr>
+                <w:rFonts w:ascii="Bookman Old Style" w:eastAsia="Gentium Basic" w:hAnsi="Bookman Old Style" w:cs="Gentium Basic"/>
+                <w:highlight w:val="yellow"/>
+                <w:lang w:val="en-US"/>
+              </w:rPr>
+              <w:t xml:space="preserve"> </w:t>
+            </w:r>
+            <w:proofErr w:type="spellStart"/>
+            <w:r>
+              <w:rPr>
+                <w:rFonts w:ascii="Bookman Old Style" w:eastAsia="Gentium Basic" w:hAnsi="Bookman Old Style" w:cs="Gentium Basic"/>
+                <w:highlight w:val="yellow"/>
+                <w:lang w:val="en-US"/>
+              </w:rPr>
+              <w:t>sama</w:t>
+            </w:r>
+            <w:proofErr w:type="spellEnd"/>
+            <w:r>
+              <w:rPr>
+                <w:rFonts w:ascii="Bookman Old Style" w:eastAsia="Gentium Basic" w:hAnsi="Bookman Old Style" w:cs="Gentium Basic"/>
+                <w:highlight w:val="yellow"/>
+                <w:lang w:val="en-US"/>
+              </w:rPr>
+              <w:t xml:space="preserve"> </w:t>
+            </w:r>
+            <w:proofErr w:type="spellStart"/>
+            <w:r>
+              <w:rPr>
+                <w:rFonts w:ascii="Bookman Old Style" w:eastAsia="Gentium Basic" w:hAnsi="Bookman Old Style" w:cs="Gentium Basic"/>
+                <w:highlight w:val="yellow"/>
+                <w:lang w:val="en-US"/>
+              </w:rPr>
+              <w:t>dengan</w:t>
+            </w:r>
+            <w:proofErr w:type="spellEnd"/>
             <w:r>
               <w:rPr>
                 <w:rFonts w:ascii="Bookman Old Style" w:eastAsia="Gentium Basic" w:hAnsi="Bookman Old Style" w:cs="Gentium Basic"/>
@@ -18919,16 +20745,62 @@
                 <w:lang w:val="en-US"/>
               </w:rPr>
             </w:pPr>
-            <w:r>
-              <w:rPr>
-                <w:rFonts w:ascii="Bookman Old Style" w:hAnsi="Bookman Old Style" w:cs="Arial"/>
-                <w:b/>
-                <w:bCs/>
-                <w:highlight w:val="yellow"/>
-                <w:lang w:val="en-US"/>
-              </w:rPr>
-              <w:t>Bentuk Dokumen Penawaran</w:t>
-            </w:r>
+            <w:proofErr w:type="spellStart"/>
+            <w:r>
+              <w:rPr>
+                <w:rFonts w:ascii="Bookman Old Style" w:hAnsi="Bookman Old Style" w:cs="Arial"/>
+                <w:b/>
+                <w:bCs/>
+                <w:highlight w:val="yellow"/>
+                <w:lang w:val="en-US"/>
+              </w:rPr>
+              <w:t>Bentuk</w:t>
+            </w:r>
+            <w:proofErr w:type="spellEnd"/>
+            <w:r>
+              <w:rPr>
+                <w:rFonts w:ascii="Bookman Old Style" w:hAnsi="Bookman Old Style" w:cs="Arial"/>
+                <w:b/>
+                <w:bCs/>
+                <w:highlight w:val="yellow"/>
+                <w:lang w:val="en-US"/>
+              </w:rPr>
+              <w:t xml:space="preserve"> </w:t>
+            </w:r>
+            <w:proofErr w:type="spellStart"/>
+            <w:r>
+              <w:rPr>
+                <w:rFonts w:ascii="Bookman Old Style" w:hAnsi="Bookman Old Style" w:cs="Arial"/>
+                <w:b/>
+                <w:bCs/>
+                <w:highlight w:val="yellow"/>
+                <w:lang w:val="en-US"/>
+              </w:rPr>
+              <w:t>Dokumen</w:t>
+            </w:r>
+            <w:proofErr w:type="spellEnd"/>
+            <w:r>
+              <w:rPr>
+                <w:rFonts w:ascii="Bookman Old Style" w:hAnsi="Bookman Old Style" w:cs="Arial"/>
+                <w:b/>
+                <w:bCs/>
+                <w:highlight w:val="yellow"/>
+                <w:lang w:val="en-US"/>
+              </w:rPr>
+              <w:t xml:space="preserve"> </w:t>
+            </w:r>
+            <w:proofErr w:type="spellStart"/>
+            <w:r>
+              <w:rPr>
+                <w:rFonts w:ascii="Bookman Old Style" w:hAnsi="Bookman Old Style" w:cs="Arial"/>
+                <w:b/>
+                <w:bCs/>
+                <w:highlight w:val="yellow"/>
+                <w:lang w:val="en-US"/>
+              </w:rPr>
+              <w:t>Penawaran</w:t>
+            </w:r>
+            <w:proofErr w:type="spellEnd"/>
           </w:p>
         </w:tc>
         <w:tc>
@@ -19069,16 +20941,40 @@
                 <w:lang w:val="en-US"/>
               </w:rPr>
             </w:pPr>
-            <w:r>
-              <w:rPr>
-                <w:rFonts w:ascii="Bookman Old Style" w:hAnsi="Bookman Old Style" w:cs="Arial"/>
-                <w:b/>
-                <w:bCs/>
-                <w:highlight w:val="yellow"/>
-                <w:lang w:val="en-US"/>
-              </w:rPr>
-              <w:t>Rancangan Kontrak</w:t>
-            </w:r>
+            <w:proofErr w:type="spellStart"/>
+            <w:r>
+              <w:rPr>
+                <w:rFonts w:ascii="Bookman Old Style" w:hAnsi="Bookman Old Style" w:cs="Arial"/>
+                <w:b/>
+                <w:bCs/>
+                <w:highlight w:val="yellow"/>
+                <w:lang w:val="en-US"/>
+              </w:rPr>
+              <w:t>Rancangan</w:t>
+            </w:r>
+            <w:proofErr w:type="spellEnd"/>
+            <w:r>
+              <w:rPr>
+                <w:rFonts w:ascii="Bookman Old Style" w:hAnsi="Bookman Old Style" w:cs="Arial"/>
+                <w:b/>
+                <w:bCs/>
+                <w:highlight w:val="yellow"/>
+                <w:lang w:val="en-US"/>
+              </w:rPr>
+              <w:t xml:space="preserve"> </w:t>
+            </w:r>
+            <w:proofErr w:type="spellStart"/>
+            <w:r>
+              <w:rPr>
+                <w:rFonts w:ascii="Bookman Old Style" w:hAnsi="Bookman Old Style" w:cs="Arial"/>
+                <w:b/>
+                <w:bCs/>
+                <w:highlight w:val="yellow"/>
+                <w:lang w:val="en-US"/>
+              </w:rPr>
+              <w:t>Kontrak</w:t>
+            </w:r>
+            <w:proofErr w:type="spellEnd"/>
           </w:p>
         </w:tc>
         <w:tc>
@@ -19219,16 +21115,40 @@
                 <w:lang w:val="en-US"/>
               </w:rPr>
             </w:pPr>
-            <w:r>
-              <w:rPr>
-                <w:rFonts w:ascii="Bookman Old Style" w:hAnsi="Bookman Old Style" w:cs="Arial"/>
-                <w:b/>
-                <w:bCs/>
-                <w:highlight w:val="yellow"/>
-                <w:lang w:val="en-US"/>
-              </w:rPr>
-              <w:t>Syarat-syarat Umum Kontrak</w:t>
-            </w:r>
+            <w:proofErr w:type="spellStart"/>
+            <w:r>
+              <w:rPr>
+                <w:rFonts w:ascii="Bookman Old Style" w:hAnsi="Bookman Old Style" w:cs="Arial"/>
+                <w:b/>
+                <w:bCs/>
+                <w:highlight w:val="yellow"/>
+                <w:lang w:val="en-US"/>
+              </w:rPr>
+              <w:t>Syarat-syarat</w:t>
+            </w:r>
+            <w:proofErr w:type="spellEnd"/>
+            <w:r>
+              <w:rPr>
+                <w:rFonts w:ascii="Bookman Old Style" w:hAnsi="Bookman Old Style" w:cs="Arial"/>
+                <w:b/>
+                <w:bCs/>
+                <w:highlight w:val="yellow"/>
+                <w:lang w:val="en-US"/>
+              </w:rPr>
+              <w:t xml:space="preserve"> Umum </w:t>
+            </w:r>
+            <w:proofErr w:type="spellStart"/>
+            <w:r>
+              <w:rPr>
+                <w:rFonts w:ascii="Bookman Old Style" w:hAnsi="Bookman Old Style" w:cs="Arial"/>
+                <w:b/>
+                <w:bCs/>
+                <w:highlight w:val="yellow"/>
+                <w:lang w:val="en-US"/>
+              </w:rPr>
+              <w:t>Kontrak</w:t>
+            </w:r>
+            <w:proofErr w:type="spellEnd"/>
           </w:p>
         </w:tc>
         <w:tc>
@@ -19369,16 +21289,62 @@
                 <w:lang w:val="en-US"/>
               </w:rPr>
             </w:pPr>
-            <w:r>
-              <w:rPr>
-                <w:rFonts w:ascii="Bookman Old Style" w:hAnsi="Bookman Old Style" w:cs="Arial"/>
-                <w:b/>
-                <w:bCs/>
-                <w:highlight w:val="yellow"/>
-                <w:lang w:val="en-US"/>
-              </w:rPr>
-              <w:t>Syarat-syarat Khusus Kontrak</w:t>
-            </w:r>
+            <w:proofErr w:type="spellStart"/>
+            <w:r>
+              <w:rPr>
+                <w:rFonts w:ascii="Bookman Old Style" w:hAnsi="Bookman Old Style" w:cs="Arial"/>
+                <w:b/>
+                <w:bCs/>
+                <w:highlight w:val="yellow"/>
+                <w:lang w:val="en-US"/>
+              </w:rPr>
+              <w:t>Syarat-syarat</w:t>
+            </w:r>
+            <w:proofErr w:type="spellEnd"/>
+            <w:r>
+              <w:rPr>
+                <w:rFonts w:ascii="Bookman Old Style" w:hAnsi="Bookman Old Style" w:cs="Arial"/>
+                <w:b/>
+                <w:bCs/>
+                <w:highlight w:val="yellow"/>
+                <w:lang w:val="en-US"/>
+              </w:rPr>
+              <w:t xml:space="preserve"> </w:t>
+            </w:r>
+            <w:proofErr w:type="spellStart"/>
+            <w:r>
+              <w:rPr>
+                <w:rFonts w:ascii="Bookman Old Style" w:hAnsi="Bookman Old Style" w:cs="Arial"/>
+                <w:b/>
+                <w:bCs/>
+                <w:highlight w:val="yellow"/>
+                <w:lang w:val="en-US"/>
+              </w:rPr>
+              <w:t>Khusus</w:t>
+            </w:r>
+            <w:proofErr w:type="spellEnd"/>
+            <w:r>
+              <w:rPr>
+                <w:rFonts w:ascii="Bookman Old Style" w:hAnsi="Bookman Old Style" w:cs="Arial"/>
+                <w:b/>
+                <w:bCs/>
+                <w:highlight w:val="yellow"/>
+                <w:lang w:val="en-US"/>
+              </w:rPr>
+              <w:t xml:space="preserve"> </w:t>
+            </w:r>
+            <w:proofErr w:type="spellStart"/>
+            <w:r>
+              <w:rPr>
+                <w:rFonts w:ascii="Bookman Old Style" w:hAnsi="Bookman Old Style" w:cs="Arial"/>
+                <w:b/>
+                <w:bCs/>
+                <w:highlight w:val="yellow"/>
+                <w:lang w:val="en-US"/>
+              </w:rPr>
+              <w:t>Kontrak</w:t>
+            </w:r>
+            <w:proofErr w:type="spellEnd"/>
           </w:p>
         </w:tc>
         <w:tc>
@@ -19519,15 +21485,49 @@
                 <w:lang w:val="en-US"/>
               </w:rPr>
             </w:pPr>
-            <w:r>
-              <w:rPr>
-                <w:rFonts w:ascii="Bookman Old Style" w:hAnsi="Bookman Old Style" w:cs="Arial"/>
-                <w:b/>
-                <w:bCs/>
-                <w:highlight w:val="yellow"/>
-                <w:lang w:val="en-US"/>
-              </w:rPr>
-              <w:t>Bentuk Dokumen Lain</w:t>
+            <w:proofErr w:type="spellStart"/>
+            <w:r>
+              <w:rPr>
+                <w:rFonts w:ascii="Bookman Old Style" w:hAnsi="Bookman Old Style" w:cs="Arial"/>
+                <w:b/>
+                <w:bCs/>
+                <w:highlight w:val="yellow"/>
+                <w:lang w:val="en-US"/>
+              </w:rPr>
+              <w:t>Bentuk</w:t>
+            </w:r>
+            <w:proofErr w:type="spellEnd"/>
+            <w:r>
+              <w:rPr>
+                <w:rFonts w:ascii="Bookman Old Style" w:hAnsi="Bookman Old Style" w:cs="Arial"/>
+                <w:b/>
+                <w:bCs/>
+                <w:highlight w:val="yellow"/>
+                <w:lang w:val="en-US"/>
+              </w:rPr>
+              <w:t xml:space="preserve"> </w:t>
+            </w:r>
+            <w:proofErr w:type="spellStart"/>
+            <w:r>
+              <w:rPr>
+                <w:rFonts w:ascii="Bookman Old Style" w:hAnsi="Bookman Old Style" w:cs="Arial"/>
+                <w:b/>
+                <w:bCs/>
+                <w:highlight w:val="yellow"/>
+                <w:lang w:val="en-US"/>
+              </w:rPr>
+              <w:t>Dokumen</w:t>
+            </w:r>
+            <w:proofErr w:type="spellEnd"/>
+            <w:r>
+              <w:rPr>
+                <w:rFonts w:ascii="Bookman Old Style" w:hAnsi="Bookman Old Style" w:cs="Arial"/>
+                <w:b/>
+                <w:bCs/>
+                <w:highlight w:val="yellow"/>
+                <w:lang w:val="en-US"/>
+              </w:rPr>
+              <w:t xml:space="preserve"> Lain</w:t>
             </w:r>
           </w:p>
         </w:tc>
@@ -19669,15 +21669,27 @@
                 <w:lang w:val="en-US"/>
               </w:rPr>
             </w:pPr>
-            <w:r>
-              <w:rPr>
-                <w:rFonts w:ascii="Bookman Old Style" w:hAnsi="Bookman Old Style" w:cs="Arial"/>
-                <w:b/>
-                <w:bCs/>
-                <w:highlight w:val="yellow"/>
-                <w:lang w:val="en-US"/>
-              </w:rPr>
-              <w:t>Ketentuan Lain-lain</w:t>
+            <w:proofErr w:type="spellStart"/>
+            <w:r>
+              <w:rPr>
+                <w:rFonts w:ascii="Bookman Old Style" w:hAnsi="Bookman Old Style" w:cs="Arial"/>
+                <w:b/>
+                <w:bCs/>
+                <w:highlight w:val="yellow"/>
+                <w:lang w:val="en-US"/>
+              </w:rPr>
+              <w:t>Ketentuan</w:t>
+            </w:r>
+            <w:proofErr w:type="spellEnd"/>
+            <w:r>
+              <w:rPr>
+                <w:rFonts w:ascii="Bookman Old Style" w:hAnsi="Bookman Old Style" w:cs="Arial"/>
+                <w:b/>
+                <w:bCs/>
+                <w:highlight w:val="yellow"/>
+                <w:lang w:val="en-US"/>
+              </w:rPr>
+              <w:t xml:space="preserve"> Lain-lain</w:t>
             </w:r>
           </w:p>
         </w:tc>
@@ -20304,10 +22316,8 @@
               <w:ind w:right="154"/>
               <w:rPr>
                 <w:rFonts w:ascii="Arial" w:eastAsia="Arial" w:hAnsi="Arial" w:cs="Arial"/>
-                <w:spacing w:val="2"/>
                 <w:sz w:val="22"/>
                 <w:szCs w:val="22"/>
-                <w:u w:val="single"/>
               </w:rPr>
             </w:pPr>
             <w:r>
@@ -20359,33 +22369,6 @@
                 <w:u w:val="single"/>
               </w:rPr>
               <w:t>}</w:t>
-            </w:r>
-          </w:p>
-          <w:p>
-            <w:pPr>
-              <w:ind w:right="154"/>
-              <w:rPr>
-                <w:rFonts w:ascii="Arial" w:eastAsia="Arial" w:hAnsi="Arial" w:cs="Arial"/>
-                <w:sz w:val="22"/>
-                <w:szCs w:val="22"/>
-              </w:rPr>
-            </w:pPr>
-            <w:r>
-              <w:rPr>
-                <w:rFonts w:ascii="Arial" w:eastAsia="Arial" w:hAnsi="Arial" w:cs="Arial"/>
-                <w:sz w:val="22"/>
-                <w:szCs w:val="22"/>
-              </w:rPr>
-              <w:t xml:space="preserve">NIP. </w:t>
-            </w:r>
-            <w:r>
-              <w:rPr>
-                <w:rFonts w:ascii="Arial" w:eastAsia="Arial" w:hAnsi="Arial" w:cs="Arial"/>
-                <w:spacing w:val="2"/>
-                <w:sz w:val="22"/>
-                <w:szCs w:val="22"/>
-              </w:rPr>
-              <w:t>{nip_ketua_timlak}</w:t>
             </w:r>
           </w:p>
         </w:tc>
@@ -20488,10 +22471,8 @@
               <w:ind w:right="154"/>
               <w:rPr>
                 <w:rFonts w:ascii="Arial" w:eastAsia="Arial" w:hAnsi="Arial" w:cs="Arial"/>
-                <w:spacing w:val="2"/>
                 <w:sz w:val="22"/>
                 <w:szCs w:val="22"/>
-                <w:u w:val="single"/>
               </w:rPr>
             </w:pPr>
             <w:r>
@@ -20523,41 +22504,6 @@
                 <w:u w:val="single"/>
               </w:rPr>
               <w:t>}</w:t>
-            </w:r>
-          </w:p>
-          <w:p>
-            <w:pPr>
-              <w:ind w:right="154"/>
-              <w:rPr>
-                <w:rFonts w:ascii="Arial" w:eastAsia="Arial" w:hAnsi="Arial" w:cs="Arial"/>
-                <w:sz w:val="22"/>
-                <w:szCs w:val="22"/>
-              </w:rPr>
-            </w:pPr>
-            <w:r>
-              <w:rPr>
-                <w:rFonts w:ascii="Arial" w:eastAsia="Arial" w:hAnsi="Arial" w:cs="Arial"/>
-                <w:sz w:val="22"/>
-                <w:szCs w:val="22"/>
-              </w:rPr>
-              <w:t>NIP</w:t>
-            </w:r>
-            <w:r>
-              <w:rPr>
-                <w:rFonts w:ascii="Arial" w:eastAsia="Arial" w:hAnsi="Arial" w:cs="Arial"/>
-                <w:sz w:val="22"/>
-                <w:szCs w:val="22"/>
-              </w:rPr>
-              <w:t xml:space="preserve">. </w:t>
-            </w:r>
-            <w:r>
-              <w:rPr>
-                <w:rFonts w:ascii="Arial" w:eastAsia="Arial" w:hAnsi="Arial" w:cs="Arial"/>
-                <w:spacing w:val="2"/>
-                <w:sz w:val="22"/>
-                <w:szCs w:val="22"/>
-              </w:rPr>
-              <w:t>{nip_sekre_timlak}</w:t>
             </w:r>
           </w:p>
         </w:tc>
@@ -20662,7 +22608,6 @@
                 <w:rFonts w:ascii="Arial" w:eastAsia="Arial" w:hAnsi="Arial" w:cs="Arial"/>
                 <w:sz w:val="22"/>
                 <w:szCs w:val="22"/>
-                <w:u w:val="single"/>
               </w:rPr>
             </w:pPr>
             <w:r>
@@ -20691,32 +22636,6 @@
                 <w:u w:val="single"/>
               </w:rPr>
               <w:t>}</w:t>
-            </w:r>
-          </w:p>
-          <w:p>
-            <w:pPr>
-              <w:ind w:right="154"/>
-              <w:rPr>
-                <w:rFonts w:ascii="Arial" w:eastAsia="Arial" w:hAnsi="Arial" w:cs="Arial"/>
-                <w:sz w:val="22"/>
-                <w:szCs w:val="22"/>
-              </w:rPr>
-            </w:pPr>
-            <w:r>
-              <w:rPr>
-                <w:rFonts w:ascii="Arial" w:eastAsia="Arial" w:hAnsi="Arial" w:cs="Arial"/>
-                <w:sz w:val="22"/>
-                <w:szCs w:val="22"/>
-              </w:rPr>
-              <w:t xml:space="preserve">NIP. </w:t>
-            </w:r>
-            <w:r>
-              <w:rPr>
-                <w:rFonts w:ascii="Arial" w:eastAsia="Arial" w:hAnsi="Arial" w:cs="Arial"/>
-                <w:sz w:val="22"/>
-                <w:szCs w:val="22"/>
-              </w:rPr>
-              <w:t>{nip_anggota_timlak}</w:t>
             </w:r>
           </w:p>
         </w:tc>
@@ -21074,39 +22993,19 @@
               <w:contextualSpacing/>
               <w:jc w:val="both"/>
               <w:rPr>
+                <w:rFonts w:ascii="Arial" w:eastAsia="Arial" w:hAnsi="Arial" w:cs="Arial"/>
+                <w:sz w:val="22"/>
+                <w:szCs w:val="22"/>
+              </w:rPr>
+            </w:pPr>
+            <w:r>
+              <w:rPr>
                 <w:rFonts w:ascii="Arial" w:hAnsi="Arial" w:cs="Arial"/>
                 <w:sz w:val="22"/>
                 <w:szCs w:val="22"/>
                 <w:u w:val="single"/>
               </w:rPr>
-            </w:pPr>
-            <w:r>
-              <w:rPr>
-                <w:rFonts w:ascii="Arial" w:hAnsi="Arial" w:cs="Arial"/>
-                <w:sz w:val="22"/>
-                <w:szCs w:val="22"/>
-                <w:u w:val="single"/>
-              </w:rPr>
               <w:t>{ketua_pokja}</w:t>
-            </w:r>
-          </w:p>
-          <w:p>
-            <w:pPr>
-              <w:spacing w:line="276" w:lineRule="auto"/>
-              <w:ind w:right="154"/>
-              <w:rPr>
-                <w:rFonts w:ascii="Arial" w:eastAsia="Arial" w:hAnsi="Arial" w:cs="Arial"/>
-                <w:sz w:val="22"/>
-                <w:szCs w:val="22"/>
-              </w:rPr>
-            </w:pPr>
-            <w:r>
-              <w:rPr>
-                <w:rFonts w:ascii="Arial" w:hAnsi="Arial" w:cs="Arial"/>
-                <w:sz w:val="22"/>
-                <w:szCs w:val="22"/>
-              </w:rPr>
-              <w:t>NIP. {nip_ketua_pokja}</w:t>
             </w:r>
           </w:p>
         </w:tc>
@@ -21212,41 +23111,21 @@
               <w:spacing w:line="276" w:lineRule="auto"/>
               <w:contextualSpacing/>
               <w:rPr>
+                <w:rFonts w:ascii="Arial" w:eastAsia="Arial" w:hAnsi="Arial" w:cs="Arial"/>
+                <w:spacing w:val="2"/>
+                <w:sz w:val="22"/>
+                <w:szCs w:val="22"/>
+                <w:highlight w:val="yellow"/>
+              </w:rPr>
+            </w:pPr>
+            <w:r>
+              <w:rPr>
                 <w:rFonts w:ascii="Arial" w:hAnsi="Arial" w:cs="Arial"/>
                 <w:sz w:val="22"/>
                 <w:szCs w:val="22"/>
                 <w:u w:val="single"/>
               </w:rPr>
-            </w:pPr>
-            <w:r>
-              <w:rPr>
-                <w:rFonts w:ascii="Arial" w:hAnsi="Arial" w:cs="Arial"/>
-                <w:sz w:val="22"/>
-                <w:szCs w:val="22"/>
-                <w:u w:val="single"/>
-              </w:rPr>
               <w:t>{sekre_pokja}</w:t>
-            </w:r>
-          </w:p>
-          <w:p>
-            <w:pPr>
-              <w:spacing w:line="276" w:lineRule="auto"/>
-              <w:ind w:right="154"/>
-              <w:rPr>
-                <w:rFonts w:ascii="Arial" w:eastAsia="Arial" w:hAnsi="Arial" w:cs="Arial"/>
-                <w:spacing w:val="2"/>
-                <w:sz w:val="22"/>
-                <w:szCs w:val="22"/>
-                <w:highlight w:val="yellow"/>
-              </w:rPr>
-            </w:pPr>
-            <w:r>
-              <w:rPr>
-                <w:rFonts w:ascii="Arial" w:hAnsi="Arial" w:cs="Arial"/>
-                <w:sz w:val="22"/>
-                <w:szCs w:val="22"/>
-              </w:rPr>
-              <w:t>NIP. {nip_sekre_pokja}</w:t>
             </w:r>
           </w:p>
         </w:tc>
@@ -21353,41 +23232,21 @@
               <w:contextualSpacing/>
               <w:jc w:val="both"/>
               <w:rPr>
+                <w:rFonts w:ascii="Arial" w:eastAsia="Arial" w:hAnsi="Arial" w:cs="Arial"/>
+                <w:spacing w:val="2"/>
+                <w:sz w:val="22"/>
+                <w:szCs w:val="22"/>
+                <w:highlight w:val="yellow"/>
+              </w:rPr>
+            </w:pPr>
+            <w:r>
+              <w:rPr>
                 <w:rFonts w:ascii="Arial" w:hAnsi="Arial" w:cs="Arial"/>
                 <w:sz w:val="22"/>
                 <w:szCs w:val="22"/>
                 <w:u w:val="single"/>
               </w:rPr>
-            </w:pPr>
-            <w:r>
-              <w:rPr>
-                <w:rFonts w:ascii="Arial" w:hAnsi="Arial" w:cs="Arial"/>
-                <w:sz w:val="22"/>
-                <w:szCs w:val="22"/>
-                <w:u w:val="single"/>
-              </w:rPr>
               <w:t>{anggota3_pokja}</w:t>
-            </w:r>
-          </w:p>
-          <w:p>
-            <w:pPr>
-              <w:spacing w:line="276" w:lineRule="auto"/>
-              <w:ind w:right="154"/>
-              <w:rPr>
-                <w:rFonts w:ascii="Arial" w:eastAsia="Arial" w:hAnsi="Arial" w:cs="Arial"/>
-                <w:spacing w:val="2"/>
-                <w:sz w:val="22"/>
-                <w:szCs w:val="22"/>
-                <w:highlight w:val="yellow"/>
-              </w:rPr>
-            </w:pPr>
-            <w:r>
-              <w:rPr>
-                <w:rFonts w:ascii="Arial" w:hAnsi="Arial" w:cs="Arial"/>
-                <w:sz w:val="22"/>
-                <w:szCs w:val="22"/>
-              </w:rPr>
-              <w:t>NIP. {nip_anggota3_pokja}</w:t>
             </w:r>
           </w:p>
         </w:tc>
@@ -21494,41 +23353,21 @@
               <w:contextualSpacing/>
               <w:jc w:val="both"/>
               <w:rPr>
+                <w:rFonts w:ascii="Arial" w:eastAsia="Arial" w:hAnsi="Arial" w:cs="Arial"/>
+                <w:spacing w:val="2"/>
+                <w:sz w:val="22"/>
+                <w:szCs w:val="22"/>
+                <w:highlight w:val="yellow"/>
+              </w:rPr>
+            </w:pPr>
+            <w:r>
+              <w:rPr>
                 <w:rFonts w:ascii="Arial" w:hAnsi="Arial" w:cs="Arial"/>
                 <w:sz w:val="22"/>
                 <w:szCs w:val="22"/>
                 <w:u w:val="single"/>
               </w:rPr>
-            </w:pPr>
-            <w:r>
-              <w:rPr>
-                <w:rFonts w:ascii="Arial" w:hAnsi="Arial" w:cs="Arial"/>
-                <w:sz w:val="22"/>
-                <w:szCs w:val="22"/>
-                <w:u w:val="single"/>
-              </w:rPr>
               <w:t>{anggota4_pokja}</w:t>
-            </w:r>
-          </w:p>
-          <w:p>
-            <w:pPr>
-              <w:spacing w:line="276" w:lineRule="auto"/>
-              <w:ind w:right="154"/>
-              <w:rPr>
-                <w:rFonts w:ascii="Arial" w:eastAsia="Arial" w:hAnsi="Arial" w:cs="Arial"/>
-                <w:spacing w:val="2"/>
-                <w:sz w:val="22"/>
-                <w:szCs w:val="22"/>
-                <w:highlight w:val="yellow"/>
-              </w:rPr>
-            </w:pPr>
-            <w:r>
-              <w:rPr>
-                <w:rFonts w:ascii="Arial" w:hAnsi="Arial" w:cs="Arial"/>
-                <w:sz w:val="22"/>
-                <w:szCs w:val="22"/>
-              </w:rPr>
-              <w:t>NIP. {nip_anggota4_pokja}</w:t>
             </w:r>
           </w:p>
         </w:tc>
@@ -21633,41 +23472,21 @@
               <w:spacing w:line="276" w:lineRule="auto"/>
               <w:contextualSpacing/>
               <w:rPr>
+                <w:rFonts w:ascii="Arial" w:eastAsia="Arial" w:hAnsi="Arial" w:cs="Arial"/>
+                <w:spacing w:val="2"/>
+                <w:sz w:val="22"/>
+                <w:szCs w:val="22"/>
+                <w:highlight w:val="yellow"/>
+              </w:rPr>
+            </w:pPr>
+            <w:r>
+              <w:rPr>
                 <w:rFonts w:ascii="Arial" w:hAnsi="Arial" w:cs="Arial"/>
                 <w:sz w:val="22"/>
                 <w:szCs w:val="22"/>
                 <w:u w:val="single"/>
               </w:rPr>
-            </w:pPr>
-            <w:r>
-              <w:rPr>
-                <w:rFonts w:ascii="Arial" w:hAnsi="Arial" w:cs="Arial"/>
-                <w:sz w:val="22"/>
-                <w:szCs w:val="22"/>
-                <w:u w:val="single"/>
-              </w:rPr>
               <w:t>{anggota5_pokja}</w:t>
-            </w:r>
-          </w:p>
-          <w:p>
-            <w:pPr>
-              <w:spacing w:line="276" w:lineRule="auto"/>
-              <w:ind w:right="154"/>
-              <w:rPr>
-                <w:rFonts w:ascii="Arial" w:eastAsia="Arial" w:hAnsi="Arial" w:cs="Arial"/>
-                <w:spacing w:val="2"/>
-                <w:sz w:val="22"/>
-                <w:szCs w:val="22"/>
-                <w:highlight w:val="yellow"/>
-              </w:rPr>
-            </w:pPr>
-            <w:r>
-              <w:rPr>
-                <w:rFonts w:ascii="Arial" w:hAnsi="Arial" w:cs="Arial"/>
-                <w:sz w:val="22"/>
-                <w:szCs w:val="22"/>
-              </w:rPr>
-              <w:t>NIP. {nip_anggota5_pokja}</w:t>
             </w:r>
           </w:p>
         </w:tc>
@@ -21999,11 +23818,9 @@
               <w:ind w:right="154"/>
               <w:rPr>
                 <w:rFonts w:ascii="Arial" w:eastAsia="Arial" w:hAnsi="Arial" w:cs="Arial"/>
-                <w:spacing w:val="-2"/>
                 <w:sz w:val="22"/>
                 <w:szCs w:val="22"/>
-                <w:highlight w:val="yellow"/>
-                <w:u w:val="single"/>
+                <w:lang w:val="en-US"/>
               </w:rPr>
             </w:pPr>
             <w:r>
@@ -22012,30 +23829,34 @@
                 <w:spacing w:val="-2"/>
                 <w:sz w:val="22"/>
                 <w:szCs w:val="22"/>
-                <w:highlight w:val="yellow"/>
                 <w:u w:val="single"/>
-              </w:rPr>
-              <w:t>Maya Istarina, S.T., M.T.</w:t>
-            </w:r>
-          </w:p>
-          <w:p>
-            <w:pPr>
-              <w:ind w:right="154"/>
+                <w:lang w:val="en-US"/>
+              </w:rPr>
+              <w:t>{</w:t>
+            </w:r>
+            <w:proofErr w:type="spellStart"/>
+            <w:r>
               <w:rPr>
                 <w:rFonts w:ascii="Arial" w:eastAsia="Arial" w:hAnsi="Arial" w:cs="Arial"/>
+                <w:spacing w:val="-2"/>
                 <w:sz w:val="22"/>
                 <w:szCs w:val="22"/>
-                <w:highlight w:val="yellow"/>
-              </w:rPr>
-            </w:pPr>
+                <w:u w:val="single"/>
+                <w:lang w:val="en-US"/>
+              </w:rPr>
+              <w:t>nama_ppk</w:t>
+            </w:r>
+            <w:proofErr w:type="spellEnd"/>
             <w:r>
               <w:rPr>
                 <w:rFonts w:ascii="Arial" w:eastAsia="Arial" w:hAnsi="Arial" w:cs="Arial"/>
+                <w:spacing w:val="-2"/>
                 <w:sz w:val="22"/>
                 <w:szCs w:val="22"/>
-                <w:highlight w:val="yellow"/>
-              </w:rPr>
-              <w:t>NIP. 19781013 200112 2 004</w:t>
+                <w:u w:val="single"/>
+                <w:lang w:val="en-US"/>
+              </w:rPr>
+              <w:t>}</w:t>
             </w:r>
           </w:p>
         </w:tc>
@@ -22056,7 +23877,7 @@
                 <w:rFonts w:ascii="Arial" w:hAnsi="Arial" w:cs="Arial"/>
                 <w:sz w:val="22"/>
                 <w:szCs w:val="22"/>
-                <w:highlight w:val="yellow"/>
+                <w:lang w:val="en-US"/>
               </w:rPr>
             </w:pPr>
             <w:r>
@@ -22064,20 +23885,29 @@
                 <w:rFonts w:ascii="Arial" w:hAnsi="Arial" w:cs="Arial"/>
                 <w:sz w:val="22"/>
                 <w:szCs w:val="22"/>
-                <w:highlight w:val="yellow"/>
-              </w:rPr>
-              <w:t xml:space="preserve">PPK </w:t>
-            </w:r>
-            <w:r>
-              <w:rPr>
-                <w:rFonts w:ascii="Arial" w:eastAsia="Arial" w:hAnsi="Arial" w:cs="Arial"/>
-                <w:spacing w:val="-2"/>
+                <w:lang w:val="en-US"/>
+              </w:rPr>
+              <w:t>{</w:t>
+            </w:r>
+            <w:proofErr w:type="spellStart"/>
+            <w:r>
+              <w:rPr>
+                <w:rFonts w:ascii="Arial" w:hAnsi="Arial" w:cs="Arial"/>
                 <w:sz w:val="22"/>
                 <w:szCs w:val="22"/>
-                <w:highlight w:val="yellow"/>
-                <w:lang w:val="ms-MY"/>
-              </w:rPr>
-              <w:t>Pengawasan</w:t>
+                <w:lang w:val="en-US"/>
+              </w:rPr>
+              <w:t>ppk</w:t>
+            </w:r>
+            <w:proofErr w:type="spellEnd"/>
+            <w:r>
+              <w:rPr>
+                <w:rFonts w:ascii="Arial" w:hAnsi="Arial" w:cs="Arial"/>
+                <w:sz w:val="22"/>
+                <w:szCs w:val="22"/>
+                <w:lang w:val="en-US"/>
+              </w:rPr>
+              <w:t>}</w:t>
             </w:r>
           </w:p>
         </w:tc>
@@ -22128,7 +23958,7 @@
 </file>
 
 <file path=word/endnotes.xml><?xml version="1.0" encoding="utf-8"?>
-<w:endnotes xmlns:wpc="http://schemas.microsoft.com/office/word/2010/wordprocessingCanvas" xmlns:cx="http://schemas.microsoft.com/office/drawing/2014/chartex" xmlns:cx1="http://schemas.microsoft.com/office/drawing/2015/9/8/chartex" xmlns:cx2="http://schemas.microsoft.com/office/drawing/2015/10/21/chartex" xmlns:cx3="http://schemas.microsoft.com/office/drawing/2016/5/9/chartex" xmlns:cx4="http://schemas.microsoft.com/office/drawing/2016/5/10/chartex" xmlns:cx5="http://schemas.microsoft.com/office/drawing/2016/5/11/chartex" xmlns:cx6="http://schemas.microsoft.com/office/drawing/2016/5/12/chartex" xmlns:cx7="http://schemas.microsoft.com/office/drawing/2016/5/13/chartex" xmlns:cx8="http://schemas.microsoft.com/office/drawing/2016/5/14/chartex" xmlns:mc="http://schemas.openxmlformats.org/markup-compatibility/2006" xmlns:aink="http://schemas.microsoft.com/office/drawing/2016/ink" xmlns:am3d="http://schemas.microsoft.com/office/drawing/2017/model3d" xmlns:o="urn:schemas-microsoft-com:office:office" xmlns:oel="http://schemas.microsoft.com/office/2019/extlst" xmlns:r="http://schemas.openxmlformats.org/officeDocument/2006/relationships" xmlns:m="http://schemas.openxmlformats.org/officeDocument/2006/math" xmlns:v="urn:schemas-microsoft-com:vml" xmlns:wp14="http://schemas.microsoft.com/office/word/2010/wordprocessingDrawing" xmlns:wp="http://schemas.openxmlformats.org/drawingml/2006/wordprocessingDrawing" xmlns:w10="urn:schemas-microsoft-com:office:word" xmlns:w="http://schemas.openxmlformats.org/wordprocessingml/2006/main" xmlns:w14="http://schemas.microsoft.com/office/word/2010/wordml" xmlns:w15="http://schemas.microsoft.com/office/word/2012/wordml" xmlns:w16cex="http://schemas.microsoft.com/office/word/2018/wordml/cex" xmlns:w16cid="http://schemas.microsoft.com/office/word/2016/wordml/cid" xmlns:w16="http://schemas.microsoft.com/office/word/2018/wordml" xmlns:w16du="http://schemas.microsoft.com/office/word/2023/wordml/word16du" xmlns:w16sdtdh="http://schemas.microsoft.com/office/word/2020/wordml/sdtdatahash" xmlns:w16se="http://schemas.microsoft.com/office/word/2015/wordml/symex" xmlns:wpg="http://schemas.microsoft.com/office/word/2010/wordprocessingGroup" xmlns:wpi="http://schemas.microsoft.com/office/word/2010/wordprocessingInk" xmlns:wne="http://schemas.microsoft.com/office/word/2006/wordml" xmlns:wps="http://schemas.microsoft.com/office/word/2010/wordprocessingShape" mc:Ignorable="w14 w15 w16se w16cid w16 w16cex w16sdtdh wp14">
+<w:endnotes xmlns:wpc="http://schemas.microsoft.com/office/word/2010/wordprocessingCanvas" xmlns:cx="http://schemas.microsoft.com/office/drawing/2014/chartex" xmlns:cx1="http://schemas.microsoft.com/office/drawing/2015/9/8/chartex" xmlns:cx2="http://schemas.microsoft.com/office/drawing/2015/10/21/chartex" xmlns:cx3="http://schemas.microsoft.com/office/drawing/2016/5/9/chartex" xmlns:cx4="http://schemas.microsoft.com/office/drawing/2016/5/10/chartex" xmlns:cx5="http://schemas.microsoft.com/office/drawing/2016/5/11/chartex" xmlns:cx6="http://schemas.microsoft.com/office/drawing/2016/5/12/chartex" xmlns:cx7="http://schemas.microsoft.com/office/drawing/2016/5/13/chartex" xmlns:cx8="http://schemas.microsoft.com/office/drawing/2016/5/14/chartex" xmlns:mc="http://schemas.openxmlformats.org/markup-compatibility/2006" xmlns:aink="http://schemas.microsoft.com/office/drawing/2016/ink" xmlns:am3d="http://schemas.microsoft.com/office/drawing/2017/model3d" xmlns:o="urn:schemas-microsoft-com:office:office" xmlns:r="http://schemas.openxmlformats.org/officeDocument/2006/relationships" xmlns:m="http://schemas.openxmlformats.org/officeDocument/2006/math" xmlns:v="urn:schemas-microsoft-com:vml" xmlns:wp14="http://schemas.microsoft.com/office/word/2010/wordprocessingDrawing" xmlns:wp="http://schemas.openxmlformats.org/drawingml/2006/wordprocessingDrawing" xmlns:w10="urn:schemas-microsoft-com:office:word" xmlns:w="http://schemas.openxmlformats.org/wordprocessingml/2006/main" xmlns:w14="http://schemas.microsoft.com/office/word/2010/wordml" xmlns:w15="http://schemas.microsoft.com/office/word/2012/wordml" xmlns:w16cex="http://schemas.microsoft.com/office/word/2018/wordml/cex" xmlns:w16cid="http://schemas.microsoft.com/office/word/2016/wordml/cid" xmlns:w16="http://schemas.microsoft.com/office/word/2018/wordml" xmlns:w16sdtdh="http://schemas.microsoft.com/office/word/2020/wordml/sdtdatahash" xmlns:w16se="http://schemas.microsoft.com/office/word/2015/wordml/symex" xmlns:wpg="http://schemas.microsoft.com/office/word/2010/wordprocessingGroup" xmlns:wpi="http://schemas.microsoft.com/office/word/2010/wordprocessingInk" xmlns:wne="http://schemas.microsoft.com/office/word/2006/wordml" xmlns:wps="http://schemas.microsoft.com/office/word/2010/wordprocessingShape" mc:Ignorable="w14 w15 w16se w16cid w16 w16cex w16sdtdh wp14">
   <w:endnote w:type="separator" w:id="-1">
     <w:p>
       <w:r>
@@ -22150,7 +23980,7 @@
 </file>
 
 <file path=word/footer1.xml><?xml version="1.0" encoding="utf-8"?>
-<w:ftr xmlns:wpc="http://schemas.microsoft.com/office/word/2010/wordprocessingCanvas" xmlns:cx="http://schemas.microsoft.com/office/drawing/2014/chartex" xmlns:cx1="http://schemas.microsoft.com/office/drawing/2015/9/8/chartex" xmlns:cx2="http://schemas.microsoft.com/office/drawing/2015/10/21/chartex" xmlns:cx3="http://schemas.microsoft.com/office/drawing/2016/5/9/chartex" xmlns:cx4="http://schemas.microsoft.com/office/drawing/2016/5/10/chartex" xmlns:cx5="http://schemas.microsoft.com/office/drawing/2016/5/11/chartex" xmlns:cx6="http://schemas.microsoft.com/office/drawing/2016/5/12/chartex" xmlns:cx7="http://schemas.microsoft.com/office/drawing/2016/5/13/chartex" xmlns:cx8="http://schemas.microsoft.com/office/drawing/2016/5/14/chartex" xmlns:mc="http://schemas.openxmlformats.org/markup-compatibility/2006" xmlns:aink="http://schemas.microsoft.com/office/drawing/2016/ink" xmlns:am3d="http://schemas.microsoft.com/office/drawing/2017/model3d" xmlns:o="urn:schemas-microsoft-com:office:office" xmlns:oel="http://schemas.microsoft.com/office/2019/extlst" xmlns:r="http://schemas.openxmlformats.org/officeDocument/2006/relationships" xmlns:m="http://schemas.openxmlformats.org/officeDocument/2006/math" xmlns:v="urn:schemas-microsoft-com:vml" xmlns:wp14="http://schemas.microsoft.com/office/word/2010/wordprocessingDrawing" xmlns:wp="http://schemas.openxmlformats.org/drawingml/2006/wordprocessingDrawing" xmlns:w10="urn:schemas-microsoft-com:office:word" xmlns:w="http://schemas.openxmlformats.org/wordprocessingml/2006/main" xmlns:w14="http://schemas.microsoft.com/office/word/2010/wordml" xmlns:w15="http://schemas.microsoft.com/office/word/2012/wordml" xmlns:w16cex="http://schemas.microsoft.com/office/word/2018/wordml/cex" xmlns:w16cid="http://schemas.microsoft.com/office/word/2016/wordml/cid" xmlns:w16="http://schemas.microsoft.com/office/word/2018/wordml" xmlns:w16du="http://schemas.microsoft.com/office/word/2023/wordml/word16du" xmlns:w16sdtdh="http://schemas.microsoft.com/office/word/2020/wordml/sdtdatahash" xmlns:w16se="http://schemas.microsoft.com/office/word/2015/wordml/symex" xmlns:wpg="http://schemas.microsoft.com/office/word/2010/wordprocessingGroup" xmlns:wpi="http://schemas.microsoft.com/office/word/2010/wordprocessingInk" xmlns:wne="http://schemas.microsoft.com/office/word/2006/wordml" xmlns:wps="http://schemas.microsoft.com/office/word/2010/wordprocessingShape" mc:Ignorable="w14 w15 w16se w16cid w16 w16cex w16sdtdh wp14">
+<w:ftr xmlns:wpc="http://schemas.microsoft.com/office/word/2010/wordprocessingCanvas" xmlns:cx="http://schemas.microsoft.com/office/drawing/2014/chartex" xmlns:cx1="http://schemas.microsoft.com/office/drawing/2015/9/8/chartex" xmlns:cx2="http://schemas.microsoft.com/office/drawing/2015/10/21/chartex" xmlns:cx3="http://schemas.microsoft.com/office/drawing/2016/5/9/chartex" xmlns:cx4="http://schemas.microsoft.com/office/drawing/2016/5/10/chartex" xmlns:cx5="http://schemas.microsoft.com/office/drawing/2016/5/11/chartex" xmlns:cx6="http://schemas.microsoft.com/office/drawing/2016/5/12/chartex" xmlns:cx7="http://schemas.microsoft.com/office/drawing/2016/5/13/chartex" xmlns:cx8="http://schemas.microsoft.com/office/drawing/2016/5/14/chartex" xmlns:mc="http://schemas.openxmlformats.org/markup-compatibility/2006" xmlns:aink="http://schemas.microsoft.com/office/drawing/2016/ink" xmlns:am3d="http://schemas.microsoft.com/office/drawing/2017/model3d" xmlns:o="urn:schemas-microsoft-com:office:office" xmlns:r="http://schemas.openxmlformats.org/officeDocument/2006/relationships" xmlns:m="http://schemas.openxmlformats.org/officeDocument/2006/math" xmlns:v="urn:schemas-microsoft-com:vml" xmlns:wp14="http://schemas.microsoft.com/office/word/2010/wordprocessingDrawing" xmlns:wp="http://schemas.openxmlformats.org/drawingml/2006/wordprocessingDrawing" xmlns:w10="urn:schemas-microsoft-com:office:word" xmlns:w="http://schemas.openxmlformats.org/wordprocessingml/2006/main" xmlns:w14="http://schemas.microsoft.com/office/word/2010/wordml" xmlns:w15="http://schemas.microsoft.com/office/word/2012/wordml" xmlns:w16cex="http://schemas.microsoft.com/office/word/2018/wordml/cex" xmlns:w16cid="http://schemas.microsoft.com/office/word/2016/wordml/cid" xmlns:w16="http://schemas.microsoft.com/office/word/2018/wordml" xmlns:w16sdtdh="http://schemas.microsoft.com/office/word/2020/wordml/sdtdatahash" xmlns:w16se="http://schemas.microsoft.com/office/word/2015/wordml/symex" xmlns:wpg="http://schemas.microsoft.com/office/word/2010/wordprocessingGroup" xmlns:wpi="http://schemas.microsoft.com/office/word/2010/wordprocessingInk" xmlns:wne="http://schemas.microsoft.com/office/word/2006/wordml" xmlns:wps="http://schemas.microsoft.com/office/word/2010/wordprocessingShape" mc:Ignorable="w14 w15 w16se w16cid w16 w16cex w16sdtdh wp14">
   <w:p>
     <w:pPr>
       <w:pStyle w:val="Footer"/>
@@ -22160,7 +23990,7 @@
 </file>
 
 <file path=word/footer2.xml><?xml version="1.0" encoding="utf-8"?>
-<w:ftr xmlns:wpc="http://schemas.microsoft.com/office/word/2010/wordprocessingCanvas" xmlns:cx="http://schemas.microsoft.com/office/drawing/2014/chartex" xmlns:cx1="http://schemas.microsoft.com/office/drawing/2015/9/8/chartex" xmlns:cx2="http://schemas.microsoft.com/office/drawing/2015/10/21/chartex" xmlns:cx3="http://schemas.microsoft.com/office/drawing/2016/5/9/chartex" xmlns:cx4="http://schemas.microsoft.com/office/drawing/2016/5/10/chartex" xmlns:cx5="http://schemas.microsoft.com/office/drawing/2016/5/11/chartex" xmlns:cx6="http://schemas.microsoft.com/office/drawing/2016/5/12/chartex" xmlns:cx7="http://schemas.microsoft.com/office/drawing/2016/5/13/chartex" xmlns:cx8="http://schemas.microsoft.com/office/drawing/2016/5/14/chartex" xmlns:mc="http://schemas.openxmlformats.org/markup-compatibility/2006" xmlns:aink="http://schemas.microsoft.com/office/drawing/2016/ink" xmlns:am3d="http://schemas.microsoft.com/office/drawing/2017/model3d" xmlns:o="urn:schemas-microsoft-com:office:office" xmlns:oel="http://schemas.microsoft.com/office/2019/extlst" xmlns:r="http://schemas.openxmlformats.org/officeDocument/2006/relationships" xmlns:m="http://schemas.openxmlformats.org/officeDocument/2006/math" xmlns:v="urn:schemas-microsoft-com:vml" xmlns:wp14="http://schemas.microsoft.com/office/word/2010/wordprocessingDrawing" xmlns:wp="http://schemas.openxmlformats.org/drawingml/2006/wordprocessingDrawing" xmlns:w10="urn:schemas-microsoft-com:office:word" xmlns:w="http://schemas.openxmlformats.org/wordprocessingml/2006/main" xmlns:w14="http://schemas.microsoft.com/office/word/2010/wordml" xmlns:w15="http://schemas.microsoft.com/office/word/2012/wordml" xmlns:w16cex="http://schemas.microsoft.com/office/word/2018/wordml/cex" xmlns:w16cid="http://schemas.microsoft.com/office/word/2016/wordml/cid" xmlns:w16="http://schemas.microsoft.com/office/word/2018/wordml" xmlns:w16du="http://schemas.microsoft.com/office/word/2023/wordml/word16du" xmlns:w16sdtdh="http://schemas.microsoft.com/office/word/2020/wordml/sdtdatahash" xmlns:w16se="http://schemas.microsoft.com/office/word/2015/wordml/symex" xmlns:wpg="http://schemas.microsoft.com/office/word/2010/wordprocessingGroup" xmlns:wpi="http://schemas.microsoft.com/office/word/2010/wordprocessingInk" xmlns:wne="http://schemas.microsoft.com/office/word/2006/wordml" xmlns:wps="http://schemas.microsoft.com/office/word/2010/wordprocessingShape" mc:Ignorable="w14 w15 w16se w16cid w16 w16cex w16sdtdh wp14">
+<w:ftr xmlns:wpc="http://schemas.microsoft.com/office/word/2010/wordprocessingCanvas" xmlns:cx="http://schemas.microsoft.com/office/drawing/2014/chartex" xmlns:cx1="http://schemas.microsoft.com/office/drawing/2015/9/8/chartex" xmlns:cx2="http://schemas.microsoft.com/office/drawing/2015/10/21/chartex" xmlns:cx3="http://schemas.microsoft.com/office/drawing/2016/5/9/chartex" xmlns:cx4="http://schemas.microsoft.com/office/drawing/2016/5/10/chartex" xmlns:cx5="http://schemas.microsoft.com/office/drawing/2016/5/11/chartex" xmlns:cx6="http://schemas.microsoft.com/office/drawing/2016/5/12/chartex" xmlns:cx7="http://schemas.microsoft.com/office/drawing/2016/5/13/chartex" xmlns:cx8="http://schemas.microsoft.com/office/drawing/2016/5/14/chartex" xmlns:mc="http://schemas.openxmlformats.org/markup-compatibility/2006" xmlns:aink="http://schemas.microsoft.com/office/drawing/2016/ink" xmlns:am3d="http://schemas.microsoft.com/office/drawing/2017/model3d" xmlns:o="urn:schemas-microsoft-com:office:office" xmlns:r="http://schemas.openxmlformats.org/officeDocument/2006/relationships" xmlns:m="http://schemas.openxmlformats.org/officeDocument/2006/math" xmlns:v="urn:schemas-microsoft-com:vml" xmlns:wp14="http://schemas.microsoft.com/office/word/2010/wordprocessingDrawing" xmlns:wp="http://schemas.openxmlformats.org/drawingml/2006/wordprocessingDrawing" xmlns:w10="urn:schemas-microsoft-com:office:word" xmlns:w="http://schemas.openxmlformats.org/wordprocessingml/2006/main" xmlns:w14="http://schemas.microsoft.com/office/word/2010/wordml" xmlns:w15="http://schemas.microsoft.com/office/word/2012/wordml" xmlns:w16cex="http://schemas.microsoft.com/office/word/2018/wordml/cex" xmlns:w16cid="http://schemas.microsoft.com/office/word/2016/wordml/cid" xmlns:w16="http://schemas.microsoft.com/office/word/2018/wordml" xmlns:w16sdtdh="http://schemas.microsoft.com/office/word/2020/wordml/sdtdatahash" xmlns:w16se="http://schemas.microsoft.com/office/word/2015/wordml/symex" xmlns:wpg="http://schemas.microsoft.com/office/word/2010/wordprocessingGroup" xmlns:wpi="http://schemas.microsoft.com/office/word/2010/wordprocessingInk" xmlns:wne="http://schemas.microsoft.com/office/word/2006/wordml" xmlns:wps="http://schemas.microsoft.com/office/word/2010/wordprocessingShape" mc:Ignorable="w14 w15 w16se w16cid w16 w16cex w16sdtdh wp14">
   <w:p>
     <w:pPr>
       <w:pStyle w:val="Footer"/>
@@ -22217,7 +24047,7 @@
 </file>
 
 <file path=word/footer3.xml><?xml version="1.0" encoding="utf-8"?>
-<w:ftr xmlns:wpc="http://schemas.microsoft.com/office/word/2010/wordprocessingCanvas" xmlns:cx="http://schemas.microsoft.com/office/drawing/2014/chartex" xmlns:cx1="http://schemas.microsoft.com/office/drawing/2015/9/8/chartex" xmlns:cx2="http://schemas.microsoft.com/office/drawing/2015/10/21/chartex" xmlns:cx3="http://schemas.microsoft.com/office/drawing/2016/5/9/chartex" xmlns:cx4="http://schemas.microsoft.com/office/drawing/2016/5/10/chartex" xmlns:cx5="http://schemas.microsoft.com/office/drawing/2016/5/11/chartex" xmlns:cx6="http://schemas.microsoft.com/office/drawing/2016/5/12/chartex" xmlns:cx7="http://schemas.microsoft.com/office/drawing/2016/5/13/chartex" xmlns:cx8="http://schemas.microsoft.com/office/drawing/2016/5/14/chartex" xmlns:mc="http://schemas.openxmlformats.org/markup-compatibility/2006" xmlns:aink="http://schemas.microsoft.com/office/drawing/2016/ink" xmlns:am3d="http://schemas.microsoft.com/office/drawing/2017/model3d" xmlns:o="urn:schemas-microsoft-com:office:office" xmlns:oel="http://schemas.microsoft.com/office/2019/extlst" xmlns:r="http://schemas.openxmlformats.org/officeDocument/2006/relationships" xmlns:m="http://schemas.openxmlformats.org/officeDocument/2006/math" xmlns:v="urn:schemas-microsoft-com:vml" xmlns:wp14="http://schemas.microsoft.com/office/word/2010/wordprocessingDrawing" xmlns:wp="http://schemas.openxmlformats.org/drawingml/2006/wordprocessingDrawing" xmlns:w10="urn:schemas-microsoft-com:office:word" xmlns:w="http://schemas.openxmlformats.org/wordprocessingml/2006/main" xmlns:w14="http://schemas.microsoft.com/office/word/2010/wordml" xmlns:w15="http://schemas.microsoft.com/office/word/2012/wordml" xmlns:w16cex="http://schemas.microsoft.com/office/word/2018/wordml/cex" xmlns:w16cid="http://schemas.microsoft.com/office/word/2016/wordml/cid" xmlns:w16="http://schemas.microsoft.com/office/word/2018/wordml" xmlns:w16du="http://schemas.microsoft.com/office/word/2023/wordml/word16du" xmlns:w16sdtdh="http://schemas.microsoft.com/office/word/2020/wordml/sdtdatahash" xmlns:w16se="http://schemas.microsoft.com/office/word/2015/wordml/symex" xmlns:wpg="http://schemas.microsoft.com/office/word/2010/wordprocessingGroup" xmlns:wpi="http://schemas.microsoft.com/office/word/2010/wordprocessingInk" xmlns:wne="http://schemas.microsoft.com/office/word/2006/wordml" xmlns:wps="http://schemas.microsoft.com/office/word/2010/wordprocessingShape" mc:Ignorable="w14 w15 w16se w16cid w16 w16cex w16sdtdh wp14">
+<w:ftr xmlns:wpc="http://schemas.microsoft.com/office/word/2010/wordprocessingCanvas" xmlns:cx="http://schemas.microsoft.com/office/drawing/2014/chartex" xmlns:cx1="http://schemas.microsoft.com/office/drawing/2015/9/8/chartex" xmlns:cx2="http://schemas.microsoft.com/office/drawing/2015/10/21/chartex" xmlns:cx3="http://schemas.microsoft.com/office/drawing/2016/5/9/chartex" xmlns:cx4="http://schemas.microsoft.com/office/drawing/2016/5/10/chartex" xmlns:cx5="http://schemas.microsoft.com/office/drawing/2016/5/11/chartex" xmlns:cx6="http://schemas.microsoft.com/office/drawing/2016/5/12/chartex" xmlns:cx7="http://schemas.microsoft.com/office/drawing/2016/5/13/chartex" xmlns:cx8="http://schemas.microsoft.com/office/drawing/2016/5/14/chartex" xmlns:mc="http://schemas.openxmlformats.org/markup-compatibility/2006" xmlns:aink="http://schemas.microsoft.com/office/drawing/2016/ink" xmlns:am3d="http://schemas.microsoft.com/office/drawing/2017/model3d" xmlns:o="urn:schemas-microsoft-com:office:office" xmlns:r="http://schemas.openxmlformats.org/officeDocument/2006/relationships" xmlns:m="http://schemas.openxmlformats.org/officeDocument/2006/math" xmlns:v="urn:schemas-microsoft-com:vml" xmlns:wp14="http://schemas.microsoft.com/office/word/2010/wordprocessingDrawing" xmlns:wp="http://schemas.openxmlformats.org/drawingml/2006/wordprocessingDrawing" xmlns:w10="urn:schemas-microsoft-com:office:word" xmlns:w="http://schemas.openxmlformats.org/wordprocessingml/2006/main" xmlns:w14="http://schemas.microsoft.com/office/word/2010/wordml" xmlns:w15="http://schemas.microsoft.com/office/word/2012/wordml" xmlns:w16cex="http://schemas.microsoft.com/office/word/2018/wordml/cex" xmlns:w16cid="http://schemas.microsoft.com/office/word/2016/wordml/cid" xmlns:w16="http://schemas.microsoft.com/office/word/2018/wordml" xmlns:w16sdtdh="http://schemas.microsoft.com/office/word/2020/wordml/sdtdatahash" xmlns:w16se="http://schemas.microsoft.com/office/word/2015/wordml/symex" xmlns:wpg="http://schemas.microsoft.com/office/word/2010/wordprocessingGroup" xmlns:wpi="http://schemas.microsoft.com/office/word/2010/wordprocessingInk" xmlns:wne="http://schemas.microsoft.com/office/word/2006/wordml" xmlns:wps="http://schemas.microsoft.com/office/word/2010/wordprocessingShape" mc:Ignorable="w14 w15 w16se w16cid w16 w16cex w16sdtdh wp14">
   <w:p>
     <w:pPr>
       <w:pStyle w:val="Footer"/>
@@ -22274,7 +24104,7 @@
 </file>
 
 <file path=word/footnotes.xml><?xml version="1.0" encoding="utf-8"?>
-<w:footnotes xmlns:wpc="http://schemas.microsoft.com/office/word/2010/wordprocessingCanvas" xmlns:cx="http://schemas.microsoft.com/office/drawing/2014/chartex" xmlns:cx1="http://schemas.microsoft.com/office/drawing/2015/9/8/chartex" xmlns:cx2="http://schemas.microsoft.com/office/drawing/2015/10/21/chartex" xmlns:cx3="http://schemas.microsoft.com/office/drawing/2016/5/9/chartex" xmlns:cx4="http://schemas.microsoft.com/office/drawing/2016/5/10/chartex" xmlns:cx5="http://schemas.microsoft.com/office/drawing/2016/5/11/chartex" xmlns:cx6="http://schemas.microsoft.com/office/drawing/2016/5/12/chartex" xmlns:cx7="http://schemas.microsoft.com/office/drawing/2016/5/13/chartex" xmlns:cx8="http://schemas.microsoft.com/office/drawing/2016/5/14/chartex" xmlns:mc="http://schemas.openxmlformats.org/markup-compatibility/2006" xmlns:aink="http://schemas.microsoft.com/office/drawing/2016/ink" xmlns:am3d="http://schemas.microsoft.com/office/drawing/2017/model3d" xmlns:o="urn:schemas-microsoft-com:office:office" xmlns:oel="http://schemas.microsoft.com/office/2019/extlst" xmlns:r="http://schemas.openxmlformats.org/officeDocument/2006/relationships" xmlns:m="http://schemas.openxmlformats.org/officeDocument/2006/math" xmlns:v="urn:schemas-microsoft-com:vml" xmlns:wp14="http://schemas.microsoft.com/office/word/2010/wordprocessingDrawing" xmlns:wp="http://schemas.openxmlformats.org/drawingml/2006/wordprocessingDrawing" xmlns:w10="urn:schemas-microsoft-com:office:word" xmlns:w="http://schemas.openxmlformats.org/wordprocessingml/2006/main" xmlns:w14="http://schemas.microsoft.com/office/word/2010/wordml" xmlns:w15="http://schemas.microsoft.com/office/word/2012/wordml" xmlns:w16cex="http://schemas.microsoft.com/office/word/2018/wordml/cex" xmlns:w16cid="http://schemas.microsoft.com/office/word/2016/wordml/cid" xmlns:w16="http://schemas.microsoft.com/office/word/2018/wordml" xmlns:w16du="http://schemas.microsoft.com/office/word/2023/wordml/word16du" xmlns:w16sdtdh="http://schemas.microsoft.com/office/word/2020/wordml/sdtdatahash" xmlns:w16se="http://schemas.microsoft.com/office/word/2015/wordml/symex" xmlns:wpg="http://schemas.microsoft.com/office/word/2010/wordprocessingGroup" xmlns:wpi="http://schemas.microsoft.com/office/word/2010/wordprocessingInk" xmlns:wne="http://schemas.microsoft.com/office/word/2006/wordml" xmlns:wps="http://schemas.microsoft.com/office/word/2010/wordprocessingShape" mc:Ignorable="w14 w15 w16se w16cid w16 w16cex w16sdtdh wp14">
+<w:footnotes xmlns:wpc="http://schemas.microsoft.com/office/word/2010/wordprocessingCanvas" xmlns:cx="http://schemas.microsoft.com/office/drawing/2014/chartex" xmlns:cx1="http://schemas.microsoft.com/office/drawing/2015/9/8/chartex" xmlns:cx2="http://schemas.microsoft.com/office/drawing/2015/10/21/chartex" xmlns:cx3="http://schemas.microsoft.com/office/drawing/2016/5/9/chartex" xmlns:cx4="http://schemas.microsoft.com/office/drawing/2016/5/10/chartex" xmlns:cx5="http://schemas.microsoft.com/office/drawing/2016/5/11/chartex" xmlns:cx6="http://schemas.microsoft.com/office/drawing/2016/5/12/chartex" xmlns:cx7="http://schemas.microsoft.com/office/drawing/2016/5/13/chartex" xmlns:cx8="http://schemas.microsoft.com/office/drawing/2016/5/14/chartex" xmlns:mc="http://schemas.openxmlformats.org/markup-compatibility/2006" xmlns:aink="http://schemas.microsoft.com/office/drawing/2016/ink" xmlns:am3d="http://schemas.microsoft.com/office/drawing/2017/model3d" xmlns:o="urn:schemas-microsoft-com:office:office" xmlns:r="http://schemas.openxmlformats.org/officeDocument/2006/relationships" xmlns:m="http://schemas.openxmlformats.org/officeDocument/2006/math" xmlns:v="urn:schemas-microsoft-com:vml" xmlns:wp14="http://schemas.microsoft.com/office/word/2010/wordprocessingDrawing" xmlns:wp="http://schemas.openxmlformats.org/drawingml/2006/wordprocessingDrawing" xmlns:w10="urn:schemas-microsoft-com:office:word" xmlns:w="http://schemas.openxmlformats.org/wordprocessingml/2006/main" xmlns:w14="http://schemas.microsoft.com/office/word/2010/wordml" xmlns:w15="http://schemas.microsoft.com/office/word/2012/wordml" xmlns:w16cex="http://schemas.microsoft.com/office/word/2018/wordml/cex" xmlns:w16cid="http://schemas.microsoft.com/office/word/2016/wordml/cid" xmlns:w16="http://schemas.microsoft.com/office/word/2018/wordml" xmlns:w16sdtdh="http://schemas.microsoft.com/office/word/2020/wordml/sdtdatahash" xmlns:w16se="http://schemas.microsoft.com/office/word/2015/wordml/symex" xmlns:wpg="http://schemas.microsoft.com/office/word/2010/wordprocessingGroup" xmlns:wpi="http://schemas.microsoft.com/office/word/2010/wordprocessingInk" xmlns:wne="http://schemas.microsoft.com/office/word/2006/wordml" xmlns:wps="http://schemas.microsoft.com/office/word/2010/wordprocessingShape" mc:Ignorable="w14 w15 w16se w16cid w16 w16cex w16sdtdh wp14">
   <w:footnote w:type="separator" w:id="-1">
     <w:p>
       <w:r>
@@ -22312,7 +24142,7 @@
 </file>
 
 <file path=word/header1.xml><?xml version="1.0" encoding="utf-8"?>
-<w:hdr xmlns:wpc="http://schemas.microsoft.com/office/word/2010/wordprocessingCanvas" xmlns:cx="http://schemas.microsoft.com/office/drawing/2014/chartex" xmlns:cx1="http://schemas.microsoft.com/office/drawing/2015/9/8/chartex" xmlns:cx2="http://schemas.microsoft.com/office/drawing/2015/10/21/chartex" xmlns:cx3="http://schemas.microsoft.com/office/drawing/2016/5/9/chartex" xmlns:cx4="http://schemas.microsoft.com/office/drawing/2016/5/10/chartex" xmlns:cx5="http://schemas.microsoft.com/office/drawing/2016/5/11/chartex" xmlns:cx6="http://schemas.microsoft.com/office/drawing/2016/5/12/chartex" xmlns:cx7="http://schemas.microsoft.com/office/drawing/2016/5/13/chartex" xmlns:cx8="http://schemas.microsoft.com/office/drawing/2016/5/14/chartex" xmlns:mc="http://schemas.openxmlformats.org/markup-compatibility/2006" xmlns:aink="http://schemas.microsoft.com/office/drawing/2016/ink" xmlns:am3d="http://schemas.microsoft.com/office/drawing/2017/model3d" xmlns:o="urn:schemas-microsoft-com:office:office" xmlns:oel="http://schemas.microsoft.com/office/2019/extlst" xmlns:r="http://schemas.openxmlformats.org/officeDocument/2006/relationships" xmlns:m="http://schemas.openxmlformats.org/officeDocument/2006/math" xmlns:v="urn:schemas-microsoft-com:vml" xmlns:wp14="http://schemas.microsoft.com/office/word/2010/wordprocessingDrawing" xmlns:wp="http://schemas.openxmlformats.org/drawingml/2006/wordprocessingDrawing" xmlns:w10="urn:schemas-microsoft-com:office:word" xmlns:w="http://schemas.openxmlformats.org/wordprocessingml/2006/main" xmlns:w14="http://schemas.microsoft.com/office/word/2010/wordml" xmlns:w15="http://schemas.microsoft.com/office/word/2012/wordml" xmlns:w16cex="http://schemas.microsoft.com/office/word/2018/wordml/cex" xmlns:w16cid="http://schemas.microsoft.com/office/word/2016/wordml/cid" xmlns:w16="http://schemas.microsoft.com/office/word/2018/wordml" xmlns:w16du="http://schemas.microsoft.com/office/word/2023/wordml/word16du" xmlns:w16sdtdh="http://schemas.microsoft.com/office/word/2020/wordml/sdtdatahash" xmlns:w16se="http://schemas.microsoft.com/office/word/2015/wordml/symex" xmlns:wpg="http://schemas.microsoft.com/office/word/2010/wordprocessingGroup" xmlns:wpi="http://schemas.microsoft.com/office/word/2010/wordprocessingInk" xmlns:wne="http://schemas.microsoft.com/office/word/2006/wordml" xmlns:wps="http://schemas.microsoft.com/office/word/2010/wordprocessingShape" mc:Ignorable="w14 w15 w16se w16cid w16 w16cex w16sdtdh wp14">
+<w:hdr xmlns:wpc="http://schemas.microsoft.com/office/word/2010/wordprocessingCanvas" xmlns:cx="http://schemas.microsoft.com/office/drawing/2014/chartex" xmlns:cx1="http://schemas.microsoft.com/office/drawing/2015/9/8/chartex" xmlns:cx2="http://schemas.microsoft.com/office/drawing/2015/10/21/chartex" xmlns:cx3="http://schemas.microsoft.com/office/drawing/2016/5/9/chartex" xmlns:cx4="http://schemas.microsoft.com/office/drawing/2016/5/10/chartex" xmlns:cx5="http://schemas.microsoft.com/office/drawing/2016/5/11/chartex" xmlns:cx6="http://schemas.microsoft.com/office/drawing/2016/5/12/chartex" xmlns:cx7="http://schemas.microsoft.com/office/drawing/2016/5/13/chartex" xmlns:cx8="http://schemas.microsoft.com/office/drawing/2016/5/14/chartex" xmlns:mc="http://schemas.openxmlformats.org/markup-compatibility/2006" xmlns:aink="http://schemas.microsoft.com/office/drawing/2016/ink" xmlns:am3d="http://schemas.microsoft.com/office/drawing/2017/model3d" xmlns:o="urn:schemas-microsoft-com:office:office" xmlns:r="http://schemas.openxmlformats.org/officeDocument/2006/relationships" xmlns:m="http://schemas.openxmlformats.org/officeDocument/2006/math" xmlns:v="urn:schemas-microsoft-com:vml" xmlns:wp14="http://schemas.microsoft.com/office/word/2010/wordprocessingDrawing" xmlns:wp="http://schemas.openxmlformats.org/drawingml/2006/wordprocessingDrawing" xmlns:w10="urn:schemas-microsoft-com:office:word" xmlns:w="http://schemas.openxmlformats.org/wordprocessingml/2006/main" xmlns:w14="http://schemas.microsoft.com/office/word/2010/wordml" xmlns:w15="http://schemas.microsoft.com/office/word/2012/wordml" xmlns:w16cex="http://schemas.microsoft.com/office/word/2018/wordml/cex" xmlns:w16cid="http://schemas.microsoft.com/office/word/2016/wordml/cid" xmlns:w16="http://schemas.microsoft.com/office/word/2018/wordml" xmlns:w16sdtdh="http://schemas.microsoft.com/office/word/2020/wordml/sdtdatahash" xmlns:w16se="http://schemas.microsoft.com/office/word/2015/wordml/symex" xmlns:wpg="http://schemas.microsoft.com/office/word/2010/wordprocessingGroup" xmlns:wpi="http://schemas.microsoft.com/office/word/2010/wordprocessingInk" xmlns:wne="http://schemas.microsoft.com/office/word/2006/wordml" xmlns:wps="http://schemas.microsoft.com/office/word/2010/wordprocessingShape" mc:Ignorable="w14 w15 w16se w16cid w16 w16cex w16sdtdh wp14">
   <w:p>
     <w:pPr>
       <w:pStyle w:val="Header"/>
@@ -22322,7 +24152,7 @@
 </file>
 
 <file path=word/header2.xml><?xml version="1.0" encoding="utf-8"?>
-<w:hdr xmlns:wpc="http://schemas.microsoft.com/office/word/2010/wordprocessingCanvas" xmlns:cx="http://schemas.microsoft.com/office/drawing/2014/chartex" xmlns:cx1="http://schemas.microsoft.com/office/drawing/2015/9/8/chartex" xmlns:cx2="http://schemas.microsoft.com/office/drawing/2015/10/21/chartex" xmlns:cx3="http://schemas.microsoft.com/office/drawing/2016/5/9/chartex" xmlns:cx4="http://schemas.microsoft.com/office/drawing/2016/5/10/chartex" xmlns:cx5="http://schemas.microsoft.com/office/drawing/2016/5/11/chartex" xmlns:cx6="http://schemas.microsoft.com/office/drawing/2016/5/12/chartex" xmlns:cx7="http://schemas.microsoft.com/office/drawing/2016/5/13/chartex" xmlns:cx8="http://schemas.microsoft.com/office/drawing/2016/5/14/chartex" xmlns:mc="http://schemas.openxmlformats.org/markup-compatibility/2006" xmlns:aink="http://schemas.microsoft.com/office/drawing/2016/ink" xmlns:am3d="http://schemas.microsoft.com/office/drawing/2017/model3d" xmlns:o="urn:schemas-microsoft-com:office:office" xmlns:oel="http://schemas.microsoft.com/office/2019/extlst" xmlns:r="http://schemas.openxmlformats.org/officeDocument/2006/relationships" xmlns:m="http://schemas.openxmlformats.org/officeDocument/2006/math" xmlns:v="urn:schemas-microsoft-com:vml" xmlns:wp14="http://schemas.microsoft.com/office/word/2010/wordprocessingDrawing" xmlns:wp="http://schemas.openxmlformats.org/drawingml/2006/wordprocessingDrawing" xmlns:w10="urn:schemas-microsoft-com:office:word" xmlns:w="http://schemas.openxmlformats.org/wordprocessingml/2006/main" xmlns:w14="http://schemas.microsoft.com/office/word/2010/wordml" xmlns:w15="http://schemas.microsoft.com/office/word/2012/wordml" xmlns:w16cex="http://schemas.microsoft.com/office/word/2018/wordml/cex" xmlns:w16cid="http://schemas.microsoft.com/office/word/2016/wordml/cid" xmlns:w16="http://schemas.microsoft.com/office/word/2018/wordml" xmlns:w16du="http://schemas.microsoft.com/office/word/2023/wordml/word16du" xmlns:w16sdtdh="http://schemas.microsoft.com/office/word/2020/wordml/sdtdatahash" xmlns:w16se="http://schemas.microsoft.com/office/word/2015/wordml/symex" xmlns:wpg="http://schemas.microsoft.com/office/word/2010/wordprocessingGroup" xmlns:wpi="http://schemas.microsoft.com/office/word/2010/wordprocessingInk" xmlns:wne="http://schemas.microsoft.com/office/word/2006/wordml" xmlns:wps="http://schemas.microsoft.com/office/word/2010/wordprocessingShape" mc:Ignorable="w14 w15 w16se w16cid w16 w16cex w16sdtdh wp14">
+<w:hdr xmlns:wpc="http://schemas.microsoft.com/office/word/2010/wordprocessingCanvas" xmlns:cx="http://schemas.microsoft.com/office/drawing/2014/chartex" xmlns:cx1="http://schemas.microsoft.com/office/drawing/2015/9/8/chartex" xmlns:cx2="http://schemas.microsoft.com/office/drawing/2015/10/21/chartex" xmlns:cx3="http://schemas.microsoft.com/office/drawing/2016/5/9/chartex" xmlns:cx4="http://schemas.microsoft.com/office/drawing/2016/5/10/chartex" xmlns:cx5="http://schemas.microsoft.com/office/drawing/2016/5/11/chartex" xmlns:cx6="http://schemas.microsoft.com/office/drawing/2016/5/12/chartex" xmlns:cx7="http://schemas.microsoft.com/office/drawing/2016/5/13/chartex" xmlns:cx8="http://schemas.microsoft.com/office/drawing/2016/5/14/chartex" xmlns:mc="http://schemas.openxmlformats.org/markup-compatibility/2006" xmlns:aink="http://schemas.microsoft.com/office/drawing/2016/ink" xmlns:am3d="http://schemas.microsoft.com/office/drawing/2017/model3d" xmlns:o="urn:schemas-microsoft-com:office:office" xmlns:r="http://schemas.openxmlformats.org/officeDocument/2006/relationships" xmlns:m="http://schemas.openxmlformats.org/officeDocument/2006/math" xmlns:v="urn:schemas-microsoft-com:vml" xmlns:wp14="http://schemas.microsoft.com/office/word/2010/wordprocessingDrawing" xmlns:wp="http://schemas.openxmlformats.org/drawingml/2006/wordprocessingDrawing" xmlns:w10="urn:schemas-microsoft-com:office:word" xmlns:w="http://schemas.openxmlformats.org/wordprocessingml/2006/main" xmlns:w14="http://schemas.microsoft.com/office/word/2010/wordml" xmlns:w15="http://schemas.microsoft.com/office/word/2012/wordml" xmlns:w16cex="http://schemas.microsoft.com/office/word/2018/wordml/cex" xmlns:w16cid="http://schemas.microsoft.com/office/word/2016/wordml/cid" xmlns:w16="http://schemas.microsoft.com/office/word/2018/wordml" xmlns:w16sdtdh="http://schemas.microsoft.com/office/word/2020/wordml/sdtdatahash" xmlns:w16se="http://schemas.microsoft.com/office/word/2015/wordml/symex" xmlns:wpg="http://schemas.microsoft.com/office/word/2010/wordprocessingGroup" xmlns:wpi="http://schemas.microsoft.com/office/word/2010/wordprocessingInk" xmlns:wne="http://schemas.microsoft.com/office/word/2006/wordml" xmlns:wps="http://schemas.microsoft.com/office/word/2010/wordprocessingShape" mc:Ignorable="w14 w15 w16se w16cid w16 w16cex w16sdtdh wp14">
   <w:p>
     <w:pPr>
       <w:pStyle w:val="Header"/>
@@ -22338,7 +24168,7 @@
 </file>
 
 <file path=word/header3.xml><?xml version="1.0" encoding="utf-8"?>
-<w:hdr xmlns:wpc="http://schemas.microsoft.com/office/word/2010/wordprocessingCanvas" xmlns:cx="http://schemas.microsoft.com/office/drawing/2014/chartex" xmlns:cx1="http://schemas.microsoft.com/office/drawing/2015/9/8/chartex" xmlns:cx2="http://schemas.microsoft.com/office/drawing/2015/10/21/chartex" xmlns:cx3="http://schemas.microsoft.com/office/drawing/2016/5/9/chartex" xmlns:cx4="http://schemas.microsoft.com/office/drawing/2016/5/10/chartex" xmlns:cx5="http://schemas.microsoft.com/office/drawing/2016/5/11/chartex" xmlns:cx6="http://schemas.microsoft.com/office/drawing/2016/5/12/chartex" xmlns:cx7="http://schemas.microsoft.com/office/drawing/2016/5/13/chartex" xmlns:cx8="http://schemas.microsoft.com/office/drawing/2016/5/14/chartex" xmlns:mc="http://schemas.openxmlformats.org/markup-compatibility/2006" xmlns:aink="http://schemas.microsoft.com/office/drawing/2016/ink" xmlns:am3d="http://schemas.microsoft.com/office/drawing/2017/model3d" xmlns:o="urn:schemas-microsoft-com:office:office" xmlns:oel="http://schemas.microsoft.com/office/2019/extlst" xmlns:r="http://schemas.openxmlformats.org/officeDocument/2006/relationships" xmlns:m="http://schemas.openxmlformats.org/officeDocument/2006/math" xmlns:v="urn:schemas-microsoft-com:vml" xmlns:wp14="http://schemas.microsoft.com/office/word/2010/wordprocessingDrawing" xmlns:wp="http://schemas.openxmlformats.org/drawingml/2006/wordprocessingDrawing" xmlns:w10="urn:schemas-microsoft-com:office:word" xmlns:w="http://schemas.openxmlformats.org/wordprocessingml/2006/main" xmlns:w14="http://schemas.microsoft.com/office/word/2010/wordml" xmlns:w15="http://schemas.microsoft.com/office/word/2012/wordml" xmlns:w16cex="http://schemas.microsoft.com/office/word/2018/wordml/cex" xmlns:w16cid="http://schemas.microsoft.com/office/word/2016/wordml/cid" xmlns:w16="http://schemas.microsoft.com/office/word/2018/wordml" xmlns:w16du="http://schemas.microsoft.com/office/word/2023/wordml/word16du" xmlns:w16sdtdh="http://schemas.microsoft.com/office/word/2020/wordml/sdtdatahash" xmlns:w16se="http://schemas.microsoft.com/office/word/2015/wordml/symex" xmlns:wpg="http://schemas.microsoft.com/office/word/2010/wordprocessingGroup" xmlns:wpi="http://schemas.microsoft.com/office/word/2010/wordprocessingInk" xmlns:wne="http://schemas.microsoft.com/office/word/2006/wordml" xmlns:wps="http://schemas.microsoft.com/office/word/2010/wordprocessingShape" mc:Ignorable="w14 w15 w16se w16cid w16 w16cex w16sdtdh wp14">
+<w:hdr xmlns:wpc="http://schemas.microsoft.com/office/word/2010/wordprocessingCanvas" xmlns:cx="http://schemas.microsoft.com/office/drawing/2014/chartex" xmlns:cx1="http://schemas.microsoft.com/office/drawing/2015/9/8/chartex" xmlns:cx2="http://schemas.microsoft.com/office/drawing/2015/10/21/chartex" xmlns:cx3="http://schemas.microsoft.com/office/drawing/2016/5/9/chartex" xmlns:cx4="http://schemas.microsoft.com/office/drawing/2016/5/10/chartex" xmlns:cx5="http://schemas.microsoft.com/office/drawing/2016/5/11/chartex" xmlns:cx6="http://schemas.microsoft.com/office/drawing/2016/5/12/chartex" xmlns:cx7="http://schemas.microsoft.com/office/drawing/2016/5/13/chartex" xmlns:cx8="http://schemas.microsoft.com/office/drawing/2016/5/14/chartex" xmlns:mc="http://schemas.openxmlformats.org/markup-compatibility/2006" xmlns:aink="http://schemas.microsoft.com/office/drawing/2016/ink" xmlns:am3d="http://schemas.microsoft.com/office/drawing/2017/model3d" xmlns:o="urn:schemas-microsoft-com:office:office" xmlns:r="http://schemas.openxmlformats.org/officeDocument/2006/relationships" xmlns:m="http://schemas.openxmlformats.org/officeDocument/2006/math" xmlns:v="urn:schemas-microsoft-com:vml" xmlns:wp14="http://schemas.microsoft.com/office/word/2010/wordprocessingDrawing" xmlns:wp="http://schemas.openxmlformats.org/drawingml/2006/wordprocessingDrawing" xmlns:w10="urn:schemas-microsoft-com:office:word" xmlns:w="http://schemas.openxmlformats.org/wordprocessingml/2006/main" xmlns:w14="http://schemas.microsoft.com/office/word/2010/wordml" xmlns:w15="http://schemas.microsoft.com/office/word/2012/wordml" xmlns:w16cex="http://schemas.microsoft.com/office/word/2018/wordml/cex" xmlns:w16cid="http://schemas.microsoft.com/office/word/2016/wordml/cid" xmlns:w16="http://schemas.microsoft.com/office/word/2018/wordml" xmlns:w16sdtdh="http://schemas.microsoft.com/office/word/2020/wordml/sdtdatahash" xmlns:w16se="http://schemas.microsoft.com/office/word/2015/wordml/symex" xmlns:wpg="http://schemas.microsoft.com/office/word/2010/wordprocessingGroup" xmlns:wpi="http://schemas.microsoft.com/office/word/2010/wordprocessingInk" xmlns:wne="http://schemas.microsoft.com/office/word/2006/wordml" xmlns:wps="http://schemas.microsoft.com/office/word/2010/wordprocessingShape" mc:Ignorable="w14 w15 w16se w16cid w16 w16cex w16sdtdh wp14">
   <w:p>
     <w:pPr>
       <w:widowControl w:val="0"/>
@@ -22360,72 +24190,69 @@
     <w:bookmarkStart w:id="4" w:name="_Hlk186188841"/>
     <w:bookmarkStart w:id="5" w:name="_Hlk186189107"/>
     <w:bookmarkStart w:id="6" w:name="_Hlk186189108"/>
-    <w:bookmarkStart w:id="7" w:name="_Hlk186189264"/>
-    <w:bookmarkStart w:id="8" w:name="_Hlk186189265"/>
-    <w:bookmarkStart w:id="9" w:name="_Hlk186189287"/>
-    <w:bookmarkStart w:id="10" w:name="_Hlk186189288"/>
     <w:r>
       <w:rPr>
-        <w:rFonts w:ascii="Arial" w:eastAsia="Calibri" w:hAnsi="Arial" w:cs="Arial"/>
-        <w:b/>
-        <w:bCs/>
         <w:noProof/>
-        <w:sz w:val="36"/>
-        <w:szCs w:val="36"/>
+        <w:lang w:val="en-US"/>
       </w:rPr>
       <w:drawing>
-        <wp:anchor distT="0" distB="0" distL="114300" distR="114300" simplePos="0" relativeHeight="251659264" behindDoc="0" locked="0" layoutInCell="1" allowOverlap="1" wp14:anchorId="5F908E55" wp14:editId="47B131AA">
+        <wp:anchor distT="0" distB="0" distL="114300" distR="114300" simplePos="0" relativeHeight="251660288" behindDoc="0" locked="0" layoutInCell="1" allowOverlap="1" wp14:anchorId="19D451F8" wp14:editId="015959B6">
           <wp:simplePos x="0" y="0"/>
-          <wp:positionH relativeFrom="column">
-            <wp:posOffset>-324221</wp:posOffset>
+          <wp:positionH relativeFrom="margin">
+            <wp:posOffset>-308344</wp:posOffset>
           </wp:positionH>
           <wp:positionV relativeFrom="paragraph">
-            <wp:posOffset>6985</wp:posOffset>
+            <wp:posOffset>6867</wp:posOffset>
           </wp:positionV>
-          <wp:extent cx="835200" cy="835200"/>
-          <wp:effectExtent l="0" t="0" r="3175" b="3175"/>
+          <wp:extent cx="810000" cy="810000"/>
+          <wp:effectExtent l="0" t="0" r="9525" b="9525"/>
           <wp:wrapNone/>
-          <wp:docPr id="1" name="Picture 1" descr="A yellow and blue logo&#10;&#10;Description automatically generated"/>
+          <wp:docPr id="1140675709" name="Picture 3"/>
           <wp:cNvGraphicFramePr>
-            <a:graphicFrameLocks xmlns:a="http://schemas.openxmlformats.org/drawingml/2006/main"/>
+            <a:graphicFrameLocks xmlns:a="http://schemas.openxmlformats.org/drawingml/2006/main" noChangeAspect="1"/>
           </wp:cNvGraphicFramePr>
           <a:graphic xmlns:a="http://schemas.openxmlformats.org/drawingml/2006/main">
             <a:graphicData uri="http://schemas.openxmlformats.org/drawingml/2006/picture">
               <pic:pic xmlns:pic="http://schemas.openxmlformats.org/drawingml/2006/picture">
                 <pic:nvPicPr>
-                  <pic:cNvPr id="469225509" name="Picture 469225509" descr="A yellow and blue logo&#10;&#10;Description automatically generated"/>
+                  <pic:cNvPr id="0" name="Picture 1"/>
                   <pic:cNvPicPr>
-                    <a:picLocks noChangeAspect="1"/>
+                    <a:picLocks noChangeAspect="1" noChangeArrowheads="1"/>
                   </pic:cNvPicPr>
                 </pic:nvPicPr>
                 <pic:blipFill>
-                  <a:blip r:embed="rId1" cstate="print">
+                  <a:blip r:embed="rId1">
                     <a:extLst>
                       <a:ext uri="{28A0092B-C50C-407E-A947-70E740481C1C}">
                         <a14:useLocalDpi xmlns:a14="http://schemas.microsoft.com/office/drawing/2010/main" val="0"/>
                       </a:ext>
                     </a:extLst>
                   </a:blip>
+                  <a:srcRect/>
                   <a:stretch>
                     <a:fillRect/>
                   </a:stretch>
                 </pic:blipFill>
-                <pic:spPr>
+                <pic:spPr bwMode="auto">
                   <a:xfrm>
                     <a:off x="0" y="0"/>
-                    <a:ext cx="835200" cy="835200"/>
+                    <a:ext cx="810000" cy="810000"/>
                   </a:xfrm>
                   <a:prstGeom prst="rect">
                     <a:avLst/>
                   </a:prstGeom>
+                  <a:noFill/>
+                  <a:ln>
+                    <a:noFill/>
+                  </a:ln>
                 </pic:spPr>
               </pic:pic>
             </a:graphicData>
           </a:graphic>
-          <wp14:sizeRelH relativeFrom="margin">
+          <wp14:sizeRelH relativeFrom="page">
             <wp14:pctWidth>0</wp14:pctWidth>
           </wp14:sizeRelH>
-          <wp14:sizeRelV relativeFrom="margin">
+          <wp14:sizeRelV relativeFrom="page">
             <wp14:pctHeight>0</wp14:pctHeight>
           </wp14:sizeRelV>
         </wp:anchor>
@@ -22503,8 +24330,9 @@
       <w:jc w:val="center"/>
       <w:rPr>
         <w:rFonts w:ascii="Arial" w:eastAsia="Calibri" w:hAnsi="Arial" w:cs="Arial"/>
-        <w:sz w:val="18"/>
-        <w:szCs w:val="18"/>
+        <w:spacing w:val="-8"/>
+        <w:sz w:val="16"/>
+        <w:szCs w:val="16"/>
       </w:rPr>
     </w:pPr>
     <w:r>
@@ -22512,60 +24340,34 @@
         <w:rFonts w:ascii="Arial" w:eastAsia="Calibri" w:hAnsi="Arial" w:cs="Arial"/>
         <w:b/>
         <w:bCs/>
-        <w:sz w:val="18"/>
-        <w:szCs w:val="18"/>
+        <w:spacing w:val="-8"/>
+        <w:sz w:val="16"/>
+        <w:szCs w:val="16"/>
       </w:rPr>
-      <w:t xml:space="preserve">TIM </w:t>
+      <w:t xml:space="preserve">KELOMPOK KERJA PEMILIHAN </w:t>
     </w:r>
     <w:r>
       <w:rPr>
         <w:rFonts w:ascii="Arial" w:eastAsia="Calibri" w:hAnsi="Arial" w:cs="Arial"/>
         <w:b/>
         <w:bCs/>
-        <w:sz w:val="18"/>
-        <w:szCs w:val="18"/>
+        <w:spacing w:val="-8"/>
+        <w:sz w:val="16"/>
+        <w:szCs w:val="16"/>
+        <w:lang w:val="en-US"/>
       </w:rPr>
-      <w:t xml:space="preserve">PELAKSANA </w:t>
+      <w:t xml:space="preserve">2.A.2 </w:t>
     </w:r>
     <w:r>
       <w:rPr>
         <w:rFonts w:ascii="Arial" w:eastAsia="Calibri" w:hAnsi="Arial" w:cs="Arial"/>
         <w:b/>
         <w:bCs/>
-        <w:sz w:val="18"/>
-        <w:szCs w:val="18"/>
+        <w:spacing w:val="-8"/>
+        <w:sz w:val="16"/>
+        <w:szCs w:val="16"/>
       </w:rPr>
-      <w:t>{kode_pokja}</w:t>
-    </w:r>
-    <w:r>
-      <w:rPr>
-        <w:rFonts w:ascii="Arial" w:eastAsia="Calibri" w:hAnsi="Arial" w:cs="Arial"/>
-        <w:b/>
-        <w:bCs/>
-        <w:sz w:val="18"/>
-        <w:szCs w:val="18"/>
-      </w:rPr>
-      <w:t xml:space="preserve"> BP2JK</w:t>
-    </w:r>
-    <w:r>
-      <w:rPr>
-        <w:rFonts w:ascii="Arial" w:eastAsia="Calibri" w:hAnsi="Arial" w:cs="Arial"/>
-        <w:b/>
-        <w:bCs/>
-        <w:sz w:val="18"/>
-        <w:szCs w:val="18"/>
-      </w:rPr>
-      <w:t xml:space="preserve"> WILAYAH KALIMANTAN SELATAN TAHUN ANGGARAN </w:t>
-    </w:r>
-    <w:r>
-      <w:rPr>
-        <w:rFonts w:ascii="Arial" w:eastAsia="Calibri" w:hAnsi="Arial" w:cs="Arial"/>
-        <w:b/>
-        <w:bCs/>
-        <w:sz w:val="18"/>
-        <w:szCs w:val="18"/>
-      </w:rPr>
-      <w:t>{tahun_anggaran}</w:t>
+      <w:t>BP2JK WILAYAH KALIMANTAN SELATAN TAHUN ANGGARAN 2026</w:t>
     </w:r>
   </w:p>
   <w:p>
@@ -22577,55 +24379,99 @@
       <w:jc w:val="center"/>
       <w:rPr>
         <w:rFonts w:ascii="Arial" w:eastAsia="Calibri" w:hAnsi="Arial" w:cs="Arial"/>
-        <w:spacing w:val="1"/>
-        <w:sz w:val="14"/>
-        <w:szCs w:val="14"/>
+        <w:sz w:val="15"/>
+        <w:szCs w:val="15"/>
       </w:rPr>
     </w:pPr>
     <w:r>
       <w:rPr>
         <w:rFonts w:ascii="Arial" w:eastAsia="Calibri" w:hAnsi="Arial" w:cs="Arial"/>
-        <w:sz w:val="14"/>
-        <w:szCs w:val="14"/>
+        <w:sz w:val="15"/>
+        <w:szCs w:val="15"/>
       </w:rPr>
-      <w:t xml:space="preserve">Alamat: Jl. Yos Sudarso No. 37A Lt.2, Banjarmasin 70119 Telp.0511-6723416 email: </w:t>
+      <w:t xml:space="preserve">Jl. Yos Sudarso No. 37A Lt.2, Banjarmasin 70119 Telepon (0511) 6723416 </w:t>
     </w:r>
-    <w:hyperlink r:id="rId2" w:history="1">
-      <w:r>
-        <w:rPr>
-          <w:rStyle w:val="Hyperlink"/>
-          <w:rFonts w:ascii="Arial" w:eastAsia="Calibri" w:hAnsi="Arial" w:cs="Arial"/>
-          <w:sz w:val="14"/>
-          <w:szCs w:val="14"/>
-        </w:rPr>
-        <w:t>{email</w:t>
-      </w:r>
-      <w:r>
-        <w:rPr>
-          <w:rStyle w:val="Hyperlink"/>
-          <w:rFonts w:ascii="Arial" w:eastAsia="Calibri" w:hAnsi="Arial" w:cs="Arial"/>
-          <w:sz w:val="14"/>
-          <w:szCs w:val="14"/>
-        </w:rPr>
-        <w:t>_ketua_</w:t>
-      </w:r>
-      <w:r>
-        <w:rPr>
-          <w:rStyle w:val="Hyperlink"/>
-          <w:rFonts w:ascii="Arial" w:eastAsia="Calibri" w:hAnsi="Arial" w:cs="Arial"/>
-          <w:sz w:val="14"/>
-          <w:szCs w:val="14"/>
-        </w:rPr>
-        <w:t>timlak}</w:t>
-      </w:r>
-    </w:hyperlink>
     <w:r>
       <w:rPr>
         <w:rFonts w:ascii="Arial" w:eastAsia="Calibri" w:hAnsi="Arial" w:cs="Arial"/>
-        <w:sz w:val="14"/>
-        <w:szCs w:val="14"/>
+        <w:sz w:val="15"/>
+        <w:szCs w:val="15"/>
       </w:rPr>
-      <w:t xml:space="preserve"> </w:t>
+      <w:t xml:space="preserve">Surel </w:t>
+    </w:r>
+    <w:r>
+      <w:fldChar w:fldCharType="begin"/>
+    </w:r>
+    <w:r>
+      <w:instrText xml:space="preserve"> HYPERLINK "mailto:%7bemail_ketua_pokja%7ddi." </w:instrText>
+    </w:r>
+    <w:r>
+      <w:fldChar w:fldCharType="separate"/>
+    </w:r>
+    <w:r>
+      <w:rPr>
+        <w:rFonts w:ascii="Arial" w:eastAsia="Calibri" w:hAnsi="Arial" w:cs="Arial"/>
+        <w:color w:val="0000FF"/>
+        <w:sz w:val="15"/>
+        <w:szCs w:val="15"/>
+        <w:u w:val="single"/>
+        <w:lang w:val="en-US"/>
+      </w:rPr>
+      <w:t>{</w:t>
+    </w:r>
+    <w:proofErr w:type="spellStart"/>
+    <w:r>
+      <w:rPr>
+        <w:rFonts w:ascii="Arial" w:eastAsia="Calibri" w:hAnsi="Arial" w:cs="Arial"/>
+        <w:color w:val="0000FF"/>
+        <w:sz w:val="15"/>
+        <w:szCs w:val="15"/>
+        <w:u w:val="single"/>
+        <w:lang w:val="en-US"/>
+      </w:rPr>
+      <w:t>email_ketua_</w:t>
+    </w:r>
+    <w:r>
+      <w:rPr>
+        <w:rFonts w:ascii="Arial" w:eastAsia="Calibri" w:hAnsi="Arial" w:cs="Arial"/>
+        <w:color w:val="0000FF"/>
+        <w:sz w:val="15"/>
+        <w:szCs w:val="15"/>
+        <w:u w:val="single"/>
+        <w:lang w:val="en-US"/>
+      </w:rPr>
+      <w:t>timlak</w:t>
+    </w:r>
+    <w:proofErr w:type="spellEnd"/>
+    <w:r>
+      <w:rPr>
+        <w:rFonts w:ascii="Arial" w:eastAsia="Calibri" w:hAnsi="Arial" w:cs="Arial"/>
+        <w:color w:val="0000FF"/>
+        <w:sz w:val="15"/>
+        <w:szCs w:val="15"/>
+        <w:u w:val="single"/>
+        <w:lang w:val="en-US"/>
+      </w:rPr>
+      <w:t>}</w:t>
+    </w:r>
+    <w:r>
+      <w:rPr>
+        <w:rFonts w:ascii="Arial" w:eastAsia="Calibri" w:hAnsi="Arial" w:cs="Arial"/>
+        <w:color w:val="0000FF"/>
+        <w:sz w:val="15"/>
+        <w:szCs w:val="15"/>
+        <w:u w:val="single"/>
+        <w:lang w:val="en-US"/>
+      </w:rPr>
+      <w:fldChar w:fldCharType="end"/>
+    </w:r>
+    <w:r>
+      <w:rPr>
+        <w:rFonts w:ascii="Arial" w:eastAsia="Calibri" w:hAnsi="Arial" w:cs="Arial"/>
+        <w:sz w:val="15"/>
+        <w:szCs w:val="15"/>
+      </w:rPr>
+      <w:t xml:space="preserve">  </w:t>
     </w:r>
   </w:p>
   <w:bookmarkEnd w:id="1"/>
@@ -22652,7 +24498,7 @@
       <mc:AlternateContent>
         <mc:Choice Requires="wps">
           <w:drawing>
-            <wp:anchor distT="0" distB="0" distL="114300" distR="114300" simplePos="0" relativeHeight="251660288" behindDoc="0" locked="0" layoutInCell="1" allowOverlap="1" wp14:anchorId="73CB17FA" wp14:editId="5163CE20">
+            <wp:anchor distT="0" distB="0" distL="114300" distR="114300" simplePos="0" relativeHeight="251659264" behindDoc="0" locked="0" layoutInCell="1" allowOverlap="1" wp14:anchorId="5BD33A96" wp14:editId="517B716C">
               <wp:simplePos x="0" y="0"/>
               <wp:positionH relativeFrom="margin">
                 <wp:posOffset>567858</wp:posOffset>
@@ -22700,9 +24546,9 @@
             </wp:anchor>
           </w:drawing>
         </mc:Choice>
-        <mc:Fallback xmlns:w16sdtfl="http://schemas.microsoft.com/office/word/2024/wordml/sdtformatlock">
+        <mc:Fallback>
           <w:pict>
-            <v:line w14:anchorId="1B5B99BD" id="Straight Connector 984700384" o:spid="_x0000_s1026" style="position:absolute;z-index:251660288;visibility:visible;mso-wrap-style:square;mso-width-percent:0;mso-height-percent:0;mso-wrap-distance-left:9pt;mso-wrap-distance-top:0;mso-wrap-distance-right:9pt;mso-wrap-distance-bottom:0;mso-position-horizontal:absolute;mso-position-horizontal-relative:margin;mso-position-vertical:absolute;mso-position-vertical-relative:text;mso-width-percent:0;mso-height-percent:0;mso-width-relative:margin;mso-height-relative:margin" from="44.7pt,.75pt" to="468.4pt,.75pt" o:gfxdata="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" strokecolor="windowText" strokeweight="2.5pt">
+            <v:line w14:anchorId="218D2D4F" id="Straight Connector 984700384" o:spid="_x0000_s1026" style="position:absolute;z-index:251659264;visibility:visible;mso-wrap-style:square;mso-width-percent:0;mso-height-percent:0;mso-wrap-distance-left:9pt;mso-wrap-distance-top:0;mso-wrap-distance-right:9pt;mso-wrap-distance-bottom:0;mso-position-horizontal:absolute;mso-position-horizontal-relative:margin;mso-position-vertical:absolute;mso-position-vertical-relative:text;mso-width-percent:0;mso-height-percent:0;mso-width-relative:margin;mso-height-relative:margin" from="44.7pt,.75pt" to="468.4pt,.75pt" o:gfxdata="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" strokecolor="windowText" strokeweight="2.5pt">
               <v:stroke joinstyle="miter"/>
               <w10:wrap anchorx="margin"/>
             </v:line>
@@ -22714,16 +24560,28 @@
     <w:bookmarkEnd w:id="4"/>
     <w:bookmarkEnd w:id="5"/>
     <w:bookmarkEnd w:id="6"/>
-    <w:bookmarkEnd w:id="7"/>
-    <w:bookmarkEnd w:id="8"/>
-    <w:bookmarkEnd w:id="9"/>
-    <w:bookmarkEnd w:id="10"/>
+  </w:p>
+  <w:p>
+    <w:pPr>
+      <w:tabs>
+        <w:tab w:val="center" w:pos="4680"/>
+        <w:tab w:val="right" w:pos="9360"/>
+      </w:tabs>
+    </w:pPr>
+  </w:p>
+  <w:p>
+    <w:pPr>
+      <w:pStyle w:val="Header"/>
+      <w:rPr>
+        <w:rFonts w:eastAsia="Calibri"/>
+      </w:rPr>
+    </w:pPr>
   </w:p>
 </w:hdr>
 </file>
 
 <file path=word/numbering.xml><?xml version="1.0" encoding="utf-8"?>
-<w:numbering xmlns:wpc="http://schemas.microsoft.com/office/word/2010/wordprocessingCanvas" xmlns:cx="http://schemas.microsoft.com/office/drawing/2014/chartex" xmlns:cx1="http://schemas.microsoft.com/office/drawing/2015/9/8/chartex" xmlns:cx2="http://schemas.microsoft.com/office/drawing/2015/10/21/chartex" xmlns:cx3="http://schemas.microsoft.com/office/drawing/2016/5/9/chartex" xmlns:cx4="http://schemas.microsoft.com/office/drawing/2016/5/10/chartex" xmlns:cx5="http://schemas.microsoft.com/office/drawing/2016/5/11/chartex" xmlns:cx6="http://schemas.microsoft.com/office/drawing/2016/5/12/chartex" xmlns:cx7="http://schemas.microsoft.com/office/drawing/2016/5/13/chartex" xmlns:cx8="http://schemas.microsoft.com/office/drawing/2016/5/14/chartex" xmlns:mc="http://schemas.openxmlformats.org/markup-compatibility/2006" xmlns:aink="http://schemas.microsoft.com/office/drawing/2016/ink" xmlns:am3d="http://schemas.microsoft.com/office/drawing/2017/model3d" xmlns:o="urn:schemas-microsoft-com:office:office" xmlns:oel="http://schemas.microsoft.com/office/2019/extlst" xmlns:r="http://schemas.openxmlformats.org/officeDocument/2006/relationships" xmlns:m="http://schemas.openxmlformats.org/officeDocument/2006/math" xmlns:v="urn:schemas-microsoft-com:vml" xmlns:wp14="http://schemas.microsoft.com/office/word/2010/wordprocessingDrawing" xmlns:wp="http://schemas.openxmlformats.org/drawingml/2006/wordprocessingDrawing" xmlns:w10="urn:schemas-microsoft-com:office:word" xmlns:w="http://schemas.openxmlformats.org/wordprocessingml/2006/main" xmlns:w14="http://schemas.microsoft.com/office/word/2010/wordml" xmlns:w15="http://schemas.microsoft.com/office/word/2012/wordml" xmlns:w16cex="http://schemas.microsoft.com/office/word/2018/wordml/cex" xmlns:w16cid="http://schemas.microsoft.com/office/word/2016/wordml/cid" xmlns:w16="http://schemas.microsoft.com/office/word/2018/wordml" xmlns:w16du="http://schemas.microsoft.com/office/word/2023/wordml/word16du" xmlns:w16sdtdh="http://schemas.microsoft.com/office/word/2020/wordml/sdtdatahash" xmlns:w16se="http://schemas.microsoft.com/office/word/2015/wordml/symex" xmlns:wpg="http://schemas.microsoft.com/office/word/2010/wordprocessingGroup" xmlns:wpi="http://schemas.microsoft.com/office/word/2010/wordprocessingInk" xmlns:wne="http://schemas.microsoft.com/office/word/2006/wordml" xmlns:wps="http://schemas.microsoft.com/office/word/2010/wordprocessingShape" mc:Ignorable="w14 w15 w16se w16cid w16 w16cex w16sdtdh wp14">
+<w:numbering xmlns:wpc="http://schemas.microsoft.com/office/word/2010/wordprocessingCanvas" xmlns:cx="http://schemas.microsoft.com/office/drawing/2014/chartex" xmlns:cx1="http://schemas.microsoft.com/office/drawing/2015/9/8/chartex" xmlns:cx2="http://schemas.microsoft.com/office/drawing/2015/10/21/chartex" xmlns:cx3="http://schemas.microsoft.com/office/drawing/2016/5/9/chartex" xmlns:cx4="http://schemas.microsoft.com/office/drawing/2016/5/10/chartex" xmlns:cx5="http://schemas.microsoft.com/office/drawing/2016/5/11/chartex" xmlns:cx6="http://schemas.microsoft.com/office/drawing/2016/5/12/chartex" xmlns:cx7="http://schemas.microsoft.com/office/drawing/2016/5/13/chartex" xmlns:cx8="http://schemas.microsoft.com/office/drawing/2016/5/14/chartex" xmlns:mc="http://schemas.openxmlformats.org/markup-compatibility/2006" xmlns:aink="http://schemas.microsoft.com/office/drawing/2016/ink" xmlns:am3d="http://schemas.microsoft.com/office/drawing/2017/model3d" xmlns:o="urn:schemas-microsoft-com:office:office" xmlns:r="http://schemas.openxmlformats.org/officeDocument/2006/relationships" xmlns:m="http://schemas.openxmlformats.org/officeDocument/2006/math" xmlns:v="urn:schemas-microsoft-com:vml" xmlns:wp14="http://schemas.microsoft.com/office/word/2010/wordprocessingDrawing" xmlns:wp="http://schemas.openxmlformats.org/drawingml/2006/wordprocessingDrawing" xmlns:w10="urn:schemas-microsoft-com:office:word" xmlns:w="http://schemas.openxmlformats.org/wordprocessingml/2006/main" xmlns:w14="http://schemas.microsoft.com/office/word/2010/wordml" xmlns:w15="http://schemas.microsoft.com/office/word/2012/wordml" xmlns:w16cex="http://schemas.microsoft.com/office/word/2018/wordml/cex" xmlns:w16cid="http://schemas.microsoft.com/office/word/2016/wordml/cid" xmlns:w16="http://schemas.microsoft.com/office/word/2018/wordml" xmlns:w16sdtdh="http://schemas.microsoft.com/office/word/2020/wordml/sdtdatahash" xmlns:w16se="http://schemas.microsoft.com/office/word/2015/wordml/symex" xmlns:wpg="http://schemas.microsoft.com/office/word/2010/wordprocessingGroup" xmlns:wpi="http://schemas.microsoft.com/office/word/2010/wordprocessingInk" xmlns:wne="http://schemas.microsoft.com/office/word/2006/wordml" xmlns:wps="http://schemas.microsoft.com/office/word/2010/wordprocessingShape" mc:Ignorable="w14 w15 w16se w16cid w16 w16cex w16sdtdh wp14">
   <w:abstractNum w:abstractNumId="0" w15:restartNumberingAfterBreak="0">
     <w:nsid w:val="FFFFFF88"/>
     <w:multiLevelType w:val="singleLevel"/>
@@ -27638,70 +29496,70 @@
       </w:pPr>
     </w:lvl>
   </w:abstractNum>
-  <w:num w:numId="1" w16cid:durableId="2064982420">
+  <w:num w:numId="1">
     <w:abstractNumId w:val="15"/>
   </w:num>
-  <w:num w:numId="2" w16cid:durableId="86587472">
+  <w:num w:numId="2">
     <w:abstractNumId w:val="32"/>
   </w:num>
-  <w:num w:numId="3" w16cid:durableId="694505837">
+  <w:num w:numId="3">
     <w:abstractNumId w:val="35"/>
   </w:num>
-  <w:num w:numId="4" w16cid:durableId="1456749105">
+  <w:num w:numId="4">
     <w:abstractNumId w:val="0"/>
   </w:num>
-  <w:num w:numId="5" w16cid:durableId="33702548">
+  <w:num w:numId="5">
     <w:abstractNumId w:val="28"/>
   </w:num>
-  <w:num w:numId="6" w16cid:durableId="579024867">
+  <w:num w:numId="6">
     <w:abstractNumId w:val="21"/>
   </w:num>
-  <w:num w:numId="7" w16cid:durableId="656035551">
+  <w:num w:numId="7">
     <w:abstractNumId w:val="18"/>
   </w:num>
-  <w:num w:numId="8" w16cid:durableId="1852527008">
+  <w:num w:numId="8">
     <w:abstractNumId w:val="24"/>
   </w:num>
-  <w:num w:numId="9" w16cid:durableId="72361543">
+  <w:num w:numId="9">
     <w:abstractNumId w:val="12"/>
   </w:num>
-  <w:num w:numId="10" w16cid:durableId="79757698">
+  <w:num w:numId="10">
     <w:abstractNumId w:val="23"/>
   </w:num>
-  <w:num w:numId="11" w16cid:durableId="1248199183">
+  <w:num w:numId="11">
     <w:abstractNumId w:val="22"/>
   </w:num>
-  <w:num w:numId="12" w16cid:durableId="542669347">
+  <w:num w:numId="12">
     <w:abstractNumId w:val="31"/>
   </w:num>
-  <w:num w:numId="13" w16cid:durableId="315190760">
+  <w:num w:numId="13">
     <w:abstractNumId w:val="34"/>
   </w:num>
-  <w:num w:numId="14" w16cid:durableId="1351106417">
+  <w:num w:numId="14">
     <w:abstractNumId w:val="17"/>
   </w:num>
-  <w:num w:numId="15" w16cid:durableId="1977371271">
+  <w:num w:numId="15">
     <w:abstractNumId w:val="38"/>
   </w:num>
-  <w:num w:numId="16" w16cid:durableId="1832334604">
+  <w:num w:numId="16">
     <w:abstractNumId w:val="2"/>
   </w:num>
-  <w:num w:numId="17" w16cid:durableId="670065850">
+  <w:num w:numId="17">
     <w:abstractNumId w:val="7"/>
   </w:num>
-  <w:num w:numId="18" w16cid:durableId="1477212793">
+  <w:num w:numId="18">
     <w:abstractNumId w:val="40"/>
   </w:num>
-  <w:num w:numId="19" w16cid:durableId="1292402227">
+  <w:num w:numId="19">
     <w:abstractNumId w:val="29"/>
   </w:num>
-  <w:num w:numId="20" w16cid:durableId="176425308">
+  <w:num w:numId="20">
     <w:abstractNumId w:val="9"/>
   </w:num>
-  <w:num w:numId="21" w16cid:durableId="1843274120">
+  <w:num w:numId="21">
     <w:abstractNumId w:val="16"/>
   </w:num>
-  <w:num w:numId="22" w16cid:durableId="1875803258">
+  <w:num w:numId="22">
     <w:abstractNumId w:val="19"/>
     <w:lvlOverride w:ilvl="0">
       <w:startOverride w:val="1"/>
@@ -27731,7 +29589,7 @@
       <w:startOverride w:val="1"/>
     </w:lvlOverride>
   </w:num>
-  <w:num w:numId="23" w16cid:durableId="2090154490">
+  <w:num w:numId="23">
     <w:abstractNumId w:val="27"/>
     <w:lvlOverride w:ilvl="0">
       <w:startOverride w:val="1"/>
@@ -27761,7 +29619,7 @@
       <w:startOverride w:val="1"/>
     </w:lvlOverride>
   </w:num>
-  <w:num w:numId="24" w16cid:durableId="1542133784">
+  <w:num w:numId="24">
     <w:abstractNumId w:val="30"/>
     <w:lvlOverride w:ilvl="0">
       <w:startOverride w:val="1"/>
@@ -27791,7 +29649,7 @@
       <w:startOverride w:val="1"/>
     </w:lvlOverride>
   </w:num>
-  <w:num w:numId="25" w16cid:durableId="1842619267">
+  <w:num w:numId="25">
     <w:abstractNumId w:val="1"/>
     <w:lvlOverride w:ilvl="0">
       <w:startOverride w:val="1"/>
@@ -27821,7 +29679,7 @@
       <w:startOverride w:val="1"/>
     </w:lvlOverride>
   </w:num>
-  <w:num w:numId="26" w16cid:durableId="373190644">
+  <w:num w:numId="26">
     <w:abstractNumId w:val="43"/>
     <w:lvlOverride w:ilvl="0">
       <w:startOverride w:val="2"/>
@@ -27851,7 +29709,7 @@
       <w:startOverride w:val="1"/>
     </w:lvlOverride>
   </w:num>
-  <w:num w:numId="27" w16cid:durableId="1997875097">
+  <w:num w:numId="27">
     <w:abstractNumId w:val="26"/>
     <w:lvlOverride w:ilvl="0">
       <w:startOverride w:val="2"/>
@@ -27881,7 +29739,7 @@
       <w:startOverride w:val="1"/>
     </w:lvlOverride>
   </w:num>
-  <w:num w:numId="28" w16cid:durableId="2103449111">
+  <w:num w:numId="28">
     <w:abstractNumId w:val="3"/>
     <w:lvlOverride w:ilvl="0">
       <w:startOverride w:val="2"/>
@@ -27911,7 +29769,7 @@
       <w:startOverride w:val="1"/>
     </w:lvlOverride>
   </w:num>
-  <w:num w:numId="29" w16cid:durableId="1868447351">
+  <w:num w:numId="29">
     <w:abstractNumId w:val="14"/>
     <w:lvlOverride w:ilvl="0">
       <w:startOverride w:val="2"/>
@@ -27941,7 +29799,7 @@
       <w:startOverride w:val="1"/>
     </w:lvlOverride>
   </w:num>
-  <w:num w:numId="30" w16cid:durableId="1651863810">
+  <w:num w:numId="30">
     <w:abstractNumId w:val="42"/>
     <w:lvlOverride w:ilvl="0">
       <w:startOverride w:val="2"/>
@@ -27971,7 +29829,7 @@
       <w:startOverride w:val="1"/>
     </w:lvlOverride>
   </w:num>
-  <w:num w:numId="31" w16cid:durableId="1391267704">
+  <w:num w:numId="31">
     <w:abstractNumId w:val="6"/>
     <w:lvlOverride w:ilvl="0">
       <w:startOverride w:val="2"/>
@@ -28001,7 +29859,7 @@
       <w:startOverride w:val="1"/>
     </w:lvlOverride>
   </w:num>
-  <w:num w:numId="32" w16cid:durableId="1733887465">
+  <w:num w:numId="32">
     <w:abstractNumId w:val="10"/>
     <w:lvlOverride w:ilvl="0">
       <w:startOverride w:val="2"/>
@@ -28031,7 +29889,7 @@
       <w:startOverride w:val="1"/>
     </w:lvlOverride>
   </w:num>
-  <w:num w:numId="33" w16cid:durableId="1523395848">
+  <w:num w:numId="33">
     <w:abstractNumId w:val="44"/>
     <w:lvlOverride w:ilvl="0">
       <w:startOverride w:val="2"/>
@@ -28061,7 +29919,7 @@
       <w:startOverride w:val="1"/>
     </w:lvlOverride>
   </w:num>
-  <w:num w:numId="34" w16cid:durableId="1952784284">
+  <w:num w:numId="34">
     <w:abstractNumId w:val="4"/>
     <w:lvlOverride w:ilvl="0">
       <w:startOverride w:val="2"/>
@@ -28091,7 +29949,7 @@
       <w:startOverride w:val="1"/>
     </w:lvlOverride>
   </w:num>
-  <w:num w:numId="35" w16cid:durableId="2078894890">
+  <w:num w:numId="35">
     <w:abstractNumId w:val="36"/>
     <w:lvlOverride w:ilvl="0">
       <w:startOverride w:val="2"/>
@@ -28121,7 +29979,7 @@
       <w:startOverride w:val="1"/>
     </w:lvlOverride>
   </w:num>
-  <w:num w:numId="36" w16cid:durableId="801653218">
+  <w:num w:numId="36">
     <w:abstractNumId w:val="39"/>
     <w:lvlOverride w:ilvl="0">
       <w:startOverride w:val="2"/>
@@ -28151,7 +30009,7 @@
       <w:startOverride w:val="1"/>
     </w:lvlOverride>
   </w:num>
-  <w:num w:numId="37" w16cid:durableId="538324991">
+  <w:num w:numId="37">
     <w:abstractNumId w:val="33"/>
     <w:lvlOverride w:ilvl="0">
       <w:startOverride w:val="2"/>
@@ -28181,7 +30039,7 @@
       <w:startOverride w:val="1"/>
     </w:lvlOverride>
   </w:num>
-  <w:num w:numId="38" w16cid:durableId="87045884">
+  <w:num w:numId="38">
     <w:abstractNumId w:val="8"/>
     <w:lvlOverride w:ilvl="0">
       <w:startOverride w:val="1"/>
@@ -28211,7 +30069,7 @@
       <w:startOverride w:val="1"/>
     </w:lvlOverride>
   </w:num>
-  <w:num w:numId="39" w16cid:durableId="1644844923">
+  <w:num w:numId="39">
     <w:abstractNumId w:val="11"/>
     <w:lvlOverride w:ilvl="0">
       <w:startOverride w:val="1"/>
@@ -28241,7 +30099,7 @@
       <w:startOverride w:val="1"/>
     </w:lvlOverride>
   </w:num>
-  <w:num w:numId="40" w16cid:durableId="619919162">
+  <w:num w:numId="40">
     <w:abstractNumId w:val="20"/>
     <w:lvlOverride w:ilvl="0">
       <w:startOverride w:val="1"/>
@@ -28271,7 +30129,7 @@
       <w:startOverride w:val="1"/>
     </w:lvlOverride>
   </w:num>
-  <w:num w:numId="41" w16cid:durableId="300159559">
+  <w:num w:numId="41">
     <w:abstractNumId w:val="5"/>
     <w:lvlOverride w:ilvl="0">
       <w:startOverride w:val="1"/>
@@ -28301,7 +30159,7 @@
       <w:startOverride w:val="1"/>
     </w:lvlOverride>
   </w:num>
-  <w:num w:numId="42" w16cid:durableId="1633486381">
+  <w:num w:numId="42">
     <w:abstractNumId w:val="13"/>
     <w:lvlOverride w:ilvl="0">
       <w:startOverride w:val="2"/>
@@ -28331,7 +30189,7 @@
       <w:startOverride w:val="1"/>
     </w:lvlOverride>
   </w:num>
-  <w:num w:numId="43" w16cid:durableId="193421100">
+  <w:num w:numId="43">
     <w:abstractNumId w:val="37"/>
     <w:lvlOverride w:ilvl="0">
       <w:startOverride w:val="1"/>
@@ -28361,7 +30219,7 @@
       <w:startOverride w:val="1"/>
     </w:lvlOverride>
   </w:num>
-  <w:num w:numId="44" w16cid:durableId="2015955364">
+  <w:num w:numId="44">
     <w:abstractNumId w:val="25"/>
     <w:lvlOverride w:ilvl="0">
       <w:startOverride w:val="2"/>
@@ -28391,7 +30249,7 @@
       <w:startOverride w:val="1"/>
     </w:lvlOverride>
   </w:num>
-  <w:num w:numId="45" w16cid:durableId="996150940">
+  <w:num w:numId="45">
     <w:abstractNumId w:val="41"/>
     <w:lvlOverride w:ilvl="0">
       <w:startOverride w:val="1"/>
@@ -29942,10 +31800,31 @@
 </file>
 
 <file path=customXml/item1.xml><?xml version="1.0" encoding="utf-8"?>
+<?mso-contentType ?>
+<FormTemplates xmlns="http://schemas.microsoft.com/sharepoint/v3/contenttype/forms">
+  <Display>DocumentLibraryForm</Display>
+  <Edit>DocumentLibraryForm</Edit>
+  <New>DocumentLibraryForm</New>
+</FormTemplates>
+</file>
+
+<file path=customXml/item2.xml><?xml version="1.0" encoding="utf-8"?>
+<p:properties xmlns:p="http://schemas.microsoft.com/office/2006/metadata/properties" xmlns:xsi="http://www.w3.org/2001/XMLSchema-instance" xmlns:pc="http://schemas.microsoft.com/office/infopath/2007/PartnerControls">
+  <documentManagement>
+    <TaxCatchAll xmlns="23b7ebbb-480e-4d36-8f38-fd0ac82dae9c" xsi:nil="true"/>
+    <lcf76f155ced4ddcb4097134ff3c332f xmlns="87f1a149-5420-40c2-b2e8-d8d0877ebc85">
+      <Terms xmlns="http://schemas.microsoft.com/office/infopath/2007/PartnerControls"/>
+    </lcf76f155ced4ddcb4097134ff3c332f>
+    <PIC xmlns="87f1a149-5420-40c2-b2e8-d8d0877ebc85" xsi:nil="true"/>
+  </documentManagement>
+</p:properties>
+</file>
+
+<file path=customXml/item3.xml><?xml version="1.0" encoding="utf-8"?>
 <b:Sources xmlns:b="http://schemas.openxmlformats.org/officeDocument/2006/bibliography" xmlns="http://schemas.openxmlformats.org/officeDocument/2006/bibliography" SelectedStyle="\APASixthEditionOfficeOnline.xsl" StyleName="APA" Version="6"/>
 </file>
 
-<file path=customXml/item2.xml><?xml version="1.0" encoding="utf-8"?>
+<file path=customXml/item4.xml><?xml version="1.0" encoding="utf-8"?>
 <ct:contentTypeSchema xmlns:ct="http://schemas.microsoft.com/office/2006/metadata/contentType" xmlns:ma="http://schemas.microsoft.com/office/2006/metadata/properties/metaAttributes" ct:_="" ma:_="" ma:contentTypeName="Document" ma:contentTypeID="0x010100AEF28E0A17E4AE4FA5DD6A9AABB5DBC8" ma:contentTypeVersion="16" ma:contentTypeDescription="Create a new document." ma:contentTypeScope="" ma:versionID="a17fa769c7c4fea18ba461e558e121e5">
   <xsd:schema xmlns:xsd="http://www.w3.org/2001/XMLSchema" xmlns:xs="http://www.w3.org/2001/XMLSchema" xmlns:p="http://schemas.microsoft.com/office/2006/metadata/properties" xmlns:ns2="87f1a149-5420-40c2-b2e8-d8d0877ebc85" xmlns:ns3="23b7ebbb-480e-4d36-8f38-fd0ac82dae9c" targetNamespace="http://schemas.microsoft.com/office/2006/metadata/properties" ma:root="true" ma:fieldsID="3bfa0fac8ae4d24da5269d6ff34039be" ns2:_="" ns3:_="">
     <xsd:import namespace="87f1a149-5420-40c2-b2e8-d8d0877ebc85"/>
@@ -30188,28 +32067,26 @@
 </ct:contentTypeSchema>
 </file>
 
-<file path=customXml/item3.xml><?xml version="1.0" encoding="utf-8"?>
-<?mso-contentType ?>
-<FormTemplates xmlns="http://schemas.microsoft.com/sharepoint/v3/contenttype/forms">
-  <Display>DocumentLibraryForm</Display>
-  <Edit>DocumentLibraryForm</Edit>
-  <New>DocumentLibraryForm</New>
-</FormTemplates>
+<file path=customXml/itemProps1.xml><?xml version="1.0" encoding="utf-8"?>
+<ds:datastoreItem xmlns:ds="http://schemas.openxmlformats.org/officeDocument/2006/customXml" ds:itemID="{ADE80AD1-B511-437D-9EC6-E71B406ED00D}">
+  <ds:schemaRefs>
+    <ds:schemaRef ds:uri="http://schemas.microsoft.com/sharepoint/v3/contenttype/forms"/>
+  </ds:schemaRefs>
+</ds:datastoreItem>
 </file>
 
-<file path=customXml/item4.xml><?xml version="1.0" encoding="utf-8"?>
-<p:properties xmlns:p="http://schemas.microsoft.com/office/2006/metadata/properties" xmlns:xsi="http://www.w3.org/2001/XMLSchema-instance" xmlns:pc="http://schemas.microsoft.com/office/infopath/2007/PartnerControls">
-  <documentManagement>
-    <TaxCatchAll xmlns="23b7ebbb-480e-4d36-8f38-fd0ac82dae9c" xsi:nil="true"/>
-    <lcf76f155ced4ddcb4097134ff3c332f xmlns="87f1a149-5420-40c2-b2e8-d8d0877ebc85">
-      <Terms xmlns="http://schemas.microsoft.com/office/infopath/2007/PartnerControls"/>
-    </lcf76f155ced4ddcb4097134ff3c332f>
-    <PIC xmlns="87f1a149-5420-40c2-b2e8-d8d0877ebc85" xsi:nil="true"/>
-  </documentManagement>
-</p:properties>
+<file path=customXml/itemProps2.xml><?xml version="1.0" encoding="utf-8"?>
+<ds:datastoreItem xmlns:ds="http://schemas.openxmlformats.org/officeDocument/2006/customXml" ds:itemID="{0EF6B3C1-2C0C-45C1-848E-2E47DFDB0FBC}">
+  <ds:schemaRefs>
+    <ds:schemaRef ds:uri="http://schemas.microsoft.com/office/2006/metadata/properties"/>
+    <ds:schemaRef ds:uri="http://schemas.microsoft.com/office/infopath/2007/PartnerControls"/>
+    <ds:schemaRef ds:uri="23b7ebbb-480e-4d36-8f38-fd0ac82dae9c"/>
+    <ds:schemaRef ds:uri="87f1a149-5420-40c2-b2e8-d8d0877ebc85"/>
+  </ds:schemaRefs>
+</ds:datastoreItem>
 </file>
 
-<file path=customXml/itemProps1.xml><?xml version="1.0" encoding="utf-8"?>
+<file path=customXml/itemProps3.xml><?xml version="1.0" encoding="utf-8"?>
 <ds:datastoreItem xmlns:ds="http://schemas.openxmlformats.org/officeDocument/2006/customXml" ds:itemID="{3564FCC2-057E-4FC9-A26B-7DCC8F105261}">
   <ds:schemaRefs>
     <ds:schemaRef ds:uri="http://schemas.openxmlformats.org/officeDocument/2006/bibliography"/>
@@ -30217,7 +32094,7 @@
 </ds:datastoreItem>
 </file>
 
-<file path=customXml/itemProps2.xml><?xml version="1.0" encoding="utf-8"?>
+<file path=customXml/itemProps4.xml><?xml version="1.0" encoding="utf-8"?>
 <ds:datastoreItem xmlns:ds="http://schemas.openxmlformats.org/officeDocument/2006/customXml" ds:itemID="{B2258E53-AF26-4270-994C-9311723A9438}">
   <ds:schemaRefs>
     <ds:schemaRef ds:uri="http://schemas.microsoft.com/office/2006/metadata/contentType"/>
@@ -30234,23 +32111,4 @@
     <ds:schemaRef ds:uri="http://schemas.microsoft.com/internal/obd"/>
   </ds:schemaRefs>
 </ds:datastoreItem>
-</file>
-
-<file path=customXml/itemProps3.xml><?xml version="1.0" encoding="utf-8"?>
-<ds:datastoreItem xmlns:ds="http://schemas.openxmlformats.org/officeDocument/2006/customXml" ds:itemID="{ADE80AD1-B511-437D-9EC6-E71B406ED00D}">
-  <ds:schemaRefs>
-    <ds:schemaRef ds:uri="http://schemas.microsoft.com/sharepoint/v3/contenttype/forms"/>
-  </ds:schemaRefs>
-</ds:datastoreItem>
-</file>
-
-<file path=customXml/itemProps4.xml><?xml version="1.0" encoding="utf-8"?>
-<ds:datastoreItem xmlns:ds="http://schemas.openxmlformats.org/officeDocument/2006/customXml" ds:itemID="{0EF6B3C1-2C0C-45C1-848E-2E47DFDB0FBC}">
-  <ds:schemaRefs>
-    <ds:schemaRef ds:uri="http://schemas.microsoft.com/office/2006/metadata/properties"/>
-    <ds:schemaRef ds:uri="http://schemas.microsoft.com/office/infopath/2007/PartnerControls"/>
-    <ds:schemaRef ds:uri="23b7ebbb-480e-4d36-8f38-fd0ac82dae9c"/>
-    <ds:schemaRef ds:uri="87f1a149-5420-40c2-b2e8-d8d0877ebc85"/>
-  </ds:schemaRefs>
-</ds:datastoreItem>
 </file>
--- a/Master Folder/Master BA Timlak Konsultan/05. BA Reviu Dokumen Seleksi.docx
+++ b/Master Folder/Master BA Timlak Konsultan/05. BA Reviu Dokumen Seleksi.docx
@@ -22326,49 +22326,8 @@
                 <w:spacing w:val="2"/>
                 <w:sz w:val="22"/>
                 <w:szCs w:val="22"/>
-                <w:u w:val="single"/>
-              </w:rPr>
-              <w:t>{</w:t>
-            </w:r>
-            <w:r>
-              <w:rPr>
-                <w:rFonts w:ascii="Arial" w:eastAsia="Arial" w:hAnsi="Arial" w:cs="Arial"/>
-                <w:spacing w:val="2"/>
-                <w:sz w:val="22"/>
-                <w:szCs w:val="22"/>
-                <w:u w:val="single"/>
-              </w:rPr>
-              <w:t>ketua</w:t>
-            </w:r>
-            <w:r>
-              <w:rPr>
-                <w:rFonts w:ascii="Arial" w:eastAsia="Arial" w:hAnsi="Arial" w:cs="Arial"/>
-                <w:spacing w:val="2"/>
-                <w:sz w:val="22"/>
-                <w:szCs w:val="22"/>
-                <w:u w:val="single"/>
-              </w:rPr>
-              <w:t>_</w:t>
-            </w:r>
-            <w:r>
-              <w:rPr>
-                <w:rFonts w:ascii="Arial" w:eastAsia="Arial" w:hAnsi="Arial" w:cs="Arial"/>
-                <w:spacing w:val="2"/>
-                <w:sz w:val="22"/>
-                <w:szCs w:val="22"/>
-                <w:u w:val="single"/>
-              </w:rPr>
-              <w:t>timlak</w:t>
-            </w:r>
-            <w:r>
-              <w:rPr>
-                <w:rFonts w:ascii="Arial" w:eastAsia="Arial" w:hAnsi="Arial" w:cs="Arial"/>
-                <w:spacing w:val="2"/>
-                <w:sz w:val="22"/>
-                <w:szCs w:val="22"/>
-                <w:u w:val="single"/>
-              </w:rPr>
-              <w:t>}</w:t>
+              </w:rPr>
+              <w:t>{ketua_timlak}</w:t>
             </w:r>
           </w:p>
         </w:tc>
@@ -22481,29 +22440,8 @@
                 <w:spacing w:val="2"/>
                 <w:sz w:val="22"/>
                 <w:szCs w:val="22"/>
-                <w:u w:val="single"/>
-              </w:rPr>
-              <w:t>{sekre_</w:t>
-            </w:r>
-            <w:r>
-              <w:rPr>
-                <w:rFonts w:ascii="Arial" w:eastAsia="Arial" w:hAnsi="Arial" w:cs="Arial"/>
-                <w:spacing w:val="2"/>
-                <w:sz w:val="22"/>
-                <w:szCs w:val="22"/>
-                <w:u w:val="single"/>
-              </w:rPr>
-              <w:t>timlak</w:t>
-            </w:r>
-            <w:r>
-              <w:rPr>
-                <w:rFonts w:ascii="Arial" w:eastAsia="Arial" w:hAnsi="Arial" w:cs="Arial"/>
-                <w:spacing w:val="2"/>
-                <w:sz w:val="22"/>
-                <w:szCs w:val="22"/>
-                <w:u w:val="single"/>
-              </w:rPr>
-              <w:t>}</w:t>
+              </w:rPr>
+              <w:t>{sekre_timlak}</w:t>
             </w:r>
           </w:p>
         </w:tc>
@@ -22615,27 +22553,8 @@
                 <w:rFonts w:ascii="Arial" w:eastAsia="Arial" w:hAnsi="Arial" w:cs="Arial"/>
                 <w:sz w:val="22"/>
                 <w:szCs w:val="22"/>
-                <w:u w:val="single"/>
-              </w:rPr>
-              <w:t>{</w:t>
-            </w:r>
-            <w:r>
-              <w:rPr>
-                <w:rFonts w:ascii="Arial" w:eastAsia="Arial" w:hAnsi="Arial" w:cs="Arial"/>
-                <w:sz w:val="22"/>
-                <w:szCs w:val="22"/>
-                <w:u w:val="single"/>
-              </w:rPr>
-              <w:t>anggota_timlak</w:t>
-            </w:r>
-            <w:r>
-              <w:rPr>
-                <w:rFonts w:ascii="Arial" w:eastAsia="Arial" w:hAnsi="Arial" w:cs="Arial"/>
-                <w:sz w:val="22"/>
-                <w:szCs w:val="22"/>
-                <w:u w:val="single"/>
-              </w:rPr>
-              <w:t>}</w:t>
+              </w:rPr>
+              <w:t>{anggota_timlak}</w:t>
             </w:r>
           </w:p>
         </w:tc>
@@ -23003,7 +22922,6 @@
                 <w:rFonts w:ascii="Arial" w:hAnsi="Arial" w:cs="Arial"/>
                 <w:sz w:val="22"/>
                 <w:szCs w:val="22"/>
-                <w:u w:val="single"/>
               </w:rPr>
               <w:t>{ketua_pokja}</w:t>
             </w:r>
@@ -23123,7 +23041,6 @@
                 <w:rFonts w:ascii="Arial" w:hAnsi="Arial" w:cs="Arial"/>
                 <w:sz w:val="22"/>
                 <w:szCs w:val="22"/>
-                <w:u w:val="single"/>
               </w:rPr>
               <w:t>{sekre_pokja}</w:t>
             </w:r>
@@ -23244,7 +23161,6 @@
                 <w:rFonts w:ascii="Arial" w:hAnsi="Arial" w:cs="Arial"/>
                 <w:sz w:val="22"/>
                 <w:szCs w:val="22"/>
-                <w:u w:val="single"/>
               </w:rPr>
               <w:t>{anggota3_pokja}</w:t>
             </w:r>
@@ -23365,7 +23281,6 @@
                 <w:rFonts w:ascii="Arial" w:hAnsi="Arial" w:cs="Arial"/>
                 <w:sz w:val="22"/>
                 <w:szCs w:val="22"/>
-                <w:u w:val="single"/>
               </w:rPr>
               <w:t>{anggota4_pokja}</w:t>
             </w:r>
@@ -23484,7 +23399,6 @@
                 <w:rFonts w:ascii="Arial" w:hAnsi="Arial" w:cs="Arial"/>
                 <w:sz w:val="22"/>
                 <w:szCs w:val="22"/>
-                <w:u w:val="single"/>
               </w:rPr>
               <w:t>{anggota5_pokja}</w:t>
             </w:r>
@@ -23829,7 +23743,6 @@
                 <w:spacing w:val="-2"/>
                 <w:sz w:val="22"/>
                 <w:szCs w:val="22"/>
-                <w:u w:val="single"/>
                 <w:lang w:val="en-US"/>
               </w:rPr>
               <w:t>{</w:t>
@@ -23841,7 +23754,6 @@
                 <w:spacing w:val="-2"/>
                 <w:sz w:val="22"/>
                 <w:szCs w:val="22"/>
-                <w:u w:val="single"/>
                 <w:lang w:val="en-US"/>
               </w:rPr>
               <w:t>nama_ppk</w:t>
@@ -23853,7 +23765,6 @@
                 <w:spacing w:val="-2"/>
                 <w:sz w:val="22"/>
                 <w:szCs w:val="22"/>
-                <w:u w:val="single"/>
                 <w:lang w:val="en-US"/>
               </w:rPr>
               <w:t>}</w:t>
@@ -24389,7 +24300,15 @@
         <w:sz w:val="15"/>
         <w:szCs w:val="15"/>
       </w:rPr>
-      <w:t xml:space="preserve">Jl. Yos Sudarso No. 37A Lt.2, Banjarmasin 70119 Telepon (0511) 6723416 </w:t>
+      <w:t xml:space="preserve">Jl. Yos Sudarso No. </w:t>
+    </w:r>
+    <w:r>
+      <w:rPr>
+        <w:rFonts w:ascii="Arial" w:eastAsia="Calibri" w:hAnsi="Arial" w:cs="Arial"/>
+        <w:sz w:val="15"/>
+        <w:szCs w:val="15"/>
+      </w:rPr>
+      <w:t xml:space="preserve">37A Lt.2, Banjarmasin 70119 Telepon (0511) 6723416 </w:t>
     </w:r>
     <w:r>
       <w:rPr>
@@ -31809,22 +31728,6 @@
 </file>
 
 <file path=customXml/item2.xml><?xml version="1.0" encoding="utf-8"?>
-<p:properties xmlns:p="http://schemas.microsoft.com/office/2006/metadata/properties" xmlns:xsi="http://www.w3.org/2001/XMLSchema-instance" xmlns:pc="http://schemas.microsoft.com/office/infopath/2007/PartnerControls">
-  <documentManagement>
-    <TaxCatchAll xmlns="23b7ebbb-480e-4d36-8f38-fd0ac82dae9c" xsi:nil="true"/>
-    <lcf76f155ced4ddcb4097134ff3c332f xmlns="87f1a149-5420-40c2-b2e8-d8d0877ebc85">
-      <Terms xmlns="http://schemas.microsoft.com/office/infopath/2007/PartnerControls"/>
-    </lcf76f155ced4ddcb4097134ff3c332f>
-    <PIC xmlns="87f1a149-5420-40c2-b2e8-d8d0877ebc85" xsi:nil="true"/>
-  </documentManagement>
-</p:properties>
-</file>
-
-<file path=customXml/item3.xml><?xml version="1.0" encoding="utf-8"?>
-<b:Sources xmlns:b="http://schemas.openxmlformats.org/officeDocument/2006/bibliography" xmlns="http://schemas.openxmlformats.org/officeDocument/2006/bibliography" SelectedStyle="\APASixthEditionOfficeOnline.xsl" StyleName="APA" Version="6"/>
-</file>
-
-<file path=customXml/item4.xml><?xml version="1.0" encoding="utf-8"?>
 <ct:contentTypeSchema xmlns:ct="http://schemas.microsoft.com/office/2006/metadata/contentType" xmlns:ma="http://schemas.microsoft.com/office/2006/metadata/properties/metaAttributes" ct:_="" ma:_="" ma:contentTypeName="Document" ma:contentTypeID="0x010100AEF28E0A17E4AE4FA5DD6A9AABB5DBC8" ma:contentTypeVersion="16" ma:contentTypeDescription="Create a new document." ma:contentTypeScope="" ma:versionID="a17fa769c7c4fea18ba461e558e121e5">
   <xsd:schema xmlns:xsd="http://www.w3.org/2001/XMLSchema" xmlns:xs="http://www.w3.org/2001/XMLSchema" xmlns:p="http://schemas.microsoft.com/office/2006/metadata/properties" xmlns:ns2="87f1a149-5420-40c2-b2e8-d8d0877ebc85" xmlns:ns3="23b7ebbb-480e-4d36-8f38-fd0ac82dae9c" targetNamespace="http://schemas.microsoft.com/office/2006/metadata/properties" ma:root="true" ma:fieldsID="3bfa0fac8ae4d24da5269d6ff34039be" ns2:_="" ns3:_="">
     <xsd:import namespace="87f1a149-5420-40c2-b2e8-d8d0877ebc85"/>
@@ -32067,6 +31970,22 @@
 </ct:contentTypeSchema>
 </file>
 
+<file path=customXml/item3.xml><?xml version="1.0" encoding="utf-8"?>
+<b:Sources xmlns:b="http://schemas.openxmlformats.org/officeDocument/2006/bibliography" xmlns="http://schemas.openxmlformats.org/officeDocument/2006/bibliography" SelectedStyle="\APASixthEditionOfficeOnline.xsl" StyleName="APA" Version="6"/>
+</file>
+
+<file path=customXml/item4.xml><?xml version="1.0" encoding="utf-8"?>
+<p:properties xmlns:p="http://schemas.microsoft.com/office/2006/metadata/properties" xmlns:xsi="http://www.w3.org/2001/XMLSchema-instance" xmlns:pc="http://schemas.microsoft.com/office/infopath/2007/PartnerControls">
+  <documentManagement>
+    <TaxCatchAll xmlns="23b7ebbb-480e-4d36-8f38-fd0ac82dae9c" xsi:nil="true"/>
+    <lcf76f155ced4ddcb4097134ff3c332f xmlns="87f1a149-5420-40c2-b2e8-d8d0877ebc85">
+      <Terms xmlns="http://schemas.microsoft.com/office/infopath/2007/PartnerControls"/>
+    </lcf76f155ced4ddcb4097134ff3c332f>
+    <PIC xmlns="87f1a149-5420-40c2-b2e8-d8d0877ebc85" xsi:nil="true"/>
+  </documentManagement>
+</p:properties>
+</file>
+
 <file path=customXml/itemProps1.xml><?xml version="1.0" encoding="utf-8"?>
 <ds:datastoreItem xmlns:ds="http://schemas.openxmlformats.org/officeDocument/2006/customXml" ds:itemID="{ADE80AD1-B511-437D-9EC6-E71B406ED00D}">
   <ds:schemaRefs>
@@ -32076,25 +31995,6 @@
 </file>
 
 <file path=customXml/itemProps2.xml><?xml version="1.0" encoding="utf-8"?>
-<ds:datastoreItem xmlns:ds="http://schemas.openxmlformats.org/officeDocument/2006/customXml" ds:itemID="{0EF6B3C1-2C0C-45C1-848E-2E47DFDB0FBC}">
-  <ds:schemaRefs>
-    <ds:schemaRef ds:uri="http://schemas.microsoft.com/office/2006/metadata/properties"/>
-    <ds:schemaRef ds:uri="http://schemas.microsoft.com/office/infopath/2007/PartnerControls"/>
-    <ds:schemaRef ds:uri="23b7ebbb-480e-4d36-8f38-fd0ac82dae9c"/>
-    <ds:schemaRef ds:uri="87f1a149-5420-40c2-b2e8-d8d0877ebc85"/>
-  </ds:schemaRefs>
-</ds:datastoreItem>
-</file>
-
-<file path=customXml/itemProps3.xml><?xml version="1.0" encoding="utf-8"?>
-<ds:datastoreItem xmlns:ds="http://schemas.openxmlformats.org/officeDocument/2006/customXml" ds:itemID="{3564FCC2-057E-4FC9-A26B-7DCC8F105261}">
-  <ds:schemaRefs>
-    <ds:schemaRef ds:uri="http://schemas.openxmlformats.org/officeDocument/2006/bibliography"/>
-  </ds:schemaRefs>
-</ds:datastoreItem>
-</file>
-
-<file path=customXml/itemProps4.xml><?xml version="1.0" encoding="utf-8"?>
 <ds:datastoreItem xmlns:ds="http://schemas.openxmlformats.org/officeDocument/2006/customXml" ds:itemID="{B2258E53-AF26-4270-994C-9311723A9438}">
   <ds:schemaRefs>
     <ds:schemaRef ds:uri="http://schemas.microsoft.com/office/2006/metadata/contentType"/>
@@ -32111,4 +32011,23 @@
     <ds:schemaRef ds:uri="http://schemas.microsoft.com/internal/obd"/>
   </ds:schemaRefs>
 </ds:datastoreItem>
+</file>
+
+<file path=customXml/itemProps3.xml><?xml version="1.0" encoding="utf-8"?>
+<ds:datastoreItem xmlns:ds="http://schemas.openxmlformats.org/officeDocument/2006/customXml" ds:itemID="{3564FCC2-057E-4FC9-A26B-7DCC8F105261}">
+  <ds:schemaRefs>
+    <ds:schemaRef ds:uri="http://schemas.openxmlformats.org/officeDocument/2006/bibliography"/>
+  </ds:schemaRefs>
+</ds:datastoreItem>
+</file>
+
+<file path=customXml/itemProps4.xml><?xml version="1.0" encoding="utf-8"?>
+<ds:datastoreItem xmlns:ds="http://schemas.openxmlformats.org/officeDocument/2006/customXml" ds:itemID="{0EF6B3C1-2C0C-45C1-848E-2E47DFDB0FBC}">
+  <ds:schemaRefs>
+    <ds:schemaRef ds:uri="http://schemas.microsoft.com/office/2006/metadata/properties"/>
+    <ds:schemaRef ds:uri="http://schemas.microsoft.com/office/infopath/2007/PartnerControls"/>
+    <ds:schemaRef ds:uri="23b7ebbb-480e-4d36-8f38-fd0ac82dae9c"/>
+    <ds:schemaRef ds:uri="87f1a149-5420-40c2-b2e8-d8d0877ebc85"/>
+  </ds:schemaRefs>
+</ds:datastoreItem>
 </file>
--- a/Master Folder/Master BA Timlak Konsultan/05. BA Reviu Dokumen Seleksi.docx
+++ b/Master Folder/Master BA Timlak Konsultan/05. BA Reviu Dokumen Seleksi.docx
@@ -1,6 +1,6 @@
 
 <file path=word/document.xml><?xml version="1.0" encoding="utf-8"?>
-<w:document xmlns:wpc="http://schemas.microsoft.com/office/word/2010/wordprocessingCanvas" xmlns:cx="http://schemas.microsoft.com/office/drawing/2014/chartex" xmlns:cx1="http://schemas.microsoft.com/office/drawing/2015/9/8/chartex" xmlns:cx2="http://schemas.microsoft.com/office/drawing/2015/10/21/chartex" xmlns:cx3="http://schemas.microsoft.com/office/drawing/2016/5/9/chartex" xmlns:cx4="http://schemas.microsoft.com/office/drawing/2016/5/10/chartex" xmlns:cx5="http://schemas.microsoft.com/office/drawing/2016/5/11/chartex" xmlns:cx6="http://schemas.microsoft.com/office/drawing/2016/5/12/chartex" xmlns:cx7="http://schemas.microsoft.com/office/drawing/2016/5/13/chartex" xmlns:cx8="http://schemas.microsoft.com/office/drawing/2016/5/14/chartex" xmlns:mc="http://schemas.openxmlformats.org/markup-compatibility/2006" xmlns:aink="http://schemas.microsoft.com/office/drawing/2016/ink" xmlns:am3d="http://schemas.microsoft.com/office/drawing/2017/model3d" xmlns:o="urn:schemas-microsoft-com:office:office" xmlns:r="http://schemas.openxmlformats.org/officeDocument/2006/relationships" xmlns:m="http://schemas.openxmlformats.org/officeDocument/2006/math" xmlns:v="urn:schemas-microsoft-com:vml" xmlns:wp14="http://schemas.microsoft.com/office/word/2010/wordprocessingDrawing" xmlns:wp="http://schemas.openxmlformats.org/drawingml/2006/wordprocessingDrawing" xmlns:w10="urn:schemas-microsoft-com:office:word" xmlns:w="http://schemas.openxmlformats.org/wordprocessingml/2006/main" xmlns:w14="http://schemas.microsoft.com/office/word/2010/wordml" xmlns:w15="http://schemas.microsoft.com/office/word/2012/wordml" xmlns:w16cex="http://schemas.microsoft.com/office/word/2018/wordml/cex" xmlns:w16cid="http://schemas.microsoft.com/office/word/2016/wordml/cid" xmlns:w16="http://schemas.microsoft.com/office/word/2018/wordml" xmlns:w16sdtdh="http://schemas.microsoft.com/office/word/2020/wordml/sdtdatahash" xmlns:w16se="http://schemas.microsoft.com/office/word/2015/wordml/symex" xmlns:wpg="http://schemas.microsoft.com/office/word/2010/wordprocessingGroup" xmlns:wpi="http://schemas.microsoft.com/office/word/2010/wordprocessingInk" xmlns:wne="http://schemas.microsoft.com/office/word/2006/wordml" xmlns:wps="http://schemas.microsoft.com/office/word/2010/wordprocessingShape" mc:Ignorable="w14 w15 w16se w16cid w16 w16cex w16sdtdh wp14">
+<w:document xmlns:wpc="http://schemas.microsoft.com/office/word/2010/wordprocessingCanvas" xmlns:cx="http://schemas.microsoft.com/office/drawing/2014/chartex" xmlns:cx1="http://schemas.microsoft.com/office/drawing/2015/9/8/chartex" xmlns:cx2="http://schemas.microsoft.com/office/drawing/2015/10/21/chartex" xmlns:cx3="http://schemas.microsoft.com/office/drawing/2016/5/9/chartex" xmlns:cx4="http://schemas.microsoft.com/office/drawing/2016/5/10/chartex" xmlns:cx5="http://schemas.microsoft.com/office/drawing/2016/5/11/chartex" xmlns:cx6="http://schemas.microsoft.com/office/drawing/2016/5/12/chartex" xmlns:cx7="http://schemas.microsoft.com/office/drawing/2016/5/13/chartex" xmlns:cx8="http://schemas.microsoft.com/office/drawing/2016/5/14/chartex" xmlns:mc="http://schemas.openxmlformats.org/markup-compatibility/2006" xmlns:aink="http://schemas.microsoft.com/office/drawing/2016/ink" xmlns:am3d="http://schemas.microsoft.com/office/drawing/2017/model3d" xmlns:o="urn:schemas-microsoft-com:office:office" xmlns:oel="http://schemas.microsoft.com/office/2019/extlst" xmlns:r="http://schemas.openxmlformats.org/officeDocument/2006/relationships" xmlns:m="http://schemas.openxmlformats.org/officeDocument/2006/math" xmlns:v="urn:schemas-microsoft-com:vml" xmlns:wp14="http://schemas.microsoft.com/office/word/2010/wordprocessingDrawing" xmlns:wp="http://schemas.openxmlformats.org/drawingml/2006/wordprocessingDrawing" xmlns:w10="urn:schemas-microsoft-com:office:word" xmlns:w="http://schemas.openxmlformats.org/wordprocessingml/2006/main" xmlns:w14="http://schemas.microsoft.com/office/word/2010/wordml" xmlns:w15="http://schemas.microsoft.com/office/word/2012/wordml" xmlns:w16cex="http://schemas.microsoft.com/office/word/2018/wordml/cex" xmlns:w16cid="http://schemas.microsoft.com/office/word/2016/wordml/cid" xmlns:w16="http://schemas.microsoft.com/office/word/2018/wordml" xmlns:w16du="http://schemas.microsoft.com/office/word/2023/wordml/word16du" xmlns:w16sdtdh="http://schemas.microsoft.com/office/word/2020/wordml/sdtdatahash" xmlns:w16sdtfl="http://schemas.microsoft.com/office/word/2024/wordml/sdtformatlock" xmlns:w16se="http://schemas.microsoft.com/office/word/2015/wordml/symex" xmlns:wpg="http://schemas.microsoft.com/office/word/2010/wordprocessingGroup" xmlns:wpi="http://schemas.microsoft.com/office/word/2010/wordprocessingInk" xmlns:wne="http://schemas.microsoft.com/office/word/2006/wordml" xmlns:wps="http://schemas.microsoft.com/office/word/2010/wordprocessingShape" mc:Ignorable="w14 w15 w16se w16cid w16 w16cex w16sdtdh w16sdtfl w16du wp14">
   <w:body>
     <w:p>
       <w:pPr>
@@ -2057,7 +2057,6 @@
         </w:rPr>
         <w:t xml:space="preserve"> </w:t>
       </w:r>
-      <w:proofErr w:type="spellStart"/>
       <w:r>
         <w:rPr>
           <w:rFonts w:ascii="Arial" w:eastAsia="Arial" w:hAnsi="Arial" w:cs="Arial"/>
@@ -2070,7 +2069,6 @@
         </w:rPr>
         <w:t>Pemilihan</w:t>
       </w:r>
-      <w:proofErr w:type="spellEnd"/>
     </w:p>
     <w:p>
       <w:pPr>
@@ -2547,27 +2545,7 @@
           <w:szCs w:val="22"/>
           <w:lang w:val="en-US"/>
         </w:rPr>
-        <w:t>{</w:t>
-      </w:r>
-      <w:proofErr w:type="spellStart"/>
-      <w:r>
-        <w:rPr>
-          <w:rFonts w:ascii="Arial" w:eastAsia="Arial" w:hAnsi="Arial" w:cs="Arial"/>
-          <w:sz w:val="22"/>
-          <w:szCs w:val="22"/>
-          <w:lang w:val="en-US"/>
-        </w:rPr>
-        <w:t>nomor_sk_pokja</w:t>
-      </w:r>
-      <w:proofErr w:type="spellEnd"/>
-      <w:r>
-        <w:rPr>
-          <w:rFonts w:ascii="Arial" w:eastAsia="Arial" w:hAnsi="Arial" w:cs="Arial"/>
-          <w:sz w:val="22"/>
-          <w:szCs w:val="22"/>
-          <w:lang w:val="en-US"/>
-        </w:rPr>
-        <w:t>}</w:t>
+        <w:t>{nomor_sk_pokja}</w:t>
       </w:r>
       <w:r>
         <w:rPr>
@@ -2638,29 +2616,7 @@
           <w:szCs w:val="22"/>
           <w:lang w:val="en-US"/>
         </w:rPr>
-        <w:t>{</w:t>
-      </w:r>
-      <w:proofErr w:type="spellStart"/>
-      <w:r>
-        <w:rPr>
-          <w:rFonts w:ascii="Arial" w:eastAsia="Arial" w:hAnsi="Arial" w:cs="Arial"/>
-          <w:spacing w:val="4"/>
-          <w:sz w:val="22"/>
-          <w:szCs w:val="22"/>
-          <w:lang w:val="en-US"/>
-        </w:rPr>
-        <w:t>tanggal_sk_pokja</w:t>
-      </w:r>
-      <w:proofErr w:type="spellEnd"/>
-      <w:r>
-        <w:rPr>
-          <w:rFonts w:ascii="Arial" w:eastAsia="Arial" w:hAnsi="Arial" w:cs="Arial"/>
-          <w:spacing w:val="4"/>
-          <w:sz w:val="22"/>
-          <w:szCs w:val="22"/>
-          <w:lang w:val="en-US"/>
-        </w:rPr>
-        <w:t>}</w:t>
+        <w:t>{tanggal_sk_pokja}</w:t>
       </w:r>
       <w:r>
         <w:rPr>
@@ -4630,7 +4586,6 @@
               </w:rPr>
               <w:t>U</w:t>
             </w:r>
-            <w:proofErr w:type="spellStart"/>
             <w:r>
               <w:rPr>
                 <w:rFonts w:ascii="Bookman Old Style" w:hAnsi="Bookman Old Style" w:cs="Arial"/>
@@ -4641,7 +4596,6 @@
               </w:rPr>
               <w:t>ndangan</w:t>
             </w:r>
-            <w:proofErr w:type="spellEnd"/>
           </w:p>
         </w:tc>
         <w:tc>
@@ -5074,7 +5028,6 @@
               </w:rPr>
               <w:t xml:space="preserve">Lembar Data </w:t>
             </w:r>
-            <w:proofErr w:type="spellStart"/>
             <w:r>
               <w:rPr>
                 <w:rFonts w:ascii="Bookman Old Style" w:hAnsi="Bookman Old Style" w:cs="Arial"/>
@@ -5085,7 +5038,6 @@
               </w:rPr>
               <w:t>Pemilihan</w:t>
             </w:r>
-            <w:proofErr w:type="spellEnd"/>
             <w:r>
               <w:rPr>
                 <w:rFonts w:ascii="Bookman Old Style" w:hAnsi="Bookman Old Style" w:cs="Arial"/>
@@ -7678,7 +7630,6 @@
                 <w:highlight w:val="yellow"/>
               </w:rPr>
             </w:pPr>
-            <w:proofErr w:type="spellStart"/>
             <w:r>
               <w:rPr>
                 <w:rFonts w:ascii="Bookman Old Style" w:hAnsi="Bookman Old Style" w:cs="Arial"/>
@@ -7687,53 +7638,8 @@
                 <w:highlight w:val="yellow"/>
                 <w:lang w:val="en-US"/>
               </w:rPr>
-              <w:t>Kerangka</w:t>
-            </w:r>
-            <w:proofErr w:type="spellEnd"/>
-            <w:r>
-              <w:rPr>
-                <w:rFonts w:ascii="Bookman Old Style" w:hAnsi="Bookman Old Style" w:cs="Arial"/>
-                <w:b/>
-                <w:bCs/>
-                <w:highlight w:val="yellow"/>
-                <w:lang w:val="en-US"/>
-              </w:rPr>
-              <w:t xml:space="preserve"> </w:t>
-            </w:r>
-            <w:proofErr w:type="spellStart"/>
-            <w:r>
-              <w:rPr>
-                <w:rFonts w:ascii="Bookman Old Style" w:hAnsi="Bookman Old Style" w:cs="Arial"/>
-                <w:b/>
-                <w:bCs/>
-                <w:highlight w:val="yellow"/>
-                <w:lang w:val="en-US"/>
-              </w:rPr>
-              <w:t>Acuan</w:t>
-            </w:r>
-            <w:proofErr w:type="spellEnd"/>
-            <w:r>
-              <w:rPr>
-                <w:rFonts w:ascii="Bookman Old Style" w:hAnsi="Bookman Old Style" w:cs="Arial"/>
-                <w:b/>
-                <w:bCs/>
-                <w:highlight w:val="yellow"/>
-                <w:lang w:val="en-US"/>
-              </w:rPr>
-              <w:t xml:space="preserve"> </w:t>
-            </w:r>
-            <w:proofErr w:type="spellStart"/>
-            <w:r>
-              <w:rPr>
-                <w:rFonts w:ascii="Bookman Old Style" w:hAnsi="Bookman Old Style" w:cs="Arial"/>
-                <w:b/>
-                <w:bCs/>
-                <w:highlight w:val="yellow"/>
-                <w:lang w:val="en-US"/>
-              </w:rPr>
-              <w:t>Kerja</w:t>
-            </w:r>
-            <w:proofErr w:type="spellEnd"/>
+              <w:t>Kerangka Acuan Kerja</w:t>
+            </w:r>
             <w:r>
               <w:rPr>
                 <w:rFonts w:ascii="Bookman Old Style" w:hAnsi="Bookman Old Style" w:cs="Arial"/>
@@ -7911,42 +7817,8 @@
                 <w:highlight w:val="yellow"/>
                 <w:lang w:val="en-US"/>
               </w:rPr>
-              <w:t xml:space="preserve">Lembar </w:t>
-            </w:r>
-            <w:proofErr w:type="spellStart"/>
-            <w:r>
-              <w:rPr>
-                <w:rFonts w:ascii="Bookman Old Style" w:hAnsi="Bookman Old Style" w:cs="Arial"/>
-                <w:b/>
-                <w:bCs/>
-                <w:highlight w:val="yellow"/>
-                <w:lang w:val="en-US"/>
-              </w:rPr>
-              <w:t>Kriteria</w:t>
-            </w:r>
-            <w:proofErr w:type="spellEnd"/>
-            <w:r>
-              <w:rPr>
-                <w:rFonts w:ascii="Bookman Old Style" w:hAnsi="Bookman Old Style" w:cs="Arial"/>
-                <w:b/>
-                <w:bCs/>
-                <w:highlight w:val="yellow"/>
-                <w:lang w:val="en-US"/>
-              </w:rPr>
-              <w:t xml:space="preserve"> </w:t>
-            </w:r>
-            <w:proofErr w:type="spellStart"/>
-            <w:r>
-              <w:rPr>
-                <w:rFonts w:ascii="Bookman Old Style" w:hAnsi="Bookman Old Style" w:cs="Arial"/>
-                <w:b/>
-                <w:bCs/>
-                <w:highlight w:val="yellow"/>
-                <w:lang w:val="en-US"/>
-              </w:rPr>
-              <w:t>Evaluasi</w:t>
-            </w:r>
-            <w:proofErr w:type="spellEnd"/>
+              <w:t>Lembar Kriteria Evaluasi</w:t>
+            </w:r>
           </w:p>
           <w:p>
             <w:pPr>
@@ -7964,7 +7836,6 @@
                 <w:lang w:val="en-US"/>
               </w:rPr>
             </w:pPr>
-            <w:proofErr w:type="spellStart"/>
             <w:r>
               <w:rPr>
                 <w:rFonts w:ascii="Bookman Old Style" w:hAnsi="Bookman Old Style" w:cs="Arial"/>
@@ -7973,31 +7844,8 @@
                 <w:highlight w:val="yellow"/>
                 <w:lang w:val="en-US"/>
               </w:rPr>
-              <w:t>Evaluasi</w:t>
-            </w:r>
-            <w:proofErr w:type="spellEnd"/>
-            <w:r>
-              <w:rPr>
-                <w:rFonts w:ascii="Bookman Old Style" w:hAnsi="Bookman Old Style" w:cs="Arial"/>
-                <w:b/>
-                <w:bCs/>
-                <w:highlight w:val="yellow"/>
-                <w:lang w:val="en-US"/>
-              </w:rPr>
-              <w:t xml:space="preserve"> </w:t>
-            </w:r>
-            <w:proofErr w:type="spellStart"/>
-            <w:r>
-              <w:rPr>
-                <w:rFonts w:ascii="Bookman Old Style" w:hAnsi="Bookman Old Style" w:cs="Arial"/>
-                <w:b/>
-                <w:bCs/>
-                <w:highlight w:val="yellow"/>
-                <w:lang w:val="en-US"/>
-              </w:rPr>
-              <w:t>Administrasi</w:t>
-            </w:r>
-            <w:proofErr w:type="spellEnd"/>
+              <w:t>Evaluasi Administrasi</w:t>
+            </w:r>
           </w:p>
           <w:p>
             <w:pPr>
@@ -8015,7 +7863,6 @@
                 <w:lang w:val="en-US"/>
               </w:rPr>
             </w:pPr>
-            <w:proofErr w:type="spellStart"/>
             <w:r>
               <w:rPr>
                 <w:rFonts w:ascii="Bookman Old Style" w:hAnsi="Bookman Old Style" w:cs="Arial"/>
@@ -8024,18 +7871,7 @@
                 <w:highlight w:val="yellow"/>
                 <w:lang w:val="en-US"/>
               </w:rPr>
-              <w:t>Evaluasi</w:t>
-            </w:r>
-            <w:proofErr w:type="spellEnd"/>
-            <w:r>
-              <w:rPr>
-                <w:rFonts w:ascii="Bookman Old Style" w:hAnsi="Bookman Old Style" w:cs="Arial"/>
-                <w:b/>
-                <w:bCs/>
-                <w:highlight w:val="yellow"/>
-                <w:lang w:val="en-US"/>
-              </w:rPr>
-              <w:t xml:space="preserve"> Teknis</w:t>
+              <w:t>Evaluasi Teknis</w:t>
             </w:r>
           </w:p>
         </w:tc>
@@ -8136,7 +7972,6 @@
                 <w:lang w:val="en-US"/>
               </w:rPr>
             </w:pPr>
-            <w:proofErr w:type="spellStart"/>
             <w:r>
               <w:rPr>
                 <w:rFonts w:ascii="Bookman Old Style" w:hAnsi="Bookman Old Style" w:cs="Arial"/>
@@ -8144,29 +7979,8 @@
                 <w:highlight w:val="yellow"/>
                 <w:lang w:val="en-US"/>
               </w:rPr>
-              <w:t>Uraian</w:t>
-            </w:r>
-            <w:proofErr w:type="spellEnd"/>
-            <w:r>
-              <w:rPr>
-                <w:rFonts w:ascii="Bookman Old Style" w:hAnsi="Bookman Old Style" w:cs="Arial"/>
-                <w:b/>
-                <w:highlight w:val="yellow"/>
-                <w:lang w:val="en-US"/>
-              </w:rPr>
-              <w:t xml:space="preserve"> </w:t>
-            </w:r>
-            <w:proofErr w:type="spellStart"/>
-            <w:r>
-              <w:rPr>
-                <w:rFonts w:ascii="Bookman Old Style" w:hAnsi="Bookman Old Style" w:cs="Arial"/>
-                <w:b/>
-                <w:highlight w:val="yellow"/>
-                <w:lang w:val="en-US"/>
-              </w:rPr>
-              <w:t>Evaluasi</w:t>
-            </w:r>
-            <w:proofErr w:type="spellEnd"/>
+              <w:t>Uraian Evaluasi</w:t>
+            </w:r>
           </w:p>
         </w:tc>
         <w:tc>
@@ -8187,7 +8001,6 @@
                 <w:lang w:val="en-US"/>
               </w:rPr>
             </w:pPr>
-            <w:proofErr w:type="spellStart"/>
             <w:r>
               <w:rPr>
                 <w:rFonts w:ascii="Bookman Old Style" w:hAnsi="Bookman Old Style" w:cs="Arial"/>
@@ -8197,7 +8010,6 @@
               </w:rPr>
               <w:t>Bobot</w:t>
             </w:r>
-            <w:proofErr w:type="spellEnd"/>
           </w:p>
         </w:tc>
         <w:tc>
@@ -8763,9 +8575,8 @@
                 <w:highlight w:val="yellow"/>
                 <w:lang w:val="en-US"/>
               </w:rPr>
-              <w:t xml:space="preserve">Jasa </w:t>
-            </w:r>
-            <w:proofErr w:type="spellStart"/>
+              <w:t xml:space="preserve">Jasa asistensi teknis dan Nasihat selama fase pelaksanaan konstruksi infrastruktur sipil transportasi   seperti   jalan raya dan jembatan untuk memastikan pekerjaan konstruksi yang sedang dilaksanakan sudah sesuai dengan final desain. Meliputi jasa yang diberikan di kantor maupun di lapangan seperti pengkajian shop drawings, kunjungan secara periodik kelapangan untuk mengukur progress dan kualitas pekerjaan, memberikan panduan kepada klient dan kontraktor dalam menginterpretasikan dokumen kontrak dan nasihat lain </w:t>
+            </w:r>
             <w:r>
               <w:rPr>
                 <w:rFonts w:ascii="Bookman Old Style" w:eastAsia="Gentium Basic" w:hAnsi="Bookman Old Style" w:cs="Gentium Basic"/>
@@ -8774,1273 +8585,8 @@
                 <w:highlight w:val="yellow"/>
                 <w:lang w:val="en-US"/>
               </w:rPr>
-              <w:t>asistensi</w:t>
-            </w:r>
-            <w:proofErr w:type="spellEnd"/>
-            <w:r>
-              <w:rPr>
-                <w:rFonts w:ascii="Bookman Old Style" w:eastAsia="Gentium Basic" w:hAnsi="Bookman Old Style" w:cs="Gentium Basic"/>
-                <w:b/>
-                <w:bCs/>
-                <w:highlight w:val="yellow"/>
-                <w:lang w:val="en-US"/>
-              </w:rPr>
-              <w:t xml:space="preserve"> </w:t>
-            </w:r>
-            <w:proofErr w:type="spellStart"/>
-            <w:r>
-              <w:rPr>
-                <w:rFonts w:ascii="Bookman Old Style" w:eastAsia="Gentium Basic" w:hAnsi="Bookman Old Style" w:cs="Gentium Basic"/>
-                <w:b/>
-                <w:bCs/>
-                <w:highlight w:val="yellow"/>
-                <w:lang w:val="en-US"/>
-              </w:rPr>
-              <w:t>teknis</w:t>
-            </w:r>
-            <w:proofErr w:type="spellEnd"/>
-            <w:r>
-              <w:rPr>
-                <w:rFonts w:ascii="Bookman Old Style" w:eastAsia="Gentium Basic" w:hAnsi="Bookman Old Style" w:cs="Gentium Basic"/>
-                <w:b/>
-                <w:bCs/>
-                <w:highlight w:val="yellow"/>
-                <w:lang w:val="en-US"/>
-              </w:rPr>
-              <w:t xml:space="preserve"> dan </w:t>
-            </w:r>
-            <w:proofErr w:type="spellStart"/>
-            <w:r>
-              <w:rPr>
-                <w:rFonts w:ascii="Bookman Old Style" w:eastAsia="Gentium Basic" w:hAnsi="Bookman Old Style" w:cs="Gentium Basic"/>
-                <w:b/>
-                <w:bCs/>
-                <w:highlight w:val="yellow"/>
-                <w:lang w:val="en-US"/>
-              </w:rPr>
-              <w:t>Nasihat</w:t>
-            </w:r>
-            <w:proofErr w:type="spellEnd"/>
-            <w:r>
-              <w:rPr>
-                <w:rFonts w:ascii="Bookman Old Style" w:eastAsia="Gentium Basic" w:hAnsi="Bookman Old Style" w:cs="Gentium Basic"/>
-                <w:b/>
-                <w:bCs/>
-                <w:highlight w:val="yellow"/>
-                <w:lang w:val="en-US"/>
-              </w:rPr>
-              <w:t xml:space="preserve"> </w:t>
-            </w:r>
-            <w:proofErr w:type="spellStart"/>
-            <w:r>
-              <w:rPr>
-                <w:rFonts w:ascii="Bookman Old Style" w:eastAsia="Gentium Basic" w:hAnsi="Bookman Old Style" w:cs="Gentium Basic"/>
-                <w:b/>
-                <w:bCs/>
-                <w:highlight w:val="yellow"/>
-                <w:lang w:val="en-US"/>
-              </w:rPr>
-              <w:t>selama</w:t>
-            </w:r>
-            <w:proofErr w:type="spellEnd"/>
-            <w:r>
-              <w:rPr>
-                <w:rFonts w:ascii="Bookman Old Style" w:eastAsia="Gentium Basic" w:hAnsi="Bookman Old Style" w:cs="Gentium Basic"/>
-                <w:b/>
-                <w:bCs/>
-                <w:highlight w:val="yellow"/>
-                <w:lang w:val="en-US"/>
-              </w:rPr>
-              <w:t xml:space="preserve"> </w:t>
-            </w:r>
-            <w:proofErr w:type="spellStart"/>
-            <w:r>
-              <w:rPr>
-                <w:rFonts w:ascii="Bookman Old Style" w:eastAsia="Gentium Basic" w:hAnsi="Bookman Old Style" w:cs="Gentium Basic"/>
-                <w:b/>
-                <w:bCs/>
-                <w:highlight w:val="yellow"/>
-                <w:lang w:val="en-US"/>
-              </w:rPr>
-              <w:t>fase</w:t>
-            </w:r>
-            <w:proofErr w:type="spellEnd"/>
-            <w:r>
-              <w:rPr>
-                <w:rFonts w:ascii="Bookman Old Style" w:eastAsia="Gentium Basic" w:hAnsi="Bookman Old Style" w:cs="Gentium Basic"/>
-                <w:b/>
-                <w:bCs/>
-                <w:highlight w:val="yellow"/>
-                <w:lang w:val="en-US"/>
-              </w:rPr>
-              <w:t xml:space="preserve"> </w:t>
-            </w:r>
-            <w:proofErr w:type="spellStart"/>
-            <w:r>
-              <w:rPr>
-                <w:rFonts w:ascii="Bookman Old Style" w:eastAsia="Gentium Basic" w:hAnsi="Bookman Old Style" w:cs="Gentium Basic"/>
-                <w:b/>
-                <w:bCs/>
-                <w:highlight w:val="yellow"/>
-                <w:lang w:val="en-US"/>
-              </w:rPr>
-              <w:t>pelaksanaan</w:t>
-            </w:r>
-            <w:proofErr w:type="spellEnd"/>
-            <w:r>
-              <w:rPr>
-                <w:rFonts w:ascii="Bookman Old Style" w:eastAsia="Gentium Basic" w:hAnsi="Bookman Old Style" w:cs="Gentium Basic"/>
-                <w:b/>
-                <w:bCs/>
-                <w:highlight w:val="yellow"/>
-                <w:lang w:val="en-US"/>
-              </w:rPr>
-              <w:t xml:space="preserve"> </w:t>
-            </w:r>
-            <w:proofErr w:type="spellStart"/>
-            <w:r>
-              <w:rPr>
-                <w:rFonts w:ascii="Bookman Old Style" w:eastAsia="Gentium Basic" w:hAnsi="Bookman Old Style" w:cs="Gentium Basic"/>
-                <w:b/>
-                <w:bCs/>
-                <w:highlight w:val="yellow"/>
-                <w:lang w:val="en-US"/>
-              </w:rPr>
-              <w:t>konstruksi</w:t>
-            </w:r>
-            <w:proofErr w:type="spellEnd"/>
-            <w:r>
-              <w:rPr>
-                <w:rFonts w:ascii="Bookman Old Style" w:eastAsia="Gentium Basic" w:hAnsi="Bookman Old Style" w:cs="Gentium Basic"/>
-                <w:b/>
-                <w:bCs/>
-                <w:highlight w:val="yellow"/>
-                <w:lang w:val="en-US"/>
-              </w:rPr>
-              <w:t xml:space="preserve"> </w:t>
-            </w:r>
-            <w:proofErr w:type="spellStart"/>
-            <w:r>
-              <w:rPr>
-                <w:rFonts w:ascii="Bookman Old Style" w:eastAsia="Gentium Basic" w:hAnsi="Bookman Old Style" w:cs="Gentium Basic"/>
-                <w:b/>
-                <w:bCs/>
-                <w:highlight w:val="yellow"/>
-                <w:lang w:val="en-US"/>
-              </w:rPr>
-              <w:t>infrastruktur</w:t>
-            </w:r>
-            <w:proofErr w:type="spellEnd"/>
-            <w:r>
-              <w:rPr>
-                <w:rFonts w:ascii="Bookman Old Style" w:eastAsia="Gentium Basic" w:hAnsi="Bookman Old Style" w:cs="Gentium Basic"/>
-                <w:b/>
-                <w:bCs/>
-                <w:highlight w:val="yellow"/>
-                <w:lang w:val="en-US"/>
-              </w:rPr>
-              <w:t xml:space="preserve"> </w:t>
-            </w:r>
-            <w:proofErr w:type="spellStart"/>
-            <w:r>
-              <w:rPr>
-                <w:rFonts w:ascii="Bookman Old Style" w:eastAsia="Gentium Basic" w:hAnsi="Bookman Old Style" w:cs="Gentium Basic"/>
-                <w:b/>
-                <w:bCs/>
-                <w:highlight w:val="yellow"/>
-                <w:lang w:val="en-US"/>
-              </w:rPr>
-              <w:t>sipil</w:t>
-            </w:r>
-            <w:proofErr w:type="spellEnd"/>
-            <w:r>
-              <w:rPr>
-                <w:rFonts w:ascii="Bookman Old Style" w:eastAsia="Gentium Basic" w:hAnsi="Bookman Old Style" w:cs="Gentium Basic"/>
-                <w:b/>
-                <w:bCs/>
-                <w:highlight w:val="yellow"/>
-                <w:lang w:val="en-US"/>
-              </w:rPr>
-              <w:t xml:space="preserve"> </w:t>
-            </w:r>
-            <w:proofErr w:type="spellStart"/>
-            <w:r>
-              <w:rPr>
-                <w:rFonts w:ascii="Bookman Old Style" w:eastAsia="Gentium Basic" w:hAnsi="Bookman Old Style" w:cs="Gentium Basic"/>
-                <w:b/>
-                <w:bCs/>
-                <w:highlight w:val="yellow"/>
-                <w:lang w:val="en-US"/>
-              </w:rPr>
-              <w:t>transportasi</w:t>
-            </w:r>
-            <w:proofErr w:type="spellEnd"/>
-            <w:r>
-              <w:rPr>
-                <w:rFonts w:ascii="Bookman Old Style" w:eastAsia="Gentium Basic" w:hAnsi="Bookman Old Style" w:cs="Gentium Basic"/>
-                <w:b/>
-                <w:bCs/>
-                <w:highlight w:val="yellow"/>
-                <w:lang w:val="en-US"/>
-              </w:rPr>
-              <w:t xml:space="preserve">   </w:t>
-            </w:r>
-            <w:proofErr w:type="spellStart"/>
-            <w:r>
-              <w:rPr>
-                <w:rFonts w:ascii="Bookman Old Style" w:eastAsia="Gentium Basic" w:hAnsi="Bookman Old Style" w:cs="Gentium Basic"/>
-                <w:b/>
-                <w:bCs/>
-                <w:highlight w:val="yellow"/>
-                <w:lang w:val="en-US"/>
-              </w:rPr>
-              <w:t>seperti</w:t>
-            </w:r>
-            <w:proofErr w:type="spellEnd"/>
-            <w:r>
-              <w:rPr>
-                <w:rFonts w:ascii="Bookman Old Style" w:eastAsia="Gentium Basic" w:hAnsi="Bookman Old Style" w:cs="Gentium Basic"/>
-                <w:b/>
-                <w:bCs/>
-                <w:highlight w:val="yellow"/>
-                <w:lang w:val="en-US"/>
-              </w:rPr>
-              <w:t xml:space="preserve">   </w:t>
-            </w:r>
-            <w:proofErr w:type="spellStart"/>
-            <w:r>
-              <w:rPr>
-                <w:rFonts w:ascii="Bookman Old Style" w:eastAsia="Gentium Basic" w:hAnsi="Bookman Old Style" w:cs="Gentium Basic"/>
-                <w:b/>
-                <w:bCs/>
-                <w:highlight w:val="yellow"/>
-                <w:lang w:val="en-US"/>
-              </w:rPr>
-              <w:t>jalan</w:t>
-            </w:r>
-            <w:proofErr w:type="spellEnd"/>
-            <w:r>
-              <w:rPr>
-                <w:rFonts w:ascii="Bookman Old Style" w:eastAsia="Gentium Basic" w:hAnsi="Bookman Old Style" w:cs="Gentium Basic"/>
-                <w:b/>
-                <w:bCs/>
-                <w:highlight w:val="yellow"/>
-                <w:lang w:val="en-US"/>
-              </w:rPr>
-              <w:t xml:space="preserve"> </w:t>
-            </w:r>
-            <w:proofErr w:type="spellStart"/>
-            <w:r>
-              <w:rPr>
-                <w:rFonts w:ascii="Bookman Old Style" w:eastAsia="Gentium Basic" w:hAnsi="Bookman Old Style" w:cs="Gentium Basic"/>
-                <w:b/>
-                <w:bCs/>
-                <w:highlight w:val="yellow"/>
-                <w:lang w:val="en-US"/>
-              </w:rPr>
-              <w:t>raya</w:t>
-            </w:r>
-            <w:proofErr w:type="spellEnd"/>
-            <w:r>
-              <w:rPr>
-                <w:rFonts w:ascii="Bookman Old Style" w:eastAsia="Gentium Basic" w:hAnsi="Bookman Old Style" w:cs="Gentium Basic"/>
-                <w:b/>
-                <w:bCs/>
-                <w:highlight w:val="yellow"/>
-                <w:lang w:val="en-US"/>
-              </w:rPr>
-              <w:t xml:space="preserve"> dan </w:t>
-            </w:r>
-            <w:proofErr w:type="spellStart"/>
-            <w:r>
-              <w:rPr>
-                <w:rFonts w:ascii="Bookman Old Style" w:eastAsia="Gentium Basic" w:hAnsi="Bookman Old Style" w:cs="Gentium Basic"/>
-                <w:b/>
-                <w:bCs/>
-                <w:highlight w:val="yellow"/>
-                <w:lang w:val="en-US"/>
-              </w:rPr>
-              <w:t>jembatan</w:t>
-            </w:r>
-            <w:proofErr w:type="spellEnd"/>
-            <w:r>
-              <w:rPr>
-                <w:rFonts w:ascii="Bookman Old Style" w:eastAsia="Gentium Basic" w:hAnsi="Bookman Old Style" w:cs="Gentium Basic"/>
-                <w:b/>
-                <w:bCs/>
-                <w:highlight w:val="yellow"/>
-                <w:lang w:val="en-US"/>
-              </w:rPr>
-              <w:t xml:space="preserve"> </w:t>
-            </w:r>
-            <w:proofErr w:type="spellStart"/>
-            <w:r>
-              <w:rPr>
-                <w:rFonts w:ascii="Bookman Old Style" w:eastAsia="Gentium Basic" w:hAnsi="Bookman Old Style" w:cs="Gentium Basic"/>
-                <w:b/>
-                <w:bCs/>
-                <w:highlight w:val="yellow"/>
-                <w:lang w:val="en-US"/>
-              </w:rPr>
-              <w:t>untuk</w:t>
-            </w:r>
-            <w:proofErr w:type="spellEnd"/>
-            <w:r>
-              <w:rPr>
-                <w:rFonts w:ascii="Bookman Old Style" w:eastAsia="Gentium Basic" w:hAnsi="Bookman Old Style" w:cs="Gentium Basic"/>
-                <w:b/>
-                <w:bCs/>
-                <w:highlight w:val="yellow"/>
-                <w:lang w:val="en-US"/>
-              </w:rPr>
-              <w:t xml:space="preserve"> </w:t>
-            </w:r>
-            <w:proofErr w:type="spellStart"/>
-            <w:r>
-              <w:rPr>
-                <w:rFonts w:ascii="Bookman Old Style" w:eastAsia="Gentium Basic" w:hAnsi="Bookman Old Style" w:cs="Gentium Basic"/>
-                <w:b/>
-                <w:bCs/>
-                <w:highlight w:val="yellow"/>
-                <w:lang w:val="en-US"/>
-              </w:rPr>
-              <w:t>memastikan</w:t>
-            </w:r>
-            <w:proofErr w:type="spellEnd"/>
-            <w:r>
-              <w:rPr>
-                <w:rFonts w:ascii="Bookman Old Style" w:eastAsia="Gentium Basic" w:hAnsi="Bookman Old Style" w:cs="Gentium Basic"/>
-                <w:b/>
-                <w:bCs/>
-                <w:highlight w:val="yellow"/>
-                <w:lang w:val="en-US"/>
-              </w:rPr>
-              <w:t xml:space="preserve"> </w:t>
-            </w:r>
-            <w:proofErr w:type="spellStart"/>
-            <w:r>
-              <w:rPr>
-                <w:rFonts w:ascii="Bookman Old Style" w:eastAsia="Gentium Basic" w:hAnsi="Bookman Old Style" w:cs="Gentium Basic"/>
-                <w:b/>
-                <w:bCs/>
-                <w:highlight w:val="yellow"/>
-                <w:lang w:val="en-US"/>
-              </w:rPr>
-              <w:t>pekerjaan</w:t>
-            </w:r>
-            <w:proofErr w:type="spellEnd"/>
-            <w:r>
-              <w:rPr>
-                <w:rFonts w:ascii="Bookman Old Style" w:eastAsia="Gentium Basic" w:hAnsi="Bookman Old Style" w:cs="Gentium Basic"/>
-                <w:b/>
-                <w:bCs/>
-                <w:highlight w:val="yellow"/>
-                <w:lang w:val="en-US"/>
-              </w:rPr>
-              <w:t xml:space="preserve"> </w:t>
-            </w:r>
-            <w:proofErr w:type="spellStart"/>
-            <w:r>
-              <w:rPr>
-                <w:rFonts w:ascii="Bookman Old Style" w:eastAsia="Gentium Basic" w:hAnsi="Bookman Old Style" w:cs="Gentium Basic"/>
-                <w:b/>
-                <w:bCs/>
-                <w:highlight w:val="yellow"/>
-                <w:lang w:val="en-US"/>
-              </w:rPr>
-              <w:t>konstruksi</w:t>
-            </w:r>
-            <w:proofErr w:type="spellEnd"/>
-            <w:r>
-              <w:rPr>
-                <w:rFonts w:ascii="Bookman Old Style" w:eastAsia="Gentium Basic" w:hAnsi="Bookman Old Style" w:cs="Gentium Basic"/>
-                <w:b/>
-                <w:bCs/>
-                <w:highlight w:val="yellow"/>
-                <w:lang w:val="en-US"/>
-              </w:rPr>
-              <w:t xml:space="preserve"> yang </w:t>
-            </w:r>
-            <w:proofErr w:type="spellStart"/>
-            <w:r>
-              <w:rPr>
-                <w:rFonts w:ascii="Bookman Old Style" w:eastAsia="Gentium Basic" w:hAnsi="Bookman Old Style" w:cs="Gentium Basic"/>
-                <w:b/>
-                <w:bCs/>
-                <w:highlight w:val="yellow"/>
-                <w:lang w:val="en-US"/>
-              </w:rPr>
-              <w:t>sedang</w:t>
-            </w:r>
-            <w:proofErr w:type="spellEnd"/>
-            <w:r>
-              <w:rPr>
-                <w:rFonts w:ascii="Bookman Old Style" w:eastAsia="Gentium Basic" w:hAnsi="Bookman Old Style" w:cs="Gentium Basic"/>
-                <w:b/>
-                <w:bCs/>
-                <w:highlight w:val="yellow"/>
-                <w:lang w:val="en-US"/>
-              </w:rPr>
-              <w:t xml:space="preserve"> </w:t>
-            </w:r>
-            <w:proofErr w:type="spellStart"/>
-            <w:r>
-              <w:rPr>
-                <w:rFonts w:ascii="Bookman Old Style" w:eastAsia="Gentium Basic" w:hAnsi="Bookman Old Style" w:cs="Gentium Basic"/>
-                <w:b/>
-                <w:bCs/>
-                <w:highlight w:val="yellow"/>
-                <w:lang w:val="en-US"/>
-              </w:rPr>
-              <w:t>dilaksanakan</w:t>
-            </w:r>
-            <w:proofErr w:type="spellEnd"/>
-            <w:r>
-              <w:rPr>
-                <w:rFonts w:ascii="Bookman Old Style" w:eastAsia="Gentium Basic" w:hAnsi="Bookman Old Style" w:cs="Gentium Basic"/>
-                <w:b/>
-                <w:bCs/>
-                <w:highlight w:val="yellow"/>
-                <w:lang w:val="en-US"/>
-              </w:rPr>
-              <w:t xml:space="preserve"> </w:t>
-            </w:r>
-            <w:proofErr w:type="spellStart"/>
-            <w:r>
-              <w:rPr>
-                <w:rFonts w:ascii="Bookman Old Style" w:eastAsia="Gentium Basic" w:hAnsi="Bookman Old Style" w:cs="Gentium Basic"/>
-                <w:b/>
-                <w:bCs/>
-                <w:highlight w:val="yellow"/>
-                <w:lang w:val="en-US"/>
-              </w:rPr>
-              <w:t>sudah</w:t>
-            </w:r>
-            <w:proofErr w:type="spellEnd"/>
-            <w:r>
-              <w:rPr>
-                <w:rFonts w:ascii="Bookman Old Style" w:eastAsia="Gentium Basic" w:hAnsi="Bookman Old Style" w:cs="Gentium Basic"/>
-                <w:b/>
-                <w:bCs/>
-                <w:highlight w:val="yellow"/>
-                <w:lang w:val="en-US"/>
-              </w:rPr>
-              <w:t xml:space="preserve"> </w:t>
-            </w:r>
-            <w:proofErr w:type="spellStart"/>
-            <w:r>
-              <w:rPr>
-                <w:rFonts w:ascii="Bookman Old Style" w:eastAsia="Gentium Basic" w:hAnsi="Bookman Old Style" w:cs="Gentium Basic"/>
-                <w:b/>
-                <w:bCs/>
-                <w:highlight w:val="yellow"/>
-                <w:lang w:val="en-US"/>
-              </w:rPr>
-              <w:t>sesuai</w:t>
-            </w:r>
-            <w:proofErr w:type="spellEnd"/>
-            <w:r>
-              <w:rPr>
-                <w:rFonts w:ascii="Bookman Old Style" w:eastAsia="Gentium Basic" w:hAnsi="Bookman Old Style" w:cs="Gentium Basic"/>
-                <w:b/>
-                <w:bCs/>
-                <w:highlight w:val="yellow"/>
-                <w:lang w:val="en-US"/>
-              </w:rPr>
-              <w:t xml:space="preserve"> </w:t>
-            </w:r>
-            <w:proofErr w:type="spellStart"/>
-            <w:r>
-              <w:rPr>
-                <w:rFonts w:ascii="Bookman Old Style" w:eastAsia="Gentium Basic" w:hAnsi="Bookman Old Style" w:cs="Gentium Basic"/>
-                <w:b/>
-                <w:bCs/>
-                <w:highlight w:val="yellow"/>
-                <w:lang w:val="en-US"/>
-              </w:rPr>
-              <w:t>dengan</w:t>
-            </w:r>
-            <w:proofErr w:type="spellEnd"/>
-            <w:r>
-              <w:rPr>
-                <w:rFonts w:ascii="Bookman Old Style" w:eastAsia="Gentium Basic" w:hAnsi="Bookman Old Style" w:cs="Gentium Basic"/>
-                <w:b/>
-                <w:bCs/>
-                <w:highlight w:val="yellow"/>
-                <w:lang w:val="en-US"/>
-              </w:rPr>
-              <w:t xml:space="preserve"> final </w:t>
-            </w:r>
-            <w:proofErr w:type="spellStart"/>
-            <w:r>
-              <w:rPr>
-                <w:rFonts w:ascii="Bookman Old Style" w:eastAsia="Gentium Basic" w:hAnsi="Bookman Old Style" w:cs="Gentium Basic"/>
-                <w:b/>
-                <w:bCs/>
-                <w:highlight w:val="yellow"/>
-                <w:lang w:val="en-US"/>
-              </w:rPr>
-              <w:t>desain</w:t>
-            </w:r>
-            <w:proofErr w:type="spellEnd"/>
-            <w:r>
-              <w:rPr>
-                <w:rFonts w:ascii="Bookman Old Style" w:eastAsia="Gentium Basic" w:hAnsi="Bookman Old Style" w:cs="Gentium Basic"/>
-                <w:b/>
-                <w:bCs/>
-                <w:highlight w:val="yellow"/>
-                <w:lang w:val="en-US"/>
-              </w:rPr>
-              <w:t xml:space="preserve">. </w:t>
-            </w:r>
-            <w:proofErr w:type="spellStart"/>
-            <w:r>
-              <w:rPr>
-                <w:rFonts w:ascii="Bookman Old Style" w:eastAsia="Gentium Basic" w:hAnsi="Bookman Old Style" w:cs="Gentium Basic"/>
-                <w:b/>
-                <w:bCs/>
-                <w:highlight w:val="yellow"/>
-                <w:lang w:val="en-US"/>
-              </w:rPr>
-              <w:t>Meliputi</w:t>
-            </w:r>
-            <w:proofErr w:type="spellEnd"/>
-            <w:r>
-              <w:rPr>
-                <w:rFonts w:ascii="Bookman Old Style" w:eastAsia="Gentium Basic" w:hAnsi="Bookman Old Style" w:cs="Gentium Basic"/>
-                <w:b/>
-                <w:bCs/>
-                <w:highlight w:val="yellow"/>
-                <w:lang w:val="en-US"/>
-              </w:rPr>
-              <w:t xml:space="preserve"> </w:t>
-            </w:r>
-            <w:proofErr w:type="spellStart"/>
-            <w:r>
-              <w:rPr>
-                <w:rFonts w:ascii="Bookman Old Style" w:eastAsia="Gentium Basic" w:hAnsi="Bookman Old Style" w:cs="Gentium Basic"/>
-                <w:b/>
-                <w:bCs/>
-                <w:highlight w:val="yellow"/>
-                <w:lang w:val="en-US"/>
-              </w:rPr>
-              <w:t>jasa</w:t>
-            </w:r>
-            <w:proofErr w:type="spellEnd"/>
-            <w:r>
-              <w:rPr>
-                <w:rFonts w:ascii="Bookman Old Style" w:eastAsia="Gentium Basic" w:hAnsi="Bookman Old Style" w:cs="Gentium Basic"/>
-                <w:b/>
-                <w:bCs/>
-                <w:highlight w:val="yellow"/>
-                <w:lang w:val="en-US"/>
-              </w:rPr>
-              <w:t xml:space="preserve"> yang </w:t>
-            </w:r>
-            <w:proofErr w:type="spellStart"/>
-            <w:r>
-              <w:rPr>
-                <w:rFonts w:ascii="Bookman Old Style" w:eastAsia="Gentium Basic" w:hAnsi="Bookman Old Style" w:cs="Gentium Basic"/>
-                <w:b/>
-                <w:bCs/>
-                <w:highlight w:val="yellow"/>
-                <w:lang w:val="en-US"/>
-              </w:rPr>
-              <w:t>diberikan</w:t>
-            </w:r>
-            <w:proofErr w:type="spellEnd"/>
-            <w:r>
-              <w:rPr>
-                <w:rFonts w:ascii="Bookman Old Style" w:eastAsia="Gentium Basic" w:hAnsi="Bookman Old Style" w:cs="Gentium Basic"/>
-                <w:b/>
-                <w:bCs/>
-                <w:highlight w:val="yellow"/>
-                <w:lang w:val="en-US"/>
-              </w:rPr>
-              <w:t xml:space="preserve"> di </w:t>
-            </w:r>
-            <w:proofErr w:type="spellStart"/>
-            <w:r>
-              <w:rPr>
-                <w:rFonts w:ascii="Bookman Old Style" w:eastAsia="Gentium Basic" w:hAnsi="Bookman Old Style" w:cs="Gentium Basic"/>
-                <w:b/>
-                <w:bCs/>
-                <w:highlight w:val="yellow"/>
-                <w:lang w:val="en-US"/>
-              </w:rPr>
-              <w:t>kantor</w:t>
-            </w:r>
-            <w:proofErr w:type="spellEnd"/>
-            <w:r>
-              <w:rPr>
-                <w:rFonts w:ascii="Bookman Old Style" w:eastAsia="Gentium Basic" w:hAnsi="Bookman Old Style" w:cs="Gentium Basic"/>
-                <w:b/>
-                <w:bCs/>
-                <w:highlight w:val="yellow"/>
-                <w:lang w:val="en-US"/>
-              </w:rPr>
-              <w:t xml:space="preserve"> </w:t>
-            </w:r>
-            <w:proofErr w:type="spellStart"/>
-            <w:r>
-              <w:rPr>
-                <w:rFonts w:ascii="Bookman Old Style" w:eastAsia="Gentium Basic" w:hAnsi="Bookman Old Style" w:cs="Gentium Basic"/>
-                <w:b/>
-                <w:bCs/>
-                <w:highlight w:val="yellow"/>
-                <w:lang w:val="en-US"/>
-              </w:rPr>
-              <w:t>maupun</w:t>
-            </w:r>
-            <w:proofErr w:type="spellEnd"/>
-            <w:r>
-              <w:rPr>
-                <w:rFonts w:ascii="Bookman Old Style" w:eastAsia="Gentium Basic" w:hAnsi="Bookman Old Style" w:cs="Gentium Basic"/>
-                <w:b/>
-                <w:bCs/>
-                <w:highlight w:val="yellow"/>
-                <w:lang w:val="en-US"/>
-              </w:rPr>
-              <w:t xml:space="preserve"> di </w:t>
-            </w:r>
-            <w:proofErr w:type="spellStart"/>
-            <w:r>
-              <w:rPr>
-                <w:rFonts w:ascii="Bookman Old Style" w:eastAsia="Gentium Basic" w:hAnsi="Bookman Old Style" w:cs="Gentium Basic"/>
-                <w:b/>
-                <w:bCs/>
-                <w:highlight w:val="yellow"/>
-                <w:lang w:val="en-US"/>
-              </w:rPr>
-              <w:t>lapangan</w:t>
-            </w:r>
-            <w:proofErr w:type="spellEnd"/>
-            <w:r>
-              <w:rPr>
-                <w:rFonts w:ascii="Bookman Old Style" w:eastAsia="Gentium Basic" w:hAnsi="Bookman Old Style" w:cs="Gentium Basic"/>
-                <w:b/>
-                <w:bCs/>
-                <w:highlight w:val="yellow"/>
-                <w:lang w:val="en-US"/>
-              </w:rPr>
-              <w:t xml:space="preserve"> </w:t>
-            </w:r>
-            <w:proofErr w:type="spellStart"/>
-            <w:r>
-              <w:rPr>
-                <w:rFonts w:ascii="Bookman Old Style" w:eastAsia="Gentium Basic" w:hAnsi="Bookman Old Style" w:cs="Gentium Basic"/>
-                <w:b/>
-                <w:bCs/>
-                <w:highlight w:val="yellow"/>
-                <w:lang w:val="en-US"/>
-              </w:rPr>
-              <w:t>seperti</w:t>
-            </w:r>
-            <w:proofErr w:type="spellEnd"/>
-            <w:r>
-              <w:rPr>
-                <w:rFonts w:ascii="Bookman Old Style" w:eastAsia="Gentium Basic" w:hAnsi="Bookman Old Style" w:cs="Gentium Basic"/>
-                <w:b/>
-                <w:bCs/>
-                <w:highlight w:val="yellow"/>
-                <w:lang w:val="en-US"/>
-              </w:rPr>
-              <w:t xml:space="preserve"> </w:t>
-            </w:r>
-            <w:proofErr w:type="spellStart"/>
-            <w:r>
-              <w:rPr>
-                <w:rFonts w:ascii="Bookman Old Style" w:eastAsia="Gentium Basic" w:hAnsi="Bookman Old Style" w:cs="Gentium Basic"/>
-                <w:b/>
-                <w:bCs/>
-                <w:highlight w:val="yellow"/>
-                <w:lang w:val="en-US"/>
-              </w:rPr>
-              <w:t>pengkajian</w:t>
-            </w:r>
-            <w:proofErr w:type="spellEnd"/>
-            <w:r>
-              <w:rPr>
-                <w:rFonts w:ascii="Bookman Old Style" w:eastAsia="Gentium Basic" w:hAnsi="Bookman Old Style" w:cs="Gentium Basic"/>
-                <w:b/>
-                <w:bCs/>
-                <w:highlight w:val="yellow"/>
-                <w:lang w:val="en-US"/>
-              </w:rPr>
-              <w:t xml:space="preserve"> shop drawings, </w:t>
-            </w:r>
-            <w:proofErr w:type="spellStart"/>
-            <w:r>
-              <w:rPr>
-                <w:rFonts w:ascii="Bookman Old Style" w:eastAsia="Gentium Basic" w:hAnsi="Bookman Old Style" w:cs="Gentium Basic"/>
-                <w:b/>
-                <w:bCs/>
-                <w:highlight w:val="yellow"/>
-                <w:lang w:val="en-US"/>
-              </w:rPr>
-              <w:t>kunjungan</w:t>
-            </w:r>
-            <w:proofErr w:type="spellEnd"/>
-            <w:r>
-              <w:rPr>
-                <w:rFonts w:ascii="Bookman Old Style" w:eastAsia="Gentium Basic" w:hAnsi="Bookman Old Style" w:cs="Gentium Basic"/>
-                <w:b/>
-                <w:bCs/>
-                <w:highlight w:val="yellow"/>
-                <w:lang w:val="en-US"/>
-              </w:rPr>
-              <w:t xml:space="preserve"> </w:t>
-            </w:r>
-            <w:proofErr w:type="spellStart"/>
-            <w:r>
-              <w:rPr>
-                <w:rFonts w:ascii="Bookman Old Style" w:eastAsia="Gentium Basic" w:hAnsi="Bookman Old Style" w:cs="Gentium Basic"/>
-                <w:b/>
-                <w:bCs/>
-                <w:highlight w:val="yellow"/>
-                <w:lang w:val="en-US"/>
-              </w:rPr>
-              <w:t>secara</w:t>
-            </w:r>
-            <w:proofErr w:type="spellEnd"/>
-            <w:r>
-              <w:rPr>
-                <w:rFonts w:ascii="Bookman Old Style" w:eastAsia="Gentium Basic" w:hAnsi="Bookman Old Style" w:cs="Gentium Basic"/>
-                <w:b/>
-                <w:bCs/>
-                <w:highlight w:val="yellow"/>
-                <w:lang w:val="en-US"/>
-              </w:rPr>
-              <w:t xml:space="preserve"> </w:t>
-            </w:r>
-            <w:proofErr w:type="spellStart"/>
-            <w:r>
-              <w:rPr>
-                <w:rFonts w:ascii="Bookman Old Style" w:eastAsia="Gentium Basic" w:hAnsi="Bookman Old Style" w:cs="Gentium Basic"/>
-                <w:b/>
-                <w:bCs/>
-                <w:highlight w:val="yellow"/>
-                <w:lang w:val="en-US"/>
-              </w:rPr>
-              <w:t>periodik</w:t>
-            </w:r>
-            <w:proofErr w:type="spellEnd"/>
-            <w:r>
-              <w:rPr>
-                <w:rFonts w:ascii="Bookman Old Style" w:eastAsia="Gentium Basic" w:hAnsi="Bookman Old Style" w:cs="Gentium Basic"/>
-                <w:b/>
-                <w:bCs/>
-                <w:highlight w:val="yellow"/>
-                <w:lang w:val="en-US"/>
-              </w:rPr>
-              <w:t xml:space="preserve"> </w:t>
-            </w:r>
-            <w:proofErr w:type="spellStart"/>
-            <w:r>
-              <w:rPr>
-                <w:rFonts w:ascii="Bookman Old Style" w:eastAsia="Gentium Basic" w:hAnsi="Bookman Old Style" w:cs="Gentium Basic"/>
-                <w:b/>
-                <w:bCs/>
-                <w:highlight w:val="yellow"/>
-                <w:lang w:val="en-US"/>
-              </w:rPr>
-              <w:t>kelapangan</w:t>
-            </w:r>
-            <w:proofErr w:type="spellEnd"/>
-            <w:r>
-              <w:rPr>
-                <w:rFonts w:ascii="Bookman Old Style" w:eastAsia="Gentium Basic" w:hAnsi="Bookman Old Style" w:cs="Gentium Basic"/>
-                <w:b/>
-                <w:bCs/>
-                <w:highlight w:val="yellow"/>
-                <w:lang w:val="en-US"/>
-              </w:rPr>
-              <w:t xml:space="preserve"> </w:t>
-            </w:r>
-            <w:proofErr w:type="spellStart"/>
-            <w:r>
-              <w:rPr>
-                <w:rFonts w:ascii="Bookman Old Style" w:eastAsia="Gentium Basic" w:hAnsi="Bookman Old Style" w:cs="Gentium Basic"/>
-                <w:b/>
-                <w:bCs/>
-                <w:highlight w:val="yellow"/>
-                <w:lang w:val="en-US"/>
-              </w:rPr>
-              <w:t>untuk</w:t>
-            </w:r>
-            <w:proofErr w:type="spellEnd"/>
-            <w:r>
-              <w:rPr>
-                <w:rFonts w:ascii="Bookman Old Style" w:eastAsia="Gentium Basic" w:hAnsi="Bookman Old Style" w:cs="Gentium Basic"/>
-                <w:b/>
-                <w:bCs/>
-                <w:highlight w:val="yellow"/>
-                <w:lang w:val="en-US"/>
-              </w:rPr>
-              <w:t xml:space="preserve"> </w:t>
-            </w:r>
-            <w:proofErr w:type="spellStart"/>
-            <w:r>
-              <w:rPr>
-                <w:rFonts w:ascii="Bookman Old Style" w:eastAsia="Gentium Basic" w:hAnsi="Bookman Old Style" w:cs="Gentium Basic"/>
-                <w:b/>
-                <w:bCs/>
-                <w:highlight w:val="yellow"/>
-                <w:lang w:val="en-US"/>
-              </w:rPr>
-              <w:t>mengukur</w:t>
-            </w:r>
-            <w:proofErr w:type="spellEnd"/>
-            <w:r>
-              <w:rPr>
-                <w:rFonts w:ascii="Bookman Old Style" w:eastAsia="Gentium Basic" w:hAnsi="Bookman Old Style" w:cs="Gentium Basic"/>
-                <w:b/>
-                <w:bCs/>
-                <w:highlight w:val="yellow"/>
-                <w:lang w:val="en-US"/>
-              </w:rPr>
-              <w:t xml:space="preserve"> progress dan </w:t>
-            </w:r>
-            <w:proofErr w:type="spellStart"/>
-            <w:r>
-              <w:rPr>
-                <w:rFonts w:ascii="Bookman Old Style" w:eastAsia="Gentium Basic" w:hAnsi="Bookman Old Style" w:cs="Gentium Basic"/>
-                <w:b/>
-                <w:bCs/>
-                <w:highlight w:val="yellow"/>
-                <w:lang w:val="en-US"/>
-              </w:rPr>
-              <w:t>kualitas</w:t>
-            </w:r>
-            <w:proofErr w:type="spellEnd"/>
-            <w:r>
-              <w:rPr>
-                <w:rFonts w:ascii="Bookman Old Style" w:eastAsia="Gentium Basic" w:hAnsi="Bookman Old Style" w:cs="Gentium Basic"/>
-                <w:b/>
-                <w:bCs/>
-                <w:highlight w:val="yellow"/>
-                <w:lang w:val="en-US"/>
-              </w:rPr>
-              <w:t xml:space="preserve"> </w:t>
-            </w:r>
-            <w:proofErr w:type="spellStart"/>
-            <w:r>
-              <w:rPr>
-                <w:rFonts w:ascii="Bookman Old Style" w:eastAsia="Gentium Basic" w:hAnsi="Bookman Old Style" w:cs="Gentium Basic"/>
-                <w:b/>
-                <w:bCs/>
-                <w:highlight w:val="yellow"/>
-                <w:lang w:val="en-US"/>
-              </w:rPr>
-              <w:t>pekerjaan</w:t>
-            </w:r>
-            <w:proofErr w:type="spellEnd"/>
-            <w:r>
-              <w:rPr>
-                <w:rFonts w:ascii="Bookman Old Style" w:eastAsia="Gentium Basic" w:hAnsi="Bookman Old Style" w:cs="Gentium Basic"/>
-                <w:b/>
-                <w:bCs/>
-                <w:highlight w:val="yellow"/>
-                <w:lang w:val="en-US"/>
-              </w:rPr>
-              <w:t xml:space="preserve">, </w:t>
-            </w:r>
-            <w:proofErr w:type="spellStart"/>
-            <w:r>
-              <w:rPr>
-                <w:rFonts w:ascii="Bookman Old Style" w:eastAsia="Gentium Basic" w:hAnsi="Bookman Old Style" w:cs="Gentium Basic"/>
-                <w:b/>
-                <w:bCs/>
-                <w:highlight w:val="yellow"/>
-                <w:lang w:val="en-US"/>
-              </w:rPr>
-              <w:t>memberikan</w:t>
-            </w:r>
-            <w:proofErr w:type="spellEnd"/>
-            <w:r>
-              <w:rPr>
-                <w:rFonts w:ascii="Bookman Old Style" w:eastAsia="Gentium Basic" w:hAnsi="Bookman Old Style" w:cs="Gentium Basic"/>
-                <w:b/>
-                <w:bCs/>
-                <w:highlight w:val="yellow"/>
-                <w:lang w:val="en-US"/>
-              </w:rPr>
-              <w:t xml:space="preserve"> </w:t>
-            </w:r>
-            <w:proofErr w:type="spellStart"/>
-            <w:r>
-              <w:rPr>
-                <w:rFonts w:ascii="Bookman Old Style" w:eastAsia="Gentium Basic" w:hAnsi="Bookman Old Style" w:cs="Gentium Basic"/>
-                <w:b/>
-                <w:bCs/>
-                <w:highlight w:val="yellow"/>
-                <w:lang w:val="en-US"/>
-              </w:rPr>
-              <w:t>panduan</w:t>
-            </w:r>
-            <w:proofErr w:type="spellEnd"/>
-            <w:r>
-              <w:rPr>
-                <w:rFonts w:ascii="Bookman Old Style" w:eastAsia="Gentium Basic" w:hAnsi="Bookman Old Style" w:cs="Gentium Basic"/>
-                <w:b/>
-                <w:bCs/>
-                <w:highlight w:val="yellow"/>
-                <w:lang w:val="en-US"/>
-              </w:rPr>
-              <w:t xml:space="preserve"> </w:t>
-            </w:r>
-            <w:proofErr w:type="spellStart"/>
-            <w:r>
-              <w:rPr>
-                <w:rFonts w:ascii="Bookman Old Style" w:eastAsia="Gentium Basic" w:hAnsi="Bookman Old Style" w:cs="Gentium Basic"/>
-                <w:b/>
-                <w:bCs/>
-                <w:highlight w:val="yellow"/>
-                <w:lang w:val="en-US"/>
-              </w:rPr>
-              <w:t>kepada</w:t>
-            </w:r>
-            <w:proofErr w:type="spellEnd"/>
-            <w:r>
-              <w:rPr>
-                <w:rFonts w:ascii="Bookman Old Style" w:eastAsia="Gentium Basic" w:hAnsi="Bookman Old Style" w:cs="Gentium Basic"/>
-                <w:b/>
-                <w:bCs/>
-                <w:highlight w:val="yellow"/>
-                <w:lang w:val="en-US"/>
-              </w:rPr>
-              <w:t xml:space="preserve"> </w:t>
-            </w:r>
-            <w:proofErr w:type="spellStart"/>
-            <w:r>
-              <w:rPr>
-                <w:rFonts w:ascii="Bookman Old Style" w:eastAsia="Gentium Basic" w:hAnsi="Bookman Old Style" w:cs="Gentium Basic"/>
-                <w:b/>
-                <w:bCs/>
-                <w:highlight w:val="yellow"/>
-                <w:lang w:val="en-US"/>
-              </w:rPr>
-              <w:t>klient</w:t>
-            </w:r>
-            <w:proofErr w:type="spellEnd"/>
-            <w:r>
-              <w:rPr>
-                <w:rFonts w:ascii="Bookman Old Style" w:eastAsia="Gentium Basic" w:hAnsi="Bookman Old Style" w:cs="Gentium Basic"/>
-                <w:b/>
-                <w:bCs/>
-                <w:highlight w:val="yellow"/>
-                <w:lang w:val="en-US"/>
-              </w:rPr>
-              <w:t xml:space="preserve"> dan </w:t>
-            </w:r>
-            <w:proofErr w:type="spellStart"/>
-            <w:r>
-              <w:rPr>
-                <w:rFonts w:ascii="Bookman Old Style" w:eastAsia="Gentium Basic" w:hAnsi="Bookman Old Style" w:cs="Gentium Basic"/>
-                <w:b/>
-                <w:bCs/>
-                <w:highlight w:val="yellow"/>
-                <w:lang w:val="en-US"/>
-              </w:rPr>
-              <w:t>kontraktor</w:t>
-            </w:r>
-            <w:proofErr w:type="spellEnd"/>
-            <w:r>
-              <w:rPr>
-                <w:rFonts w:ascii="Bookman Old Style" w:eastAsia="Gentium Basic" w:hAnsi="Bookman Old Style" w:cs="Gentium Basic"/>
-                <w:b/>
-                <w:bCs/>
-                <w:highlight w:val="yellow"/>
-                <w:lang w:val="en-US"/>
-              </w:rPr>
-              <w:t xml:space="preserve"> </w:t>
-            </w:r>
-            <w:proofErr w:type="spellStart"/>
-            <w:r>
-              <w:rPr>
-                <w:rFonts w:ascii="Bookman Old Style" w:eastAsia="Gentium Basic" w:hAnsi="Bookman Old Style" w:cs="Gentium Basic"/>
-                <w:b/>
-                <w:bCs/>
-                <w:highlight w:val="yellow"/>
-                <w:lang w:val="en-US"/>
-              </w:rPr>
-              <w:t>dalam</w:t>
-            </w:r>
-            <w:proofErr w:type="spellEnd"/>
-            <w:r>
-              <w:rPr>
-                <w:rFonts w:ascii="Bookman Old Style" w:eastAsia="Gentium Basic" w:hAnsi="Bookman Old Style" w:cs="Gentium Basic"/>
-                <w:b/>
-                <w:bCs/>
-                <w:highlight w:val="yellow"/>
-                <w:lang w:val="en-US"/>
-              </w:rPr>
-              <w:t xml:space="preserve"> </w:t>
-            </w:r>
-            <w:proofErr w:type="spellStart"/>
-            <w:r>
-              <w:rPr>
-                <w:rFonts w:ascii="Bookman Old Style" w:eastAsia="Gentium Basic" w:hAnsi="Bookman Old Style" w:cs="Gentium Basic"/>
-                <w:b/>
-                <w:bCs/>
-                <w:highlight w:val="yellow"/>
-                <w:lang w:val="en-US"/>
-              </w:rPr>
-              <w:t>menginterpretasikan</w:t>
-            </w:r>
-            <w:proofErr w:type="spellEnd"/>
-            <w:r>
-              <w:rPr>
-                <w:rFonts w:ascii="Bookman Old Style" w:eastAsia="Gentium Basic" w:hAnsi="Bookman Old Style" w:cs="Gentium Basic"/>
-                <w:b/>
-                <w:bCs/>
-                <w:highlight w:val="yellow"/>
-                <w:lang w:val="en-US"/>
-              </w:rPr>
-              <w:t xml:space="preserve"> </w:t>
-            </w:r>
-            <w:proofErr w:type="spellStart"/>
-            <w:r>
-              <w:rPr>
-                <w:rFonts w:ascii="Bookman Old Style" w:eastAsia="Gentium Basic" w:hAnsi="Bookman Old Style" w:cs="Gentium Basic"/>
-                <w:b/>
-                <w:bCs/>
-                <w:highlight w:val="yellow"/>
-                <w:lang w:val="en-US"/>
-              </w:rPr>
-              <w:t>dokumen</w:t>
-            </w:r>
-            <w:proofErr w:type="spellEnd"/>
-            <w:r>
-              <w:rPr>
-                <w:rFonts w:ascii="Bookman Old Style" w:eastAsia="Gentium Basic" w:hAnsi="Bookman Old Style" w:cs="Gentium Basic"/>
-                <w:b/>
-                <w:bCs/>
-                <w:highlight w:val="yellow"/>
-                <w:lang w:val="en-US"/>
-              </w:rPr>
-              <w:t xml:space="preserve"> </w:t>
-            </w:r>
-            <w:proofErr w:type="spellStart"/>
-            <w:r>
-              <w:rPr>
-                <w:rFonts w:ascii="Bookman Old Style" w:eastAsia="Gentium Basic" w:hAnsi="Bookman Old Style" w:cs="Gentium Basic"/>
-                <w:b/>
-                <w:bCs/>
-                <w:highlight w:val="yellow"/>
-                <w:lang w:val="en-US"/>
-              </w:rPr>
-              <w:t>kontrak</w:t>
-            </w:r>
-            <w:proofErr w:type="spellEnd"/>
-            <w:r>
-              <w:rPr>
-                <w:rFonts w:ascii="Bookman Old Style" w:eastAsia="Gentium Basic" w:hAnsi="Bookman Old Style" w:cs="Gentium Basic"/>
-                <w:b/>
-                <w:bCs/>
-                <w:highlight w:val="yellow"/>
-                <w:lang w:val="en-US"/>
-              </w:rPr>
-              <w:t xml:space="preserve"> dan </w:t>
-            </w:r>
-            <w:proofErr w:type="spellStart"/>
-            <w:r>
-              <w:rPr>
-                <w:rFonts w:ascii="Bookman Old Style" w:eastAsia="Gentium Basic" w:hAnsi="Bookman Old Style" w:cs="Gentium Basic"/>
-                <w:b/>
-                <w:bCs/>
-                <w:highlight w:val="yellow"/>
-                <w:lang w:val="en-US"/>
-              </w:rPr>
-              <w:t>nasihat</w:t>
-            </w:r>
-            <w:proofErr w:type="spellEnd"/>
-            <w:r>
-              <w:rPr>
-                <w:rFonts w:ascii="Bookman Old Style" w:eastAsia="Gentium Basic" w:hAnsi="Bookman Old Style" w:cs="Gentium Basic"/>
-                <w:b/>
-                <w:bCs/>
-                <w:highlight w:val="yellow"/>
-                <w:lang w:val="en-US"/>
-              </w:rPr>
-              <w:t xml:space="preserve"> lain </w:t>
-            </w:r>
-            <w:proofErr w:type="spellStart"/>
-            <w:r>
-              <w:rPr>
-                <w:rFonts w:ascii="Bookman Old Style" w:eastAsia="Gentium Basic" w:hAnsi="Bookman Old Style" w:cs="Gentium Basic"/>
-                <w:b/>
-                <w:bCs/>
-                <w:highlight w:val="yellow"/>
-                <w:lang w:val="en-US"/>
-              </w:rPr>
               <w:lastRenderedPageBreak/>
-              <w:t>dalam</w:t>
-            </w:r>
-            <w:proofErr w:type="spellEnd"/>
-            <w:r>
-              <w:rPr>
-                <w:rFonts w:ascii="Bookman Old Style" w:eastAsia="Gentium Basic" w:hAnsi="Bookman Old Style" w:cs="Gentium Basic"/>
-                <w:b/>
-                <w:bCs/>
-                <w:highlight w:val="yellow"/>
-                <w:lang w:val="en-US"/>
-              </w:rPr>
-              <w:t xml:space="preserve"> </w:t>
-            </w:r>
-            <w:proofErr w:type="spellStart"/>
-            <w:r>
-              <w:rPr>
-                <w:rFonts w:ascii="Bookman Old Style" w:eastAsia="Gentium Basic" w:hAnsi="Bookman Old Style" w:cs="Gentium Basic"/>
-                <w:b/>
-                <w:bCs/>
-                <w:highlight w:val="yellow"/>
-                <w:lang w:val="en-US"/>
-              </w:rPr>
-              <w:t>hal</w:t>
-            </w:r>
-            <w:proofErr w:type="spellEnd"/>
-            <w:r>
-              <w:rPr>
-                <w:rFonts w:ascii="Bookman Old Style" w:eastAsia="Gentium Basic" w:hAnsi="Bookman Old Style" w:cs="Gentium Basic"/>
-                <w:b/>
-                <w:bCs/>
-                <w:highlight w:val="yellow"/>
-                <w:lang w:val="en-US"/>
-              </w:rPr>
-              <w:t xml:space="preserve"> </w:t>
-            </w:r>
-            <w:proofErr w:type="spellStart"/>
-            <w:r>
-              <w:rPr>
-                <w:rFonts w:ascii="Bookman Old Style" w:eastAsia="Gentium Basic" w:hAnsi="Bookman Old Style" w:cs="Gentium Basic"/>
-                <w:b/>
-                <w:bCs/>
-                <w:highlight w:val="yellow"/>
-                <w:lang w:val="en-US"/>
-              </w:rPr>
-              <w:t>teknikal</w:t>
-            </w:r>
-            <w:proofErr w:type="spellEnd"/>
-            <w:r>
-              <w:rPr>
-                <w:rFonts w:ascii="Bookman Old Style" w:eastAsia="Gentium Basic" w:hAnsi="Bookman Old Style" w:cs="Gentium Basic"/>
-                <w:b/>
-                <w:bCs/>
-                <w:highlight w:val="yellow"/>
-                <w:lang w:val="en-US"/>
-              </w:rPr>
-              <w:t xml:space="preserve"> </w:t>
-            </w:r>
-            <w:proofErr w:type="spellStart"/>
-            <w:r>
-              <w:rPr>
-                <w:rFonts w:ascii="Bookman Old Style" w:eastAsia="Gentium Basic" w:hAnsi="Bookman Old Style" w:cs="Gentium Basic"/>
-                <w:b/>
-                <w:bCs/>
-                <w:highlight w:val="yellow"/>
-                <w:lang w:val="en-US"/>
-              </w:rPr>
-              <w:t>selama</w:t>
-            </w:r>
-            <w:proofErr w:type="spellEnd"/>
-            <w:r>
-              <w:rPr>
-                <w:rFonts w:ascii="Bookman Old Style" w:eastAsia="Gentium Basic" w:hAnsi="Bookman Old Style" w:cs="Gentium Basic"/>
-                <w:b/>
-                <w:bCs/>
-                <w:highlight w:val="yellow"/>
-                <w:lang w:val="en-US"/>
-              </w:rPr>
-              <w:t xml:space="preserve"> proses </w:t>
-            </w:r>
-            <w:proofErr w:type="spellStart"/>
-            <w:r>
-              <w:rPr>
-                <w:rFonts w:ascii="Bookman Old Style" w:eastAsia="Gentium Basic" w:hAnsi="Bookman Old Style" w:cs="Gentium Basic"/>
-                <w:b/>
-                <w:bCs/>
-                <w:highlight w:val="yellow"/>
-                <w:lang w:val="en-US"/>
-              </w:rPr>
-              <w:t>kontruksi</w:t>
-            </w:r>
-            <w:proofErr w:type="spellEnd"/>
-            <w:r>
-              <w:rPr>
-                <w:rFonts w:ascii="Bookman Old Style" w:eastAsia="Gentium Basic" w:hAnsi="Bookman Old Style" w:cs="Gentium Basic"/>
-                <w:b/>
-                <w:bCs/>
-                <w:highlight w:val="yellow"/>
-                <w:lang w:val="en-US"/>
-              </w:rPr>
-              <w:t xml:space="preserve"> </w:t>
-            </w:r>
-            <w:proofErr w:type="spellStart"/>
-            <w:r>
-              <w:rPr>
-                <w:rFonts w:ascii="Bookman Old Style" w:eastAsia="Gentium Basic" w:hAnsi="Bookman Old Style" w:cs="Gentium Basic"/>
-                <w:b/>
-                <w:bCs/>
-                <w:highlight w:val="yellow"/>
-                <w:lang w:val="en-US"/>
-              </w:rPr>
-              <w:t>infrastruktur</w:t>
-            </w:r>
-            <w:proofErr w:type="spellEnd"/>
-            <w:r>
-              <w:rPr>
-                <w:rFonts w:ascii="Bookman Old Style" w:eastAsia="Gentium Basic" w:hAnsi="Bookman Old Style" w:cs="Gentium Basic"/>
-                <w:b/>
-                <w:bCs/>
-                <w:highlight w:val="yellow"/>
-                <w:lang w:val="en-US"/>
-              </w:rPr>
-              <w:t xml:space="preserve"> </w:t>
-            </w:r>
-            <w:proofErr w:type="spellStart"/>
-            <w:r>
-              <w:rPr>
-                <w:rFonts w:ascii="Bookman Old Style" w:eastAsia="Gentium Basic" w:hAnsi="Bookman Old Style" w:cs="Gentium Basic"/>
-                <w:b/>
-                <w:bCs/>
-                <w:highlight w:val="yellow"/>
-                <w:lang w:val="en-US"/>
-              </w:rPr>
-              <w:t>sipil</w:t>
-            </w:r>
-            <w:proofErr w:type="spellEnd"/>
-            <w:r>
-              <w:rPr>
-                <w:rFonts w:ascii="Bookman Old Style" w:eastAsia="Gentium Basic" w:hAnsi="Bookman Old Style" w:cs="Gentium Basic"/>
-                <w:b/>
-                <w:bCs/>
-                <w:highlight w:val="yellow"/>
-                <w:lang w:val="en-US"/>
-              </w:rPr>
-              <w:t xml:space="preserve"> </w:t>
-            </w:r>
-            <w:proofErr w:type="spellStart"/>
-            <w:r>
-              <w:rPr>
-                <w:rFonts w:ascii="Bookman Old Style" w:eastAsia="Gentium Basic" w:hAnsi="Bookman Old Style" w:cs="Gentium Basic"/>
-                <w:b/>
-                <w:bCs/>
-                <w:highlight w:val="yellow"/>
-                <w:lang w:val="en-US"/>
-              </w:rPr>
-              <w:t>transportasi</w:t>
-            </w:r>
-            <w:proofErr w:type="spellEnd"/>
-            <w:r>
-              <w:rPr>
-                <w:rFonts w:ascii="Bookman Old Style" w:eastAsia="Gentium Basic" w:hAnsi="Bookman Old Style" w:cs="Gentium Basic"/>
-                <w:b/>
-                <w:bCs/>
-                <w:highlight w:val="yellow"/>
-                <w:lang w:val="en-US"/>
-              </w:rPr>
-              <w:t>.</w:t>
+              <w:t>dalam hal teknikal selama proses kontruksi infrastruktur sipil transportasi.</w:t>
             </w:r>
           </w:p>
           <w:p>
@@ -10999,7 +9545,7 @@
             <m:oMathPara>
               <m:oMath>
                 <m:r>
-                  <w:ins w:id="7" w:author="Angga Pratama" w:date="2021-11-08T09:53:00Z">
+                  <w:ins w:id="13" w:author="Angga Pratama" w:date="2021-11-08T09:53:00Z">
                     <m:rPr>
                       <m:sty m:val="p"/>
                     </m:rPr>
@@ -11013,7 +9559,7 @@
                 <m:f>
                   <m:fPr>
                     <m:ctrlPr>
-                      <w:ins w:id="8" w:author="Angga Pratama" w:date="2021-11-08T09:53:00Z">
+                      <w:ins w:id="14" w:author="Angga Pratama" w:date="2021-11-08T09:53:00Z">
                         <w:rPr>
                           <w:rFonts w:ascii="Cambria Math" w:eastAsia="Gentium Basic" w:hAnsi="Cambria Math" w:cs="Gentium Basic"/>
                           <w:iCs/>
@@ -11024,7 +9570,7 @@
                   </m:fPr>
                   <m:num>
                     <m:r>
-                      <w:ins w:id="9" w:author="Angga Pratama" w:date="2021-11-08T09:53:00Z">
+                      <w:ins w:id="15" w:author="Angga Pratama" w:date="2021-11-08T09:53:00Z">
                         <m:rPr>
                           <m:sty m:val="p"/>
                         </m:rPr>
@@ -11038,7 +9584,7 @@
                   </m:num>
                   <m:den>
                     <m:r>
-                      <w:ins w:id="10" w:author="Angga Pratama" w:date="2021-11-08T09:53:00Z">
+                      <w:ins w:id="16" w:author="Angga Pratama" w:date="2021-11-08T09:53:00Z">
                         <m:rPr>
                           <m:sty m:val="p"/>
                         </m:rPr>
@@ -11052,7 +9598,7 @@
                   </m:den>
                 </m:f>
                 <m:r>
-                  <w:ins w:id="11" w:author="Angga Pratama" w:date="2021-11-08T09:53:00Z">
+                  <w:ins w:id="17" w:author="Angga Pratama" w:date="2021-11-08T09:53:00Z">
                     <m:rPr>
                       <m:sty m:val="p"/>
                     </m:rPr>
@@ -11170,187 +9716,7 @@
                 <w:highlight w:val="yellow"/>
                 <w:lang w:val="en-US"/>
               </w:rPr>
-              <w:t xml:space="preserve">Nilai </w:t>
-            </w:r>
-            <w:proofErr w:type="spellStart"/>
-            <w:r>
-              <w:rPr>
-                <w:rFonts w:ascii="Bookman Old Style" w:eastAsia="Gentium Basic" w:hAnsi="Bookman Old Style" w:cs="Gentium Basic"/>
-                <w:highlight w:val="yellow"/>
-                <w:lang w:val="en-US"/>
-              </w:rPr>
-              <w:t>paket</w:t>
-            </w:r>
-            <w:proofErr w:type="spellEnd"/>
-            <w:r>
-              <w:rPr>
-                <w:rFonts w:ascii="Bookman Old Style" w:eastAsia="Gentium Basic" w:hAnsi="Bookman Old Style" w:cs="Gentium Basic"/>
-                <w:highlight w:val="yellow"/>
-                <w:lang w:val="en-US"/>
-              </w:rPr>
-              <w:t xml:space="preserve"> </w:t>
-            </w:r>
-            <w:proofErr w:type="spellStart"/>
-            <w:r>
-              <w:rPr>
-                <w:rFonts w:ascii="Bookman Old Style" w:eastAsia="Gentium Basic" w:hAnsi="Bookman Old Style" w:cs="Gentium Basic"/>
-                <w:highlight w:val="yellow"/>
-                <w:lang w:val="en-US"/>
-              </w:rPr>
-              <w:t>tertinggi</w:t>
-            </w:r>
-            <w:proofErr w:type="spellEnd"/>
-            <w:r>
-              <w:rPr>
-                <w:rFonts w:ascii="Bookman Old Style" w:eastAsia="Gentium Basic" w:hAnsi="Bookman Old Style" w:cs="Gentium Basic"/>
-                <w:highlight w:val="yellow"/>
-                <w:lang w:val="en-US"/>
-              </w:rPr>
-              <w:t xml:space="preserve"> </w:t>
-            </w:r>
-            <w:proofErr w:type="spellStart"/>
-            <w:r>
-              <w:rPr>
-                <w:rFonts w:ascii="Bookman Old Style" w:eastAsia="Gentium Basic" w:hAnsi="Bookman Old Style" w:cs="Gentium Basic"/>
-                <w:highlight w:val="yellow"/>
-                <w:lang w:val="en-US"/>
-              </w:rPr>
-              <w:t>diatara</w:t>
-            </w:r>
-            <w:proofErr w:type="spellEnd"/>
-            <w:r>
-              <w:rPr>
-                <w:rFonts w:ascii="Bookman Old Style" w:eastAsia="Gentium Basic" w:hAnsi="Bookman Old Style" w:cs="Gentium Basic"/>
-                <w:highlight w:val="yellow"/>
-                <w:lang w:val="en-US"/>
-              </w:rPr>
-              <w:t xml:space="preserve"> </w:t>
-            </w:r>
-            <w:proofErr w:type="spellStart"/>
-            <w:r>
-              <w:rPr>
-                <w:rFonts w:ascii="Bookman Old Style" w:eastAsia="Gentium Basic" w:hAnsi="Bookman Old Style" w:cs="Gentium Basic"/>
-                <w:highlight w:val="yellow"/>
-                <w:lang w:val="en-US"/>
-              </w:rPr>
-              <w:t>peserta</w:t>
-            </w:r>
-            <w:proofErr w:type="spellEnd"/>
-            <w:r>
-              <w:rPr>
-                <w:rFonts w:ascii="Bookman Old Style" w:eastAsia="Gentium Basic" w:hAnsi="Bookman Old Style" w:cs="Gentium Basic"/>
-                <w:highlight w:val="yellow"/>
-                <w:lang w:val="en-US"/>
-              </w:rPr>
-              <w:t xml:space="preserve">, </w:t>
-            </w:r>
-            <w:proofErr w:type="spellStart"/>
-            <w:r>
-              <w:rPr>
-                <w:rFonts w:ascii="Bookman Old Style" w:eastAsia="Gentium Basic" w:hAnsi="Bookman Old Style" w:cs="Gentium Basic"/>
-                <w:highlight w:val="yellow"/>
-                <w:lang w:val="en-US"/>
-              </w:rPr>
-              <w:t>dijadikan</w:t>
-            </w:r>
-            <w:proofErr w:type="spellEnd"/>
-            <w:r>
-              <w:rPr>
-                <w:rFonts w:ascii="Bookman Old Style" w:eastAsia="Gentium Basic" w:hAnsi="Bookman Old Style" w:cs="Gentium Basic"/>
-                <w:highlight w:val="yellow"/>
-                <w:lang w:val="en-US"/>
-              </w:rPr>
-              <w:t xml:space="preserve"> </w:t>
-            </w:r>
-            <w:proofErr w:type="spellStart"/>
-            <w:r>
-              <w:rPr>
-                <w:rFonts w:ascii="Bookman Old Style" w:eastAsia="Gentium Basic" w:hAnsi="Bookman Old Style" w:cs="Gentium Basic"/>
-                <w:highlight w:val="yellow"/>
-                <w:lang w:val="en-US"/>
-              </w:rPr>
-              <w:t>pembanding</w:t>
-            </w:r>
-            <w:proofErr w:type="spellEnd"/>
-            <w:r>
-              <w:rPr>
-                <w:rFonts w:ascii="Bookman Old Style" w:eastAsia="Gentium Basic" w:hAnsi="Bookman Old Style" w:cs="Gentium Basic"/>
-                <w:highlight w:val="yellow"/>
-                <w:lang w:val="en-US"/>
-              </w:rPr>
-              <w:t xml:space="preserve"> </w:t>
-            </w:r>
-            <w:proofErr w:type="spellStart"/>
-            <w:r>
-              <w:rPr>
-                <w:rFonts w:ascii="Bookman Old Style" w:eastAsia="Gentium Basic" w:hAnsi="Bookman Old Style" w:cs="Gentium Basic"/>
-                <w:highlight w:val="yellow"/>
-                <w:lang w:val="en-US"/>
-              </w:rPr>
-              <w:t>untuk</w:t>
-            </w:r>
-            <w:proofErr w:type="spellEnd"/>
-            <w:r>
-              <w:rPr>
-                <w:rFonts w:ascii="Bookman Old Style" w:eastAsia="Gentium Basic" w:hAnsi="Bookman Old Style" w:cs="Gentium Basic"/>
-                <w:highlight w:val="yellow"/>
-                <w:lang w:val="en-US"/>
-              </w:rPr>
-              <w:t xml:space="preserve"> </w:t>
-            </w:r>
-            <w:proofErr w:type="spellStart"/>
-            <w:r>
-              <w:rPr>
-                <w:rFonts w:ascii="Bookman Old Style" w:eastAsia="Gentium Basic" w:hAnsi="Bookman Old Style" w:cs="Gentium Basic"/>
-                <w:highlight w:val="yellow"/>
-                <w:lang w:val="en-US"/>
-              </w:rPr>
-              <w:t>mendapatkan</w:t>
-            </w:r>
-            <w:proofErr w:type="spellEnd"/>
-            <w:r>
-              <w:rPr>
-                <w:rFonts w:ascii="Bookman Old Style" w:eastAsia="Gentium Basic" w:hAnsi="Bookman Old Style" w:cs="Gentium Basic"/>
-                <w:highlight w:val="yellow"/>
-                <w:lang w:val="en-US"/>
-              </w:rPr>
-              <w:t xml:space="preserve"> </w:t>
-            </w:r>
-            <w:proofErr w:type="spellStart"/>
-            <w:r>
-              <w:rPr>
-                <w:rFonts w:ascii="Bookman Old Style" w:eastAsia="Gentium Basic" w:hAnsi="Bookman Old Style" w:cs="Gentium Basic"/>
-                <w:highlight w:val="yellow"/>
-                <w:lang w:val="en-US"/>
-              </w:rPr>
-              <w:t>nilai</w:t>
-            </w:r>
-            <w:proofErr w:type="spellEnd"/>
-            <w:r>
-              <w:rPr>
-                <w:rFonts w:ascii="Bookman Old Style" w:eastAsia="Gentium Basic" w:hAnsi="Bookman Old Style" w:cs="Gentium Basic"/>
-                <w:highlight w:val="yellow"/>
-                <w:lang w:val="en-US"/>
-              </w:rPr>
-              <w:t xml:space="preserve"> </w:t>
-            </w:r>
-            <w:proofErr w:type="spellStart"/>
-            <w:r>
-              <w:rPr>
-                <w:rFonts w:ascii="Bookman Old Style" w:eastAsia="Gentium Basic" w:hAnsi="Bookman Old Style" w:cs="Gentium Basic"/>
-                <w:highlight w:val="yellow"/>
-                <w:lang w:val="en-US"/>
-              </w:rPr>
-              <w:t>peserta</w:t>
-            </w:r>
-            <w:proofErr w:type="spellEnd"/>
-            <w:r>
-              <w:rPr>
-                <w:rFonts w:ascii="Bookman Old Style" w:eastAsia="Gentium Basic" w:hAnsi="Bookman Old Style" w:cs="Gentium Basic"/>
-                <w:highlight w:val="yellow"/>
-                <w:lang w:val="en-US"/>
-              </w:rPr>
-              <w:t xml:space="preserve"> X</w:t>
+              <w:t>Nilai paket tertinggi diatara peserta, dijadikan pembanding untuk mendapatkan nilai peserta X</w:t>
             </w:r>
           </w:p>
           <w:p>
@@ -11383,7 +9749,7 @@
                 <w:position w:val="-4"/>
                 <w:highlight w:val="yellow"/>
               </w:rPr>
-              <w:pict w14:anchorId="34A3F459">
+              <w:pict w14:anchorId="10A9AAF0">
                 <v:shapetype id="_x0000_t75" coordsize="21600,21600" o:spt="75" o:preferrelative="t" path="m@4@5l@4@11@9@11@9@5xe" filled="f" stroked="f">
                   <v:stroke joinstyle="miter"/>
                   <v:formulas>
@@ -11403,7 +9769,7 @@
                   <v:path o:extrusionok="f" gradientshapeok="t" o:connecttype="rect"/>
                   <o:lock v:ext="edit" aspectratio="t"/>
                 </v:shapetype>
-                <v:shape id="_x0000_i1025" type="#_x0000_t75" alt="" style="width:414pt;height:10.5pt;mso-width-percent:0;mso-height-percent:0;mso-width-percent:0;mso-height-percent:0" equationxml="&lt;">
+                <v:shape id="_x0000_i1026" type="#_x0000_t75" alt="" style="width:414pt;height:10.6pt;mso-width-percent:0;mso-height-percent:0;mso-width-percent:0;mso-height-percent:0" equationxml="&lt;">
                   <v:imagedata r:id="rId17" o:title="" chromakey="white"/>
                 </v:shape>
               </w:pict>
@@ -11450,8 +9816,8 @@
                 <w:position w:val="-4"/>
                 <w:highlight w:val="yellow"/>
               </w:rPr>
-              <w:pict w14:anchorId="10E1BF0B">
-                <v:shape id="_x0000_i1026" type="#_x0000_t75" alt="" style="width:414pt;height:10.5pt;mso-width-percent:0;mso-height-percent:0;mso-width-percent:0;mso-height-percent:0" equationxml="&lt;">
+              <w:pict w14:anchorId="2D878A09">
+                <v:shape id="_x0000_i1025" type="#_x0000_t75" alt="" style="width:414pt;height:10.6pt;mso-width-percent:0;mso-height-percent:0;mso-width-percent:0;mso-height-percent:0" equationxml="&lt;">
                   <v:imagedata r:id="rId18" o:title="" chromakey="white"/>
                 </v:shape>
               </w:pict>
@@ -12179,7 +10545,6 @@
                 <w:lang w:val="en-US"/>
               </w:rPr>
             </w:pPr>
-            <w:proofErr w:type="spellStart"/>
             <w:r>
               <w:rPr>
                 <w:rFonts w:ascii="Bookman Old Style" w:eastAsia="Gentium Basic" w:hAnsi="Bookman Old Style"/>
@@ -12189,43 +10554,7 @@
                 <w:highlight w:val="yellow"/>
                 <w:lang w:val="en-US"/>
               </w:rPr>
-              <w:t>Dukungan</w:t>
-            </w:r>
-            <w:proofErr w:type="spellEnd"/>
-            <w:r>
-              <w:rPr>
-                <w:rFonts w:ascii="Bookman Old Style" w:eastAsia="Gentium Basic" w:hAnsi="Bookman Old Style"/>
-                <w:b/>
-                <w:bCs/>
-                <w:i/>
-                <w:highlight w:val="yellow"/>
-                <w:lang w:val="en-US"/>
-              </w:rPr>
-              <w:t xml:space="preserve"> Teknis dan </w:t>
-            </w:r>
-            <w:proofErr w:type="spellStart"/>
-            <w:r>
-              <w:rPr>
-                <w:rFonts w:ascii="Bookman Old Style" w:eastAsia="Gentium Basic" w:hAnsi="Bookman Old Style"/>
-                <w:b/>
-                <w:bCs/>
-                <w:i/>
-                <w:highlight w:val="yellow"/>
-                <w:lang w:val="en-US"/>
-              </w:rPr>
-              <w:t>Manajemen</w:t>
-            </w:r>
-            <w:proofErr w:type="spellEnd"/>
-            <w:r>
-              <w:rPr>
-                <w:rFonts w:ascii="Bookman Old Style" w:eastAsia="Gentium Basic" w:hAnsi="Bookman Old Style"/>
-                <w:b/>
-                <w:bCs/>
-                <w:i/>
-                <w:highlight w:val="yellow"/>
-                <w:lang w:val="en-US"/>
-              </w:rPr>
-              <w:t>;</w:t>
+              <w:t>Dukungan Teknis dan Manajemen;</w:t>
             </w:r>
           </w:p>
           <w:p>
@@ -12249,7 +10578,6 @@
                 <w:lang w:val="en-US"/>
               </w:rPr>
             </w:pPr>
-            <w:proofErr w:type="spellStart"/>
             <w:r>
               <w:rPr>
                 <w:rFonts w:ascii="Bookman Old Style" w:eastAsia="Gentium Basic" w:hAnsi="Bookman Old Style"/>
@@ -12259,43 +10587,7 @@
                 <w:highlight w:val="yellow"/>
                 <w:lang w:val="en-US"/>
               </w:rPr>
-              <w:t>Pelaporan</w:t>
-            </w:r>
-            <w:proofErr w:type="spellEnd"/>
-            <w:r>
-              <w:rPr>
-                <w:rFonts w:ascii="Bookman Old Style" w:eastAsia="Gentium Basic" w:hAnsi="Bookman Old Style"/>
-                <w:b/>
-                <w:bCs/>
-                <w:i/>
-                <w:highlight w:val="yellow"/>
-                <w:lang w:val="en-US"/>
-              </w:rPr>
-              <w:t xml:space="preserve"> dan </w:t>
-            </w:r>
-            <w:proofErr w:type="spellStart"/>
-            <w:r>
-              <w:rPr>
-                <w:rFonts w:ascii="Bookman Old Style" w:eastAsia="Gentium Basic" w:hAnsi="Bookman Old Style"/>
-                <w:b/>
-                <w:bCs/>
-                <w:i/>
-                <w:highlight w:val="yellow"/>
-                <w:lang w:val="en-US"/>
-              </w:rPr>
-              <w:t>Dokumentasi</w:t>
-            </w:r>
-            <w:proofErr w:type="spellEnd"/>
-            <w:r>
-              <w:rPr>
-                <w:rFonts w:ascii="Bookman Old Style" w:eastAsia="Gentium Basic" w:hAnsi="Bookman Old Style"/>
-                <w:b/>
-                <w:bCs/>
-                <w:i/>
-                <w:highlight w:val="yellow"/>
-                <w:lang w:val="en-US"/>
-              </w:rPr>
-              <w:t>;</w:t>
+              <w:t>Pelaporan dan Dokumentasi;</w:t>
             </w:r>
           </w:p>
           <w:p>
@@ -12319,7 +10611,6 @@
                 <w:lang w:val="en-US"/>
               </w:rPr>
             </w:pPr>
-            <w:proofErr w:type="spellStart"/>
             <w:r>
               <w:rPr>
                 <w:rFonts w:ascii="Bookman Old Style" w:eastAsia="Gentium Basic" w:hAnsi="Bookman Old Style"/>
@@ -12329,33 +10620,8 @@
                 <w:highlight w:val="yellow"/>
                 <w:lang w:val="en-US"/>
               </w:rPr>
-              <w:t>Personel</w:t>
-            </w:r>
-            <w:proofErr w:type="spellEnd"/>
-            <w:r>
-              <w:rPr>
-                <w:rFonts w:ascii="Bookman Old Style" w:eastAsia="Gentium Basic" w:hAnsi="Bookman Old Style"/>
-                <w:b/>
-                <w:bCs/>
-                <w:i/>
-                <w:highlight w:val="yellow"/>
-                <w:lang w:val="en-US"/>
-              </w:rPr>
-              <w:t>/</w:t>
-            </w:r>
-            <w:proofErr w:type="spellStart"/>
-            <w:r>
-              <w:rPr>
-                <w:rFonts w:ascii="Bookman Old Style" w:eastAsia="Gentium Basic" w:hAnsi="Bookman Old Style"/>
-                <w:b/>
-                <w:bCs/>
-                <w:i/>
-                <w:highlight w:val="yellow"/>
-                <w:lang w:val="en-US"/>
-              </w:rPr>
-              <w:t>Ketenagaan</w:t>
-            </w:r>
-            <w:proofErr w:type="spellEnd"/>
+              <w:t>Personel/Ketenagaan</w:t>
+            </w:r>
           </w:p>
           <w:p>
             <w:pPr>
@@ -12413,7 +10679,6 @@
               </w:rPr>
               <w:t>0 (</w:t>
             </w:r>
-            <w:proofErr w:type="spellStart"/>
             <w:r>
               <w:rPr>
                 <w:rFonts w:ascii="Bookman Old Style" w:eastAsia="Gentium Basic" w:hAnsi="Bookman Old Style" w:cs="Gentium Basic"/>
@@ -12422,18 +10687,7 @@
                 <w:highlight w:val="yellow"/>
                 <w:lang w:val="en-US"/>
               </w:rPr>
-              <w:t>enam</w:t>
-            </w:r>
-            <w:proofErr w:type="spellEnd"/>
-            <w:r>
-              <w:rPr>
-                <w:rFonts w:ascii="Bookman Old Style" w:eastAsia="Gentium Basic" w:hAnsi="Bookman Old Style" w:cs="Gentium Basic"/>
-                <w:b/>
-                <w:bCs/>
-                <w:highlight w:val="yellow"/>
-                <w:lang w:val="en-US"/>
-              </w:rPr>
-              <w:t xml:space="preserve"> </w:t>
+              <w:t xml:space="preserve">enam </w:t>
             </w:r>
             <w:r>
               <w:rPr>
@@ -18672,7 +16926,6 @@
               </w:rPr>
               <w:t xml:space="preserve">memiliki ≥ </w:t>
             </w:r>
-            <w:proofErr w:type="spellStart"/>
             <w:r>
               <w:rPr>
                 <w:rFonts w:ascii="Bookman Old Style" w:eastAsia="Nova Mono" w:hAnsi="Bookman Old Style" w:cs="Nova Mono"/>
@@ -18681,40 +16934,7 @@
                 <w:highlight w:val="yellow"/>
                 <w:lang w:val="en-US"/>
               </w:rPr>
-              <w:t>dari</w:t>
-            </w:r>
-            <w:proofErr w:type="spellEnd"/>
-            <w:r>
-              <w:rPr>
-                <w:rFonts w:ascii="Bookman Old Style" w:eastAsia="Nova Mono" w:hAnsi="Bookman Old Style" w:cs="Nova Mono"/>
-                <w:b/>
-                <w:bCs/>
-                <w:highlight w:val="yellow"/>
-                <w:lang w:val="en-US"/>
-              </w:rPr>
-              <w:t xml:space="preserve"> </w:t>
-            </w:r>
-            <w:proofErr w:type="spellStart"/>
-            <w:r>
-              <w:rPr>
-                <w:rFonts w:ascii="Bookman Old Style" w:eastAsia="Nova Mono" w:hAnsi="Bookman Old Style" w:cs="Nova Mono"/>
-                <w:b/>
-                <w:bCs/>
-                <w:highlight w:val="yellow"/>
-                <w:lang w:val="en-US"/>
-              </w:rPr>
-              <w:t>syarat</w:t>
-            </w:r>
-            <w:proofErr w:type="spellEnd"/>
-            <w:r>
-              <w:rPr>
-                <w:rFonts w:ascii="Bookman Old Style" w:eastAsia="Nova Mono" w:hAnsi="Bookman Old Style" w:cs="Nova Mono"/>
-                <w:b/>
-                <w:bCs/>
-                <w:highlight w:val="yellow"/>
-                <w:lang w:val="en-US"/>
-              </w:rPr>
-              <w:t xml:space="preserve"> KAK</w:t>
+              <w:t>dari syarat KAK</w:t>
             </w:r>
             <w:r>
               <w:rPr>
@@ -18797,7 +17017,7 @@
             <m:oMathPara>
               <m:oMath>
                 <m:r>
-                  <w:ins w:id="12" w:author="Angga Pratama" w:date="2021-11-11T02:42:00Z">
+                  <w:ins w:id="18" w:author="Angga Pratama" w:date="2021-11-11T02:42:00Z">
                     <w:rPr>
                       <w:rFonts w:ascii="Cambria Math" w:eastAsia="Gentium Basic" w:hAnsi="Cambria Math" w:cs="Gentium Basic"/>
                       <w:color w:val="000000"/>
@@ -18809,7 +17029,7 @@
                 <m:f>
                   <m:fPr>
                     <m:ctrlPr>
-                      <w:ins w:id="13" w:author="Angga Pratama" w:date="2021-11-11T02:42:00Z">
+                      <w:ins w:id="19" w:author="Angga Pratama" w:date="2021-11-11T02:42:00Z">
                         <w:rPr>
                           <w:rFonts w:ascii="Cambria Math" w:eastAsia="Gentium Basic" w:hAnsi="Cambria Math" w:cs="Gentium Basic"/>
                           <w:i/>
@@ -18821,7 +17041,7 @@
                   </m:fPr>
                   <m:num>
                     <m:r>
-                      <w:ins w:id="14" w:author="Angga Pratama" w:date="2021-11-11T02:42:00Z">
+                      <w:ins w:id="20" w:author="Angga Pratama" w:date="2021-11-11T02:42:00Z">
                         <w:rPr>
                           <w:rFonts w:ascii="Cambria Math" w:eastAsia="Gentium Basic" w:hAnsi="Cambria Math" w:cs="Gentium Basic"/>
                           <w:color w:val="000000"/>
@@ -18833,7 +17053,7 @@
                   </m:num>
                   <m:den>
                     <m:r>
-                      <w:ins w:id="15" w:author="Angga Pratama" w:date="2021-11-11T02:42:00Z">
+                      <w:ins w:id="21" w:author="Angga Pratama" w:date="2021-11-11T02:42:00Z">
                         <w:rPr>
                           <w:rFonts w:ascii="Cambria Math" w:eastAsia="Gentium Basic" w:hAnsi="Cambria Math" w:cs="Gentium Basic"/>
                           <w:color w:val="000000"/>
@@ -18845,7 +17065,7 @@
                   </m:den>
                 </m:f>
                 <m:r>
-                  <w:ins w:id="16" w:author="Angga Pratama" w:date="2021-11-11T02:42:00Z">
+                  <w:ins w:id="22" w:author="Angga Pratama" w:date="2021-11-11T02:42:00Z">
                     <w:rPr>
                       <w:rFonts w:ascii="Cambria Math" w:eastAsia="Gentium Basic" w:hAnsi="Cambria Math" w:cs="Gentium Basic"/>
                       <w:color w:val="000000"/>
@@ -20552,54 +18772,8 @@
                 <w:highlight w:val="yellow"/>
                 <w:lang w:val="en-US"/>
               </w:rPr>
-              <w:t xml:space="preserve"> </w:t>
-            </w:r>
-            <w:proofErr w:type="spellStart"/>
-            <w:r>
-              <w:rPr>
-                <w:rFonts w:ascii="Bookman Old Style" w:eastAsia="Gentium Basic" w:hAnsi="Bookman Old Style" w:cs="Gentium Basic"/>
-                <w:highlight w:val="yellow"/>
-                <w:lang w:val="en-US"/>
-              </w:rPr>
-              <w:t>atau</w:t>
-            </w:r>
-            <w:proofErr w:type="spellEnd"/>
-            <w:r>
-              <w:rPr>
-                <w:rFonts w:ascii="Bookman Old Style" w:eastAsia="Gentium Basic" w:hAnsi="Bookman Old Style" w:cs="Gentium Basic"/>
-                <w:highlight w:val="yellow"/>
-                <w:lang w:val="en-US"/>
-              </w:rPr>
-              <w:t xml:space="preserve"> </w:t>
-            </w:r>
-            <w:proofErr w:type="spellStart"/>
-            <w:r>
-              <w:rPr>
-                <w:rFonts w:ascii="Bookman Old Style" w:eastAsia="Gentium Basic" w:hAnsi="Bookman Old Style" w:cs="Gentium Basic"/>
-                <w:highlight w:val="yellow"/>
-                <w:lang w:val="en-US"/>
-              </w:rPr>
-              <w:t>sama</w:t>
-            </w:r>
-            <w:proofErr w:type="spellEnd"/>
-            <w:r>
-              <w:rPr>
-                <w:rFonts w:ascii="Bookman Old Style" w:eastAsia="Gentium Basic" w:hAnsi="Bookman Old Style" w:cs="Gentium Basic"/>
-                <w:highlight w:val="yellow"/>
-                <w:lang w:val="en-US"/>
-              </w:rPr>
-              <w:t xml:space="preserve"> </w:t>
-            </w:r>
-            <w:proofErr w:type="spellStart"/>
-            <w:r>
-              <w:rPr>
-                <w:rFonts w:ascii="Bookman Old Style" w:eastAsia="Gentium Basic" w:hAnsi="Bookman Old Style" w:cs="Gentium Basic"/>
-                <w:highlight w:val="yellow"/>
-                <w:lang w:val="en-US"/>
-              </w:rPr>
-              <w:t>dengan</w:t>
-            </w:r>
-            <w:proofErr w:type="spellEnd"/>
+              <w:t xml:space="preserve"> atau sama dengan</w:t>
+            </w:r>
             <w:r>
               <w:rPr>
                 <w:rFonts w:ascii="Bookman Old Style" w:eastAsia="Gentium Basic" w:hAnsi="Bookman Old Style" w:cs="Gentium Basic"/>
@@ -20745,7 +18919,6 @@
                 <w:lang w:val="en-US"/>
               </w:rPr>
             </w:pPr>
-            <w:proofErr w:type="spellStart"/>
             <w:r>
               <w:rPr>
                 <w:rFonts w:ascii="Bookman Old Style" w:hAnsi="Bookman Old Style" w:cs="Arial"/>
@@ -20754,53 +18927,8 @@
                 <w:highlight w:val="yellow"/>
                 <w:lang w:val="en-US"/>
               </w:rPr>
-              <w:t>Bentuk</w:t>
-            </w:r>
-            <w:proofErr w:type="spellEnd"/>
-            <w:r>
-              <w:rPr>
-                <w:rFonts w:ascii="Bookman Old Style" w:hAnsi="Bookman Old Style" w:cs="Arial"/>
-                <w:b/>
-                <w:bCs/>
-                <w:highlight w:val="yellow"/>
-                <w:lang w:val="en-US"/>
-              </w:rPr>
-              <w:t xml:space="preserve"> </w:t>
-            </w:r>
-            <w:proofErr w:type="spellStart"/>
-            <w:r>
-              <w:rPr>
-                <w:rFonts w:ascii="Bookman Old Style" w:hAnsi="Bookman Old Style" w:cs="Arial"/>
-                <w:b/>
-                <w:bCs/>
-                <w:highlight w:val="yellow"/>
-                <w:lang w:val="en-US"/>
-              </w:rPr>
-              <w:t>Dokumen</w:t>
-            </w:r>
-            <w:proofErr w:type="spellEnd"/>
-            <w:r>
-              <w:rPr>
-                <w:rFonts w:ascii="Bookman Old Style" w:hAnsi="Bookman Old Style" w:cs="Arial"/>
-                <w:b/>
-                <w:bCs/>
-                <w:highlight w:val="yellow"/>
-                <w:lang w:val="en-US"/>
-              </w:rPr>
-              <w:t xml:space="preserve"> </w:t>
-            </w:r>
-            <w:proofErr w:type="spellStart"/>
-            <w:r>
-              <w:rPr>
-                <w:rFonts w:ascii="Bookman Old Style" w:hAnsi="Bookman Old Style" w:cs="Arial"/>
-                <w:b/>
-                <w:bCs/>
-                <w:highlight w:val="yellow"/>
-                <w:lang w:val="en-US"/>
-              </w:rPr>
-              <w:t>Penawaran</w:t>
-            </w:r>
-            <w:proofErr w:type="spellEnd"/>
+              <w:t>Bentuk Dokumen Penawaran</w:t>
+            </w:r>
           </w:p>
         </w:tc>
         <w:tc>
@@ -20941,7 +19069,6 @@
                 <w:lang w:val="en-US"/>
               </w:rPr>
             </w:pPr>
-            <w:proofErr w:type="spellStart"/>
             <w:r>
               <w:rPr>
                 <w:rFonts w:ascii="Bookman Old Style" w:hAnsi="Bookman Old Style" w:cs="Arial"/>
@@ -20950,31 +19077,8 @@
                 <w:highlight w:val="yellow"/>
                 <w:lang w:val="en-US"/>
               </w:rPr>
-              <w:t>Rancangan</w:t>
-            </w:r>
-            <w:proofErr w:type="spellEnd"/>
-            <w:r>
-              <w:rPr>
-                <w:rFonts w:ascii="Bookman Old Style" w:hAnsi="Bookman Old Style" w:cs="Arial"/>
-                <w:b/>
-                <w:bCs/>
-                <w:highlight w:val="yellow"/>
-                <w:lang w:val="en-US"/>
-              </w:rPr>
-              <w:t xml:space="preserve"> </w:t>
-            </w:r>
-            <w:proofErr w:type="spellStart"/>
-            <w:r>
-              <w:rPr>
-                <w:rFonts w:ascii="Bookman Old Style" w:hAnsi="Bookman Old Style" w:cs="Arial"/>
-                <w:b/>
-                <w:bCs/>
-                <w:highlight w:val="yellow"/>
-                <w:lang w:val="en-US"/>
-              </w:rPr>
-              <w:t>Kontrak</w:t>
-            </w:r>
-            <w:proofErr w:type="spellEnd"/>
+              <w:t>Rancangan Kontrak</w:t>
+            </w:r>
           </w:p>
         </w:tc>
         <w:tc>
@@ -21115,7 +19219,6 @@
                 <w:lang w:val="en-US"/>
               </w:rPr>
             </w:pPr>
-            <w:proofErr w:type="spellStart"/>
             <w:r>
               <w:rPr>
                 <w:rFonts w:ascii="Bookman Old Style" w:hAnsi="Bookman Old Style" w:cs="Arial"/>
@@ -21124,31 +19227,8 @@
                 <w:highlight w:val="yellow"/>
                 <w:lang w:val="en-US"/>
               </w:rPr>
-              <w:t>Syarat-syarat</w:t>
-            </w:r>
-            <w:proofErr w:type="spellEnd"/>
-            <w:r>
-              <w:rPr>
-                <w:rFonts w:ascii="Bookman Old Style" w:hAnsi="Bookman Old Style" w:cs="Arial"/>
-                <w:b/>
-                <w:bCs/>
-                <w:highlight w:val="yellow"/>
-                <w:lang w:val="en-US"/>
-              </w:rPr>
-              <w:t xml:space="preserve"> Umum </w:t>
-            </w:r>
-            <w:proofErr w:type="spellStart"/>
-            <w:r>
-              <w:rPr>
-                <w:rFonts w:ascii="Bookman Old Style" w:hAnsi="Bookman Old Style" w:cs="Arial"/>
-                <w:b/>
-                <w:bCs/>
-                <w:highlight w:val="yellow"/>
-                <w:lang w:val="en-US"/>
-              </w:rPr>
-              <w:t>Kontrak</w:t>
-            </w:r>
-            <w:proofErr w:type="spellEnd"/>
+              <w:t>Syarat-syarat Umum Kontrak</w:t>
+            </w:r>
           </w:p>
         </w:tc>
         <w:tc>
@@ -21289,7 +19369,6 @@
                 <w:lang w:val="en-US"/>
               </w:rPr>
             </w:pPr>
-            <w:proofErr w:type="spellStart"/>
             <w:r>
               <w:rPr>
                 <w:rFonts w:ascii="Bookman Old Style" w:hAnsi="Bookman Old Style" w:cs="Arial"/>
@@ -21298,53 +19377,8 @@
                 <w:highlight w:val="yellow"/>
                 <w:lang w:val="en-US"/>
               </w:rPr>
-              <w:t>Syarat-syarat</w:t>
-            </w:r>
-            <w:proofErr w:type="spellEnd"/>
-            <w:r>
-              <w:rPr>
-                <w:rFonts w:ascii="Bookman Old Style" w:hAnsi="Bookman Old Style" w:cs="Arial"/>
-                <w:b/>
-                <w:bCs/>
-                <w:highlight w:val="yellow"/>
-                <w:lang w:val="en-US"/>
-              </w:rPr>
-              <w:t xml:space="preserve"> </w:t>
-            </w:r>
-            <w:proofErr w:type="spellStart"/>
-            <w:r>
-              <w:rPr>
-                <w:rFonts w:ascii="Bookman Old Style" w:hAnsi="Bookman Old Style" w:cs="Arial"/>
-                <w:b/>
-                <w:bCs/>
-                <w:highlight w:val="yellow"/>
-                <w:lang w:val="en-US"/>
-              </w:rPr>
-              <w:t>Khusus</w:t>
-            </w:r>
-            <w:proofErr w:type="spellEnd"/>
-            <w:r>
-              <w:rPr>
-                <w:rFonts w:ascii="Bookman Old Style" w:hAnsi="Bookman Old Style" w:cs="Arial"/>
-                <w:b/>
-                <w:bCs/>
-                <w:highlight w:val="yellow"/>
-                <w:lang w:val="en-US"/>
-              </w:rPr>
-              <w:t xml:space="preserve"> </w:t>
-            </w:r>
-            <w:proofErr w:type="spellStart"/>
-            <w:r>
-              <w:rPr>
-                <w:rFonts w:ascii="Bookman Old Style" w:hAnsi="Bookman Old Style" w:cs="Arial"/>
-                <w:b/>
-                <w:bCs/>
-                <w:highlight w:val="yellow"/>
-                <w:lang w:val="en-US"/>
-              </w:rPr>
-              <w:t>Kontrak</w:t>
-            </w:r>
-            <w:proofErr w:type="spellEnd"/>
+              <w:t>Syarat-syarat Khusus Kontrak</w:t>
+            </w:r>
           </w:p>
         </w:tc>
         <w:tc>
@@ -21485,7 +19519,6 @@
                 <w:lang w:val="en-US"/>
               </w:rPr>
             </w:pPr>
-            <w:proofErr w:type="spellStart"/>
             <w:r>
               <w:rPr>
                 <w:rFonts w:ascii="Bookman Old Style" w:hAnsi="Bookman Old Style" w:cs="Arial"/>
@@ -21494,40 +19527,7 @@
                 <w:highlight w:val="yellow"/>
                 <w:lang w:val="en-US"/>
               </w:rPr>
-              <w:t>Bentuk</w:t>
-            </w:r>
-            <w:proofErr w:type="spellEnd"/>
-            <w:r>
-              <w:rPr>
-                <w:rFonts w:ascii="Bookman Old Style" w:hAnsi="Bookman Old Style" w:cs="Arial"/>
-                <w:b/>
-                <w:bCs/>
-                <w:highlight w:val="yellow"/>
-                <w:lang w:val="en-US"/>
-              </w:rPr>
-              <w:t xml:space="preserve"> </w:t>
-            </w:r>
-            <w:proofErr w:type="spellStart"/>
-            <w:r>
-              <w:rPr>
-                <w:rFonts w:ascii="Bookman Old Style" w:hAnsi="Bookman Old Style" w:cs="Arial"/>
-                <w:b/>
-                <w:bCs/>
-                <w:highlight w:val="yellow"/>
-                <w:lang w:val="en-US"/>
-              </w:rPr>
-              <w:t>Dokumen</w:t>
-            </w:r>
-            <w:proofErr w:type="spellEnd"/>
-            <w:r>
-              <w:rPr>
-                <w:rFonts w:ascii="Bookman Old Style" w:hAnsi="Bookman Old Style" w:cs="Arial"/>
-                <w:b/>
-                <w:bCs/>
-                <w:highlight w:val="yellow"/>
-                <w:lang w:val="en-US"/>
-              </w:rPr>
-              <w:t xml:space="preserve"> Lain</w:t>
+              <w:t>Bentuk Dokumen Lain</w:t>
             </w:r>
           </w:p>
         </w:tc>
@@ -21669,7 +19669,6 @@
                 <w:lang w:val="en-US"/>
               </w:rPr>
             </w:pPr>
-            <w:proofErr w:type="spellStart"/>
             <w:r>
               <w:rPr>
                 <w:rFonts w:ascii="Bookman Old Style" w:hAnsi="Bookman Old Style" w:cs="Arial"/>
@@ -21678,18 +19677,7 @@
                 <w:highlight w:val="yellow"/>
                 <w:lang w:val="en-US"/>
               </w:rPr>
-              <w:t>Ketentuan</w:t>
-            </w:r>
-            <w:proofErr w:type="spellEnd"/>
-            <w:r>
-              <w:rPr>
-                <w:rFonts w:ascii="Bookman Old Style" w:hAnsi="Bookman Old Style" w:cs="Arial"/>
-                <w:b/>
-                <w:bCs/>
-                <w:highlight w:val="yellow"/>
-                <w:lang w:val="en-US"/>
-              </w:rPr>
-              <w:t xml:space="preserve"> Lain-lain</w:t>
+              <w:t>Ketentuan Lain-lain</w:t>
             </w:r>
           </w:p>
         </w:tc>
@@ -23745,29 +21733,7 @@
                 <w:szCs w:val="22"/>
                 <w:lang w:val="en-US"/>
               </w:rPr>
-              <w:t>{</w:t>
-            </w:r>
-            <w:proofErr w:type="spellStart"/>
-            <w:r>
-              <w:rPr>
-                <w:rFonts w:ascii="Arial" w:eastAsia="Arial" w:hAnsi="Arial" w:cs="Arial"/>
-                <w:spacing w:val="-2"/>
-                <w:sz w:val="22"/>
-                <w:szCs w:val="22"/>
-                <w:lang w:val="en-US"/>
-              </w:rPr>
-              <w:t>nama_ppk</w:t>
-            </w:r>
-            <w:proofErr w:type="spellEnd"/>
-            <w:r>
-              <w:rPr>
-                <w:rFonts w:ascii="Arial" w:eastAsia="Arial" w:hAnsi="Arial" w:cs="Arial"/>
-                <w:spacing w:val="-2"/>
-                <w:sz w:val="22"/>
-                <w:szCs w:val="22"/>
-                <w:lang w:val="en-US"/>
-              </w:rPr>
-              <w:t>}</w:t>
+              <w:t>{nama_ppk}</w:t>
             </w:r>
           </w:p>
         </w:tc>
@@ -23798,27 +21764,7 @@
                 <w:szCs w:val="22"/>
                 <w:lang w:val="en-US"/>
               </w:rPr>
-              <w:t>{</w:t>
-            </w:r>
-            <w:proofErr w:type="spellStart"/>
-            <w:r>
-              <w:rPr>
-                <w:rFonts w:ascii="Arial" w:hAnsi="Arial" w:cs="Arial"/>
-                <w:sz w:val="22"/>
-                <w:szCs w:val="22"/>
-                <w:lang w:val="en-US"/>
-              </w:rPr>
-              <w:t>ppk</w:t>
-            </w:r>
-            <w:proofErr w:type="spellEnd"/>
-            <w:r>
-              <w:rPr>
-                <w:rFonts w:ascii="Arial" w:hAnsi="Arial" w:cs="Arial"/>
-                <w:sz w:val="22"/>
-                <w:szCs w:val="22"/>
-                <w:lang w:val="en-US"/>
-              </w:rPr>
-              <w:t>}</w:t>
+              <w:t>{ppk}</w:t>
             </w:r>
           </w:p>
         </w:tc>
@@ -23869,7 +21815,7 @@
 </file>
 
 <file path=word/endnotes.xml><?xml version="1.0" encoding="utf-8"?>
-<w:endnotes xmlns:wpc="http://schemas.microsoft.com/office/word/2010/wordprocessingCanvas" xmlns:cx="http://schemas.microsoft.com/office/drawing/2014/chartex" xmlns:cx1="http://schemas.microsoft.com/office/drawing/2015/9/8/chartex" xmlns:cx2="http://schemas.microsoft.com/office/drawing/2015/10/21/chartex" xmlns:cx3="http://schemas.microsoft.com/office/drawing/2016/5/9/chartex" xmlns:cx4="http://schemas.microsoft.com/office/drawing/2016/5/10/chartex" xmlns:cx5="http://schemas.microsoft.com/office/drawing/2016/5/11/chartex" xmlns:cx6="http://schemas.microsoft.com/office/drawing/2016/5/12/chartex" xmlns:cx7="http://schemas.microsoft.com/office/drawing/2016/5/13/chartex" xmlns:cx8="http://schemas.microsoft.com/office/drawing/2016/5/14/chartex" xmlns:mc="http://schemas.openxmlformats.org/markup-compatibility/2006" xmlns:aink="http://schemas.microsoft.com/office/drawing/2016/ink" xmlns:am3d="http://schemas.microsoft.com/office/drawing/2017/model3d" xmlns:o="urn:schemas-microsoft-com:office:office" xmlns:r="http://schemas.openxmlformats.org/officeDocument/2006/relationships" xmlns:m="http://schemas.openxmlformats.org/officeDocument/2006/math" xmlns:v="urn:schemas-microsoft-com:vml" xmlns:wp14="http://schemas.microsoft.com/office/word/2010/wordprocessingDrawing" xmlns:wp="http://schemas.openxmlformats.org/drawingml/2006/wordprocessingDrawing" xmlns:w10="urn:schemas-microsoft-com:office:word" xmlns:w="http://schemas.openxmlformats.org/wordprocessingml/2006/main" xmlns:w14="http://schemas.microsoft.com/office/word/2010/wordml" xmlns:w15="http://schemas.microsoft.com/office/word/2012/wordml" xmlns:w16cex="http://schemas.microsoft.com/office/word/2018/wordml/cex" xmlns:w16cid="http://schemas.microsoft.com/office/word/2016/wordml/cid" xmlns:w16="http://schemas.microsoft.com/office/word/2018/wordml" xmlns:w16sdtdh="http://schemas.microsoft.com/office/word/2020/wordml/sdtdatahash" xmlns:w16se="http://schemas.microsoft.com/office/word/2015/wordml/symex" xmlns:wpg="http://schemas.microsoft.com/office/word/2010/wordprocessingGroup" xmlns:wpi="http://schemas.microsoft.com/office/word/2010/wordprocessingInk" xmlns:wne="http://schemas.microsoft.com/office/word/2006/wordml" xmlns:wps="http://schemas.microsoft.com/office/word/2010/wordprocessingShape" mc:Ignorable="w14 w15 w16se w16cid w16 w16cex w16sdtdh wp14">
+<w:endnotes xmlns:wpc="http://schemas.microsoft.com/office/word/2010/wordprocessingCanvas" xmlns:cx="http://schemas.microsoft.com/office/drawing/2014/chartex" xmlns:cx1="http://schemas.microsoft.com/office/drawing/2015/9/8/chartex" xmlns:cx2="http://schemas.microsoft.com/office/drawing/2015/10/21/chartex" xmlns:cx3="http://schemas.microsoft.com/office/drawing/2016/5/9/chartex" xmlns:cx4="http://schemas.microsoft.com/office/drawing/2016/5/10/chartex" xmlns:cx5="http://schemas.microsoft.com/office/drawing/2016/5/11/chartex" xmlns:cx6="http://schemas.microsoft.com/office/drawing/2016/5/12/chartex" xmlns:cx7="http://schemas.microsoft.com/office/drawing/2016/5/13/chartex" xmlns:cx8="http://schemas.microsoft.com/office/drawing/2016/5/14/chartex" xmlns:mc="http://schemas.openxmlformats.org/markup-compatibility/2006" xmlns:aink="http://schemas.microsoft.com/office/drawing/2016/ink" xmlns:am3d="http://schemas.microsoft.com/office/drawing/2017/model3d" xmlns:o="urn:schemas-microsoft-com:office:office" xmlns:oel="http://schemas.microsoft.com/office/2019/extlst" xmlns:r="http://schemas.openxmlformats.org/officeDocument/2006/relationships" xmlns:m="http://schemas.openxmlformats.org/officeDocument/2006/math" xmlns:v="urn:schemas-microsoft-com:vml" xmlns:wp14="http://schemas.microsoft.com/office/word/2010/wordprocessingDrawing" xmlns:wp="http://schemas.openxmlformats.org/drawingml/2006/wordprocessingDrawing" xmlns:w10="urn:schemas-microsoft-com:office:word" xmlns:w="http://schemas.openxmlformats.org/wordprocessingml/2006/main" xmlns:w14="http://schemas.microsoft.com/office/word/2010/wordml" xmlns:w15="http://schemas.microsoft.com/office/word/2012/wordml" xmlns:w16cex="http://schemas.microsoft.com/office/word/2018/wordml/cex" xmlns:w16cid="http://schemas.microsoft.com/office/word/2016/wordml/cid" xmlns:w16="http://schemas.microsoft.com/office/word/2018/wordml" xmlns:w16du="http://schemas.microsoft.com/office/word/2023/wordml/word16du" xmlns:w16sdtdh="http://schemas.microsoft.com/office/word/2020/wordml/sdtdatahash" xmlns:w16sdtfl="http://schemas.microsoft.com/office/word/2024/wordml/sdtformatlock" xmlns:w16se="http://schemas.microsoft.com/office/word/2015/wordml/symex" xmlns:wpg="http://schemas.microsoft.com/office/word/2010/wordprocessingGroup" xmlns:wpi="http://schemas.microsoft.com/office/word/2010/wordprocessingInk" xmlns:wne="http://schemas.microsoft.com/office/word/2006/wordml" xmlns:wps="http://schemas.microsoft.com/office/word/2010/wordprocessingShape" mc:Ignorable="w14 w15 w16se w16cid w16 w16cex w16sdtdh w16sdtfl w16du wp14">
   <w:endnote w:type="separator" w:id="-1">
     <w:p>
       <w:r>
@@ -23891,7 +21837,7 @@
 </file>
 
 <file path=word/footer1.xml><?xml version="1.0" encoding="utf-8"?>
-<w:ftr xmlns:wpc="http://schemas.microsoft.com/office/word/2010/wordprocessingCanvas" xmlns:cx="http://schemas.microsoft.com/office/drawing/2014/chartex" xmlns:cx1="http://schemas.microsoft.com/office/drawing/2015/9/8/chartex" xmlns:cx2="http://schemas.microsoft.com/office/drawing/2015/10/21/chartex" xmlns:cx3="http://schemas.microsoft.com/office/drawing/2016/5/9/chartex" xmlns:cx4="http://schemas.microsoft.com/office/drawing/2016/5/10/chartex" xmlns:cx5="http://schemas.microsoft.com/office/drawing/2016/5/11/chartex" xmlns:cx6="http://schemas.microsoft.com/office/drawing/2016/5/12/chartex" xmlns:cx7="http://schemas.microsoft.com/office/drawing/2016/5/13/chartex" xmlns:cx8="http://schemas.microsoft.com/office/drawing/2016/5/14/chartex" xmlns:mc="http://schemas.openxmlformats.org/markup-compatibility/2006" xmlns:aink="http://schemas.microsoft.com/office/drawing/2016/ink" xmlns:am3d="http://schemas.microsoft.com/office/drawing/2017/model3d" xmlns:o="urn:schemas-microsoft-com:office:office" xmlns:r="http://schemas.openxmlformats.org/officeDocument/2006/relationships" xmlns:m="http://schemas.openxmlformats.org/officeDocument/2006/math" xmlns:v="urn:schemas-microsoft-com:vml" xmlns:wp14="http://schemas.microsoft.com/office/word/2010/wordprocessingDrawing" xmlns:wp="http://schemas.openxmlformats.org/drawingml/2006/wordprocessingDrawing" xmlns:w10="urn:schemas-microsoft-com:office:word" xmlns:w="http://schemas.openxmlformats.org/wordprocessingml/2006/main" xmlns:w14="http://schemas.microsoft.com/office/word/2010/wordml" xmlns:w15="http://schemas.microsoft.com/office/word/2012/wordml" xmlns:w16cex="http://schemas.microsoft.com/office/word/2018/wordml/cex" xmlns:w16cid="http://schemas.microsoft.com/office/word/2016/wordml/cid" xmlns:w16="http://schemas.microsoft.com/office/word/2018/wordml" xmlns:w16sdtdh="http://schemas.microsoft.com/office/word/2020/wordml/sdtdatahash" xmlns:w16se="http://schemas.microsoft.com/office/word/2015/wordml/symex" xmlns:wpg="http://schemas.microsoft.com/office/word/2010/wordprocessingGroup" xmlns:wpi="http://schemas.microsoft.com/office/word/2010/wordprocessingInk" xmlns:wne="http://schemas.microsoft.com/office/word/2006/wordml" xmlns:wps="http://schemas.microsoft.com/office/word/2010/wordprocessingShape" mc:Ignorable="w14 w15 w16se w16cid w16 w16cex w16sdtdh wp14">
+<w:ftr xmlns:wpc="http://schemas.microsoft.com/office/word/2010/wordprocessingCanvas" xmlns:cx="http://schemas.microsoft.com/office/drawing/2014/chartex" xmlns:cx1="http://schemas.microsoft.com/office/drawing/2015/9/8/chartex" xmlns:cx2="http://schemas.microsoft.com/office/drawing/2015/10/21/chartex" xmlns:cx3="http://schemas.microsoft.com/office/drawing/2016/5/9/chartex" xmlns:cx4="http://schemas.microsoft.com/office/drawing/2016/5/10/chartex" xmlns:cx5="http://schemas.microsoft.com/office/drawing/2016/5/11/chartex" xmlns:cx6="http://schemas.microsoft.com/office/drawing/2016/5/12/chartex" xmlns:cx7="http://schemas.microsoft.com/office/drawing/2016/5/13/chartex" xmlns:cx8="http://schemas.microsoft.com/office/drawing/2016/5/14/chartex" xmlns:mc="http://schemas.openxmlformats.org/markup-compatibility/2006" xmlns:aink="http://schemas.microsoft.com/office/drawing/2016/ink" xmlns:am3d="http://schemas.microsoft.com/office/drawing/2017/model3d" xmlns:o="urn:schemas-microsoft-com:office:office" xmlns:oel="http://schemas.microsoft.com/office/2019/extlst" xmlns:r="http://schemas.openxmlformats.org/officeDocument/2006/relationships" xmlns:m="http://schemas.openxmlformats.org/officeDocument/2006/math" xmlns:v="urn:schemas-microsoft-com:vml" xmlns:wp14="http://schemas.microsoft.com/office/word/2010/wordprocessingDrawing" xmlns:wp="http://schemas.openxmlformats.org/drawingml/2006/wordprocessingDrawing" xmlns:w10="urn:schemas-microsoft-com:office:word" xmlns:w="http://schemas.openxmlformats.org/wordprocessingml/2006/main" xmlns:w14="http://schemas.microsoft.com/office/word/2010/wordml" xmlns:w15="http://schemas.microsoft.com/office/word/2012/wordml" xmlns:w16cex="http://schemas.microsoft.com/office/word/2018/wordml/cex" xmlns:w16cid="http://schemas.microsoft.com/office/word/2016/wordml/cid" xmlns:w16="http://schemas.microsoft.com/office/word/2018/wordml" xmlns:w16du="http://schemas.microsoft.com/office/word/2023/wordml/word16du" xmlns:w16sdtdh="http://schemas.microsoft.com/office/word/2020/wordml/sdtdatahash" xmlns:w16sdtfl="http://schemas.microsoft.com/office/word/2024/wordml/sdtformatlock" xmlns:w16se="http://schemas.microsoft.com/office/word/2015/wordml/symex" xmlns:wpg="http://schemas.microsoft.com/office/word/2010/wordprocessingGroup" xmlns:wpi="http://schemas.microsoft.com/office/word/2010/wordprocessingInk" xmlns:wne="http://schemas.microsoft.com/office/word/2006/wordml" xmlns:wps="http://schemas.microsoft.com/office/word/2010/wordprocessingShape" mc:Ignorable="w14 w15 w16se w16cid w16 w16cex w16sdtdh w16sdtfl w16du wp14">
   <w:p>
     <w:pPr>
       <w:pStyle w:val="Footer"/>
@@ -23901,7 +21847,7 @@
 </file>
 
 <file path=word/footer2.xml><?xml version="1.0" encoding="utf-8"?>
-<w:ftr xmlns:wpc="http://schemas.microsoft.com/office/word/2010/wordprocessingCanvas" xmlns:cx="http://schemas.microsoft.com/office/drawing/2014/chartex" xmlns:cx1="http://schemas.microsoft.com/office/drawing/2015/9/8/chartex" xmlns:cx2="http://schemas.microsoft.com/office/drawing/2015/10/21/chartex" xmlns:cx3="http://schemas.microsoft.com/office/drawing/2016/5/9/chartex" xmlns:cx4="http://schemas.microsoft.com/office/drawing/2016/5/10/chartex" xmlns:cx5="http://schemas.microsoft.com/office/drawing/2016/5/11/chartex" xmlns:cx6="http://schemas.microsoft.com/office/drawing/2016/5/12/chartex" xmlns:cx7="http://schemas.microsoft.com/office/drawing/2016/5/13/chartex" xmlns:cx8="http://schemas.microsoft.com/office/drawing/2016/5/14/chartex" xmlns:mc="http://schemas.openxmlformats.org/markup-compatibility/2006" xmlns:aink="http://schemas.microsoft.com/office/drawing/2016/ink" xmlns:am3d="http://schemas.microsoft.com/office/drawing/2017/model3d" xmlns:o="urn:schemas-microsoft-com:office:office" xmlns:r="http://schemas.openxmlformats.org/officeDocument/2006/relationships" xmlns:m="http://schemas.openxmlformats.org/officeDocument/2006/math" xmlns:v="urn:schemas-microsoft-com:vml" xmlns:wp14="http://schemas.microsoft.com/office/word/2010/wordprocessingDrawing" xmlns:wp="http://schemas.openxmlformats.org/drawingml/2006/wordprocessingDrawing" xmlns:w10="urn:schemas-microsoft-com:office:word" xmlns:w="http://schemas.openxmlformats.org/wordprocessingml/2006/main" xmlns:w14="http://schemas.microsoft.com/office/word/2010/wordml" xmlns:w15="http://schemas.microsoft.com/office/word/2012/wordml" xmlns:w16cex="http://schemas.microsoft.com/office/word/2018/wordml/cex" xmlns:w16cid="http://schemas.microsoft.com/office/word/2016/wordml/cid" xmlns:w16="http://schemas.microsoft.com/office/word/2018/wordml" xmlns:w16sdtdh="http://schemas.microsoft.com/office/word/2020/wordml/sdtdatahash" xmlns:w16se="http://schemas.microsoft.com/office/word/2015/wordml/symex" xmlns:wpg="http://schemas.microsoft.com/office/word/2010/wordprocessingGroup" xmlns:wpi="http://schemas.microsoft.com/office/word/2010/wordprocessingInk" xmlns:wne="http://schemas.microsoft.com/office/word/2006/wordml" xmlns:wps="http://schemas.microsoft.com/office/word/2010/wordprocessingShape" mc:Ignorable="w14 w15 w16se w16cid w16 w16cex w16sdtdh wp14">
+<w:ftr xmlns:wpc="http://schemas.microsoft.com/office/word/2010/wordprocessingCanvas" xmlns:cx="http://schemas.microsoft.com/office/drawing/2014/chartex" xmlns:cx1="http://schemas.microsoft.com/office/drawing/2015/9/8/chartex" xmlns:cx2="http://schemas.microsoft.com/office/drawing/2015/10/21/chartex" xmlns:cx3="http://schemas.microsoft.com/office/drawing/2016/5/9/chartex" xmlns:cx4="http://schemas.microsoft.com/office/drawing/2016/5/10/chartex" xmlns:cx5="http://schemas.microsoft.com/office/drawing/2016/5/11/chartex" xmlns:cx6="http://schemas.microsoft.com/office/drawing/2016/5/12/chartex" xmlns:cx7="http://schemas.microsoft.com/office/drawing/2016/5/13/chartex" xmlns:cx8="http://schemas.microsoft.com/office/drawing/2016/5/14/chartex" xmlns:mc="http://schemas.openxmlformats.org/markup-compatibility/2006" xmlns:aink="http://schemas.microsoft.com/office/drawing/2016/ink" xmlns:am3d="http://schemas.microsoft.com/office/drawing/2017/model3d" xmlns:o="urn:schemas-microsoft-com:office:office" xmlns:oel="http://schemas.microsoft.com/office/2019/extlst" xmlns:r="http://schemas.openxmlformats.org/officeDocument/2006/relationships" xmlns:m="http://schemas.openxmlformats.org/officeDocument/2006/math" xmlns:v="urn:schemas-microsoft-com:vml" xmlns:wp14="http://schemas.microsoft.com/office/word/2010/wordprocessingDrawing" xmlns:wp="http://schemas.openxmlformats.org/drawingml/2006/wordprocessingDrawing" xmlns:w10="urn:schemas-microsoft-com:office:word" xmlns:w="http://schemas.openxmlformats.org/wordprocessingml/2006/main" xmlns:w14="http://schemas.microsoft.com/office/word/2010/wordml" xmlns:w15="http://schemas.microsoft.com/office/word/2012/wordml" xmlns:w16cex="http://schemas.microsoft.com/office/word/2018/wordml/cex" xmlns:w16cid="http://schemas.microsoft.com/office/word/2016/wordml/cid" xmlns:w16="http://schemas.microsoft.com/office/word/2018/wordml" xmlns:w16du="http://schemas.microsoft.com/office/word/2023/wordml/word16du" xmlns:w16sdtdh="http://schemas.microsoft.com/office/word/2020/wordml/sdtdatahash" xmlns:w16sdtfl="http://schemas.microsoft.com/office/word/2024/wordml/sdtformatlock" xmlns:w16se="http://schemas.microsoft.com/office/word/2015/wordml/symex" xmlns:wpg="http://schemas.microsoft.com/office/word/2010/wordprocessingGroup" xmlns:wpi="http://schemas.microsoft.com/office/word/2010/wordprocessingInk" xmlns:wne="http://schemas.microsoft.com/office/word/2006/wordml" xmlns:wps="http://schemas.microsoft.com/office/word/2010/wordprocessingShape" mc:Ignorable="w14 w15 w16se w16cid w16 w16cex w16sdtdh w16sdtfl w16du wp14">
   <w:p>
     <w:pPr>
       <w:pStyle w:val="Footer"/>
@@ -23958,7 +21904,7 @@
 </file>
 
 <file path=word/footer3.xml><?xml version="1.0" encoding="utf-8"?>
-<w:ftr xmlns:wpc="http://schemas.microsoft.com/office/word/2010/wordprocessingCanvas" xmlns:cx="http://schemas.microsoft.com/office/drawing/2014/chartex" xmlns:cx1="http://schemas.microsoft.com/office/drawing/2015/9/8/chartex" xmlns:cx2="http://schemas.microsoft.com/office/drawing/2015/10/21/chartex" xmlns:cx3="http://schemas.microsoft.com/office/drawing/2016/5/9/chartex" xmlns:cx4="http://schemas.microsoft.com/office/drawing/2016/5/10/chartex" xmlns:cx5="http://schemas.microsoft.com/office/drawing/2016/5/11/chartex" xmlns:cx6="http://schemas.microsoft.com/office/drawing/2016/5/12/chartex" xmlns:cx7="http://schemas.microsoft.com/office/drawing/2016/5/13/chartex" xmlns:cx8="http://schemas.microsoft.com/office/drawing/2016/5/14/chartex" xmlns:mc="http://schemas.openxmlformats.org/markup-compatibility/2006" xmlns:aink="http://schemas.microsoft.com/office/drawing/2016/ink" xmlns:am3d="http://schemas.microsoft.com/office/drawing/2017/model3d" xmlns:o="urn:schemas-microsoft-com:office:office" xmlns:r="http://schemas.openxmlformats.org/officeDocument/2006/relationships" xmlns:m="http://schemas.openxmlformats.org/officeDocument/2006/math" xmlns:v="urn:schemas-microsoft-com:vml" xmlns:wp14="http://schemas.microsoft.com/office/word/2010/wordprocessingDrawing" xmlns:wp="http://schemas.openxmlformats.org/drawingml/2006/wordprocessingDrawing" xmlns:w10="urn:schemas-microsoft-com:office:word" xmlns:w="http://schemas.openxmlformats.org/wordprocessingml/2006/main" xmlns:w14="http://schemas.microsoft.com/office/word/2010/wordml" xmlns:w15="http://schemas.microsoft.com/office/word/2012/wordml" xmlns:w16cex="http://schemas.microsoft.com/office/word/2018/wordml/cex" xmlns:w16cid="http://schemas.microsoft.com/office/word/2016/wordml/cid" xmlns:w16="http://schemas.microsoft.com/office/word/2018/wordml" xmlns:w16sdtdh="http://schemas.microsoft.com/office/word/2020/wordml/sdtdatahash" xmlns:w16se="http://schemas.microsoft.com/office/word/2015/wordml/symex" xmlns:wpg="http://schemas.microsoft.com/office/word/2010/wordprocessingGroup" xmlns:wpi="http://schemas.microsoft.com/office/word/2010/wordprocessingInk" xmlns:wne="http://schemas.microsoft.com/office/word/2006/wordml" xmlns:wps="http://schemas.microsoft.com/office/word/2010/wordprocessingShape" mc:Ignorable="w14 w15 w16se w16cid w16 w16cex w16sdtdh wp14">
+<w:ftr xmlns:wpc="http://schemas.microsoft.com/office/word/2010/wordprocessingCanvas" xmlns:cx="http://schemas.microsoft.com/office/drawing/2014/chartex" xmlns:cx1="http://schemas.microsoft.com/office/drawing/2015/9/8/chartex" xmlns:cx2="http://schemas.microsoft.com/office/drawing/2015/10/21/chartex" xmlns:cx3="http://schemas.microsoft.com/office/drawing/2016/5/9/chartex" xmlns:cx4="http://schemas.microsoft.com/office/drawing/2016/5/10/chartex" xmlns:cx5="http://schemas.microsoft.com/office/drawing/2016/5/11/chartex" xmlns:cx6="http://schemas.microsoft.com/office/drawing/2016/5/12/chartex" xmlns:cx7="http://schemas.microsoft.com/office/drawing/2016/5/13/chartex" xmlns:cx8="http://schemas.microsoft.com/office/drawing/2016/5/14/chartex" xmlns:mc="http://schemas.openxmlformats.org/markup-compatibility/2006" xmlns:aink="http://schemas.microsoft.com/office/drawing/2016/ink" xmlns:am3d="http://schemas.microsoft.com/office/drawing/2017/model3d" xmlns:o="urn:schemas-microsoft-com:office:office" xmlns:oel="http://schemas.microsoft.com/office/2019/extlst" xmlns:r="http://schemas.openxmlformats.org/officeDocument/2006/relationships" xmlns:m="http://schemas.openxmlformats.org/officeDocument/2006/math" xmlns:v="urn:schemas-microsoft-com:vml" xmlns:wp14="http://schemas.microsoft.com/office/word/2010/wordprocessingDrawing" xmlns:wp="http://schemas.openxmlformats.org/drawingml/2006/wordprocessingDrawing" xmlns:w10="urn:schemas-microsoft-com:office:word" xmlns:w="http://schemas.openxmlformats.org/wordprocessingml/2006/main" xmlns:w14="http://schemas.microsoft.com/office/word/2010/wordml" xmlns:w15="http://schemas.microsoft.com/office/word/2012/wordml" xmlns:w16cex="http://schemas.microsoft.com/office/word/2018/wordml/cex" xmlns:w16cid="http://schemas.microsoft.com/office/word/2016/wordml/cid" xmlns:w16="http://schemas.microsoft.com/office/word/2018/wordml" xmlns:w16du="http://schemas.microsoft.com/office/word/2023/wordml/word16du" xmlns:w16sdtdh="http://schemas.microsoft.com/office/word/2020/wordml/sdtdatahash" xmlns:w16sdtfl="http://schemas.microsoft.com/office/word/2024/wordml/sdtformatlock" xmlns:w16se="http://schemas.microsoft.com/office/word/2015/wordml/symex" xmlns:wpg="http://schemas.microsoft.com/office/word/2010/wordprocessingGroup" xmlns:wpi="http://schemas.microsoft.com/office/word/2010/wordprocessingInk" xmlns:wne="http://schemas.microsoft.com/office/word/2006/wordml" xmlns:wps="http://schemas.microsoft.com/office/word/2010/wordprocessingShape" mc:Ignorable="w14 w15 w16se w16cid w16 w16cex w16sdtdh w16sdtfl w16du wp14">
   <w:p>
     <w:pPr>
       <w:pStyle w:val="Footer"/>
@@ -24015,7 +21961,7 @@
 </file>
 
 <file path=word/footnotes.xml><?xml version="1.0" encoding="utf-8"?>
-<w:footnotes xmlns:wpc="http://schemas.microsoft.com/office/word/2010/wordprocessingCanvas" xmlns:cx="http://schemas.microsoft.com/office/drawing/2014/chartex" xmlns:cx1="http://schemas.microsoft.com/office/drawing/2015/9/8/chartex" xmlns:cx2="http://schemas.microsoft.com/office/drawing/2015/10/21/chartex" xmlns:cx3="http://schemas.microsoft.com/office/drawing/2016/5/9/chartex" xmlns:cx4="http://schemas.microsoft.com/office/drawing/2016/5/10/chartex" xmlns:cx5="http://schemas.microsoft.com/office/drawing/2016/5/11/chartex" xmlns:cx6="http://schemas.microsoft.com/office/drawing/2016/5/12/chartex" xmlns:cx7="http://schemas.microsoft.com/office/drawing/2016/5/13/chartex" xmlns:cx8="http://schemas.microsoft.com/office/drawing/2016/5/14/chartex" xmlns:mc="http://schemas.openxmlformats.org/markup-compatibility/2006" xmlns:aink="http://schemas.microsoft.com/office/drawing/2016/ink" xmlns:am3d="http://schemas.microsoft.com/office/drawing/2017/model3d" xmlns:o="urn:schemas-microsoft-com:office:office" xmlns:r="http://schemas.openxmlformats.org/officeDocument/2006/relationships" xmlns:m="http://schemas.openxmlformats.org/officeDocument/2006/math" xmlns:v="urn:schemas-microsoft-com:vml" xmlns:wp14="http://schemas.microsoft.com/office/word/2010/wordprocessingDrawing" xmlns:wp="http://schemas.openxmlformats.org/drawingml/2006/wordprocessingDrawing" xmlns:w10="urn:schemas-microsoft-com:office:word" xmlns:w="http://schemas.openxmlformats.org/wordprocessingml/2006/main" xmlns:w14="http://schemas.microsoft.com/office/word/2010/wordml" xmlns:w15="http://schemas.microsoft.com/office/word/2012/wordml" xmlns:w16cex="http://schemas.microsoft.com/office/word/2018/wordml/cex" xmlns:w16cid="http://schemas.microsoft.com/office/word/2016/wordml/cid" xmlns:w16="http://schemas.microsoft.com/office/word/2018/wordml" xmlns:w16sdtdh="http://schemas.microsoft.com/office/word/2020/wordml/sdtdatahash" xmlns:w16se="http://schemas.microsoft.com/office/word/2015/wordml/symex" xmlns:wpg="http://schemas.microsoft.com/office/word/2010/wordprocessingGroup" xmlns:wpi="http://schemas.microsoft.com/office/word/2010/wordprocessingInk" xmlns:wne="http://schemas.microsoft.com/office/word/2006/wordml" xmlns:wps="http://schemas.microsoft.com/office/word/2010/wordprocessingShape" mc:Ignorable="w14 w15 w16se w16cid w16 w16cex w16sdtdh wp14">
+<w:footnotes xmlns:wpc="http://schemas.microsoft.com/office/word/2010/wordprocessingCanvas" xmlns:cx="http://schemas.microsoft.com/office/drawing/2014/chartex" xmlns:cx1="http://schemas.microsoft.com/office/drawing/2015/9/8/chartex" xmlns:cx2="http://schemas.microsoft.com/office/drawing/2015/10/21/chartex" xmlns:cx3="http://schemas.microsoft.com/office/drawing/2016/5/9/chartex" xmlns:cx4="http://schemas.microsoft.com/office/drawing/2016/5/10/chartex" xmlns:cx5="http://schemas.microsoft.com/office/drawing/2016/5/11/chartex" xmlns:cx6="http://schemas.microsoft.com/office/drawing/2016/5/12/chartex" xmlns:cx7="http://schemas.microsoft.com/office/drawing/2016/5/13/chartex" xmlns:cx8="http://schemas.microsoft.com/office/drawing/2016/5/14/chartex" xmlns:mc="http://schemas.openxmlformats.org/markup-compatibility/2006" xmlns:aink="http://schemas.microsoft.com/office/drawing/2016/ink" xmlns:am3d="http://schemas.microsoft.com/office/drawing/2017/model3d" xmlns:o="urn:schemas-microsoft-com:office:office" xmlns:oel="http://schemas.microsoft.com/office/2019/extlst" xmlns:r="http://schemas.openxmlformats.org/officeDocument/2006/relationships" xmlns:m="http://schemas.openxmlformats.org/officeDocument/2006/math" xmlns:v="urn:schemas-microsoft-com:vml" xmlns:wp14="http://schemas.microsoft.com/office/word/2010/wordprocessingDrawing" xmlns:wp="http://schemas.openxmlformats.org/drawingml/2006/wordprocessingDrawing" xmlns:w10="urn:schemas-microsoft-com:office:word" xmlns:w="http://schemas.openxmlformats.org/wordprocessingml/2006/main" xmlns:w14="http://schemas.microsoft.com/office/word/2010/wordml" xmlns:w15="http://schemas.microsoft.com/office/word/2012/wordml" xmlns:w16cex="http://schemas.microsoft.com/office/word/2018/wordml/cex" xmlns:w16cid="http://schemas.microsoft.com/office/word/2016/wordml/cid" xmlns:w16="http://schemas.microsoft.com/office/word/2018/wordml" xmlns:w16du="http://schemas.microsoft.com/office/word/2023/wordml/word16du" xmlns:w16sdtdh="http://schemas.microsoft.com/office/word/2020/wordml/sdtdatahash" xmlns:w16sdtfl="http://schemas.microsoft.com/office/word/2024/wordml/sdtformatlock" xmlns:w16se="http://schemas.microsoft.com/office/word/2015/wordml/symex" xmlns:wpg="http://schemas.microsoft.com/office/word/2010/wordprocessingGroup" xmlns:wpi="http://schemas.microsoft.com/office/word/2010/wordprocessingInk" xmlns:wne="http://schemas.microsoft.com/office/word/2006/wordml" xmlns:wps="http://schemas.microsoft.com/office/word/2010/wordprocessingShape" mc:Ignorable="w14 w15 w16se w16cid w16 w16cex w16sdtdh w16sdtfl w16du wp14">
   <w:footnote w:type="separator" w:id="-1">
     <w:p>
       <w:r>
@@ -24053,7 +21999,7 @@
 </file>
 
 <file path=word/header1.xml><?xml version="1.0" encoding="utf-8"?>
-<w:hdr xmlns:wpc="http://schemas.microsoft.com/office/word/2010/wordprocessingCanvas" xmlns:cx="http://schemas.microsoft.com/office/drawing/2014/chartex" xmlns:cx1="http://schemas.microsoft.com/office/drawing/2015/9/8/chartex" xmlns:cx2="http://schemas.microsoft.com/office/drawing/2015/10/21/chartex" xmlns:cx3="http://schemas.microsoft.com/office/drawing/2016/5/9/chartex" xmlns:cx4="http://schemas.microsoft.com/office/drawing/2016/5/10/chartex" xmlns:cx5="http://schemas.microsoft.com/office/drawing/2016/5/11/chartex" xmlns:cx6="http://schemas.microsoft.com/office/drawing/2016/5/12/chartex" xmlns:cx7="http://schemas.microsoft.com/office/drawing/2016/5/13/chartex" xmlns:cx8="http://schemas.microsoft.com/office/drawing/2016/5/14/chartex" xmlns:mc="http://schemas.openxmlformats.org/markup-compatibility/2006" xmlns:aink="http://schemas.microsoft.com/office/drawing/2016/ink" xmlns:am3d="http://schemas.microsoft.com/office/drawing/2017/model3d" xmlns:o="urn:schemas-microsoft-com:office:office" xmlns:r="http://schemas.openxmlformats.org/officeDocument/2006/relationships" xmlns:m="http://schemas.openxmlformats.org/officeDocument/2006/math" xmlns:v="urn:schemas-microsoft-com:vml" xmlns:wp14="http://schemas.microsoft.com/office/word/2010/wordprocessingDrawing" xmlns:wp="http://schemas.openxmlformats.org/drawingml/2006/wordprocessingDrawing" xmlns:w10="urn:schemas-microsoft-com:office:word" xmlns:w="http://schemas.openxmlformats.org/wordprocessingml/2006/main" xmlns:w14="http://schemas.microsoft.com/office/word/2010/wordml" xmlns:w15="http://schemas.microsoft.com/office/word/2012/wordml" xmlns:w16cex="http://schemas.microsoft.com/office/word/2018/wordml/cex" xmlns:w16cid="http://schemas.microsoft.com/office/word/2016/wordml/cid" xmlns:w16="http://schemas.microsoft.com/office/word/2018/wordml" xmlns:w16sdtdh="http://schemas.microsoft.com/office/word/2020/wordml/sdtdatahash" xmlns:w16se="http://schemas.microsoft.com/office/word/2015/wordml/symex" xmlns:wpg="http://schemas.microsoft.com/office/word/2010/wordprocessingGroup" xmlns:wpi="http://schemas.microsoft.com/office/word/2010/wordprocessingInk" xmlns:wne="http://schemas.microsoft.com/office/word/2006/wordml" xmlns:wps="http://schemas.microsoft.com/office/word/2010/wordprocessingShape" mc:Ignorable="w14 w15 w16se w16cid w16 w16cex w16sdtdh wp14">
+<w:hdr xmlns:wpc="http://schemas.microsoft.com/office/word/2010/wordprocessingCanvas" xmlns:cx="http://schemas.microsoft.com/office/drawing/2014/chartex" xmlns:cx1="http://schemas.microsoft.com/office/drawing/2015/9/8/chartex" xmlns:cx2="http://schemas.microsoft.com/office/drawing/2015/10/21/chartex" xmlns:cx3="http://schemas.microsoft.com/office/drawing/2016/5/9/chartex" xmlns:cx4="http://schemas.microsoft.com/office/drawing/2016/5/10/chartex" xmlns:cx5="http://schemas.microsoft.com/office/drawing/2016/5/11/chartex" xmlns:cx6="http://schemas.microsoft.com/office/drawing/2016/5/12/chartex" xmlns:cx7="http://schemas.microsoft.com/office/drawing/2016/5/13/chartex" xmlns:cx8="http://schemas.microsoft.com/office/drawing/2016/5/14/chartex" xmlns:mc="http://schemas.openxmlformats.org/markup-compatibility/2006" xmlns:aink="http://schemas.microsoft.com/office/drawing/2016/ink" xmlns:am3d="http://schemas.microsoft.com/office/drawing/2017/model3d" xmlns:o="urn:schemas-microsoft-com:office:office" xmlns:oel="http://schemas.microsoft.com/office/2019/extlst" xmlns:r="http://schemas.openxmlformats.org/officeDocument/2006/relationships" xmlns:m="http://schemas.openxmlformats.org/officeDocument/2006/math" xmlns:v="urn:schemas-microsoft-com:vml" xmlns:wp14="http://schemas.microsoft.com/office/word/2010/wordprocessingDrawing" xmlns:wp="http://schemas.openxmlformats.org/drawingml/2006/wordprocessingDrawing" xmlns:w10="urn:schemas-microsoft-com:office:word" xmlns:w="http://schemas.openxmlformats.org/wordprocessingml/2006/main" xmlns:w14="http://schemas.microsoft.com/office/word/2010/wordml" xmlns:w15="http://schemas.microsoft.com/office/word/2012/wordml" xmlns:w16cex="http://schemas.microsoft.com/office/word/2018/wordml/cex" xmlns:w16cid="http://schemas.microsoft.com/office/word/2016/wordml/cid" xmlns:w16="http://schemas.microsoft.com/office/word/2018/wordml" xmlns:w16du="http://schemas.microsoft.com/office/word/2023/wordml/word16du" xmlns:w16sdtdh="http://schemas.microsoft.com/office/word/2020/wordml/sdtdatahash" xmlns:w16sdtfl="http://schemas.microsoft.com/office/word/2024/wordml/sdtformatlock" xmlns:w16se="http://schemas.microsoft.com/office/word/2015/wordml/symex" xmlns:wpg="http://schemas.microsoft.com/office/word/2010/wordprocessingGroup" xmlns:wpi="http://schemas.microsoft.com/office/word/2010/wordprocessingInk" xmlns:wne="http://schemas.microsoft.com/office/word/2006/wordml" xmlns:wps="http://schemas.microsoft.com/office/word/2010/wordprocessingShape" mc:Ignorable="w14 w15 w16se w16cid w16 w16cex w16sdtdh w16sdtfl w16du wp14">
   <w:p>
     <w:pPr>
       <w:pStyle w:val="Header"/>
@@ -24063,7 +22009,7 @@
 </file>
 
 <file path=word/header2.xml><?xml version="1.0" encoding="utf-8"?>
-<w:hdr xmlns:wpc="http://schemas.microsoft.com/office/word/2010/wordprocessingCanvas" xmlns:cx="http://schemas.microsoft.com/office/drawing/2014/chartex" xmlns:cx1="http://schemas.microsoft.com/office/drawing/2015/9/8/chartex" xmlns:cx2="http://schemas.microsoft.com/office/drawing/2015/10/21/chartex" xmlns:cx3="http://schemas.microsoft.com/office/drawing/2016/5/9/chartex" xmlns:cx4="http://schemas.microsoft.com/office/drawing/2016/5/10/chartex" xmlns:cx5="http://schemas.microsoft.com/office/drawing/2016/5/11/chartex" xmlns:cx6="http://schemas.microsoft.com/office/drawing/2016/5/12/chartex" xmlns:cx7="http://schemas.microsoft.com/office/drawing/2016/5/13/chartex" xmlns:cx8="http://schemas.microsoft.com/office/drawing/2016/5/14/chartex" xmlns:mc="http://schemas.openxmlformats.org/markup-compatibility/2006" xmlns:aink="http://schemas.microsoft.com/office/drawing/2016/ink" xmlns:am3d="http://schemas.microsoft.com/office/drawing/2017/model3d" xmlns:o="urn:schemas-microsoft-com:office:office" xmlns:r="http://schemas.openxmlformats.org/officeDocument/2006/relationships" xmlns:m="http://schemas.openxmlformats.org/officeDocument/2006/math" xmlns:v="urn:schemas-microsoft-com:vml" xmlns:wp14="http://schemas.microsoft.com/office/word/2010/wordprocessingDrawing" xmlns:wp="http://schemas.openxmlformats.org/drawingml/2006/wordprocessingDrawing" xmlns:w10="urn:schemas-microsoft-com:office:word" xmlns:w="http://schemas.openxmlformats.org/wordprocessingml/2006/main" xmlns:w14="http://schemas.microsoft.com/office/word/2010/wordml" xmlns:w15="http://schemas.microsoft.com/office/word/2012/wordml" xmlns:w16cex="http://schemas.microsoft.com/office/word/2018/wordml/cex" xmlns:w16cid="http://schemas.microsoft.com/office/word/2016/wordml/cid" xmlns:w16="http://schemas.microsoft.com/office/word/2018/wordml" xmlns:w16sdtdh="http://schemas.microsoft.com/office/word/2020/wordml/sdtdatahash" xmlns:w16se="http://schemas.microsoft.com/office/word/2015/wordml/symex" xmlns:wpg="http://schemas.microsoft.com/office/word/2010/wordprocessingGroup" xmlns:wpi="http://schemas.microsoft.com/office/word/2010/wordprocessingInk" xmlns:wne="http://schemas.microsoft.com/office/word/2006/wordml" xmlns:wps="http://schemas.microsoft.com/office/word/2010/wordprocessingShape" mc:Ignorable="w14 w15 w16se w16cid w16 w16cex w16sdtdh wp14">
+<w:hdr xmlns:wpc="http://schemas.microsoft.com/office/word/2010/wordprocessingCanvas" xmlns:cx="http://schemas.microsoft.com/office/drawing/2014/chartex" xmlns:cx1="http://schemas.microsoft.com/office/drawing/2015/9/8/chartex" xmlns:cx2="http://schemas.microsoft.com/office/drawing/2015/10/21/chartex" xmlns:cx3="http://schemas.microsoft.com/office/drawing/2016/5/9/chartex" xmlns:cx4="http://schemas.microsoft.com/office/drawing/2016/5/10/chartex" xmlns:cx5="http://schemas.microsoft.com/office/drawing/2016/5/11/chartex" xmlns:cx6="http://schemas.microsoft.com/office/drawing/2016/5/12/chartex" xmlns:cx7="http://schemas.microsoft.com/office/drawing/2016/5/13/chartex" xmlns:cx8="http://schemas.microsoft.com/office/drawing/2016/5/14/chartex" xmlns:mc="http://schemas.openxmlformats.org/markup-compatibility/2006" xmlns:aink="http://schemas.microsoft.com/office/drawing/2016/ink" xmlns:am3d="http://schemas.microsoft.com/office/drawing/2017/model3d" xmlns:o="urn:schemas-microsoft-com:office:office" xmlns:oel="http://schemas.microsoft.com/office/2019/extlst" xmlns:r="http://schemas.openxmlformats.org/officeDocument/2006/relationships" xmlns:m="http://schemas.openxmlformats.org/officeDocument/2006/math" xmlns:v="urn:schemas-microsoft-com:vml" xmlns:wp14="http://schemas.microsoft.com/office/word/2010/wordprocessingDrawing" xmlns:wp="http://schemas.openxmlformats.org/drawingml/2006/wordprocessingDrawing" xmlns:w10="urn:schemas-microsoft-com:office:word" xmlns:w="http://schemas.openxmlformats.org/wordprocessingml/2006/main" xmlns:w14="http://schemas.microsoft.com/office/word/2010/wordml" xmlns:w15="http://schemas.microsoft.com/office/word/2012/wordml" xmlns:w16cex="http://schemas.microsoft.com/office/word/2018/wordml/cex" xmlns:w16cid="http://schemas.microsoft.com/office/word/2016/wordml/cid" xmlns:w16="http://schemas.microsoft.com/office/word/2018/wordml" xmlns:w16du="http://schemas.microsoft.com/office/word/2023/wordml/word16du" xmlns:w16sdtdh="http://schemas.microsoft.com/office/word/2020/wordml/sdtdatahash" xmlns:w16sdtfl="http://schemas.microsoft.com/office/word/2024/wordml/sdtformatlock" xmlns:w16se="http://schemas.microsoft.com/office/word/2015/wordml/symex" xmlns:wpg="http://schemas.microsoft.com/office/word/2010/wordprocessingGroup" xmlns:wpi="http://schemas.microsoft.com/office/word/2010/wordprocessingInk" xmlns:wne="http://schemas.microsoft.com/office/word/2006/wordml" xmlns:wps="http://schemas.microsoft.com/office/word/2010/wordprocessingShape" mc:Ignorable="w14 w15 w16se w16cid w16 w16cex w16sdtdh w16sdtfl w16du wp14">
   <w:p>
     <w:pPr>
       <w:pStyle w:val="Header"/>
@@ -24079,7 +22025,7 @@
 </file>
 
 <file path=word/header3.xml><?xml version="1.0" encoding="utf-8"?>
-<w:hdr xmlns:wpc="http://schemas.microsoft.com/office/word/2010/wordprocessingCanvas" xmlns:cx="http://schemas.microsoft.com/office/drawing/2014/chartex" xmlns:cx1="http://schemas.microsoft.com/office/drawing/2015/9/8/chartex" xmlns:cx2="http://schemas.microsoft.com/office/drawing/2015/10/21/chartex" xmlns:cx3="http://schemas.microsoft.com/office/drawing/2016/5/9/chartex" xmlns:cx4="http://schemas.microsoft.com/office/drawing/2016/5/10/chartex" xmlns:cx5="http://schemas.microsoft.com/office/drawing/2016/5/11/chartex" xmlns:cx6="http://schemas.microsoft.com/office/drawing/2016/5/12/chartex" xmlns:cx7="http://schemas.microsoft.com/office/drawing/2016/5/13/chartex" xmlns:cx8="http://schemas.microsoft.com/office/drawing/2016/5/14/chartex" xmlns:mc="http://schemas.openxmlformats.org/markup-compatibility/2006" xmlns:aink="http://schemas.microsoft.com/office/drawing/2016/ink" xmlns:am3d="http://schemas.microsoft.com/office/drawing/2017/model3d" xmlns:o="urn:schemas-microsoft-com:office:office" xmlns:r="http://schemas.openxmlformats.org/officeDocument/2006/relationships" xmlns:m="http://schemas.openxmlformats.org/officeDocument/2006/math" xmlns:v="urn:schemas-microsoft-com:vml" xmlns:wp14="http://schemas.microsoft.com/office/word/2010/wordprocessingDrawing" xmlns:wp="http://schemas.openxmlformats.org/drawingml/2006/wordprocessingDrawing" xmlns:w10="urn:schemas-microsoft-com:office:word" xmlns:w="http://schemas.openxmlformats.org/wordprocessingml/2006/main" xmlns:w14="http://schemas.microsoft.com/office/word/2010/wordml" xmlns:w15="http://schemas.microsoft.com/office/word/2012/wordml" xmlns:w16cex="http://schemas.microsoft.com/office/word/2018/wordml/cex" xmlns:w16cid="http://schemas.microsoft.com/office/word/2016/wordml/cid" xmlns:w16="http://schemas.microsoft.com/office/word/2018/wordml" xmlns:w16sdtdh="http://schemas.microsoft.com/office/word/2020/wordml/sdtdatahash" xmlns:w16se="http://schemas.microsoft.com/office/word/2015/wordml/symex" xmlns:wpg="http://schemas.microsoft.com/office/word/2010/wordprocessingGroup" xmlns:wpi="http://schemas.microsoft.com/office/word/2010/wordprocessingInk" xmlns:wne="http://schemas.microsoft.com/office/word/2006/wordml" xmlns:wps="http://schemas.microsoft.com/office/word/2010/wordprocessingShape" mc:Ignorable="w14 w15 w16se w16cid w16 w16cex w16sdtdh wp14">
+<w:hdr xmlns:wpc="http://schemas.microsoft.com/office/word/2010/wordprocessingCanvas" xmlns:cx="http://schemas.microsoft.com/office/drawing/2014/chartex" xmlns:cx1="http://schemas.microsoft.com/office/drawing/2015/9/8/chartex" xmlns:cx2="http://schemas.microsoft.com/office/drawing/2015/10/21/chartex" xmlns:cx3="http://schemas.microsoft.com/office/drawing/2016/5/9/chartex" xmlns:cx4="http://schemas.microsoft.com/office/drawing/2016/5/10/chartex" xmlns:cx5="http://schemas.microsoft.com/office/drawing/2016/5/11/chartex" xmlns:cx6="http://schemas.microsoft.com/office/drawing/2016/5/12/chartex" xmlns:cx7="http://schemas.microsoft.com/office/drawing/2016/5/13/chartex" xmlns:cx8="http://schemas.microsoft.com/office/drawing/2016/5/14/chartex" xmlns:mc="http://schemas.openxmlformats.org/markup-compatibility/2006" xmlns:aink="http://schemas.microsoft.com/office/drawing/2016/ink" xmlns:am3d="http://schemas.microsoft.com/office/drawing/2017/model3d" xmlns:o="urn:schemas-microsoft-com:office:office" xmlns:oel="http://schemas.microsoft.com/office/2019/extlst" xmlns:r="http://schemas.openxmlformats.org/officeDocument/2006/relationships" xmlns:m="http://schemas.openxmlformats.org/officeDocument/2006/math" xmlns:v="urn:schemas-microsoft-com:vml" xmlns:wp14="http://schemas.microsoft.com/office/word/2010/wordprocessingDrawing" xmlns:wp="http://schemas.openxmlformats.org/drawingml/2006/wordprocessingDrawing" xmlns:w10="urn:schemas-microsoft-com:office:word" xmlns:w="http://schemas.openxmlformats.org/wordprocessingml/2006/main" xmlns:w14="http://schemas.microsoft.com/office/word/2010/wordml" xmlns:w15="http://schemas.microsoft.com/office/word/2012/wordml" xmlns:w16cex="http://schemas.microsoft.com/office/word/2018/wordml/cex" xmlns:w16cid="http://schemas.microsoft.com/office/word/2016/wordml/cid" xmlns:w16="http://schemas.microsoft.com/office/word/2018/wordml" xmlns:w16du="http://schemas.microsoft.com/office/word/2023/wordml/word16du" xmlns:w16sdtdh="http://schemas.microsoft.com/office/word/2020/wordml/sdtdatahash" xmlns:w16sdtfl="http://schemas.microsoft.com/office/word/2024/wordml/sdtformatlock" xmlns:w16se="http://schemas.microsoft.com/office/word/2015/wordml/symex" xmlns:wpg="http://schemas.microsoft.com/office/word/2010/wordprocessingGroup" xmlns:wpi="http://schemas.microsoft.com/office/word/2010/wordprocessingInk" xmlns:wne="http://schemas.microsoft.com/office/word/2006/wordml" xmlns:wps="http://schemas.microsoft.com/office/word/2010/wordprocessingShape" mc:Ignorable="w14 w15 w16se w16cid w16 w16cex w16sdtdh w16sdtfl w16du wp14">
   <w:p>
     <w:pPr>
       <w:widowControl w:val="0"/>
@@ -24101,69 +22047,74 @@
     <w:bookmarkStart w:id="4" w:name="_Hlk186188841"/>
     <w:bookmarkStart w:id="5" w:name="_Hlk186189107"/>
     <w:bookmarkStart w:id="6" w:name="_Hlk186189108"/>
+    <w:bookmarkStart w:id="7" w:name="_Hlk186189264"/>
+    <w:bookmarkStart w:id="8" w:name="_Hlk186189265"/>
+    <w:bookmarkStart w:id="9" w:name="_Hlk186189287"/>
+    <w:bookmarkStart w:id="10" w:name="_Hlk186189288"/>
+    <w:bookmarkStart w:id="11" w:name="_Hlk186189395"/>
+    <w:bookmarkStart w:id="12" w:name="_Hlk186189396"/>
     <w:r>
       <w:rPr>
+        <w:rFonts w:ascii="Arial" w:eastAsia="Calibri" w:hAnsi="Arial" w:cs="Arial"/>
+        <w:b/>
+        <w:bCs/>
         <w:noProof/>
-        <w:lang w:val="en-US"/>
+        <w:sz w:val="36"/>
+        <w:szCs w:val="36"/>
       </w:rPr>
       <w:drawing>
-        <wp:anchor distT="0" distB="0" distL="114300" distR="114300" simplePos="0" relativeHeight="251660288" behindDoc="0" locked="0" layoutInCell="1" allowOverlap="1" wp14:anchorId="19D451F8" wp14:editId="015959B6">
+        <wp:anchor distT="0" distB="0" distL="114300" distR="114300" simplePos="0" relativeHeight="251659264" behindDoc="0" locked="0" layoutInCell="1" allowOverlap="1" wp14:anchorId="40DBD067" wp14:editId="4BD6DCA1">
           <wp:simplePos x="0" y="0"/>
-          <wp:positionH relativeFrom="margin">
-            <wp:posOffset>-308344</wp:posOffset>
+          <wp:positionH relativeFrom="column">
+            <wp:posOffset>-324221</wp:posOffset>
           </wp:positionH>
           <wp:positionV relativeFrom="paragraph">
-            <wp:posOffset>6867</wp:posOffset>
+            <wp:posOffset>6985</wp:posOffset>
           </wp:positionV>
-          <wp:extent cx="810000" cy="810000"/>
-          <wp:effectExtent l="0" t="0" r="9525" b="9525"/>
+          <wp:extent cx="835200" cy="835200"/>
+          <wp:effectExtent l="0" t="0" r="3175" b="3175"/>
           <wp:wrapNone/>
-          <wp:docPr id="1140675709" name="Picture 3"/>
+          <wp:docPr id="2115472725" name="Picture 2115472725" descr="A yellow and blue logo&#10;&#10;Description automatically generated"/>
           <wp:cNvGraphicFramePr>
-            <a:graphicFrameLocks xmlns:a="http://schemas.openxmlformats.org/drawingml/2006/main" noChangeAspect="1"/>
+            <a:graphicFrameLocks xmlns:a="http://schemas.openxmlformats.org/drawingml/2006/main"/>
           </wp:cNvGraphicFramePr>
           <a:graphic xmlns:a="http://schemas.openxmlformats.org/drawingml/2006/main">
             <a:graphicData uri="http://schemas.openxmlformats.org/drawingml/2006/picture">
               <pic:pic xmlns:pic="http://schemas.openxmlformats.org/drawingml/2006/picture">
                 <pic:nvPicPr>
-                  <pic:cNvPr id="0" name="Picture 1"/>
+                  <pic:cNvPr id="469225509" name="Picture 469225509" descr="A yellow and blue logo&#10;&#10;Description automatically generated"/>
                   <pic:cNvPicPr>
-                    <a:picLocks noChangeAspect="1" noChangeArrowheads="1"/>
+                    <a:picLocks noChangeAspect="1"/>
                   </pic:cNvPicPr>
                 </pic:nvPicPr>
                 <pic:blipFill>
-                  <a:blip r:embed="rId1">
+                  <a:blip r:embed="rId1" cstate="print">
                     <a:extLst>
                       <a:ext uri="{28A0092B-C50C-407E-A947-70E740481C1C}">
                         <a14:useLocalDpi xmlns:a14="http://schemas.microsoft.com/office/drawing/2010/main" val="0"/>
                       </a:ext>
                     </a:extLst>
                   </a:blip>
-                  <a:srcRect/>
                   <a:stretch>
                     <a:fillRect/>
                   </a:stretch>
                 </pic:blipFill>
-                <pic:spPr bwMode="auto">
+                <pic:spPr>
                   <a:xfrm>
                     <a:off x="0" y="0"/>
-                    <a:ext cx="810000" cy="810000"/>
+                    <a:ext cx="835200" cy="835200"/>
                   </a:xfrm>
                   <a:prstGeom prst="rect">
                     <a:avLst/>
                   </a:prstGeom>
-                  <a:noFill/>
-                  <a:ln>
-                    <a:noFill/>
-                  </a:ln>
                 </pic:spPr>
               </pic:pic>
             </a:graphicData>
           </a:graphic>
-          <wp14:sizeRelH relativeFrom="page">
+          <wp14:sizeRelH relativeFrom="margin">
             <wp14:pctWidth>0</wp14:pctWidth>
           </wp14:sizeRelH>
-          <wp14:sizeRelV relativeFrom="page">
+          <wp14:sizeRelV relativeFrom="margin">
             <wp14:pctHeight>0</wp14:pctHeight>
           </wp14:sizeRelV>
         </wp:anchor>
@@ -24241,9 +22192,8 @@
       <w:jc w:val="center"/>
       <w:rPr>
         <w:rFonts w:ascii="Arial" w:eastAsia="Calibri" w:hAnsi="Arial" w:cs="Arial"/>
-        <w:spacing w:val="-8"/>
-        <w:sz w:val="16"/>
-        <w:szCs w:val="16"/>
+        <w:sz w:val="18"/>
+        <w:szCs w:val="18"/>
       </w:rPr>
     </w:pPr>
     <w:r>
@@ -24251,34 +22201,31 @@
         <w:rFonts w:ascii="Arial" w:eastAsia="Calibri" w:hAnsi="Arial" w:cs="Arial"/>
         <w:b/>
         <w:bCs/>
-        <w:spacing w:val="-8"/>
-        <w:sz w:val="16"/>
-        <w:szCs w:val="16"/>
+        <w:sz w:val="18"/>
+        <w:szCs w:val="18"/>
       </w:rPr>
-      <w:t xml:space="preserve">KELOMPOK KERJA PEMILIHAN </w:t>
+      <w:t xml:space="preserve">TIM PELAKSANA </w:t>
     </w:r>
     <w:r>
       <w:rPr>
         <w:rFonts w:ascii="Arial" w:eastAsia="Calibri" w:hAnsi="Arial" w:cs="Arial"/>
         <w:b/>
         <w:bCs/>
-        <w:spacing w:val="-8"/>
-        <w:sz w:val="16"/>
-        <w:szCs w:val="16"/>
+        <w:sz w:val="18"/>
+        <w:szCs w:val="18"/>
         <w:lang w:val="en-US"/>
       </w:rPr>
-      <w:t xml:space="preserve">2.A.2 </w:t>
+      <w:t>1.C.1</w:t>
     </w:r>
     <w:r>
       <w:rPr>
         <w:rFonts w:ascii="Arial" w:eastAsia="Calibri" w:hAnsi="Arial" w:cs="Arial"/>
         <w:b/>
         <w:bCs/>
-        <w:spacing w:val="-8"/>
-        <w:sz w:val="16"/>
-        <w:szCs w:val="16"/>
+        <w:sz w:val="18"/>
+        <w:szCs w:val="18"/>
       </w:rPr>
-      <w:t>BP2JK WILAYAH KALIMANTAN SELATAN TAHUN ANGGARAN 2026</w:t>
+      <w:t xml:space="preserve"> BP2JK WILAYAH KALIMANTAN SELATAN TAHUN ANGGARAN 2026</w:t>
     </w:r>
   </w:p>
   <w:p>
@@ -24290,108 +22237,30 @@
       <w:jc w:val="center"/>
       <w:rPr>
         <w:rFonts w:ascii="Arial" w:eastAsia="Calibri" w:hAnsi="Arial" w:cs="Arial"/>
-        <w:sz w:val="15"/>
-        <w:szCs w:val="15"/>
+        <w:spacing w:val="1"/>
+        <w:sz w:val="14"/>
+        <w:szCs w:val="14"/>
       </w:rPr>
     </w:pPr>
     <w:r>
       <w:rPr>
         <w:rFonts w:ascii="Arial" w:eastAsia="Calibri" w:hAnsi="Arial" w:cs="Arial"/>
-        <w:sz w:val="15"/>
-        <w:szCs w:val="15"/>
+        <w:sz w:val="14"/>
+        <w:szCs w:val="14"/>
       </w:rPr>
-      <w:t xml:space="preserve">Jl. Yos Sudarso No. </w:t>
+      <w:t xml:space="preserve">Alamat: Jl. Yos Sudarso No. 37A Lt.2, Banjarmasin 70119 Telp.0511-6723416 email: </w:t>
     </w:r>
-    <w:r>
-      <w:rPr>
-        <w:rFonts w:ascii="Arial" w:eastAsia="Calibri" w:hAnsi="Arial" w:cs="Arial"/>
-        <w:sz w:val="15"/>
-        <w:szCs w:val="15"/>
-      </w:rPr>
-      <w:t xml:space="preserve">37A Lt.2, Banjarmasin 70119 Telepon (0511) 6723416 </w:t>
-    </w:r>
-    <w:r>
-      <w:rPr>
-        <w:rFonts w:ascii="Arial" w:eastAsia="Calibri" w:hAnsi="Arial" w:cs="Arial"/>
-        <w:sz w:val="15"/>
-        <w:szCs w:val="15"/>
-      </w:rPr>
-      <w:t xml:space="preserve">Surel </w:t>
-    </w:r>
-    <w:r>
-      <w:fldChar w:fldCharType="begin"/>
-    </w:r>
-    <w:r>
-      <w:instrText xml:space="preserve"> HYPERLINK "mailto:%7bemail_ketua_pokja%7ddi." </w:instrText>
-    </w:r>
-    <w:r>
-      <w:fldChar w:fldCharType="separate"/>
-    </w:r>
-    <w:r>
-      <w:rPr>
-        <w:rFonts w:ascii="Arial" w:eastAsia="Calibri" w:hAnsi="Arial" w:cs="Arial"/>
-        <w:color w:val="0000FF"/>
-        <w:sz w:val="15"/>
-        <w:szCs w:val="15"/>
-        <w:u w:val="single"/>
-        <w:lang w:val="en-US"/>
-      </w:rPr>
-      <w:t>{</w:t>
-    </w:r>
-    <w:proofErr w:type="spellStart"/>
-    <w:r>
-      <w:rPr>
-        <w:rFonts w:ascii="Arial" w:eastAsia="Calibri" w:hAnsi="Arial" w:cs="Arial"/>
-        <w:color w:val="0000FF"/>
-        <w:sz w:val="15"/>
-        <w:szCs w:val="15"/>
-        <w:u w:val="single"/>
-        <w:lang w:val="en-US"/>
-      </w:rPr>
-      <w:t>email_ketua_</w:t>
-    </w:r>
-    <w:r>
-      <w:rPr>
-        <w:rFonts w:ascii="Arial" w:eastAsia="Calibri" w:hAnsi="Arial" w:cs="Arial"/>
-        <w:color w:val="0000FF"/>
-        <w:sz w:val="15"/>
-        <w:szCs w:val="15"/>
-        <w:u w:val="single"/>
-        <w:lang w:val="en-US"/>
-      </w:rPr>
-      <w:t>timlak</w:t>
-    </w:r>
-    <w:proofErr w:type="spellEnd"/>
-    <w:r>
-      <w:rPr>
-        <w:rFonts w:ascii="Arial" w:eastAsia="Calibri" w:hAnsi="Arial" w:cs="Arial"/>
-        <w:color w:val="0000FF"/>
-        <w:sz w:val="15"/>
-        <w:szCs w:val="15"/>
-        <w:u w:val="single"/>
-        <w:lang w:val="en-US"/>
-      </w:rPr>
-      <w:t>}</w:t>
-    </w:r>
-    <w:r>
-      <w:rPr>
-        <w:rFonts w:ascii="Arial" w:eastAsia="Calibri" w:hAnsi="Arial" w:cs="Arial"/>
-        <w:color w:val="0000FF"/>
-        <w:sz w:val="15"/>
-        <w:szCs w:val="15"/>
-        <w:u w:val="single"/>
-        <w:lang w:val="en-US"/>
-      </w:rPr>
-      <w:fldChar w:fldCharType="end"/>
-    </w:r>
-    <w:r>
-      <w:rPr>
-        <w:rFonts w:ascii="Arial" w:eastAsia="Calibri" w:hAnsi="Arial" w:cs="Arial"/>
-        <w:sz w:val="15"/>
-        <w:szCs w:val="15"/>
-      </w:rPr>
-      <w:t xml:space="preserve">  </w:t>
-    </w:r>
+    <w:hyperlink r:id="rId2" w:history="1">
+      <w:r>
+        <w:rPr>
+          <w:rStyle w:val="Hyperlink"/>
+          <w:rFonts w:ascii="Arial" w:eastAsia="Calibri" w:hAnsi="Arial" w:cs="Arial"/>
+          <w:sz w:val="14"/>
+          <w:szCs w:val="14"/>
+        </w:rPr>
+        <w:t>mirzareynaldi@pu.go.id</w:t>
+      </w:r>
+    </w:hyperlink>
   </w:p>
   <w:bookmarkEnd w:id="1"/>
   <w:bookmarkEnd w:id="2"/>
@@ -24417,7 +22286,7 @@
       <mc:AlternateContent>
         <mc:Choice Requires="wps">
           <w:drawing>
-            <wp:anchor distT="0" distB="0" distL="114300" distR="114300" simplePos="0" relativeHeight="251659264" behindDoc="0" locked="0" layoutInCell="1" allowOverlap="1" wp14:anchorId="5BD33A96" wp14:editId="517B716C">
+            <wp:anchor distT="0" distB="0" distL="114300" distR="114300" simplePos="0" relativeHeight="251660288" behindDoc="0" locked="0" layoutInCell="1" allowOverlap="1" wp14:anchorId="0CDAE4D5" wp14:editId="448978C6">
               <wp:simplePos x="0" y="0"/>
               <wp:positionH relativeFrom="margin">
                 <wp:posOffset>567858</wp:posOffset>
@@ -24467,7 +22336,7 @@
         </mc:Choice>
         <mc:Fallback>
           <w:pict>
-            <v:line w14:anchorId="218D2D4F" id="Straight Connector 984700384" o:spid="_x0000_s1026" style="position:absolute;z-index:251659264;visibility:visible;mso-wrap-style:square;mso-width-percent:0;mso-height-percent:0;mso-wrap-distance-left:9pt;mso-wrap-distance-top:0;mso-wrap-distance-right:9pt;mso-wrap-distance-bottom:0;mso-position-horizontal:absolute;mso-position-horizontal-relative:margin;mso-position-vertical:absolute;mso-position-vertical-relative:text;mso-width-percent:0;mso-height-percent:0;mso-width-relative:margin;mso-height-relative:margin" from="44.7pt,.75pt" to="468.4pt,.75pt" o:gfxdata="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" strokecolor="windowText" strokeweight="2.5pt">
+            <v:line w14:anchorId="6FA75CA7" id="Straight Connector 984700384" o:spid="_x0000_s1026" style="position:absolute;z-index:251660288;visibility:visible;mso-wrap-style:square;mso-width-percent:0;mso-height-percent:0;mso-wrap-distance-left:9pt;mso-wrap-distance-top:0;mso-wrap-distance-right:9pt;mso-wrap-distance-bottom:0;mso-position-horizontal:absolute;mso-position-horizontal-relative:margin;mso-position-vertical:absolute;mso-position-vertical-relative:text;mso-width-percent:0;mso-height-percent:0;mso-width-relative:margin;mso-height-relative:margin" from="44.7pt,.75pt" to="468.4pt,.75pt" o:gfxdata="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" strokecolor="windowText" strokeweight="2.5pt">
               <v:stroke joinstyle="miter"/>
               <w10:wrap anchorx="margin"/>
             </v:line>
@@ -24479,28 +22348,28 @@
     <w:bookmarkEnd w:id="4"/>
     <w:bookmarkEnd w:id="5"/>
     <w:bookmarkEnd w:id="6"/>
+    <w:bookmarkEnd w:id="7"/>
+    <w:bookmarkEnd w:id="8"/>
+    <w:bookmarkEnd w:id="9"/>
+    <w:bookmarkEnd w:id="10"/>
+    <w:bookmarkEnd w:id="11"/>
+    <w:bookmarkEnd w:id="12"/>
   </w:p>
   <w:p>
     <w:pPr>
-      <w:tabs>
-        <w:tab w:val="center" w:pos="4680"/>
-        <w:tab w:val="right" w:pos="9360"/>
-      </w:tabs>
+      <w:pStyle w:val="Header"/>
     </w:pPr>
   </w:p>
   <w:p>
     <w:pPr>
       <w:pStyle w:val="Header"/>
-      <w:rPr>
-        <w:rFonts w:eastAsia="Calibri"/>
-      </w:rPr>
     </w:pPr>
   </w:p>
 </w:hdr>
 </file>
 
 <file path=word/numbering.xml><?xml version="1.0" encoding="utf-8"?>
-<w:numbering xmlns:wpc="http://schemas.microsoft.com/office/word/2010/wordprocessingCanvas" xmlns:cx="http://schemas.microsoft.com/office/drawing/2014/chartex" xmlns:cx1="http://schemas.microsoft.com/office/drawing/2015/9/8/chartex" xmlns:cx2="http://schemas.microsoft.com/office/drawing/2015/10/21/chartex" xmlns:cx3="http://schemas.microsoft.com/office/drawing/2016/5/9/chartex" xmlns:cx4="http://schemas.microsoft.com/office/drawing/2016/5/10/chartex" xmlns:cx5="http://schemas.microsoft.com/office/drawing/2016/5/11/chartex" xmlns:cx6="http://schemas.microsoft.com/office/drawing/2016/5/12/chartex" xmlns:cx7="http://schemas.microsoft.com/office/drawing/2016/5/13/chartex" xmlns:cx8="http://schemas.microsoft.com/office/drawing/2016/5/14/chartex" xmlns:mc="http://schemas.openxmlformats.org/markup-compatibility/2006" xmlns:aink="http://schemas.microsoft.com/office/drawing/2016/ink" xmlns:am3d="http://schemas.microsoft.com/office/drawing/2017/model3d" xmlns:o="urn:schemas-microsoft-com:office:office" xmlns:r="http://schemas.openxmlformats.org/officeDocument/2006/relationships" xmlns:m="http://schemas.openxmlformats.org/officeDocument/2006/math" xmlns:v="urn:schemas-microsoft-com:vml" xmlns:wp14="http://schemas.microsoft.com/office/word/2010/wordprocessingDrawing" xmlns:wp="http://schemas.openxmlformats.org/drawingml/2006/wordprocessingDrawing" xmlns:w10="urn:schemas-microsoft-com:office:word" xmlns:w="http://schemas.openxmlformats.org/wordprocessingml/2006/main" xmlns:w14="http://schemas.microsoft.com/office/word/2010/wordml" xmlns:w15="http://schemas.microsoft.com/office/word/2012/wordml" xmlns:w16cex="http://schemas.microsoft.com/office/word/2018/wordml/cex" xmlns:w16cid="http://schemas.microsoft.com/office/word/2016/wordml/cid" xmlns:w16="http://schemas.microsoft.com/office/word/2018/wordml" xmlns:w16sdtdh="http://schemas.microsoft.com/office/word/2020/wordml/sdtdatahash" xmlns:w16se="http://schemas.microsoft.com/office/word/2015/wordml/symex" xmlns:wpg="http://schemas.microsoft.com/office/word/2010/wordprocessingGroup" xmlns:wpi="http://schemas.microsoft.com/office/word/2010/wordprocessingInk" xmlns:wne="http://schemas.microsoft.com/office/word/2006/wordml" xmlns:wps="http://schemas.microsoft.com/office/word/2010/wordprocessingShape" mc:Ignorable="w14 w15 w16se w16cid w16 w16cex w16sdtdh wp14">
+<w:numbering xmlns:wpc="http://schemas.microsoft.com/office/word/2010/wordprocessingCanvas" xmlns:cx="http://schemas.microsoft.com/office/drawing/2014/chartex" xmlns:cx1="http://schemas.microsoft.com/office/drawing/2015/9/8/chartex" xmlns:cx2="http://schemas.microsoft.com/office/drawing/2015/10/21/chartex" xmlns:cx3="http://schemas.microsoft.com/office/drawing/2016/5/9/chartex" xmlns:cx4="http://schemas.microsoft.com/office/drawing/2016/5/10/chartex" xmlns:cx5="http://schemas.microsoft.com/office/drawing/2016/5/11/chartex" xmlns:cx6="http://schemas.microsoft.com/office/drawing/2016/5/12/chartex" xmlns:cx7="http://schemas.microsoft.com/office/drawing/2016/5/13/chartex" xmlns:cx8="http://schemas.microsoft.com/office/drawing/2016/5/14/chartex" xmlns:mc="http://schemas.openxmlformats.org/markup-compatibility/2006" xmlns:aink="http://schemas.microsoft.com/office/drawing/2016/ink" xmlns:am3d="http://schemas.microsoft.com/office/drawing/2017/model3d" xmlns:o="urn:schemas-microsoft-com:office:office" xmlns:oel="http://schemas.microsoft.com/office/2019/extlst" xmlns:r="http://schemas.openxmlformats.org/officeDocument/2006/relationships" xmlns:m="http://schemas.openxmlformats.org/officeDocument/2006/math" xmlns:v="urn:schemas-microsoft-com:vml" xmlns:wp14="http://schemas.microsoft.com/office/word/2010/wordprocessingDrawing" xmlns:wp="http://schemas.openxmlformats.org/drawingml/2006/wordprocessingDrawing" xmlns:w10="urn:schemas-microsoft-com:office:word" xmlns:w="http://schemas.openxmlformats.org/wordprocessingml/2006/main" xmlns:w14="http://schemas.microsoft.com/office/word/2010/wordml" xmlns:w15="http://schemas.microsoft.com/office/word/2012/wordml" xmlns:w16cex="http://schemas.microsoft.com/office/word/2018/wordml/cex" xmlns:w16cid="http://schemas.microsoft.com/office/word/2016/wordml/cid" xmlns:w16="http://schemas.microsoft.com/office/word/2018/wordml" xmlns:w16du="http://schemas.microsoft.com/office/word/2023/wordml/word16du" xmlns:w16sdtdh="http://schemas.microsoft.com/office/word/2020/wordml/sdtdatahash" xmlns:w16sdtfl="http://schemas.microsoft.com/office/word/2024/wordml/sdtformatlock" xmlns:w16se="http://schemas.microsoft.com/office/word/2015/wordml/symex" xmlns:wpg="http://schemas.microsoft.com/office/word/2010/wordprocessingGroup" xmlns:wpi="http://schemas.microsoft.com/office/word/2010/wordprocessingInk" xmlns:wne="http://schemas.microsoft.com/office/word/2006/wordml" xmlns:wps="http://schemas.microsoft.com/office/word/2010/wordprocessingShape" mc:Ignorable="w14 w15 w16se w16cid w16 w16cex w16sdtdh w16sdtfl w16du wp14">
   <w:abstractNum w:abstractNumId="0" w15:restartNumberingAfterBreak="0">
     <w:nsid w:val="FFFFFF88"/>
     <w:multiLevelType w:val="singleLevel"/>
@@ -29415,70 +27284,70 @@
       </w:pPr>
     </w:lvl>
   </w:abstractNum>
-  <w:num w:numId="1">
+  <w:num w:numId="1" w16cid:durableId="1672874244">
     <w:abstractNumId w:val="15"/>
   </w:num>
-  <w:num w:numId="2">
+  <w:num w:numId="2" w16cid:durableId="2069254769">
     <w:abstractNumId w:val="32"/>
   </w:num>
-  <w:num w:numId="3">
+  <w:num w:numId="3" w16cid:durableId="2137405167">
     <w:abstractNumId w:val="35"/>
   </w:num>
-  <w:num w:numId="4">
+  <w:num w:numId="4" w16cid:durableId="1283725546">
     <w:abstractNumId w:val="0"/>
   </w:num>
-  <w:num w:numId="5">
+  <w:num w:numId="5" w16cid:durableId="121197295">
     <w:abstractNumId w:val="28"/>
   </w:num>
-  <w:num w:numId="6">
+  <w:num w:numId="6" w16cid:durableId="664628131">
     <w:abstractNumId w:val="21"/>
   </w:num>
-  <w:num w:numId="7">
+  <w:num w:numId="7" w16cid:durableId="2009870084">
     <w:abstractNumId w:val="18"/>
   </w:num>
-  <w:num w:numId="8">
+  <w:num w:numId="8" w16cid:durableId="607011985">
     <w:abstractNumId w:val="24"/>
   </w:num>
-  <w:num w:numId="9">
+  <w:num w:numId="9" w16cid:durableId="1992978827">
     <w:abstractNumId w:val="12"/>
   </w:num>
-  <w:num w:numId="10">
+  <w:num w:numId="10" w16cid:durableId="295795674">
     <w:abstractNumId w:val="23"/>
   </w:num>
-  <w:num w:numId="11">
+  <w:num w:numId="11" w16cid:durableId="253367279">
     <w:abstractNumId w:val="22"/>
   </w:num>
-  <w:num w:numId="12">
+  <w:num w:numId="12" w16cid:durableId="370496662">
     <w:abstractNumId w:val="31"/>
   </w:num>
-  <w:num w:numId="13">
+  <w:num w:numId="13" w16cid:durableId="562521880">
     <w:abstractNumId w:val="34"/>
   </w:num>
-  <w:num w:numId="14">
+  <w:num w:numId="14" w16cid:durableId="2102599184">
     <w:abstractNumId w:val="17"/>
   </w:num>
-  <w:num w:numId="15">
+  <w:num w:numId="15" w16cid:durableId="1407649109">
     <w:abstractNumId w:val="38"/>
   </w:num>
-  <w:num w:numId="16">
+  <w:num w:numId="16" w16cid:durableId="2143645518">
     <w:abstractNumId w:val="2"/>
   </w:num>
-  <w:num w:numId="17">
+  <w:num w:numId="17" w16cid:durableId="213784304">
     <w:abstractNumId w:val="7"/>
   </w:num>
-  <w:num w:numId="18">
+  <w:num w:numId="18" w16cid:durableId="1258103478">
     <w:abstractNumId w:val="40"/>
   </w:num>
-  <w:num w:numId="19">
+  <w:num w:numId="19" w16cid:durableId="36318121">
     <w:abstractNumId w:val="29"/>
   </w:num>
-  <w:num w:numId="20">
+  <w:num w:numId="20" w16cid:durableId="1960795631">
     <w:abstractNumId w:val="9"/>
   </w:num>
-  <w:num w:numId="21">
+  <w:num w:numId="21" w16cid:durableId="1369452060">
     <w:abstractNumId w:val="16"/>
   </w:num>
-  <w:num w:numId="22">
+  <w:num w:numId="22" w16cid:durableId="1419132958">
     <w:abstractNumId w:val="19"/>
     <w:lvlOverride w:ilvl="0">
       <w:startOverride w:val="1"/>
@@ -29508,7 +27377,7 @@
       <w:startOverride w:val="1"/>
     </w:lvlOverride>
   </w:num>
-  <w:num w:numId="23">
+  <w:num w:numId="23" w16cid:durableId="46269242">
     <w:abstractNumId w:val="27"/>
     <w:lvlOverride w:ilvl="0">
       <w:startOverride w:val="1"/>
@@ -29538,7 +27407,7 @@
       <w:startOverride w:val="1"/>
     </w:lvlOverride>
   </w:num>
-  <w:num w:numId="24">
+  <w:num w:numId="24" w16cid:durableId="1756826635">
     <w:abstractNumId w:val="30"/>
     <w:lvlOverride w:ilvl="0">
       <w:startOverride w:val="1"/>
@@ -29568,7 +27437,7 @@
       <w:startOverride w:val="1"/>
     </w:lvlOverride>
   </w:num>
-  <w:num w:numId="25">
+  <w:num w:numId="25" w16cid:durableId="1260525405">
     <w:abstractNumId w:val="1"/>
     <w:lvlOverride w:ilvl="0">
       <w:startOverride w:val="1"/>
@@ -29598,7 +27467,7 @@
       <w:startOverride w:val="1"/>
     </w:lvlOverride>
   </w:num>
-  <w:num w:numId="26">
+  <w:num w:numId="26" w16cid:durableId="962465518">
     <w:abstractNumId w:val="43"/>
     <w:lvlOverride w:ilvl="0">
       <w:startOverride w:val="2"/>
@@ -29628,7 +27497,7 @@
       <w:startOverride w:val="1"/>
     </w:lvlOverride>
   </w:num>
-  <w:num w:numId="27">
+  <w:num w:numId="27" w16cid:durableId="1504125871">
     <w:abstractNumId w:val="26"/>
     <w:lvlOverride w:ilvl="0">
       <w:startOverride w:val="2"/>
@@ -29658,7 +27527,7 @@
       <w:startOverride w:val="1"/>
     </w:lvlOverride>
   </w:num>
-  <w:num w:numId="28">
+  <w:num w:numId="28" w16cid:durableId="1534225776">
     <w:abstractNumId w:val="3"/>
     <w:lvlOverride w:ilvl="0">
       <w:startOverride w:val="2"/>
@@ -29688,7 +27557,7 @@
       <w:startOverride w:val="1"/>
     </w:lvlOverride>
   </w:num>
-  <w:num w:numId="29">
+  <w:num w:numId="29" w16cid:durableId="561798133">
     <w:abstractNumId w:val="14"/>
     <w:lvlOverride w:ilvl="0">
       <w:startOverride w:val="2"/>
@@ -29718,7 +27587,7 @@
       <w:startOverride w:val="1"/>
     </w:lvlOverride>
   </w:num>
-  <w:num w:numId="30">
+  <w:num w:numId="30" w16cid:durableId="765880719">
     <w:abstractNumId w:val="42"/>
     <w:lvlOverride w:ilvl="0">
       <w:startOverride w:val="2"/>
@@ -29748,7 +27617,7 @@
       <w:startOverride w:val="1"/>
     </w:lvlOverride>
   </w:num>
-  <w:num w:numId="31">
+  <w:num w:numId="31" w16cid:durableId="949507757">
     <w:abstractNumId w:val="6"/>
     <w:lvlOverride w:ilvl="0">
       <w:startOverride w:val="2"/>
@@ -29778,7 +27647,7 @@
       <w:startOverride w:val="1"/>
     </w:lvlOverride>
   </w:num>
-  <w:num w:numId="32">
+  <w:num w:numId="32" w16cid:durableId="1536846742">
     <w:abstractNumId w:val="10"/>
     <w:lvlOverride w:ilvl="0">
       <w:startOverride w:val="2"/>
@@ -29808,7 +27677,7 @@
       <w:startOverride w:val="1"/>
     </w:lvlOverride>
   </w:num>
-  <w:num w:numId="33">
+  <w:num w:numId="33" w16cid:durableId="699431052">
     <w:abstractNumId w:val="44"/>
     <w:lvlOverride w:ilvl="0">
       <w:startOverride w:val="2"/>
@@ -29838,7 +27707,7 @@
       <w:startOverride w:val="1"/>
     </w:lvlOverride>
   </w:num>
-  <w:num w:numId="34">
+  <w:num w:numId="34" w16cid:durableId="310254726">
     <w:abstractNumId w:val="4"/>
     <w:lvlOverride w:ilvl="0">
       <w:startOverride w:val="2"/>
@@ -29868,7 +27737,7 @@
       <w:startOverride w:val="1"/>
     </w:lvlOverride>
   </w:num>
-  <w:num w:numId="35">
+  <w:num w:numId="35" w16cid:durableId="815950171">
     <w:abstractNumId w:val="36"/>
     <w:lvlOverride w:ilvl="0">
       <w:startOverride w:val="2"/>
@@ -29898,7 +27767,7 @@
       <w:startOverride w:val="1"/>
     </w:lvlOverride>
   </w:num>
-  <w:num w:numId="36">
+  <w:num w:numId="36" w16cid:durableId="2053461438">
     <w:abstractNumId w:val="39"/>
     <w:lvlOverride w:ilvl="0">
       <w:startOverride w:val="2"/>
@@ -29928,7 +27797,7 @@
       <w:startOverride w:val="1"/>
     </w:lvlOverride>
   </w:num>
-  <w:num w:numId="37">
+  <w:num w:numId="37" w16cid:durableId="449863956">
     <w:abstractNumId w:val="33"/>
     <w:lvlOverride w:ilvl="0">
       <w:startOverride w:val="2"/>
@@ -29958,7 +27827,7 @@
       <w:startOverride w:val="1"/>
     </w:lvlOverride>
   </w:num>
-  <w:num w:numId="38">
+  <w:num w:numId="38" w16cid:durableId="1238708544">
     <w:abstractNumId w:val="8"/>
     <w:lvlOverride w:ilvl="0">
       <w:startOverride w:val="1"/>
@@ -29988,7 +27857,7 @@
       <w:startOverride w:val="1"/>
     </w:lvlOverride>
   </w:num>
-  <w:num w:numId="39">
+  <w:num w:numId="39" w16cid:durableId="2109307288">
     <w:abstractNumId w:val="11"/>
     <w:lvlOverride w:ilvl="0">
       <w:startOverride w:val="1"/>
@@ -30018,7 +27887,7 @@
       <w:startOverride w:val="1"/>
     </w:lvlOverride>
   </w:num>
-  <w:num w:numId="40">
+  <w:num w:numId="40" w16cid:durableId="339435723">
     <w:abstractNumId w:val="20"/>
     <w:lvlOverride w:ilvl="0">
       <w:startOverride w:val="1"/>
@@ -30048,7 +27917,7 @@
       <w:startOverride w:val="1"/>
     </w:lvlOverride>
   </w:num>
-  <w:num w:numId="41">
+  <w:num w:numId="41" w16cid:durableId="1437285842">
     <w:abstractNumId w:val="5"/>
     <w:lvlOverride w:ilvl="0">
       <w:startOverride w:val="1"/>
@@ -30078,7 +27947,7 @@
       <w:startOverride w:val="1"/>
     </w:lvlOverride>
   </w:num>
-  <w:num w:numId="42">
+  <w:num w:numId="42" w16cid:durableId="439953414">
     <w:abstractNumId w:val="13"/>
     <w:lvlOverride w:ilvl="0">
       <w:startOverride w:val="2"/>
@@ -30108,7 +27977,7 @@
       <w:startOverride w:val="1"/>
     </w:lvlOverride>
   </w:num>
-  <w:num w:numId="43">
+  <w:num w:numId="43" w16cid:durableId="1546525041">
     <w:abstractNumId w:val="37"/>
     <w:lvlOverride w:ilvl="0">
       <w:startOverride w:val="1"/>
@@ -30138,7 +28007,7 @@
       <w:startOverride w:val="1"/>
     </w:lvlOverride>
   </w:num>
-  <w:num w:numId="44">
+  <w:num w:numId="44" w16cid:durableId="497037444">
     <w:abstractNumId w:val="25"/>
     <w:lvlOverride w:ilvl="0">
       <w:startOverride w:val="2"/>
@@ -30168,7 +28037,7 @@
       <w:startOverride w:val="1"/>
     </w:lvlOverride>
   </w:num>
-  <w:num w:numId="45">
+  <w:num w:numId="45" w16cid:durableId="798063095">
     <w:abstractNumId w:val="41"/>
     <w:lvlOverride w:ilvl="0">
       <w:startOverride w:val="1"/>
@@ -30203,7 +28072,7 @@
 </file>
 
 <file path=word/styles.xml><?xml version="1.0" encoding="utf-8"?>
-<w:styles xmlns:mc="http://schemas.openxmlformats.org/markup-compatibility/2006" xmlns:r="http://schemas.openxmlformats.org/officeDocument/2006/relationships" xmlns:w="http://schemas.openxmlformats.org/wordprocessingml/2006/main" xmlns:w14="http://schemas.microsoft.com/office/word/2010/wordml" xmlns:w15="http://schemas.microsoft.com/office/word/2012/wordml" xmlns:w16cex="http://schemas.microsoft.com/office/word/2018/wordml/cex" xmlns:w16cid="http://schemas.microsoft.com/office/word/2016/wordml/cid" xmlns:w16="http://schemas.microsoft.com/office/word/2018/wordml" xmlns:w16sdtdh="http://schemas.microsoft.com/office/word/2020/wordml/sdtdatahash" xmlns:w16se="http://schemas.microsoft.com/office/word/2015/wordml/symex" mc:Ignorable="w14 w15 w16se w16cid w16 w16cex w16sdtdh">
+<w:styles xmlns:mc="http://schemas.openxmlformats.org/markup-compatibility/2006" xmlns:r="http://schemas.openxmlformats.org/officeDocument/2006/relationships" xmlns:w="http://schemas.openxmlformats.org/wordprocessingml/2006/main" xmlns:w14="http://schemas.microsoft.com/office/word/2010/wordml" xmlns:w15="http://schemas.microsoft.com/office/word/2012/wordml" xmlns:w16cex="http://schemas.microsoft.com/office/word/2018/wordml/cex" xmlns:w16cid="http://schemas.microsoft.com/office/word/2016/wordml/cid" xmlns:w16="http://schemas.microsoft.com/office/word/2018/wordml" xmlns:w16du="http://schemas.microsoft.com/office/word/2023/wordml/word16du" xmlns:w16sdtdh="http://schemas.microsoft.com/office/word/2020/wordml/sdtdatahash" xmlns:w16sdtfl="http://schemas.microsoft.com/office/word/2024/wordml/sdtformatlock" xmlns:w16se="http://schemas.microsoft.com/office/word/2015/wordml/symex" mc:Ignorable="w14 w15 w16se w16cid w16 w16cex w16sdtdh w16sdtfl w16du">
   <w:docDefaults>
     <w:rPrDefault>
       <w:rPr>
@@ -31719,12 +29588,7 @@
 </file>
 
 <file path=customXml/item1.xml><?xml version="1.0" encoding="utf-8"?>
-<?mso-contentType ?>
-<FormTemplates xmlns="http://schemas.microsoft.com/sharepoint/v3/contenttype/forms">
-  <Display>DocumentLibraryForm</Display>
-  <Edit>DocumentLibraryForm</Edit>
-  <New>DocumentLibraryForm</New>
-</FormTemplates>
+<b:Sources xmlns:b="http://schemas.openxmlformats.org/officeDocument/2006/bibliography" xmlns="http://schemas.openxmlformats.org/officeDocument/2006/bibliography" SelectedStyle="\APASixthEditionOfficeOnline.xsl" StyleName="APA" Version="6"/>
 </file>
 
 <file path=customXml/item2.xml><?xml version="1.0" encoding="utf-8"?>
@@ -31971,7 +29835,12 @@
 </file>
 
 <file path=customXml/item3.xml><?xml version="1.0" encoding="utf-8"?>
-<b:Sources xmlns:b="http://schemas.openxmlformats.org/officeDocument/2006/bibliography" xmlns="http://schemas.openxmlformats.org/officeDocument/2006/bibliography" SelectedStyle="\APASixthEditionOfficeOnline.xsl" StyleName="APA" Version="6"/>
+<?mso-contentType ?>
+<FormTemplates xmlns="http://schemas.microsoft.com/sharepoint/v3/contenttype/forms">
+  <Display>DocumentLibraryForm</Display>
+  <Edit>DocumentLibraryForm</Edit>
+  <New>DocumentLibraryForm</New>
+</FormTemplates>
 </file>
 
 <file path=customXml/item4.xml><?xml version="1.0" encoding="utf-8"?>
@@ -31987,9 +29856,9 @@
 </file>
 
 <file path=customXml/itemProps1.xml><?xml version="1.0" encoding="utf-8"?>
-<ds:datastoreItem xmlns:ds="http://schemas.openxmlformats.org/officeDocument/2006/customXml" ds:itemID="{ADE80AD1-B511-437D-9EC6-E71B406ED00D}">
+<ds:datastoreItem xmlns:ds="http://schemas.openxmlformats.org/officeDocument/2006/customXml" ds:itemID="{3564FCC2-057E-4FC9-A26B-7DCC8F105261}">
   <ds:schemaRefs>
-    <ds:schemaRef ds:uri="http://schemas.microsoft.com/sharepoint/v3/contenttype/forms"/>
+    <ds:schemaRef ds:uri="http://schemas.openxmlformats.org/officeDocument/2006/bibliography"/>
   </ds:schemaRefs>
 </ds:datastoreItem>
 </file>
@@ -32014,9 +29883,9 @@
 </file>
 
 <file path=customXml/itemProps3.xml><?xml version="1.0" encoding="utf-8"?>
-<ds:datastoreItem xmlns:ds="http://schemas.openxmlformats.org/officeDocument/2006/customXml" ds:itemID="{3564FCC2-057E-4FC9-A26B-7DCC8F105261}">
+<ds:datastoreItem xmlns:ds="http://schemas.openxmlformats.org/officeDocument/2006/customXml" ds:itemID="{ADE80AD1-B511-437D-9EC6-E71B406ED00D}">
   <ds:schemaRefs>
-    <ds:schemaRef ds:uri="http://schemas.openxmlformats.org/officeDocument/2006/bibliography"/>
+    <ds:schemaRef ds:uri="http://schemas.microsoft.com/sharepoint/v3/contenttype/forms"/>
   </ds:schemaRefs>
 </ds:datastoreItem>
 </file>

--- a/Master Folder/Master BA Timlak Konsultan/05. BA Reviu Dokumen Seleksi.docx
+++ b/Master Folder/Master BA Timlak Konsultan/05. BA Reviu Dokumen Seleksi.docx
@@ -1,6 +1,6 @@
 
 <file path=word/document.xml><?xml version="1.0" encoding="utf-8"?>
-<w:document xmlns:wpc="http://schemas.microsoft.com/office/word/2010/wordprocessingCanvas" xmlns:cx="http://schemas.microsoft.com/office/drawing/2014/chartex" xmlns:cx1="http://schemas.microsoft.com/office/drawing/2015/9/8/chartex" xmlns:cx2="http://schemas.microsoft.com/office/drawing/2015/10/21/chartex" xmlns:cx3="http://schemas.microsoft.com/office/drawing/2016/5/9/chartex" xmlns:cx4="http://schemas.microsoft.com/office/drawing/2016/5/10/chartex" xmlns:cx5="http://schemas.microsoft.com/office/drawing/2016/5/11/chartex" xmlns:cx6="http://schemas.microsoft.com/office/drawing/2016/5/12/chartex" xmlns:cx7="http://schemas.microsoft.com/office/drawing/2016/5/13/chartex" xmlns:cx8="http://schemas.microsoft.com/office/drawing/2016/5/14/chartex" xmlns:mc="http://schemas.openxmlformats.org/markup-compatibility/2006" xmlns:aink="http://schemas.microsoft.com/office/drawing/2016/ink" xmlns:am3d="http://schemas.microsoft.com/office/drawing/2017/model3d" xmlns:o="urn:schemas-microsoft-com:office:office" xmlns:oel="http://schemas.microsoft.com/office/2019/extlst" xmlns:r="http://schemas.openxmlformats.org/officeDocument/2006/relationships" xmlns:m="http://schemas.openxmlformats.org/officeDocument/2006/math" xmlns:v="urn:schemas-microsoft-com:vml" xmlns:wp14="http://schemas.microsoft.com/office/word/2010/wordprocessingDrawing" xmlns:wp="http://schemas.openxmlformats.org/drawingml/2006/wordprocessingDrawing" xmlns:w10="urn:schemas-microsoft-com:office:word" xmlns:w="http://schemas.openxmlformats.org/wordprocessingml/2006/main" xmlns:w14="http://schemas.microsoft.com/office/word/2010/wordml" xmlns:w15="http://schemas.microsoft.com/office/word/2012/wordml" xmlns:w16cex="http://schemas.microsoft.com/office/word/2018/wordml/cex" xmlns:w16cid="http://schemas.microsoft.com/office/word/2016/wordml/cid" xmlns:w16="http://schemas.microsoft.com/office/word/2018/wordml" xmlns:w16du="http://schemas.microsoft.com/office/word/2023/wordml/word16du" xmlns:w16sdtdh="http://schemas.microsoft.com/office/word/2020/wordml/sdtdatahash" xmlns:w16sdtfl="http://schemas.microsoft.com/office/word/2024/wordml/sdtformatlock" xmlns:w16se="http://schemas.microsoft.com/office/word/2015/wordml/symex" xmlns:wpg="http://schemas.microsoft.com/office/word/2010/wordprocessingGroup" xmlns:wpi="http://schemas.microsoft.com/office/word/2010/wordprocessingInk" xmlns:wne="http://schemas.microsoft.com/office/word/2006/wordml" xmlns:wps="http://schemas.microsoft.com/office/word/2010/wordprocessingShape" mc:Ignorable="w14 w15 w16se w16cid w16 w16cex w16sdtdh w16sdtfl w16du wp14">
+<w:document xmlns:wpc="http://schemas.microsoft.com/office/word/2010/wordprocessingCanvas" xmlns:cx="http://schemas.microsoft.com/office/drawing/2014/chartex" xmlns:cx1="http://schemas.microsoft.com/office/drawing/2015/9/8/chartex" xmlns:cx2="http://schemas.microsoft.com/office/drawing/2015/10/21/chartex" xmlns:cx3="http://schemas.microsoft.com/office/drawing/2016/5/9/chartex" xmlns:cx4="http://schemas.microsoft.com/office/drawing/2016/5/10/chartex" xmlns:cx5="http://schemas.microsoft.com/office/drawing/2016/5/11/chartex" xmlns:cx6="http://schemas.microsoft.com/office/drawing/2016/5/12/chartex" xmlns:cx7="http://schemas.microsoft.com/office/drawing/2016/5/13/chartex" xmlns:cx8="http://schemas.microsoft.com/office/drawing/2016/5/14/chartex" xmlns:mc="http://schemas.openxmlformats.org/markup-compatibility/2006" xmlns:aink="http://schemas.microsoft.com/office/drawing/2016/ink" xmlns:am3d="http://schemas.microsoft.com/office/drawing/2017/model3d" xmlns:o="urn:schemas-microsoft-com:office:office" xmlns:r="http://schemas.openxmlformats.org/officeDocument/2006/relationships" xmlns:m="http://schemas.openxmlformats.org/officeDocument/2006/math" xmlns:v="urn:schemas-microsoft-com:vml" xmlns:wp14="http://schemas.microsoft.com/office/word/2010/wordprocessingDrawing" xmlns:wp="http://schemas.openxmlformats.org/drawingml/2006/wordprocessingDrawing" xmlns:w10="urn:schemas-microsoft-com:office:word" xmlns:w="http://schemas.openxmlformats.org/wordprocessingml/2006/main" xmlns:w14="http://schemas.microsoft.com/office/word/2010/wordml" xmlns:w15="http://schemas.microsoft.com/office/word/2012/wordml" xmlns:w16cex="http://schemas.microsoft.com/office/word/2018/wordml/cex" xmlns:w16cid="http://schemas.microsoft.com/office/word/2016/wordml/cid" xmlns:w16="http://schemas.microsoft.com/office/word/2018/wordml" xmlns:w16sdtdh="http://schemas.microsoft.com/office/word/2020/wordml/sdtdatahash" xmlns:w16se="http://schemas.microsoft.com/office/word/2015/wordml/symex" xmlns:wpg="http://schemas.microsoft.com/office/word/2010/wordprocessingGroup" xmlns:wpi="http://schemas.microsoft.com/office/word/2010/wordprocessingInk" xmlns:wne="http://schemas.microsoft.com/office/word/2006/wordml" xmlns:wps="http://schemas.microsoft.com/office/word/2010/wordprocessingShape" mc:Ignorable="w14 w15 w16se w16cid w16 w16cex w16sdtdh wp14">
   <w:body>
     <w:p>
       <w:pPr>
@@ -254,7 +254,7 @@
           <w:sz w:val="22"/>
           <w:szCs w:val="22"/>
         </w:rPr>
-        <w:t>{nomor_timlak_05}</w:t>
+        <w:t>{kode_klasifikasi}/R/Bp2jk17/TIMLAK-{kode_pokja}/2026/02</w:t>
       </w:r>
     </w:p>
     <w:p>
@@ -401,7 +401,7 @@
           <w:sz w:val="22"/>
           <w:szCs w:val="22"/>
         </w:rPr>
-        <w:t>{hari_surat_timlak_05}</w:t>
+        <w:t>{hari_</w:t>
       </w:r>
       <w:r>
         <w:rPr>
@@ -411,6 +411,29 @@
           <w:spacing w:val="7"/>
           <w:sz w:val="22"/>
           <w:szCs w:val="22"/>
+          <w:lang w:val="en-US"/>
+        </w:rPr>
+        <w:t>reviu</w:t>
+      </w:r>
+      <w:r>
+        <w:rPr>
+          <w:rFonts w:ascii="Arial" w:eastAsia="Arial" w:hAnsi="Arial" w:cs="Arial"/>
+          <w:b/>
+          <w:bCs/>
+          <w:spacing w:val="7"/>
+          <w:sz w:val="22"/>
+          <w:szCs w:val="22"/>
+        </w:rPr>
+        <w:t>}</w:t>
+      </w:r>
+      <w:r>
+        <w:rPr>
+          <w:rFonts w:ascii="Arial" w:eastAsia="Arial" w:hAnsi="Arial" w:cs="Arial"/>
+          <w:b/>
+          <w:bCs/>
+          <w:spacing w:val="7"/>
+          <w:sz w:val="22"/>
+          <w:szCs w:val="22"/>
         </w:rPr>
         <w:t xml:space="preserve"> </w:t>
       </w:r>
@@ -483,18 +506,83 @@
           <w:rFonts w:ascii="Arial" w:eastAsia="Arial" w:hAnsi="Arial" w:cs="Arial"/>
           <w:b/>
           <w:bCs/>
-          <w:spacing w:val="5"/>
-          <w:sz w:val="22"/>
-          <w:szCs w:val="22"/>
-        </w:rPr>
-        <w:t>{tanggal_sebut_timlak_05}</w:t>
+          <w:spacing w:val="7"/>
+          <w:sz w:val="22"/>
+          <w:szCs w:val="22"/>
+        </w:rPr>
+        <w:t>{tanggal_sebut_</w:t>
       </w:r>
       <w:r>
         <w:rPr>
           <w:rFonts w:ascii="Arial" w:eastAsia="Arial" w:hAnsi="Arial" w:cs="Arial"/>
           <w:b/>
           <w:bCs/>
-          <w:spacing w:val="5"/>
+          <w:spacing w:val="7"/>
+          <w:sz w:val="22"/>
+          <w:szCs w:val="22"/>
+          <w:lang w:val="en-US"/>
+        </w:rPr>
+        <w:t>reviu</w:t>
+      </w:r>
+      <w:r>
+        <w:rPr>
+          <w:rFonts w:ascii="Arial" w:eastAsia="Arial" w:hAnsi="Arial" w:cs="Arial"/>
+          <w:b/>
+          <w:bCs/>
+          <w:spacing w:val="7"/>
+          <w:sz w:val="22"/>
+          <w:szCs w:val="22"/>
+        </w:rPr>
+        <w:t xml:space="preserve">} </w:t>
+      </w:r>
+      <w:r>
+        <w:rPr>
+          <w:rFonts w:ascii="Arial" w:eastAsia="Arial" w:hAnsi="Arial" w:cs="Arial"/>
+          <w:spacing w:val="-2"/>
+          <w:sz w:val="22"/>
+          <w:szCs w:val="22"/>
+        </w:rPr>
+        <w:t>b</w:t>
+      </w:r>
+      <w:r>
+        <w:rPr>
+          <w:rFonts w:ascii="Arial" w:eastAsia="Arial" w:hAnsi="Arial" w:cs="Arial"/>
+          <w:spacing w:val="2"/>
+          <w:sz w:val="22"/>
+          <w:szCs w:val="22"/>
+        </w:rPr>
+        <w:t>u</w:t>
+      </w:r>
+      <w:r>
+        <w:rPr>
+          <w:rFonts w:ascii="Arial" w:eastAsia="Arial" w:hAnsi="Arial" w:cs="Arial"/>
+          <w:spacing w:val="-4"/>
+          <w:sz w:val="22"/>
+          <w:szCs w:val="22"/>
+        </w:rPr>
+        <w:t>l</w:t>
+      </w:r>
+      <w:r>
+        <w:rPr>
+          <w:rFonts w:ascii="Arial" w:eastAsia="Arial" w:hAnsi="Arial" w:cs="Arial"/>
+          <w:spacing w:val="2"/>
+          <w:sz w:val="22"/>
+          <w:szCs w:val="22"/>
+        </w:rPr>
+        <w:t>a</w:t>
+      </w:r>
+      <w:r>
+        <w:rPr>
+          <w:rFonts w:ascii="Arial" w:eastAsia="Arial" w:hAnsi="Arial" w:cs="Arial"/>
+          <w:sz w:val="22"/>
+          <w:szCs w:val="22"/>
+        </w:rPr>
+        <w:t>n</w:t>
+      </w:r>
+      <w:r>
+        <w:rPr>
+          <w:rFonts w:ascii="Arial" w:eastAsia="Arial" w:hAnsi="Arial" w:cs="Arial"/>
+          <w:spacing w:val="6"/>
           <w:sz w:val="22"/>
           <w:szCs w:val="22"/>
         </w:rPr>
@@ -503,16 +591,58 @@
       <w:r>
         <w:rPr>
           <w:rFonts w:ascii="Arial" w:eastAsia="Arial" w:hAnsi="Arial" w:cs="Arial"/>
-          <w:spacing w:val="-2"/>
-          <w:sz w:val="22"/>
-          <w:szCs w:val="22"/>
-        </w:rPr>
-        <w:t>b</w:t>
+          <w:b/>
+          <w:bCs/>
+          <w:spacing w:val="7"/>
+          <w:sz w:val="22"/>
+          <w:szCs w:val="22"/>
+        </w:rPr>
+        <w:t>{bulan_</w:t>
       </w:r>
       <w:r>
         <w:rPr>
           <w:rFonts w:ascii="Arial" w:eastAsia="Arial" w:hAnsi="Arial" w:cs="Arial"/>
+          <w:b/>
+          <w:bCs/>
+          <w:spacing w:val="7"/>
+          <w:sz w:val="22"/>
+          <w:szCs w:val="22"/>
+        </w:rPr>
+        <w:t>sebut_reviu</w:t>
+      </w:r>
+      <w:r>
+        <w:rPr>
+          <w:rFonts w:ascii="Arial" w:eastAsia="Arial" w:hAnsi="Arial" w:cs="Arial"/>
+          <w:b/>
+          <w:bCs/>
+          <w:spacing w:val="7"/>
+          <w:sz w:val="22"/>
+          <w:szCs w:val="22"/>
+        </w:rPr>
+        <w:t xml:space="preserve">} </w:t>
+      </w:r>
+      <w:r>
+        <w:rPr>
+          <w:rFonts w:ascii="Arial" w:eastAsia="Arial" w:hAnsi="Arial" w:cs="Arial"/>
+          <w:spacing w:val="-1"/>
+          <w:sz w:val="22"/>
+          <w:szCs w:val="22"/>
+        </w:rPr>
+        <w:t>t</w:t>
+      </w:r>
+      <w:r>
+        <w:rPr>
+          <w:rFonts w:ascii="Arial" w:eastAsia="Arial" w:hAnsi="Arial" w:cs="Arial"/>
           <w:spacing w:val="2"/>
+          <w:sz w:val="22"/>
+          <w:szCs w:val="22"/>
+        </w:rPr>
+        <w:t>ah</w:t>
+      </w:r>
+      <w:r>
+        <w:rPr>
+          <w:rFonts w:ascii="Arial" w:eastAsia="Arial" w:hAnsi="Arial" w:cs="Arial"/>
+          <w:spacing w:val="-2"/>
           <w:sz w:val="22"/>
           <w:szCs w:val="22"/>
         </w:rPr>
@@ -521,15 +651,165 @@
       <w:r>
         <w:rPr>
           <w:rFonts w:ascii="Arial" w:eastAsia="Arial" w:hAnsi="Arial" w:cs="Arial"/>
-          <w:spacing w:val="-4"/>
-          <w:sz w:val="22"/>
-          <w:szCs w:val="22"/>
-        </w:rPr>
-        <w:t>l</w:t>
+          <w:sz w:val="22"/>
+          <w:szCs w:val="22"/>
+        </w:rPr>
+        <w:t>n</w:t>
       </w:r>
       <w:r>
         <w:rPr>
           <w:rFonts w:ascii="Arial" w:eastAsia="Arial" w:hAnsi="Arial" w:cs="Arial"/>
+          <w:spacing w:val="6"/>
+          <w:sz w:val="22"/>
+          <w:szCs w:val="22"/>
+        </w:rPr>
+        <w:t xml:space="preserve"> </w:t>
+      </w:r>
+      <w:r>
+        <w:rPr>
+          <w:rFonts w:ascii="Arial" w:eastAsia="Arial" w:hAnsi="Arial" w:cs="Arial"/>
+          <w:b/>
+          <w:bCs/>
+          <w:spacing w:val="7"/>
+          <w:sz w:val="22"/>
+          <w:szCs w:val="22"/>
+        </w:rPr>
+        <w:t>{tahun_</w:t>
+      </w:r>
+      <w:r>
+        <w:rPr>
+          <w:rFonts w:ascii="Arial" w:eastAsia="Arial" w:hAnsi="Arial" w:cs="Arial"/>
+          <w:b/>
+          <w:bCs/>
+          <w:spacing w:val="7"/>
+          <w:sz w:val="22"/>
+          <w:szCs w:val="22"/>
+        </w:rPr>
+        <w:t>sebut_reviu</w:t>
+      </w:r>
+      <w:r>
+        <w:rPr>
+          <w:rFonts w:ascii="Arial" w:eastAsia="Arial" w:hAnsi="Arial" w:cs="Arial"/>
+          <w:b/>
+          <w:bCs/>
+          <w:spacing w:val="7"/>
+          <w:sz w:val="22"/>
+          <w:szCs w:val="22"/>
+        </w:rPr>
+        <w:t xml:space="preserve">} </w:t>
+      </w:r>
+      <w:r>
+        <w:rPr>
+          <w:rFonts w:ascii="Arial" w:eastAsia="Arial" w:hAnsi="Arial" w:cs="Arial"/>
+          <w:spacing w:val="-2"/>
+          <w:sz w:val="22"/>
+          <w:szCs w:val="22"/>
+        </w:rPr>
+        <w:t xml:space="preserve">telah dilaksanakan reviu dokumen pemilihan oleh </w:t>
+      </w:r>
+      <w:r>
+        <w:rPr>
+          <w:rFonts w:ascii="Arial" w:eastAsia="Arial" w:hAnsi="Arial" w:cs="Arial"/>
+          <w:b/>
+          <w:bCs/>
+          <w:spacing w:val="2"/>
+          <w:sz w:val="22"/>
+          <w:szCs w:val="22"/>
+        </w:rPr>
+        <w:t>Tim Pelaksa</w:t>
+      </w:r>
+      <w:r>
+        <w:rPr>
+          <w:rFonts w:ascii="Arial" w:eastAsia="Arial" w:hAnsi="Arial" w:cs="Arial"/>
+          <w:b/>
+          <w:bCs/>
+          <w:spacing w:val="2"/>
+          <w:sz w:val="22"/>
+          <w:szCs w:val="22"/>
+        </w:rPr>
+        <w:t>na</w:t>
+      </w:r>
+      <w:r>
+        <w:rPr>
+          <w:rFonts w:ascii="Arial" w:eastAsia="Arial" w:hAnsi="Arial" w:cs="Arial"/>
+          <w:b/>
+          <w:bCs/>
+          <w:spacing w:val="-2"/>
+          <w:sz w:val="22"/>
+          <w:szCs w:val="22"/>
+        </w:rPr>
+        <w:t xml:space="preserve"> </w:t>
+      </w:r>
+      <w:r>
+        <w:rPr>
+          <w:rFonts w:ascii="Arial" w:eastAsia="Arial" w:hAnsi="Arial" w:cs="Arial"/>
+          <w:b/>
+          <w:bCs/>
+          <w:spacing w:val="2"/>
+          <w:sz w:val="22"/>
+          <w:szCs w:val="22"/>
+        </w:rPr>
+        <w:t>{kode_pokja}</w:t>
+      </w:r>
+      <w:r>
+        <w:rPr>
+          <w:rFonts w:ascii="Arial" w:eastAsia="Arial" w:hAnsi="Arial" w:cs="Arial"/>
+          <w:b/>
+          <w:bCs/>
+          <w:spacing w:val="-2"/>
+          <w:sz w:val="22"/>
+          <w:szCs w:val="22"/>
+        </w:rPr>
+        <w:t xml:space="preserve"> BP</w:t>
+      </w:r>
+      <w:r>
+        <w:rPr>
+          <w:rFonts w:ascii="Arial" w:eastAsia="Arial" w:hAnsi="Arial" w:cs="Arial"/>
+          <w:b/>
+          <w:bCs/>
+          <w:spacing w:val="2"/>
+          <w:sz w:val="22"/>
+          <w:szCs w:val="22"/>
+        </w:rPr>
+        <w:t>2</w:t>
+      </w:r>
+      <w:r>
+        <w:rPr>
+          <w:rFonts w:ascii="Arial" w:eastAsia="Arial" w:hAnsi="Arial" w:cs="Arial"/>
+          <w:b/>
+          <w:bCs/>
+          <w:sz w:val="22"/>
+          <w:szCs w:val="22"/>
+        </w:rPr>
+        <w:t xml:space="preserve">JK </w:t>
+      </w:r>
+      <w:r>
+        <w:rPr>
+          <w:rFonts w:ascii="Arial" w:eastAsia="Arial" w:hAnsi="Arial" w:cs="Arial"/>
+          <w:b/>
+          <w:bCs/>
+          <w:spacing w:val="2"/>
+          <w:sz w:val="22"/>
+          <w:szCs w:val="22"/>
+        </w:rPr>
+        <w:t>W</w:t>
+      </w:r>
+      <w:r>
+        <w:rPr>
+          <w:rFonts w:ascii="Arial" w:eastAsia="Arial" w:hAnsi="Arial" w:cs="Arial"/>
+          <w:b/>
+          <w:bCs/>
+          <w:spacing w:val="1"/>
+          <w:sz w:val="22"/>
+          <w:szCs w:val="22"/>
+        </w:rPr>
+        <w:t>il</w:t>
+      </w:r>
+      <w:r>
+        <w:rPr>
+          <w:rFonts w:ascii="Arial" w:eastAsia="Arial" w:hAnsi="Arial" w:cs="Arial"/>
+          <w:b/>
+          <w:bCs/>
           <w:spacing w:val="2"/>
           <w:sz w:val="22"/>
           <w:szCs w:val="22"/>
@@ -539,37 +819,65 @@
       <w:r>
         <w:rPr>
           <w:rFonts w:ascii="Arial" w:eastAsia="Arial" w:hAnsi="Arial" w:cs="Arial"/>
-          <w:sz w:val="22"/>
-          <w:szCs w:val="22"/>
-        </w:rPr>
-        <w:t>n</w:t>
+          <w:b/>
+          <w:bCs/>
+          <w:spacing w:val="-5"/>
+          <w:sz w:val="22"/>
+          <w:szCs w:val="22"/>
+        </w:rPr>
+        <w:t>y</w:t>
       </w:r>
       <w:r>
         <w:rPr>
           <w:rFonts w:ascii="Arial" w:eastAsia="Arial" w:hAnsi="Arial" w:cs="Arial"/>
-          <w:spacing w:val="6"/>
-          <w:sz w:val="22"/>
-          <w:szCs w:val="22"/>
+          <w:b/>
+          <w:bCs/>
+          <w:spacing w:val="2"/>
+          <w:sz w:val="22"/>
+          <w:szCs w:val="22"/>
+        </w:rPr>
+        <w:t>a</w:t>
+      </w:r>
+      <w:r>
+        <w:rPr>
+          <w:rFonts w:ascii="Arial" w:eastAsia="Arial" w:hAnsi="Arial" w:cs="Arial"/>
+          <w:b/>
+          <w:bCs/>
+          <w:sz w:val="22"/>
+          <w:szCs w:val="22"/>
+        </w:rPr>
+        <w:t xml:space="preserve">h Kalimantan Selatan Tahun Anggaran </w:t>
+      </w:r>
+      <w:r>
+        <w:rPr>
+          <w:rFonts w:ascii="Arial" w:eastAsia="Arial" w:hAnsi="Arial" w:cs="Arial"/>
+          <w:b/>
+          <w:bCs/>
+          <w:sz w:val="22"/>
+          <w:szCs w:val="22"/>
+        </w:rPr>
+        <w:t>{tahun_anggaran}</w:t>
+      </w:r>
+      <w:r>
+        <w:rPr>
+          <w:rFonts w:ascii="Arial" w:eastAsia="Arial" w:hAnsi="Arial" w:cs="Arial"/>
+          <w:spacing w:val="-2"/>
         </w:rPr>
         <w:t xml:space="preserve"> </w:t>
       </w:r>
       <w:r>
         <w:rPr>
           <w:rFonts w:ascii="Arial" w:eastAsia="Arial" w:hAnsi="Arial" w:cs="Arial"/>
-          <w:b/>
-          <w:bCs/>
-          <w:spacing w:val="2"/>
-          <w:sz w:val="22"/>
-          <w:szCs w:val="22"/>
-        </w:rPr>
-        <w:t>{bulan_sebut_timlak_05}</w:t>
+          <w:spacing w:val="-2"/>
+          <w:sz w:val="22"/>
+          <w:szCs w:val="22"/>
+        </w:rPr>
+        <w:t>BP2JK Wilayah</w:t>
       </w:r>
       <w:r>
         <w:rPr>
           <w:rFonts w:ascii="Arial" w:eastAsia="Arial" w:hAnsi="Arial" w:cs="Arial"/>
-          <w:b/>
-          <w:bCs/>
-          <w:spacing w:val="2"/>
+          <w:spacing w:val="-2"/>
           <w:sz w:val="22"/>
           <w:szCs w:val="22"/>
         </w:rPr>
@@ -578,42 +886,16 @@
       <w:r>
         <w:rPr>
           <w:rFonts w:ascii="Arial" w:eastAsia="Arial" w:hAnsi="Arial" w:cs="Arial"/>
-          <w:spacing w:val="-1"/>
-          <w:sz w:val="22"/>
-          <w:szCs w:val="22"/>
-        </w:rPr>
-        <w:t>t</w:t>
+          <w:spacing w:val="-2"/>
+          <w:sz w:val="22"/>
+          <w:szCs w:val="22"/>
+        </w:rPr>
+        <w:t>Kalimantan Selatan</w:t>
       </w:r>
       <w:r>
         <w:rPr>
           <w:rFonts w:ascii="Arial" w:eastAsia="Arial" w:hAnsi="Arial" w:cs="Arial"/>
-          <w:spacing w:val="2"/>
-          <w:sz w:val="22"/>
-          <w:szCs w:val="22"/>
-        </w:rPr>
-        <w:t>ah</w:t>
-      </w:r>
-      <w:r>
-        <w:rPr>
-          <w:rFonts w:ascii="Arial" w:eastAsia="Arial" w:hAnsi="Arial" w:cs="Arial"/>
           <w:spacing w:val="-2"/>
-          <w:sz w:val="22"/>
-          <w:szCs w:val="22"/>
-        </w:rPr>
-        <w:t>u</w:t>
-      </w:r>
-      <w:r>
-        <w:rPr>
-          <w:rFonts w:ascii="Arial" w:eastAsia="Arial" w:hAnsi="Arial" w:cs="Arial"/>
-          <w:sz w:val="22"/>
-          <w:szCs w:val="22"/>
-        </w:rPr>
-        <w:t>n</w:t>
-      </w:r>
-      <w:r>
-        <w:rPr>
-          <w:rFonts w:ascii="Arial" w:eastAsia="Arial" w:hAnsi="Arial" w:cs="Arial"/>
-          <w:spacing w:val="6"/>
           <w:sz w:val="22"/>
           <w:szCs w:val="22"/>
         </w:rPr>
@@ -622,244 +904,20 @@
       <w:r>
         <w:rPr>
           <w:rFonts w:ascii="Arial" w:eastAsia="Arial" w:hAnsi="Arial" w:cs="Arial"/>
-          <w:b/>
-          <w:bCs/>
-          <w:spacing w:val="1"/>
-          <w:sz w:val="22"/>
-          <w:szCs w:val="22"/>
-        </w:rPr>
-        <w:t>{tahun_sebut_timlak_05}</w:t>
+          <w:spacing w:val="-2"/>
+          <w:sz w:val="22"/>
+          <w:szCs w:val="22"/>
+        </w:rPr>
+        <w:t>untuk paket pekerjaan sebagai berikut:</w:t>
       </w:r>
       <w:r>
         <w:rPr>
           <w:rFonts w:ascii="Arial" w:eastAsia="Arial" w:hAnsi="Arial" w:cs="Arial"/>
-          <w:b/>
-          <w:bCs/>
-          <w:spacing w:val="1"/>
+          <w:spacing w:val="-2"/>
           <w:sz w:val="22"/>
           <w:szCs w:val="22"/>
         </w:rPr>
         <w:t xml:space="preserve"> </w:t>
-      </w:r>
-      <w:r>
-        <w:rPr>
-          <w:rFonts w:ascii="Arial" w:eastAsia="Arial" w:hAnsi="Arial" w:cs="Arial"/>
-          <w:spacing w:val="-2"/>
-          <w:sz w:val="22"/>
-          <w:szCs w:val="22"/>
-        </w:rPr>
-        <w:t xml:space="preserve">telah dilaksanakan reviu dokumen pemilihan oleh </w:t>
-      </w:r>
-      <w:r>
-        <w:rPr>
-          <w:rFonts w:ascii="Arial" w:eastAsia="Arial" w:hAnsi="Arial" w:cs="Arial"/>
-          <w:b/>
-          <w:bCs/>
-          <w:spacing w:val="2"/>
-          <w:sz w:val="22"/>
-          <w:szCs w:val="22"/>
-        </w:rPr>
-        <w:t>Tim Pelaksana</w:t>
-      </w:r>
-      <w:r>
-        <w:rPr>
-          <w:rFonts w:ascii="Arial" w:eastAsia="Arial" w:hAnsi="Arial" w:cs="Arial"/>
-          <w:b/>
-          <w:bCs/>
-          <w:spacing w:val="-2"/>
-          <w:sz w:val="22"/>
-          <w:szCs w:val="22"/>
-        </w:rPr>
-        <w:t xml:space="preserve"> </w:t>
-      </w:r>
-      <w:r>
-        <w:rPr>
-          <w:rFonts w:ascii="Arial" w:eastAsia="Arial" w:hAnsi="Arial" w:cs="Arial"/>
-          <w:b/>
-          <w:bCs/>
-          <w:spacing w:val="2"/>
-          <w:sz w:val="22"/>
-          <w:szCs w:val="22"/>
-        </w:rPr>
-        <w:t xml:space="preserve">{kode_pokja} </w:t>
-      </w:r>
-      <w:r>
-        <w:rPr>
-          <w:rFonts w:ascii="Arial" w:eastAsia="Arial" w:hAnsi="Arial" w:cs="Arial"/>
-          <w:b/>
-          <w:bCs/>
-          <w:spacing w:val="-2"/>
-          <w:sz w:val="22"/>
-          <w:szCs w:val="22"/>
-        </w:rPr>
-        <w:t>BP</w:t>
-      </w:r>
-      <w:r>
-        <w:rPr>
-          <w:rFonts w:ascii="Arial" w:eastAsia="Arial" w:hAnsi="Arial" w:cs="Arial"/>
-          <w:b/>
-          <w:bCs/>
-          <w:spacing w:val="2"/>
-          <w:sz w:val="22"/>
-          <w:szCs w:val="22"/>
-        </w:rPr>
-        <w:t>2</w:t>
-      </w:r>
-      <w:r>
-        <w:rPr>
-          <w:rFonts w:ascii="Arial" w:eastAsia="Arial" w:hAnsi="Arial" w:cs="Arial"/>
-          <w:b/>
-          <w:bCs/>
-          <w:sz w:val="22"/>
-          <w:szCs w:val="22"/>
-        </w:rPr>
-        <w:t>JK</w:t>
-      </w:r>
-      <w:r>
-        <w:rPr>
-          <w:rFonts w:ascii="Arial" w:eastAsia="Arial" w:hAnsi="Arial" w:cs="Arial"/>
-          <w:b/>
-          <w:bCs/>
-          <w:sz w:val="22"/>
-          <w:szCs w:val="22"/>
-        </w:rPr>
-        <w:t xml:space="preserve"> </w:t>
-      </w:r>
-      <w:r>
-        <w:rPr>
-          <w:rFonts w:ascii="Arial" w:eastAsia="Arial" w:hAnsi="Arial" w:cs="Arial"/>
-          <w:b/>
-          <w:bCs/>
-          <w:spacing w:val="2"/>
-          <w:sz w:val="22"/>
-          <w:szCs w:val="22"/>
-        </w:rPr>
-        <w:t>W</w:t>
-      </w:r>
-      <w:r>
-        <w:rPr>
-          <w:rFonts w:ascii="Arial" w:eastAsia="Arial" w:hAnsi="Arial" w:cs="Arial"/>
-          <w:b/>
-          <w:bCs/>
-          <w:spacing w:val="1"/>
-          <w:sz w:val="22"/>
-          <w:szCs w:val="22"/>
-        </w:rPr>
-        <w:t>il</w:t>
-      </w:r>
-      <w:r>
-        <w:rPr>
-          <w:rFonts w:ascii="Arial" w:eastAsia="Arial" w:hAnsi="Arial" w:cs="Arial"/>
-          <w:b/>
-          <w:bCs/>
-          <w:spacing w:val="2"/>
-          <w:sz w:val="22"/>
-          <w:szCs w:val="22"/>
-        </w:rPr>
-        <w:t>a</w:t>
-      </w:r>
-      <w:r>
-        <w:rPr>
-          <w:rFonts w:ascii="Arial" w:eastAsia="Arial" w:hAnsi="Arial" w:cs="Arial"/>
-          <w:b/>
-          <w:bCs/>
-          <w:spacing w:val="-5"/>
-          <w:sz w:val="22"/>
-          <w:szCs w:val="22"/>
-        </w:rPr>
-        <w:t>y</w:t>
-      </w:r>
-      <w:r>
-        <w:rPr>
-          <w:rFonts w:ascii="Arial" w:eastAsia="Arial" w:hAnsi="Arial" w:cs="Arial"/>
-          <w:b/>
-          <w:bCs/>
-          <w:spacing w:val="2"/>
-          <w:sz w:val="22"/>
-          <w:szCs w:val="22"/>
-        </w:rPr>
-        <w:t>a</w:t>
-      </w:r>
-      <w:r>
-        <w:rPr>
-          <w:rFonts w:ascii="Arial" w:eastAsia="Arial" w:hAnsi="Arial" w:cs="Arial"/>
-          <w:b/>
-          <w:bCs/>
-          <w:sz w:val="22"/>
-          <w:szCs w:val="22"/>
-        </w:rPr>
-        <w:t xml:space="preserve">h Kalimantan Selatan Tahun Anggaran </w:t>
-      </w:r>
-      <w:r>
-        <w:rPr>
-          <w:rFonts w:ascii="Arial" w:eastAsia="Arial" w:hAnsi="Arial" w:cs="Arial"/>
-          <w:b/>
-          <w:bCs/>
-          <w:sz w:val="22"/>
-          <w:szCs w:val="22"/>
-        </w:rPr>
-        <w:t>{tahun_anggaran}</w:t>
-      </w:r>
-      <w:r>
-        <w:rPr>
-          <w:rFonts w:ascii="Arial" w:eastAsia="Arial" w:hAnsi="Arial" w:cs="Arial"/>
-          <w:spacing w:val="-2"/>
-        </w:rPr>
-        <w:t xml:space="preserve"> </w:t>
-      </w:r>
-      <w:r>
-        <w:rPr>
-          <w:rFonts w:ascii="Arial" w:eastAsia="Arial" w:hAnsi="Arial" w:cs="Arial"/>
-          <w:spacing w:val="-2"/>
-          <w:sz w:val="22"/>
-          <w:szCs w:val="22"/>
-        </w:rPr>
-        <w:t>BP2JK Wilayah</w:t>
-      </w:r>
-      <w:r>
-        <w:rPr>
-          <w:rFonts w:ascii="Arial" w:eastAsia="Arial" w:hAnsi="Arial" w:cs="Arial"/>
-          <w:spacing w:val="-2"/>
-          <w:sz w:val="22"/>
-          <w:szCs w:val="22"/>
-        </w:rPr>
-        <w:t xml:space="preserve"> </w:t>
-      </w:r>
-      <w:r>
-        <w:rPr>
-          <w:rFonts w:ascii="Arial" w:eastAsia="Arial" w:hAnsi="Arial" w:cs="Arial"/>
-          <w:spacing w:val="-2"/>
-          <w:sz w:val="22"/>
-          <w:szCs w:val="22"/>
-        </w:rPr>
-        <w:t>Kalimantan Selatan</w:t>
-      </w:r>
-      <w:r>
-        <w:rPr>
-          <w:rFonts w:ascii="Arial" w:eastAsia="Arial" w:hAnsi="Arial" w:cs="Arial"/>
-          <w:spacing w:val="-2"/>
-          <w:sz w:val="22"/>
-          <w:szCs w:val="22"/>
-        </w:rPr>
-        <w:t xml:space="preserve"> </w:t>
-      </w:r>
-      <w:r>
-        <w:rPr>
-          <w:rFonts w:ascii="Arial" w:eastAsia="Arial" w:hAnsi="Arial" w:cs="Arial"/>
-          <w:spacing w:val="-2"/>
-          <w:sz w:val="22"/>
-          <w:szCs w:val="22"/>
-        </w:rPr>
-        <w:t>untuk paket pekerjaan sebagai berikut</w:t>
-      </w:r>
-      <w:r>
-        <w:rPr>
-          <w:rFonts w:ascii="Arial" w:eastAsia="Arial" w:hAnsi="Arial" w:cs="Arial"/>
-          <w:spacing w:val="-2"/>
-          <w:sz w:val="22"/>
-          <w:szCs w:val="22"/>
-        </w:rPr>
-        <w:t>:</w:t>
       </w:r>
     </w:p>
     <w:p>
@@ -1222,7 +1280,27 @@
                 <w:szCs w:val="22"/>
                 <w:lang w:val="ms-MY"/>
               </w:rPr>
-              <w:t>{kegiatan}</w:t>
+              <w:t>{</w:t>
+            </w:r>
+            <w:r>
+              <w:rPr>
+                <w:rFonts w:ascii="Arial" w:eastAsia="Arial" w:hAnsi="Arial" w:cs="Arial"/>
+                <w:spacing w:val="-2"/>
+                <w:sz w:val="22"/>
+                <w:szCs w:val="22"/>
+                <w:lang w:val="ms-MY"/>
+              </w:rPr>
+              <w:t>ppk</w:t>
+            </w:r>
+            <w:r>
+              <w:rPr>
+                <w:rFonts w:ascii="Arial" w:eastAsia="Arial" w:hAnsi="Arial" w:cs="Arial"/>
+                <w:spacing w:val="-2"/>
+                <w:sz w:val="22"/>
+                <w:szCs w:val="22"/>
+                <w:lang w:val="ms-MY"/>
+              </w:rPr>
+              <w:t>}</w:t>
             </w:r>
           </w:p>
         </w:tc>
@@ -1443,7 +1521,23 @@
                 <w:sz w:val="22"/>
                 <w:szCs w:val="22"/>
               </w:rPr>
-              <w:t>{metode_pengadaan}</w:t>
+              <w:t>{metode_</w:t>
+            </w:r>
+            <w:r>
+              <w:rPr>
+                <w:rFonts w:ascii="Arial" w:hAnsi="Arial" w:cs="Arial"/>
+                <w:sz w:val="22"/>
+                <w:szCs w:val="22"/>
+              </w:rPr>
+              <w:t>pemilihan</w:t>
+            </w:r>
+            <w:r>
+              <w:rPr>
+                <w:rFonts w:ascii="Arial" w:hAnsi="Arial" w:cs="Arial"/>
+                <w:sz w:val="22"/>
+                <w:szCs w:val="22"/>
+              </w:rPr>
+              <w:t>}</w:t>
             </w:r>
           </w:p>
         </w:tc>
@@ -9769,7 +9863,7 @@
                   <v:path o:extrusionok="f" gradientshapeok="t" o:connecttype="rect"/>
                   <o:lock v:ext="edit" aspectratio="t"/>
                 </v:shapetype>
-                <v:shape id="_x0000_i1026" type="#_x0000_t75" alt="" style="width:414pt;height:10.6pt;mso-width-percent:0;mso-height-percent:0;mso-width-percent:0;mso-height-percent:0" equationxml="&lt;">
+                <v:shape id="_x0000_i1025" type="#_x0000_t75" alt="" style="width:413.85pt;height:10.65pt;mso-width-percent:0;mso-height-percent:0;mso-width-percent:0;mso-height-percent:0" equationxml="&lt;">
                   <v:imagedata r:id="rId17" o:title="" chromakey="white"/>
                 </v:shape>
               </w:pict>
@@ -9817,7 +9911,7 @@
                 <w:highlight w:val="yellow"/>
               </w:rPr>
               <w:pict w14:anchorId="2D878A09">
-                <v:shape id="_x0000_i1025" type="#_x0000_t75" alt="" style="width:414pt;height:10.6pt;mso-width-percent:0;mso-height-percent:0;mso-width-percent:0;mso-height-percent:0" equationxml="&lt;">
+                <v:shape id="_x0000_i1026" type="#_x0000_t75" alt="" style="width:413.85pt;height:10.65pt;mso-width-percent:0;mso-height-percent:0;mso-width-percent:0;mso-height-percent:0" equationxml="&lt;">
                   <v:imagedata r:id="rId18" o:title="" chromakey="white"/>
                 </v:shape>
               </w:pict>
@@ -21150,7 +21244,24 @@
                 <w:sz w:val="22"/>
                 <w:szCs w:val="22"/>
               </w:rPr>
-              <w:t>{anggota3_pokja}</w:t>
+              <w:t>{anggota_pokja</w:t>
+            </w:r>
+            <w:r>
+              <w:rPr>
+                <w:rFonts w:ascii="Arial" w:hAnsi="Arial" w:cs="Arial"/>
+                <w:sz w:val="22"/>
+                <w:szCs w:val="22"/>
+                <w:lang w:val="en-US"/>
+              </w:rPr>
+              <w:t>1</w:t>
+            </w:r>
+            <w:r>
+              <w:rPr>
+                <w:rFonts w:ascii="Arial" w:hAnsi="Arial" w:cs="Arial"/>
+                <w:sz w:val="22"/>
+                <w:szCs w:val="22"/>
+              </w:rPr>
+              <w:t>}</w:t>
             </w:r>
           </w:p>
         </w:tc>
@@ -21270,7 +21381,24 @@
                 <w:sz w:val="22"/>
                 <w:szCs w:val="22"/>
               </w:rPr>
-              <w:t>{anggota4_pokja}</w:t>
+              <w:t>{anggota_pokja</w:t>
+            </w:r>
+            <w:r>
+              <w:rPr>
+                <w:rFonts w:ascii="Arial" w:hAnsi="Arial" w:cs="Arial"/>
+                <w:sz w:val="22"/>
+                <w:szCs w:val="22"/>
+                <w:lang w:val="en-US"/>
+              </w:rPr>
+              <w:t>2</w:t>
+            </w:r>
+            <w:r>
+              <w:rPr>
+                <w:rFonts w:ascii="Arial" w:hAnsi="Arial" w:cs="Arial"/>
+                <w:sz w:val="22"/>
+                <w:szCs w:val="22"/>
+              </w:rPr>
+              <w:t>}</w:t>
             </w:r>
           </w:p>
         </w:tc>
@@ -21388,7 +21516,24 @@
                 <w:sz w:val="22"/>
                 <w:szCs w:val="22"/>
               </w:rPr>
-              <w:t>{anggota5_pokja}</w:t>
+              <w:t>{anggota_pokja</w:t>
+            </w:r>
+            <w:r>
+              <w:rPr>
+                <w:rFonts w:ascii="Arial" w:hAnsi="Arial" w:cs="Arial"/>
+                <w:sz w:val="22"/>
+                <w:szCs w:val="22"/>
+                <w:lang w:val="en-US"/>
+              </w:rPr>
+              <w:t>3</w:t>
+            </w:r>
+            <w:r>
+              <w:rPr>
+                <w:rFonts w:ascii="Arial" w:hAnsi="Arial" w:cs="Arial"/>
+                <w:sz w:val="22"/>
+                <w:szCs w:val="22"/>
+              </w:rPr>
+              <w:t>}</w:t>
             </w:r>
           </w:p>
         </w:tc>
@@ -21815,7 +21960,7 @@
 </file>
 
 <file path=word/endnotes.xml><?xml version="1.0" encoding="utf-8"?>
-<w:endnotes xmlns:wpc="http://schemas.microsoft.com/office/word/2010/wordprocessingCanvas" xmlns:cx="http://schemas.microsoft.com/office/drawing/2014/chartex" xmlns:cx1="http://schemas.microsoft.com/office/drawing/2015/9/8/chartex" xmlns:cx2="http://schemas.microsoft.com/office/drawing/2015/10/21/chartex" xmlns:cx3="http://schemas.microsoft.com/office/drawing/2016/5/9/chartex" xmlns:cx4="http://schemas.microsoft.com/office/drawing/2016/5/10/chartex" xmlns:cx5="http://schemas.microsoft.com/office/drawing/2016/5/11/chartex" xmlns:cx6="http://schemas.microsoft.com/office/drawing/2016/5/12/chartex" xmlns:cx7="http://schemas.microsoft.com/office/drawing/2016/5/13/chartex" xmlns:cx8="http://schemas.microsoft.com/office/drawing/2016/5/14/chartex" xmlns:mc="http://schemas.openxmlformats.org/markup-compatibility/2006" xmlns:aink="http://schemas.microsoft.com/office/drawing/2016/ink" xmlns:am3d="http://schemas.microsoft.com/office/drawing/2017/model3d" xmlns:o="urn:schemas-microsoft-com:office:office" xmlns:oel="http://schemas.microsoft.com/office/2019/extlst" xmlns:r="http://schemas.openxmlformats.org/officeDocument/2006/relationships" xmlns:m="http://schemas.openxmlformats.org/officeDocument/2006/math" xmlns:v="urn:schemas-microsoft-com:vml" xmlns:wp14="http://schemas.microsoft.com/office/word/2010/wordprocessingDrawing" xmlns:wp="http://schemas.openxmlformats.org/drawingml/2006/wordprocessingDrawing" xmlns:w10="urn:schemas-microsoft-com:office:word" xmlns:w="http://schemas.openxmlformats.org/wordprocessingml/2006/main" xmlns:w14="http://schemas.microsoft.com/office/word/2010/wordml" xmlns:w15="http://schemas.microsoft.com/office/word/2012/wordml" xmlns:w16cex="http://schemas.microsoft.com/office/word/2018/wordml/cex" xmlns:w16cid="http://schemas.microsoft.com/office/word/2016/wordml/cid" xmlns:w16="http://schemas.microsoft.com/office/word/2018/wordml" xmlns:w16du="http://schemas.microsoft.com/office/word/2023/wordml/word16du" xmlns:w16sdtdh="http://schemas.microsoft.com/office/word/2020/wordml/sdtdatahash" xmlns:w16sdtfl="http://schemas.microsoft.com/office/word/2024/wordml/sdtformatlock" xmlns:w16se="http://schemas.microsoft.com/office/word/2015/wordml/symex" xmlns:wpg="http://schemas.microsoft.com/office/word/2010/wordprocessingGroup" xmlns:wpi="http://schemas.microsoft.com/office/word/2010/wordprocessingInk" xmlns:wne="http://schemas.microsoft.com/office/word/2006/wordml" xmlns:wps="http://schemas.microsoft.com/office/word/2010/wordprocessingShape" mc:Ignorable="w14 w15 w16se w16cid w16 w16cex w16sdtdh w16sdtfl w16du wp14">
+<w:endnotes xmlns:wpc="http://schemas.microsoft.com/office/word/2010/wordprocessingCanvas" xmlns:cx="http://schemas.microsoft.com/office/drawing/2014/chartex" xmlns:cx1="http://schemas.microsoft.com/office/drawing/2015/9/8/chartex" xmlns:cx2="http://schemas.microsoft.com/office/drawing/2015/10/21/chartex" xmlns:cx3="http://schemas.microsoft.com/office/drawing/2016/5/9/chartex" xmlns:cx4="http://schemas.microsoft.com/office/drawing/2016/5/10/chartex" xmlns:cx5="http://schemas.microsoft.com/office/drawing/2016/5/11/chartex" xmlns:cx6="http://schemas.microsoft.com/office/drawing/2016/5/12/chartex" xmlns:cx7="http://schemas.microsoft.com/office/drawing/2016/5/13/chartex" xmlns:cx8="http://schemas.microsoft.com/office/drawing/2016/5/14/chartex" xmlns:mc="http://schemas.openxmlformats.org/markup-compatibility/2006" xmlns:aink="http://schemas.microsoft.com/office/drawing/2016/ink" xmlns:am3d="http://schemas.microsoft.com/office/drawing/2017/model3d" xmlns:o="urn:schemas-microsoft-com:office:office" xmlns:r="http://schemas.openxmlformats.org/officeDocument/2006/relationships" xmlns:m="http://schemas.openxmlformats.org/officeDocument/2006/math" xmlns:v="urn:schemas-microsoft-com:vml" xmlns:wp14="http://schemas.microsoft.com/office/word/2010/wordprocessingDrawing" xmlns:wp="http://schemas.openxmlformats.org/drawingml/2006/wordprocessingDrawing" xmlns:w10="urn:schemas-microsoft-com:office:word" xmlns:w="http://schemas.openxmlformats.org/wordprocessingml/2006/main" xmlns:w14="http://schemas.microsoft.com/office/word/2010/wordml" xmlns:w15="http://schemas.microsoft.com/office/word/2012/wordml" xmlns:w16cex="http://schemas.microsoft.com/office/word/2018/wordml/cex" xmlns:w16cid="http://schemas.microsoft.com/office/word/2016/wordml/cid" xmlns:w16="http://schemas.microsoft.com/office/word/2018/wordml" xmlns:w16sdtdh="http://schemas.microsoft.com/office/word/2020/wordml/sdtdatahash" xmlns:w16se="http://schemas.microsoft.com/office/word/2015/wordml/symex" xmlns:wpg="http://schemas.microsoft.com/office/word/2010/wordprocessingGroup" xmlns:wpi="http://schemas.microsoft.com/office/word/2010/wordprocessingInk" xmlns:wne="http://schemas.microsoft.com/office/word/2006/wordml" xmlns:wps="http://schemas.microsoft.com/office/word/2010/wordprocessingShape" mc:Ignorable="w14 w15 w16se w16cid w16 w16cex w16sdtdh wp14">
   <w:endnote w:type="separator" w:id="-1">
     <w:p>
       <w:r>
@@ -21837,7 +21982,7 @@
 </file>
 
 <file path=word/footer1.xml><?xml version="1.0" encoding="utf-8"?>
-<w:ftr xmlns:wpc="http://schemas.microsoft.com/office/word/2010/wordprocessingCanvas" xmlns:cx="http://schemas.microsoft.com/office/drawing/2014/chartex" xmlns:cx1="http://schemas.microsoft.com/office/drawing/2015/9/8/chartex" xmlns:cx2="http://schemas.microsoft.com/office/drawing/2015/10/21/chartex" xmlns:cx3="http://schemas.microsoft.com/office/drawing/2016/5/9/chartex" xmlns:cx4="http://schemas.microsoft.com/office/drawing/2016/5/10/chartex" xmlns:cx5="http://schemas.microsoft.com/office/drawing/2016/5/11/chartex" xmlns:cx6="http://schemas.microsoft.com/office/drawing/2016/5/12/chartex" xmlns:cx7="http://schemas.microsoft.com/office/drawing/2016/5/13/chartex" xmlns:cx8="http://schemas.microsoft.com/office/drawing/2016/5/14/chartex" xmlns:mc="http://schemas.openxmlformats.org/markup-compatibility/2006" xmlns:aink="http://schemas.microsoft.com/office/drawing/2016/ink" xmlns:am3d="http://schemas.microsoft.com/office/drawing/2017/model3d" xmlns:o="urn:schemas-microsoft-com:office:office" xmlns:oel="http://schemas.microsoft.com/office/2019/extlst" xmlns:r="http://schemas.openxmlformats.org/officeDocument/2006/relationships" xmlns:m="http://schemas.openxmlformats.org/officeDocument/2006/math" xmlns:v="urn:schemas-microsoft-com:vml" xmlns:wp14="http://schemas.microsoft.com/office/word/2010/wordprocessingDrawing" xmlns:wp="http://schemas.openxmlformats.org/drawingml/2006/wordprocessingDrawing" xmlns:w10="urn:schemas-microsoft-com:office:word" xmlns:w="http://schemas.openxmlformats.org/wordprocessingml/2006/main" xmlns:w14="http://schemas.microsoft.com/office/word/2010/wordml" xmlns:w15="http://schemas.microsoft.com/office/word/2012/wordml" xmlns:w16cex="http://schemas.microsoft.com/office/word/2018/wordml/cex" xmlns:w16cid="http://schemas.microsoft.com/office/word/2016/wordml/cid" xmlns:w16="http://schemas.microsoft.com/office/word/2018/wordml" xmlns:w16du="http://schemas.microsoft.com/office/word/2023/wordml/word16du" xmlns:w16sdtdh="http://schemas.microsoft.com/office/word/2020/wordml/sdtdatahash" xmlns:w16sdtfl="http://schemas.microsoft.com/office/word/2024/wordml/sdtformatlock" xmlns:w16se="http://schemas.microsoft.com/office/word/2015/wordml/symex" xmlns:wpg="http://schemas.microsoft.com/office/word/2010/wordprocessingGroup" xmlns:wpi="http://schemas.microsoft.com/office/word/2010/wordprocessingInk" xmlns:wne="http://schemas.microsoft.com/office/word/2006/wordml" xmlns:wps="http://schemas.microsoft.com/office/word/2010/wordprocessingShape" mc:Ignorable="w14 w15 w16se w16cid w16 w16cex w16sdtdh w16sdtfl w16du wp14">
+<w:ftr xmlns:wpc="http://schemas.microsoft.com/office/word/2010/wordprocessingCanvas" xmlns:cx="http://schemas.microsoft.com/office/drawing/2014/chartex" xmlns:cx1="http://schemas.microsoft.com/office/drawing/2015/9/8/chartex" xmlns:cx2="http://schemas.microsoft.com/office/drawing/2015/10/21/chartex" xmlns:cx3="http://schemas.microsoft.com/office/drawing/2016/5/9/chartex" xmlns:cx4="http://schemas.microsoft.com/office/drawing/2016/5/10/chartex" xmlns:cx5="http://schemas.microsoft.com/office/drawing/2016/5/11/chartex" xmlns:cx6="http://schemas.microsoft.com/office/drawing/2016/5/12/chartex" xmlns:cx7="http://schemas.microsoft.com/office/drawing/2016/5/13/chartex" xmlns:cx8="http://schemas.microsoft.com/office/drawing/2016/5/14/chartex" xmlns:mc="http://schemas.openxmlformats.org/markup-compatibility/2006" xmlns:aink="http://schemas.microsoft.com/office/drawing/2016/ink" xmlns:am3d="http://schemas.microsoft.com/office/drawing/2017/model3d" xmlns:o="urn:schemas-microsoft-com:office:office" xmlns:r="http://schemas.openxmlformats.org/officeDocument/2006/relationships" xmlns:m="http://schemas.openxmlformats.org/officeDocument/2006/math" xmlns:v="urn:schemas-microsoft-com:vml" xmlns:wp14="http://schemas.microsoft.com/office/word/2010/wordprocessingDrawing" xmlns:wp="http://schemas.openxmlformats.org/drawingml/2006/wordprocessingDrawing" xmlns:w10="urn:schemas-microsoft-com:office:word" xmlns:w="http://schemas.openxmlformats.org/wordprocessingml/2006/main" xmlns:w14="http://schemas.microsoft.com/office/word/2010/wordml" xmlns:w15="http://schemas.microsoft.com/office/word/2012/wordml" xmlns:w16cex="http://schemas.microsoft.com/office/word/2018/wordml/cex" xmlns:w16cid="http://schemas.microsoft.com/office/word/2016/wordml/cid" xmlns:w16="http://schemas.microsoft.com/office/word/2018/wordml" xmlns:w16sdtdh="http://schemas.microsoft.com/office/word/2020/wordml/sdtdatahash" xmlns:w16se="http://schemas.microsoft.com/office/word/2015/wordml/symex" xmlns:wpg="http://schemas.microsoft.com/office/word/2010/wordprocessingGroup" xmlns:wpi="http://schemas.microsoft.com/office/word/2010/wordprocessingInk" xmlns:wne="http://schemas.microsoft.com/office/word/2006/wordml" xmlns:wps="http://schemas.microsoft.com/office/word/2010/wordprocessingShape" mc:Ignorable="w14 w15 w16se w16cid w16 w16cex w16sdtdh wp14">
   <w:p>
     <w:pPr>
       <w:pStyle w:val="Footer"/>
@@ -21847,7 +21992,7 @@
 </file>
 
 <file path=word/footer2.xml><?xml version="1.0" encoding="utf-8"?>
-<w:ftr xmlns:wpc="http://schemas.microsoft.com/office/word/2010/wordprocessingCanvas" xmlns:cx="http://schemas.microsoft.com/office/drawing/2014/chartex" xmlns:cx1="http://schemas.microsoft.com/office/drawing/2015/9/8/chartex" xmlns:cx2="http://schemas.microsoft.com/office/drawing/2015/10/21/chartex" xmlns:cx3="http://schemas.microsoft.com/office/drawing/2016/5/9/chartex" xmlns:cx4="http://schemas.microsoft.com/office/drawing/2016/5/10/chartex" xmlns:cx5="http://schemas.microsoft.com/office/drawing/2016/5/11/chartex" xmlns:cx6="http://schemas.microsoft.com/office/drawing/2016/5/12/chartex" xmlns:cx7="http://schemas.microsoft.com/office/drawing/2016/5/13/chartex" xmlns:cx8="http://schemas.microsoft.com/office/drawing/2016/5/14/chartex" xmlns:mc="http://schemas.openxmlformats.org/markup-compatibility/2006" xmlns:aink="http://schemas.microsoft.com/office/drawing/2016/ink" xmlns:am3d="http://schemas.microsoft.com/office/drawing/2017/model3d" xmlns:o="urn:schemas-microsoft-com:office:office" xmlns:oel="http://schemas.microsoft.com/office/2019/extlst" xmlns:r="http://schemas.openxmlformats.org/officeDocument/2006/relationships" xmlns:m="http://schemas.openxmlformats.org/officeDocument/2006/math" xmlns:v="urn:schemas-microsoft-com:vml" xmlns:wp14="http://schemas.microsoft.com/office/word/2010/wordprocessingDrawing" xmlns:wp="http://schemas.openxmlformats.org/drawingml/2006/wordprocessingDrawing" xmlns:w10="urn:schemas-microsoft-com:office:word" xmlns:w="http://schemas.openxmlformats.org/wordprocessingml/2006/main" xmlns:w14="http://schemas.microsoft.com/office/word/2010/wordml" xmlns:w15="http://schemas.microsoft.com/office/word/2012/wordml" xmlns:w16cex="http://schemas.microsoft.com/office/word/2018/wordml/cex" xmlns:w16cid="http://schemas.microsoft.com/office/word/2016/wordml/cid" xmlns:w16="http://schemas.microsoft.com/office/word/2018/wordml" xmlns:w16du="http://schemas.microsoft.com/office/word/2023/wordml/word16du" xmlns:w16sdtdh="http://schemas.microsoft.com/office/word/2020/wordml/sdtdatahash" xmlns:w16sdtfl="http://schemas.microsoft.com/office/word/2024/wordml/sdtformatlock" xmlns:w16se="http://schemas.microsoft.com/office/word/2015/wordml/symex" xmlns:wpg="http://schemas.microsoft.com/office/word/2010/wordprocessingGroup" xmlns:wpi="http://schemas.microsoft.com/office/word/2010/wordprocessingInk" xmlns:wne="http://schemas.microsoft.com/office/word/2006/wordml" xmlns:wps="http://schemas.microsoft.com/office/word/2010/wordprocessingShape" mc:Ignorable="w14 w15 w16se w16cid w16 w16cex w16sdtdh w16sdtfl w16du wp14">
+<w:ftr xmlns:wpc="http://schemas.microsoft.com/office/word/2010/wordprocessingCanvas" xmlns:cx="http://schemas.microsoft.com/office/drawing/2014/chartex" xmlns:cx1="http://schemas.microsoft.com/office/drawing/2015/9/8/chartex" xmlns:cx2="http://schemas.microsoft.com/office/drawing/2015/10/21/chartex" xmlns:cx3="http://schemas.microsoft.com/office/drawing/2016/5/9/chartex" xmlns:cx4="http://schemas.microsoft.com/office/drawing/2016/5/10/chartex" xmlns:cx5="http://schemas.microsoft.com/office/drawing/2016/5/11/chartex" xmlns:cx6="http://schemas.microsoft.com/office/drawing/2016/5/12/chartex" xmlns:cx7="http://schemas.microsoft.com/office/drawing/2016/5/13/chartex" xmlns:cx8="http://schemas.microsoft.com/office/drawing/2016/5/14/chartex" xmlns:mc="http://schemas.openxmlformats.org/markup-compatibility/2006" xmlns:aink="http://schemas.microsoft.com/office/drawing/2016/ink" xmlns:am3d="http://schemas.microsoft.com/office/drawing/2017/model3d" xmlns:o="urn:schemas-microsoft-com:office:office" xmlns:r="http://schemas.openxmlformats.org/officeDocument/2006/relationships" xmlns:m="http://schemas.openxmlformats.org/officeDocument/2006/math" xmlns:v="urn:schemas-microsoft-com:vml" xmlns:wp14="http://schemas.microsoft.com/office/word/2010/wordprocessingDrawing" xmlns:wp="http://schemas.openxmlformats.org/drawingml/2006/wordprocessingDrawing" xmlns:w10="urn:schemas-microsoft-com:office:word" xmlns:w="http://schemas.openxmlformats.org/wordprocessingml/2006/main" xmlns:w14="http://schemas.microsoft.com/office/word/2010/wordml" xmlns:w15="http://schemas.microsoft.com/office/word/2012/wordml" xmlns:w16cex="http://schemas.microsoft.com/office/word/2018/wordml/cex" xmlns:w16cid="http://schemas.microsoft.com/office/word/2016/wordml/cid" xmlns:w16="http://schemas.microsoft.com/office/word/2018/wordml" xmlns:w16sdtdh="http://schemas.microsoft.com/office/word/2020/wordml/sdtdatahash" xmlns:w16se="http://schemas.microsoft.com/office/word/2015/wordml/symex" xmlns:wpg="http://schemas.microsoft.com/office/word/2010/wordprocessingGroup" xmlns:wpi="http://schemas.microsoft.com/office/word/2010/wordprocessingInk" xmlns:wne="http://schemas.microsoft.com/office/word/2006/wordml" xmlns:wps="http://schemas.microsoft.com/office/word/2010/wordprocessingShape" mc:Ignorable="w14 w15 w16se w16cid w16 w16cex w16sdtdh wp14">
   <w:p>
     <w:pPr>
       <w:pStyle w:val="Footer"/>
@@ -21904,7 +22049,7 @@
 </file>
 
 <file path=word/footer3.xml><?xml version="1.0" encoding="utf-8"?>
-<w:ftr xmlns:wpc="http://schemas.microsoft.com/office/word/2010/wordprocessingCanvas" xmlns:cx="http://schemas.microsoft.com/office/drawing/2014/chartex" xmlns:cx1="http://schemas.microsoft.com/office/drawing/2015/9/8/chartex" xmlns:cx2="http://schemas.microsoft.com/office/drawing/2015/10/21/chartex" xmlns:cx3="http://schemas.microsoft.com/office/drawing/2016/5/9/chartex" xmlns:cx4="http://schemas.microsoft.com/office/drawing/2016/5/10/chartex" xmlns:cx5="http://schemas.microsoft.com/office/drawing/2016/5/11/chartex" xmlns:cx6="http://schemas.microsoft.com/office/drawing/2016/5/12/chartex" xmlns:cx7="http://schemas.microsoft.com/office/drawing/2016/5/13/chartex" xmlns:cx8="http://schemas.microsoft.com/office/drawing/2016/5/14/chartex" xmlns:mc="http://schemas.openxmlformats.org/markup-compatibility/2006" xmlns:aink="http://schemas.microsoft.com/office/drawing/2016/ink" xmlns:am3d="http://schemas.microsoft.com/office/drawing/2017/model3d" xmlns:o="urn:schemas-microsoft-com:office:office" xmlns:oel="http://schemas.microsoft.com/office/2019/extlst" xmlns:r="http://schemas.openxmlformats.org/officeDocument/2006/relationships" xmlns:m="http://schemas.openxmlformats.org/officeDocument/2006/math" xmlns:v="urn:schemas-microsoft-com:vml" xmlns:wp14="http://schemas.microsoft.com/office/word/2010/wordprocessingDrawing" xmlns:wp="http://schemas.openxmlformats.org/drawingml/2006/wordprocessingDrawing" xmlns:w10="urn:schemas-microsoft-com:office:word" xmlns:w="http://schemas.openxmlformats.org/wordprocessingml/2006/main" xmlns:w14="http://schemas.microsoft.com/office/word/2010/wordml" xmlns:w15="http://schemas.microsoft.com/office/word/2012/wordml" xmlns:w16cex="http://schemas.microsoft.com/office/word/2018/wordml/cex" xmlns:w16cid="http://schemas.microsoft.com/office/word/2016/wordml/cid" xmlns:w16="http://schemas.microsoft.com/office/word/2018/wordml" xmlns:w16du="http://schemas.microsoft.com/office/word/2023/wordml/word16du" xmlns:w16sdtdh="http://schemas.microsoft.com/office/word/2020/wordml/sdtdatahash" xmlns:w16sdtfl="http://schemas.microsoft.com/office/word/2024/wordml/sdtformatlock" xmlns:w16se="http://schemas.microsoft.com/office/word/2015/wordml/symex" xmlns:wpg="http://schemas.microsoft.com/office/word/2010/wordprocessingGroup" xmlns:wpi="http://schemas.microsoft.com/office/word/2010/wordprocessingInk" xmlns:wne="http://schemas.microsoft.com/office/word/2006/wordml" xmlns:wps="http://schemas.microsoft.com/office/word/2010/wordprocessingShape" mc:Ignorable="w14 w15 w16se w16cid w16 w16cex w16sdtdh w16sdtfl w16du wp14">
+<w:ftr xmlns:wpc="http://schemas.microsoft.com/office/word/2010/wordprocessingCanvas" xmlns:cx="http://schemas.microsoft.com/office/drawing/2014/chartex" xmlns:cx1="http://schemas.microsoft.com/office/drawing/2015/9/8/chartex" xmlns:cx2="http://schemas.microsoft.com/office/drawing/2015/10/21/chartex" xmlns:cx3="http://schemas.microsoft.com/office/drawing/2016/5/9/chartex" xmlns:cx4="http://schemas.microsoft.com/office/drawing/2016/5/10/chartex" xmlns:cx5="http://schemas.microsoft.com/office/drawing/2016/5/11/chartex" xmlns:cx6="http://schemas.microsoft.com/office/drawing/2016/5/12/chartex" xmlns:cx7="http://schemas.microsoft.com/office/drawing/2016/5/13/chartex" xmlns:cx8="http://schemas.microsoft.com/office/drawing/2016/5/14/chartex" xmlns:mc="http://schemas.openxmlformats.org/markup-compatibility/2006" xmlns:aink="http://schemas.microsoft.com/office/drawing/2016/ink" xmlns:am3d="http://schemas.microsoft.com/office/drawing/2017/model3d" xmlns:o="urn:schemas-microsoft-com:office:office" xmlns:r="http://schemas.openxmlformats.org/officeDocument/2006/relationships" xmlns:m="http://schemas.openxmlformats.org/officeDocument/2006/math" xmlns:v="urn:schemas-microsoft-com:vml" xmlns:wp14="http://schemas.microsoft.com/office/word/2010/wordprocessingDrawing" xmlns:wp="http://schemas.openxmlformats.org/drawingml/2006/wordprocessingDrawing" xmlns:w10="urn:schemas-microsoft-com:office:word" xmlns:w="http://schemas.openxmlformats.org/wordprocessingml/2006/main" xmlns:w14="http://schemas.microsoft.com/office/word/2010/wordml" xmlns:w15="http://schemas.microsoft.com/office/word/2012/wordml" xmlns:w16cex="http://schemas.microsoft.com/office/word/2018/wordml/cex" xmlns:w16cid="http://schemas.microsoft.com/office/word/2016/wordml/cid" xmlns:w16="http://schemas.microsoft.com/office/word/2018/wordml" xmlns:w16sdtdh="http://schemas.microsoft.com/office/word/2020/wordml/sdtdatahash" xmlns:w16se="http://schemas.microsoft.com/office/word/2015/wordml/symex" xmlns:wpg="http://schemas.microsoft.com/office/word/2010/wordprocessingGroup" xmlns:wpi="http://schemas.microsoft.com/office/word/2010/wordprocessingInk" xmlns:wne="http://schemas.microsoft.com/office/word/2006/wordml" xmlns:wps="http://schemas.microsoft.com/office/word/2010/wordprocessingShape" mc:Ignorable="w14 w15 w16se w16cid w16 w16cex w16sdtdh wp14">
   <w:p>
     <w:pPr>
       <w:pStyle w:val="Footer"/>
@@ -21961,7 +22106,7 @@
 </file>
 
 <file path=word/footnotes.xml><?xml version="1.0" encoding="utf-8"?>
-<w:footnotes xmlns:wpc="http://schemas.microsoft.com/office/word/2010/wordprocessingCanvas" xmlns:cx="http://schemas.microsoft.com/office/drawing/2014/chartex" xmlns:cx1="http://schemas.microsoft.com/office/drawing/2015/9/8/chartex" xmlns:cx2="http://schemas.microsoft.com/office/drawing/2015/10/21/chartex" xmlns:cx3="http://schemas.microsoft.com/office/drawing/2016/5/9/chartex" xmlns:cx4="http://schemas.microsoft.com/office/drawing/2016/5/10/chartex" xmlns:cx5="http://schemas.microsoft.com/office/drawing/2016/5/11/chartex" xmlns:cx6="http://schemas.microsoft.com/office/drawing/2016/5/12/chartex" xmlns:cx7="http://schemas.microsoft.com/office/drawing/2016/5/13/chartex" xmlns:cx8="http://schemas.microsoft.com/office/drawing/2016/5/14/chartex" xmlns:mc="http://schemas.openxmlformats.org/markup-compatibility/2006" xmlns:aink="http://schemas.microsoft.com/office/drawing/2016/ink" xmlns:am3d="http://schemas.microsoft.com/office/drawing/2017/model3d" xmlns:o="urn:schemas-microsoft-com:office:office" xmlns:oel="http://schemas.microsoft.com/office/2019/extlst" xmlns:r="http://schemas.openxmlformats.org/officeDocument/2006/relationships" xmlns:m="http://schemas.openxmlformats.org/officeDocument/2006/math" xmlns:v="urn:schemas-microsoft-com:vml" xmlns:wp14="http://schemas.microsoft.com/office/word/2010/wordprocessingDrawing" xmlns:wp="http://schemas.openxmlformats.org/drawingml/2006/wordprocessingDrawing" xmlns:w10="urn:schemas-microsoft-com:office:word" xmlns:w="http://schemas.openxmlformats.org/wordprocessingml/2006/main" xmlns:w14="http://schemas.microsoft.com/office/word/2010/wordml" xmlns:w15="http://schemas.microsoft.com/office/word/2012/wordml" xmlns:w16cex="http://schemas.microsoft.com/office/word/2018/wordml/cex" xmlns:w16cid="http://schemas.microsoft.com/office/word/2016/wordml/cid" xmlns:w16="http://schemas.microsoft.com/office/word/2018/wordml" xmlns:w16du="http://schemas.microsoft.com/office/word/2023/wordml/word16du" xmlns:w16sdtdh="http://schemas.microsoft.com/office/word/2020/wordml/sdtdatahash" xmlns:w16sdtfl="http://schemas.microsoft.com/office/word/2024/wordml/sdtformatlock" xmlns:w16se="http://schemas.microsoft.com/office/word/2015/wordml/symex" xmlns:wpg="http://schemas.microsoft.com/office/word/2010/wordprocessingGroup" xmlns:wpi="http://schemas.microsoft.com/office/word/2010/wordprocessingInk" xmlns:wne="http://schemas.microsoft.com/office/word/2006/wordml" xmlns:wps="http://schemas.microsoft.com/office/word/2010/wordprocessingShape" mc:Ignorable="w14 w15 w16se w16cid w16 w16cex w16sdtdh w16sdtfl w16du wp14">
+<w:footnotes xmlns:wpc="http://schemas.microsoft.com/office/word/2010/wordprocessingCanvas" xmlns:cx="http://schemas.microsoft.com/office/drawing/2014/chartex" xmlns:cx1="http://schemas.microsoft.com/office/drawing/2015/9/8/chartex" xmlns:cx2="http://schemas.microsoft.com/office/drawing/2015/10/21/chartex" xmlns:cx3="http://schemas.microsoft.com/office/drawing/2016/5/9/chartex" xmlns:cx4="http://schemas.microsoft.com/office/drawing/2016/5/10/chartex" xmlns:cx5="http://schemas.microsoft.com/office/drawing/2016/5/11/chartex" xmlns:cx6="http://schemas.microsoft.com/office/drawing/2016/5/12/chartex" xmlns:cx7="http://schemas.microsoft.com/office/drawing/2016/5/13/chartex" xmlns:cx8="http://schemas.microsoft.com/office/drawing/2016/5/14/chartex" xmlns:mc="http://schemas.openxmlformats.org/markup-compatibility/2006" xmlns:aink="http://schemas.microsoft.com/office/drawing/2016/ink" xmlns:am3d="http://schemas.microsoft.com/office/drawing/2017/model3d" xmlns:o="urn:schemas-microsoft-com:office:office" xmlns:r="http://schemas.openxmlformats.org/officeDocument/2006/relationships" xmlns:m="http://schemas.openxmlformats.org/officeDocument/2006/math" xmlns:v="urn:schemas-microsoft-com:vml" xmlns:wp14="http://schemas.microsoft.com/office/word/2010/wordprocessingDrawing" xmlns:wp="http://schemas.openxmlformats.org/drawingml/2006/wordprocessingDrawing" xmlns:w10="urn:schemas-microsoft-com:office:word" xmlns:w="http://schemas.openxmlformats.org/wordprocessingml/2006/main" xmlns:w14="http://schemas.microsoft.com/office/word/2010/wordml" xmlns:w15="http://schemas.microsoft.com/office/word/2012/wordml" xmlns:w16cex="http://schemas.microsoft.com/office/word/2018/wordml/cex" xmlns:w16cid="http://schemas.microsoft.com/office/word/2016/wordml/cid" xmlns:w16="http://schemas.microsoft.com/office/word/2018/wordml" xmlns:w16sdtdh="http://schemas.microsoft.com/office/word/2020/wordml/sdtdatahash" xmlns:w16se="http://schemas.microsoft.com/office/word/2015/wordml/symex" xmlns:wpg="http://schemas.microsoft.com/office/word/2010/wordprocessingGroup" xmlns:wpi="http://schemas.microsoft.com/office/word/2010/wordprocessingInk" xmlns:wne="http://schemas.microsoft.com/office/word/2006/wordml" xmlns:wps="http://schemas.microsoft.com/office/word/2010/wordprocessingShape" mc:Ignorable="w14 w15 w16se w16cid w16 w16cex w16sdtdh wp14">
   <w:footnote w:type="separator" w:id="-1">
     <w:p>
       <w:r>
@@ -21999,7 +22144,7 @@
 </file>
 
 <file path=word/header1.xml><?xml version="1.0" encoding="utf-8"?>
-<w:hdr xmlns:wpc="http://schemas.microsoft.com/office/word/2010/wordprocessingCanvas" xmlns:cx="http://schemas.microsoft.com/office/drawing/2014/chartex" xmlns:cx1="http://schemas.microsoft.com/office/drawing/2015/9/8/chartex" xmlns:cx2="http://schemas.microsoft.com/office/drawing/2015/10/21/chartex" xmlns:cx3="http://schemas.microsoft.com/office/drawing/2016/5/9/chartex" xmlns:cx4="http://schemas.microsoft.com/office/drawing/2016/5/10/chartex" xmlns:cx5="http://schemas.microsoft.com/office/drawing/2016/5/11/chartex" xmlns:cx6="http://schemas.microsoft.com/office/drawing/2016/5/12/chartex" xmlns:cx7="http://schemas.microsoft.com/office/drawing/2016/5/13/chartex" xmlns:cx8="http://schemas.microsoft.com/office/drawing/2016/5/14/chartex" xmlns:mc="http://schemas.openxmlformats.org/markup-compatibility/2006" xmlns:aink="http://schemas.microsoft.com/office/drawing/2016/ink" xmlns:am3d="http://schemas.microsoft.com/office/drawing/2017/model3d" xmlns:o="urn:schemas-microsoft-com:office:office" xmlns:oel="http://schemas.microsoft.com/office/2019/extlst" xmlns:r="http://schemas.openxmlformats.org/officeDocument/2006/relationships" xmlns:m="http://schemas.openxmlformats.org/officeDocument/2006/math" xmlns:v="urn:schemas-microsoft-com:vml" xmlns:wp14="http://schemas.microsoft.com/office/word/2010/wordprocessingDrawing" xmlns:wp="http://schemas.openxmlformats.org/drawingml/2006/wordprocessingDrawing" xmlns:w10="urn:schemas-microsoft-com:office:word" xmlns:w="http://schemas.openxmlformats.org/wordprocessingml/2006/main" xmlns:w14="http://schemas.microsoft.com/office/word/2010/wordml" xmlns:w15="http://schemas.microsoft.com/office/word/2012/wordml" xmlns:w16cex="http://schemas.microsoft.com/office/word/2018/wordml/cex" xmlns:w16cid="http://schemas.microsoft.com/office/word/2016/wordml/cid" xmlns:w16="http://schemas.microsoft.com/office/word/2018/wordml" xmlns:w16du="http://schemas.microsoft.com/office/word/2023/wordml/word16du" xmlns:w16sdtdh="http://schemas.microsoft.com/office/word/2020/wordml/sdtdatahash" xmlns:w16sdtfl="http://schemas.microsoft.com/office/word/2024/wordml/sdtformatlock" xmlns:w16se="http://schemas.microsoft.com/office/word/2015/wordml/symex" xmlns:wpg="http://schemas.microsoft.com/office/word/2010/wordprocessingGroup" xmlns:wpi="http://schemas.microsoft.com/office/word/2010/wordprocessingInk" xmlns:wne="http://schemas.microsoft.com/office/word/2006/wordml" xmlns:wps="http://schemas.microsoft.com/office/word/2010/wordprocessingShape" mc:Ignorable="w14 w15 w16se w16cid w16 w16cex w16sdtdh w16sdtfl w16du wp14">
+<w:hdr xmlns:wpc="http://schemas.microsoft.com/office/word/2010/wordprocessingCanvas" xmlns:cx="http://schemas.microsoft.com/office/drawing/2014/chartex" xmlns:cx1="http://schemas.microsoft.com/office/drawing/2015/9/8/chartex" xmlns:cx2="http://schemas.microsoft.com/office/drawing/2015/10/21/chartex" xmlns:cx3="http://schemas.microsoft.com/office/drawing/2016/5/9/chartex" xmlns:cx4="http://schemas.microsoft.com/office/drawing/2016/5/10/chartex" xmlns:cx5="http://schemas.microsoft.com/office/drawing/2016/5/11/chartex" xmlns:cx6="http://schemas.microsoft.com/office/drawing/2016/5/12/chartex" xmlns:cx7="http://schemas.microsoft.com/office/drawing/2016/5/13/chartex" xmlns:cx8="http://schemas.microsoft.com/office/drawing/2016/5/14/chartex" xmlns:mc="http://schemas.openxmlformats.org/markup-compatibility/2006" xmlns:aink="http://schemas.microsoft.com/office/drawing/2016/ink" xmlns:am3d="http://schemas.microsoft.com/office/drawing/2017/model3d" xmlns:o="urn:schemas-microsoft-com:office:office" xmlns:r="http://schemas.openxmlformats.org/officeDocument/2006/relationships" xmlns:m="http://schemas.openxmlformats.org/officeDocument/2006/math" xmlns:v="urn:schemas-microsoft-com:vml" xmlns:wp14="http://schemas.microsoft.com/office/word/2010/wordprocessingDrawing" xmlns:wp="http://schemas.openxmlformats.org/drawingml/2006/wordprocessingDrawing" xmlns:w10="urn:schemas-microsoft-com:office:word" xmlns:w="http://schemas.openxmlformats.org/wordprocessingml/2006/main" xmlns:w14="http://schemas.microsoft.com/office/word/2010/wordml" xmlns:w15="http://schemas.microsoft.com/office/word/2012/wordml" xmlns:w16cex="http://schemas.microsoft.com/office/word/2018/wordml/cex" xmlns:w16cid="http://schemas.microsoft.com/office/word/2016/wordml/cid" xmlns:w16="http://schemas.microsoft.com/office/word/2018/wordml" xmlns:w16sdtdh="http://schemas.microsoft.com/office/word/2020/wordml/sdtdatahash" xmlns:w16se="http://schemas.microsoft.com/office/word/2015/wordml/symex" xmlns:wpg="http://schemas.microsoft.com/office/word/2010/wordprocessingGroup" xmlns:wpi="http://schemas.microsoft.com/office/word/2010/wordprocessingInk" xmlns:wne="http://schemas.microsoft.com/office/word/2006/wordml" xmlns:wps="http://schemas.microsoft.com/office/word/2010/wordprocessingShape" mc:Ignorable="w14 w15 w16se w16cid w16 w16cex w16sdtdh wp14">
   <w:p>
     <w:pPr>
       <w:pStyle w:val="Header"/>
@@ -22009,7 +22154,7 @@
 </file>
 
 <file path=word/header2.xml><?xml version="1.0" encoding="utf-8"?>
-<w:hdr xmlns:wpc="http://schemas.microsoft.com/office/word/2010/wordprocessingCanvas" xmlns:cx="http://schemas.microsoft.com/office/drawing/2014/chartex" xmlns:cx1="http://schemas.microsoft.com/office/drawing/2015/9/8/chartex" xmlns:cx2="http://schemas.microsoft.com/office/drawing/2015/10/21/chartex" xmlns:cx3="http://schemas.microsoft.com/office/drawing/2016/5/9/chartex" xmlns:cx4="http://schemas.microsoft.com/office/drawing/2016/5/10/chartex" xmlns:cx5="http://schemas.microsoft.com/office/drawing/2016/5/11/chartex" xmlns:cx6="http://schemas.microsoft.com/office/drawing/2016/5/12/chartex" xmlns:cx7="http://schemas.microsoft.com/office/drawing/2016/5/13/chartex" xmlns:cx8="http://schemas.microsoft.com/office/drawing/2016/5/14/chartex" xmlns:mc="http://schemas.openxmlformats.org/markup-compatibility/2006" xmlns:aink="http://schemas.microsoft.com/office/drawing/2016/ink" xmlns:am3d="http://schemas.microsoft.com/office/drawing/2017/model3d" xmlns:o="urn:schemas-microsoft-com:office:office" xmlns:oel="http://schemas.microsoft.com/office/2019/extlst" xmlns:r="http://schemas.openxmlformats.org/officeDocument/2006/relationships" xmlns:m="http://schemas.openxmlformats.org/officeDocument/2006/math" xmlns:v="urn:schemas-microsoft-com:vml" xmlns:wp14="http://schemas.microsoft.com/office/word/2010/wordprocessingDrawing" xmlns:wp="http://schemas.openxmlformats.org/drawingml/2006/wordprocessingDrawing" xmlns:w10="urn:schemas-microsoft-com:office:word" xmlns:w="http://schemas.openxmlformats.org/wordprocessingml/2006/main" xmlns:w14="http://schemas.microsoft.com/office/word/2010/wordml" xmlns:w15="http://schemas.microsoft.com/office/word/2012/wordml" xmlns:w16cex="http://schemas.microsoft.com/office/word/2018/wordml/cex" xmlns:w16cid="http://schemas.microsoft.com/office/word/2016/wordml/cid" xmlns:w16="http://schemas.microsoft.com/office/word/2018/wordml" xmlns:w16du="http://schemas.microsoft.com/office/word/2023/wordml/word16du" xmlns:w16sdtdh="http://schemas.microsoft.com/office/word/2020/wordml/sdtdatahash" xmlns:w16sdtfl="http://schemas.microsoft.com/office/word/2024/wordml/sdtformatlock" xmlns:w16se="http://schemas.microsoft.com/office/word/2015/wordml/symex" xmlns:wpg="http://schemas.microsoft.com/office/word/2010/wordprocessingGroup" xmlns:wpi="http://schemas.microsoft.com/office/word/2010/wordprocessingInk" xmlns:wne="http://schemas.microsoft.com/office/word/2006/wordml" xmlns:wps="http://schemas.microsoft.com/office/word/2010/wordprocessingShape" mc:Ignorable="w14 w15 w16se w16cid w16 w16cex w16sdtdh w16sdtfl w16du wp14">
+<w:hdr xmlns:wpc="http://schemas.microsoft.com/office/word/2010/wordprocessingCanvas" xmlns:cx="http://schemas.microsoft.com/office/drawing/2014/chartex" xmlns:cx1="http://schemas.microsoft.com/office/drawing/2015/9/8/chartex" xmlns:cx2="http://schemas.microsoft.com/office/drawing/2015/10/21/chartex" xmlns:cx3="http://schemas.microsoft.com/office/drawing/2016/5/9/chartex" xmlns:cx4="http://schemas.microsoft.com/office/drawing/2016/5/10/chartex" xmlns:cx5="http://schemas.microsoft.com/office/drawing/2016/5/11/chartex" xmlns:cx6="http://schemas.microsoft.com/office/drawing/2016/5/12/chartex" xmlns:cx7="http://schemas.microsoft.com/office/drawing/2016/5/13/chartex" xmlns:cx8="http://schemas.microsoft.com/office/drawing/2016/5/14/chartex" xmlns:mc="http://schemas.openxmlformats.org/markup-compatibility/2006" xmlns:aink="http://schemas.microsoft.com/office/drawing/2016/ink" xmlns:am3d="http://schemas.microsoft.com/office/drawing/2017/model3d" xmlns:o="urn:schemas-microsoft-com:office:office" xmlns:r="http://schemas.openxmlformats.org/officeDocument/2006/relationships" xmlns:m="http://schemas.openxmlformats.org/officeDocument/2006/math" xmlns:v="urn:schemas-microsoft-com:vml" xmlns:wp14="http://schemas.microsoft.com/office/word/2010/wordprocessingDrawing" xmlns:wp="http://schemas.openxmlformats.org/drawingml/2006/wordprocessingDrawing" xmlns:w10="urn:schemas-microsoft-com:office:word" xmlns:w="http://schemas.openxmlformats.org/wordprocessingml/2006/main" xmlns:w14="http://schemas.microsoft.com/office/word/2010/wordml" xmlns:w15="http://schemas.microsoft.com/office/word/2012/wordml" xmlns:w16cex="http://schemas.microsoft.com/office/word/2018/wordml/cex" xmlns:w16cid="http://schemas.microsoft.com/office/word/2016/wordml/cid" xmlns:w16="http://schemas.microsoft.com/office/word/2018/wordml" xmlns:w16sdtdh="http://schemas.microsoft.com/office/word/2020/wordml/sdtdatahash" xmlns:w16se="http://schemas.microsoft.com/office/word/2015/wordml/symex" xmlns:wpg="http://schemas.microsoft.com/office/word/2010/wordprocessingGroup" xmlns:wpi="http://schemas.microsoft.com/office/word/2010/wordprocessingInk" xmlns:wne="http://schemas.microsoft.com/office/word/2006/wordml" xmlns:wps="http://schemas.microsoft.com/office/word/2010/wordprocessingShape" mc:Ignorable="w14 w15 w16se w16cid w16 w16cex w16sdtdh wp14">
   <w:p>
     <w:pPr>
       <w:pStyle w:val="Header"/>
@@ -22025,7 +22170,7 @@
 </file>
 
 <file path=word/header3.xml><?xml version="1.0" encoding="utf-8"?>
-<w:hdr xmlns:wpc="http://schemas.microsoft.com/office/word/2010/wordprocessingCanvas" xmlns:cx="http://schemas.microsoft.com/office/drawing/2014/chartex" xmlns:cx1="http://schemas.microsoft.com/office/drawing/2015/9/8/chartex" xmlns:cx2="http://schemas.microsoft.com/office/drawing/2015/10/21/chartex" xmlns:cx3="http://schemas.microsoft.com/office/drawing/2016/5/9/chartex" xmlns:cx4="http://schemas.microsoft.com/office/drawing/2016/5/10/chartex" xmlns:cx5="http://schemas.microsoft.com/office/drawing/2016/5/11/chartex" xmlns:cx6="http://schemas.microsoft.com/office/drawing/2016/5/12/chartex" xmlns:cx7="http://schemas.microsoft.com/office/drawing/2016/5/13/chartex" xmlns:cx8="http://schemas.microsoft.com/office/drawing/2016/5/14/chartex" xmlns:mc="http://schemas.openxmlformats.org/markup-compatibility/2006" xmlns:aink="http://schemas.microsoft.com/office/drawing/2016/ink" xmlns:am3d="http://schemas.microsoft.com/office/drawing/2017/model3d" xmlns:o="urn:schemas-microsoft-com:office:office" xmlns:oel="http://schemas.microsoft.com/office/2019/extlst" xmlns:r="http://schemas.openxmlformats.org/officeDocument/2006/relationships" xmlns:m="http://schemas.openxmlformats.org/officeDocument/2006/math" xmlns:v="urn:schemas-microsoft-com:vml" xmlns:wp14="http://schemas.microsoft.com/office/word/2010/wordprocessingDrawing" xmlns:wp="http://schemas.openxmlformats.org/drawingml/2006/wordprocessingDrawing" xmlns:w10="urn:schemas-microsoft-com:office:word" xmlns:w="http://schemas.openxmlformats.org/wordprocessingml/2006/main" xmlns:w14="http://schemas.microsoft.com/office/word/2010/wordml" xmlns:w15="http://schemas.microsoft.com/office/word/2012/wordml" xmlns:w16cex="http://schemas.microsoft.com/office/word/2018/wordml/cex" xmlns:w16cid="http://schemas.microsoft.com/office/word/2016/wordml/cid" xmlns:w16="http://schemas.microsoft.com/office/word/2018/wordml" xmlns:w16du="http://schemas.microsoft.com/office/word/2023/wordml/word16du" xmlns:w16sdtdh="http://schemas.microsoft.com/office/word/2020/wordml/sdtdatahash" xmlns:w16sdtfl="http://schemas.microsoft.com/office/word/2024/wordml/sdtformatlock" xmlns:w16se="http://schemas.microsoft.com/office/word/2015/wordml/symex" xmlns:wpg="http://schemas.microsoft.com/office/word/2010/wordprocessingGroup" xmlns:wpi="http://schemas.microsoft.com/office/word/2010/wordprocessingInk" xmlns:wne="http://schemas.microsoft.com/office/word/2006/wordml" xmlns:wps="http://schemas.microsoft.com/office/word/2010/wordprocessingShape" mc:Ignorable="w14 w15 w16se w16cid w16 w16cex w16sdtdh w16sdtfl w16du wp14">
+<w:hdr xmlns:wpc="http://schemas.microsoft.com/office/word/2010/wordprocessingCanvas" xmlns:cx="http://schemas.microsoft.com/office/drawing/2014/chartex" xmlns:cx1="http://schemas.microsoft.com/office/drawing/2015/9/8/chartex" xmlns:cx2="http://schemas.microsoft.com/office/drawing/2015/10/21/chartex" xmlns:cx3="http://schemas.microsoft.com/office/drawing/2016/5/9/chartex" xmlns:cx4="http://schemas.microsoft.com/office/drawing/2016/5/10/chartex" xmlns:cx5="http://schemas.microsoft.com/office/drawing/2016/5/11/chartex" xmlns:cx6="http://schemas.microsoft.com/office/drawing/2016/5/12/chartex" xmlns:cx7="http://schemas.microsoft.com/office/drawing/2016/5/13/chartex" xmlns:cx8="http://schemas.microsoft.com/office/drawing/2016/5/14/chartex" xmlns:mc="http://schemas.openxmlformats.org/markup-compatibility/2006" xmlns:aink="http://schemas.microsoft.com/office/drawing/2016/ink" xmlns:am3d="http://schemas.microsoft.com/office/drawing/2017/model3d" xmlns:o="urn:schemas-microsoft-com:office:office" xmlns:r="http://schemas.openxmlformats.org/officeDocument/2006/relationships" xmlns:m="http://schemas.openxmlformats.org/officeDocument/2006/math" xmlns:v="urn:schemas-microsoft-com:vml" xmlns:wp14="http://schemas.microsoft.com/office/word/2010/wordprocessingDrawing" xmlns:wp="http://schemas.openxmlformats.org/drawingml/2006/wordprocessingDrawing" xmlns:w10="urn:schemas-microsoft-com:office:word" xmlns:w="http://schemas.openxmlformats.org/wordprocessingml/2006/main" xmlns:w14="http://schemas.microsoft.com/office/word/2010/wordml" xmlns:w15="http://schemas.microsoft.com/office/word/2012/wordml" xmlns:w16cex="http://schemas.microsoft.com/office/word/2018/wordml/cex" xmlns:w16cid="http://schemas.microsoft.com/office/word/2016/wordml/cid" xmlns:w16="http://schemas.microsoft.com/office/word/2018/wordml" xmlns:w16sdtdh="http://schemas.microsoft.com/office/word/2020/wordml/sdtdatahash" xmlns:w16se="http://schemas.microsoft.com/office/word/2015/wordml/symex" xmlns:wpg="http://schemas.microsoft.com/office/word/2010/wordprocessingGroup" xmlns:wpi="http://schemas.microsoft.com/office/word/2010/wordprocessingInk" xmlns:wne="http://schemas.microsoft.com/office/word/2006/wordml" xmlns:wps="http://schemas.microsoft.com/office/word/2010/wordprocessingShape" mc:Ignorable="w14 w15 w16se w16cid w16 w16cex w16sdtdh wp14">
   <w:p>
     <w:pPr>
       <w:widowControl w:val="0"/>
@@ -22215,7 +22360,7 @@
         <w:szCs w:val="18"/>
         <w:lang w:val="en-US"/>
       </w:rPr>
-      <w:t>1.C.1</w:t>
+      <w:t>{kode_pokja}</w:t>
     </w:r>
     <w:r>
       <w:rPr>
@@ -22334,9 +22479,9 @@
             </wp:anchor>
           </w:drawing>
         </mc:Choice>
-        <mc:Fallback>
+        <mc:Fallback xmlns:w16sdtfl="http://schemas.microsoft.com/office/word/2024/wordml/sdtformatlock" xmlns:w16du="http://schemas.microsoft.com/office/word/2023/wordml/word16du" xmlns:oel="http://schemas.microsoft.com/office/2019/extlst">
           <w:pict>
-            <v:line w14:anchorId="6FA75CA7" id="Straight Connector 984700384" o:spid="_x0000_s1026" style="position:absolute;z-index:251660288;visibility:visible;mso-wrap-style:square;mso-width-percent:0;mso-height-percent:0;mso-wrap-distance-left:9pt;mso-wrap-distance-top:0;mso-wrap-distance-right:9pt;mso-wrap-distance-bottom:0;mso-position-horizontal:absolute;mso-position-horizontal-relative:margin;mso-position-vertical:absolute;mso-position-vertical-relative:text;mso-width-percent:0;mso-height-percent:0;mso-width-relative:margin;mso-height-relative:margin" from="44.7pt,.75pt" to="468.4pt,.75pt" o:gfxdata="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" strokecolor="windowText" strokeweight="2.5pt">
+            <v:line w14:anchorId="6FA75CA7" id="Straight Connector 984700384" o:spid="_x0000_s1026" style="position:absolute;z-index:251660288;visibility:visible;mso-wrap-style:square;mso-width-percent:0;mso-height-percent:0;mso-wrap-distance-left:9pt;mso-wrap-distance-top:0;mso-wrap-distance-right:9pt;mso-wrap-distance-bottom:0;mso-position-horizontal:absolute;mso-position-horizontal-relative:margin;mso-position-vertical:absolute;mso-position-vertical-relative:text;mso-width-percent:0;mso-height-percent:0;mso-width-relative:margin;mso-height-relative:margin" from="44.7pt,.75pt" to="468.4pt,.75pt" o:gfxdata="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" strokecolor="windowText" strokeweight="2.5pt">
               <v:stroke joinstyle="miter"/>
               <w10:wrap anchorx="margin"/>
             </v:line>
@@ -22369,7 +22514,7 @@
 </file>
 
 <file path=word/numbering.xml><?xml version="1.0" encoding="utf-8"?>
-<w:numbering xmlns:wpc="http://schemas.microsoft.com/office/word/2010/wordprocessingCanvas" xmlns:cx="http://schemas.microsoft.com/office/drawing/2014/chartex" xmlns:cx1="http://schemas.microsoft.com/office/drawing/2015/9/8/chartex" xmlns:cx2="http://schemas.microsoft.com/office/drawing/2015/10/21/chartex" xmlns:cx3="http://schemas.microsoft.com/office/drawing/2016/5/9/chartex" xmlns:cx4="http://schemas.microsoft.com/office/drawing/2016/5/10/chartex" xmlns:cx5="http://schemas.microsoft.com/office/drawing/2016/5/11/chartex" xmlns:cx6="http://schemas.microsoft.com/office/drawing/2016/5/12/chartex" xmlns:cx7="http://schemas.microsoft.com/office/drawing/2016/5/13/chartex" xmlns:cx8="http://schemas.microsoft.com/office/drawing/2016/5/14/chartex" xmlns:mc="http://schemas.openxmlformats.org/markup-compatibility/2006" xmlns:aink="http://schemas.microsoft.com/office/drawing/2016/ink" xmlns:am3d="http://schemas.microsoft.com/office/drawing/2017/model3d" xmlns:o="urn:schemas-microsoft-com:office:office" xmlns:oel="http://schemas.microsoft.com/office/2019/extlst" xmlns:r="http://schemas.openxmlformats.org/officeDocument/2006/relationships" xmlns:m="http://schemas.openxmlformats.org/officeDocument/2006/math" xmlns:v="urn:schemas-microsoft-com:vml" xmlns:wp14="http://schemas.microsoft.com/office/word/2010/wordprocessingDrawing" xmlns:wp="http://schemas.openxmlformats.org/drawingml/2006/wordprocessingDrawing" xmlns:w10="urn:schemas-microsoft-com:office:word" xmlns:w="http://schemas.openxmlformats.org/wordprocessingml/2006/main" xmlns:w14="http://schemas.microsoft.com/office/word/2010/wordml" xmlns:w15="http://schemas.microsoft.com/office/word/2012/wordml" xmlns:w16cex="http://schemas.microsoft.com/office/word/2018/wordml/cex" xmlns:w16cid="http://schemas.microsoft.com/office/word/2016/wordml/cid" xmlns:w16="http://schemas.microsoft.com/office/word/2018/wordml" xmlns:w16du="http://schemas.microsoft.com/office/word/2023/wordml/word16du" xmlns:w16sdtdh="http://schemas.microsoft.com/office/word/2020/wordml/sdtdatahash" xmlns:w16sdtfl="http://schemas.microsoft.com/office/word/2024/wordml/sdtformatlock" xmlns:w16se="http://schemas.microsoft.com/office/word/2015/wordml/symex" xmlns:wpg="http://schemas.microsoft.com/office/word/2010/wordprocessingGroup" xmlns:wpi="http://schemas.microsoft.com/office/word/2010/wordprocessingInk" xmlns:wne="http://schemas.microsoft.com/office/word/2006/wordml" xmlns:wps="http://schemas.microsoft.com/office/word/2010/wordprocessingShape" mc:Ignorable="w14 w15 w16se w16cid w16 w16cex w16sdtdh w16sdtfl w16du wp14">
+<w:numbering xmlns:wpc="http://schemas.microsoft.com/office/word/2010/wordprocessingCanvas" xmlns:cx="http://schemas.microsoft.com/office/drawing/2014/chartex" xmlns:cx1="http://schemas.microsoft.com/office/drawing/2015/9/8/chartex" xmlns:cx2="http://schemas.microsoft.com/office/drawing/2015/10/21/chartex" xmlns:cx3="http://schemas.microsoft.com/office/drawing/2016/5/9/chartex" xmlns:cx4="http://schemas.microsoft.com/office/drawing/2016/5/10/chartex" xmlns:cx5="http://schemas.microsoft.com/office/drawing/2016/5/11/chartex" xmlns:cx6="http://schemas.microsoft.com/office/drawing/2016/5/12/chartex" xmlns:cx7="http://schemas.microsoft.com/office/drawing/2016/5/13/chartex" xmlns:cx8="http://schemas.microsoft.com/office/drawing/2016/5/14/chartex" xmlns:mc="http://schemas.openxmlformats.org/markup-compatibility/2006" xmlns:aink="http://schemas.microsoft.com/office/drawing/2016/ink" xmlns:am3d="http://schemas.microsoft.com/office/drawing/2017/model3d" xmlns:o="urn:schemas-microsoft-com:office:office" xmlns:r="http://schemas.openxmlformats.org/officeDocument/2006/relationships" xmlns:m="http://schemas.openxmlformats.org/officeDocument/2006/math" xmlns:v="urn:schemas-microsoft-com:vml" xmlns:wp14="http://schemas.microsoft.com/office/word/2010/wordprocessingDrawing" xmlns:wp="http://schemas.openxmlformats.org/drawingml/2006/wordprocessingDrawing" xmlns:w10="urn:schemas-microsoft-com:office:word" xmlns:w="http://schemas.openxmlformats.org/wordprocessingml/2006/main" xmlns:w14="http://schemas.microsoft.com/office/word/2010/wordml" xmlns:w15="http://schemas.microsoft.com/office/word/2012/wordml" xmlns:w16cex="http://schemas.microsoft.com/office/word/2018/wordml/cex" xmlns:w16cid="http://schemas.microsoft.com/office/word/2016/wordml/cid" xmlns:w16="http://schemas.microsoft.com/office/word/2018/wordml" xmlns:w16sdtdh="http://schemas.microsoft.com/office/word/2020/wordml/sdtdatahash" xmlns:w16se="http://schemas.microsoft.com/office/word/2015/wordml/symex" xmlns:wpg="http://schemas.microsoft.com/office/word/2010/wordprocessingGroup" xmlns:wpi="http://schemas.microsoft.com/office/word/2010/wordprocessingInk" xmlns:wne="http://schemas.microsoft.com/office/word/2006/wordml" xmlns:wps="http://schemas.microsoft.com/office/word/2010/wordprocessingShape" mc:Ignorable="w14 w15 w16se w16cid w16 w16cex w16sdtdh wp14">
   <w:abstractNum w:abstractNumId="0" w15:restartNumberingAfterBreak="0">
     <w:nsid w:val="FFFFFF88"/>
     <w:multiLevelType w:val="singleLevel"/>
@@ -27284,70 +27429,70 @@
       </w:pPr>
     </w:lvl>
   </w:abstractNum>
-  <w:num w:numId="1" w16cid:durableId="1672874244">
+  <w:num w:numId="1">
     <w:abstractNumId w:val="15"/>
   </w:num>
-  <w:num w:numId="2" w16cid:durableId="2069254769">
+  <w:num w:numId="2">
     <w:abstractNumId w:val="32"/>
   </w:num>
-  <w:num w:numId="3" w16cid:durableId="2137405167">
+  <w:num w:numId="3">
     <w:abstractNumId w:val="35"/>
   </w:num>
-  <w:num w:numId="4" w16cid:durableId="1283725546">
+  <w:num w:numId="4">
     <w:abstractNumId w:val="0"/>
   </w:num>
-  <w:num w:numId="5" w16cid:durableId="121197295">
+  <w:num w:numId="5">
     <w:abstractNumId w:val="28"/>
   </w:num>
-  <w:num w:numId="6" w16cid:durableId="664628131">
+  <w:num w:numId="6">
     <w:abstractNumId w:val="21"/>
   </w:num>
-  <w:num w:numId="7" w16cid:durableId="2009870084">
+  <w:num w:numId="7">
     <w:abstractNumId w:val="18"/>
   </w:num>
-  <w:num w:numId="8" w16cid:durableId="607011985">
+  <w:num w:numId="8">
     <w:abstractNumId w:val="24"/>
   </w:num>
-  <w:num w:numId="9" w16cid:durableId="1992978827">
+  <w:num w:numId="9">
     <w:abstractNumId w:val="12"/>
   </w:num>
-  <w:num w:numId="10" w16cid:durableId="295795674">
+  <w:num w:numId="10">
     <w:abstractNumId w:val="23"/>
   </w:num>
-  <w:num w:numId="11" w16cid:durableId="253367279">
+  <w:num w:numId="11">
     <w:abstractNumId w:val="22"/>
   </w:num>
-  <w:num w:numId="12" w16cid:durableId="370496662">
+  <w:num w:numId="12">
     <w:abstractNumId w:val="31"/>
   </w:num>
-  <w:num w:numId="13" w16cid:durableId="562521880">
+  <w:num w:numId="13">
     <w:abstractNumId w:val="34"/>
   </w:num>
-  <w:num w:numId="14" w16cid:durableId="2102599184">
+  <w:num w:numId="14">
     <w:abstractNumId w:val="17"/>
   </w:num>
-  <w:num w:numId="15" w16cid:durableId="1407649109">
+  <w:num w:numId="15">
     <w:abstractNumId w:val="38"/>
   </w:num>
-  <w:num w:numId="16" w16cid:durableId="2143645518">
+  <w:num w:numId="16">
     <w:abstractNumId w:val="2"/>
   </w:num>
-  <w:num w:numId="17" w16cid:durableId="213784304">
+  <w:num w:numId="17">
     <w:abstractNumId w:val="7"/>
   </w:num>
-  <w:num w:numId="18" w16cid:durableId="1258103478">
+  <w:num w:numId="18">
     <w:abstractNumId w:val="40"/>
   </w:num>
-  <w:num w:numId="19" w16cid:durableId="36318121">
+  <w:num w:numId="19">
     <w:abstractNumId w:val="29"/>
   </w:num>
-  <w:num w:numId="20" w16cid:durableId="1960795631">
+  <w:num w:numId="20">
     <w:abstractNumId w:val="9"/>
   </w:num>
-  <w:num w:numId="21" w16cid:durableId="1369452060">
+  <w:num w:numId="21">
     <w:abstractNumId w:val="16"/>
   </w:num>
-  <w:num w:numId="22" w16cid:durableId="1419132958">
+  <w:num w:numId="22">
     <w:abstractNumId w:val="19"/>
     <w:lvlOverride w:ilvl="0">
       <w:startOverride w:val="1"/>
@@ -27377,7 +27522,7 @@
       <w:startOverride w:val="1"/>
     </w:lvlOverride>
   </w:num>
-  <w:num w:numId="23" w16cid:durableId="46269242">
+  <w:num w:numId="23">
     <w:abstractNumId w:val="27"/>
     <w:lvlOverride w:ilvl="0">
       <w:startOverride w:val="1"/>
@@ -27407,7 +27552,7 @@
       <w:startOverride w:val="1"/>
     </w:lvlOverride>
   </w:num>
-  <w:num w:numId="24" w16cid:durableId="1756826635">
+  <w:num w:numId="24">
     <w:abstractNumId w:val="30"/>
     <w:lvlOverride w:ilvl="0">
       <w:startOverride w:val="1"/>
@@ -27437,7 +27582,7 @@
       <w:startOverride w:val="1"/>
     </w:lvlOverride>
   </w:num>
-  <w:num w:numId="25" w16cid:durableId="1260525405">
+  <w:num w:numId="25">
     <w:abstractNumId w:val="1"/>
     <w:lvlOverride w:ilvl="0">
       <w:startOverride w:val="1"/>
@@ -27467,7 +27612,7 @@
       <w:startOverride w:val="1"/>
     </w:lvlOverride>
   </w:num>
-  <w:num w:numId="26" w16cid:durableId="962465518">
+  <w:num w:numId="26">
     <w:abstractNumId w:val="43"/>
     <w:lvlOverride w:ilvl="0">
       <w:startOverride w:val="2"/>
@@ -27497,7 +27642,7 @@
       <w:startOverride w:val="1"/>
     </w:lvlOverride>
   </w:num>
-  <w:num w:numId="27" w16cid:durableId="1504125871">
+  <w:num w:numId="27">
     <w:abstractNumId w:val="26"/>
     <w:lvlOverride w:ilvl="0">
       <w:startOverride w:val="2"/>
@@ -27527,7 +27672,7 @@
       <w:startOverride w:val="1"/>
     </w:lvlOverride>
   </w:num>
-  <w:num w:numId="28" w16cid:durableId="1534225776">
+  <w:num w:numId="28">
     <w:abstractNumId w:val="3"/>
     <w:lvlOverride w:ilvl="0">
       <w:startOverride w:val="2"/>
@@ -27557,7 +27702,7 @@
       <w:startOverride w:val="1"/>
     </w:lvlOverride>
   </w:num>
-  <w:num w:numId="29" w16cid:durableId="561798133">
+  <w:num w:numId="29">
     <w:abstractNumId w:val="14"/>
     <w:lvlOverride w:ilvl="0">
       <w:startOverride w:val="2"/>
@@ -27587,7 +27732,7 @@
       <w:startOverride w:val="1"/>
     </w:lvlOverride>
   </w:num>
-  <w:num w:numId="30" w16cid:durableId="765880719">
+  <w:num w:numId="30">
     <w:abstractNumId w:val="42"/>
     <w:lvlOverride w:ilvl="0">
       <w:startOverride w:val="2"/>
@@ -27617,7 +27762,7 @@
       <w:startOverride w:val="1"/>
     </w:lvlOverride>
   </w:num>
-  <w:num w:numId="31" w16cid:durableId="949507757">
+  <w:num w:numId="31">
     <w:abstractNumId w:val="6"/>
     <w:lvlOverride w:ilvl="0">
       <w:startOverride w:val="2"/>
@@ -27647,7 +27792,7 @@
       <w:startOverride w:val="1"/>
     </w:lvlOverride>
   </w:num>
-  <w:num w:numId="32" w16cid:durableId="1536846742">
+  <w:num w:numId="32">
     <w:abstractNumId w:val="10"/>
     <w:lvlOverride w:ilvl="0">
       <w:startOverride w:val="2"/>
@@ -27677,7 +27822,7 @@
       <w:startOverride w:val="1"/>
     </w:lvlOverride>
   </w:num>
-  <w:num w:numId="33" w16cid:durableId="699431052">
+  <w:num w:numId="33">
     <w:abstractNumId w:val="44"/>
     <w:lvlOverride w:ilvl="0">
       <w:startOverride w:val="2"/>
@@ -27707,7 +27852,7 @@
       <w:startOverride w:val="1"/>
     </w:lvlOverride>
   </w:num>
-  <w:num w:numId="34" w16cid:durableId="310254726">
+  <w:num w:numId="34">
     <w:abstractNumId w:val="4"/>
     <w:lvlOverride w:ilvl="0">
       <w:startOverride w:val="2"/>
@@ -27737,7 +27882,7 @@
       <w:startOverride w:val="1"/>
     </w:lvlOverride>
   </w:num>
-  <w:num w:numId="35" w16cid:durableId="815950171">
+  <w:num w:numId="35">
     <w:abstractNumId w:val="36"/>
     <w:lvlOverride w:ilvl="0">
       <w:startOverride w:val="2"/>
@@ -27767,7 +27912,7 @@
       <w:startOverride w:val="1"/>
     </w:lvlOverride>
   </w:num>
-  <w:num w:numId="36" w16cid:durableId="2053461438">
+  <w:num w:numId="36">
     <w:abstractNumId w:val="39"/>
     <w:lvlOverride w:ilvl="0">
       <w:startOverride w:val="2"/>
@@ -27797,7 +27942,7 @@
       <w:startOverride w:val="1"/>
     </w:lvlOverride>
   </w:num>
-  <w:num w:numId="37" w16cid:durableId="449863956">
+  <w:num w:numId="37">
     <w:abstractNumId w:val="33"/>
     <w:lvlOverride w:ilvl="0">
       <w:startOverride w:val="2"/>
@@ -27827,7 +27972,7 @@
       <w:startOverride w:val="1"/>
     </w:lvlOverride>
   </w:num>
-  <w:num w:numId="38" w16cid:durableId="1238708544">
+  <w:num w:numId="38">
     <w:abstractNumId w:val="8"/>
     <w:lvlOverride w:ilvl="0">
       <w:startOverride w:val="1"/>
@@ -27857,7 +28002,7 @@
       <w:startOverride w:val="1"/>
     </w:lvlOverride>
   </w:num>
-  <w:num w:numId="39" w16cid:durableId="2109307288">
+  <w:num w:numId="39">
     <w:abstractNumId w:val="11"/>
     <w:lvlOverride w:ilvl="0">
       <w:startOverride w:val="1"/>
@@ -27887,7 +28032,7 @@
       <w:startOverride w:val="1"/>
     </w:lvlOverride>
   </w:num>
-  <w:num w:numId="40" w16cid:durableId="339435723">
+  <w:num w:numId="40">
     <w:abstractNumId w:val="20"/>
     <w:lvlOverride w:ilvl="0">
       <w:startOverride w:val="1"/>
@@ -27917,7 +28062,7 @@
       <w:startOverride w:val="1"/>
     </w:lvlOverride>
   </w:num>
-  <w:num w:numId="41" w16cid:durableId="1437285842">
+  <w:num w:numId="41">
     <w:abstractNumId w:val="5"/>
     <w:lvlOverride w:ilvl="0">
       <w:startOverride w:val="1"/>
@@ -27947,7 +28092,7 @@
       <w:startOverride w:val="1"/>
     </w:lvlOverride>
   </w:num>
-  <w:num w:numId="42" w16cid:durableId="439953414">
+  <w:num w:numId="42">
     <w:abstractNumId w:val="13"/>
     <w:lvlOverride w:ilvl="0">
       <w:startOverride w:val="2"/>
@@ -27977,7 +28122,7 @@
       <w:startOverride w:val="1"/>
     </w:lvlOverride>
   </w:num>
-  <w:num w:numId="43" w16cid:durableId="1546525041">
+  <w:num w:numId="43">
     <w:abstractNumId w:val="37"/>
     <w:lvlOverride w:ilvl="0">
       <w:startOverride w:val="1"/>
@@ -28007,7 +28152,7 @@
       <w:startOverride w:val="1"/>
     </w:lvlOverride>
   </w:num>
-  <w:num w:numId="44" w16cid:durableId="497037444">
+  <w:num w:numId="44">
     <w:abstractNumId w:val="25"/>
     <w:lvlOverride w:ilvl="0">
       <w:startOverride w:val="2"/>
@@ -28037,7 +28182,7 @@
       <w:startOverride w:val="1"/>
     </w:lvlOverride>
   </w:num>
-  <w:num w:numId="45" w16cid:durableId="798063095">
+  <w:num w:numId="45">
     <w:abstractNumId w:val="41"/>
     <w:lvlOverride w:ilvl="0">
       <w:startOverride w:val="1"/>
@@ -28072,7 +28217,7 @@
 </file>
 
 <file path=word/styles.xml><?xml version="1.0" encoding="utf-8"?>
-<w:styles xmlns:mc="http://schemas.openxmlformats.org/markup-compatibility/2006" xmlns:r="http://schemas.openxmlformats.org/officeDocument/2006/relationships" xmlns:w="http://schemas.openxmlformats.org/wordprocessingml/2006/main" xmlns:w14="http://schemas.microsoft.com/office/word/2010/wordml" xmlns:w15="http://schemas.microsoft.com/office/word/2012/wordml" xmlns:w16cex="http://schemas.microsoft.com/office/word/2018/wordml/cex" xmlns:w16cid="http://schemas.microsoft.com/office/word/2016/wordml/cid" xmlns:w16="http://schemas.microsoft.com/office/word/2018/wordml" xmlns:w16du="http://schemas.microsoft.com/office/word/2023/wordml/word16du" xmlns:w16sdtdh="http://schemas.microsoft.com/office/word/2020/wordml/sdtdatahash" xmlns:w16sdtfl="http://schemas.microsoft.com/office/word/2024/wordml/sdtformatlock" xmlns:w16se="http://schemas.microsoft.com/office/word/2015/wordml/symex" mc:Ignorable="w14 w15 w16se w16cid w16 w16cex w16sdtdh w16sdtfl w16du">
+<w:styles xmlns:mc="http://schemas.openxmlformats.org/markup-compatibility/2006" xmlns:r="http://schemas.openxmlformats.org/officeDocument/2006/relationships" xmlns:w="http://schemas.openxmlformats.org/wordprocessingml/2006/main" xmlns:w14="http://schemas.microsoft.com/office/word/2010/wordml" xmlns:w15="http://schemas.microsoft.com/office/word/2012/wordml" xmlns:w16cex="http://schemas.microsoft.com/office/word/2018/wordml/cex" xmlns:w16cid="http://schemas.microsoft.com/office/word/2016/wordml/cid" xmlns:w16="http://schemas.microsoft.com/office/word/2018/wordml" xmlns:w16sdtdh="http://schemas.microsoft.com/office/word/2020/wordml/sdtdatahash" xmlns:w16se="http://schemas.microsoft.com/office/word/2015/wordml/symex" mc:Ignorable="w14 w15 w16se w16cid w16 w16cex w16sdtdh">
   <w:docDefaults>
     <w:rPrDefault>
       <w:rPr>
@@ -29592,6 +29737,27 @@
 </file>
 
 <file path=customXml/item2.xml><?xml version="1.0" encoding="utf-8"?>
+<p:properties xmlns:p="http://schemas.microsoft.com/office/2006/metadata/properties" xmlns:xsi="http://www.w3.org/2001/XMLSchema-instance" xmlns:pc="http://schemas.microsoft.com/office/infopath/2007/PartnerControls">
+  <documentManagement>
+    <TaxCatchAll xmlns="23b7ebbb-480e-4d36-8f38-fd0ac82dae9c" xsi:nil="true"/>
+    <lcf76f155ced4ddcb4097134ff3c332f xmlns="87f1a149-5420-40c2-b2e8-d8d0877ebc85">
+      <Terms xmlns="http://schemas.microsoft.com/office/infopath/2007/PartnerControls"/>
+    </lcf76f155ced4ddcb4097134ff3c332f>
+    <PIC xmlns="87f1a149-5420-40c2-b2e8-d8d0877ebc85" xsi:nil="true"/>
+  </documentManagement>
+</p:properties>
+</file>
+
+<file path=customXml/item3.xml><?xml version="1.0" encoding="utf-8"?>
+<?mso-contentType ?>
+<FormTemplates xmlns="http://schemas.microsoft.com/sharepoint/v3/contenttype/forms">
+  <Display>DocumentLibraryForm</Display>
+  <Edit>DocumentLibraryForm</Edit>
+  <New>DocumentLibraryForm</New>
+</FormTemplates>
+</file>
+
+<file path=customXml/item4.xml><?xml version="1.0" encoding="utf-8"?>
 <ct:contentTypeSchema xmlns:ct="http://schemas.microsoft.com/office/2006/metadata/contentType" xmlns:ma="http://schemas.microsoft.com/office/2006/metadata/properties/metaAttributes" ct:_="" ma:_="" ma:contentTypeName="Document" ma:contentTypeID="0x010100AEF28E0A17E4AE4FA5DD6A9AABB5DBC8" ma:contentTypeVersion="16" ma:contentTypeDescription="Create a new document." ma:contentTypeScope="" ma:versionID="a17fa769c7c4fea18ba461e558e121e5">
   <xsd:schema xmlns:xsd="http://www.w3.org/2001/XMLSchema" xmlns:xs="http://www.w3.org/2001/XMLSchema" xmlns:p="http://schemas.microsoft.com/office/2006/metadata/properties" xmlns:ns2="87f1a149-5420-40c2-b2e8-d8d0877ebc85" xmlns:ns3="23b7ebbb-480e-4d36-8f38-fd0ac82dae9c" targetNamespace="http://schemas.microsoft.com/office/2006/metadata/properties" ma:root="true" ma:fieldsID="3bfa0fac8ae4d24da5269d6ff34039be" ns2:_="" ns3:_="">
     <xsd:import namespace="87f1a149-5420-40c2-b2e8-d8d0877ebc85"/>
@@ -29834,27 +30000,6 @@
 </ct:contentTypeSchema>
 </file>
 
-<file path=customXml/item3.xml><?xml version="1.0" encoding="utf-8"?>
-<?mso-contentType ?>
-<FormTemplates xmlns="http://schemas.microsoft.com/sharepoint/v3/contenttype/forms">
-  <Display>DocumentLibraryForm</Display>
-  <Edit>DocumentLibraryForm</Edit>
-  <New>DocumentLibraryForm</New>
-</FormTemplates>
-</file>
-
-<file path=customXml/item4.xml><?xml version="1.0" encoding="utf-8"?>
-<p:properties xmlns:p="http://schemas.microsoft.com/office/2006/metadata/properties" xmlns:xsi="http://www.w3.org/2001/XMLSchema-instance" xmlns:pc="http://schemas.microsoft.com/office/infopath/2007/PartnerControls">
-  <documentManagement>
-    <TaxCatchAll xmlns="23b7ebbb-480e-4d36-8f38-fd0ac82dae9c" xsi:nil="true"/>
-    <lcf76f155ced4ddcb4097134ff3c332f xmlns="87f1a149-5420-40c2-b2e8-d8d0877ebc85">
-      <Terms xmlns="http://schemas.microsoft.com/office/infopath/2007/PartnerControls"/>
-    </lcf76f155ced4ddcb4097134ff3c332f>
-    <PIC xmlns="87f1a149-5420-40c2-b2e8-d8d0877ebc85" xsi:nil="true"/>
-  </documentManagement>
-</p:properties>
-</file>
-
 <file path=customXml/itemProps1.xml><?xml version="1.0" encoding="utf-8"?>
 <ds:datastoreItem xmlns:ds="http://schemas.openxmlformats.org/officeDocument/2006/customXml" ds:itemID="{3564FCC2-057E-4FC9-A26B-7DCC8F105261}">
   <ds:schemaRefs>
@@ -29864,6 +30009,25 @@
 </file>
 
 <file path=customXml/itemProps2.xml><?xml version="1.0" encoding="utf-8"?>
+<ds:datastoreItem xmlns:ds="http://schemas.openxmlformats.org/officeDocument/2006/customXml" ds:itemID="{0EF6B3C1-2C0C-45C1-848E-2E47DFDB0FBC}">
+  <ds:schemaRefs>
+    <ds:schemaRef ds:uri="http://schemas.microsoft.com/office/2006/metadata/properties"/>
+    <ds:schemaRef ds:uri="http://schemas.microsoft.com/office/infopath/2007/PartnerControls"/>
+    <ds:schemaRef ds:uri="23b7ebbb-480e-4d36-8f38-fd0ac82dae9c"/>
+    <ds:schemaRef ds:uri="87f1a149-5420-40c2-b2e8-d8d0877ebc85"/>
+  </ds:schemaRefs>
+</ds:datastoreItem>
+</file>
+
+<file path=customXml/itemProps3.xml><?xml version="1.0" encoding="utf-8"?>
+<ds:datastoreItem xmlns:ds="http://schemas.openxmlformats.org/officeDocument/2006/customXml" ds:itemID="{ADE80AD1-B511-437D-9EC6-E71B406ED00D}">
+  <ds:schemaRefs>
+    <ds:schemaRef ds:uri="http://schemas.microsoft.com/sharepoint/v3/contenttype/forms"/>
+  </ds:schemaRefs>
+</ds:datastoreItem>
+</file>
+
+<file path=customXml/itemProps4.xml><?xml version="1.0" encoding="utf-8"?>
 <ds:datastoreItem xmlns:ds="http://schemas.openxmlformats.org/officeDocument/2006/customXml" ds:itemID="{B2258E53-AF26-4270-994C-9311723A9438}">
   <ds:schemaRefs>
     <ds:schemaRef ds:uri="http://schemas.microsoft.com/office/2006/metadata/contentType"/>
@@ -29880,23 +30044,4 @@
     <ds:schemaRef ds:uri="http://schemas.microsoft.com/internal/obd"/>
   </ds:schemaRefs>
 </ds:datastoreItem>
-</file>
-
-<file path=customXml/itemProps3.xml><?xml version="1.0" encoding="utf-8"?>
-<ds:datastoreItem xmlns:ds="http://schemas.openxmlformats.org/officeDocument/2006/customXml" ds:itemID="{ADE80AD1-B511-437D-9EC6-E71B406ED00D}">
-  <ds:schemaRefs>
-    <ds:schemaRef ds:uri="http://schemas.microsoft.com/sharepoint/v3/contenttype/forms"/>
-  </ds:schemaRefs>
-</ds:datastoreItem>
-</file>
-
-<file path=customXml/itemProps4.xml><?xml version="1.0" encoding="utf-8"?>
-<ds:datastoreItem xmlns:ds="http://schemas.openxmlformats.org/officeDocument/2006/customXml" ds:itemID="{0EF6B3C1-2C0C-45C1-848E-2E47DFDB0FBC}">
-  <ds:schemaRefs>
-    <ds:schemaRef ds:uri="http://schemas.microsoft.com/office/2006/metadata/properties"/>
-    <ds:schemaRef ds:uri="http://schemas.microsoft.com/office/infopath/2007/PartnerControls"/>
-    <ds:schemaRef ds:uri="23b7ebbb-480e-4d36-8f38-fd0ac82dae9c"/>
-    <ds:schemaRef ds:uri="87f1a149-5420-40c2-b2e8-d8d0877ebc85"/>
-  </ds:schemaRefs>
-</ds:datastoreItem>
 </file>
--- a/Master Folder/Master BA Timlak Konsultan/05. BA Reviu Dokumen Seleksi.docx
+++ b/Master Folder/Master BA Timlak Konsultan/05. BA Reviu Dokumen Seleksi.docx
@@ -1,6 +1,6 @@
 
 <file path=word/document.xml><?xml version="1.0" encoding="utf-8"?>
-<w:document xmlns:wpc="http://schemas.microsoft.com/office/word/2010/wordprocessingCanvas" xmlns:cx="http://schemas.microsoft.com/office/drawing/2014/chartex" xmlns:cx1="http://schemas.microsoft.com/office/drawing/2015/9/8/chartex" xmlns:cx2="http://schemas.microsoft.com/office/drawing/2015/10/21/chartex" xmlns:cx3="http://schemas.microsoft.com/office/drawing/2016/5/9/chartex" xmlns:cx4="http://schemas.microsoft.com/office/drawing/2016/5/10/chartex" xmlns:cx5="http://schemas.microsoft.com/office/drawing/2016/5/11/chartex" xmlns:cx6="http://schemas.microsoft.com/office/drawing/2016/5/12/chartex" xmlns:cx7="http://schemas.microsoft.com/office/drawing/2016/5/13/chartex" xmlns:cx8="http://schemas.microsoft.com/office/drawing/2016/5/14/chartex" xmlns:mc="http://schemas.openxmlformats.org/markup-compatibility/2006" xmlns:aink="http://schemas.microsoft.com/office/drawing/2016/ink" xmlns:am3d="http://schemas.microsoft.com/office/drawing/2017/model3d" xmlns:o="urn:schemas-microsoft-com:office:office" xmlns:r="http://schemas.openxmlformats.org/officeDocument/2006/relationships" xmlns:m="http://schemas.openxmlformats.org/officeDocument/2006/math" xmlns:v="urn:schemas-microsoft-com:vml" xmlns:wp14="http://schemas.microsoft.com/office/word/2010/wordprocessingDrawing" xmlns:wp="http://schemas.openxmlformats.org/drawingml/2006/wordprocessingDrawing" xmlns:w10="urn:schemas-microsoft-com:office:word" xmlns:w="http://schemas.openxmlformats.org/wordprocessingml/2006/main" xmlns:w14="http://schemas.microsoft.com/office/word/2010/wordml" xmlns:w15="http://schemas.microsoft.com/office/word/2012/wordml" xmlns:w16cex="http://schemas.microsoft.com/office/word/2018/wordml/cex" xmlns:w16cid="http://schemas.microsoft.com/office/word/2016/wordml/cid" xmlns:w16="http://schemas.microsoft.com/office/word/2018/wordml" xmlns:w16sdtdh="http://schemas.microsoft.com/office/word/2020/wordml/sdtdatahash" xmlns:w16se="http://schemas.microsoft.com/office/word/2015/wordml/symex" xmlns:wpg="http://schemas.microsoft.com/office/word/2010/wordprocessingGroup" xmlns:wpi="http://schemas.microsoft.com/office/word/2010/wordprocessingInk" xmlns:wne="http://schemas.microsoft.com/office/word/2006/wordml" xmlns:wps="http://schemas.microsoft.com/office/word/2010/wordprocessingShape" mc:Ignorable="w14 w15 w16se w16cid w16 w16cex w16sdtdh wp14">
+<w:document xmlns:wpc="http://schemas.microsoft.com/office/word/2010/wordprocessingCanvas" xmlns:cx="http://schemas.microsoft.com/office/drawing/2014/chartex" xmlns:cx1="http://schemas.microsoft.com/office/drawing/2015/9/8/chartex" xmlns:cx2="http://schemas.microsoft.com/office/drawing/2015/10/21/chartex" xmlns:cx3="http://schemas.microsoft.com/office/drawing/2016/5/9/chartex" xmlns:cx4="http://schemas.microsoft.com/office/drawing/2016/5/10/chartex" xmlns:cx5="http://schemas.microsoft.com/office/drawing/2016/5/11/chartex" xmlns:cx6="http://schemas.microsoft.com/office/drawing/2016/5/12/chartex" xmlns:cx7="http://schemas.microsoft.com/office/drawing/2016/5/13/chartex" xmlns:cx8="http://schemas.microsoft.com/office/drawing/2016/5/14/chartex" xmlns:mc="http://schemas.openxmlformats.org/markup-compatibility/2006" xmlns:aink="http://schemas.microsoft.com/office/drawing/2016/ink" xmlns:am3d="http://schemas.microsoft.com/office/drawing/2017/model3d" xmlns:o="urn:schemas-microsoft-com:office:office" xmlns:oel="http://schemas.microsoft.com/office/2019/extlst" xmlns:r="http://schemas.openxmlformats.org/officeDocument/2006/relationships" xmlns:m="http://schemas.openxmlformats.org/officeDocument/2006/math" xmlns:v="urn:schemas-microsoft-com:vml" xmlns:wp14="http://schemas.microsoft.com/office/word/2010/wordprocessingDrawing" xmlns:wp="http://schemas.openxmlformats.org/drawingml/2006/wordprocessingDrawing" xmlns:w10="urn:schemas-microsoft-com:office:word" xmlns:w="http://schemas.openxmlformats.org/wordprocessingml/2006/main" xmlns:w14="http://schemas.microsoft.com/office/word/2010/wordml" xmlns:w15="http://schemas.microsoft.com/office/word/2012/wordml" xmlns:w16cex="http://schemas.microsoft.com/office/word/2018/wordml/cex" xmlns:w16cid="http://schemas.microsoft.com/office/word/2016/wordml/cid" xmlns:w16="http://schemas.microsoft.com/office/word/2018/wordml" xmlns:w16du="http://schemas.microsoft.com/office/word/2023/wordml/word16du" xmlns:w16sdtdh="http://schemas.microsoft.com/office/word/2020/wordml/sdtdatahash" xmlns:w16sdtfl="http://schemas.microsoft.com/office/word/2024/wordml/sdtformatlock" xmlns:w16se="http://schemas.microsoft.com/office/word/2015/wordml/symex" xmlns:wpg="http://schemas.microsoft.com/office/word/2010/wordprocessingGroup" xmlns:wpi="http://schemas.microsoft.com/office/word/2010/wordprocessingInk" xmlns:wne="http://schemas.microsoft.com/office/word/2006/wordml" xmlns:wps="http://schemas.microsoft.com/office/word/2010/wordprocessingShape" mc:Ignorable="w14 w15 w16se w16cid w16 w16cex w16sdtdh w16sdtfl w16du wp14">
   <w:body>
     <w:p>
       <w:pPr>
@@ -3562,7 +3562,23 @@
           <w:sz w:val="22"/>
           <w:szCs w:val="22"/>
         </w:rPr>
-        <w:t>{tanggal_undangan_rapat}</w:t>
+        <w:t>{tanggal_</w:t>
+      </w:r>
+      <w:r>
+        <w:rPr>
+          <w:rFonts w:ascii="Arial" w:eastAsia="Arial" w:hAnsi="Arial" w:cs="Arial"/>
+          <w:sz w:val="22"/>
+          <w:szCs w:val="22"/>
+        </w:rPr>
+        <w:t>reviu</w:t>
+      </w:r>
+      <w:r>
+        <w:rPr>
+          <w:rFonts w:ascii="Arial" w:eastAsia="Arial" w:hAnsi="Arial" w:cs="Arial"/>
+          <w:sz w:val="22"/>
+          <w:szCs w:val="22"/>
+        </w:rPr>
+        <w:t>}</w:t>
       </w:r>
       <w:r>
         <w:rPr>
@@ -4313,12 +4329,10 @@
           <w:szCs w:val="22"/>
         </w:rPr>
         <w:sectPr>
-          <w:headerReference w:type="even" r:id="rId11"/>
-          <w:headerReference w:type="default" r:id="rId12"/>
-          <w:footerReference w:type="even" r:id="rId13"/>
-          <w:footerReference w:type="default" r:id="rId14"/>
-          <w:headerReference w:type="first" r:id="rId15"/>
-          <w:footerReference w:type="first" r:id="rId16"/>
+          <w:headerReference w:type="default" r:id="rId11"/>
+          <w:footerReference w:type="default" r:id="rId12"/>
+          <w:headerReference w:type="first" r:id="rId13"/>
+          <w:footerReference w:type="first" r:id="rId14"/>
           <w:pgSz w:w="11907" w:h="16840" w:code="9"/>
           <w:pgMar w:top="1134" w:right="1134" w:bottom="1418" w:left="1418" w:header="720" w:footer="284" w:gutter="0"/>
           <w:cols w:space="720"/>
@@ -5981,17 +5995,7 @@
                 <w:bCs/>
                 <w:highlight w:val="yellow"/>
               </w:rPr>
-              <w:t xml:space="preserve">Apabila persetujuan kontrak tahun jamak tidak disetujui oleh pejabat yang berwenang sesuai ketentuan peraturan perundangan, maka </w:t>
-            </w:r>
-            <w:r>
-              <w:rPr>
-                <w:rFonts w:ascii="Bookman Old Style" w:eastAsia="Basic" w:hAnsi="Bookman Old Style" w:cs="Basic"/>
-                <w:b/>
-                <w:bCs/>
-                <w:highlight w:val="yellow"/>
-              </w:rPr>
-              <w:lastRenderedPageBreak/>
-              <w:t>tender/tender cepat/mini kompetisi/seleksi/RO dibatalkan dan peserta tender tidak mendapatkan ganti rugi dalam bentuk apapun.</w:t>
+              <w:t>Apabila persetujuan kontrak tahun jamak tidak disetujui oleh pejabat yang berwenang sesuai ketentuan peraturan perundangan, maka tender/tender cepat/mini kompetisi/seleksi/RO dibatalkan dan peserta tender tidak mendapatkan ganti rugi dalam bentuk apapun.</w:t>
             </w:r>
           </w:p>
           <w:p>
@@ -6020,6 +6024,7 @@
                 <w:bCs/>
                 <w:highlight w:val="yellow"/>
               </w:rPr>
+              <w:lastRenderedPageBreak/>
               <w:t>Alokasi DIPA masih dalam proses. Apabila alokasi DIPA untuk paket tersebut tidak tersedia dalam dokumen anggaran, maka tender/tender cepat/mini kompetisi/seleksi/RO dapat dibatalkan dan peserta tender tidak mendapatkan ganti rugi dalam bentuk apapun.</w:t>
             </w:r>
           </w:p>
@@ -6542,15 +6547,7 @@
                 <w:rFonts w:ascii="Bookman Old Style" w:eastAsia="Basic" w:hAnsi="Bookman Old Style" w:cs="Basic"/>
                 <w:highlight w:val="yellow"/>
               </w:rPr>
-              <w:t xml:space="preserve">Dasar pembuatan remunerasi yang digunakan mengacu pada Keputusan Menteri Pekerjaan Umum Nomor 33/KPTS/M/2025 tentang Besaran Remunerasi Minimal Tenaga Kerja Konstruksi pada Jenjang Jabatan Ahli </w:t>
-            </w:r>
-            <w:r>
-              <w:rPr>
-                <w:rFonts w:ascii="Bookman Old Style" w:eastAsia="Basic" w:hAnsi="Bookman Old Style" w:cs="Basic"/>
-                <w:highlight w:val="yellow"/>
-              </w:rPr>
-              <w:lastRenderedPageBreak/>
-              <w:t>untuk Layanan Jasa Konsultansi Konstruksi pada tanggal 14 Januari 2025.</w:t>
+              <w:t>Dasar pembuatan remunerasi yang digunakan mengacu pada Keputusan Menteri Pekerjaan Umum Nomor 33/KPTS/M/2025 tentang Besaran Remunerasi Minimal Tenaga Kerja Konstruksi pada Jenjang Jabatan Ahli untuk Layanan Jasa Konsultansi Konstruksi pada tanggal 14 Januari 2025.</w:t>
             </w:r>
           </w:p>
           <w:p>
@@ -6582,7 +6579,17 @@
                 <w:iCs/>
                 <w:highlight w:val="yellow"/>
               </w:rPr>
-              <w:t>(Apabila alokasi dana/anggaran dalam dokumen anggaran DIPA TA. 2025 yang disahkan dan/atau persetujuan kontrak tahun jamak belum disahkan, tidak tersedia, dan/atau tidak mencukupi, maka Pengadaan Barang/Jasa dapat dibatalkan dan Peserta tidak dapat menuntut ganti rugi dalam bentuk apapun)</w:t>
+              <w:t xml:space="preserve">(Apabila alokasi dana/anggaran dalam dokumen anggaran DIPA TA. 2025 yang disahkan dan/atau persetujuan kontrak tahun jamak belum disahkan, tidak tersedia, dan/atau tidak mencukupi, maka Pengadaan </w:t>
+            </w:r>
+            <w:r>
+              <w:rPr>
+                <w:rFonts w:ascii="Bookman Old Style" w:eastAsia="Bookman Old Style" w:hAnsi="Bookman Old Style" w:cs="Bookman Old Style"/>
+                <w:i/>
+                <w:iCs/>
+                <w:highlight w:val="yellow"/>
+              </w:rPr>
+              <w:lastRenderedPageBreak/>
+              <w:t>Barang/Jasa dapat dibatalkan dan Peserta tidak dapat menuntut ganti rugi dalam bentuk apapun)</w:t>
             </w:r>
           </w:p>
           <w:p>
@@ -8669,18 +8676,7 @@
                 <w:highlight w:val="yellow"/>
                 <w:lang w:val="en-US"/>
               </w:rPr>
-              <w:t xml:space="preserve">Jasa asistensi teknis dan Nasihat selama fase pelaksanaan konstruksi infrastruktur sipil transportasi   seperti   jalan raya dan jembatan untuk memastikan pekerjaan konstruksi yang sedang dilaksanakan sudah sesuai dengan final desain. Meliputi jasa yang diberikan di kantor maupun di lapangan seperti pengkajian shop drawings, kunjungan secara periodik kelapangan untuk mengukur progress dan kualitas pekerjaan, memberikan panduan kepada klient dan kontraktor dalam menginterpretasikan dokumen kontrak dan nasihat lain </w:t>
-            </w:r>
-            <w:r>
-              <w:rPr>
-                <w:rFonts w:ascii="Bookman Old Style" w:eastAsia="Gentium Basic" w:hAnsi="Bookman Old Style" w:cs="Gentium Basic"/>
-                <w:b/>
-                <w:bCs/>
-                <w:highlight w:val="yellow"/>
-                <w:lang w:val="en-US"/>
-              </w:rPr>
-              <w:lastRenderedPageBreak/>
-              <w:t>dalam hal teknikal selama proses kontruksi infrastruktur sipil transportasi.</w:t>
+              <w:t>Jasa asistensi teknis dan Nasihat selama fase pelaksanaan konstruksi infrastruktur sipil transportasi   seperti   jalan raya dan jembatan untuk memastikan pekerjaan konstruksi yang sedang dilaksanakan sudah sesuai dengan final desain. Meliputi jasa yang diberikan di kantor maupun di lapangan seperti pengkajian shop drawings, kunjungan secara periodik kelapangan untuk mengukur progress dan kualitas pekerjaan, memberikan panduan kepada klient dan kontraktor dalam menginterpretasikan dokumen kontrak dan nasihat lain dalam hal teknikal selama proses kontruksi infrastruktur sipil transportasi.</w:t>
             </w:r>
           </w:p>
           <w:p>
@@ -8966,7 +8962,6 @@
                 <w:bCs/>
                 <w:highlight w:val="yellow"/>
               </w:rPr>
-              <w:lastRenderedPageBreak/>
               <w:t>Sesuai</w:t>
             </w:r>
           </w:p>
@@ -9505,15 +9500,7 @@
                 <w:rFonts w:ascii="Bookman Old Style" w:eastAsia="Basic" w:hAnsi="Bookman Old Style" w:cs="Basic"/>
                 <w:highlight w:val="yellow"/>
               </w:rPr>
-              <w:t xml:space="preserve">Nilai pekerjaan sejenis tertinggi dalam kurun waktu 10 </w:t>
-            </w:r>
-            <w:r>
-              <w:rPr>
-                <w:rFonts w:ascii="Bookman Old Style" w:eastAsia="Basic" w:hAnsi="Bookman Old Style" w:cs="Basic"/>
-                <w:highlight w:val="yellow"/>
-              </w:rPr>
-              <w:lastRenderedPageBreak/>
-              <w:t>[sepuluh] tahun terakhir</w:t>
+              <w:t>Nilai pekerjaan sejenis tertinggi dalam kurun waktu 10 [sepuluh] tahun terakhir</w:t>
             </w:r>
           </w:p>
         </w:tc>
@@ -9542,7 +9529,6 @@
                 <w:highlight w:val="yellow"/>
                 <w:lang w:val="en-US"/>
               </w:rPr>
-              <w:lastRenderedPageBreak/>
               <w:t xml:space="preserve">5% </w:t>
             </w:r>
           </w:p>
@@ -9843,7 +9829,7 @@
                 <w:position w:val="-4"/>
                 <w:highlight w:val="yellow"/>
               </w:rPr>
-              <w:pict w14:anchorId="10A9AAF0">
+              <w:pict w14:anchorId="47C71FEB">
                 <v:shapetype id="_x0000_t75" coordsize="21600,21600" o:spt="75" o:preferrelative="t" path="m@4@5l@4@11@9@11@9@5xe" filled="f" stroked="f">
                   <v:stroke joinstyle="miter"/>
                   <v:formulas>
@@ -9863,8 +9849,8 @@
                   <v:path o:extrusionok="f" gradientshapeok="t" o:connecttype="rect"/>
                   <o:lock v:ext="edit" aspectratio="t"/>
                 </v:shapetype>
-                <v:shape id="_x0000_i1025" type="#_x0000_t75" alt="" style="width:413.85pt;height:10.65pt;mso-width-percent:0;mso-height-percent:0;mso-width-percent:0;mso-height-percent:0" equationxml="&lt;">
-                  <v:imagedata r:id="rId17" o:title="" chromakey="white"/>
+                <v:shape id="_x0000_i1026" type="#_x0000_t75" alt="" style="width:414pt;height:10.4pt;mso-width-percent:0;mso-height-percent:0;mso-width-percent:0;mso-height-percent:0" equationxml="&lt;">
+                  <v:imagedata r:id="rId15" o:title="" chromakey="white"/>
                 </v:shape>
               </w:pict>
             </w:r>
@@ -9910,9 +9896,9 @@
                 <w:position w:val="-4"/>
                 <w:highlight w:val="yellow"/>
               </w:rPr>
-              <w:pict w14:anchorId="2D878A09">
-                <v:shape id="_x0000_i1026" type="#_x0000_t75" alt="" style="width:413.85pt;height:10.65pt;mso-width-percent:0;mso-height-percent:0;mso-width-percent:0;mso-height-percent:0" equationxml="&lt;">
-                  <v:imagedata r:id="rId18" o:title="" chromakey="white"/>
+              <w:pict w14:anchorId="58185A9A">
+                <v:shape id="_x0000_i1025" type="#_x0000_t75" alt="" style="width:414pt;height:10.4pt;mso-width-percent:0;mso-height-percent:0;mso-width-percent:0;mso-height-percent:0" equationxml="&lt;">
+                  <v:imagedata r:id="rId16" o:title="" chromakey="white"/>
                 </v:shape>
               </w:pict>
             </w:r>
@@ -9961,7 +9947,6 @@
                 <w:bCs/>
                 <w:highlight w:val="yellow"/>
               </w:rPr>
-              <w:lastRenderedPageBreak/>
               <w:t>Sesuai</w:t>
             </w:r>
           </w:p>
@@ -10603,19 +10588,7 @@
                 <w:highlight w:val="yellow"/>
                 <w:lang w:val="sv-SE"/>
               </w:rPr>
-              <w:t xml:space="preserve">Pengawasan Pelaksanaan Upaya Perlindungan Lingkungan, Keselamatan dan Kesehatan Kerja </w:t>
-            </w:r>
-            <w:r>
-              <w:rPr>
-                <w:rFonts w:ascii="Bookman Old Style" w:eastAsia="Gentium Basic" w:hAnsi="Bookman Old Style"/>
-                <w:b/>
-                <w:bCs/>
-                <w:i/>
-                <w:highlight w:val="yellow"/>
-                <w:lang w:val="sv-SE"/>
-              </w:rPr>
-              <w:lastRenderedPageBreak/>
-              <w:t>Konstruksi, Kesetaraan Gender dan Inklusi Sosial;</w:t>
+              <w:t>Pengawasan Pelaksanaan Upaya Perlindungan Lingkungan, Keselamatan dan Kesehatan Kerja Konstruksi, Kesetaraan Gender dan Inklusi Sosial;</w:t>
             </w:r>
           </w:p>
           <w:p>
@@ -11265,15 +11238,7 @@
                 <w:rFonts w:ascii="Bookman Old Style" w:eastAsia="Basic" w:hAnsi="Bookman Old Style" w:cs="Basic"/>
                 <w:highlight w:val="yellow"/>
               </w:rPr>
-              <w:t xml:space="preserve">Ketepatan analisa yang disampaikan dan langkah pemecahan </w:t>
-            </w:r>
-            <w:r>
-              <w:rPr>
-                <w:rFonts w:ascii="Bookman Old Style" w:eastAsia="Basic" w:hAnsi="Bookman Old Style" w:cs="Basic"/>
-                <w:highlight w:val="yellow"/>
-              </w:rPr>
-              <w:lastRenderedPageBreak/>
-              <w:t>yang diusulkan</w:t>
+              <w:t>Ketepatan analisa yang disampaikan dan langkah pemecahan yang diusulkan</w:t>
             </w:r>
           </w:p>
         </w:tc>
@@ -11300,7 +11265,6 @@
                 <w:iCs/>
                 <w:highlight w:val="yellow"/>
               </w:rPr>
-              <w:lastRenderedPageBreak/>
               <w:t>-</w:t>
             </w:r>
           </w:p>
@@ -11376,15 +11340,7 @@
                 <w:rFonts w:ascii="Bookman Old Style" w:eastAsia="Gentium Basic" w:hAnsi="Bookman Old Style" w:cs="Gentium Basic"/>
                 <w:highlight w:val="yellow"/>
               </w:rPr>
-              <w:t xml:space="preserve">diberi nilai 100 (seratus): Apabila peserta Menjelaskan secara lengkap tahapan pelaksanaan supervisi dalam KAK disertai dengan penjelasan detail setiap </w:t>
-            </w:r>
-            <w:r>
-              <w:rPr>
-                <w:rFonts w:ascii="Bookman Old Style" w:eastAsia="Gentium Basic" w:hAnsi="Bookman Old Style" w:cs="Gentium Basic"/>
-                <w:highlight w:val="yellow"/>
-              </w:rPr>
-              <w:lastRenderedPageBreak/>
-              <w:t xml:space="preserve">tahapannya. Tahapan tersebut antara lain </w:t>
+              <w:t xml:space="preserve">diberi nilai 100 (seratus): Apabila peserta Menjelaskan secara lengkap tahapan pelaksanaan supervisi dalam KAK disertai dengan penjelasan detail setiap tahapannya. Tahapan tersebut antara lain </w:t>
             </w:r>
           </w:p>
           <w:p>
@@ -11542,7 +11498,6 @@
                 <w:bCs/>
                 <w:highlight w:val="yellow"/>
               </w:rPr>
-              <w:lastRenderedPageBreak/>
               <w:t>Sesuai</w:t>
             </w:r>
           </w:p>
@@ -11786,7 +11741,15 @@
                 <w:rFonts w:ascii="Bookman Old Style" w:eastAsia="Gentium Basic" w:hAnsi="Bookman Old Style" w:cs="Gentium Basic"/>
                 <w:highlight w:val="yellow"/>
               </w:rPr>
-              <w:t>diberi nilai 60 (enam puluh); Apabila peserta metodologi dan rencana Kerja secara urut, tepat dan konsisten yang dituangkan dalam bentuk narasi tidak disertai skema dan diagram alur pelaksanaan lingkup pekerjaan</w:t>
+              <w:t xml:space="preserve">diberi nilai 60 (enam puluh); Apabila peserta metodologi dan rencana Kerja secara urut, tepat </w:t>
+            </w:r>
+            <w:r>
+              <w:rPr>
+                <w:rFonts w:ascii="Bookman Old Style" w:eastAsia="Gentium Basic" w:hAnsi="Bookman Old Style" w:cs="Gentium Basic"/>
+                <w:highlight w:val="yellow"/>
+              </w:rPr>
+              <w:lastRenderedPageBreak/>
+              <w:t>dan konsisten yang dituangkan dalam bentuk narasi tidak disertai skema dan diagram alur pelaksanaan lingkup pekerjaan</w:t>
             </w:r>
           </w:p>
           <w:p>
@@ -11819,7 +11782,6 @@
                 <w:rFonts w:ascii="Bookman Old Style" w:eastAsia="Gentium Basic" w:hAnsi="Bookman Old Style" w:cs="Gentium Basic"/>
                 <w:highlight w:val="yellow"/>
               </w:rPr>
-              <w:lastRenderedPageBreak/>
               <w:t>Diberi nilai 0 (Nol) apabila peserta tidak menyajikan.</w:t>
             </w:r>
           </w:p>
@@ -13641,7 +13603,15 @@
                 <w:rFonts w:ascii="Bookman Old Style" w:eastAsia="Gentium Basic" w:hAnsi="Bookman Old Style" w:cs="Gentium Basic"/>
                 <w:highlight w:val="yellow"/>
               </w:rPr>
-              <w:t>diberi nilai 100 (seratus): Apabila peserta Menyampaikan daftar fasilitas penunjang secara lengkap dan sesuai jumlah kebutuhan pada KAK.</w:t>
+              <w:t xml:space="preserve">diberi nilai 100 (seratus): Apabila peserta Menyampaikan daftar fasilitas penunjang secara </w:t>
+            </w:r>
+            <w:r>
+              <w:rPr>
+                <w:rFonts w:ascii="Bookman Old Style" w:eastAsia="Gentium Basic" w:hAnsi="Bookman Old Style" w:cs="Gentium Basic"/>
+                <w:highlight w:val="yellow"/>
+              </w:rPr>
+              <w:lastRenderedPageBreak/>
+              <w:t>lengkap dan sesuai jumlah kebutuhan pada KAK.</w:t>
             </w:r>
           </w:p>
           <w:p>
@@ -13733,6 +13703,7 @@
                 <w:bCs/>
                 <w:highlight w:val="yellow"/>
               </w:rPr>
+              <w:lastRenderedPageBreak/>
               <w:t>Sesuai</w:t>
             </w:r>
           </w:p>
@@ -14367,7 +14338,6 @@
                 <w:rFonts w:ascii="Bookman Old Style" w:eastAsia="Gentium Basic" w:hAnsi="Bookman Old Style" w:cs="Gentium Basic"/>
                 <w:highlight w:val="yellow"/>
               </w:rPr>
-              <w:lastRenderedPageBreak/>
               <w:t>Diberi nilai 0 (Nol) apabila peserta tidak menyajikan.</w:t>
             </w:r>
           </w:p>
@@ -14394,7 +14364,6 @@
                 <w:bCs/>
                 <w:highlight w:val="yellow"/>
               </w:rPr>
-              <w:lastRenderedPageBreak/>
               <w:t>Sesuai</w:t>
             </w:r>
           </w:p>
@@ -14638,6 +14607,7 @@
                 <w:rFonts w:ascii="Bookman Old Style" w:eastAsia="Gentium Basic" w:hAnsi="Bookman Old Style" w:cs="Gentium Basic"/>
                 <w:highlight w:val="yellow"/>
               </w:rPr>
+              <w:lastRenderedPageBreak/>
               <w:t>diberi nilai 60 (enam puluh); Apabila peserta menyampaikan penjelasan spesifikasi teknis dan perhitungan teknis secara tidak lengkap;.</w:t>
             </w:r>
           </w:p>
@@ -14697,6 +14667,7 @@
                 <w:bCs/>
                 <w:highlight w:val="yellow"/>
               </w:rPr>
+              <w:lastRenderedPageBreak/>
               <w:t>Sesuai</w:t>
             </w:r>
           </w:p>
@@ -15527,240 +15498,11 @@
               <w:ind w:left="318" w:hanging="318"/>
               <w:rPr>
                 <w:rFonts w:ascii="Bookman Old Style" w:eastAsia="Gentium Basic" w:hAnsi="Bookman Old Style" w:cs="Gentium Basic"/>
-                <w:b/>
-                <w:highlight w:val="yellow"/>
-              </w:rPr>
-            </w:pPr>
-            <w:r>
-              <w:rPr>
-                <w:rFonts w:ascii="Bookman Old Style" w:eastAsia="Gentium Basic" w:hAnsi="Bookman Old Style" w:cs="Gentium Basic"/>
-                <w:b/>
-                <w:highlight w:val="yellow"/>
-              </w:rPr>
-              <w:t>Bobot Tenaga Ahli:</w:t>
-            </w:r>
-          </w:p>
-          <w:p>
-            <w:pPr>
-              <w:tabs>
-                <w:tab w:val="left" w:pos="318"/>
-              </w:tabs>
-              <w:ind w:left="318" w:hanging="318"/>
-              <w:rPr>
-                <w:rFonts w:ascii="Bookman Old Style" w:eastAsia="Gentium Basic" w:hAnsi="Bookman Old Style" w:cs="Gentium Basic"/>
-                <w:b/>
-                <w:highlight w:val="yellow"/>
-              </w:rPr>
-            </w:pPr>
-            <w:r>
-              <w:rPr>
-                <w:rFonts w:ascii="Bookman Old Style" w:eastAsia="Gentium Basic" w:hAnsi="Bookman Old Style" w:cs="Gentium Basic"/>
-                <w:b/>
-                <w:highlight w:val="yellow"/>
-              </w:rPr>
-              <w:t>1)</w:t>
-            </w:r>
-            <w:r>
-              <w:rPr>
-                <w:rFonts w:ascii="Bookman Old Style" w:eastAsia="Gentium Basic" w:hAnsi="Bookman Old Style" w:cs="Gentium Basic"/>
-                <w:b/>
-                <w:highlight w:val="yellow"/>
-              </w:rPr>
-              <w:tab/>
-              <w:t>Team Leader diberi bobot = 2</w:t>
-            </w:r>
-            <w:r>
-              <w:rPr>
-                <w:rFonts w:ascii="Bookman Old Style" w:eastAsia="Gentium Basic" w:hAnsi="Bookman Old Style" w:cs="Gentium Basic"/>
-                <w:b/>
-                <w:highlight w:val="yellow"/>
-              </w:rPr>
-              <w:t>4</w:t>
-            </w:r>
-            <w:r>
-              <w:rPr>
-                <w:rFonts w:ascii="Bookman Old Style" w:eastAsia="Gentium Basic" w:hAnsi="Bookman Old Style" w:cs="Gentium Basic"/>
-                <w:b/>
-                <w:highlight w:val="yellow"/>
-              </w:rPr>
-              <w:t>%</w:t>
-            </w:r>
-          </w:p>
-          <w:p>
-            <w:pPr>
-              <w:tabs>
-                <w:tab w:val="left" w:pos="318"/>
-              </w:tabs>
-              <w:ind w:left="318" w:hanging="318"/>
-              <w:rPr>
-                <w:rFonts w:ascii="Bookman Old Style" w:eastAsia="Gentium Basic" w:hAnsi="Bookman Old Style" w:cs="Gentium Basic"/>
-                <w:b/>
-                <w:highlight w:val="yellow"/>
-              </w:rPr>
-            </w:pPr>
-            <w:r>
-              <w:rPr>
-                <w:rFonts w:ascii="Bookman Old Style" w:eastAsia="Gentium Basic" w:hAnsi="Bookman Old Style" w:cs="Gentium Basic"/>
-                <w:b/>
-                <w:highlight w:val="yellow"/>
-              </w:rPr>
-              <w:t>2)</w:t>
-            </w:r>
-            <w:r>
-              <w:rPr>
-                <w:rFonts w:ascii="Bookman Old Style" w:eastAsia="Gentium Basic" w:hAnsi="Bookman Old Style" w:cs="Gentium Basic"/>
-                <w:b/>
-                <w:highlight w:val="yellow"/>
-              </w:rPr>
-              <w:tab/>
-              <w:t>Supervision Engineer diberi bobot = 2</w:t>
-            </w:r>
-            <w:r>
-              <w:rPr>
-                <w:rFonts w:ascii="Bookman Old Style" w:eastAsia="Gentium Basic" w:hAnsi="Bookman Old Style" w:cs="Gentium Basic"/>
-                <w:b/>
-                <w:highlight w:val="yellow"/>
-              </w:rPr>
-              <w:t>2</w:t>
-            </w:r>
-            <w:r>
-              <w:rPr>
-                <w:rFonts w:ascii="Bookman Old Style" w:eastAsia="Gentium Basic" w:hAnsi="Bookman Old Style" w:cs="Gentium Basic"/>
-                <w:b/>
-                <w:highlight w:val="yellow"/>
-              </w:rPr>
-              <w:t>%</w:t>
-            </w:r>
-          </w:p>
-          <w:p>
-            <w:pPr>
-              <w:tabs>
-                <w:tab w:val="left" w:pos="318"/>
-              </w:tabs>
-              <w:ind w:left="318" w:hanging="318"/>
-              <w:rPr>
-                <w:rFonts w:ascii="Bookman Old Style" w:eastAsia="Gentium Basic" w:hAnsi="Bookman Old Style" w:cs="Gentium Basic"/>
-                <w:b/>
-                <w:highlight w:val="yellow"/>
-              </w:rPr>
-            </w:pPr>
-            <w:r>
-              <w:rPr>
-                <w:rFonts w:ascii="Bookman Old Style" w:eastAsia="Gentium Basic" w:hAnsi="Bookman Old Style" w:cs="Gentium Basic"/>
-                <w:b/>
-                <w:highlight w:val="yellow"/>
-              </w:rPr>
-              <w:t>3)</w:t>
-            </w:r>
-            <w:r>
-              <w:rPr>
-                <w:rFonts w:ascii="Bookman Old Style" w:eastAsia="Gentium Basic" w:hAnsi="Bookman Old Style" w:cs="Gentium Basic"/>
-                <w:b/>
-                <w:highlight w:val="yellow"/>
-              </w:rPr>
-              <w:tab/>
-              <w:t xml:space="preserve">Quality Engineer, diberi bobot =  </w:t>
-            </w:r>
-            <w:r>
-              <w:rPr>
-                <w:rFonts w:ascii="Bookman Old Style" w:eastAsia="Gentium Basic" w:hAnsi="Bookman Old Style" w:cs="Gentium Basic"/>
-                <w:b/>
-                <w:highlight w:val="yellow"/>
-              </w:rPr>
-              <w:t>21</w:t>
-            </w:r>
-            <w:r>
-              <w:rPr>
-                <w:rFonts w:ascii="Bookman Old Style" w:eastAsia="Gentium Basic" w:hAnsi="Bookman Old Style" w:cs="Gentium Basic"/>
-                <w:b/>
-                <w:highlight w:val="yellow"/>
-              </w:rPr>
-              <w:t>%</w:t>
-            </w:r>
-          </w:p>
-          <w:p>
-            <w:pPr>
-              <w:tabs>
-                <w:tab w:val="left" w:pos="318"/>
-              </w:tabs>
-              <w:ind w:left="318" w:hanging="318"/>
-              <w:rPr>
-                <w:rFonts w:ascii="Bookman Old Style" w:eastAsia="Gentium Basic" w:hAnsi="Bookman Old Style" w:cs="Gentium Basic"/>
-                <w:b/>
-                <w:highlight w:val="yellow"/>
-              </w:rPr>
-            </w:pPr>
-            <w:r>
-              <w:rPr>
-                <w:rFonts w:ascii="Bookman Old Style" w:eastAsia="Gentium Basic" w:hAnsi="Bookman Old Style" w:cs="Gentium Basic"/>
-                <w:b/>
-                <w:highlight w:val="yellow"/>
-              </w:rPr>
-              <w:t>4)   Quantity Engineer diberi bobot = 1</w:t>
-            </w:r>
-            <w:r>
-              <w:rPr>
-                <w:rFonts w:ascii="Bookman Old Style" w:eastAsia="Gentium Basic" w:hAnsi="Bookman Old Style" w:cs="Gentium Basic"/>
-                <w:b/>
-                <w:highlight w:val="yellow"/>
-              </w:rPr>
-              <w:t>5</w:t>
-            </w:r>
-            <w:r>
-              <w:rPr>
-                <w:rFonts w:ascii="Bookman Old Style" w:eastAsia="Gentium Basic" w:hAnsi="Bookman Old Style" w:cs="Gentium Basic"/>
-                <w:b/>
-                <w:highlight w:val="yellow"/>
-              </w:rPr>
-              <w:t>%</w:t>
-            </w:r>
-          </w:p>
-          <w:p>
-            <w:pPr>
-              <w:tabs>
-                <w:tab w:val="left" w:pos="318"/>
-              </w:tabs>
-              <w:ind w:left="318" w:hanging="318"/>
-              <w:rPr>
-                <w:rFonts w:ascii="Bookman Old Style" w:eastAsia="Gentium Basic" w:hAnsi="Bookman Old Style" w:cs="Gentium Basic"/>
                 <w:bCs/>
                 <w:color w:val="0070C0"/>
                 <w:highlight w:val="yellow"/>
               </w:rPr>
             </w:pPr>
-            <w:r>
-              <w:rPr>
-                <w:rFonts w:ascii="Bookman Old Style" w:eastAsia="Gentium Basic" w:hAnsi="Bookman Old Style" w:cs="Gentium Basic"/>
-                <w:b/>
-                <w:highlight w:val="yellow"/>
-              </w:rPr>
-              <w:t>4)</w:t>
-            </w:r>
-            <w:r>
-              <w:rPr>
-                <w:rFonts w:ascii="Bookman Old Style" w:eastAsia="Gentium Basic" w:hAnsi="Bookman Old Style" w:cs="Gentium Basic"/>
-                <w:b/>
-                <w:highlight w:val="yellow"/>
-              </w:rPr>
-              <w:tab/>
-              <w:t>Health Safety Environment (HSE) Engineer, diberi bobot =  1</w:t>
-            </w:r>
-            <w:r>
-              <w:rPr>
-                <w:rFonts w:ascii="Bookman Old Style" w:eastAsia="Gentium Basic" w:hAnsi="Bookman Old Style" w:cs="Gentium Basic"/>
-                <w:b/>
-                <w:highlight w:val="yellow"/>
-              </w:rPr>
-              <w:t>8</w:t>
-            </w:r>
-            <w:r>
-              <w:rPr>
-                <w:rFonts w:ascii="Bookman Old Style" w:eastAsia="Gentium Basic" w:hAnsi="Bookman Old Style" w:cs="Gentium Basic"/>
-                <w:b/>
-                <w:highlight w:val="yellow"/>
-              </w:rPr>
-              <w:t>%</w:t>
-            </w:r>
           </w:p>
         </w:tc>
         <w:tc>
@@ -16043,7 +15785,6 @@
                 <w:rFonts w:ascii="Bookman Old Style" w:eastAsia="Gentium Basic" w:hAnsi="Bookman Old Style" w:cs="Gentium Basic"/>
                 <w:highlight w:val="yellow"/>
               </w:rPr>
-              <w:lastRenderedPageBreak/>
               <w:t xml:space="preserve">tingkat dan/atau jurusan pendidikan peserta yang berbeda atau lebih kecil dari yang disyaratkan dalam KAK </w:t>
             </w:r>
             <w:r>
@@ -16100,7 +15841,6 @@
                 <w:bCs/>
                 <w:highlight w:val="yellow"/>
               </w:rPr>
-              <w:lastRenderedPageBreak/>
               <w:t>Sesuai</w:t>
             </w:r>
           </w:p>
@@ -16333,6 +16073,7 @@
                 <w:rFonts w:ascii="Bookman Old Style" w:eastAsia="Gentium Basic" w:hAnsi="Bookman Old Style" w:cs="Gentium Basic"/>
                 <w:highlight w:val="yellow"/>
               </w:rPr>
+              <w:lastRenderedPageBreak/>
               <w:t>Kriteria penilaian dukungan referensi/kontrak sebelumnya:</w:t>
             </w:r>
           </w:p>
@@ -16423,15 +16164,7 @@
                 <w:rFonts w:ascii="Bookman Old Style" w:eastAsia="Gentium Basic" w:hAnsi="Bookman Old Style" w:cs="Gentium Basic"/>
                 <w:highlight w:val="yellow"/>
               </w:rPr>
-              <w:t xml:space="preserve">perhitungan bulan kerja Tenaga Ahli, yang dihitung berdasarkan </w:t>
-            </w:r>
-            <w:r>
-              <w:rPr>
-                <w:rFonts w:ascii="Bookman Old Style" w:eastAsia="Gentium Basic" w:hAnsi="Bookman Old Style" w:cs="Gentium Basic"/>
-                <w:highlight w:val="yellow"/>
-              </w:rPr>
-              <w:lastRenderedPageBreak/>
-              <w:t xml:space="preserve">ketentuan yang tercantum dalam IKP. </w:t>
+              <w:t xml:space="preserve">perhitungan bulan kerja Tenaga Ahli, yang dihitung berdasarkan ketentuan yang tercantum dalam IKP. </w:t>
             </w:r>
           </w:p>
           <w:p>
@@ -16623,7 +16356,16 @@
                 <w:b/>
                 <w:highlight w:val="yellow"/>
               </w:rPr>
-              <w:t>Coreteam Perencanaan dan/atau Pengawasan Jalan dan Jembatan, Perencanaan Jalan dan/atau Jembatan, Perencanaan Longsoran Jalan;</w:t>
+              <w:t xml:space="preserve">Coreteam Perencanaan dan/atau Pengawasan Jalan dan Jembatan, Perencanaan Jalan dan/atau Jembatan, </w:t>
+            </w:r>
+            <w:r>
+              <w:rPr>
+                <w:rFonts w:ascii="Bookman Old Style" w:eastAsia="Gentium Basic" w:hAnsi="Bookman Old Style" w:cs="Gentium Basic"/>
+                <w:b/>
+                <w:highlight w:val="yellow"/>
+              </w:rPr>
+              <w:lastRenderedPageBreak/>
+              <w:t>Perencanaan Longsoran Jalan;</w:t>
             </w:r>
           </w:p>
           <w:p>
@@ -16814,17 +16556,7 @@
                 <w:bCs/>
                 <w:highlight w:val="yellow"/>
               </w:rPr>
-              <w:t xml:space="preserve">sama atau setara (misalnya </w:t>
-            </w:r>
-            <w:r>
-              <w:rPr>
-                <w:rFonts w:ascii="Bookman Old Style" w:eastAsia="Gentium Basic" w:hAnsi="Bookman Old Style" w:cs="Gentium Basic"/>
-                <w:b/>
-                <w:bCs/>
-                <w:highlight w:val="yellow"/>
-              </w:rPr>
-              <w:lastRenderedPageBreak/>
-              <w:t>Team Leader setara dengan Supervision Engineer, Site Engineer, Ketua Tim); untuk posisi tenaga ahli dibawah Team Leader setara jika sejajar tingkatannya dalam struktur Susunan Tenaga Ahli Konsultan Pengawas bidang Bina Marga sesuai SE Menteri PUPR Nomor 16/SE/M/2022 atau lebih tinggi dari posisi yang diusulkan.</w:t>
+              <w:t>sama atau setara (misalnya Team Leader setara dengan Supervision Engineer, Site Engineer, Ketua Tim); untuk posisi tenaga ahli dibawah Team Leader setara jika sejajar tingkatannya dalam struktur Susunan Tenaga Ahli Konsultan Pengawas bidang Bina Marga sesuai SE Menteri PUPR Nomor 16/SE/M/2022 atau lebih tinggi dari posisi yang diusulkan.</w:t>
             </w:r>
           </w:p>
           <w:p>
@@ -16864,7 +16596,17 @@
                 <w:bCs/>
                 <w:highlight w:val="yellow"/>
               </w:rPr>
-              <w:t>tidak sama atau tidak setara (tidak sejajar tingkatannya dalam struktur Susunan Tenaga Ahli Konsultan Pengawas bidang Bina Marga sesuai SE Menteri PUPR Nomor 16/SE/M/2022) atau dibawah posisi yang diusulkan.</w:t>
+              <w:t xml:space="preserve">tidak sama atau tidak setara (tidak sejajar tingkatannya dalam </w:t>
+            </w:r>
+            <w:r>
+              <w:rPr>
+                <w:rFonts w:ascii="Bookman Old Style" w:eastAsia="Gentium Basic" w:hAnsi="Bookman Old Style" w:cs="Gentium Basic"/>
+                <w:b/>
+                <w:bCs/>
+                <w:highlight w:val="yellow"/>
+              </w:rPr>
+              <w:lastRenderedPageBreak/>
+              <w:t>struktur Susunan Tenaga Ahli Konsultan Pengawas bidang Bina Marga sesuai SE Menteri PUPR Nomor 16/SE/M/2022) atau dibawah posisi yang diusulkan.</w:t>
             </w:r>
           </w:p>
           <w:p>
@@ -16895,15 +16637,7 @@
                 <w:rFonts w:ascii="Bookman Old Style" w:eastAsia="Gentium Basic" w:hAnsi="Bookman Old Style" w:cs="Gentium Basic"/>
                 <w:highlight w:val="yellow"/>
               </w:rPr>
-              <w:t xml:space="preserve">Dalam hal Tenaga Ahli yang diusulkan pernah menjabat sebagai ASN, maka pengalaman semasa menjabat sebagai ASN yang sesuai dengan lingkup pekerjaan yang akan </w:t>
-            </w:r>
-            <w:r>
-              <w:rPr>
-                <w:rFonts w:ascii="Bookman Old Style" w:eastAsia="Gentium Basic" w:hAnsi="Bookman Old Style" w:cs="Gentium Basic"/>
-                <w:highlight w:val="yellow"/>
-              </w:rPr>
-              <w:lastRenderedPageBreak/>
-              <w:t>dilaksanakan dapat diperhitungkan, dan dinilai kesesuaiannya dengan lingkup pekerjaan “MENUNJANG” dan posisi “TIDAK SESUAI”.</w:t>
+              <w:t>Dalam hal Tenaga Ahli yang diusulkan pernah menjabat sebagai ASN, maka pengalaman semasa menjabat sebagai ASN yang sesuai dengan lingkup pekerjaan yang akan dilaksanakan dapat diperhitungkan, dan dinilai kesesuaiannya dengan lingkup pekerjaan “MENUNJANG” dan posisi “TIDAK SESUAI”.</w:t>
             </w:r>
           </w:p>
           <w:p>
@@ -17097,7 +16831,15 @@
                 <w:rFonts w:ascii="Bookman Old Style" w:eastAsia="Gentium Basic" w:hAnsi="Bookman Old Style" w:cs="Gentium Basic"/>
                 <w:highlight w:val="yellow"/>
               </w:rPr>
-              <w:t xml:space="preserve"> tahun pengalaman kerja profesional, diberi nilai secara proporsional terhadap lama pengalaman yang disyaratkan, dengan rumus:</w:t>
+              <w:t xml:space="preserve"> tahun pengalaman kerja </w:t>
+            </w:r>
+            <w:r>
+              <w:rPr>
+                <w:rFonts w:ascii="Bookman Old Style" w:eastAsia="Gentium Basic" w:hAnsi="Bookman Old Style" w:cs="Gentium Basic"/>
+                <w:highlight w:val="yellow"/>
+              </w:rPr>
+              <w:lastRenderedPageBreak/>
+              <w:t>profesional, diberi nilai secara proporsional terhadap lama pengalaman yang disyaratkan, dengan rumus:</w:t>
             </w:r>
           </w:p>
           <w:p>
@@ -18519,7 +18261,7 @@
                 <w:color w:val="000000"/>
                 <w:highlight w:val="yellow"/>
               </w:rPr>
-              <w:t xml:space="preserve">aspek pengenalan (familiarity) atas tata-cara, aturan, situasi, dan kondisi (custom) setempat: pengalaman </w:t>
+              <w:t xml:space="preserve">aspek pengenalan (familiarity) atas tata-cara, aturan, situasi, </w:t>
             </w:r>
             <w:r>
               <w:rPr>
@@ -18528,7 +18270,7 @@
                 <w:highlight w:val="yellow"/>
               </w:rPr>
               <w:lastRenderedPageBreak/>
-              <w:t>melaksanakan pekerjaan di Prov. Kalsel</w:t>
+              <w:t>dan kondisi (custom) setempat: pengalaman melaksanakan pekerjaan di Prov. Kalsel</w:t>
             </w:r>
           </w:p>
         </w:tc>
@@ -21950,6 +21692,7 @@
       </w:pPr>
     </w:p>
     <w:sectPr>
+      <w:footerReference w:type="default" r:id="rId17"/>
       <w:pgSz w:w="11920" w:h="16840"/>
       <w:pgMar w:top="1134" w:right="1134" w:bottom="1134" w:left="1418" w:header="720" w:footer="374" w:gutter="0"/>
       <w:cols w:space="720"/>
@@ -21960,7 +21703,7 @@
 </file>
 
 <file path=word/endnotes.xml><?xml version="1.0" encoding="utf-8"?>
-<w:endnotes xmlns:wpc="http://schemas.microsoft.com/office/word/2010/wordprocessingCanvas" xmlns:cx="http://schemas.microsoft.com/office/drawing/2014/chartex" xmlns:cx1="http://schemas.microsoft.com/office/drawing/2015/9/8/chartex" xmlns:cx2="http://schemas.microsoft.com/office/drawing/2015/10/21/chartex" xmlns:cx3="http://schemas.microsoft.com/office/drawing/2016/5/9/chartex" xmlns:cx4="http://schemas.microsoft.com/office/drawing/2016/5/10/chartex" xmlns:cx5="http://schemas.microsoft.com/office/drawing/2016/5/11/chartex" xmlns:cx6="http://schemas.microsoft.com/office/drawing/2016/5/12/chartex" xmlns:cx7="http://schemas.microsoft.com/office/drawing/2016/5/13/chartex" xmlns:cx8="http://schemas.microsoft.com/office/drawing/2016/5/14/chartex" xmlns:mc="http://schemas.openxmlformats.org/markup-compatibility/2006" xmlns:aink="http://schemas.microsoft.com/office/drawing/2016/ink" xmlns:am3d="http://schemas.microsoft.com/office/drawing/2017/model3d" xmlns:o="urn:schemas-microsoft-com:office:office" xmlns:r="http://schemas.openxmlformats.org/officeDocument/2006/relationships" xmlns:m="http://schemas.openxmlformats.org/officeDocument/2006/math" xmlns:v="urn:schemas-microsoft-com:vml" xmlns:wp14="http://schemas.microsoft.com/office/word/2010/wordprocessingDrawing" xmlns:wp="http://schemas.openxmlformats.org/drawingml/2006/wordprocessingDrawing" xmlns:w10="urn:schemas-microsoft-com:office:word" xmlns:w="http://schemas.openxmlformats.org/wordprocessingml/2006/main" xmlns:w14="http://schemas.microsoft.com/office/word/2010/wordml" xmlns:w15="http://schemas.microsoft.com/office/word/2012/wordml" xmlns:w16cex="http://schemas.microsoft.com/office/word/2018/wordml/cex" xmlns:w16cid="http://schemas.microsoft.com/office/word/2016/wordml/cid" xmlns:w16="http://schemas.microsoft.com/office/word/2018/wordml" xmlns:w16sdtdh="http://schemas.microsoft.com/office/word/2020/wordml/sdtdatahash" xmlns:w16se="http://schemas.microsoft.com/office/word/2015/wordml/symex" xmlns:wpg="http://schemas.microsoft.com/office/word/2010/wordprocessingGroup" xmlns:wpi="http://schemas.microsoft.com/office/word/2010/wordprocessingInk" xmlns:wne="http://schemas.microsoft.com/office/word/2006/wordml" xmlns:wps="http://schemas.microsoft.com/office/word/2010/wordprocessingShape" mc:Ignorable="w14 w15 w16se w16cid w16 w16cex w16sdtdh wp14">
+<w:endnotes xmlns:wpc="http://schemas.microsoft.com/office/word/2010/wordprocessingCanvas" xmlns:cx="http://schemas.microsoft.com/office/drawing/2014/chartex" xmlns:cx1="http://schemas.microsoft.com/office/drawing/2015/9/8/chartex" xmlns:cx2="http://schemas.microsoft.com/office/drawing/2015/10/21/chartex" xmlns:cx3="http://schemas.microsoft.com/office/drawing/2016/5/9/chartex" xmlns:cx4="http://schemas.microsoft.com/office/drawing/2016/5/10/chartex" xmlns:cx5="http://schemas.microsoft.com/office/drawing/2016/5/11/chartex" xmlns:cx6="http://schemas.microsoft.com/office/drawing/2016/5/12/chartex" xmlns:cx7="http://schemas.microsoft.com/office/drawing/2016/5/13/chartex" xmlns:cx8="http://schemas.microsoft.com/office/drawing/2016/5/14/chartex" xmlns:mc="http://schemas.openxmlformats.org/markup-compatibility/2006" xmlns:aink="http://schemas.microsoft.com/office/drawing/2016/ink" xmlns:am3d="http://schemas.microsoft.com/office/drawing/2017/model3d" xmlns:o="urn:schemas-microsoft-com:office:office" xmlns:oel="http://schemas.microsoft.com/office/2019/extlst" xmlns:r="http://schemas.openxmlformats.org/officeDocument/2006/relationships" xmlns:m="http://schemas.openxmlformats.org/officeDocument/2006/math" xmlns:v="urn:schemas-microsoft-com:vml" xmlns:wp14="http://schemas.microsoft.com/office/word/2010/wordprocessingDrawing" xmlns:wp="http://schemas.openxmlformats.org/drawingml/2006/wordprocessingDrawing" xmlns:w10="urn:schemas-microsoft-com:office:word" xmlns:w="http://schemas.openxmlformats.org/wordprocessingml/2006/main" xmlns:w14="http://schemas.microsoft.com/office/word/2010/wordml" xmlns:w15="http://schemas.microsoft.com/office/word/2012/wordml" xmlns:w16cex="http://schemas.microsoft.com/office/word/2018/wordml/cex" xmlns:w16cid="http://schemas.microsoft.com/office/word/2016/wordml/cid" xmlns:w16="http://schemas.microsoft.com/office/word/2018/wordml" xmlns:w16du="http://schemas.microsoft.com/office/word/2023/wordml/word16du" xmlns:w16sdtdh="http://schemas.microsoft.com/office/word/2020/wordml/sdtdatahash" xmlns:w16sdtfl="http://schemas.microsoft.com/office/word/2024/wordml/sdtformatlock" xmlns:w16se="http://schemas.microsoft.com/office/word/2015/wordml/symex" xmlns:wpg="http://schemas.microsoft.com/office/word/2010/wordprocessingGroup" xmlns:wpi="http://schemas.microsoft.com/office/word/2010/wordprocessingInk" xmlns:wne="http://schemas.microsoft.com/office/word/2006/wordml" xmlns:wps="http://schemas.microsoft.com/office/word/2010/wordprocessingShape" mc:Ignorable="w14 w15 w16se w16cid w16 w16cex w16sdtdh w16sdtfl w16du wp14">
   <w:endnote w:type="separator" w:id="-1">
     <w:p>
       <w:r>
@@ -21982,17 +21725,29 @@
 </file>
 
 <file path=word/footer1.xml><?xml version="1.0" encoding="utf-8"?>
-<w:ftr xmlns:wpc="http://schemas.microsoft.com/office/word/2010/wordprocessingCanvas" xmlns:cx="http://schemas.microsoft.com/office/drawing/2014/chartex" xmlns:cx1="http://schemas.microsoft.com/office/drawing/2015/9/8/chartex" xmlns:cx2="http://schemas.microsoft.com/office/drawing/2015/10/21/chartex" xmlns:cx3="http://schemas.microsoft.com/office/drawing/2016/5/9/chartex" xmlns:cx4="http://schemas.microsoft.com/office/drawing/2016/5/10/chartex" xmlns:cx5="http://schemas.microsoft.com/office/drawing/2016/5/11/chartex" xmlns:cx6="http://schemas.microsoft.com/office/drawing/2016/5/12/chartex" xmlns:cx7="http://schemas.microsoft.com/office/drawing/2016/5/13/chartex" xmlns:cx8="http://schemas.microsoft.com/office/drawing/2016/5/14/chartex" xmlns:mc="http://schemas.openxmlformats.org/markup-compatibility/2006" xmlns:aink="http://schemas.microsoft.com/office/drawing/2016/ink" xmlns:am3d="http://schemas.microsoft.com/office/drawing/2017/model3d" xmlns:o="urn:schemas-microsoft-com:office:office" xmlns:r="http://schemas.openxmlformats.org/officeDocument/2006/relationships" xmlns:m="http://schemas.openxmlformats.org/officeDocument/2006/math" xmlns:v="urn:schemas-microsoft-com:vml" xmlns:wp14="http://schemas.microsoft.com/office/word/2010/wordprocessingDrawing" xmlns:wp="http://schemas.openxmlformats.org/drawingml/2006/wordprocessingDrawing" xmlns:w10="urn:schemas-microsoft-com:office:word" xmlns:w="http://schemas.openxmlformats.org/wordprocessingml/2006/main" xmlns:w14="http://schemas.microsoft.com/office/word/2010/wordml" xmlns:w15="http://schemas.microsoft.com/office/word/2012/wordml" xmlns:w16cex="http://schemas.microsoft.com/office/word/2018/wordml/cex" xmlns:w16cid="http://schemas.microsoft.com/office/word/2016/wordml/cid" xmlns:w16="http://schemas.microsoft.com/office/word/2018/wordml" xmlns:w16sdtdh="http://schemas.microsoft.com/office/word/2020/wordml/sdtdatahash" xmlns:w16se="http://schemas.microsoft.com/office/word/2015/wordml/symex" xmlns:wpg="http://schemas.microsoft.com/office/word/2010/wordprocessingGroup" xmlns:wpi="http://schemas.microsoft.com/office/word/2010/wordprocessingInk" xmlns:wne="http://schemas.microsoft.com/office/word/2006/wordml" xmlns:wps="http://schemas.microsoft.com/office/word/2010/wordprocessingShape" mc:Ignorable="w14 w15 w16se w16cid w16 w16cex w16sdtdh wp14">
+<w:ftr xmlns:wpc="http://schemas.microsoft.com/office/word/2010/wordprocessingCanvas" xmlns:cx="http://schemas.microsoft.com/office/drawing/2014/chartex" xmlns:cx1="http://schemas.microsoft.com/office/drawing/2015/9/8/chartex" xmlns:cx2="http://schemas.microsoft.com/office/drawing/2015/10/21/chartex" xmlns:cx3="http://schemas.microsoft.com/office/drawing/2016/5/9/chartex" xmlns:cx4="http://schemas.microsoft.com/office/drawing/2016/5/10/chartex" xmlns:cx5="http://schemas.microsoft.com/office/drawing/2016/5/11/chartex" xmlns:cx6="http://schemas.microsoft.com/office/drawing/2016/5/12/chartex" xmlns:cx7="http://schemas.microsoft.com/office/drawing/2016/5/13/chartex" xmlns:cx8="http://schemas.microsoft.com/office/drawing/2016/5/14/chartex" xmlns:mc="http://schemas.openxmlformats.org/markup-compatibility/2006" xmlns:aink="http://schemas.microsoft.com/office/drawing/2016/ink" xmlns:am3d="http://schemas.microsoft.com/office/drawing/2017/model3d" xmlns:o="urn:schemas-microsoft-com:office:office" xmlns:oel="http://schemas.microsoft.com/office/2019/extlst" xmlns:r="http://schemas.openxmlformats.org/officeDocument/2006/relationships" xmlns:m="http://schemas.openxmlformats.org/officeDocument/2006/math" xmlns:v="urn:schemas-microsoft-com:vml" xmlns:wp14="http://schemas.microsoft.com/office/word/2010/wordprocessingDrawing" xmlns:wp="http://schemas.openxmlformats.org/drawingml/2006/wordprocessingDrawing" xmlns:w10="urn:schemas-microsoft-com:office:word" xmlns:w="http://schemas.openxmlformats.org/wordprocessingml/2006/main" xmlns:w14="http://schemas.microsoft.com/office/word/2010/wordml" xmlns:w15="http://schemas.microsoft.com/office/word/2012/wordml" xmlns:w16cex="http://schemas.microsoft.com/office/word/2018/wordml/cex" xmlns:w16cid="http://schemas.microsoft.com/office/word/2016/wordml/cid" xmlns:w16="http://schemas.microsoft.com/office/word/2018/wordml" xmlns:w16du="http://schemas.microsoft.com/office/word/2023/wordml/word16du" xmlns:w16sdtdh="http://schemas.microsoft.com/office/word/2020/wordml/sdtdatahash" xmlns:w16sdtfl="http://schemas.microsoft.com/office/word/2024/wordml/sdtformatlock" xmlns:w16se="http://schemas.microsoft.com/office/word/2015/wordml/symex" xmlns:wpg="http://schemas.microsoft.com/office/word/2010/wordprocessingGroup" xmlns:wpi="http://schemas.microsoft.com/office/word/2010/wordprocessingInk" xmlns:wne="http://schemas.microsoft.com/office/word/2006/wordml" xmlns:wps="http://schemas.microsoft.com/office/word/2010/wordprocessingShape" mc:Ignorable="w14 w15 w16se w16cid w16 w16cex w16sdtdh w16sdtfl w16du wp14">
   <w:p>
     <w:pPr>
       <w:pStyle w:val="Footer"/>
+      <w:jc w:val="center"/>
     </w:pPr>
   </w:p>
 </w:ftr>
 </file>
 
 <file path=word/footer2.xml><?xml version="1.0" encoding="utf-8"?>
-<w:ftr xmlns:wpc="http://schemas.microsoft.com/office/word/2010/wordprocessingCanvas" xmlns:cx="http://schemas.microsoft.com/office/drawing/2014/chartex" xmlns:cx1="http://schemas.microsoft.com/office/drawing/2015/9/8/chartex" xmlns:cx2="http://schemas.microsoft.com/office/drawing/2015/10/21/chartex" xmlns:cx3="http://schemas.microsoft.com/office/drawing/2016/5/9/chartex" xmlns:cx4="http://schemas.microsoft.com/office/drawing/2016/5/10/chartex" xmlns:cx5="http://schemas.microsoft.com/office/drawing/2016/5/11/chartex" xmlns:cx6="http://schemas.microsoft.com/office/drawing/2016/5/12/chartex" xmlns:cx7="http://schemas.microsoft.com/office/drawing/2016/5/13/chartex" xmlns:cx8="http://schemas.microsoft.com/office/drawing/2016/5/14/chartex" xmlns:mc="http://schemas.openxmlformats.org/markup-compatibility/2006" xmlns:aink="http://schemas.microsoft.com/office/drawing/2016/ink" xmlns:am3d="http://schemas.microsoft.com/office/drawing/2017/model3d" xmlns:o="urn:schemas-microsoft-com:office:office" xmlns:r="http://schemas.openxmlformats.org/officeDocument/2006/relationships" xmlns:m="http://schemas.openxmlformats.org/officeDocument/2006/math" xmlns:v="urn:schemas-microsoft-com:vml" xmlns:wp14="http://schemas.microsoft.com/office/word/2010/wordprocessingDrawing" xmlns:wp="http://schemas.openxmlformats.org/drawingml/2006/wordprocessingDrawing" xmlns:w10="urn:schemas-microsoft-com:office:word" xmlns:w="http://schemas.openxmlformats.org/wordprocessingml/2006/main" xmlns:w14="http://schemas.microsoft.com/office/word/2010/wordml" xmlns:w15="http://schemas.microsoft.com/office/word/2012/wordml" xmlns:w16cex="http://schemas.microsoft.com/office/word/2018/wordml/cex" xmlns:w16cid="http://schemas.microsoft.com/office/word/2016/wordml/cid" xmlns:w16="http://schemas.microsoft.com/office/word/2018/wordml" xmlns:w16sdtdh="http://schemas.microsoft.com/office/word/2020/wordml/sdtdatahash" xmlns:w16se="http://schemas.microsoft.com/office/word/2015/wordml/symex" xmlns:wpg="http://schemas.microsoft.com/office/word/2010/wordprocessingGroup" xmlns:wpi="http://schemas.microsoft.com/office/word/2010/wordprocessingInk" xmlns:wne="http://schemas.microsoft.com/office/word/2006/wordml" xmlns:wps="http://schemas.microsoft.com/office/word/2010/wordprocessingShape" mc:Ignorable="w14 w15 w16se w16cid w16 w16cex w16sdtdh wp14">
+<w:ftr xmlns:wpc="http://schemas.microsoft.com/office/word/2010/wordprocessingCanvas" xmlns:cx="http://schemas.microsoft.com/office/drawing/2014/chartex" xmlns:cx1="http://schemas.microsoft.com/office/drawing/2015/9/8/chartex" xmlns:cx2="http://schemas.microsoft.com/office/drawing/2015/10/21/chartex" xmlns:cx3="http://schemas.microsoft.com/office/drawing/2016/5/9/chartex" xmlns:cx4="http://schemas.microsoft.com/office/drawing/2016/5/10/chartex" xmlns:cx5="http://schemas.microsoft.com/office/drawing/2016/5/11/chartex" xmlns:cx6="http://schemas.microsoft.com/office/drawing/2016/5/12/chartex" xmlns:cx7="http://schemas.microsoft.com/office/drawing/2016/5/13/chartex" xmlns:cx8="http://schemas.microsoft.com/office/drawing/2016/5/14/chartex" xmlns:mc="http://schemas.openxmlformats.org/markup-compatibility/2006" xmlns:aink="http://schemas.microsoft.com/office/drawing/2016/ink" xmlns:am3d="http://schemas.microsoft.com/office/drawing/2017/model3d" xmlns:o="urn:schemas-microsoft-com:office:office" xmlns:oel="http://schemas.microsoft.com/office/2019/extlst" xmlns:r="http://schemas.openxmlformats.org/officeDocument/2006/relationships" xmlns:m="http://schemas.openxmlformats.org/officeDocument/2006/math" xmlns:v="urn:schemas-microsoft-com:vml" xmlns:wp14="http://schemas.microsoft.com/office/word/2010/wordprocessingDrawing" xmlns:wp="http://schemas.openxmlformats.org/drawingml/2006/wordprocessingDrawing" xmlns:w10="urn:schemas-microsoft-com:office:word" xmlns:w="http://schemas.openxmlformats.org/wordprocessingml/2006/main" xmlns:w14="http://schemas.microsoft.com/office/word/2010/wordml" xmlns:w15="http://schemas.microsoft.com/office/word/2012/wordml" xmlns:w16cex="http://schemas.microsoft.com/office/word/2018/wordml/cex" xmlns:w16cid="http://schemas.microsoft.com/office/word/2016/wordml/cid" xmlns:w16="http://schemas.microsoft.com/office/word/2018/wordml" xmlns:w16du="http://schemas.microsoft.com/office/word/2023/wordml/word16du" xmlns:w16sdtdh="http://schemas.microsoft.com/office/word/2020/wordml/sdtdatahash" xmlns:w16sdtfl="http://schemas.microsoft.com/office/word/2024/wordml/sdtformatlock" xmlns:w16se="http://schemas.microsoft.com/office/word/2015/wordml/symex" xmlns:wpg="http://schemas.microsoft.com/office/word/2010/wordprocessingGroup" xmlns:wpi="http://schemas.microsoft.com/office/word/2010/wordprocessingInk" xmlns:wne="http://schemas.microsoft.com/office/word/2006/wordml" xmlns:wps="http://schemas.microsoft.com/office/word/2010/wordprocessingShape" mc:Ignorable="w14 w15 w16se w16cid w16 w16cex w16sdtdh w16sdtfl w16du wp14">
+  <w:p>
+    <w:pPr>
+      <w:pStyle w:val="Footer"/>
+      <w:jc w:val="center"/>
+    </w:pPr>
+  </w:p>
+</w:ftr>
+</file>
+
+<file path=word/footer3.xml><?xml version="1.0" encoding="utf-8"?>
+<w:ftr xmlns:wpc="http://schemas.microsoft.com/office/word/2010/wordprocessingCanvas" xmlns:cx="http://schemas.microsoft.com/office/drawing/2014/chartex" xmlns:cx1="http://schemas.microsoft.com/office/drawing/2015/9/8/chartex" xmlns:cx2="http://schemas.microsoft.com/office/drawing/2015/10/21/chartex" xmlns:cx3="http://schemas.microsoft.com/office/drawing/2016/5/9/chartex" xmlns:cx4="http://schemas.microsoft.com/office/drawing/2016/5/10/chartex" xmlns:cx5="http://schemas.microsoft.com/office/drawing/2016/5/11/chartex" xmlns:cx6="http://schemas.microsoft.com/office/drawing/2016/5/12/chartex" xmlns:cx7="http://schemas.microsoft.com/office/drawing/2016/5/13/chartex" xmlns:cx8="http://schemas.microsoft.com/office/drawing/2016/5/14/chartex" xmlns:mc="http://schemas.openxmlformats.org/markup-compatibility/2006" xmlns:aink="http://schemas.microsoft.com/office/drawing/2016/ink" xmlns:am3d="http://schemas.microsoft.com/office/drawing/2017/model3d" xmlns:o="urn:schemas-microsoft-com:office:office" xmlns:oel="http://schemas.microsoft.com/office/2019/extlst" xmlns:r="http://schemas.openxmlformats.org/officeDocument/2006/relationships" xmlns:m="http://schemas.openxmlformats.org/officeDocument/2006/math" xmlns:v="urn:schemas-microsoft-com:vml" xmlns:wp14="http://schemas.microsoft.com/office/word/2010/wordprocessingDrawing" xmlns:wp="http://schemas.openxmlformats.org/drawingml/2006/wordprocessingDrawing" xmlns:w10="urn:schemas-microsoft-com:office:word" xmlns:w="http://schemas.openxmlformats.org/wordprocessingml/2006/main" xmlns:w14="http://schemas.microsoft.com/office/word/2010/wordml" xmlns:w15="http://schemas.microsoft.com/office/word/2012/wordml" xmlns:w16cex="http://schemas.microsoft.com/office/word/2018/wordml/cex" xmlns:w16cid="http://schemas.microsoft.com/office/word/2016/wordml/cid" xmlns:w16="http://schemas.microsoft.com/office/word/2018/wordml" xmlns:w16du="http://schemas.microsoft.com/office/word/2023/wordml/word16du" xmlns:w16sdtdh="http://schemas.microsoft.com/office/word/2020/wordml/sdtdatahash" xmlns:w16sdtfl="http://schemas.microsoft.com/office/word/2024/wordml/sdtformatlock" xmlns:w16se="http://schemas.microsoft.com/office/word/2015/wordml/symex" xmlns:wpg="http://schemas.microsoft.com/office/word/2010/wordprocessingGroup" xmlns:wpi="http://schemas.microsoft.com/office/word/2010/wordprocessingInk" xmlns:wne="http://schemas.microsoft.com/office/word/2006/wordml" xmlns:wps="http://schemas.microsoft.com/office/word/2010/wordprocessingShape" mc:Ignorable="w14 w15 w16se w16cid w16 w16cex w16sdtdh w16sdtfl w16du wp14">
   <w:p>
     <w:pPr>
       <w:pStyle w:val="Footer"/>
@@ -22003,67 +21758,10 @@
         <w:noProof/>
       </w:rPr>
       <w:drawing>
-        <wp:inline distT="0" distB="0" distL="0" distR="0" wp14:anchorId="07912F17" wp14:editId="67C848A4">
+        <wp:inline distT="0" distB="0" distL="0" distR="0" wp14:anchorId="7BEEE11B" wp14:editId="163EB888">
           <wp:extent cx="1076325" cy="783054"/>
           <wp:effectExtent l="0" t="0" r="0" b="0"/>
-          <wp:docPr id="429770246" name="Picture 2" descr="A black and blue rectangular card with red text&#10;&#10;Description automatically generated"/>
-          <wp:cNvGraphicFramePr>
-            <a:graphicFrameLocks xmlns:a="http://schemas.openxmlformats.org/drawingml/2006/main" noChangeAspect="1"/>
-          </wp:cNvGraphicFramePr>
-          <a:graphic xmlns:a="http://schemas.openxmlformats.org/drawingml/2006/main">
-            <a:graphicData uri="http://schemas.openxmlformats.org/drawingml/2006/picture">
-              <pic:pic xmlns:pic="http://schemas.openxmlformats.org/drawingml/2006/picture">
-                <pic:nvPicPr>
-                  <pic:cNvPr id="1524224242" name="Picture 2" descr="A black and blue rectangular card with red text&#10;&#10;Description automatically generated"/>
-                  <pic:cNvPicPr/>
-                </pic:nvPicPr>
-                <pic:blipFill>
-                  <a:blip r:embed="rId1">
-                    <a:extLst>
-                      <a:ext uri="{28A0092B-C50C-407E-A947-70E740481C1C}">
-                        <a14:useLocalDpi xmlns:a14="http://schemas.microsoft.com/office/drawing/2010/main" val="0"/>
-                      </a:ext>
-                    </a:extLst>
-                  </a:blip>
-                  <a:stretch>
-                    <a:fillRect/>
-                  </a:stretch>
-                </pic:blipFill>
-                <pic:spPr>
-                  <a:xfrm>
-                    <a:off x="0" y="0"/>
-                    <a:ext cx="1139584" cy="829077"/>
-                  </a:xfrm>
-                  <a:prstGeom prst="rect">
-                    <a:avLst/>
-                  </a:prstGeom>
-                </pic:spPr>
-              </pic:pic>
-            </a:graphicData>
-          </a:graphic>
-        </wp:inline>
-      </w:drawing>
-    </w:r>
-  </w:p>
-</w:ftr>
-</file>
-
-<file path=word/footer3.xml><?xml version="1.0" encoding="utf-8"?>
-<w:ftr xmlns:wpc="http://schemas.microsoft.com/office/word/2010/wordprocessingCanvas" xmlns:cx="http://schemas.microsoft.com/office/drawing/2014/chartex" xmlns:cx1="http://schemas.microsoft.com/office/drawing/2015/9/8/chartex" xmlns:cx2="http://schemas.microsoft.com/office/drawing/2015/10/21/chartex" xmlns:cx3="http://schemas.microsoft.com/office/drawing/2016/5/9/chartex" xmlns:cx4="http://schemas.microsoft.com/office/drawing/2016/5/10/chartex" xmlns:cx5="http://schemas.microsoft.com/office/drawing/2016/5/11/chartex" xmlns:cx6="http://schemas.microsoft.com/office/drawing/2016/5/12/chartex" xmlns:cx7="http://schemas.microsoft.com/office/drawing/2016/5/13/chartex" xmlns:cx8="http://schemas.microsoft.com/office/drawing/2016/5/14/chartex" xmlns:mc="http://schemas.openxmlformats.org/markup-compatibility/2006" xmlns:aink="http://schemas.microsoft.com/office/drawing/2016/ink" xmlns:am3d="http://schemas.microsoft.com/office/drawing/2017/model3d" xmlns:o="urn:schemas-microsoft-com:office:office" xmlns:r="http://schemas.openxmlformats.org/officeDocument/2006/relationships" xmlns:m="http://schemas.openxmlformats.org/officeDocument/2006/math" xmlns:v="urn:schemas-microsoft-com:vml" xmlns:wp14="http://schemas.microsoft.com/office/word/2010/wordprocessingDrawing" xmlns:wp="http://schemas.openxmlformats.org/drawingml/2006/wordprocessingDrawing" xmlns:w10="urn:schemas-microsoft-com:office:word" xmlns:w="http://schemas.openxmlformats.org/wordprocessingml/2006/main" xmlns:w14="http://schemas.microsoft.com/office/word/2010/wordml" xmlns:w15="http://schemas.microsoft.com/office/word/2012/wordml" xmlns:w16cex="http://schemas.microsoft.com/office/word/2018/wordml/cex" xmlns:w16cid="http://schemas.microsoft.com/office/word/2016/wordml/cid" xmlns:w16="http://schemas.microsoft.com/office/word/2018/wordml" xmlns:w16sdtdh="http://schemas.microsoft.com/office/word/2020/wordml/sdtdatahash" xmlns:w16se="http://schemas.microsoft.com/office/word/2015/wordml/symex" xmlns:wpg="http://schemas.microsoft.com/office/word/2010/wordprocessingGroup" xmlns:wpi="http://schemas.microsoft.com/office/word/2010/wordprocessingInk" xmlns:wne="http://schemas.microsoft.com/office/word/2006/wordml" xmlns:wps="http://schemas.microsoft.com/office/word/2010/wordprocessingShape" mc:Ignorable="w14 w15 w16se w16cid w16 w16cex w16sdtdh wp14">
-  <w:p>
-    <w:pPr>
-      <w:pStyle w:val="Footer"/>
-      <w:jc w:val="center"/>
-    </w:pPr>
-    <w:r>
-      <w:rPr>
-        <w:noProof/>
-      </w:rPr>
-      <w:drawing>
-        <wp:inline distT="0" distB="0" distL="0" distR="0" wp14:anchorId="15DC6559" wp14:editId="4328B902">
-          <wp:extent cx="1076325" cy="783054"/>
-          <wp:effectExtent l="0" t="0" r="0" b="0"/>
-          <wp:docPr id="348804972" name="Picture 2" descr="A black and blue rectangular card with red text&#10;&#10;Description automatically generated"/>
+          <wp:docPr id="737487814" name="Picture 2" descr="A black and blue rectangular card with red text&#10;&#10;Description automatically generated"/>
           <wp:cNvGraphicFramePr>
             <a:graphicFrameLocks xmlns:a="http://schemas.openxmlformats.org/drawingml/2006/main" noChangeAspect="1"/>
           </wp:cNvGraphicFramePr>
@@ -22106,7 +21804,7 @@
 </file>
 
 <file path=word/footnotes.xml><?xml version="1.0" encoding="utf-8"?>
-<w:footnotes xmlns:wpc="http://schemas.microsoft.com/office/word/2010/wordprocessingCanvas" xmlns:cx="http://schemas.microsoft.com/office/drawing/2014/chartex" xmlns:cx1="http://schemas.microsoft.com/office/drawing/2015/9/8/chartex" xmlns:cx2="http://schemas.microsoft.com/office/drawing/2015/10/21/chartex" xmlns:cx3="http://schemas.microsoft.com/office/drawing/2016/5/9/chartex" xmlns:cx4="http://schemas.microsoft.com/office/drawing/2016/5/10/chartex" xmlns:cx5="http://schemas.microsoft.com/office/drawing/2016/5/11/chartex" xmlns:cx6="http://schemas.microsoft.com/office/drawing/2016/5/12/chartex" xmlns:cx7="http://schemas.microsoft.com/office/drawing/2016/5/13/chartex" xmlns:cx8="http://schemas.microsoft.com/office/drawing/2016/5/14/chartex" xmlns:mc="http://schemas.openxmlformats.org/markup-compatibility/2006" xmlns:aink="http://schemas.microsoft.com/office/drawing/2016/ink" xmlns:am3d="http://schemas.microsoft.com/office/drawing/2017/model3d" xmlns:o="urn:schemas-microsoft-com:office:office" xmlns:r="http://schemas.openxmlformats.org/officeDocument/2006/relationships" xmlns:m="http://schemas.openxmlformats.org/officeDocument/2006/math" xmlns:v="urn:schemas-microsoft-com:vml" xmlns:wp14="http://schemas.microsoft.com/office/word/2010/wordprocessingDrawing" xmlns:wp="http://schemas.openxmlformats.org/drawingml/2006/wordprocessingDrawing" xmlns:w10="urn:schemas-microsoft-com:office:word" xmlns:w="http://schemas.openxmlformats.org/wordprocessingml/2006/main" xmlns:w14="http://schemas.microsoft.com/office/word/2010/wordml" xmlns:w15="http://schemas.microsoft.com/office/word/2012/wordml" xmlns:w16cex="http://schemas.microsoft.com/office/word/2018/wordml/cex" xmlns:w16cid="http://schemas.microsoft.com/office/word/2016/wordml/cid" xmlns:w16="http://schemas.microsoft.com/office/word/2018/wordml" xmlns:w16sdtdh="http://schemas.microsoft.com/office/word/2020/wordml/sdtdatahash" xmlns:w16se="http://schemas.microsoft.com/office/word/2015/wordml/symex" xmlns:wpg="http://schemas.microsoft.com/office/word/2010/wordprocessingGroup" xmlns:wpi="http://schemas.microsoft.com/office/word/2010/wordprocessingInk" xmlns:wne="http://schemas.microsoft.com/office/word/2006/wordml" xmlns:wps="http://schemas.microsoft.com/office/word/2010/wordprocessingShape" mc:Ignorable="w14 w15 w16se w16cid w16 w16cex w16sdtdh wp14">
+<w:footnotes xmlns:wpc="http://schemas.microsoft.com/office/word/2010/wordprocessingCanvas" xmlns:cx="http://schemas.microsoft.com/office/drawing/2014/chartex" xmlns:cx1="http://schemas.microsoft.com/office/drawing/2015/9/8/chartex" xmlns:cx2="http://schemas.microsoft.com/office/drawing/2015/10/21/chartex" xmlns:cx3="http://schemas.microsoft.com/office/drawing/2016/5/9/chartex" xmlns:cx4="http://schemas.microsoft.com/office/drawing/2016/5/10/chartex" xmlns:cx5="http://schemas.microsoft.com/office/drawing/2016/5/11/chartex" xmlns:cx6="http://schemas.microsoft.com/office/drawing/2016/5/12/chartex" xmlns:cx7="http://schemas.microsoft.com/office/drawing/2016/5/13/chartex" xmlns:cx8="http://schemas.microsoft.com/office/drawing/2016/5/14/chartex" xmlns:mc="http://schemas.openxmlformats.org/markup-compatibility/2006" xmlns:aink="http://schemas.microsoft.com/office/drawing/2016/ink" xmlns:am3d="http://schemas.microsoft.com/office/drawing/2017/model3d" xmlns:o="urn:schemas-microsoft-com:office:office" xmlns:oel="http://schemas.microsoft.com/office/2019/extlst" xmlns:r="http://schemas.openxmlformats.org/officeDocument/2006/relationships" xmlns:m="http://schemas.openxmlformats.org/officeDocument/2006/math" xmlns:v="urn:schemas-microsoft-com:vml" xmlns:wp14="http://schemas.microsoft.com/office/word/2010/wordprocessingDrawing" xmlns:wp="http://schemas.openxmlformats.org/drawingml/2006/wordprocessingDrawing" xmlns:w10="urn:schemas-microsoft-com:office:word" xmlns:w="http://schemas.openxmlformats.org/wordprocessingml/2006/main" xmlns:w14="http://schemas.microsoft.com/office/word/2010/wordml" xmlns:w15="http://schemas.microsoft.com/office/word/2012/wordml" xmlns:w16cex="http://schemas.microsoft.com/office/word/2018/wordml/cex" xmlns:w16cid="http://schemas.microsoft.com/office/word/2016/wordml/cid" xmlns:w16="http://schemas.microsoft.com/office/word/2018/wordml" xmlns:w16du="http://schemas.microsoft.com/office/word/2023/wordml/word16du" xmlns:w16sdtdh="http://schemas.microsoft.com/office/word/2020/wordml/sdtdatahash" xmlns:w16sdtfl="http://schemas.microsoft.com/office/word/2024/wordml/sdtformatlock" xmlns:w16se="http://schemas.microsoft.com/office/word/2015/wordml/symex" xmlns:wpg="http://schemas.microsoft.com/office/word/2010/wordprocessingGroup" xmlns:wpi="http://schemas.microsoft.com/office/word/2010/wordprocessingInk" xmlns:wne="http://schemas.microsoft.com/office/word/2006/wordml" xmlns:wps="http://schemas.microsoft.com/office/word/2010/wordprocessingShape" mc:Ignorable="w14 w15 w16se w16cid w16 w16cex w16sdtdh w16sdtfl w16du wp14">
   <w:footnote w:type="separator" w:id="-1">
     <w:p>
       <w:r>
@@ -22127,34 +21825,245 @@
   <w:footnote w:id="2">
     <w:p>
       <w:pPr>
-        <w:pBdr>
-          <w:top w:val="nil"/>
-          <w:left w:val="nil"/>
-          <w:bottom w:val="nil"/>
-          <w:right w:val="nil"/>
-          <w:between w:val="nil"/>
-        </w:pBdr>
-        <w:rPr>
+        <w:ind w:left="360"/>
+        <w:jc w:val="both"/>
+        <w:rPr>
+          <w:rFonts w:ascii="Basic" w:eastAsia="Basic" w:hAnsi="Basic" w:cs="Basic"/>
+          <w:i/>
           <w:color w:val="000000"/>
         </w:rPr>
       </w:pPr>
+      <w:r>
+        <w:rPr>
+          <w:vertAlign w:val="superscript"/>
+        </w:rPr>
+        <w:footnoteRef/>
+      </w:r>
+      <w:r>
+        <w:t xml:space="preserve"> </w:t>
+      </w:r>
+      <w:r>
+        <w:rPr>
+          <w:rFonts w:ascii="Basic" w:eastAsia="Basic" w:hAnsi="Basic" w:cs="Basic"/>
+          <w:i/>
+          <w:color w:val="000000"/>
+        </w:rPr>
+        <w:t>Dalam hal tenaga ahli yang dinilai lebih dari 1 [satu] maka setiap tenaga ahli harus diberi bobot tenaga ahli:</w:t>
+      </w:r>
+    </w:p>
+    <w:p>
+      <w:pPr>
+        <w:numPr>
+          <w:ilvl w:val="0"/>
+          <w:numId w:val="6"/>
+        </w:numPr>
+        <w:ind w:left="1094" w:hanging="425"/>
+        <w:jc w:val="both"/>
+        <w:rPr>
+          <w:rFonts w:ascii="Basic" w:eastAsia="Basic" w:hAnsi="Basic" w:cs="Basic"/>
+          <w:i/>
+          <w:color w:val="000000"/>
+        </w:rPr>
+      </w:pPr>
+      <w:r>
+        <w:rPr>
+          <w:rFonts w:ascii="Basic" w:eastAsia="Basic" w:hAnsi="Basic" w:cs="Basic"/>
+          <w:i/>
+          <w:color w:val="000000"/>
+        </w:rPr>
+        <w:t>Team Leader,  diberi bobot =</w:t>
+      </w:r>
+      <w:r>
+        <w:rPr>
+          <w:rFonts w:ascii="Basic" w:eastAsia="Basic" w:hAnsi="Basic" w:cs="Basic"/>
+          <w:color w:val="000000"/>
+        </w:rPr>
+        <w:t xml:space="preserve"> </w:t>
+      </w:r>
+      <w:r>
+        <w:rPr>
+          <w:rFonts w:ascii="Basic" w:eastAsia="Basic" w:hAnsi="Basic" w:cs="Basic"/>
+          <w:i/>
+          <w:color w:val="000000"/>
+        </w:rPr>
+        <w:t>21,00</w:t>
+      </w:r>
+      <w:r>
+        <w:rPr>
+          <w:rFonts w:ascii="Basic" w:eastAsia="Basic" w:hAnsi="Basic" w:cs="Basic"/>
+          <w:i/>
+          <w:color w:val="000000"/>
+        </w:rPr>
+        <w:t>%</w:t>
+      </w:r>
+    </w:p>
+    <w:p>
+      <w:pPr>
+        <w:numPr>
+          <w:ilvl w:val="0"/>
+          <w:numId w:val="6"/>
+        </w:numPr>
+        <w:ind w:left="1094" w:hanging="425"/>
+        <w:jc w:val="both"/>
+        <w:rPr>
+          <w:rFonts w:ascii="Basic" w:eastAsia="Basic" w:hAnsi="Basic" w:cs="Basic"/>
+          <w:i/>
+          <w:color w:val="000000"/>
+        </w:rPr>
+      </w:pPr>
+      <w:r>
+        <w:rPr>
+          <w:rFonts w:ascii="Basic" w:eastAsia="Basic" w:hAnsi="Basic" w:cs="Basic"/>
+          <w:i/>
+          <w:color w:val="000000"/>
+        </w:rPr>
+        <w:t>Ahli Jalan Raya, diberi bobot = 12,0%</w:t>
+      </w:r>
+    </w:p>
+    <w:p>
+      <w:pPr>
+        <w:numPr>
+          <w:ilvl w:val="0"/>
+          <w:numId w:val="6"/>
+        </w:numPr>
+        <w:ind w:left="1094" w:hanging="425"/>
+        <w:jc w:val="both"/>
+        <w:rPr>
+          <w:rFonts w:ascii="Basic" w:eastAsia="Basic" w:hAnsi="Basic" w:cs="Basic"/>
+          <w:i/>
+          <w:color w:val="000000"/>
+        </w:rPr>
+      </w:pPr>
+      <w:r>
+        <w:rPr>
+          <w:rFonts w:ascii="Basic" w:eastAsia="Basic" w:hAnsi="Basic" w:cs="Basic"/>
+          <w:i/>
+          <w:color w:val="000000"/>
+        </w:rPr>
+        <w:t>Ahli Jembatan, diberi bobot = 12,0%</w:t>
+      </w:r>
+    </w:p>
+    <w:p>
+      <w:pPr>
+        <w:numPr>
+          <w:ilvl w:val="0"/>
+          <w:numId w:val="6"/>
+        </w:numPr>
+        <w:ind w:left="1094" w:hanging="425"/>
+        <w:jc w:val="both"/>
+        <w:rPr>
+          <w:rFonts w:ascii="Basic" w:eastAsia="Basic" w:hAnsi="Basic" w:cs="Basic"/>
+          <w:i/>
+          <w:color w:val="000000"/>
+        </w:rPr>
+      </w:pPr>
+      <w:r>
+        <w:rPr>
+          <w:rFonts w:ascii="Basic" w:eastAsia="Basic" w:hAnsi="Basic" w:cs="Basic"/>
+          <w:i/>
+          <w:color w:val="000000"/>
+        </w:rPr>
+        <w:t>Ahli Geodesi, diberi bobot = 12,0%</w:t>
+      </w:r>
+    </w:p>
+    <w:p>
+      <w:pPr>
+        <w:numPr>
+          <w:ilvl w:val="0"/>
+          <w:numId w:val="6"/>
+        </w:numPr>
+        <w:ind w:left="1094" w:hanging="425"/>
+        <w:jc w:val="both"/>
+        <w:rPr>
+          <w:rFonts w:ascii="Basic" w:eastAsia="Basic" w:hAnsi="Basic" w:cs="Basic"/>
+          <w:i/>
+          <w:color w:val="000000"/>
+        </w:rPr>
+      </w:pPr>
+      <w:r>
+        <w:rPr>
+          <w:rFonts w:ascii="Basic" w:eastAsia="Basic" w:hAnsi="Basic" w:cs="Basic"/>
+          <w:i/>
+          <w:color w:val="000000"/>
+        </w:rPr>
+        <w:t>Ahli Geoteknik, diberi bobot = 13,0%</w:t>
+      </w:r>
+    </w:p>
+    <w:p>
+      <w:pPr>
+        <w:numPr>
+          <w:ilvl w:val="0"/>
+          <w:numId w:val="6"/>
+        </w:numPr>
+        <w:ind w:left="1094" w:hanging="425"/>
+        <w:jc w:val="both"/>
+        <w:rPr>
+          <w:rFonts w:ascii="Basic" w:eastAsia="Basic" w:hAnsi="Basic" w:cs="Basic"/>
+          <w:i/>
+          <w:color w:val="000000"/>
+        </w:rPr>
+      </w:pPr>
+      <w:r>
+        <w:rPr>
+          <w:rFonts w:ascii="Basic" w:eastAsia="Basic" w:hAnsi="Basic" w:cs="Basic"/>
+          <w:i/>
+          <w:color w:val="000000"/>
+        </w:rPr>
+        <w:t>Ahli Drainase/Hidrolika, diberi bobot = 12,0%</w:t>
+      </w:r>
+    </w:p>
+    <w:p>
+      <w:pPr>
+        <w:numPr>
+          <w:ilvl w:val="0"/>
+          <w:numId w:val="6"/>
+        </w:numPr>
+        <w:ind w:left="1094" w:hanging="425"/>
+        <w:jc w:val="both"/>
+        <w:rPr>
+          <w:rFonts w:ascii="Basic" w:eastAsia="Basic" w:hAnsi="Basic" w:cs="Basic"/>
+          <w:i/>
+          <w:color w:val="000000"/>
+        </w:rPr>
+      </w:pPr>
+      <w:r>
+        <w:rPr>
+          <w:rFonts w:ascii="Basic" w:eastAsia="Basic" w:hAnsi="Basic" w:cs="Basic"/>
+          <w:i/>
+          <w:color w:val="000000"/>
+        </w:rPr>
+        <w:t>Ahli K3 Konstruksi, diberi bobot = 7,0%</w:t>
+      </w:r>
+    </w:p>
+    <w:p>
+      <w:pPr>
+        <w:numPr>
+          <w:ilvl w:val="0"/>
+          <w:numId w:val="6"/>
+        </w:numPr>
+        <w:ind w:left="1094" w:hanging="425"/>
+        <w:jc w:val="both"/>
+        <w:rPr>
+          <w:rFonts w:ascii="Basic" w:eastAsia="Basic" w:hAnsi="Basic" w:cs="Basic"/>
+          <w:i/>
+          <w:color w:val="000000"/>
+        </w:rPr>
+      </w:pPr>
+      <w:r>
+        <w:rPr>
+          <w:rFonts w:ascii="Basic" w:eastAsia="Basic" w:hAnsi="Basic" w:cs="Basic"/>
+          <w:i/>
+          <w:color w:val="000000"/>
+        </w:rPr>
+        <w:t>Ahli Kuantitas dan Biaya = 12,0%</w:t>
+      </w:r>
     </w:p>
   </w:footnote>
 </w:footnotes>
 </file>
 
 <file path=word/header1.xml><?xml version="1.0" encoding="utf-8"?>
-<w:hdr xmlns:wpc="http://schemas.microsoft.com/office/word/2010/wordprocessingCanvas" xmlns:cx="http://schemas.microsoft.com/office/drawing/2014/chartex" xmlns:cx1="http://schemas.microsoft.com/office/drawing/2015/9/8/chartex" xmlns:cx2="http://schemas.microsoft.com/office/drawing/2015/10/21/chartex" xmlns:cx3="http://schemas.microsoft.com/office/drawing/2016/5/9/chartex" xmlns:cx4="http://schemas.microsoft.com/office/drawing/2016/5/10/chartex" xmlns:cx5="http://schemas.microsoft.com/office/drawing/2016/5/11/chartex" xmlns:cx6="http://schemas.microsoft.com/office/drawing/2016/5/12/chartex" xmlns:cx7="http://schemas.microsoft.com/office/drawing/2016/5/13/chartex" xmlns:cx8="http://schemas.microsoft.com/office/drawing/2016/5/14/chartex" xmlns:mc="http://schemas.openxmlformats.org/markup-compatibility/2006" xmlns:aink="http://schemas.microsoft.com/office/drawing/2016/ink" xmlns:am3d="http://schemas.microsoft.com/office/drawing/2017/model3d" xmlns:o="urn:schemas-microsoft-com:office:office" xmlns:r="http://schemas.openxmlformats.org/officeDocument/2006/relationships" xmlns:m="http://schemas.openxmlformats.org/officeDocument/2006/math" xmlns:v="urn:schemas-microsoft-com:vml" xmlns:wp14="http://schemas.microsoft.com/office/word/2010/wordprocessingDrawing" xmlns:wp="http://schemas.openxmlformats.org/drawingml/2006/wordprocessingDrawing" xmlns:w10="urn:schemas-microsoft-com:office:word" xmlns:w="http://schemas.openxmlformats.org/wordprocessingml/2006/main" xmlns:w14="http://schemas.microsoft.com/office/word/2010/wordml" xmlns:w15="http://schemas.microsoft.com/office/word/2012/wordml" xmlns:w16cex="http://schemas.microsoft.com/office/word/2018/wordml/cex" xmlns:w16cid="http://schemas.microsoft.com/office/word/2016/wordml/cid" xmlns:w16="http://schemas.microsoft.com/office/word/2018/wordml" xmlns:w16sdtdh="http://schemas.microsoft.com/office/word/2020/wordml/sdtdatahash" xmlns:w16se="http://schemas.microsoft.com/office/word/2015/wordml/symex" xmlns:wpg="http://schemas.microsoft.com/office/word/2010/wordprocessingGroup" xmlns:wpi="http://schemas.microsoft.com/office/word/2010/wordprocessingInk" xmlns:wne="http://schemas.microsoft.com/office/word/2006/wordml" xmlns:wps="http://schemas.microsoft.com/office/word/2010/wordprocessingShape" mc:Ignorable="w14 w15 w16se w16cid w16 w16cex w16sdtdh wp14">
-  <w:p>
-    <w:pPr>
-      <w:pStyle w:val="Header"/>
-    </w:pPr>
-  </w:p>
-</w:hdr>
-</file>
-
-<file path=word/header2.xml><?xml version="1.0" encoding="utf-8"?>
-<w:hdr xmlns:wpc="http://schemas.microsoft.com/office/word/2010/wordprocessingCanvas" xmlns:cx="http://schemas.microsoft.com/office/drawing/2014/chartex" xmlns:cx1="http://schemas.microsoft.com/office/drawing/2015/9/8/chartex" xmlns:cx2="http://schemas.microsoft.com/office/drawing/2015/10/21/chartex" xmlns:cx3="http://schemas.microsoft.com/office/drawing/2016/5/9/chartex" xmlns:cx4="http://schemas.microsoft.com/office/drawing/2016/5/10/chartex" xmlns:cx5="http://schemas.microsoft.com/office/drawing/2016/5/11/chartex" xmlns:cx6="http://schemas.microsoft.com/office/drawing/2016/5/12/chartex" xmlns:cx7="http://schemas.microsoft.com/office/drawing/2016/5/13/chartex" xmlns:cx8="http://schemas.microsoft.com/office/drawing/2016/5/14/chartex" xmlns:mc="http://schemas.openxmlformats.org/markup-compatibility/2006" xmlns:aink="http://schemas.microsoft.com/office/drawing/2016/ink" xmlns:am3d="http://schemas.microsoft.com/office/drawing/2017/model3d" xmlns:o="urn:schemas-microsoft-com:office:office" xmlns:r="http://schemas.openxmlformats.org/officeDocument/2006/relationships" xmlns:m="http://schemas.openxmlformats.org/officeDocument/2006/math" xmlns:v="urn:schemas-microsoft-com:vml" xmlns:wp14="http://schemas.microsoft.com/office/word/2010/wordprocessingDrawing" xmlns:wp="http://schemas.openxmlformats.org/drawingml/2006/wordprocessingDrawing" xmlns:w10="urn:schemas-microsoft-com:office:word" xmlns:w="http://schemas.openxmlformats.org/wordprocessingml/2006/main" xmlns:w14="http://schemas.microsoft.com/office/word/2010/wordml" xmlns:w15="http://schemas.microsoft.com/office/word/2012/wordml" xmlns:w16cex="http://schemas.microsoft.com/office/word/2018/wordml/cex" xmlns:w16cid="http://schemas.microsoft.com/office/word/2016/wordml/cid" xmlns:w16="http://schemas.microsoft.com/office/word/2018/wordml" xmlns:w16sdtdh="http://schemas.microsoft.com/office/word/2020/wordml/sdtdatahash" xmlns:w16se="http://schemas.microsoft.com/office/word/2015/wordml/symex" xmlns:wpg="http://schemas.microsoft.com/office/word/2010/wordprocessingGroup" xmlns:wpi="http://schemas.microsoft.com/office/word/2010/wordprocessingInk" xmlns:wne="http://schemas.microsoft.com/office/word/2006/wordml" xmlns:wps="http://schemas.microsoft.com/office/word/2010/wordprocessingShape" mc:Ignorable="w14 w15 w16se w16cid w16 w16cex w16sdtdh wp14">
+<w:hdr xmlns:wpc="http://schemas.microsoft.com/office/word/2010/wordprocessingCanvas" xmlns:cx="http://schemas.microsoft.com/office/drawing/2014/chartex" xmlns:cx1="http://schemas.microsoft.com/office/drawing/2015/9/8/chartex" xmlns:cx2="http://schemas.microsoft.com/office/drawing/2015/10/21/chartex" xmlns:cx3="http://schemas.microsoft.com/office/drawing/2016/5/9/chartex" xmlns:cx4="http://schemas.microsoft.com/office/drawing/2016/5/10/chartex" xmlns:cx5="http://schemas.microsoft.com/office/drawing/2016/5/11/chartex" xmlns:cx6="http://schemas.microsoft.com/office/drawing/2016/5/12/chartex" xmlns:cx7="http://schemas.microsoft.com/office/drawing/2016/5/13/chartex" xmlns:cx8="http://schemas.microsoft.com/office/drawing/2016/5/14/chartex" xmlns:mc="http://schemas.openxmlformats.org/markup-compatibility/2006" xmlns:aink="http://schemas.microsoft.com/office/drawing/2016/ink" xmlns:am3d="http://schemas.microsoft.com/office/drawing/2017/model3d" xmlns:o="urn:schemas-microsoft-com:office:office" xmlns:oel="http://schemas.microsoft.com/office/2019/extlst" xmlns:r="http://schemas.openxmlformats.org/officeDocument/2006/relationships" xmlns:m="http://schemas.openxmlformats.org/officeDocument/2006/math" xmlns:v="urn:schemas-microsoft-com:vml" xmlns:wp14="http://schemas.microsoft.com/office/word/2010/wordprocessingDrawing" xmlns:wp="http://schemas.openxmlformats.org/drawingml/2006/wordprocessingDrawing" xmlns:w10="urn:schemas-microsoft-com:office:word" xmlns:w="http://schemas.openxmlformats.org/wordprocessingml/2006/main" xmlns:w14="http://schemas.microsoft.com/office/word/2010/wordml" xmlns:w15="http://schemas.microsoft.com/office/word/2012/wordml" xmlns:w16cex="http://schemas.microsoft.com/office/word/2018/wordml/cex" xmlns:w16cid="http://schemas.microsoft.com/office/word/2016/wordml/cid" xmlns:w16="http://schemas.microsoft.com/office/word/2018/wordml" xmlns:w16du="http://schemas.microsoft.com/office/word/2023/wordml/word16du" xmlns:w16sdtdh="http://schemas.microsoft.com/office/word/2020/wordml/sdtdatahash" xmlns:w16sdtfl="http://schemas.microsoft.com/office/word/2024/wordml/sdtformatlock" xmlns:w16se="http://schemas.microsoft.com/office/word/2015/wordml/symex" xmlns:wpg="http://schemas.microsoft.com/office/word/2010/wordprocessingGroup" xmlns:wpi="http://schemas.microsoft.com/office/word/2010/wordprocessingInk" xmlns:wne="http://schemas.microsoft.com/office/word/2006/wordml" xmlns:wps="http://schemas.microsoft.com/office/word/2010/wordprocessingShape" mc:Ignorable="w14 w15 w16se w16cid w16 w16cex w16sdtdh w16sdtfl w16du wp14">
   <w:p>
     <w:pPr>
       <w:pStyle w:val="Header"/>
@@ -22169,8 +22078,8 @@
 </w:hdr>
 </file>
 
-<file path=word/header3.xml><?xml version="1.0" encoding="utf-8"?>
-<w:hdr xmlns:wpc="http://schemas.microsoft.com/office/word/2010/wordprocessingCanvas" xmlns:cx="http://schemas.microsoft.com/office/drawing/2014/chartex" xmlns:cx1="http://schemas.microsoft.com/office/drawing/2015/9/8/chartex" xmlns:cx2="http://schemas.microsoft.com/office/drawing/2015/10/21/chartex" xmlns:cx3="http://schemas.microsoft.com/office/drawing/2016/5/9/chartex" xmlns:cx4="http://schemas.microsoft.com/office/drawing/2016/5/10/chartex" xmlns:cx5="http://schemas.microsoft.com/office/drawing/2016/5/11/chartex" xmlns:cx6="http://schemas.microsoft.com/office/drawing/2016/5/12/chartex" xmlns:cx7="http://schemas.microsoft.com/office/drawing/2016/5/13/chartex" xmlns:cx8="http://schemas.microsoft.com/office/drawing/2016/5/14/chartex" xmlns:mc="http://schemas.openxmlformats.org/markup-compatibility/2006" xmlns:aink="http://schemas.microsoft.com/office/drawing/2016/ink" xmlns:am3d="http://schemas.microsoft.com/office/drawing/2017/model3d" xmlns:o="urn:schemas-microsoft-com:office:office" xmlns:r="http://schemas.openxmlformats.org/officeDocument/2006/relationships" xmlns:m="http://schemas.openxmlformats.org/officeDocument/2006/math" xmlns:v="urn:schemas-microsoft-com:vml" xmlns:wp14="http://schemas.microsoft.com/office/word/2010/wordprocessingDrawing" xmlns:wp="http://schemas.openxmlformats.org/drawingml/2006/wordprocessingDrawing" xmlns:w10="urn:schemas-microsoft-com:office:word" xmlns:w="http://schemas.openxmlformats.org/wordprocessingml/2006/main" xmlns:w14="http://schemas.microsoft.com/office/word/2010/wordml" xmlns:w15="http://schemas.microsoft.com/office/word/2012/wordml" xmlns:w16cex="http://schemas.microsoft.com/office/word/2018/wordml/cex" xmlns:w16cid="http://schemas.microsoft.com/office/word/2016/wordml/cid" xmlns:w16="http://schemas.microsoft.com/office/word/2018/wordml" xmlns:w16sdtdh="http://schemas.microsoft.com/office/word/2020/wordml/sdtdatahash" xmlns:w16se="http://schemas.microsoft.com/office/word/2015/wordml/symex" xmlns:wpg="http://schemas.microsoft.com/office/word/2010/wordprocessingGroup" xmlns:wpi="http://schemas.microsoft.com/office/word/2010/wordprocessingInk" xmlns:wne="http://schemas.microsoft.com/office/word/2006/wordml" xmlns:wps="http://schemas.microsoft.com/office/word/2010/wordprocessingShape" mc:Ignorable="w14 w15 w16se w16cid w16 w16cex w16sdtdh wp14">
+<file path=word/header2.xml><?xml version="1.0" encoding="utf-8"?>
+<w:hdr xmlns:wpc="http://schemas.microsoft.com/office/word/2010/wordprocessingCanvas" xmlns:cx="http://schemas.microsoft.com/office/drawing/2014/chartex" xmlns:cx1="http://schemas.microsoft.com/office/drawing/2015/9/8/chartex" xmlns:cx2="http://schemas.microsoft.com/office/drawing/2015/10/21/chartex" xmlns:cx3="http://schemas.microsoft.com/office/drawing/2016/5/9/chartex" xmlns:cx4="http://schemas.microsoft.com/office/drawing/2016/5/10/chartex" xmlns:cx5="http://schemas.microsoft.com/office/drawing/2016/5/11/chartex" xmlns:cx6="http://schemas.microsoft.com/office/drawing/2016/5/12/chartex" xmlns:cx7="http://schemas.microsoft.com/office/drawing/2016/5/13/chartex" xmlns:cx8="http://schemas.microsoft.com/office/drawing/2016/5/14/chartex" xmlns:mc="http://schemas.openxmlformats.org/markup-compatibility/2006" xmlns:aink="http://schemas.microsoft.com/office/drawing/2016/ink" xmlns:am3d="http://schemas.microsoft.com/office/drawing/2017/model3d" xmlns:o="urn:schemas-microsoft-com:office:office" xmlns:oel="http://schemas.microsoft.com/office/2019/extlst" xmlns:r="http://schemas.openxmlformats.org/officeDocument/2006/relationships" xmlns:m="http://schemas.openxmlformats.org/officeDocument/2006/math" xmlns:v="urn:schemas-microsoft-com:vml" xmlns:wp14="http://schemas.microsoft.com/office/word/2010/wordprocessingDrawing" xmlns:wp="http://schemas.openxmlformats.org/drawingml/2006/wordprocessingDrawing" xmlns:w10="urn:schemas-microsoft-com:office:word" xmlns:w="http://schemas.openxmlformats.org/wordprocessingml/2006/main" xmlns:w14="http://schemas.microsoft.com/office/word/2010/wordml" xmlns:w15="http://schemas.microsoft.com/office/word/2012/wordml" xmlns:w16cex="http://schemas.microsoft.com/office/word/2018/wordml/cex" xmlns:w16cid="http://schemas.microsoft.com/office/word/2016/wordml/cid" xmlns:w16="http://schemas.microsoft.com/office/word/2018/wordml" xmlns:w16du="http://schemas.microsoft.com/office/word/2023/wordml/word16du" xmlns:w16sdtdh="http://schemas.microsoft.com/office/word/2020/wordml/sdtdatahash" xmlns:w16sdtfl="http://schemas.microsoft.com/office/word/2024/wordml/sdtformatlock" xmlns:w16se="http://schemas.microsoft.com/office/word/2015/wordml/symex" xmlns:wpg="http://schemas.microsoft.com/office/word/2010/wordprocessingGroup" xmlns:wpi="http://schemas.microsoft.com/office/word/2010/wordprocessingInk" xmlns:wne="http://schemas.microsoft.com/office/word/2006/wordml" xmlns:wps="http://schemas.microsoft.com/office/word/2010/wordprocessingShape" mc:Ignorable="w14 w15 w16se w16cid w16 w16cex w16sdtdh w16sdtfl w16du wp14">
   <w:p>
     <w:pPr>
       <w:widowControl w:val="0"/>
@@ -22479,7 +22388,7 @@
             </wp:anchor>
           </w:drawing>
         </mc:Choice>
-        <mc:Fallback xmlns:w16sdtfl="http://schemas.microsoft.com/office/word/2024/wordml/sdtformatlock" xmlns:w16du="http://schemas.microsoft.com/office/word/2023/wordml/word16du" xmlns:oel="http://schemas.microsoft.com/office/2019/extlst">
+        <mc:Fallback>
           <w:pict>
             <v:line w14:anchorId="6FA75CA7" id="Straight Connector 984700384" o:spid="_x0000_s1026" style="position:absolute;z-index:251660288;visibility:visible;mso-wrap-style:square;mso-width-percent:0;mso-height-percent:0;mso-wrap-distance-left:9pt;mso-wrap-distance-top:0;mso-wrap-distance-right:9pt;mso-wrap-distance-bottom:0;mso-position-horizontal:absolute;mso-position-horizontal-relative:margin;mso-position-vertical:absolute;mso-position-vertical-relative:text;mso-width-percent:0;mso-height-percent:0;mso-width-relative:margin;mso-height-relative:margin" from="44.7pt,.75pt" to="468.4pt,.75pt" o:gfxdata="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" strokecolor="windowText" strokeweight="2.5pt">
               <v:stroke joinstyle="miter"/>
@@ -22514,7 +22423,7 @@
 </file>
 
 <file path=word/numbering.xml><?xml version="1.0" encoding="utf-8"?>
-<w:numbering xmlns:wpc="http://schemas.microsoft.com/office/word/2010/wordprocessingCanvas" xmlns:cx="http://schemas.microsoft.com/office/drawing/2014/chartex" xmlns:cx1="http://schemas.microsoft.com/office/drawing/2015/9/8/chartex" xmlns:cx2="http://schemas.microsoft.com/office/drawing/2015/10/21/chartex" xmlns:cx3="http://schemas.microsoft.com/office/drawing/2016/5/9/chartex" xmlns:cx4="http://schemas.microsoft.com/office/drawing/2016/5/10/chartex" xmlns:cx5="http://schemas.microsoft.com/office/drawing/2016/5/11/chartex" xmlns:cx6="http://schemas.microsoft.com/office/drawing/2016/5/12/chartex" xmlns:cx7="http://schemas.microsoft.com/office/drawing/2016/5/13/chartex" xmlns:cx8="http://schemas.microsoft.com/office/drawing/2016/5/14/chartex" xmlns:mc="http://schemas.openxmlformats.org/markup-compatibility/2006" xmlns:aink="http://schemas.microsoft.com/office/drawing/2016/ink" xmlns:am3d="http://schemas.microsoft.com/office/drawing/2017/model3d" xmlns:o="urn:schemas-microsoft-com:office:office" xmlns:r="http://schemas.openxmlformats.org/officeDocument/2006/relationships" xmlns:m="http://schemas.openxmlformats.org/officeDocument/2006/math" xmlns:v="urn:schemas-microsoft-com:vml" xmlns:wp14="http://schemas.microsoft.com/office/word/2010/wordprocessingDrawing" xmlns:wp="http://schemas.openxmlformats.org/drawingml/2006/wordprocessingDrawing" xmlns:w10="urn:schemas-microsoft-com:office:word" xmlns:w="http://schemas.openxmlformats.org/wordprocessingml/2006/main" xmlns:w14="http://schemas.microsoft.com/office/word/2010/wordml" xmlns:w15="http://schemas.microsoft.com/office/word/2012/wordml" xmlns:w16cex="http://schemas.microsoft.com/office/word/2018/wordml/cex" xmlns:w16cid="http://schemas.microsoft.com/office/word/2016/wordml/cid" xmlns:w16="http://schemas.microsoft.com/office/word/2018/wordml" xmlns:w16sdtdh="http://schemas.microsoft.com/office/word/2020/wordml/sdtdatahash" xmlns:w16se="http://schemas.microsoft.com/office/word/2015/wordml/symex" xmlns:wpg="http://schemas.microsoft.com/office/word/2010/wordprocessingGroup" xmlns:wpi="http://schemas.microsoft.com/office/word/2010/wordprocessingInk" xmlns:wne="http://schemas.microsoft.com/office/word/2006/wordml" xmlns:wps="http://schemas.microsoft.com/office/word/2010/wordprocessingShape" mc:Ignorable="w14 w15 w16se w16cid w16 w16cex w16sdtdh wp14">
+<w:numbering xmlns:wpc="http://schemas.microsoft.com/office/word/2010/wordprocessingCanvas" xmlns:cx="http://schemas.microsoft.com/office/drawing/2014/chartex" xmlns:cx1="http://schemas.microsoft.com/office/drawing/2015/9/8/chartex" xmlns:cx2="http://schemas.microsoft.com/office/drawing/2015/10/21/chartex" xmlns:cx3="http://schemas.microsoft.com/office/drawing/2016/5/9/chartex" xmlns:cx4="http://schemas.microsoft.com/office/drawing/2016/5/10/chartex" xmlns:cx5="http://schemas.microsoft.com/office/drawing/2016/5/11/chartex" xmlns:cx6="http://schemas.microsoft.com/office/drawing/2016/5/12/chartex" xmlns:cx7="http://schemas.microsoft.com/office/drawing/2016/5/13/chartex" xmlns:cx8="http://schemas.microsoft.com/office/drawing/2016/5/14/chartex" xmlns:mc="http://schemas.openxmlformats.org/markup-compatibility/2006" xmlns:aink="http://schemas.microsoft.com/office/drawing/2016/ink" xmlns:am3d="http://schemas.microsoft.com/office/drawing/2017/model3d" xmlns:o="urn:schemas-microsoft-com:office:office" xmlns:oel="http://schemas.microsoft.com/office/2019/extlst" xmlns:r="http://schemas.openxmlformats.org/officeDocument/2006/relationships" xmlns:m="http://schemas.openxmlformats.org/officeDocument/2006/math" xmlns:v="urn:schemas-microsoft-com:vml" xmlns:wp14="http://schemas.microsoft.com/office/word/2010/wordprocessingDrawing" xmlns:wp="http://schemas.openxmlformats.org/drawingml/2006/wordprocessingDrawing" xmlns:w10="urn:schemas-microsoft-com:office:word" xmlns:w="http://schemas.openxmlformats.org/wordprocessingml/2006/main" xmlns:w14="http://schemas.microsoft.com/office/word/2010/wordml" xmlns:w15="http://schemas.microsoft.com/office/word/2012/wordml" xmlns:w16cex="http://schemas.microsoft.com/office/word/2018/wordml/cex" xmlns:w16cid="http://schemas.microsoft.com/office/word/2016/wordml/cid" xmlns:w16="http://schemas.microsoft.com/office/word/2018/wordml" xmlns:w16du="http://schemas.microsoft.com/office/word/2023/wordml/word16du" xmlns:w16sdtdh="http://schemas.microsoft.com/office/word/2020/wordml/sdtdatahash" xmlns:w16sdtfl="http://schemas.microsoft.com/office/word/2024/wordml/sdtformatlock" xmlns:w16se="http://schemas.microsoft.com/office/word/2015/wordml/symex" xmlns:wpg="http://schemas.microsoft.com/office/word/2010/wordprocessingGroup" xmlns:wpi="http://schemas.microsoft.com/office/word/2010/wordprocessingInk" xmlns:wne="http://schemas.microsoft.com/office/word/2006/wordml" xmlns:wps="http://schemas.microsoft.com/office/word/2010/wordprocessingShape" mc:Ignorable="w14 w15 w16se w16cid w16 w16cex w16sdtdh w16sdtfl w16du wp14">
   <w:abstractNum w:abstractNumId="0" w15:restartNumberingAfterBreak="0">
     <w:nsid w:val="FFFFFF88"/>
     <w:multiLevelType w:val="singleLevel"/>
@@ -24885,6 +24794,96 @@
     </w:lvl>
   </w:abstractNum>
   <w:abstractNum w:abstractNumId="23" w15:restartNumberingAfterBreak="0">
+    <w:nsid w:val="3C594F9A"/>
+    <w:multiLevelType w:val="multilevel"/>
+    <w:tmpl w:val="F5045DEC"/>
+    <w:lvl w:ilvl="0">
+      <w:start w:val="1"/>
+      <w:numFmt w:val="decimal"/>
+      <w:lvlText w:val="%1)"/>
+      <w:lvlJc w:val="left"/>
+      <w:pPr>
+        <w:ind w:left="3081" w:hanging="360"/>
+      </w:pPr>
+      <w:rPr>
+        <w:rFonts w:ascii="Gentium Basic" w:eastAsia="Gentium Basic" w:hAnsi="Gentium Basic" w:cs="Gentium Basic"/>
+        <w:i/>
+      </w:rPr>
+    </w:lvl>
+    <w:lvl w:ilvl="1">
+      <w:start w:val="1"/>
+      <w:numFmt w:val="bullet"/>
+      <w:lvlText w:val=""/>
+      <w:lvlJc w:val="left"/>
+      <w:pPr>
+        <w:ind w:left="0" w:firstLine="0"/>
+      </w:pPr>
+    </w:lvl>
+    <w:lvl w:ilvl="2">
+      <w:start w:val="1"/>
+      <w:numFmt w:val="bullet"/>
+      <w:lvlText w:val=""/>
+      <w:lvlJc w:val="left"/>
+      <w:pPr>
+        <w:ind w:left="0" w:firstLine="0"/>
+      </w:pPr>
+    </w:lvl>
+    <w:lvl w:ilvl="3">
+      <w:start w:val="1"/>
+      <w:numFmt w:val="bullet"/>
+      <w:lvlText w:val=""/>
+      <w:lvlJc w:val="left"/>
+      <w:pPr>
+        <w:ind w:left="0" w:firstLine="0"/>
+      </w:pPr>
+    </w:lvl>
+    <w:lvl w:ilvl="4">
+      <w:start w:val="1"/>
+      <w:numFmt w:val="bullet"/>
+      <w:lvlText w:val=""/>
+      <w:lvlJc w:val="left"/>
+      <w:pPr>
+        <w:ind w:left="0" w:firstLine="0"/>
+      </w:pPr>
+    </w:lvl>
+    <w:lvl w:ilvl="5">
+      <w:start w:val="1"/>
+      <w:numFmt w:val="bullet"/>
+      <w:lvlText w:val=""/>
+      <w:lvlJc w:val="left"/>
+      <w:pPr>
+        <w:ind w:left="0" w:firstLine="0"/>
+      </w:pPr>
+    </w:lvl>
+    <w:lvl w:ilvl="6">
+      <w:start w:val="1"/>
+      <w:numFmt w:val="bullet"/>
+      <w:lvlText w:val=""/>
+      <w:lvlJc w:val="left"/>
+      <w:pPr>
+        <w:ind w:left="0" w:firstLine="0"/>
+      </w:pPr>
+    </w:lvl>
+    <w:lvl w:ilvl="7">
+      <w:start w:val="1"/>
+      <w:numFmt w:val="bullet"/>
+      <w:lvlText w:val=""/>
+      <w:lvlJc w:val="left"/>
+      <w:pPr>
+        <w:ind w:left="0" w:firstLine="0"/>
+      </w:pPr>
+    </w:lvl>
+    <w:lvl w:ilvl="8">
+      <w:start w:val="1"/>
+      <w:numFmt w:val="bullet"/>
+      <w:lvlText w:val=""/>
+      <w:lvlJc w:val="left"/>
+      <w:pPr>
+        <w:ind w:left="0" w:firstLine="0"/>
+      </w:pPr>
+    </w:lvl>
+  </w:abstractNum>
+  <w:abstractNum w:abstractNumId="24" w15:restartNumberingAfterBreak="0">
     <w:nsid w:val="40275806"/>
     <w:multiLevelType w:val="multilevel"/>
     <w:tmpl w:val="1EACEFB8"/>
@@ -25012,7 +25011,7 @@
       </w:pPr>
     </w:lvl>
   </w:abstractNum>
-  <w:abstractNum w:abstractNumId="24" w15:restartNumberingAfterBreak="0">
+  <w:abstractNum w:abstractNumId="25" w15:restartNumberingAfterBreak="0">
     <w:nsid w:val="449F4A71"/>
     <w:multiLevelType w:val="multilevel"/>
     <w:tmpl w:val="1EACEFB8"/>
@@ -25140,7 +25139,7 @@
       </w:pPr>
     </w:lvl>
   </w:abstractNum>
-  <w:abstractNum w:abstractNumId="25" w15:restartNumberingAfterBreak="0">
+  <w:abstractNum w:abstractNumId="26" w15:restartNumberingAfterBreak="0">
     <w:nsid w:val="44C63106"/>
     <w:multiLevelType w:val="multilevel"/>
     <w:tmpl w:val="0096FAA2"/>
@@ -25282,7 +25281,7 @@
       </w:pPr>
     </w:lvl>
   </w:abstractNum>
-  <w:abstractNum w:abstractNumId="26" w15:restartNumberingAfterBreak="0">
+  <w:abstractNum w:abstractNumId="27" w15:restartNumberingAfterBreak="0">
     <w:nsid w:val="46DA4D52"/>
     <w:multiLevelType w:val="multilevel"/>
     <w:tmpl w:val="F57ADDEC"/>
@@ -25428,7 +25427,7 @@
       </w:pPr>
     </w:lvl>
   </w:abstractNum>
-  <w:abstractNum w:abstractNumId="27" w15:restartNumberingAfterBreak="0">
+  <w:abstractNum w:abstractNumId="28" w15:restartNumberingAfterBreak="0">
     <w:nsid w:val="49E34604"/>
     <w:multiLevelType w:val="multilevel"/>
     <w:tmpl w:val="A52AB0CC"/>
@@ -25514,7 +25513,7 @@
       </w:pPr>
     </w:lvl>
   </w:abstractNum>
-  <w:abstractNum w:abstractNumId="28" w15:restartNumberingAfterBreak="0">
+  <w:abstractNum w:abstractNumId="29" w15:restartNumberingAfterBreak="0">
     <w:nsid w:val="4A172AE0"/>
     <w:multiLevelType w:val="hybridMultilevel"/>
     <w:tmpl w:val="74BE422E"/>
@@ -25600,7 +25599,7 @@
       </w:pPr>
     </w:lvl>
   </w:abstractNum>
-  <w:abstractNum w:abstractNumId="29" w15:restartNumberingAfterBreak="0">
+  <w:abstractNum w:abstractNumId="30" w15:restartNumberingAfterBreak="0">
     <w:nsid w:val="4C565496"/>
     <w:multiLevelType w:val="multilevel"/>
     <w:tmpl w:val="674EAA6C"/>
@@ -25689,7 +25688,7 @@
       </w:pPr>
     </w:lvl>
   </w:abstractNum>
-  <w:abstractNum w:abstractNumId="30" w15:restartNumberingAfterBreak="0">
+  <w:abstractNum w:abstractNumId="31" w15:restartNumberingAfterBreak="0">
     <w:nsid w:val="4DD23605"/>
     <w:multiLevelType w:val="multilevel"/>
     <w:tmpl w:val="2B163A3A"/>
@@ -25779,7 +25778,7 @@
       </w:pPr>
     </w:lvl>
   </w:abstractNum>
-  <w:abstractNum w:abstractNumId="31" w15:restartNumberingAfterBreak="0">
+  <w:abstractNum w:abstractNumId="32" w15:restartNumberingAfterBreak="0">
     <w:nsid w:val="54DA739F"/>
     <w:multiLevelType w:val="multilevel"/>
     <w:tmpl w:val="C32CF3CA"/>
@@ -25874,7 +25873,7 @@
       </w:pPr>
     </w:lvl>
   </w:abstractNum>
-  <w:abstractNum w:abstractNumId="32" w15:restartNumberingAfterBreak="0">
+  <w:abstractNum w:abstractNumId="33" w15:restartNumberingAfterBreak="0">
     <w:nsid w:val="59677BA0"/>
     <w:multiLevelType w:val="multilevel"/>
     <w:tmpl w:val="E88850A8"/>
@@ -25996,7 +25995,7 @@
       </w:pPr>
     </w:lvl>
   </w:abstractNum>
-  <w:abstractNum w:abstractNumId="33" w15:restartNumberingAfterBreak="0">
+  <w:abstractNum w:abstractNumId="34" w15:restartNumberingAfterBreak="0">
     <w:nsid w:val="5C3C36FC"/>
     <w:multiLevelType w:val="multilevel"/>
     <w:tmpl w:val="ED0EF340"/>
@@ -26142,7 +26141,7 @@
       </w:pPr>
     </w:lvl>
   </w:abstractNum>
-  <w:abstractNum w:abstractNumId="34" w15:restartNumberingAfterBreak="0">
+  <w:abstractNum w:abstractNumId="35" w15:restartNumberingAfterBreak="0">
     <w:nsid w:val="5E942195"/>
     <w:multiLevelType w:val="multilevel"/>
     <w:tmpl w:val="65341C56"/>
@@ -26228,7 +26227,7 @@
       </w:pPr>
     </w:lvl>
   </w:abstractNum>
-  <w:abstractNum w:abstractNumId="35" w15:restartNumberingAfterBreak="0">
+  <w:abstractNum w:abstractNumId="36" w15:restartNumberingAfterBreak="0">
     <w:nsid w:val="62A803AD"/>
     <w:multiLevelType w:val="hybridMultilevel"/>
     <w:tmpl w:val="915CDEA8"/>
@@ -26318,7 +26317,7 @@
       </w:pPr>
     </w:lvl>
   </w:abstractNum>
-  <w:abstractNum w:abstractNumId="36" w15:restartNumberingAfterBreak="0">
+  <w:abstractNum w:abstractNumId="37" w15:restartNumberingAfterBreak="0">
     <w:nsid w:val="636444D6"/>
     <w:multiLevelType w:val="multilevel"/>
     <w:tmpl w:val="ED0EF340"/>
@@ -26464,7 +26463,7 @@
       </w:pPr>
     </w:lvl>
   </w:abstractNum>
-  <w:abstractNum w:abstractNumId="37" w15:restartNumberingAfterBreak="0">
+  <w:abstractNum w:abstractNumId="38" w15:restartNumberingAfterBreak="0">
     <w:nsid w:val="65500280"/>
     <w:multiLevelType w:val="multilevel"/>
     <w:tmpl w:val="0C9E8D7C"/>
@@ -26550,7 +26549,7 @@
       </w:pPr>
     </w:lvl>
   </w:abstractNum>
-  <w:abstractNum w:abstractNumId="38" w15:restartNumberingAfterBreak="0">
+  <w:abstractNum w:abstractNumId="39" w15:restartNumberingAfterBreak="0">
     <w:nsid w:val="66DC6025"/>
     <w:multiLevelType w:val="multilevel"/>
     <w:tmpl w:val="AF028668"/>
@@ -26642,7 +26641,7 @@
       </w:pPr>
     </w:lvl>
   </w:abstractNum>
-  <w:abstractNum w:abstractNumId="39" w15:restartNumberingAfterBreak="0">
+  <w:abstractNum w:abstractNumId="40" w15:restartNumberingAfterBreak="0">
     <w:nsid w:val="6E0B695B"/>
     <w:multiLevelType w:val="multilevel"/>
     <w:tmpl w:val="ED0EF340"/>
@@ -26788,7 +26787,7 @@
       </w:pPr>
     </w:lvl>
   </w:abstractNum>
-  <w:abstractNum w:abstractNumId="40" w15:restartNumberingAfterBreak="0">
+  <w:abstractNum w:abstractNumId="41" w15:restartNumberingAfterBreak="0">
     <w:nsid w:val="6F6C5E99"/>
     <w:multiLevelType w:val="multilevel"/>
     <w:tmpl w:val="C0503F5E"/>
@@ -26898,7 +26897,7 @@
       </w:rPr>
     </w:lvl>
   </w:abstractNum>
-  <w:abstractNum w:abstractNumId="41" w15:restartNumberingAfterBreak="0">
+  <w:abstractNum w:abstractNumId="42" w15:restartNumberingAfterBreak="0">
     <w:nsid w:val="725C0C65"/>
     <w:multiLevelType w:val="multilevel"/>
     <w:tmpl w:val="7984611C"/>
@@ -26995,7 +26994,7 @@
       </w:pPr>
     </w:lvl>
   </w:abstractNum>
-  <w:abstractNum w:abstractNumId="42" w15:restartNumberingAfterBreak="0">
+  <w:abstractNum w:abstractNumId="43" w15:restartNumberingAfterBreak="0">
     <w:nsid w:val="73E73695"/>
     <w:multiLevelType w:val="multilevel"/>
     <w:tmpl w:val="ED0EF340"/>
@@ -27141,7 +27140,7 @@
       </w:pPr>
     </w:lvl>
   </w:abstractNum>
-  <w:abstractNum w:abstractNumId="43" w15:restartNumberingAfterBreak="0">
+  <w:abstractNum w:abstractNumId="44" w15:restartNumberingAfterBreak="0">
     <w:nsid w:val="75CA1062"/>
     <w:multiLevelType w:val="multilevel"/>
     <w:tmpl w:val="817A8496"/>
@@ -27283,7 +27282,7 @@
       </w:pPr>
     </w:lvl>
   </w:abstractNum>
-  <w:abstractNum w:abstractNumId="44" w15:restartNumberingAfterBreak="0">
+  <w:abstractNum w:abstractNumId="45" w15:restartNumberingAfterBreak="0">
     <w:nsid w:val="76712DCA"/>
     <w:multiLevelType w:val="multilevel"/>
     <w:tmpl w:val="ED0EF340"/>
@@ -27429,70 +27428,70 @@
       </w:pPr>
     </w:lvl>
   </w:abstractNum>
-  <w:num w:numId="1">
+  <w:num w:numId="1" w16cid:durableId="1816340002">
     <w:abstractNumId w:val="15"/>
   </w:num>
-  <w:num w:numId="2">
+  <w:num w:numId="2" w16cid:durableId="583420177">
+    <w:abstractNumId w:val="33"/>
+  </w:num>
+  <w:num w:numId="3" w16cid:durableId="163016662">
+    <w:abstractNumId w:val="36"/>
+  </w:num>
+  <w:num w:numId="4" w16cid:durableId="968438413">
+    <w:abstractNumId w:val="0"/>
+  </w:num>
+  <w:num w:numId="5" w16cid:durableId="73746812">
+    <w:abstractNumId w:val="29"/>
+  </w:num>
+  <w:num w:numId="6" w16cid:durableId="406466097">
+    <w:abstractNumId w:val="21"/>
+  </w:num>
+  <w:num w:numId="7" w16cid:durableId="681711593">
+    <w:abstractNumId w:val="18"/>
+  </w:num>
+  <w:num w:numId="8" w16cid:durableId="643044730">
+    <w:abstractNumId w:val="25"/>
+  </w:num>
+  <w:num w:numId="9" w16cid:durableId="160583715">
+    <w:abstractNumId w:val="12"/>
+  </w:num>
+  <w:num w:numId="10" w16cid:durableId="1788112200">
+    <w:abstractNumId w:val="24"/>
+  </w:num>
+  <w:num w:numId="11" w16cid:durableId="733242478">
+    <w:abstractNumId w:val="22"/>
+  </w:num>
+  <w:num w:numId="12" w16cid:durableId="1275362124">
     <w:abstractNumId w:val="32"/>
   </w:num>
-  <w:num w:numId="3">
+  <w:num w:numId="13" w16cid:durableId="1909923105">
     <w:abstractNumId w:val="35"/>
   </w:num>
-  <w:num w:numId="4">
-    <w:abstractNumId w:val="0"/>
-  </w:num>
-  <w:num w:numId="5">
-    <w:abstractNumId w:val="28"/>
-  </w:num>
-  <w:num w:numId="6">
-    <w:abstractNumId w:val="21"/>
-  </w:num>
-  <w:num w:numId="7">
-    <w:abstractNumId w:val="18"/>
-  </w:num>
-  <w:num w:numId="8">
-    <w:abstractNumId w:val="24"/>
-  </w:num>
-  <w:num w:numId="9">
-    <w:abstractNumId w:val="12"/>
-  </w:num>
-  <w:num w:numId="10">
-    <w:abstractNumId w:val="23"/>
-  </w:num>
-  <w:num w:numId="11">
-    <w:abstractNumId w:val="22"/>
-  </w:num>
-  <w:num w:numId="12">
-    <w:abstractNumId w:val="31"/>
-  </w:num>
-  <w:num w:numId="13">
-    <w:abstractNumId w:val="34"/>
-  </w:num>
-  <w:num w:numId="14">
+  <w:num w:numId="14" w16cid:durableId="1903984054">
     <w:abstractNumId w:val="17"/>
   </w:num>
-  <w:num w:numId="15">
-    <w:abstractNumId w:val="38"/>
+  <w:num w:numId="15" w16cid:durableId="345597814">
+    <w:abstractNumId w:val="39"/>
   </w:num>
-  <w:num w:numId="16">
+  <w:num w:numId="16" w16cid:durableId="1608810492">
     <w:abstractNumId w:val="2"/>
   </w:num>
-  <w:num w:numId="17">
+  <w:num w:numId="17" w16cid:durableId="437798392">
     <w:abstractNumId w:val="7"/>
   </w:num>
-  <w:num w:numId="18">
-    <w:abstractNumId w:val="40"/>
+  <w:num w:numId="18" w16cid:durableId="1747609155">
+    <w:abstractNumId w:val="41"/>
   </w:num>
-  <w:num w:numId="19">
-    <w:abstractNumId w:val="29"/>
+  <w:num w:numId="19" w16cid:durableId="1739595489">
+    <w:abstractNumId w:val="30"/>
   </w:num>
-  <w:num w:numId="20">
+  <w:num w:numId="20" w16cid:durableId="322319270">
     <w:abstractNumId w:val="9"/>
   </w:num>
-  <w:num w:numId="21">
+  <w:num w:numId="21" w16cid:durableId="1962027627">
     <w:abstractNumId w:val="16"/>
   </w:num>
-  <w:num w:numId="22">
+  <w:num w:numId="22" w16cid:durableId="1656956162">
     <w:abstractNumId w:val="19"/>
     <w:lvlOverride w:ilvl="0">
       <w:startOverride w:val="1"/>
@@ -27522,8 +27521,8 @@
       <w:startOverride w:val="1"/>
     </w:lvlOverride>
   </w:num>
-  <w:num w:numId="23">
-    <w:abstractNumId w:val="27"/>
+  <w:num w:numId="23" w16cid:durableId="310521103">
+    <w:abstractNumId w:val="28"/>
     <w:lvlOverride w:ilvl="0">
       <w:startOverride w:val="1"/>
     </w:lvlOverride>
@@ -27552,8 +27551,8 @@
       <w:startOverride w:val="1"/>
     </w:lvlOverride>
   </w:num>
-  <w:num w:numId="24">
-    <w:abstractNumId w:val="30"/>
+  <w:num w:numId="24" w16cid:durableId="1933246900">
+    <w:abstractNumId w:val="31"/>
     <w:lvlOverride w:ilvl="0">
       <w:startOverride w:val="1"/>
     </w:lvlOverride>
@@ -27582,7 +27581,7 @@
       <w:startOverride w:val="1"/>
     </w:lvlOverride>
   </w:num>
-  <w:num w:numId="25">
+  <w:num w:numId="25" w16cid:durableId="413285323">
     <w:abstractNumId w:val="1"/>
     <w:lvlOverride w:ilvl="0">
       <w:startOverride w:val="1"/>
@@ -27612,7 +27611,127 @@
       <w:startOverride w:val="1"/>
     </w:lvlOverride>
   </w:num>
-  <w:num w:numId="26">
+  <w:num w:numId="26" w16cid:durableId="1476870183">
+    <w:abstractNumId w:val="44"/>
+    <w:lvlOverride w:ilvl="0">
+      <w:startOverride w:val="2"/>
+    </w:lvlOverride>
+    <w:lvlOverride w:ilvl="1">
+      <w:startOverride w:val="1"/>
+    </w:lvlOverride>
+    <w:lvlOverride w:ilvl="2">
+      <w:startOverride w:val="55"/>
+    </w:lvlOverride>
+    <w:lvlOverride w:ilvl="3">
+      <w:startOverride w:val="1"/>
+    </w:lvlOverride>
+    <w:lvlOverride w:ilvl="4">
+      <w:startOverride w:val="1"/>
+    </w:lvlOverride>
+    <w:lvlOverride w:ilvl="5">
+      <w:startOverride w:val="1"/>
+    </w:lvlOverride>
+    <w:lvlOverride w:ilvl="6">
+      <w:startOverride w:val="1"/>
+    </w:lvlOverride>
+    <w:lvlOverride w:ilvl="7">
+      <w:startOverride w:val="1"/>
+    </w:lvlOverride>
+    <w:lvlOverride w:ilvl="8">
+      <w:startOverride w:val="1"/>
+    </w:lvlOverride>
+  </w:num>
+  <w:num w:numId="27" w16cid:durableId="655691975">
+    <w:abstractNumId w:val="27"/>
+    <w:lvlOverride w:ilvl="0">
+      <w:startOverride w:val="2"/>
+    </w:lvlOverride>
+    <w:lvlOverride w:ilvl="1">
+      <w:startOverride w:val="1"/>
+    </w:lvlOverride>
+    <w:lvlOverride w:ilvl="2">
+      <w:startOverride w:val="55"/>
+    </w:lvlOverride>
+    <w:lvlOverride w:ilvl="3">
+      <w:startOverride w:val="1"/>
+    </w:lvlOverride>
+    <w:lvlOverride w:ilvl="4">
+      <w:startOverride w:val="1"/>
+    </w:lvlOverride>
+    <w:lvlOverride w:ilvl="5">
+      <w:startOverride w:val="1"/>
+    </w:lvlOverride>
+    <w:lvlOverride w:ilvl="6">
+      <w:startOverride w:val="1"/>
+    </w:lvlOverride>
+    <w:lvlOverride w:ilvl="7">
+      <w:startOverride w:val="1"/>
+    </w:lvlOverride>
+    <w:lvlOverride w:ilvl="8">
+      <w:startOverride w:val="1"/>
+    </w:lvlOverride>
+  </w:num>
+  <w:num w:numId="28" w16cid:durableId="354311923">
+    <w:abstractNumId w:val="3"/>
+    <w:lvlOverride w:ilvl="0">
+      <w:startOverride w:val="2"/>
+    </w:lvlOverride>
+    <w:lvlOverride w:ilvl="1">
+      <w:startOverride w:val="1"/>
+    </w:lvlOverride>
+    <w:lvlOverride w:ilvl="2">
+      <w:startOverride w:val="55"/>
+    </w:lvlOverride>
+    <w:lvlOverride w:ilvl="3">
+      <w:startOverride w:val="1"/>
+    </w:lvlOverride>
+    <w:lvlOverride w:ilvl="4">
+      <w:startOverride w:val="1"/>
+    </w:lvlOverride>
+    <w:lvlOverride w:ilvl="5">
+      <w:startOverride w:val="1"/>
+    </w:lvlOverride>
+    <w:lvlOverride w:ilvl="6">
+      <w:startOverride w:val="1"/>
+    </w:lvlOverride>
+    <w:lvlOverride w:ilvl="7">
+      <w:startOverride w:val="1"/>
+    </w:lvlOverride>
+    <w:lvlOverride w:ilvl="8">
+      <w:startOverride w:val="1"/>
+    </w:lvlOverride>
+  </w:num>
+  <w:num w:numId="29" w16cid:durableId="1049913432">
+    <w:abstractNumId w:val="14"/>
+    <w:lvlOverride w:ilvl="0">
+      <w:startOverride w:val="2"/>
+    </w:lvlOverride>
+    <w:lvlOverride w:ilvl="1">
+      <w:startOverride w:val="1"/>
+    </w:lvlOverride>
+    <w:lvlOverride w:ilvl="2">
+      <w:startOverride w:val="55"/>
+    </w:lvlOverride>
+    <w:lvlOverride w:ilvl="3">
+      <w:startOverride w:val="1"/>
+    </w:lvlOverride>
+    <w:lvlOverride w:ilvl="4">
+      <w:startOverride w:val="1"/>
+    </w:lvlOverride>
+    <w:lvlOverride w:ilvl="5">
+      <w:startOverride w:val="1"/>
+    </w:lvlOverride>
+    <w:lvlOverride w:ilvl="6">
+      <w:startOverride w:val="1"/>
+    </w:lvlOverride>
+    <w:lvlOverride w:ilvl="7">
+      <w:startOverride w:val="1"/>
+    </w:lvlOverride>
+    <w:lvlOverride w:ilvl="8">
+      <w:startOverride w:val="1"/>
+    </w:lvlOverride>
+  </w:num>
+  <w:num w:numId="30" w16cid:durableId="1269581910">
     <w:abstractNumId w:val="43"/>
     <w:lvlOverride w:ilvl="0">
       <w:startOverride w:val="2"/>
@@ -27642,7 +27761,397 @@
       <w:startOverride w:val="1"/>
     </w:lvlOverride>
   </w:num>
-  <w:num w:numId="27">
+  <w:num w:numId="31" w16cid:durableId="2092119433">
+    <w:abstractNumId w:val="6"/>
+    <w:lvlOverride w:ilvl="0">
+      <w:startOverride w:val="2"/>
+    </w:lvlOverride>
+    <w:lvlOverride w:ilvl="1">
+      <w:startOverride w:val="1"/>
+    </w:lvlOverride>
+    <w:lvlOverride w:ilvl="2">
+      <w:startOverride w:val="55"/>
+    </w:lvlOverride>
+    <w:lvlOverride w:ilvl="3">
+      <w:startOverride w:val="1"/>
+    </w:lvlOverride>
+    <w:lvlOverride w:ilvl="4">
+      <w:startOverride w:val="1"/>
+    </w:lvlOverride>
+    <w:lvlOverride w:ilvl="5">
+      <w:startOverride w:val="1"/>
+    </w:lvlOverride>
+    <w:lvlOverride w:ilvl="6">
+      <w:startOverride w:val="1"/>
+    </w:lvlOverride>
+    <w:lvlOverride w:ilvl="7">
+      <w:startOverride w:val="1"/>
+    </w:lvlOverride>
+    <w:lvlOverride w:ilvl="8">
+      <w:startOverride w:val="1"/>
+    </w:lvlOverride>
+  </w:num>
+  <w:num w:numId="32" w16cid:durableId="689842135">
+    <w:abstractNumId w:val="10"/>
+    <w:lvlOverride w:ilvl="0">
+      <w:startOverride w:val="2"/>
+    </w:lvlOverride>
+    <w:lvlOverride w:ilvl="1">
+      <w:startOverride w:val="1"/>
+    </w:lvlOverride>
+    <w:lvlOverride w:ilvl="2">
+      <w:startOverride w:val="55"/>
+    </w:lvlOverride>
+    <w:lvlOverride w:ilvl="3">
+      <w:startOverride w:val="1"/>
+    </w:lvlOverride>
+    <w:lvlOverride w:ilvl="4">
+      <w:startOverride w:val="1"/>
+    </w:lvlOverride>
+    <w:lvlOverride w:ilvl="5">
+      <w:startOverride w:val="1"/>
+    </w:lvlOverride>
+    <w:lvlOverride w:ilvl="6">
+      <w:startOverride w:val="1"/>
+    </w:lvlOverride>
+    <w:lvlOverride w:ilvl="7">
+      <w:startOverride w:val="1"/>
+    </w:lvlOverride>
+    <w:lvlOverride w:ilvl="8">
+      <w:startOverride w:val="1"/>
+    </w:lvlOverride>
+  </w:num>
+  <w:num w:numId="33" w16cid:durableId="1588536755">
+    <w:abstractNumId w:val="45"/>
+    <w:lvlOverride w:ilvl="0">
+      <w:startOverride w:val="2"/>
+    </w:lvlOverride>
+    <w:lvlOverride w:ilvl="1">
+      <w:startOverride w:val="1"/>
+    </w:lvlOverride>
+    <w:lvlOverride w:ilvl="2">
+      <w:startOverride w:val="55"/>
+    </w:lvlOverride>
+    <w:lvlOverride w:ilvl="3">
+      <w:startOverride w:val="1"/>
+    </w:lvlOverride>
+    <w:lvlOverride w:ilvl="4">
+      <w:startOverride w:val="1"/>
+    </w:lvlOverride>
+    <w:lvlOverride w:ilvl="5">
+      <w:startOverride w:val="1"/>
+    </w:lvlOverride>
+    <w:lvlOverride w:ilvl="6">
+      <w:startOverride w:val="1"/>
+    </w:lvlOverride>
+    <w:lvlOverride w:ilvl="7">
+      <w:startOverride w:val="1"/>
+    </w:lvlOverride>
+    <w:lvlOverride w:ilvl="8">
+      <w:startOverride w:val="1"/>
+    </w:lvlOverride>
+  </w:num>
+  <w:num w:numId="34" w16cid:durableId="1654678182">
+    <w:abstractNumId w:val="4"/>
+    <w:lvlOverride w:ilvl="0">
+      <w:startOverride w:val="2"/>
+    </w:lvlOverride>
+    <w:lvlOverride w:ilvl="1">
+      <w:startOverride w:val="1"/>
+    </w:lvlOverride>
+    <w:lvlOverride w:ilvl="2">
+      <w:startOverride w:val="55"/>
+    </w:lvlOverride>
+    <w:lvlOverride w:ilvl="3">
+      <w:startOverride w:val="1"/>
+    </w:lvlOverride>
+    <w:lvlOverride w:ilvl="4">
+      <w:startOverride w:val="1"/>
+    </w:lvlOverride>
+    <w:lvlOverride w:ilvl="5">
+      <w:startOverride w:val="1"/>
+    </w:lvlOverride>
+    <w:lvlOverride w:ilvl="6">
+      <w:startOverride w:val="1"/>
+    </w:lvlOverride>
+    <w:lvlOverride w:ilvl="7">
+      <w:startOverride w:val="1"/>
+    </w:lvlOverride>
+    <w:lvlOverride w:ilvl="8">
+      <w:startOverride w:val="1"/>
+    </w:lvlOverride>
+  </w:num>
+  <w:num w:numId="35" w16cid:durableId="1044015265">
+    <w:abstractNumId w:val="37"/>
+    <w:lvlOverride w:ilvl="0">
+      <w:startOverride w:val="2"/>
+    </w:lvlOverride>
+    <w:lvlOverride w:ilvl="1">
+      <w:startOverride w:val="1"/>
+    </w:lvlOverride>
+    <w:lvlOverride w:ilvl="2">
+      <w:startOverride w:val="55"/>
+    </w:lvlOverride>
+    <w:lvlOverride w:ilvl="3">
+      <w:startOverride w:val="1"/>
+    </w:lvlOverride>
+    <w:lvlOverride w:ilvl="4">
+      <w:startOverride w:val="1"/>
+    </w:lvlOverride>
+    <w:lvlOverride w:ilvl="5">
+      <w:startOverride w:val="1"/>
+    </w:lvlOverride>
+    <w:lvlOverride w:ilvl="6">
+      <w:startOverride w:val="1"/>
+    </w:lvlOverride>
+    <w:lvlOverride w:ilvl="7">
+      <w:startOverride w:val="1"/>
+    </w:lvlOverride>
+    <w:lvlOverride w:ilvl="8">
+      <w:startOverride w:val="1"/>
+    </w:lvlOverride>
+  </w:num>
+  <w:num w:numId="36" w16cid:durableId="425923107">
+    <w:abstractNumId w:val="40"/>
+    <w:lvlOverride w:ilvl="0">
+      <w:startOverride w:val="2"/>
+    </w:lvlOverride>
+    <w:lvlOverride w:ilvl="1">
+      <w:startOverride w:val="1"/>
+    </w:lvlOverride>
+    <w:lvlOverride w:ilvl="2">
+      <w:startOverride w:val="55"/>
+    </w:lvlOverride>
+    <w:lvlOverride w:ilvl="3">
+      <w:startOverride w:val="1"/>
+    </w:lvlOverride>
+    <w:lvlOverride w:ilvl="4">
+      <w:startOverride w:val="1"/>
+    </w:lvlOverride>
+    <w:lvlOverride w:ilvl="5">
+      <w:startOverride w:val="1"/>
+    </w:lvlOverride>
+    <w:lvlOverride w:ilvl="6">
+      <w:startOverride w:val="1"/>
+    </w:lvlOverride>
+    <w:lvlOverride w:ilvl="7">
+      <w:startOverride w:val="1"/>
+    </w:lvlOverride>
+    <w:lvlOverride w:ilvl="8">
+      <w:startOverride w:val="1"/>
+    </w:lvlOverride>
+  </w:num>
+  <w:num w:numId="37" w16cid:durableId="1719815392">
+    <w:abstractNumId w:val="34"/>
+    <w:lvlOverride w:ilvl="0">
+      <w:startOverride w:val="2"/>
+    </w:lvlOverride>
+    <w:lvlOverride w:ilvl="1">
+      <w:startOverride w:val="1"/>
+    </w:lvlOverride>
+    <w:lvlOverride w:ilvl="2">
+      <w:startOverride w:val="55"/>
+    </w:lvlOverride>
+    <w:lvlOverride w:ilvl="3">
+      <w:startOverride w:val="1"/>
+    </w:lvlOverride>
+    <w:lvlOverride w:ilvl="4">
+      <w:startOverride w:val="1"/>
+    </w:lvlOverride>
+    <w:lvlOverride w:ilvl="5">
+      <w:startOverride w:val="1"/>
+    </w:lvlOverride>
+    <w:lvlOverride w:ilvl="6">
+      <w:startOverride w:val="1"/>
+    </w:lvlOverride>
+    <w:lvlOverride w:ilvl="7">
+      <w:startOverride w:val="1"/>
+    </w:lvlOverride>
+    <w:lvlOverride w:ilvl="8">
+      <w:startOverride w:val="1"/>
+    </w:lvlOverride>
+  </w:num>
+  <w:num w:numId="38" w16cid:durableId="1047950419">
+    <w:abstractNumId w:val="8"/>
+    <w:lvlOverride w:ilvl="0">
+      <w:startOverride w:val="1"/>
+    </w:lvlOverride>
+    <w:lvlOverride w:ilvl="1">
+      <w:startOverride w:val="1"/>
+    </w:lvlOverride>
+    <w:lvlOverride w:ilvl="2">
+      <w:startOverride w:val="1"/>
+    </w:lvlOverride>
+    <w:lvlOverride w:ilvl="3">
+      <w:startOverride w:val="1"/>
+    </w:lvlOverride>
+    <w:lvlOverride w:ilvl="4">
+      <w:startOverride w:val="1"/>
+    </w:lvlOverride>
+    <w:lvlOverride w:ilvl="5">
+      <w:startOverride w:val="1"/>
+    </w:lvlOverride>
+    <w:lvlOverride w:ilvl="6">
+      <w:startOverride w:val="1"/>
+    </w:lvlOverride>
+    <w:lvlOverride w:ilvl="7">
+      <w:startOverride w:val="1"/>
+    </w:lvlOverride>
+    <w:lvlOverride w:ilvl="8">
+      <w:startOverride w:val="1"/>
+    </w:lvlOverride>
+  </w:num>
+  <w:num w:numId="39" w16cid:durableId="1424839840">
+    <w:abstractNumId w:val="11"/>
+    <w:lvlOverride w:ilvl="0">
+      <w:startOverride w:val="1"/>
+    </w:lvlOverride>
+    <w:lvlOverride w:ilvl="1">
+      <w:startOverride w:val="1"/>
+    </w:lvlOverride>
+    <w:lvlOverride w:ilvl="2">
+      <w:startOverride w:val="1"/>
+    </w:lvlOverride>
+    <w:lvlOverride w:ilvl="3">
+      <w:startOverride w:val="1"/>
+    </w:lvlOverride>
+    <w:lvlOverride w:ilvl="4">
+      <w:startOverride w:val="1"/>
+    </w:lvlOverride>
+    <w:lvlOverride w:ilvl="5">
+      <w:startOverride w:val="1"/>
+    </w:lvlOverride>
+    <w:lvlOverride w:ilvl="6">
+      <w:startOverride w:val="1"/>
+    </w:lvlOverride>
+    <w:lvlOverride w:ilvl="7">
+      <w:startOverride w:val="1"/>
+    </w:lvlOverride>
+    <w:lvlOverride w:ilvl="8">
+      <w:startOverride w:val="1"/>
+    </w:lvlOverride>
+  </w:num>
+  <w:num w:numId="40" w16cid:durableId="841623835">
+    <w:abstractNumId w:val="20"/>
+    <w:lvlOverride w:ilvl="0">
+      <w:startOverride w:val="1"/>
+    </w:lvlOverride>
+    <w:lvlOverride w:ilvl="1">
+      <w:startOverride w:val="1"/>
+    </w:lvlOverride>
+    <w:lvlOverride w:ilvl="2">
+      <w:startOverride w:val="1"/>
+    </w:lvlOverride>
+    <w:lvlOverride w:ilvl="3">
+      <w:startOverride w:val="1"/>
+    </w:lvlOverride>
+    <w:lvlOverride w:ilvl="4">
+      <w:startOverride w:val="1"/>
+    </w:lvlOverride>
+    <w:lvlOverride w:ilvl="5">
+      <w:startOverride w:val="1"/>
+    </w:lvlOverride>
+    <w:lvlOverride w:ilvl="6">
+      <w:startOverride w:val="1"/>
+    </w:lvlOverride>
+    <w:lvlOverride w:ilvl="7">
+      <w:startOverride w:val="1"/>
+    </w:lvlOverride>
+    <w:lvlOverride w:ilvl="8">
+      <w:startOverride w:val="1"/>
+    </w:lvlOverride>
+  </w:num>
+  <w:num w:numId="41" w16cid:durableId="982080951">
+    <w:abstractNumId w:val="5"/>
+    <w:lvlOverride w:ilvl="0">
+      <w:startOverride w:val="1"/>
+    </w:lvlOverride>
+    <w:lvlOverride w:ilvl="1">
+      <w:startOverride w:val="1"/>
+    </w:lvlOverride>
+    <w:lvlOverride w:ilvl="2">
+      <w:startOverride w:val="1"/>
+    </w:lvlOverride>
+    <w:lvlOverride w:ilvl="3">
+      <w:startOverride w:val="1"/>
+    </w:lvlOverride>
+    <w:lvlOverride w:ilvl="4">
+      <w:startOverride w:val="1"/>
+    </w:lvlOverride>
+    <w:lvlOverride w:ilvl="5">
+      <w:startOverride w:val="1"/>
+    </w:lvlOverride>
+    <w:lvlOverride w:ilvl="6">
+      <w:startOverride w:val="1"/>
+    </w:lvlOverride>
+    <w:lvlOverride w:ilvl="7">
+      <w:startOverride w:val="1"/>
+    </w:lvlOverride>
+    <w:lvlOverride w:ilvl="8">
+      <w:startOverride w:val="1"/>
+    </w:lvlOverride>
+  </w:num>
+  <w:num w:numId="42" w16cid:durableId="1726486964">
+    <w:abstractNumId w:val="13"/>
+    <w:lvlOverride w:ilvl="0">
+      <w:startOverride w:val="2"/>
+    </w:lvlOverride>
+    <w:lvlOverride w:ilvl="1">
+      <w:startOverride w:val="1"/>
+    </w:lvlOverride>
+    <w:lvlOverride w:ilvl="2">
+      <w:startOverride w:val="55"/>
+    </w:lvlOverride>
+    <w:lvlOverride w:ilvl="3">
+      <w:startOverride w:val="1"/>
+    </w:lvlOverride>
+    <w:lvlOverride w:ilvl="4">
+      <w:startOverride w:val="1"/>
+    </w:lvlOverride>
+    <w:lvlOverride w:ilvl="5">
+      <w:startOverride w:val="1"/>
+    </w:lvlOverride>
+    <w:lvlOverride w:ilvl="6">
+      <w:startOverride w:val="1"/>
+    </w:lvlOverride>
+    <w:lvlOverride w:ilvl="7">
+      <w:startOverride w:val="1"/>
+    </w:lvlOverride>
+    <w:lvlOverride w:ilvl="8">
+      <w:startOverride w:val="1"/>
+    </w:lvlOverride>
+  </w:num>
+  <w:num w:numId="43" w16cid:durableId="457190834">
+    <w:abstractNumId w:val="38"/>
+    <w:lvlOverride w:ilvl="0">
+      <w:startOverride w:val="1"/>
+    </w:lvlOverride>
+    <w:lvlOverride w:ilvl="1">
+      <w:startOverride w:val="1"/>
+    </w:lvlOverride>
+    <w:lvlOverride w:ilvl="2">
+      <w:startOverride w:val="1"/>
+    </w:lvlOverride>
+    <w:lvlOverride w:ilvl="3">
+      <w:startOverride w:val="1"/>
+    </w:lvlOverride>
+    <w:lvlOverride w:ilvl="4">
+      <w:startOverride w:val="1"/>
+    </w:lvlOverride>
+    <w:lvlOverride w:ilvl="5">
+      <w:startOverride w:val="1"/>
+    </w:lvlOverride>
+    <w:lvlOverride w:ilvl="6">
+      <w:startOverride w:val="1"/>
+    </w:lvlOverride>
+    <w:lvlOverride w:ilvl="7">
+      <w:startOverride w:val="1"/>
+    </w:lvlOverride>
+    <w:lvlOverride w:ilvl="8">
+      <w:startOverride w:val="1"/>
+    </w:lvlOverride>
+  </w:num>
+  <w:num w:numId="44" w16cid:durableId="921834826">
     <w:abstractNumId w:val="26"/>
     <w:lvlOverride w:ilvl="0">
       <w:startOverride w:val="2"/>
@@ -27672,308 +28181,8 @@
       <w:startOverride w:val="1"/>
     </w:lvlOverride>
   </w:num>
-  <w:num w:numId="28">
-    <w:abstractNumId w:val="3"/>
-    <w:lvlOverride w:ilvl="0">
-      <w:startOverride w:val="2"/>
-    </w:lvlOverride>
-    <w:lvlOverride w:ilvl="1">
-      <w:startOverride w:val="1"/>
-    </w:lvlOverride>
-    <w:lvlOverride w:ilvl="2">
-      <w:startOverride w:val="55"/>
-    </w:lvlOverride>
-    <w:lvlOverride w:ilvl="3">
-      <w:startOverride w:val="1"/>
-    </w:lvlOverride>
-    <w:lvlOverride w:ilvl="4">
-      <w:startOverride w:val="1"/>
-    </w:lvlOverride>
-    <w:lvlOverride w:ilvl="5">
-      <w:startOverride w:val="1"/>
-    </w:lvlOverride>
-    <w:lvlOverride w:ilvl="6">
-      <w:startOverride w:val="1"/>
-    </w:lvlOverride>
-    <w:lvlOverride w:ilvl="7">
-      <w:startOverride w:val="1"/>
-    </w:lvlOverride>
-    <w:lvlOverride w:ilvl="8">
-      <w:startOverride w:val="1"/>
-    </w:lvlOverride>
-  </w:num>
-  <w:num w:numId="29">
-    <w:abstractNumId w:val="14"/>
-    <w:lvlOverride w:ilvl="0">
-      <w:startOverride w:val="2"/>
-    </w:lvlOverride>
-    <w:lvlOverride w:ilvl="1">
-      <w:startOverride w:val="1"/>
-    </w:lvlOverride>
-    <w:lvlOverride w:ilvl="2">
-      <w:startOverride w:val="55"/>
-    </w:lvlOverride>
-    <w:lvlOverride w:ilvl="3">
-      <w:startOverride w:val="1"/>
-    </w:lvlOverride>
-    <w:lvlOverride w:ilvl="4">
-      <w:startOverride w:val="1"/>
-    </w:lvlOverride>
-    <w:lvlOverride w:ilvl="5">
-      <w:startOverride w:val="1"/>
-    </w:lvlOverride>
-    <w:lvlOverride w:ilvl="6">
-      <w:startOverride w:val="1"/>
-    </w:lvlOverride>
-    <w:lvlOverride w:ilvl="7">
-      <w:startOverride w:val="1"/>
-    </w:lvlOverride>
-    <w:lvlOverride w:ilvl="8">
-      <w:startOverride w:val="1"/>
-    </w:lvlOverride>
-  </w:num>
-  <w:num w:numId="30">
+  <w:num w:numId="45" w16cid:durableId="794714853">
     <w:abstractNumId w:val="42"/>
-    <w:lvlOverride w:ilvl="0">
-      <w:startOverride w:val="2"/>
-    </w:lvlOverride>
-    <w:lvlOverride w:ilvl="1">
-      <w:startOverride w:val="1"/>
-    </w:lvlOverride>
-    <w:lvlOverride w:ilvl="2">
-      <w:startOverride w:val="55"/>
-    </w:lvlOverride>
-    <w:lvlOverride w:ilvl="3">
-      <w:startOverride w:val="1"/>
-    </w:lvlOverride>
-    <w:lvlOverride w:ilvl="4">
-      <w:startOverride w:val="1"/>
-    </w:lvlOverride>
-    <w:lvlOverride w:ilvl="5">
-      <w:startOverride w:val="1"/>
-    </w:lvlOverride>
-    <w:lvlOverride w:ilvl="6">
-      <w:startOverride w:val="1"/>
-    </w:lvlOverride>
-    <w:lvlOverride w:ilvl="7">
-      <w:startOverride w:val="1"/>
-    </w:lvlOverride>
-    <w:lvlOverride w:ilvl="8">
-      <w:startOverride w:val="1"/>
-    </w:lvlOverride>
-  </w:num>
-  <w:num w:numId="31">
-    <w:abstractNumId w:val="6"/>
-    <w:lvlOverride w:ilvl="0">
-      <w:startOverride w:val="2"/>
-    </w:lvlOverride>
-    <w:lvlOverride w:ilvl="1">
-      <w:startOverride w:val="1"/>
-    </w:lvlOverride>
-    <w:lvlOverride w:ilvl="2">
-      <w:startOverride w:val="55"/>
-    </w:lvlOverride>
-    <w:lvlOverride w:ilvl="3">
-      <w:startOverride w:val="1"/>
-    </w:lvlOverride>
-    <w:lvlOverride w:ilvl="4">
-      <w:startOverride w:val="1"/>
-    </w:lvlOverride>
-    <w:lvlOverride w:ilvl="5">
-      <w:startOverride w:val="1"/>
-    </w:lvlOverride>
-    <w:lvlOverride w:ilvl="6">
-      <w:startOverride w:val="1"/>
-    </w:lvlOverride>
-    <w:lvlOverride w:ilvl="7">
-      <w:startOverride w:val="1"/>
-    </w:lvlOverride>
-    <w:lvlOverride w:ilvl="8">
-      <w:startOverride w:val="1"/>
-    </w:lvlOverride>
-  </w:num>
-  <w:num w:numId="32">
-    <w:abstractNumId w:val="10"/>
-    <w:lvlOverride w:ilvl="0">
-      <w:startOverride w:val="2"/>
-    </w:lvlOverride>
-    <w:lvlOverride w:ilvl="1">
-      <w:startOverride w:val="1"/>
-    </w:lvlOverride>
-    <w:lvlOverride w:ilvl="2">
-      <w:startOverride w:val="55"/>
-    </w:lvlOverride>
-    <w:lvlOverride w:ilvl="3">
-      <w:startOverride w:val="1"/>
-    </w:lvlOverride>
-    <w:lvlOverride w:ilvl="4">
-      <w:startOverride w:val="1"/>
-    </w:lvlOverride>
-    <w:lvlOverride w:ilvl="5">
-      <w:startOverride w:val="1"/>
-    </w:lvlOverride>
-    <w:lvlOverride w:ilvl="6">
-      <w:startOverride w:val="1"/>
-    </w:lvlOverride>
-    <w:lvlOverride w:ilvl="7">
-      <w:startOverride w:val="1"/>
-    </w:lvlOverride>
-    <w:lvlOverride w:ilvl="8">
-      <w:startOverride w:val="1"/>
-    </w:lvlOverride>
-  </w:num>
-  <w:num w:numId="33">
-    <w:abstractNumId w:val="44"/>
-    <w:lvlOverride w:ilvl="0">
-      <w:startOverride w:val="2"/>
-    </w:lvlOverride>
-    <w:lvlOverride w:ilvl="1">
-      <w:startOverride w:val="1"/>
-    </w:lvlOverride>
-    <w:lvlOverride w:ilvl="2">
-      <w:startOverride w:val="55"/>
-    </w:lvlOverride>
-    <w:lvlOverride w:ilvl="3">
-      <w:startOverride w:val="1"/>
-    </w:lvlOverride>
-    <w:lvlOverride w:ilvl="4">
-      <w:startOverride w:val="1"/>
-    </w:lvlOverride>
-    <w:lvlOverride w:ilvl="5">
-      <w:startOverride w:val="1"/>
-    </w:lvlOverride>
-    <w:lvlOverride w:ilvl="6">
-      <w:startOverride w:val="1"/>
-    </w:lvlOverride>
-    <w:lvlOverride w:ilvl="7">
-      <w:startOverride w:val="1"/>
-    </w:lvlOverride>
-    <w:lvlOverride w:ilvl="8">
-      <w:startOverride w:val="1"/>
-    </w:lvlOverride>
-  </w:num>
-  <w:num w:numId="34">
-    <w:abstractNumId w:val="4"/>
-    <w:lvlOverride w:ilvl="0">
-      <w:startOverride w:val="2"/>
-    </w:lvlOverride>
-    <w:lvlOverride w:ilvl="1">
-      <w:startOverride w:val="1"/>
-    </w:lvlOverride>
-    <w:lvlOverride w:ilvl="2">
-      <w:startOverride w:val="55"/>
-    </w:lvlOverride>
-    <w:lvlOverride w:ilvl="3">
-      <w:startOverride w:val="1"/>
-    </w:lvlOverride>
-    <w:lvlOverride w:ilvl="4">
-      <w:startOverride w:val="1"/>
-    </w:lvlOverride>
-    <w:lvlOverride w:ilvl="5">
-      <w:startOverride w:val="1"/>
-    </w:lvlOverride>
-    <w:lvlOverride w:ilvl="6">
-      <w:startOverride w:val="1"/>
-    </w:lvlOverride>
-    <w:lvlOverride w:ilvl="7">
-      <w:startOverride w:val="1"/>
-    </w:lvlOverride>
-    <w:lvlOverride w:ilvl="8">
-      <w:startOverride w:val="1"/>
-    </w:lvlOverride>
-  </w:num>
-  <w:num w:numId="35">
-    <w:abstractNumId w:val="36"/>
-    <w:lvlOverride w:ilvl="0">
-      <w:startOverride w:val="2"/>
-    </w:lvlOverride>
-    <w:lvlOverride w:ilvl="1">
-      <w:startOverride w:val="1"/>
-    </w:lvlOverride>
-    <w:lvlOverride w:ilvl="2">
-      <w:startOverride w:val="55"/>
-    </w:lvlOverride>
-    <w:lvlOverride w:ilvl="3">
-      <w:startOverride w:val="1"/>
-    </w:lvlOverride>
-    <w:lvlOverride w:ilvl="4">
-      <w:startOverride w:val="1"/>
-    </w:lvlOverride>
-    <w:lvlOverride w:ilvl="5">
-      <w:startOverride w:val="1"/>
-    </w:lvlOverride>
-    <w:lvlOverride w:ilvl="6">
-      <w:startOverride w:val="1"/>
-    </w:lvlOverride>
-    <w:lvlOverride w:ilvl="7">
-      <w:startOverride w:val="1"/>
-    </w:lvlOverride>
-    <w:lvlOverride w:ilvl="8">
-      <w:startOverride w:val="1"/>
-    </w:lvlOverride>
-  </w:num>
-  <w:num w:numId="36">
-    <w:abstractNumId w:val="39"/>
-    <w:lvlOverride w:ilvl="0">
-      <w:startOverride w:val="2"/>
-    </w:lvlOverride>
-    <w:lvlOverride w:ilvl="1">
-      <w:startOverride w:val="1"/>
-    </w:lvlOverride>
-    <w:lvlOverride w:ilvl="2">
-      <w:startOverride w:val="55"/>
-    </w:lvlOverride>
-    <w:lvlOverride w:ilvl="3">
-      <w:startOverride w:val="1"/>
-    </w:lvlOverride>
-    <w:lvlOverride w:ilvl="4">
-      <w:startOverride w:val="1"/>
-    </w:lvlOverride>
-    <w:lvlOverride w:ilvl="5">
-      <w:startOverride w:val="1"/>
-    </w:lvlOverride>
-    <w:lvlOverride w:ilvl="6">
-      <w:startOverride w:val="1"/>
-    </w:lvlOverride>
-    <w:lvlOverride w:ilvl="7">
-      <w:startOverride w:val="1"/>
-    </w:lvlOverride>
-    <w:lvlOverride w:ilvl="8">
-      <w:startOverride w:val="1"/>
-    </w:lvlOverride>
-  </w:num>
-  <w:num w:numId="37">
-    <w:abstractNumId w:val="33"/>
-    <w:lvlOverride w:ilvl="0">
-      <w:startOverride w:val="2"/>
-    </w:lvlOverride>
-    <w:lvlOverride w:ilvl="1">
-      <w:startOverride w:val="1"/>
-    </w:lvlOverride>
-    <w:lvlOverride w:ilvl="2">
-      <w:startOverride w:val="55"/>
-    </w:lvlOverride>
-    <w:lvlOverride w:ilvl="3">
-      <w:startOverride w:val="1"/>
-    </w:lvlOverride>
-    <w:lvlOverride w:ilvl="4">
-      <w:startOverride w:val="1"/>
-    </w:lvlOverride>
-    <w:lvlOverride w:ilvl="5">
-      <w:startOverride w:val="1"/>
-    </w:lvlOverride>
-    <w:lvlOverride w:ilvl="6">
-      <w:startOverride w:val="1"/>
-    </w:lvlOverride>
-    <w:lvlOverride w:ilvl="7">
-      <w:startOverride w:val="1"/>
-    </w:lvlOverride>
-    <w:lvlOverride w:ilvl="8">
-      <w:startOverride w:val="1"/>
-    </w:lvlOverride>
-  </w:num>
-  <w:num w:numId="38">
-    <w:abstractNumId w:val="8"/>
     <w:lvlOverride w:ilvl="0">
       <w:startOverride w:val="1"/>
     </w:lvlOverride>
@@ -28002,222 +28211,23 @@
       <w:startOverride w:val="1"/>
     </w:lvlOverride>
   </w:num>
-  <w:num w:numId="39">
-    <w:abstractNumId w:val="11"/>
-    <w:lvlOverride w:ilvl="0">
-      <w:startOverride w:val="1"/>
-    </w:lvlOverride>
-    <w:lvlOverride w:ilvl="1">
-      <w:startOverride w:val="1"/>
-    </w:lvlOverride>
-    <w:lvlOverride w:ilvl="2">
-      <w:startOverride w:val="1"/>
-    </w:lvlOverride>
-    <w:lvlOverride w:ilvl="3">
-      <w:startOverride w:val="1"/>
-    </w:lvlOverride>
-    <w:lvlOverride w:ilvl="4">
-      <w:startOverride w:val="1"/>
-    </w:lvlOverride>
-    <w:lvlOverride w:ilvl="5">
-      <w:startOverride w:val="1"/>
-    </w:lvlOverride>
-    <w:lvlOverride w:ilvl="6">
-      <w:startOverride w:val="1"/>
-    </w:lvlOverride>
-    <w:lvlOverride w:ilvl="7">
-      <w:startOverride w:val="1"/>
-    </w:lvlOverride>
-    <w:lvlOverride w:ilvl="8">
-      <w:startOverride w:val="1"/>
-    </w:lvlOverride>
-  </w:num>
-  <w:num w:numId="40">
-    <w:abstractNumId w:val="20"/>
-    <w:lvlOverride w:ilvl="0">
-      <w:startOverride w:val="1"/>
-    </w:lvlOverride>
-    <w:lvlOverride w:ilvl="1">
-      <w:startOverride w:val="1"/>
-    </w:lvlOverride>
-    <w:lvlOverride w:ilvl="2">
-      <w:startOverride w:val="1"/>
-    </w:lvlOverride>
-    <w:lvlOverride w:ilvl="3">
-      <w:startOverride w:val="1"/>
-    </w:lvlOverride>
-    <w:lvlOverride w:ilvl="4">
-      <w:startOverride w:val="1"/>
-    </w:lvlOverride>
-    <w:lvlOverride w:ilvl="5">
-      <w:startOverride w:val="1"/>
-    </w:lvlOverride>
-    <w:lvlOverride w:ilvl="6">
-      <w:startOverride w:val="1"/>
-    </w:lvlOverride>
-    <w:lvlOverride w:ilvl="7">
-      <w:startOverride w:val="1"/>
-    </w:lvlOverride>
-    <w:lvlOverride w:ilvl="8">
-      <w:startOverride w:val="1"/>
-    </w:lvlOverride>
-  </w:num>
-  <w:num w:numId="41">
-    <w:abstractNumId w:val="5"/>
-    <w:lvlOverride w:ilvl="0">
-      <w:startOverride w:val="1"/>
-    </w:lvlOverride>
-    <w:lvlOverride w:ilvl="1">
-      <w:startOverride w:val="1"/>
-    </w:lvlOverride>
-    <w:lvlOverride w:ilvl="2">
-      <w:startOverride w:val="1"/>
-    </w:lvlOverride>
-    <w:lvlOverride w:ilvl="3">
-      <w:startOverride w:val="1"/>
-    </w:lvlOverride>
-    <w:lvlOverride w:ilvl="4">
-      <w:startOverride w:val="1"/>
-    </w:lvlOverride>
-    <w:lvlOverride w:ilvl="5">
-      <w:startOverride w:val="1"/>
-    </w:lvlOverride>
-    <w:lvlOverride w:ilvl="6">
-      <w:startOverride w:val="1"/>
-    </w:lvlOverride>
-    <w:lvlOverride w:ilvl="7">
-      <w:startOverride w:val="1"/>
-    </w:lvlOverride>
-    <w:lvlOverride w:ilvl="8">
-      <w:startOverride w:val="1"/>
-    </w:lvlOverride>
-  </w:num>
-  <w:num w:numId="42">
-    <w:abstractNumId w:val="13"/>
-    <w:lvlOverride w:ilvl="0">
-      <w:startOverride w:val="2"/>
-    </w:lvlOverride>
-    <w:lvlOverride w:ilvl="1">
-      <w:startOverride w:val="1"/>
-    </w:lvlOverride>
-    <w:lvlOverride w:ilvl="2">
-      <w:startOverride w:val="55"/>
-    </w:lvlOverride>
-    <w:lvlOverride w:ilvl="3">
-      <w:startOverride w:val="1"/>
-    </w:lvlOverride>
-    <w:lvlOverride w:ilvl="4">
-      <w:startOverride w:val="1"/>
-    </w:lvlOverride>
-    <w:lvlOverride w:ilvl="5">
-      <w:startOverride w:val="1"/>
-    </w:lvlOverride>
-    <w:lvlOverride w:ilvl="6">
-      <w:startOverride w:val="1"/>
-    </w:lvlOverride>
-    <w:lvlOverride w:ilvl="7">
-      <w:startOverride w:val="1"/>
-    </w:lvlOverride>
-    <w:lvlOverride w:ilvl="8">
-      <w:startOverride w:val="1"/>
-    </w:lvlOverride>
-  </w:num>
-  <w:num w:numId="43">
-    <w:abstractNumId w:val="37"/>
-    <w:lvlOverride w:ilvl="0">
-      <w:startOverride w:val="1"/>
-    </w:lvlOverride>
-    <w:lvlOverride w:ilvl="1">
-      <w:startOverride w:val="1"/>
-    </w:lvlOverride>
-    <w:lvlOverride w:ilvl="2">
-      <w:startOverride w:val="1"/>
-    </w:lvlOverride>
-    <w:lvlOverride w:ilvl="3">
-      <w:startOverride w:val="1"/>
-    </w:lvlOverride>
-    <w:lvlOverride w:ilvl="4">
-      <w:startOverride w:val="1"/>
-    </w:lvlOverride>
-    <w:lvlOverride w:ilvl="5">
-      <w:startOverride w:val="1"/>
-    </w:lvlOverride>
-    <w:lvlOverride w:ilvl="6">
-      <w:startOverride w:val="1"/>
-    </w:lvlOverride>
-    <w:lvlOverride w:ilvl="7">
-      <w:startOverride w:val="1"/>
-    </w:lvlOverride>
-    <w:lvlOverride w:ilvl="8">
-      <w:startOverride w:val="1"/>
-    </w:lvlOverride>
-  </w:num>
-  <w:num w:numId="44">
-    <w:abstractNumId w:val="25"/>
-    <w:lvlOverride w:ilvl="0">
-      <w:startOverride w:val="2"/>
-    </w:lvlOverride>
-    <w:lvlOverride w:ilvl="1">
-      <w:startOverride w:val="1"/>
-    </w:lvlOverride>
-    <w:lvlOverride w:ilvl="2">
-      <w:startOverride w:val="55"/>
-    </w:lvlOverride>
-    <w:lvlOverride w:ilvl="3">
-      <w:startOverride w:val="1"/>
-    </w:lvlOverride>
-    <w:lvlOverride w:ilvl="4">
-      <w:startOverride w:val="1"/>
-    </w:lvlOverride>
-    <w:lvlOverride w:ilvl="5">
-      <w:startOverride w:val="1"/>
-    </w:lvlOverride>
-    <w:lvlOverride w:ilvl="6">
-      <w:startOverride w:val="1"/>
-    </w:lvlOverride>
-    <w:lvlOverride w:ilvl="7">
-      <w:startOverride w:val="1"/>
-    </w:lvlOverride>
-    <w:lvlOverride w:ilvl="8">
-      <w:startOverride w:val="1"/>
-    </w:lvlOverride>
-  </w:num>
-  <w:num w:numId="45">
-    <w:abstractNumId w:val="41"/>
-    <w:lvlOverride w:ilvl="0">
-      <w:startOverride w:val="1"/>
-    </w:lvlOverride>
-    <w:lvlOverride w:ilvl="1">
-      <w:startOverride w:val="1"/>
-    </w:lvlOverride>
-    <w:lvlOverride w:ilvl="2">
-      <w:startOverride w:val="1"/>
-    </w:lvlOverride>
-    <w:lvlOverride w:ilvl="3">
-      <w:startOverride w:val="1"/>
-    </w:lvlOverride>
-    <w:lvlOverride w:ilvl="4">
-      <w:startOverride w:val="1"/>
-    </w:lvlOverride>
-    <w:lvlOverride w:ilvl="5">
-      <w:startOverride w:val="1"/>
-    </w:lvlOverride>
-    <w:lvlOverride w:ilvl="6">
-      <w:startOverride w:val="1"/>
-    </w:lvlOverride>
-    <w:lvlOverride w:ilvl="7">
-      <w:startOverride w:val="1"/>
-    </w:lvlOverride>
-    <w:lvlOverride w:ilvl="8">
-      <w:startOverride w:val="1"/>
-    </w:lvlOverride>
+  <w:num w:numId="46" w16cid:durableId="1746806152">
+    <w:abstractNumId w:val="23"/>
   </w:num>
   <w:numIdMacAtCleanup w:val="45"/>
 </w:numbering>
 </file>
 
+<file path=word/people.xml><?xml version="1.0" encoding="utf-8"?>
+<w15:people xmlns:wpc="http://schemas.microsoft.com/office/word/2010/wordprocessingCanvas" xmlns:cx="http://schemas.microsoft.com/office/drawing/2014/chartex" xmlns:cx1="http://schemas.microsoft.com/office/drawing/2015/9/8/chartex" xmlns:cx2="http://schemas.microsoft.com/office/drawing/2015/10/21/chartex" xmlns:cx3="http://schemas.microsoft.com/office/drawing/2016/5/9/chartex" xmlns:cx4="http://schemas.microsoft.com/office/drawing/2016/5/10/chartex" xmlns:cx5="http://schemas.microsoft.com/office/drawing/2016/5/11/chartex" xmlns:cx6="http://schemas.microsoft.com/office/drawing/2016/5/12/chartex" xmlns:cx7="http://schemas.microsoft.com/office/drawing/2016/5/13/chartex" xmlns:cx8="http://schemas.microsoft.com/office/drawing/2016/5/14/chartex" xmlns:mc="http://schemas.openxmlformats.org/markup-compatibility/2006" xmlns:aink="http://schemas.microsoft.com/office/drawing/2016/ink" xmlns:am3d="http://schemas.microsoft.com/office/drawing/2017/model3d" xmlns:o="urn:schemas-microsoft-com:office:office" xmlns:oel="http://schemas.microsoft.com/office/2019/extlst" xmlns:r="http://schemas.openxmlformats.org/officeDocument/2006/relationships" xmlns:m="http://schemas.openxmlformats.org/officeDocument/2006/math" xmlns:v="urn:schemas-microsoft-com:vml" xmlns:wp14="http://schemas.microsoft.com/office/word/2010/wordprocessingDrawing" xmlns:wp="http://schemas.openxmlformats.org/drawingml/2006/wordprocessingDrawing" xmlns:w10="urn:schemas-microsoft-com:office:word" xmlns:w="http://schemas.openxmlformats.org/wordprocessingml/2006/main" xmlns:w14="http://schemas.microsoft.com/office/word/2010/wordml" xmlns:w15="http://schemas.microsoft.com/office/word/2012/wordml" xmlns:w16cex="http://schemas.microsoft.com/office/word/2018/wordml/cex" xmlns:w16cid="http://schemas.microsoft.com/office/word/2016/wordml/cid" xmlns:w16="http://schemas.microsoft.com/office/word/2018/wordml" xmlns:w16du="http://schemas.microsoft.com/office/word/2023/wordml/word16du" xmlns:w16sdtdh="http://schemas.microsoft.com/office/word/2020/wordml/sdtdatahash" xmlns:w16sdtfl="http://schemas.microsoft.com/office/word/2024/wordml/sdtformatlock" xmlns:w16se="http://schemas.microsoft.com/office/word/2015/wordml/symex" xmlns:wpg="http://schemas.microsoft.com/office/word/2010/wordprocessingGroup" xmlns:wpi="http://schemas.microsoft.com/office/word/2010/wordprocessingInk" xmlns:wne="http://schemas.microsoft.com/office/word/2006/wordml" xmlns:wps="http://schemas.microsoft.com/office/word/2010/wordprocessingShape" mc:Ignorable="w14 w15 w16se w16cid w16 w16cex w16sdtdh w16sdtfl w16du wp14">
+  <w15:person w15:author="Angga Pratama">
+    <w15:presenceInfo w15:providerId="None" w15:userId="Angga Pratama"/>
+  </w15:person>
+</w15:people>
+</file>
+
 <file path=word/styles.xml><?xml version="1.0" encoding="utf-8"?>
-<w:styles xmlns:mc="http://schemas.openxmlformats.org/markup-compatibility/2006" xmlns:r="http://schemas.openxmlformats.org/officeDocument/2006/relationships" xmlns:w="http://schemas.openxmlformats.org/wordprocessingml/2006/main" xmlns:w14="http://schemas.microsoft.com/office/word/2010/wordml" xmlns:w15="http://schemas.microsoft.com/office/word/2012/wordml" xmlns:w16cex="http://schemas.microsoft.com/office/word/2018/wordml/cex" xmlns:w16cid="http://schemas.microsoft.com/office/word/2016/wordml/cid" xmlns:w16="http://schemas.microsoft.com/office/word/2018/wordml" xmlns:w16sdtdh="http://schemas.microsoft.com/office/word/2020/wordml/sdtdatahash" xmlns:w16se="http://schemas.microsoft.com/office/word/2015/wordml/symex" mc:Ignorable="w14 w15 w16se w16cid w16 w16cex w16sdtdh">
+<w:styles xmlns:mc="http://schemas.openxmlformats.org/markup-compatibility/2006" xmlns:r="http://schemas.openxmlformats.org/officeDocument/2006/relationships" xmlns:w="http://schemas.openxmlformats.org/wordprocessingml/2006/main" xmlns:w14="http://schemas.microsoft.com/office/word/2010/wordml" xmlns:w15="http://schemas.microsoft.com/office/word/2012/wordml" xmlns:w16cex="http://schemas.microsoft.com/office/word/2018/wordml/cex" xmlns:w16cid="http://schemas.microsoft.com/office/word/2016/wordml/cid" xmlns:w16="http://schemas.microsoft.com/office/word/2018/wordml" xmlns:w16du="http://schemas.microsoft.com/office/word/2023/wordml/word16du" xmlns:w16sdtdh="http://schemas.microsoft.com/office/word/2020/wordml/sdtdatahash" xmlns:w16sdtfl="http://schemas.microsoft.com/office/word/2024/wordml/sdtformatlock" xmlns:w16se="http://schemas.microsoft.com/office/word/2015/wordml/symex" mc:Ignorable="w14 w15 w16se w16cid w16 w16cex w16sdtdh w16sdtfl w16du">
   <w:docDefaults>
     <w:rPrDefault>
       <w:rPr>
@@ -29733,22 +29743,6 @@
 </file>
 
 <file path=customXml/item1.xml><?xml version="1.0" encoding="utf-8"?>
-<b:Sources xmlns:b="http://schemas.openxmlformats.org/officeDocument/2006/bibliography" xmlns="http://schemas.openxmlformats.org/officeDocument/2006/bibliography" SelectedStyle="\APASixthEditionOfficeOnline.xsl" StyleName="APA" Version="6"/>
-</file>
-
-<file path=customXml/item2.xml><?xml version="1.0" encoding="utf-8"?>
-<p:properties xmlns:p="http://schemas.microsoft.com/office/2006/metadata/properties" xmlns:xsi="http://www.w3.org/2001/XMLSchema-instance" xmlns:pc="http://schemas.microsoft.com/office/infopath/2007/PartnerControls">
-  <documentManagement>
-    <TaxCatchAll xmlns="23b7ebbb-480e-4d36-8f38-fd0ac82dae9c" xsi:nil="true"/>
-    <lcf76f155ced4ddcb4097134ff3c332f xmlns="87f1a149-5420-40c2-b2e8-d8d0877ebc85">
-      <Terms xmlns="http://schemas.microsoft.com/office/infopath/2007/PartnerControls"/>
-    </lcf76f155ced4ddcb4097134ff3c332f>
-    <PIC xmlns="87f1a149-5420-40c2-b2e8-d8d0877ebc85" xsi:nil="true"/>
-  </documentManagement>
-</p:properties>
-</file>
-
-<file path=customXml/item3.xml><?xml version="1.0" encoding="utf-8"?>
 <?mso-contentType ?>
 <FormTemplates xmlns="http://schemas.microsoft.com/sharepoint/v3/contenttype/forms">
   <Display>DocumentLibraryForm</Display>
@@ -29757,7 +29751,7 @@
 </FormTemplates>
 </file>
 
-<file path=customXml/item4.xml><?xml version="1.0" encoding="utf-8"?>
+<file path=customXml/item2.xml><?xml version="1.0" encoding="utf-8"?>
 <ct:contentTypeSchema xmlns:ct="http://schemas.microsoft.com/office/2006/metadata/contentType" xmlns:ma="http://schemas.microsoft.com/office/2006/metadata/properties/metaAttributes" ct:_="" ma:_="" ma:contentTypeName="Document" ma:contentTypeID="0x010100AEF28E0A17E4AE4FA5DD6A9AABB5DBC8" ma:contentTypeVersion="16" ma:contentTypeDescription="Create a new document." ma:contentTypeScope="" ma:versionID="a17fa769c7c4fea18ba461e558e121e5">
   <xsd:schema xmlns:xsd="http://www.w3.org/2001/XMLSchema" xmlns:xs="http://www.w3.org/2001/XMLSchema" xmlns:p="http://schemas.microsoft.com/office/2006/metadata/properties" xmlns:ns2="87f1a149-5420-40c2-b2e8-d8d0877ebc85" xmlns:ns3="23b7ebbb-480e-4d36-8f38-fd0ac82dae9c" targetNamespace="http://schemas.microsoft.com/office/2006/metadata/properties" ma:root="true" ma:fieldsID="3bfa0fac8ae4d24da5269d6ff34039be" ns2:_="" ns3:_="">
     <xsd:import namespace="87f1a149-5420-40c2-b2e8-d8d0877ebc85"/>
@@ -30000,26 +29994,23 @@
 </ct:contentTypeSchema>
 </file>
 
-<file path=customXml/itemProps1.xml><?xml version="1.0" encoding="utf-8"?>
-<ds:datastoreItem xmlns:ds="http://schemas.openxmlformats.org/officeDocument/2006/customXml" ds:itemID="{3564FCC2-057E-4FC9-A26B-7DCC8F105261}">
-  <ds:schemaRefs>
-    <ds:schemaRef ds:uri="http://schemas.openxmlformats.org/officeDocument/2006/bibliography"/>
-  </ds:schemaRefs>
-</ds:datastoreItem>
+<file path=customXml/item3.xml><?xml version="1.0" encoding="utf-8"?>
+<b:Sources xmlns:b="http://schemas.openxmlformats.org/officeDocument/2006/bibliography" xmlns="http://schemas.openxmlformats.org/officeDocument/2006/bibliography" SelectedStyle="\APASixthEditionOfficeOnline.xsl" StyleName="APA" Version="6"/>
 </file>
 
-<file path=customXml/itemProps2.xml><?xml version="1.0" encoding="utf-8"?>
-<ds:datastoreItem xmlns:ds="http://schemas.openxmlformats.org/officeDocument/2006/customXml" ds:itemID="{0EF6B3C1-2C0C-45C1-848E-2E47DFDB0FBC}">
-  <ds:schemaRefs>
-    <ds:schemaRef ds:uri="http://schemas.microsoft.com/office/2006/metadata/properties"/>
-    <ds:schemaRef ds:uri="http://schemas.microsoft.com/office/infopath/2007/PartnerControls"/>
-    <ds:schemaRef ds:uri="23b7ebbb-480e-4d36-8f38-fd0ac82dae9c"/>
-    <ds:schemaRef ds:uri="87f1a149-5420-40c2-b2e8-d8d0877ebc85"/>
-  </ds:schemaRefs>
-</ds:datastoreItem>
+<file path=customXml/item4.xml><?xml version="1.0" encoding="utf-8"?>
+<p:properties xmlns:p="http://schemas.microsoft.com/office/2006/metadata/properties" xmlns:xsi="http://www.w3.org/2001/XMLSchema-instance" xmlns:pc="http://schemas.microsoft.com/office/infopath/2007/PartnerControls">
+  <documentManagement>
+    <TaxCatchAll xmlns="23b7ebbb-480e-4d36-8f38-fd0ac82dae9c" xsi:nil="true"/>
+    <lcf76f155ced4ddcb4097134ff3c332f xmlns="87f1a149-5420-40c2-b2e8-d8d0877ebc85">
+      <Terms xmlns="http://schemas.microsoft.com/office/infopath/2007/PartnerControls"/>
+    </lcf76f155ced4ddcb4097134ff3c332f>
+    <PIC xmlns="87f1a149-5420-40c2-b2e8-d8d0877ebc85" xsi:nil="true"/>
+  </documentManagement>
+</p:properties>
 </file>
 
-<file path=customXml/itemProps3.xml><?xml version="1.0" encoding="utf-8"?>
+<file path=customXml/itemProps1.xml><?xml version="1.0" encoding="utf-8"?>
 <ds:datastoreItem xmlns:ds="http://schemas.openxmlformats.org/officeDocument/2006/customXml" ds:itemID="{ADE80AD1-B511-437D-9EC6-E71B406ED00D}">
   <ds:schemaRefs>
     <ds:schemaRef ds:uri="http://schemas.microsoft.com/sharepoint/v3/contenttype/forms"/>
@@ -30027,7 +30018,7 @@
 </ds:datastoreItem>
 </file>
 
-<file path=customXml/itemProps4.xml><?xml version="1.0" encoding="utf-8"?>
+<file path=customXml/itemProps2.xml><?xml version="1.0" encoding="utf-8"?>
 <ds:datastoreItem xmlns:ds="http://schemas.openxmlformats.org/officeDocument/2006/customXml" ds:itemID="{B2258E53-AF26-4270-994C-9311723A9438}">
   <ds:schemaRefs>
     <ds:schemaRef ds:uri="http://schemas.microsoft.com/office/2006/metadata/contentType"/>
@@ -30044,4 +30035,23 @@
     <ds:schemaRef ds:uri="http://schemas.microsoft.com/internal/obd"/>
   </ds:schemaRefs>
 </ds:datastoreItem>
+</file>
+
+<file path=customXml/itemProps3.xml><?xml version="1.0" encoding="utf-8"?>
+<ds:datastoreItem xmlns:ds="http://schemas.openxmlformats.org/officeDocument/2006/customXml" ds:itemID="{3564FCC2-057E-4FC9-A26B-7DCC8F105261}">
+  <ds:schemaRefs>
+    <ds:schemaRef ds:uri="http://schemas.openxmlformats.org/officeDocument/2006/bibliography"/>
+  </ds:schemaRefs>
+</ds:datastoreItem>
+</file>
+
+<file path=customXml/itemProps4.xml><?xml version="1.0" encoding="utf-8"?>
+<ds:datastoreItem xmlns:ds="http://schemas.openxmlformats.org/officeDocument/2006/customXml" ds:itemID="{0EF6B3C1-2C0C-45C1-848E-2E47DFDB0FBC}">
+  <ds:schemaRefs>
+    <ds:schemaRef ds:uri="http://schemas.microsoft.com/office/2006/metadata/properties"/>
+    <ds:schemaRef ds:uri="http://schemas.microsoft.com/office/infopath/2007/PartnerControls"/>
+    <ds:schemaRef ds:uri="23b7ebbb-480e-4d36-8f38-fd0ac82dae9c"/>
+    <ds:schemaRef ds:uri="87f1a149-5420-40c2-b2e8-d8d0877ebc85"/>
+  </ds:schemaRefs>
+</ds:datastoreItem>
 </file>
--- a/Master Folder/Master BA Timlak Konsultan/05. BA Reviu Dokumen Seleksi.docx
+++ b/Master Folder/Master BA Timlak Konsultan/05. BA Reviu Dokumen Seleksi.docx
@@ -4329,10 +4329,12 @@
           <w:szCs w:val="22"/>
         </w:rPr>
         <w:sectPr>
-          <w:headerReference w:type="default" r:id="rId11"/>
-          <w:footerReference w:type="default" r:id="rId12"/>
-          <w:headerReference w:type="first" r:id="rId13"/>
-          <w:footerReference w:type="first" r:id="rId14"/>
+          <w:headerReference w:type="even" r:id="rId11"/>
+          <w:headerReference w:type="default" r:id="rId12"/>
+          <w:footerReference w:type="even" r:id="rId13"/>
+          <w:footerReference w:type="default" r:id="rId14"/>
+          <w:headerReference w:type="first" r:id="rId15"/>
+          <w:footerReference w:type="first" r:id="rId16"/>
           <w:pgSz w:w="11907" w:h="16840" w:code="9"/>
           <w:pgMar w:top="1134" w:right="1134" w:bottom="1418" w:left="1418" w:header="720" w:footer="284" w:gutter="0"/>
           <w:cols w:space="720"/>
@@ -6024,7 +6026,6 @@
                 <w:bCs/>
                 <w:highlight w:val="yellow"/>
               </w:rPr>
-              <w:lastRenderedPageBreak/>
               <w:t>Alokasi DIPA masih dalam proses. Apabila alokasi DIPA untuk paket tersebut tidak tersedia dalam dokumen anggaran, maka tender/tender cepat/mini kompetisi/seleksi/RO dapat dibatalkan dan peserta tender tidak mendapatkan ganti rugi dalam bentuk apapun.</w:t>
             </w:r>
           </w:p>
@@ -6121,7 +6122,6 @@
                 <w:bCs/>
                 <w:highlight w:val="yellow"/>
               </w:rPr>
-              <w:lastRenderedPageBreak/>
               <w:t>Sesuai</w:t>
             </w:r>
           </w:p>
@@ -6579,17 +6579,7 @@
                 <w:iCs/>
                 <w:highlight w:val="yellow"/>
               </w:rPr>
-              <w:t xml:space="preserve">(Apabila alokasi dana/anggaran dalam dokumen anggaran DIPA TA. 2025 yang disahkan dan/atau persetujuan kontrak tahun jamak belum disahkan, tidak tersedia, dan/atau tidak mencukupi, maka Pengadaan </w:t>
-            </w:r>
-            <w:r>
-              <w:rPr>
-                <w:rFonts w:ascii="Bookman Old Style" w:eastAsia="Bookman Old Style" w:hAnsi="Bookman Old Style" w:cs="Bookman Old Style"/>
-                <w:i/>
-                <w:iCs/>
-                <w:highlight w:val="yellow"/>
-              </w:rPr>
-              <w:lastRenderedPageBreak/>
-              <w:t>Barang/Jasa dapat dibatalkan dan Peserta tidak dapat menuntut ganti rugi dalam bentuk apapun)</w:t>
+              <w:t>(Apabila alokasi dana/anggaran dalam dokumen anggaran DIPA TA. 2025 yang disahkan dan/atau persetujuan kontrak tahun jamak belum disahkan, tidak tersedia, dan/atau tidak mencukupi, maka Pengadaan Barang/Jasa dapat dibatalkan dan Peserta tidak dapat menuntut ganti rugi dalam bentuk apapun)</w:t>
             </w:r>
           </w:p>
           <w:p>
@@ -6703,7 +6693,6 @@
                 <w:bCs/>
                 <w:highlight w:val="yellow"/>
               </w:rPr>
-              <w:lastRenderedPageBreak/>
               <w:t>Sesuai</w:t>
             </w:r>
           </w:p>
@@ -9829,7 +9818,7 @@
                 <w:position w:val="-4"/>
                 <w:highlight w:val="yellow"/>
               </w:rPr>
-              <w:pict w14:anchorId="47C71FEB">
+              <w:pict w14:anchorId="62392EA4">
                 <v:shapetype id="_x0000_t75" coordsize="21600,21600" o:spt="75" o:preferrelative="t" path="m@4@5l@4@11@9@11@9@5xe" filled="f" stroked="f">
                   <v:stroke joinstyle="miter"/>
                   <v:formulas>
@@ -9849,8 +9838,8 @@
                   <v:path o:extrusionok="f" gradientshapeok="t" o:connecttype="rect"/>
                   <o:lock v:ext="edit" aspectratio="t"/>
                 </v:shapetype>
-                <v:shape id="_x0000_i1026" type="#_x0000_t75" alt="" style="width:414pt;height:10.4pt;mso-width-percent:0;mso-height-percent:0;mso-width-percent:0;mso-height-percent:0" equationxml="&lt;">
-                  <v:imagedata r:id="rId15" o:title="" chromakey="white"/>
+                <v:shape id="_x0000_i1026" type="#_x0000_t75" alt="" style="width:414pt;height:10.3pt;mso-width-percent:0;mso-height-percent:0;mso-width-percent:0;mso-height-percent:0" equationxml="&lt;">
+                  <v:imagedata r:id="rId17" o:title="" chromakey="white"/>
                 </v:shape>
               </w:pict>
             </w:r>
@@ -9896,9 +9885,9 @@
                 <w:position w:val="-4"/>
                 <w:highlight w:val="yellow"/>
               </w:rPr>
-              <w:pict w14:anchorId="58185A9A">
-                <v:shape id="_x0000_i1025" type="#_x0000_t75" alt="" style="width:414pt;height:10.4pt;mso-width-percent:0;mso-height-percent:0;mso-width-percent:0;mso-height-percent:0" equationxml="&lt;">
-                  <v:imagedata r:id="rId16" o:title="" chromakey="white"/>
+              <w:pict w14:anchorId="16DD054E">
+                <v:shape id="_x0000_i1025" type="#_x0000_t75" alt="" style="width:414pt;height:10.3pt;mso-width-percent:0;mso-height-percent:0;mso-width-percent:0;mso-height-percent:0" equationxml="&lt;">
+                  <v:imagedata r:id="rId18" o:title="" chromakey="white"/>
                 </v:shape>
               </w:pict>
             </w:r>
@@ -10895,7 +10884,6 @@
                 <w:bCs/>
                 <w:highlight w:val="yellow"/>
               </w:rPr>
-              <w:lastRenderedPageBreak/>
               <w:t>Sesuai</w:t>
             </w:r>
           </w:p>
@@ -11741,15 +11729,7 @@
                 <w:rFonts w:ascii="Bookman Old Style" w:eastAsia="Gentium Basic" w:hAnsi="Bookman Old Style" w:cs="Gentium Basic"/>
                 <w:highlight w:val="yellow"/>
               </w:rPr>
-              <w:t xml:space="preserve">diberi nilai 60 (enam puluh); Apabila peserta metodologi dan rencana Kerja secara urut, tepat </w:t>
-            </w:r>
-            <w:r>
-              <w:rPr>
-                <w:rFonts w:ascii="Bookman Old Style" w:eastAsia="Gentium Basic" w:hAnsi="Bookman Old Style" w:cs="Gentium Basic"/>
-                <w:highlight w:val="yellow"/>
-              </w:rPr>
-              <w:lastRenderedPageBreak/>
-              <w:t>dan konsisten yang dituangkan dalam bentuk narasi tidak disertai skema dan diagram alur pelaksanaan lingkup pekerjaan</w:t>
+              <w:t>diberi nilai 60 (enam puluh); Apabila peserta metodologi dan rencana Kerja secara urut, tepat dan konsisten yang dituangkan dalam bentuk narasi tidak disertai skema dan diagram alur pelaksanaan lingkup pekerjaan</w:t>
             </w:r>
           </w:p>
           <w:p>
@@ -11808,7 +11788,6 @@
                 <w:bCs/>
                 <w:highlight w:val="yellow"/>
               </w:rPr>
-              <w:lastRenderedPageBreak/>
               <w:t>Sesuai</w:t>
             </w:r>
           </w:p>
@@ -12656,7 +12635,6 @@
                 <w:rFonts w:ascii="Bookman Old Style" w:eastAsia="Gentium Basic" w:hAnsi="Bookman Old Style" w:cs="Gentium Basic"/>
                 <w:highlight w:val="yellow"/>
               </w:rPr>
-              <w:lastRenderedPageBreak/>
               <w:t>diberi nilai 60 (enam puluh); Apabila peserta Menguraikan tugas tenaga ahli tidak lengkap sesuai berdasarkan KAK.</w:t>
             </w:r>
           </w:p>
@@ -12716,7 +12694,6 @@
                 <w:bCs/>
                 <w:highlight w:val="yellow"/>
               </w:rPr>
-              <w:lastRenderedPageBreak/>
               <w:t>Sesuai</w:t>
             </w:r>
           </w:p>
@@ -13603,15 +13580,7 @@
                 <w:rFonts w:ascii="Bookman Old Style" w:eastAsia="Gentium Basic" w:hAnsi="Bookman Old Style" w:cs="Gentium Basic"/>
                 <w:highlight w:val="yellow"/>
               </w:rPr>
-              <w:t xml:space="preserve">diberi nilai 100 (seratus): Apabila peserta Menyampaikan daftar fasilitas penunjang secara </w:t>
-            </w:r>
-            <w:r>
-              <w:rPr>
-                <w:rFonts w:ascii="Bookman Old Style" w:eastAsia="Gentium Basic" w:hAnsi="Bookman Old Style" w:cs="Gentium Basic"/>
-                <w:highlight w:val="yellow"/>
-              </w:rPr>
-              <w:lastRenderedPageBreak/>
-              <w:t>lengkap dan sesuai jumlah kebutuhan pada KAK.</w:t>
+              <w:t>diberi nilai 100 (seratus): Apabila peserta Menyampaikan daftar fasilitas penunjang secara lengkap dan sesuai jumlah kebutuhan pada KAK.</w:t>
             </w:r>
           </w:p>
           <w:p>
@@ -13703,7 +13672,6 @@
                 <w:bCs/>
                 <w:highlight w:val="yellow"/>
               </w:rPr>
-              <w:lastRenderedPageBreak/>
               <w:t>Sesuai</w:t>
             </w:r>
           </w:p>
@@ -14607,7 +14575,6 @@
                 <w:rFonts w:ascii="Bookman Old Style" w:eastAsia="Gentium Basic" w:hAnsi="Bookman Old Style" w:cs="Gentium Basic"/>
                 <w:highlight w:val="yellow"/>
               </w:rPr>
-              <w:lastRenderedPageBreak/>
               <w:t>diberi nilai 60 (enam puluh); Apabila peserta menyampaikan penjelasan spesifikasi teknis dan perhitungan teknis secara tidak lengkap;.</w:t>
             </w:r>
           </w:p>
@@ -14667,7 +14634,6 @@
                 <w:bCs/>
                 <w:highlight w:val="yellow"/>
               </w:rPr>
-              <w:lastRenderedPageBreak/>
               <w:t>Sesuai</w:t>
             </w:r>
           </w:p>
@@ -16073,7 +16039,6 @@
                 <w:rFonts w:ascii="Bookman Old Style" w:eastAsia="Gentium Basic" w:hAnsi="Bookman Old Style" w:cs="Gentium Basic"/>
                 <w:highlight w:val="yellow"/>
               </w:rPr>
-              <w:lastRenderedPageBreak/>
               <w:t>Kriteria penilaian dukungan referensi/kontrak sebelumnya:</w:t>
             </w:r>
           </w:p>
@@ -16356,16 +16321,7 @@
                 <w:b/>
                 <w:highlight w:val="yellow"/>
               </w:rPr>
-              <w:t xml:space="preserve">Coreteam Perencanaan dan/atau Pengawasan Jalan dan Jembatan, Perencanaan Jalan dan/atau Jembatan, </w:t>
-            </w:r>
-            <w:r>
-              <w:rPr>
-                <w:rFonts w:ascii="Bookman Old Style" w:eastAsia="Gentium Basic" w:hAnsi="Bookman Old Style" w:cs="Gentium Basic"/>
-                <w:b/>
-                <w:highlight w:val="yellow"/>
-              </w:rPr>
-              <w:lastRenderedPageBreak/>
-              <w:t>Perencanaan Longsoran Jalan;</w:t>
+              <w:t>Coreteam Perencanaan dan/atau Pengawasan Jalan dan Jembatan, Perencanaan Jalan dan/atau Jembatan, Perencanaan Longsoran Jalan;</w:t>
             </w:r>
           </w:p>
           <w:p>
@@ -16596,17 +16552,7 @@
                 <w:bCs/>
                 <w:highlight w:val="yellow"/>
               </w:rPr>
-              <w:t xml:space="preserve">tidak sama atau tidak setara (tidak sejajar tingkatannya dalam </w:t>
-            </w:r>
-            <w:r>
-              <w:rPr>
-                <w:rFonts w:ascii="Bookman Old Style" w:eastAsia="Gentium Basic" w:hAnsi="Bookman Old Style" w:cs="Gentium Basic"/>
-                <w:b/>
-                <w:bCs/>
-                <w:highlight w:val="yellow"/>
-              </w:rPr>
-              <w:lastRenderedPageBreak/>
-              <w:t>struktur Susunan Tenaga Ahli Konsultan Pengawas bidang Bina Marga sesuai SE Menteri PUPR Nomor 16/SE/M/2022) atau dibawah posisi yang diusulkan.</w:t>
+              <w:t>tidak sama atau tidak setara (tidak sejajar tingkatannya dalam struktur Susunan Tenaga Ahli Konsultan Pengawas bidang Bina Marga sesuai SE Menteri PUPR Nomor 16/SE/M/2022) atau dibawah posisi yang diusulkan.</w:t>
             </w:r>
           </w:p>
           <w:p>
@@ -16831,15 +16777,7 @@
                 <w:rFonts w:ascii="Bookman Old Style" w:eastAsia="Gentium Basic" w:hAnsi="Bookman Old Style" w:cs="Gentium Basic"/>
                 <w:highlight w:val="yellow"/>
               </w:rPr>
-              <w:t xml:space="preserve"> tahun pengalaman kerja </w:t>
-            </w:r>
-            <w:r>
-              <w:rPr>
-                <w:rFonts w:ascii="Bookman Old Style" w:eastAsia="Gentium Basic" w:hAnsi="Bookman Old Style" w:cs="Gentium Basic"/>
-                <w:highlight w:val="yellow"/>
-              </w:rPr>
-              <w:lastRenderedPageBreak/>
-              <w:t>profesional, diberi nilai secara proporsional terhadap lama pengalaman yang disyaratkan, dengan rumus:</w:t>
+              <w:t xml:space="preserve"> tahun pengalaman kerja profesional, diberi nilai secara proporsional terhadap lama pengalaman yang disyaratkan, dengan rumus:</w:t>
             </w:r>
           </w:p>
           <w:p>
@@ -16945,7 +16883,6 @@
                 <w:bCs/>
                 <w:highlight w:val="yellow"/>
               </w:rPr>
-              <w:lastRenderedPageBreak/>
               <w:t>Sesuai</w:t>
             </w:r>
           </w:p>
@@ -18261,16 +18198,7 @@
                 <w:color w:val="000000"/>
                 <w:highlight w:val="yellow"/>
               </w:rPr>
-              <w:t xml:space="preserve">aspek pengenalan (familiarity) atas tata-cara, aturan, situasi, </w:t>
-            </w:r>
-            <w:r>
-              <w:rPr>
-                <w:rFonts w:ascii="Bookman Old Style" w:eastAsia="Basic" w:hAnsi="Bookman Old Style" w:cs="Basic"/>
-                <w:color w:val="000000"/>
-                <w:highlight w:val="yellow"/>
-              </w:rPr>
-              <w:lastRenderedPageBreak/>
-              <w:t>dan kondisi (custom) setempat: pengalaman melaksanakan pekerjaan di Prov. Kalsel</w:t>
+              <w:t>aspek pengenalan (familiarity) atas tata-cara, aturan, situasi, dan kondisi (custom) setempat: pengalaman melaksanakan pekerjaan di Prov. Kalsel</w:t>
             </w:r>
           </w:p>
         </w:tc>
@@ -18301,7 +18229,6 @@
                 <w:iCs/>
                 <w:highlight w:val="yellow"/>
               </w:rPr>
-              <w:lastRenderedPageBreak/>
               <w:t>5%</w:t>
             </w:r>
           </w:p>
@@ -19801,7 +19728,6 @@
           <w:sz w:val="22"/>
           <w:szCs w:val="22"/>
         </w:rPr>
-        <w:lastRenderedPageBreak/>
         <w:t>Dem</w:t>
       </w:r>
       <w:r>
@@ -21692,7 +21618,7 @@
       </w:pPr>
     </w:p>
     <w:sectPr>
-      <w:footerReference w:type="default" r:id="rId17"/>
+      <w:footerReference w:type="default" r:id="rId19"/>
       <w:pgSz w:w="11920" w:h="16840"/>
       <w:pgMar w:top="1134" w:right="1134" w:bottom="1134" w:left="1418" w:header="720" w:footer="374" w:gutter="0"/>
       <w:cols w:space="720"/>
@@ -21729,7 +21655,6 @@
   <w:p>
     <w:pPr>
       <w:pStyle w:val="Footer"/>
-      <w:jc w:val="center"/>
     </w:pPr>
   </w:p>
 </w:ftr>
@@ -21747,6 +21672,17 @@
 </file>
 
 <file path=word/footer3.xml><?xml version="1.0" encoding="utf-8"?>
+<w:ftr xmlns:wpc="http://schemas.microsoft.com/office/word/2010/wordprocessingCanvas" xmlns:cx="http://schemas.microsoft.com/office/drawing/2014/chartex" xmlns:cx1="http://schemas.microsoft.com/office/drawing/2015/9/8/chartex" xmlns:cx2="http://schemas.microsoft.com/office/drawing/2015/10/21/chartex" xmlns:cx3="http://schemas.microsoft.com/office/drawing/2016/5/9/chartex" xmlns:cx4="http://schemas.microsoft.com/office/drawing/2016/5/10/chartex" xmlns:cx5="http://schemas.microsoft.com/office/drawing/2016/5/11/chartex" xmlns:cx6="http://schemas.microsoft.com/office/drawing/2016/5/12/chartex" xmlns:cx7="http://schemas.microsoft.com/office/drawing/2016/5/13/chartex" xmlns:cx8="http://schemas.microsoft.com/office/drawing/2016/5/14/chartex" xmlns:mc="http://schemas.openxmlformats.org/markup-compatibility/2006" xmlns:aink="http://schemas.microsoft.com/office/drawing/2016/ink" xmlns:am3d="http://schemas.microsoft.com/office/drawing/2017/model3d" xmlns:o="urn:schemas-microsoft-com:office:office" xmlns:oel="http://schemas.microsoft.com/office/2019/extlst" xmlns:r="http://schemas.openxmlformats.org/officeDocument/2006/relationships" xmlns:m="http://schemas.openxmlformats.org/officeDocument/2006/math" xmlns:v="urn:schemas-microsoft-com:vml" xmlns:wp14="http://schemas.microsoft.com/office/word/2010/wordprocessingDrawing" xmlns:wp="http://schemas.openxmlformats.org/drawingml/2006/wordprocessingDrawing" xmlns:w10="urn:schemas-microsoft-com:office:word" xmlns:w="http://schemas.openxmlformats.org/wordprocessingml/2006/main" xmlns:w14="http://schemas.microsoft.com/office/word/2010/wordml" xmlns:w15="http://schemas.microsoft.com/office/word/2012/wordml" xmlns:w16cex="http://schemas.microsoft.com/office/word/2018/wordml/cex" xmlns:w16cid="http://schemas.microsoft.com/office/word/2016/wordml/cid" xmlns:w16="http://schemas.microsoft.com/office/word/2018/wordml" xmlns:w16du="http://schemas.microsoft.com/office/word/2023/wordml/word16du" xmlns:w16sdtdh="http://schemas.microsoft.com/office/word/2020/wordml/sdtdatahash" xmlns:w16sdtfl="http://schemas.microsoft.com/office/word/2024/wordml/sdtformatlock" xmlns:w16se="http://schemas.microsoft.com/office/word/2015/wordml/symex" xmlns:wpg="http://schemas.microsoft.com/office/word/2010/wordprocessingGroup" xmlns:wpi="http://schemas.microsoft.com/office/word/2010/wordprocessingInk" xmlns:wne="http://schemas.microsoft.com/office/word/2006/wordml" xmlns:wps="http://schemas.microsoft.com/office/word/2010/wordprocessingShape" mc:Ignorable="w14 w15 w16se w16cid w16 w16cex w16sdtdh w16sdtfl w16du wp14">
+  <w:p>
+    <w:pPr>
+      <w:pStyle w:val="Footer"/>
+      <w:jc w:val="center"/>
+    </w:pPr>
+  </w:p>
+</w:ftr>
+</file>
+
+<file path=word/footer4.xml><?xml version="1.0" encoding="utf-8"?>
 <w:ftr xmlns:wpc="http://schemas.microsoft.com/office/word/2010/wordprocessingCanvas" xmlns:cx="http://schemas.microsoft.com/office/drawing/2014/chartex" xmlns:cx1="http://schemas.microsoft.com/office/drawing/2015/9/8/chartex" xmlns:cx2="http://schemas.microsoft.com/office/drawing/2015/10/21/chartex" xmlns:cx3="http://schemas.microsoft.com/office/drawing/2016/5/9/chartex" xmlns:cx4="http://schemas.microsoft.com/office/drawing/2016/5/10/chartex" xmlns:cx5="http://schemas.microsoft.com/office/drawing/2016/5/11/chartex" xmlns:cx6="http://schemas.microsoft.com/office/drawing/2016/5/12/chartex" xmlns:cx7="http://schemas.microsoft.com/office/drawing/2016/5/13/chartex" xmlns:cx8="http://schemas.microsoft.com/office/drawing/2016/5/14/chartex" xmlns:mc="http://schemas.openxmlformats.org/markup-compatibility/2006" xmlns:aink="http://schemas.microsoft.com/office/drawing/2016/ink" xmlns:am3d="http://schemas.microsoft.com/office/drawing/2017/model3d" xmlns:o="urn:schemas-microsoft-com:office:office" xmlns:oel="http://schemas.microsoft.com/office/2019/extlst" xmlns:r="http://schemas.openxmlformats.org/officeDocument/2006/relationships" xmlns:m="http://schemas.openxmlformats.org/officeDocument/2006/math" xmlns:v="urn:schemas-microsoft-com:vml" xmlns:wp14="http://schemas.microsoft.com/office/word/2010/wordprocessingDrawing" xmlns:wp="http://schemas.openxmlformats.org/drawingml/2006/wordprocessingDrawing" xmlns:w10="urn:schemas-microsoft-com:office:word" xmlns:w="http://schemas.openxmlformats.org/wordprocessingml/2006/main" xmlns:w14="http://schemas.microsoft.com/office/word/2010/wordml" xmlns:w15="http://schemas.microsoft.com/office/word/2012/wordml" xmlns:w16cex="http://schemas.microsoft.com/office/word/2018/wordml/cex" xmlns:w16cid="http://schemas.microsoft.com/office/word/2016/wordml/cid" xmlns:w16="http://schemas.microsoft.com/office/word/2018/wordml" xmlns:w16du="http://schemas.microsoft.com/office/word/2023/wordml/word16du" xmlns:w16sdtdh="http://schemas.microsoft.com/office/word/2020/wordml/sdtdatahash" xmlns:w16sdtfl="http://schemas.microsoft.com/office/word/2024/wordml/sdtformatlock" xmlns:w16se="http://schemas.microsoft.com/office/word/2015/wordml/symex" xmlns:wpg="http://schemas.microsoft.com/office/word/2010/wordprocessingGroup" xmlns:wpi="http://schemas.microsoft.com/office/word/2010/wordprocessingInk" xmlns:wne="http://schemas.microsoft.com/office/word/2006/wordml" xmlns:wps="http://schemas.microsoft.com/office/word/2010/wordprocessingShape" mc:Ignorable="w14 w15 w16se w16cid w16 w16cex w16sdtdh w16sdtfl w16du wp14">
   <w:p>
     <w:pPr>
@@ -22067,6 +22003,16 @@
   <w:p>
     <w:pPr>
       <w:pStyle w:val="Header"/>
+    </w:pPr>
+  </w:p>
+</w:hdr>
+</file>
+
+<file path=word/header2.xml><?xml version="1.0" encoding="utf-8"?>
+<w:hdr xmlns:wpc="http://schemas.microsoft.com/office/word/2010/wordprocessingCanvas" xmlns:cx="http://schemas.microsoft.com/office/drawing/2014/chartex" xmlns:cx1="http://schemas.microsoft.com/office/drawing/2015/9/8/chartex" xmlns:cx2="http://schemas.microsoft.com/office/drawing/2015/10/21/chartex" xmlns:cx3="http://schemas.microsoft.com/office/drawing/2016/5/9/chartex" xmlns:cx4="http://schemas.microsoft.com/office/drawing/2016/5/10/chartex" xmlns:cx5="http://schemas.microsoft.com/office/drawing/2016/5/11/chartex" xmlns:cx6="http://schemas.microsoft.com/office/drawing/2016/5/12/chartex" xmlns:cx7="http://schemas.microsoft.com/office/drawing/2016/5/13/chartex" xmlns:cx8="http://schemas.microsoft.com/office/drawing/2016/5/14/chartex" xmlns:mc="http://schemas.openxmlformats.org/markup-compatibility/2006" xmlns:aink="http://schemas.microsoft.com/office/drawing/2016/ink" xmlns:am3d="http://schemas.microsoft.com/office/drawing/2017/model3d" xmlns:o="urn:schemas-microsoft-com:office:office" xmlns:oel="http://schemas.microsoft.com/office/2019/extlst" xmlns:r="http://schemas.openxmlformats.org/officeDocument/2006/relationships" xmlns:m="http://schemas.openxmlformats.org/officeDocument/2006/math" xmlns:v="urn:schemas-microsoft-com:vml" xmlns:wp14="http://schemas.microsoft.com/office/word/2010/wordprocessingDrawing" xmlns:wp="http://schemas.openxmlformats.org/drawingml/2006/wordprocessingDrawing" xmlns:w10="urn:schemas-microsoft-com:office:word" xmlns:w="http://schemas.openxmlformats.org/wordprocessingml/2006/main" xmlns:w14="http://schemas.microsoft.com/office/word/2010/wordml" xmlns:w15="http://schemas.microsoft.com/office/word/2012/wordml" xmlns:w16cex="http://schemas.microsoft.com/office/word/2018/wordml/cex" xmlns:w16cid="http://schemas.microsoft.com/office/word/2016/wordml/cid" xmlns:w16="http://schemas.microsoft.com/office/word/2018/wordml" xmlns:w16du="http://schemas.microsoft.com/office/word/2023/wordml/word16du" xmlns:w16sdtdh="http://schemas.microsoft.com/office/word/2020/wordml/sdtdatahash" xmlns:w16sdtfl="http://schemas.microsoft.com/office/word/2024/wordml/sdtformatlock" xmlns:w16se="http://schemas.microsoft.com/office/word/2015/wordml/symex" xmlns:wpg="http://schemas.microsoft.com/office/word/2010/wordprocessingGroup" xmlns:wpi="http://schemas.microsoft.com/office/word/2010/wordprocessingInk" xmlns:wne="http://schemas.microsoft.com/office/word/2006/wordml" xmlns:wps="http://schemas.microsoft.com/office/word/2010/wordprocessingShape" mc:Ignorable="w14 w15 w16se w16cid w16 w16cex w16sdtdh w16sdtfl w16du wp14">
+  <w:p>
+    <w:pPr>
+      <w:pStyle w:val="Header"/>
       <w:jc w:val="center"/>
     </w:pPr>
   </w:p>
@@ -22078,7 +22024,7 @@
 </w:hdr>
 </file>
 
-<file path=word/header2.xml><?xml version="1.0" encoding="utf-8"?>
+<file path=word/header3.xml><?xml version="1.0" encoding="utf-8"?>
 <w:hdr xmlns:wpc="http://schemas.microsoft.com/office/word/2010/wordprocessingCanvas" xmlns:cx="http://schemas.microsoft.com/office/drawing/2014/chartex" xmlns:cx1="http://schemas.microsoft.com/office/drawing/2015/9/8/chartex" xmlns:cx2="http://schemas.microsoft.com/office/drawing/2015/10/21/chartex" xmlns:cx3="http://schemas.microsoft.com/office/drawing/2016/5/9/chartex" xmlns:cx4="http://schemas.microsoft.com/office/drawing/2016/5/10/chartex" xmlns:cx5="http://schemas.microsoft.com/office/drawing/2016/5/11/chartex" xmlns:cx6="http://schemas.microsoft.com/office/drawing/2016/5/12/chartex" xmlns:cx7="http://schemas.microsoft.com/office/drawing/2016/5/13/chartex" xmlns:cx8="http://schemas.microsoft.com/office/drawing/2016/5/14/chartex" xmlns:mc="http://schemas.openxmlformats.org/markup-compatibility/2006" xmlns:aink="http://schemas.microsoft.com/office/drawing/2016/ink" xmlns:am3d="http://schemas.microsoft.com/office/drawing/2017/model3d" xmlns:o="urn:schemas-microsoft-com:office:office" xmlns:oel="http://schemas.microsoft.com/office/2019/extlst" xmlns:r="http://schemas.openxmlformats.org/officeDocument/2006/relationships" xmlns:m="http://schemas.openxmlformats.org/officeDocument/2006/math" xmlns:v="urn:schemas-microsoft-com:vml" xmlns:wp14="http://schemas.microsoft.com/office/word/2010/wordprocessingDrawing" xmlns:wp="http://schemas.openxmlformats.org/drawingml/2006/wordprocessingDrawing" xmlns:w10="urn:schemas-microsoft-com:office:word" xmlns:w="http://schemas.openxmlformats.org/wordprocessingml/2006/main" xmlns:w14="http://schemas.microsoft.com/office/word/2010/wordml" xmlns:w15="http://schemas.microsoft.com/office/word/2012/wordml" xmlns:w16cex="http://schemas.microsoft.com/office/word/2018/wordml/cex" xmlns:w16cid="http://schemas.microsoft.com/office/word/2016/wordml/cid" xmlns:w16="http://schemas.microsoft.com/office/word/2018/wordml" xmlns:w16du="http://schemas.microsoft.com/office/word/2023/wordml/word16du" xmlns:w16sdtdh="http://schemas.microsoft.com/office/word/2020/wordml/sdtdatahash" xmlns:w16sdtfl="http://schemas.microsoft.com/office/word/2024/wordml/sdtformatlock" xmlns:w16se="http://schemas.microsoft.com/office/word/2015/wordml/symex" xmlns:wpg="http://schemas.microsoft.com/office/word/2010/wordprocessingGroup" xmlns:wpi="http://schemas.microsoft.com/office/word/2010/wordprocessingInk" xmlns:wne="http://schemas.microsoft.com/office/word/2006/wordml" xmlns:wps="http://schemas.microsoft.com/office/word/2010/wordprocessingShape" mc:Ignorable="w14 w15 w16se w16cid w16 w16cex w16sdtdh w16sdtfl w16du wp14">
   <w:p>
     <w:pPr>
@@ -22089,8 +22035,6 @@
       <w:jc w:val="center"/>
       <w:rPr>
         <w:rFonts w:ascii="Arial" w:eastAsia="Calibri" w:hAnsi="Arial" w:cs="Arial"/>
-        <w:b/>
-        <w:bCs/>
         <w:sz w:val="36"/>
         <w:szCs w:val="36"/>
       </w:rPr>
@@ -22110,8 +22054,6 @@
     <w:r>
       <w:rPr>
         <w:rFonts w:ascii="Arial" w:eastAsia="Calibri" w:hAnsi="Arial" w:cs="Arial"/>
-        <w:b/>
-        <w:bCs/>
         <w:noProof/>
         <w:sz w:val="36"/>
         <w:szCs w:val="36"/>
@@ -22177,8 +22119,6 @@
     <w:r>
       <w:rPr>
         <w:rFonts w:ascii="Arial" w:eastAsia="Calibri" w:hAnsi="Arial" w:cs="Arial"/>
-        <w:b/>
-        <w:bCs/>
         <w:sz w:val="36"/>
         <w:szCs w:val="36"/>
       </w:rPr>
@@ -22205,8 +22145,6 @@
     <w:r>
       <w:rPr>
         <w:rFonts w:ascii="Arial" w:hAnsi="Arial" w:cs="Arial"/>
-        <w:b/>
-        <w:bCs/>
         <w:sz w:val="24"/>
         <w:szCs w:val="24"/>
       </w:rPr>
@@ -29752,6 +29690,22 @@
 </file>
 
 <file path=customXml/item2.xml><?xml version="1.0" encoding="utf-8"?>
+<p:properties xmlns:p="http://schemas.microsoft.com/office/2006/metadata/properties" xmlns:xsi="http://www.w3.org/2001/XMLSchema-instance" xmlns:pc="http://schemas.microsoft.com/office/infopath/2007/PartnerControls">
+  <documentManagement>
+    <TaxCatchAll xmlns="23b7ebbb-480e-4d36-8f38-fd0ac82dae9c" xsi:nil="true"/>
+    <lcf76f155ced4ddcb4097134ff3c332f xmlns="87f1a149-5420-40c2-b2e8-d8d0877ebc85">
+      <Terms xmlns="http://schemas.microsoft.com/office/infopath/2007/PartnerControls"/>
+    </lcf76f155ced4ddcb4097134ff3c332f>
+    <PIC xmlns="87f1a149-5420-40c2-b2e8-d8d0877ebc85" xsi:nil="true"/>
+  </documentManagement>
+</p:properties>
+</file>
+
+<file path=customXml/item3.xml><?xml version="1.0" encoding="utf-8"?>
+<b:Sources xmlns:b="http://schemas.openxmlformats.org/officeDocument/2006/bibliography" xmlns="http://schemas.openxmlformats.org/officeDocument/2006/bibliography" SelectedStyle="\APASixthEditionOfficeOnline.xsl" StyleName="APA" Version="6"/>
+</file>
+
+<file path=customXml/item4.xml><?xml version="1.0" encoding="utf-8"?>
 <ct:contentTypeSchema xmlns:ct="http://schemas.microsoft.com/office/2006/metadata/contentType" xmlns:ma="http://schemas.microsoft.com/office/2006/metadata/properties/metaAttributes" ct:_="" ma:_="" ma:contentTypeName="Document" ma:contentTypeID="0x010100AEF28E0A17E4AE4FA5DD6A9AABB5DBC8" ma:contentTypeVersion="16" ma:contentTypeDescription="Create a new document." ma:contentTypeScope="" ma:versionID="a17fa769c7c4fea18ba461e558e121e5">
   <xsd:schema xmlns:xsd="http://www.w3.org/2001/XMLSchema" xmlns:xs="http://www.w3.org/2001/XMLSchema" xmlns:p="http://schemas.microsoft.com/office/2006/metadata/properties" xmlns:ns2="87f1a149-5420-40c2-b2e8-d8d0877ebc85" xmlns:ns3="23b7ebbb-480e-4d36-8f38-fd0ac82dae9c" targetNamespace="http://schemas.microsoft.com/office/2006/metadata/properties" ma:root="true" ma:fieldsID="3bfa0fac8ae4d24da5269d6ff34039be" ns2:_="" ns3:_="">
     <xsd:import namespace="87f1a149-5420-40c2-b2e8-d8d0877ebc85"/>
@@ -29994,22 +29948,6 @@
 </ct:contentTypeSchema>
 </file>
 
-<file path=customXml/item3.xml><?xml version="1.0" encoding="utf-8"?>
-<b:Sources xmlns:b="http://schemas.openxmlformats.org/officeDocument/2006/bibliography" xmlns="http://schemas.openxmlformats.org/officeDocument/2006/bibliography" SelectedStyle="\APASixthEditionOfficeOnline.xsl" StyleName="APA" Version="6"/>
-</file>
-
-<file path=customXml/item4.xml><?xml version="1.0" encoding="utf-8"?>
-<p:properties xmlns:p="http://schemas.microsoft.com/office/2006/metadata/properties" xmlns:xsi="http://www.w3.org/2001/XMLSchema-instance" xmlns:pc="http://schemas.microsoft.com/office/infopath/2007/PartnerControls">
-  <documentManagement>
-    <TaxCatchAll xmlns="23b7ebbb-480e-4d36-8f38-fd0ac82dae9c" xsi:nil="true"/>
-    <lcf76f155ced4ddcb4097134ff3c332f xmlns="87f1a149-5420-40c2-b2e8-d8d0877ebc85">
-      <Terms xmlns="http://schemas.microsoft.com/office/infopath/2007/PartnerControls"/>
-    </lcf76f155ced4ddcb4097134ff3c332f>
-    <PIC xmlns="87f1a149-5420-40c2-b2e8-d8d0877ebc85" xsi:nil="true"/>
-  </documentManagement>
-</p:properties>
-</file>
-
 <file path=customXml/itemProps1.xml><?xml version="1.0" encoding="utf-8"?>
 <ds:datastoreItem xmlns:ds="http://schemas.openxmlformats.org/officeDocument/2006/customXml" ds:itemID="{ADE80AD1-B511-437D-9EC6-E71B406ED00D}">
   <ds:schemaRefs>
@@ -30019,6 +29957,25 @@
 </file>
 
 <file path=customXml/itemProps2.xml><?xml version="1.0" encoding="utf-8"?>
+<ds:datastoreItem xmlns:ds="http://schemas.openxmlformats.org/officeDocument/2006/customXml" ds:itemID="{0EF6B3C1-2C0C-45C1-848E-2E47DFDB0FBC}">
+  <ds:schemaRefs>
+    <ds:schemaRef ds:uri="http://schemas.microsoft.com/office/2006/metadata/properties"/>
+    <ds:schemaRef ds:uri="http://schemas.microsoft.com/office/infopath/2007/PartnerControls"/>
+    <ds:schemaRef ds:uri="23b7ebbb-480e-4d36-8f38-fd0ac82dae9c"/>
+    <ds:schemaRef ds:uri="87f1a149-5420-40c2-b2e8-d8d0877ebc85"/>
+  </ds:schemaRefs>
+</ds:datastoreItem>
+</file>
+
+<file path=customXml/itemProps3.xml><?xml version="1.0" encoding="utf-8"?>
+<ds:datastoreItem xmlns:ds="http://schemas.openxmlformats.org/officeDocument/2006/customXml" ds:itemID="{3564FCC2-057E-4FC9-A26B-7DCC8F105261}">
+  <ds:schemaRefs>
+    <ds:schemaRef ds:uri="http://schemas.openxmlformats.org/officeDocument/2006/bibliography"/>
+  </ds:schemaRefs>
+</ds:datastoreItem>
+</file>
+
+<file path=customXml/itemProps4.xml><?xml version="1.0" encoding="utf-8"?>
 <ds:datastoreItem xmlns:ds="http://schemas.openxmlformats.org/officeDocument/2006/customXml" ds:itemID="{B2258E53-AF26-4270-994C-9311723A9438}">
   <ds:schemaRefs>
     <ds:schemaRef ds:uri="http://schemas.microsoft.com/office/2006/metadata/contentType"/>
@@ -30035,23 +29992,4 @@
     <ds:schemaRef ds:uri="http://schemas.microsoft.com/internal/obd"/>
   </ds:schemaRefs>
 </ds:datastoreItem>
-</file>
-
-<file path=customXml/itemProps3.xml><?xml version="1.0" encoding="utf-8"?>
-<ds:datastoreItem xmlns:ds="http://schemas.openxmlformats.org/officeDocument/2006/customXml" ds:itemID="{3564FCC2-057E-4FC9-A26B-7DCC8F105261}">
-  <ds:schemaRefs>
-    <ds:schemaRef ds:uri="http://schemas.openxmlformats.org/officeDocument/2006/bibliography"/>
-  </ds:schemaRefs>
-</ds:datastoreItem>
-</file>
-
-<file path=customXml/itemProps4.xml><?xml version="1.0" encoding="utf-8"?>
-<ds:datastoreItem xmlns:ds="http://schemas.openxmlformats.org/officeDocument/2006/customXml" ds:itemID="{0EF6B3C1-2C0C-45C1-848E-2E47DFDB0FBC}">
-  <ds:schemaRefs>
-    <ds:schemaRef ds:uri="http://schemas.microsoft.com/office/2006/metadata/properties"/>
-    <ds:schemaRef ds:uri="http://schemas.microsoft.com/office/infopath/2007/PartnerControls"/>
-    <ds:schemaRef ds:uri="23b7ebbb-480e-4d36-8f38-fd0ac82dae9c"/>
-    <ds:schemaRef ds:uri="87f1a149-5420-40c2-b2e8-d8d0877ebc85"/>
-  </ds:schemaRefs>
-</ds:datastoreItem>
 </file>